--- a/Daily Reports/08_10_2026-CBOT Reports.docx
+++ b/Daily Reports/08_10_2026-CBOT Reports.docx
@@ -104,7 +104,7 @@
           <w:color w:val="5C768D"/>
           <w:sz w:val="19"/>
         </w:rPr>
-        <w:t>Cập nhật tự động qua `macro_tracker.py` vào lúc 07:27 ICT ngày 08/10/2026</w:t>
+        <w:t>Cập nhật tự động qua `macro_tracker.py` vào lúc 08:00 ICT ngày 08/10/2026</w:t>
       </w:r>
     </w:p>
     <w:tbl>
@@ -313,7 +313,7 @@
               <w:rPr>
                 <w:b/>
               </w:rPr>
-              <w:t>101.12 / thùng</w:t>
+              <w:t>101.37 / thùng</w:t>
             </w:r>
           </w:p>
         </w:tc>
@@ -344,7 +344,7 @@
               <w:rPr>
                 <w:b/>
               </w:rPr>
-              <w:t>+0.54%</w:t>
+              <w:t>+0.79%</w:t>
             </w:r>
           </w:p>
         </w:tc>
@@ -442,7 +442,7 @@
               <w:rPr>
                 <w:b/>
               </w:rPr>
-              <w:t>102.26</w:t>
+              <w:t>102.22</w:t>
             </w:r>
           </w:p>
         </w:tc>
@@ -473,7 +473,7 @@
               <w:rPr>
                 <w:b/>
               </w:rPr>
-              <w:t>+0.42%</w:t>
+              <w:t>+0.38%</w:t>
             </w:r>
           </w:p>
         </w:tc>
@@ -1218,7 +1218,7 @@
         <w:rPr>
           <w:b/>
         </w:rPr>
-        <w:t>`101.12` (+0.54%)</w:t>
+        <w:t>`101.37` (+0.79%)</w:t>
       </w:r>
       <w:r>
         <w:t xml:space="preserve"> | DXY: </w:t>
@@ -1227,7 +1227,7 @@
         <w:rPr>
           <w:b/>
         </w:rPr>
-        <w:t>`102.26` (+0.42%)</w:t>
+        <w:t>`102.22` (+0.38%)</w:t>
       </w:r>
       <w:r>
         <w:t xml:space="preserve"> | Lúa mì CBOT: </w:t>
@@ -1236,7 +1236,7 @@
         <w:rPr>
           <w:b/>
         </w:rPr>
-        <w:t>`685.75` (-2.63%)</w:t>
+        <w:t>`684.50` (-2.84%)</w:t>
       </w:r>
       <w:r>
         <w:t>.</w:t>
@@ -1306,7 +1306,7 @@
           <w:color w:val="5C768D"/>
           <w:sz w:val="19"/>
         </w:rPr>
-        <w:t>Cập nhật tự động lúc 07:27 ICT ngày 08/10/2026 — Nguồn: NOAA, USDA, BOM Australia</w:t>
+        <w:t>Cập nhật tự động lúc 08:00 ICT ngày 08/10/2026 — Nguồn: NOAA, USDA, BOM Australia</w:t>
       </w:r>
     </w:p>
     <w:p>
@@ -3605,7 +3605,7 @@
               <w:rPr>
                 <w:b/>
               </w:rPr>
-              <w:t>503.13 (+0.63)</w:t>
+              <w:t>503.17 (+0.67)</w:t>
             </w:r>
           </w:p>
         </w:tc>
@@ -3822,7 +3822,7 @@
               <w:rPr>
                 <w:b/>
               </w:rPr>
-              <w:t>685.75</w:t>
+              <w:t>684.50</w:t>
             </w:r>
           </w:p>
         </w:tc>
@@ -3853,7 +3853,7 @@
               <w:rPr>
                 <w:b/>
               </w:rPr>
-              <w:t>688.76 (+3.01)</w:t>
+              <w:t>688.18 (+3.68)</w:t>
             </w:r>
           </w:p>
         </w:tc>
@@ -3881,7 +3881,7 @@
             </w:pPr>
             <w:r/>
             <w:r>
-              <w:t>Bearish (693.89 &lt; 694.17)</w:t>
+              <w:t>Bearish (693.78 &lt; 694.12)</w:t>
             </w:r>
           </w:p>
         </w:tc>
@@ -3909,7 +3909,7 @@
             </w:pPr>
             <w:r/>
             <w:r>
-              <w:t>1.75 cents</w:t>
+              <w:t>3.00 cents</w:t>
             </w:r>
           </w:p>
         </w:tc>
@@ -5126,7 +5126,7 @@
                 <w:b/>
                 <w:color w:val="B91C1C"/>
               </w:rPr>
-              <w:t>693.89 - 694.17 cents (Canh bán hồi kỹ thuật H1)</w:t>
+              <w:t>693.78 - 694.12 cents (Canh bán hồi kỹ thuật H1)</w:t>
             </w:r>
           </w:p>
         </w:tc>
@@ -5157,7 +5157,7 @@
               <w:rPr>
                 <w:b/>
               </w:rPr>
-              <w:t>799.57 cents (Trên kháng cự R2 + 1.5x ATR)</w:t>
+              <w:t>799.82 cents (Trên kháng cự R2 + 1.5x ATR)</w:t>
             </w:r>
           </w:p>
         </w:tc>
@@ -5193,7 +5193,7 @@
                 <w:color w:val="D97706"/>
                 <w:sz w:val="19"/>
               </w:rPr>
-              <w:t xml:space="preserve"> 683.50 cents </w:t>
+              <w:t xml:space="preserve"> 681.50 cents </w:t>
             </w:r>
             <w:r>
               <w:t xml:space="preserve"> / TP2: </w:t>
@@ -5335,7 +5335,7 @@
               <w:rPr>
                 <w:b/>
               </w:rPr>
-              <w:t>681.50 - 683.50 cents</w:t>
+              <w:t>679.50 - 681.50 cents</w:t>
             </w:r>
           </w:p>
         </w:tc>
@@ -5366,7 +5366,7 @@
               <w:rPr>
                 <w:b/>
               </w:rPr>
-              <w:t>667.70 cents</w:t>
+              <w:t>667.54 cents</w:t>
             </w:r>
           </w:p>
         </w:tc>
@@ -5559,7 +5559,7 @@
               <w:rPr>
                 <w:b/>
               </w:rPr>
-              <w:t>692.05 cents</w:t>
+              <w:t>692.21 cents</w:t>
             </w:r>
           </w:p>
         </w:tc>
@@ -5721,7 +5721,7 @@
               <w:rPr>
                 <w:b/>
               </w:rPr>
-              <w:t>658.56 - 670.75 cents</w:t>
+              <w:t>657.90 - 670.75 cents</w:t>
             </w:r>
           </w:p>
         </w:tc>
@@ -11624,10 +11624,10 @@
         <w:rPr>
           <w:b/>
         </w:rPr>
-        <w:t>`503.13 cents`</w:t>
+        <w:t>`503.17 cents`</w:t>
       </w:r>
       <w:r>
-        <w:t xml:space="preserve"> (+0.63).</w:t>
+        <w:t xml:space="preserve"> (+0.67).</w:t>
       </w:r>
     </w:p>
     <w:p>
@@ -11648,7 +11648,7 @@
         <w:rPr>
           <w:b/>
         </w:rPr>
-        <w:t>`2,813`</w:t>
+        <w:t>`3,525`</w:t>
       </w:r>
       <w:r>
         <w:t xml:space="preserve"> (Chênh lệch: </w:t>
@@ -11657,7 +11657,7 @@
         <w:rPr>
           <w:b/>
         </w:rPr>
-        <w:t>`-224,028`</w:t>
+        <w:t>`-223,316`</w:t>
       </w:r>
       <w:r>
         <w:t xml:space="preserve">) | OI: </w:t>
@@ -11991,7 +11991,7 @@
               <w:rPr>
                 <w:b/>
               </w:rPr>
-              <w:t>101.12</w:t>
+              <w:t>101.37</w:t>
             </w:r>
           </w:p>
         </w:tc>
@@ -12022,7 +12022,7 @@
               <w:rPr>
                 <w:b/>
               </w:rPr>
-              <w:t>+0.54%</w:t>
+              <w:t>+0.79%</w:t>
             </w:r>
           </w:p>
         </w:tc>
@@ -12114,7 +12114,7 @@
               <w:rPr>
                 <w:b/>
               </w:rPr>
-              <w:t>102.26</w:t>
+              <w:t>102.22</w:t>
             </w:r>
           </w:p>
         </w:tc>
@@ -12145,7 +12145,7 @@
               <w:rPr>
                 <w:b/>
               </w:rPr>
-              <w:t>+0.42%</w:t>
+              <w:t>+0.38%</w:t>
             </w:r>
           </w:p>
         </w:tc>
@@ -21791,7 +21791,7 @@
         <w:t>Giá Chốt Phiên (Close):</w:t>
       </w:r>
       <w:r>
-        <w:t xml:space="preserve"> 685.75 cents | </w:t>
+        <w:t xml:space="preserve"> 684.50 cents | </w:t>
       </w:r>
       <w:r>
         <w:rPr>
@@ -21806,10 +21806,10 @@
         <w:rPr>
           <w:b/>
         </w:rPr>
-        <w:t>`688.76 cents`</w:t>
+        <w:t>`688.18 cents`</w:t>
       </w:r>
       <w:r>
-        <w:t xml:space="preserve"> (+3.01).</w:t>
+        <w:t xml:space="preserve"> (+3.68).</w:t>
       </w:r>
     </w:p>
     <w:p>
@@ -21830,7 +21830,7 @@
         <w:rPr>
           <w:b/>
         </w:rPr>
-        <w:t>`302`</w:t>
+        <w:t>`631`</w:t>
       </w:r>
       <w:r>
         <w:t xml:space="preserve"> (Chênh lệch: </w:t>
@@ -21839,7 +21839,7 @@
         <w:rPr>
           <w:b/>
         </w:rPr>
-        <w:t>`-66,559`</w:t>
+        <w:t>`-66,230`</w:t>
       </w:r>
       <w:r>
         <w:t xml:space="preserve">) | OI: </w:t>
@@ -22173,7 +22173,7 @@
               <w:rPr>
                 <w:b/>
               </w:rPr>
-              <w:t>101.12</w:t>
+              <w:t>101.37</w:t>
             </w:r>
           </w:p>
         </w:tc>
@@ -22204,7 +22204,7 @@
               <w:rPr>
                 <w:b/>
               </w:rPr>
-              <w:t>+0.54%</w:t>
+              <w:t>+0.79%</w:t>
             </w:r>
           </w:p>
         </w:tc>
@@ -22296,7 +22296,7 @@
               <w:rPr>
                 <w:b/>
               </w:rPr>
-              <w:t>102.26</w:t>
+              <w:t>102.22</w:t>
             </w:r>
           </w:p>
         </w:tc>
@@ -22327,7 +22327,7 @@
               <w:rPr>
                 <w:b/>
               </w:rPr>
-              <w:t>+0.42%</w:t>
+              <w:t>+0.38%</w:t>
             </w:r>
           </w:p>
         </w:tc>
@@ -22931,7 +22931,7 @@
         <w:t xml:space="preserve"> EMA_21 </w:t>
       </w:r>
       <w:r>
-        <w:t xml:space="preserve"> (693.89) &lt; </w:t>
+        <w:t xml:space="preserve"> (693.78) &lt; </w:t>
       </w:r>
       <w:r>
         <w:rPr>
@@ -22942,7 +22942,7 @@
         <w:t xml:space="preserve"> EMA_50 </w:t>
       </w:r>
       <w:r>
-        <w:t xml:space="preserve"> (694.17).</w:t>
+        <w:t xml:space="preserve"> (694.12).</w:t>
       </w:r>
     </w:p>
     <w:p>
@@ -22963,7 +22963,7 @@
         <w:rPr>
           <w:b/>
         </w:rPr>
-        <w:t>`28.32`</w:t>
+        <w:t>`26.77`</w:t>
       </w:r>
       <w:r>
         <w:t xml:space="preserve"> | ATR (14) = </w:t>
@@ -22972,7 +22972,7 @@
         <w:rPr>
           <w:b/>
         </w:rPr>
-        <w:t>`3.05`</w:t>
+        <w:t>`3.21`</w:t>
       </w:r>
       <w:r>
         <w:t xml:space="preserve"> cents | Volatility = </w:t>
@@ -22981,7 +22981,7 @@
         <w:rPr>
           <w:b/>
         </w:rPr>
-        <w:t>`1.75 cents`</w:t>
+        <w:t>`3.00 cents`</w:t>
       </w:r>
       <w:r>
         <w:t>.</w:t>
@@ -23005,7 +23005,7 @@
         <w:rPr>
           <w:b/>
         </w:rPr>
-        <w:t>`683.50`</w:t>
+        <w:t>`681.50`</w:t>
       </w:r>
       <w:r>
         <w:t xml:space="preserve"> | S2: </w:t>
@@ -23756,7 +23756,7 @@
           <w:b/>
           <w:color w:val="B91C1C"/>
         </w:rPr>
-        <w:t>`693.89 - 694.17 cents (Canh bán hồi kỹ thuật H1)`</w:t>
+        <w:t>`693.78 - 694.12 cents (Canh bán hồi kỹ thuật H1)`</w:t>
       </w:r>
       <w:r>
         <w:t xml:space="preserve"> | SL: </w:t>
@@ -23765,7 +23765,7 @@
         <w:rPr>
           <w:b/>
         </w:rPr>
-        <w:t>`799.57 cents (Trên kháng cự R2 + 1.5x ATR)`</w:t>
+        <w:t>`799.82 cents (Trên kháng cự R2 + 1.5x ATR)`</w:t>
       </w:r>
       <w:r>
         <w:t xml:space="preserve"> | TP: </w:t>
@@ -23776,7 +23776,7 @@
           <w:color w:val="D97706"/>
           <w:sz w:val="19"/>
         </w:rPr>
-        <w:t xml:space="preserve"> 683.50 cents </w:t>
+        <w:t xml:space="preserve"> 681.50 cents </w:t>
       </w:r>
       <w:r>
         <w:t xml:space="preserve"> / </w:t>
@@ -23827,7 +23827,7 @@
         <w:rPr>
           <w:b/>
         </w:rPr>
-        <w:t>`681.50 - 683.50 cents`</w:t>
+        <w:t>`679.50 - 681.50 cents`</w:t>
       </w:r>
       <w:r>
         <w:t xml:space="preserve"> | SL: </w:t>
@@ -23836,7 +23836,7 @@
         <w:rPr>
           <w:b/>
         </w:rPr>
-        <w:t>`667.70 cents`</w:t>
+        <w:t>`667.54 cents`</w:t>
       </w:r>
       <w:r>
         <w:t xml:space="preserve"> | TP: </w:t>
@@ -23882,7 +23882,7 @@
         <w:rPr>
           <w:b/>
         </w:rPr>
-        <w:t>`692.05 cents`</w:t>
+        <w:t>`692.21 cents`</w:t>
       </w:r>
       <w:r>
         <w:t xml:space="preserve"> | TP: </w:t>
@@ -23931,7 +23931,7 @@
         <w:rPr>
           <w:b/>
         </w:rPr>
-        <w:t>`658.56 - 670.75 cents`</w:t>
+        <w:t>`657.90 - 670.75 cents`</w:t>
       </w:r>
     </w:p>
     <w:p>
@@ -24338,7 +24338,7 @@
             </w:pPr>
             <w:r/>
             <w:r>
-              <w:t>685.75</w:t>
+              <w:t>684.50</w:t>
             </w:r>
           </w:p>
         </w:tc>
@@ -24366,7 +24366,7 @@
             </w:pPr>
             <w:r/>
             <w:r>
-              <w:t>697.00</w:t>
+              <w:t>695.75</w:t>
             </w:r>
           </w:p>
         </w:tc>
@@ -24394,7 +24394,7 @@
             </w:pPr>
             <w:r/>
             <w:r>
-              <w:t>680.25</w:t>
+              <w:t>679.00</w:t>
             </w:r>
           </w:p>
         </w:tc>
@@ -24425,7 +24425,7 @@
               <w:rPr>
                 <w:b/>
               </w:rPr>
-              <w:t>685.00</w:t>
+              <w:t>683.75</w:t>
             </w:r>
           </w:p>
         </w:tc>
@@ -24573,7 +24573,7 @@
             </w:pPr>
             <w:r/>
             <w:r>
-              <w:t>685.00</w:t>
+              <w:t>683.75</w:t>
             </w:r>
           </w:p>
         </w:tc>
@@ -24601,7 +24601,7 @@
             </w:pPr>
             <w:r/>
             <w:r>
-              <w:t>692.50</w:t>
+              <w:t>691.25</w:t>
             </w:r>
           </w:p>
         </w:tc>
@@ -24629,7 +24629,7 @@
             </w:pPr>
             <w:r/>
             <w:r>
-              <w:t>679.00</w:t>
+              <w:t>677.75</w:t>
             </w:r>
           </w:p>
         </w:tc>
@@ -24660,7 +24660,7 @@
               <w:rPr>
                 <w:b/>
               </w:rPr>
-              <w:t>684.50</w:t>
+              <w:t>683.25</w:t>
             </w:r>
           </w:p>
         </w:tc>
@@ -24808,7 +24808,7 @@
             </w:pPr>
             <w:r/>
             <w:r>
-              <w:t>684.50</w:t>
+              <w:t>683.25</w:t>
             </w:r>
           </w:p>
         </w:tc>
@@ -24836,7 +24836,7 @@
             </w:pPr>
             <w:r/>
             <w:r>
-              <w:t>698.25</w:t>
+              <w:t>697.00</w:t>
             </w:r>
           </w:p>
         </w:tc>
@@ -24864,7 +24864,7 @@
             </w:pPr>
             <w:r/>
             <w:r>
-              <w:t>669.75</w:t>
+              <w:t>668.50</w:t>
             </w:r>
           </w:p>
         </w:tc>
@@ -24872,6 +24872,241 @@
           <w:tcPr>
             <w:tcW w:type="dxa" w:w="1728"/>
             <w:shd w:fill="F8FAFC"/>
+            <w:tcMar>
+              <w:top w:w="100" w:type="dxa"/>
+              <w:bottom w:w="100" w:type="dxa"/>
+              <w:left w:w="120" w:type="dxa"/>
+              <w:right w:w="120" w:type="dxa"/>
+            </w:tcMar>
+            <w:tcBorders>
+              <w:top w:val="single" w:sz="4" w:space="0" w:color="CCCCCC"/>
+              <w:bottom w:val="single" w:sz="4" w:space="0" w:color="CCCCCC"/>
+              <w:left w:val="single" w:sz="4" w:space="0" w:color="CCCCCC"/>
+              <w:right w:val="single" w:sz="4" w:space="0" w:color="CCCCCC"/>
+            </w:tcBorders>
+          </w:tcPr>
+          <w:p>
+            <w:pPr>
+              <w:spacing w:before="60" w:after="60" w:line="252" w:lineRule="auto"/>
+              <w:jc w:val="left"/>
+            </w:pPr>
+            <w:r/>
+            <w:r>
+              <w:rPr>
+                <w:b/>
+              </w:rPr>
+              <w:t>685.25</w:t>
+            </w:r>
+          </w:p>
+        </w:tc>
+        <w:tc>
+          <w:tcPr>
+            <w:tcW w:type="dxa" w:w="3456"/>
+            <w:shd w:fill="F8FAFC"/>
+            <w:tcMar>
+              <w:top w:w="100" w:type="dxa"/>
+              <w:bottom w:w="100" w:type="dxa"/>
+              <w:left w:w="120" w:type="dxa"/>
+              <w:right w:w="120" w:type="dxa"/>
+            </w:tcMar>
+            <w:tcBorders>
+              <w:top w:val="single" w:sz="4" w:space="0" w:color="CCCCCC"/>
+              <w:bottom w:val="single" w:sz="4" w:space="0" w:color="CCCCCC"/>
+              <w:left w:val="single" w:sz="4" w:space="0" w:color="CCCCCC"/>
+              <w:right w:val="single" w:sz="4" w:space="0" w:color="CCCCCC"/>
+            </w:tcBorders>
+          </w:tcPr>
+          <w:p>
+            <w:pPr>
+              <w:spacing w:before="60" w:after="60" w:line="252" w:lineRule="auto"/>
+              <w:jc w:val="left"/>
+            </w:pPr>
+            <w:r/>
+            <w:r>
+              <w:rPr>
+                <w:b/>
+              </w:rPr>
+              <w:t>+2.00</w:t>
+            </w:r>
+          </w:p>
+        </w:tc>
+        <w:tc>
+          <w:tcPr>
+            <w:tcW w:type="dxa" w:w="1440"/>
+            <w:shd w:fill="F8FAFC"/>
+            <w:tcMar>
+              <w:top w:w="100" w:type="dxa"/>
+              <w:bottom w:w="100" w:type="dxa"/>
+              <w:left w:w="120" w:type="dxa"/>
+              <w:right w:w="120" w:type="dxa"/>
+            </w:tcMar>
+            <w:tcBorders>
+              <w:top w:val="single" w:sz="4" w:space="0" w:color="CCCCCC"/>
+              <w:bottom w:val="single" w:sz="4" w:space="0" w:color="CCCCCC"/>
+              <w:left w:val="single" w:sz="4" w:space="0" w:color="CCCCCC"/>
+              <w:right w:val="single" w:sz="4" w:space="0" w:color="CCCCCC"/>
+            </w:tcBorders>
+          </w:tcPr>
+          <w:p>
+            <w:pPr>
+              <w:spacing w:before="60" w:after="60" w:line="252" w:lineRule="auto"/>
+              <w:jc w:val="left"/>
+            </w:pPr>
+            <w:r/>
+            <w:r>
+              <w:t>BULL</w:t>
+            </w:r>
+          </w:p>
+        </w:tc>
+      </w:tr>
+      <w:tr>
+        <w:tc>
+          <w:tcPr>
+            <w:tcW w:type="dxa" w:w="1584"/>
+            <w:shd w:fill="FFFFFF"/>
+            <w:tcMar>
+              <w:top w:w="100" w:type="dxa"/>
+              <w:bottom w:w="100" w:type="dxa"/>
+              <w:left w:w="120" w:type="dxa"/>
+              <w:right w:w="120" w:type="dxa"/>
+            </w:tcMar>
+            <w:tcBorders>
+              <w:top w:val="single" w:sz="4" w:space="0" w:color="CCCCCC"/>
+              <w:bottom w:val="single" w:sz="4" w:space="0" w:color="CCCCCC"/>
+              <w:left w:val="single" w:sz="4" w:space="0" w:color="CCCCCC"/>
+              <w:right w:val="single" w:sz="4" w:space="0" w:color="CCCCCC"/>
+            </w:tcBorders>
+          </w:tcPr>
+          <w:p>
+            <w:pPr>
+              <w:spacing w:before="60" w:after="60" w:line="252" w:lineRule="auto"/>
+              <w:jc w:val="left"/>
+            </w:pPr>
+            <w:r/>
+            <w:r>
+              <w:rPr>
+                <w:b/>
+              </w:rPr>
+              <w:t>Mon 05/10</w:t>
+            </w:r>
+          </w:p>
+        </w:tc>
+        <w:tc>
+          <w:tcPr>
+            <w:tcW w:type="dxa" w:w="864"/>
+            <w:shd w:fill="FFFFFF"/>
+            <w:tcMar>
+              <w:top w:w="100" w:type="dxa"/>
+              <w:bottom w:w="100" w:type="dxa"/>
+              <w:left w:w="120" w:type="dxa"/>
+              <w:right w:w="120" w:type="dxa"/>
+            </w:tcMar>
+            <w:tcBorders>
+              <w:top w:val="single" w:sz="4" w:space="0" w:color="CCCCCC"/>
+              <w:bottom w:val="single" w:sz="4" w:space="0" w:color="CCCCCC"/>
+              <w:left w:val="single" w:sz="4" w:space="0" w:color="CCCCCC"/>
+              <w:right w:val="single" w:sz="4" w:space="0" w:color="CCCCCC"/>
+            </w:tcBorders>
+          </w:tcPr>
+          <w:p>
+            <w:pPr>
+              <w:spacing w:before="60" w:after="60" w:line="252" w:lineRule="auto"/>
+              <w:jc w:val="left"/>
+            </w:pPr>
+            <w:r/>
+            <w:r>
+              <w:t>Pre-NY 19-21</w:t>
+            </w:r>
+          </w:p>
+        </w:tc>
+        <w:tc>
+          <w:tcPr>
+            <w:tcW w:type="dxa" w:w="1440"/>
+            <w:shd w:fill="FFFFFF"/>
+            <w:tcMar>
+              <w:top w:w="100" w:type="dxa"/>
+              <w:bottom w:w="100" w:type="dxa"/>
+              <w:left w:w="120" w:type="dxa"/>
+              <w:right w:w="120" w:type="dxa"/>
+            </w:tcMar>
+            <w:tcBorders>
+              <w:top w:val="single" w:sz="4" w:space="0" w:color="CCCCCC"/>
+              <w:bottom w:val="single" w:sz="4" w:space="0" w:color="CCCCCC"/>
+              <w:left w:val="single" w:sz="4" w:space="0" w:color="CCCCCC"/>
+              <w:right w:val="single" w:sz="4" w:space="0" w:color="CCCCCC"/>
+            </w:tcBorders>
+          </w:tcPr>
+          <w:p>
+            <w:pPr>
+              <w:spacing w:before="60" w:after="60" w:line="252" w:lineRule="auto"/>
+              <w:jc w:val="left"/>
+            </w:pPr>
+            <w:r/>
+            <w:r>
+              <w:t>685.25</w:t>
+            </w:r>
+          </w:p>
+        </w:tc>
+        <w:tc>
+          <w:tcPr>
+            <w:tcW w:type="dxa" w:w="2016"/>
+            <w:shd w:fill="FFFFFF"/>
+            <w:tcMar>
+              <w:top w:w="100" w:type="dxa"/>
+              <w:bottom w:w="100" w:type="dxa"/>
+              <w:left w:w="120" w:type="dxa"/>
+              <w:right w:w="120" w:type="dxa"/>
+            </w:tcMar>
+            <w:tcBorders>
+              <w:top w:val="single" w:sz="4" w:space="0" w:color="CCCCCC"/>
+              <w:bottom w:val="single" w:sz="4" w:space="0" w:color="CCCCCC"/>
+              <w:left w:val="single" w:sz="4" w:space="0" w:color="CCCCCC"/>
+              <w:right w:val="single" w:sz="4" w:space="0" w:color="CCCCCC"/>
+            </w:tcBorders>
+          </w:tcPr>
+          <w:p>
+            <w:pPr>
+              <w:spacing w:before="60" w:after="60" w:line="252" w:lineRule="auto"/>
+              <w:jc w:val="left"/>
+            </w:pPr>
+            <w:r/>
+            <w:r>
+              <w:t>698.50</w:t>
+            </w:r>
+          </w:p>
+        </w:tc>
+        <w:tc>
+          <w:tcPr>
+            <w:tcW w:type="dxa" w:w="1152"/>
+            <w:shd w:fill="FFFFFF"/>
+            <w:tcMar>
+              <w:top w:w="100" w:type="dxa"/>
+              <w:bottom w:w="100" w:type="dxa"/>
+              <w:left w:w="120" w:type="dxa"/>
+              <w:right w:w="120" w:type="dxa"/>
+            </w:tcMar>
+            <w:tcBorders>
+              <w:top w:val="single" w:sz="4" w:space="0" w:color="CCCCCC"/>
+              <w:bottom w:val="single" w:sz="4" w:space="0" w:color="CCCCCC"/>
+              <w:left w:val="single" w:sz="4" w:space="0" w:color="CCCCCC"/>
+              <w:right w:val="single" w:sz="4" w:space="0" w:color="CCCCCC"/>
+            </w:tcBorders>
+          </w:tcPr>
+          <w:p>
+            <w:pPr>
+              <w:spacing w:before="60" w:after="60" w:line="252" w:lineRule="auto"/>
+              <w:jc w:val="left"/>
+            </w:pPr>
+            <w:r/>
+            <w:r>
+              <w:t>677.00</w:t>
+            </w:r>
+          </w:p>
+        </w:tc>
+        <w:tc>
+          <w:tcPr>
+            <w:tcW w:type="dxa" w:w="1728"/>
+            <w:shd w:fill="FFFFFF"/>
             <w:tcMar>
               <w:top w:w="100" w:type="dxa"/>
               <w:bottom w:w="100" w:type="dxa"/>
@@ -24902,6 +25137,1651 @@
         <w:tc>
           <w:tcPr>
             <w:tcW w:type="dxa" w:w="3456"/>
+            <w:shd w:fill="FFFFFF"/>
+            <w:tcMar>
+              <w:top w:w="100" w:type="dxa"/>
+              <w:bottom w:w="100" w:type="dxa"/>
+              <w:left w:w="120" w:type="dxa"/>
+              <w:right w:w="120" w:type="dxa"/>
+            </w:tcMar>
+            <w:tcBorders>
+              <w:top w:val="single" w:sz="4" w:space="0" w:color="CCCCCC"/>
+              <w:bottom w:val="single" w:sz="4" w:space="0" w:color="CCCCCC"/>
+              <w:left w:val="single" w:sz="4" w:space="0" w:color="CCCCCC"/>
+              <w:right w:val="single" w:sz="4" w:space="0" w:color="CCCCCC"/>
+            </w:tcBorders>
+          </w:tcPr>
+          <w:p>
+            <w:pPr>
+              <w:spacing w:before="60" w:after="60" w:line="252" w:lineRule="auto"/>
+              <w:jc w:val="left"/>
+            </w:pPr>
+            <w:r/>
+            <w:r>
+              <w:rPr>
+                <w:b/>
+              </w:rPr>
+              <w:t>+1.25</w:t>
+            </w:r>
+          </w:p>
+        </w:tc>
+        <w:tc>
+          <w:tcPr>
+            <w:tcW w:type="dxa" w:w="1440"/>
+            <w:shd w:fill="FFFFFF"/>
+            <w:tcMar>
+              <w:top w:w="100" w:type="dxa"/>
+              <w:bottom w:w="100" w:type="dxa"/>
+              <w:left w:w="120" w:type="dxa"/>
+              <w:right w:w="120" w:type="dxa"/>
+            </w:tcMar>
+            <w:tcBorders>
+              <w:top w:val="single" w:sz="4" w:space="0" w:color="CCCCCC"/>
+              <w:bottom w:val="single" w:sz="4" w:space="0" w:color="CCCCCC"/>
+              <w:left w:val="single" w:sz="4" w:space="0" w:color="CCCCCC"/>
+              <w:right w:val="single" w:sz="4" w:space="0" w:color="CCCCCC"/>
+            </w:tcBorders>
+          </w:tcPr>
+          <w:p>
+            <w:pPr>
+              <w:spacing w:before="60" w:after="60" w:line="252" w:lineRule="auto"/>
+              <w:jc w:val="left"/>
+            </w:pPr>
+            <w:r/>
+            <w:r>
+              <w:t>BULL</w:t>
+            </w:r>
+          </w:p>
+        </w:tc>
+      </w:tr>
+      <w:tr>
+        <w:tc>
+          <w:tcPr>
+            <w:tcW w:type="dxa" w:w="1584"/>
+            <w:shd w:fill="F8FAFC"/>
+            <w:tcMar>
+              <w:top w:w="100" w:type="dxa"/>
+              <w:bottom w:w="100" w:type="dxa"/>
+              <w:left w:w="120" w:type="dxa"/>
+              <w:right w:w="120" w:type="dxa"/>
+            </w:tcMar>
+            <w:tcBorders>
+              <w:top w:val="single" w:sz="4" w:space="0" w:color="CCCCCC"/>
+              <w:bottom w:val="single" w:sz="4" w:space="0" w:color="CCCCCC"/>
+              <w:left w:val="single" w:sz="4" w:space="0" w:color="CCCCCC"/>
+              <w:right w:val="single" w:sz="4" w:space="0" w:color="CCCCCC"/>
+            </w:tcBorders>
+          </w:tcPr>
+          <w:p>
+            <w:pPr>
+              <w:spacing w:before="60" w:after="60" w:line="252" w:lineRule="auto"/>
+              <w:jc w:val="left"/>
+            </w:pPr>
+            <w:r/>
+            <w:r>
+              <w:rPr>
+                <w:b/>
+              </w:rPr>
+              <w:t>Mon 05/10</w:t>
+            </w:r>
+          </w:p>
+        </w:tc>
+        <w:tc>
+          <w:tcPr>
+            <w:tcW w:type="dxa" w:w="864"/>
+            <w:shd w:fill="F8FAFC"/>
+            <w:tcMar>
+              <w:top w:w="100" w:type="dxa"/>
+              <w:bottom w:w="100" w:type="dxa"/>
+              <w:left w:w="120" w:type="dxa"/>
+              <w:right w:w="120" w:type="dxa"/>
+            </w:tcMar>
+            <w:tcBorders>
+              <w:top w:val="single" w:sz="4" w:space="0" w:color="CCCCCC"/>
+              <w:bottom w:val="single" w:sz="4" w:space="0" w:color="CCCCCC"/>
+              <w:left w:val="single" w:sz="4" w:space="0" w:color="CCCCCC"/>
+              <w:right w:val="single" w:sz="4" w:space="0" w:color="CCCCCC"/>
+            </w:tcBorders>
+          </w:tcPr>
+          <w:p>
+            <w:pPr>
+              <w:spacing w:before="60" w:after="60" w:line="252" w:lineRule="auto"/>
+              <w:jc w:val="left"/>
+            </w:pPr>
+            <w:r/>
+            <w:r>
+              <w:t>NY Open 21-23</w:t>
+            </w:r>
+          </w:p>
+        </w:tc>
+        <w:tc>
+          <w:tcPr>
+            <w:tcW w:type="dxa" w:w="1440"/>
+            <w:shd w:fill="F8FAFC"/>
+            <w:tcMar>
+              <w:top w:w="100" w:type="dxa"/>
+              <w:bottom w:w="100" w:type="dxa"/>
+              <w:left w:w="120" w:type="dxa"/>
+              <w:right w:w="120" w:type="dxa"/>
+            </w:tcMar>
+            <w:tcBorders>
+              <w:top w:val="single" w:sz="4" w:space="0" w:color="CCCCCC"/>
+              <w:bottom w:val="single" w:sz="4" w:space="0" w:color="CCCCCC"/>
+              <w:left w:val="single" w:sz="4" w:space="0" w:color="CCCCCC"/>
+              <w:right w:val="single" w:sz="4" w:space="0" w:color="CCCCCC"/>
+            </w:tcBorders>
+          </w:tcPr>
+          <w:p>
+            <w:pPr>
+              <w:spacing w:before="60" w:after="60" w:line="252" w:lineRule="auto"/>
+              <w:jc w:val="left"/>
+            </w:pPr>
+            <w:r/>
+            <w:r>
+              <w:t>686.50</w:t>
+            </w:r>
+          </w:p>
+        </w:tc>
+        <w:tc>
+          <w:tcPr>
+            <w:tcW w:type="dxa" w:w="2016"/>
+            <w:shd w:fill="F8FAFC"/>
+            <w:tcMar>
+              <w:top w:w="100" w:type="dxa"/>
+              <w:bottom w:w="100" w:type="dxa"/>
+              <w:left w:w="120" w:type="dxa"/>
+              <w:right w:w="120" w:type="dxa"/>
+            </w:tcMar>
+            <w:tcBorders>
+              <w:top w:val="single" w:sz="4" w:space="0" w:color="CCCCCC"/>
+              <w:bottom w:val="single" w:sz="4" w:space="0" w:color="CCCCCC"/>
+              <w:left w:val="single" w:sz="4" w:space="0" w:color="CCCCCC"/>
+              <w:right w:val="single" w:sz="4" w:space="0" w:color="CCCCCC"/>
+            </w:tcBorders>
+          </w:tcPr>
+          <w:p>
+            <w:pPr>
+              <w:spacing w:before="60" w:after="60" w:line="252" w:lineRule="auto"/>
+              <w:jc w:val="left"/>
+            </w:pPr>
+            <w:r/>
+            <w:r>
+              <w:t>703.00</w:t>
+            </w:r>
+          </w:p>
+        </w:tc>
+        <w:tc>
+          <w:tcPr>
+            <w:tcW w:type="dxa" w:w="1152"/>
+            <w:shd w:fill="F8FAFC"/>
+            <w:tcMar>
+              <w:top w:w="100" w:type="dxa"/>
+              <w:bottom w:w="100" w:type="dxa"/>
+              <w:left w:w="120" w:type="dxa"/>
+              <w:right w:w="120" w:type="dxa"/>
+            </w:tcMar>
+            <w:tcBorders>
+              <w:top w:val="single" w:sz="4" w:space="0" w:color="CCCCCC"/>
+              <w:bottom w:val="single" w:sz="4" w:space="0" w:color="CCCCCC"/>
+              <w:left w:val="single" w:sz="4" w:space="0" w:color="CCCCCC"/>
+              <w:right w:val="single" w:sz="4" w:space="0" w:color="CCCCCC"/>
+            </w:tcBorders>
+          </w:tcPr>
+          <w:p>
+            <w:pPr>
+              <w:spacing w:before="60" w:after="60" w:line="252" w:lineRule="auto"/>
+              <w:jc w:val="left"/>
+            </w:pPr>
+            <w:r/>
+            <w:r>
+              <w:t>676.00</w:t>
+            </w:r>
+          </w:p>
+        </w:tc>
+        <w:tc>
+          <w:tcPr>
+            <w:tcW w:type="dxa" w:w="1728"/>
+            <w:shd w:fill="F8FAFC"/>
+            <w:tcMar>
+              <w:top w:w="100" w:type="dxa"/>
+              <w:bottom w:w="100" w:type="dxa"/>
+              <w:left w:w="120" w:type="dxa"/>
+              <w:right w:w="120" w:type="dxa"/>
+            </w:tcMar>
+            <w:tcBorders>
+              <w:top w:val="single" w:sz="4" w:space="0" w:color="CCCCCC"/>
+              <w:bottom w:val="single" w:sz="4" w:space="0" w:color="CCCCCC"/>
+              <w:left w:val="single" w:sz="4" w:space="0" w:color="CCCCCC"/>
+              <w:right w:val="single" w:sz="4" w:space="0" w:color="CCCCCC"/>
+            </w:tcBorders>
+          </w:tcPr>
+          <w:p>
+            <w:pPr>
+              <w:spacing w:before="60" w:after="60" w:line="252" w:lineRule="auto"/>
+              <w:jc w:val="left"/>
+            </w:pPr>
+            <w:r/>
+            <w:r>
+              <w:rPr>
+                <w:b/>
+              </w:rPr>
+              <w:t>691.00</w:t>
+            </w:r>
+          </w:p>
+        </w:tc>
+        <w:tc>
+          <w:tcPr>
+            <w:tcW w:type="dxa" w:w="3456"/>
+            <w:shd w:fill="F8FAFC"/>
+            <w:tcMar>
+              <w:top w:w="100" w:type="dxa"/>
+              <w:bottom w:w="100" w:type="dxa"/>
+              <w:left w:w="120" w:type="dxa"/>
+              <w:right w:w="120" w:type="dxa"/>
+            </w:tcMar>
+            <w:tcBorders>
+              <w:top w:val="single" w:sz="4" w:space="0" w:color="CCCCCC"/>
+              <w:bottom w:val="single" w:sz="4" w:space="0" w:color="CCCCCC"/>
+              <w:left w:val="single" w:sz="4" w:space="0" w:color="CCCCCC"/>
+              <w:right w:val="single" w:sz="4" w:space="0" w:color="CCCCCC"/>
+            </w:tcBorders>
+          </w:tcPr>
+          <w:p>
+            <w:pPr>
+              <w:spacing w:before="60" w:after="60" w:line="252" w:lineRule="auto"/>
+              <w:jc w:val="left"/>
+            </w:pPr>
+            <w:r/>
+            <w:r>
+              <w:rPr>
+                <w:b/>
+              </w:rPr>
+              <w:t>+4.50</w:t>
+            </w:r>
+          </w:p>
+        </w:tc>
+        <w:tc>
+          <w:tcPr>
+            <w:tcW w:type="dxa" w:w="1440"/>
+            <w:shd w:fill="F8FAFC"/>
+            <w:tcMar>
+              <w:top w:w="100" w:type="dxa"/>
+              <w:bottom w:w="100" w:type="dxa"/>
+              <w:left w:w="120" w:type="dxa"/>
+              <w:right w:w="120" w:type="dxa"/>
+            </w:tcMar>
+            <w:tcBorders>
+              <w:top w:val="single" w:sz="4" w:space="0" w:color="CCCCCC"/>
+              <w:bottom w:val="single" w:sz="4" w:space="0" w:color="CCCCCC"/>
+              <w:left w:val="single" w:sz="4" w:space="0" w:color="CCCCCC"/>
+              <w:right w:val="single" w:sz="4" w:space="0" w:color="CCCCCC"/>
+            </w:tcBorders>
+          </w:tcPr>
+          <w:p>
+            <w:pPr>
+              <w:spacing w:before="60" w:after="60" w:line="252" w:lineRule="auto"/>
+              <w:jc w:val="left"/>
+            </w:pPr>
+            <w:r/>
+            <w:r>
+              <w:t>BULL</w:t>
+            </w:r>
+          </w:p>
+        </w:tc>
+      </w:tr>
+      <w:tr>
+        <w:tc>
+          <w:tcPr>
+            <w:tcW w:type="dxa" w:w="1584"/>
+            <w:shd w:fill="FFFFFF"/>
+            <w:tcMar>
+              <w:top w:w="100" w:type="dxa"/>
+              <w:bottom w:w="100" w:type="dxa"/>
+              <w:left w:w="120" w:type="dxa"/>
+              <w:right w:w="120" w:type="dxa"/>
+            </w:tcMar>
+            <w:tcBorders>
+              <w:top w:val="single" w:sz="4" w:space="0" w:color="CCCCCC"/>
+              <w:bottom w:val="single" w:sz="4" w:space="0" w:color="CCCCCC"/>
+              <w:left w:val="single" w:sz="4" w:space="0" w:color="CCCCCC"/>
+              <w:right w:val="single" w:sz="4" w:space="0" w:color="CCCCCC"/>
+            </w:tcBorders>
+          </w:tcPr>
+          <w:p>
+            <w:pPr>
+              <w:spacing w:before="60" w:after="60" w:line="252" w:lineRule="auto"/>
+              <w:jc w:val="left"/>
+            </w:pPr>
+            <w:r/>
+            <w:r>
+              <w:rPr>
+                <w:b/>
+              </w:rPr>
+              <w:t>Mon 05/10</w:t>
+            </w:r>
+          </w:p>
+        </w:tc>
+        <w:tc>
+          <w:tcPr>
+            <w:tcW w:type="dxa" w:w="864"/>
+            <w:shd w:fill="FFFFFF"/>
+            <w:tcMar>
+              <w:top w:w="100" w:type="dxa"/>
+              <w:bottom w:w="100" w:type="dxa"/>
+              <w:left w:w="120" w:type="dxa"/>
+              <w:right w:w="120" w:type="dxa"/>
+            </w:tcMar>
+            <w:tcBorders>
+              <w:top w:val="single" w:sz="4" w:space="0" w:color="CCCCCC"/>
+              <w:bottom w:val="single" w:sz="4" w:space="0" w:color="CCCCCC"/>
+              <w:left w:val="single" w:sz="4" w:space="0" w:color="CCCCCC"/>
+              <w:right w:val="single" w:sz="4" w:space="0" w:color="CCCCCC"/>
+            </w:tcBorders>
+          </w:tcPr>
+          <w:p>
+            <w:pPr>
+              <w:spacing w:before="60" w:after="60" w:line="252" w:lineRule="auto"/>
+              <w:jc w:val="left"/>
+            </w:pPr>
+            <w:r/>
+            <w:r>
+              <w:t>NY Close 23-01</w:t>
+            </w:r>
+          </w:p>
+        </w:tc>
+        <w:tc>
+          <w:tcPr>
+            <w:tcW w:type="dxa" w:w="1440"/>
+            <w:shd w:fill="FFFFFF"/>
+            <w:tcMar>
+              <w:top w:w="100" w:type="dxa"/>
+              <w:bottom w:w="100" w:type="dxa"/>
+              <w:left w:w="120" w:type="dxa"/>
+              <w:right w:w="120" w:type="dxa"/>
+            </w:tcMar>
+            <w:tcBorders>
+              <w:top w:val="single" w:sz="4" w:space="0" w:color="CCCCCC"/>
+              <w:bottom w:val="single" w:sz="4" w:space="0" w:color="CCCCCC"/>
+              <w:left w:val="single" w:sz="4" w:space="0" w:color="CCCCCC"/>
+              <w:right w:val="single" w:sz="4" w:space="0" w:color="CCCCCC"/>
+            </w:tcBorders>
+          </w:tcPr>
+          <w:p>
+            <w:pPr>
+              <w:spacing w:before="60" w:after="60" w:line="252" w:lineRule="auto"/>
+              <w:jc w:val="left"/>
+            </w:pPr>
+            <w:r/>
+            <w:r>
+              <w:t>691.00</w:t>
+            </w:r>
+          </w:p>
+        </w:tc>
+        <w:tc>
+          <w:tcPr>
+            <w:tcW w:type="dxa" w:w="2016"/>
+            <w:shd w:fill="FFFFFF"/>
+            <w:tcMar>
+              <w:top w:w="100" w:type="dxa"/>
+              <w:bottom w:w="100" w:type="dxa"/>
+              <w:left w:w="120" w:type="dxa"/>
+              <w:right w:w="120" w:type="dxa"/>
+            </w:tcMar>
+            <w:tcBorders>
+              <w:top w:val="single" w:sz="4" w:space="0" w:color="CCCCCC"/>
+              <w:bottom w:val="single" w:sz="4" w:space="0" w:color="CCCCCC"/>
+              <w:left w:val="single" w:sz="4" w:space="0" w:color="CCCCCC"/>
+              <w:right w:val="single" w:sz="4" w:space="0" w:color="CCCCCC"/>
+            </w:tcBorders>
+          </w:tcPr>
+          <w:p>
+            <w:pPr>
+              <w:spacing w:before="60" w:after="60" w:line="252" w:lineRule="auto"/>
+              <w:jc w:val="left"/>
+            </w:pPr>
+            <w:r/>
+            <w:r>
+              <w:t>698.75</w:t>
+            </w:r>
+          </w:p>
+        </w:tc>
+        <w:tc>
+          <w:tcPr>
+            <w:tcW w:type="dxa" w:w="1152"/>
+            <w:shd w:fill="FFFFFF"/>
+            <w:tcMar>
+              <w:top w:w="100" w:type="dxa"/>
+              <w:bottom w:w="100" w:type="dxa"/>
+              <w:left w:w="120" w:type="dxa"/>
+              <w:right w:w="120" w:type="dxa"/>
+            </w:tcMar>
+            <w:tcBorders>
+              <w:top w:val="single" w:sz="4" w:space="0" w:color="CCCCCC"/>
+              <w:bottom w:val="single" w:sz="4" w:space="0" w:color="CCCCCC"/>
+              <w:left w:val="single" w:sz="4" w:space="0" w:color="CCCCCC"/>
+              <w:right w:val="single" w:sz="4" w:space="0" w:color="CCCCCC"/>
+            </w:tcBorders>
+          </w:tcPr>
+          <w:p>
+            <w:pPr>
+              <w:spacing w:before="60" w:after="60" w:line="252" w:lineRule="auto"/>
+              <w:jc w:val="left"/>
+            </w:pPr>
+            <w:r/>
+            <w:r>
+              <w:t>680.00</w:t>
+            </w:r>
+          </w:p>
+        </w:tc>
+        <w:tc>
+          <w:tcPr>
+            <w:tcW w:type="dxa" w:w="1728"/>
+            <w:shd w:fill="FFFFFF"/>
+            <w:tcMar>
+              <w:top w:w="100" w:type="dxa"/>
+              <w:bottom w:w="100" w:type="dxa"/>
+              <w:left w:w="120" w:type="dxa"/>
+              <w:right w:w="120" w:type="dxa"/>
+            </w:tcMar>
+            <w:tcBorders>
+              <w:top w:val="single" w:sz="4" w:space="0" w:color="CCCCCC"/>
+              <w:bottom w:val="single" w:sz="4" w:space="0" w:color="CCCCCC"/>
+              <w:left w:val="single" w:sz="4" w:space="0" w:color="CCCCCC"/>
+              <w:right w:val="single" w:sz="4" w:space="0" w:color="CCCCCC"/>
+            </w:tcBorders>
+          </w:tcPr>
+          <w:p>
+            <w:pPr>
+              <w:spacing w:before="60" w:after="60" w:line="252" w:lineRule="auto"/>
+              <w:jc w:val="left"/>
+            </w:pPr>
+            <w:r/>
+            <w:r>
+              <w:rPr>
+                <w:b/>
+              </w:rPr>
+              <w:t>692.25</w:t>
+            </w:r>
+          </w:p>
+        </w:tc>
+        <w:tc>
+          <w:tcPr>
+            <w:tcW w:type="dxa" w:w="3456"/>
+            <w:shd w:fill="FFFFFF"/>
+            <w:tcMar>
+              <w:top w:w="100" w:type="dxa"/>
+              <w:bottom w:w="100" w:type="dxa"/>
+              <w:left w:w="120" w:type="dxa"/>
+              <w:right w:w="120" w:type="dxa"/>
+            </w:tcMar>
+            <w:tcBorders>
+              <w:top w:val="single" w:sz="4" w:space="0" w:color="CCCCCC"/>
+              <w:bottom w:val="single" w:sz="4" w:space="0" w:color="CCCCCC"/>
+              <w:left w:val="single" w:sz="4" w:space="0" w:color="CCCCCC"/>
+              <w:right w:val="single" w:sz="4" w:space="0" w:color="CCCCCC"/>
+            </w:tcBorders>
+          </w:tcPr>
+          <w:p>
+            <w:pPr>
+              <w:spacing w:before="60" w:after="60" w:line="252" w:lineRule="auto"/>
+              <w:jc w:val="left"/>
+            </w:pPr>
+            <w:r/>
+            <w:r>
+              <w:rPr>
+                <w:b/>
+              </w:rPr>
+              <w:t>+1.25</w:t>
+            </w:r>
+          </w:p>
+        </w:tc>
+        <w:tc>
+          <w:tcPr>
+            <w:tcW w:type="dxa" w:w="1440"/>
+            <w:shd w:fill="FFFFFF"/>
+            <w:tcMar>
+              <w:top w:w="100" w:type="dxa"/>
+              <w:bottom w:w="100" w:type="dxa"/>
+              <w:left w:w="120" w:type="dxa"/>
+              <w:right w:w="120" w:type="dxa"/>
+            </w:tcMar>
+            <w:tcBorders>
+              <w:top w:val="single" w:sz="4" w:space="0" w:color="CCCCCC"/>
+              <w:bottom w:val="single" w:sz="4" w:space="0" w:color="CCCCCC"/>
+              <w:left w:val="single" w:sz="4" w:space="0" w:color="CCCCCC"/>
+              <w:right w:val="single" w:sz="4" w:space="0" w:color="CCCCCC"/>
+            </w:tcBorders>
+          </w:tcPr>
+          <w:p>
+            <w:pPr>
+              <w:spacing w:before="60" w:after="60" w:line="252" w:lineRule="auto"/>
+              <w:jc w:val="left"/>
+            </w:pPr>
+            <w:r/>
+            <w:r>
+              <w:t>BULL</w:t>
+            </w:r>
+          </w:p>
+        </w:tc>
+      </w:tr>
+      <w:tr>
+        <w:tc>
+          <w:tcPr>
+            <w:tcW w:type="dxa" w:w="1584"/>
+            <w:shd w:fill="F8FAFC"/>
+            <w:tcMar>
+              <w:top w:w="100" w:type="dxa"/>
+              <w:bottom w:w="100" w:type="dxa"/>
+              <w:left w:w="120" w:type="dxa"/>
+              <w:right w:w="120" w:type="dxa"/>
+            </w:tcMar>
+            <w:tcBorders>
+              <w:top w:val="single" w:sz="4" w:space="0" w:color="CCCCCC"/>
+              <w:bottom w:val="single" w:sz="4" w:space="0" w:color="CCCCCC"/>
+              <w:left w:val="single" w:sz="4" w:space="0" w:color="CCCCCC"/>
+              <w:right w:val="single" w:sz="4" w:space="0" w:color="CCCCCC"/>
+            </w:tcBorders>
+          </w:tcPr>
+          <w:p>
+            <w:pPr>
+              <w:spacing w:before="60" w:after="60" w:line="252" w:lineRule="auto"/>
+              <w:jc w:val="left"/>
+            </w:pPr>
+            <w:r/>
+            <w:r>
+              <w:rPr>
+                <w:b/>
+              </w:rPr>
+              <w:t>Tue 06/10</w:t>
+            </w:r>
+          </w:p>
+        </w:tc>
+        <w:tc>
+          <w:tcPr>
+            <w:tcW w:type="dxa" w:w="864"/>
+            <w:shd w:fill="F8FAFC"/>
+            <w:tcMar>
+              <w:top w:w="100" w:type="dxa"/>
+              <w:bottom w:w="100" w:type="dxa"/>
+              <w:left w:w="120" w:type="dxa"/>
+              <w:right w:w="120" w:type="dxa"/>
+            </w:tcMar>
+            <w:tcBorders>
+              <w:top w:val="single" w:sz="4" w:space="0" w:color="CCCCCC"/>
+              <w:bottom w:val="single" w:sz="4" w:space="0" w:color="CCCCCC"/>
+              <w:left w:val="single" w:sz="4" w:space="0" w:color="CCCCCC"/>
+              <w:right w:val="single" w:sz="4" w:space="0" w:color="CCCCCC"/>
+            </w:tcBorders>
+          </w:tcPr>
+          <w:p>
+            <w:pPr>
+              <w:spacing w:before="60" w:after="60" w:line="252" w:lineRule="auto"/>
+              <w:jc w:val="left"/>
+            </w:pPr>
+            <w:r/>
+            <w:r>
+              <w:t>Asia 07-11</w:t>
+            </w:r>
+          </w:p>
+        </w:tc>
+        <w:tc>
+          <w:tcPr>
+            <w:tcW w:type="dxa" w:w="1440"/>
+            <w:shd w:fill="F8FAFC"/>
+            <w:tcMar>
+              <w:top w:w="100" w:type="dxa"/>
+              <w:bottom w:w="100" w:type="dxa"/>
+              <w:left w:w="120" w:type="dxa"/>
+              <w:right w:w="120" w:type="dxa"/>
+            </w:tcMar>
+            <w:tcBorders>
+              <w:top w:val="single" w:sz="4" w:space="0" w:color="CCCCCC"/>
+              <w:bottom w:val="single" w:sz="4" w:space="0" w:color="CCCCCC"/>
+              <w:left w:val="single" w:sz="4" w:space="0" w:color="CCCCCC"/>
+              <w:right w:val="single" w:sz="4" w:space="0" w:color="CCCCCC"/>
+            </w:tcBorders>
+          </w:tcPr>
+          <w:p>
+            <w:pPr>
+              <w:spacing w:before="60" w:after="60" w:line="252" w:lineRule="auto"/>
+              <w:jc w:val="left"/>
+            </w:pPr>
+            <w:r/>
+            <w:r>
+              <w:t>692.25</w:t>
+            </w:r>
+          </w:p>
+        </w:tc>
+        <w:tc>
+          <w:tcPr>
+            <w:tcW w:type="dxa" w:w="2016"/>
+            <w:shd w:fill="F8FAFC"/>
+            <w:tcMar>
+              <w:top w:w="100" w:type="dxa"/>
+              <w:bottom w:w="100" w:type="dxa"/>
+              <w:left w:w="120" w:type="dxa"/>
+              <w:right w:w="120" w:type="dxa"/>
+            </w:tcMar>
+            <w:tcBorders>
+              <w:top w:val="single" w:sz="4" w:space="0" w:color="CCCCCC"/>
+              <w:bottom w:val="single" w:sz="4" w:space="0" w:color="CCCCCC"/>
+              <w:left w:val="single" w:sz="4" w:space="0" w:color="CCCCCC"/>
+              <w:right w:val="single" w:sz="4" w:space="0" w:color="CCCCCC"/>
+            </w:tcBorders>
+          </w:tcPr>
+          <w:p>
+            <w:pPr>
+              <w:spacing w:before="60" w:after="60" w:line="252" w:lineRule="auto"/>
+              <w:jc w:val="left"/>
+            </w:pPr>
+            <w:r/>
+            <w:r>
+              <w:t>700.50</w:t>
+            </w:r>
+          </w:p>
+        </w:tc>
+        <w:tc>
+          <w:tcPr>
+            <w:tcW w:type="dxa" w:w="1152"/>
+            <w:shd w:fill="F8FAFC"/>
+            <w:tcMar>
+              <w:top w:w="100" w:type="dxa"/>
+              <w:bottom w:w="100" w:type="dxa"/>
+              <w:left w:w="120" w:type="dxa"/>
+              <w:right w:w="120" w:type="dxa"/>
+            </w:tcMar>
+            <w:tcBorders>
+              <w:top w:val="single" w:sz="4" w:space="0" w:color="CCCCCC"/>
+              <w:bottom w:val="single" w:sz="4" w:space="0" w:color="CCCCCC"/>
+              <w:left w:val="single" w:sz="4" w:space="0" w:color="CCCCCC"/>
+              <w:right w:val="single" w:sz="4" w:space="0" w:color="CCCCCC"/>
+            </w:tcBorders>
+          </w:tcPr>
+          <w:p>
+            <w:pPr>
+              <w:spacing w:before="60" w:after="60" w:line="252" w:lineRule="auto"/>
+              <w:jc w:val="left"/>
+            </w:pPr>
+            <w:r/>
+            <w:r>
+              <w:t>681.75</w:t>
+            </w:r>
+          </w:p>
+        </w:tc>
+        <w:tc>
+          <w:tcPr>
+            <w:tcW w:type="dxa" w:w="1728"/>
+            <w:shd w:fill="F8FAFC"/>
+            <w:tcMar>
+              <w:top w:w="100" w:type="dxa"/>
+              <w:bottom w:w="100" w:type="dxa"/>
+              <w:left w:w="120" w:type="dxa"/>
+              <w:right w:w="120" w:type="dxa"/>
+            </w:tcMar>
+            <w:tcBorders>
+              <w:top w:val="single" w:sz="4" w:space="0" w:color="CCCCCC"/>
+              <w:bottom w:val="single" w:sz="4" w:space="0" w:color="CCCCCC"/>
+              <w:left w:val="single" w:sz="4" w:space="0" w:color="CCCCCC"/>
+              <w:right w:val="single" w:sz="4" w:space="0" w:color="CCCCCC"/>
+            </w:tcBorders>
+          </w:tcPr>
+          <w:p>
+            <w:pPr>
+              <w:spacing w:before="60" w:after="60" w:line="252" w:lineRule="auto"/>
+              <w:jc w:val="left"/>
+            </w:pPr>
+            <w:r/>
+            <w:r>
+              <w:rPr>
+                <w:b/>
+              </w:rPr>
+              <w:t>694.00</w:t>
+            </w:r>
+          </w:p>
+        </w:tc>
+        <w:tc>
+          <w:tcPr>
+            <w:tcW w:type="dxa" w:w="3456"/>
+            <w:shd w:fill="F8FAFC"/>
+            <w:tcMar>
+              <w:top w:w="100" w:type="dxa"/>
+              <w:bottom w:w="100" w:type="dxa"/>
+              <w:left w:w="120" w:type="dxa"/>
+              <w:right w:w="120" w:type="dxa"/>
+            </w:tcMar>
+            <w:tcBorders>
+              <w:top w:val="single" w:sz="4" w:space="0" w:color="CCCCCC"/>
+              <w:bottom w:val="single" w:sz="4" w:space="0" w:color="CCCCCC"/>
+              <w:left w:val="single" w:sz="4" w:space="0" w:color="CCCCCC"/>
+              <w:right w:val="single" w:sz="4" w:space="0" w:color="CCCCCC"/>
+            </w:tcBorders>
+          </w:tcPr>
+          <w:p>
+            <w:pPr>
+              <w:spacing w:before="60" w:after="60" w:line="252" w:lineRule="auto"/>
+              <w:jc w:val="left"/>
+            </w:pPr>
+            <w:r/>
+            <w:r>
+              <w:rPr>
+                <w:b/>
+              </w:rPr>
+              <w:t>+1.75</w:t>
+            </w:r>
+          </w:p>
+        </w:tc>
+        <w:tc>
+          <w:tcPr>
+            <w:tcW w:type="dxa" w:w="1440"/>
+            <w:shd w:fill="F8FAFC"/>
+            <w:tcMar>
+              <w:top w:w="100" w:type="dxa"/>
+              <w:bottom w:w="100" w:type="dxa"/>
+              <w:left w:w="120" w:type="dxa"/>
+              <w:right w:w="120" w:type="dxa"/>
+            </w:tcMar>
+            <w:tcBorders>
+              <w:top w:val="single" w:sz="4" w:space="0" w:color="CCCCCC"/>
+              <w:bottom w:val="single" w:sz="4" w:space="0" w:color="CCCCCC"/>
+              <w:left w:val="single" w:sz="4" w:space="0" w:color="CCCCCC"/>
+              <w:right w:val="single" w:sz="4" w:space="0" w:color="CCCCCC"/>
+            </w:tcBorders>
+          </w:tcPr>
+          <w:p>
+            <w:pPr>
+              <w:spacing w:before="60" w:after="60" w:line="252" w:lineRule="auto"/>
+              <w:jc w:val="left"/>
+            </w:pPr>
+            <w:r/>
+            <w:r>
+              <w:t>BULL</w:t>
+            </w:r>
+          </w:p>
+        </w:tc>
+      </w:tr>
+      <w:tr>
+        <w:tc>
+          <w:tcPr>
+            <w:tcW w:type="dxa" w:w="1584"/>
+            <w:shd w:fill="FFFFFF"/>
+            <w:tcMar>
+              <w:top w:w="100" w:type="dxa"/>
+              <w:bottom w:w="100" w:type="dxa"/>
+              <w:left w:w="120" w:type="dxa"/>
+              <w:right w:w="120" w:type="dxa"/>
+            </w:tcMar>
+            <w:tcBorders>
+              <w:top w:val="single" w:sz="4" w:space="0" w:color="CCCCCC"/>
+              <w:bottom w:val="single" w:sz="4" w:space="0" w:color="CCCCCC"/>
+              <w:left w:val="single" w:sz="4" w:space="0" w:color="CCCCCC"/>
+              <w:right w:val="single" w:sz="4" w:space="0" w:color="CCCCCC"/>
+            </w:tcBorders>
+          </w:tcPr>
+          <w:p>
+            <w:pPr>
+              <w:spacing w:before="60" w:after="60" w:line="252" w:lineRule="auto"/>
+              <w:jc w:val="left"/>
+            </w:pPr>
+            <w:r/>
+            <w:r>
+              <w:rPr>
+                <w:b/>
+              </w:rPr>
+              <w:t>Tue 06/10</w:t>
+            </w:r>
+          </w:p>
+        </w:tc>
+        <w:tc>
+          <w:tcPr>
+            <w:tcW w:type="dxa" w:w="864"/>
+            <w:shd w:fill="FFFFFF"/>
+            <w:tcMar>
+              <w:top w:w="100" w:type="dxa"/>
+              <w:bottom w:w="100" w:type="dxa"/>
+              <w:left w:w="120" w:type="dxa"/>
+              <w:right w:w="120" w:type="dxa"/>
+            </w:tcMar>
+            <w:tcBorders>
+              <w:top w:val="single" w:sz="4" w:space="0" w:color="CCCCCC"/>
+              <w:bottom w:val="single" w:sz="4" w:space="0" w:color="CCCCCC"/>
+              <w:left w:val="single" w:sz="4" w:space="0" w:color="CCCCCC"/>
+              <w:right w:val="single" w:sz="4" w:space="0" w:color="CCCCCC"/>
+            </w:tcBorders>
+          </w:tcPr>
+          <w:p>
+            <w:pPr>
+              <w:spacing w:before="60" w:after="60" w:line="252" w:lineRule="auto"/>
+              <w:jc w:val="left"/>
+            </w:pPr>
+            <w:r/>
+            <w:r>
+              <w:t>Asia 11-15</w:t>
+            </w:r>
+          </w:p>
+        </w:tc>
+        <w:tc>
+          <w:tcPr>
+            <w:tcW w:type="dxa" w:w="1440"/>
+            <w:shd w:fill="FFFFFF"/>
+            <w:tcMar>
+              <w:top w:w="100" w:type="dxa"/>
+              <w:bottom w:w="100" w:type="dxa"/>
+              <w:left w:w="120" w:type="dxa"/>
+              <w:right w:w="120" w:type="dxa"/>
+            </w:tcMar>
+            <w:tcBorders>
+              <w:top w:val="single" w:sz="4" w:space="0" w:color="CCCCCC"/>
+              <w:bottom w:val="single" w:sz="4" w:space="0" w:color="CCCCCC"/>
+              <w:left w:val="single" w:sz="4" w:space="0" w:color="CCCCCC"/>
+              <w:right w:val="single" w:sz="4" w:space="0" w:color="CCCCCC"/>
+            </w:tcBorders>
+          </w:tcPr>
+          <w:p>
+            <w:pPr>
+              <w:spacing w:before="60" w:after="60" w:line="252" w:lineRule="auto"/>
+              <w:jc w:val="left"/>
+            </w:pPr>
+            <w:r/>
+            <w:r>
+              <w:t>694.00</w:t>
+            </w:r>
+          </w:p>
+        </w:tc>
+        <w:tc>
+          <w:tcPr>
+            <w:tcW w:type="dxa" w:w="2016"/>
+            <w:shd w:fill="FFFFFF"/>
+            <w:tcMar>
+              <w:top w:w="100" w:type="dxa"/>
+              <w:bottom w:w="100" w:type="dxa"/>
+              <w:left w:w="120" w:type="dxa"/>
+              <w:right w:w="120" w:type="dxa"/>
+            </w:tcMar>
+            <w:tcBorders>
+              <w:top w:val="single" w:sz="4" w:space="0" w:color="CCCCCC"/>
+              <w:bottom w:val="single" w:sz="4" w:space="0" w:color="CCCCCC"/>
+              <w:left w:val="single" w:sz="4" w:space="0" w:color="CCCCCC"/>
+              <w:right w:val="single" w:sz="4" w:space="0" w:color="CCCCCC"/>
+            </w:tcBorders>
+          </w:tcPr>
+          <w:p>
+            <w:pPr>
+              <w:spacing w:before="60" w:after="60" w:line="252" w:lineRule="auto"/>
+              <w:jc w:val="left"/>
+            </w:pPr>
+            <w:r/>
+            <w:r>
+              <w:t>706.25</w:t>
+            </w:r>
+          </w:p>
+        </w:tc>
+        <w:tc>
+          <w:tcPr>
+            <w:tcW w:type="dxa" w:w="1152"/>
+            <w:shd w:fill="FFFFFF"/>
+            <w:tcMar>
+              <w:top w:w="100" w:type="dxa"/>
+              <w:bottom w:w="100" w:type="dxa"/>
+              <w:left w:w="120" w:type="dxa"/>
+              <w:right w:w="120" w:type="dxa"/>
+            </w:tcMar>
+            <w:tcBorders>
+              <w:top w:val="single" w:sz="4" w:space="0" w:color="CCCCCC"/>
+              <w:bottom w:val="single" w:sz="4" w:space="0" w:color="CCCCCC"/>
+              <w:left w:val="single" w:sz="4" w:space="0" w:color="CCCCCC"/>
+              <w:right w:val="single" w:sz="4" w:space="0" w:color="CCCCCC"/>
+            </w:tcBorders>
+          </w:tcPr>
+          <w:p>
+            <w:pPr>
+              <w:spacing w:before="60" w:after="60" w:line="252" w:lineRule="auto"/>
+              <w:jc w:val="left"/>
+            </w:pPr>
+            <w:r/>
+            <w:r>
+              <w:t>684.25</w:t>
+            </w:r>
+          </w:p>
+        </w:tc>
+        <w:tc>
+          <w:tcPr>
+            <w:tcW w:type="dxa" w:w="1728"/>
+            <w:shd w:fill="FFFFFF"/>
+            <w:tcMar>
+              <w:top w:w="100" w:type="dxa"/>
+              <w:bottom w:w="100" w:type="dxa"/>
+              <w:left w:w="120" w:type="dxa"/>
+              <w:right w:w="120" w:type="dxa"/>
+            </w:tcMar>
+            <w:tcBorders>
+              <w:top w:val="single" w:sz="4" w:space="0" w:color="CCCCCC"/>
+              <w:bottom w:val="single" w:sz="4" w:space="0" w:color="CCCCCC"/>
+              <w:left w:val="single" w:sz="4" w:space="0" w:color="CCCCCC"/>
+              <w:right w:val="single" w:sz="4" w:space="0" w:color="CCCCCC"/>
+            </w:tcBorders>
+          </w:tcPr>
+          <w:p>
+            <w:pPr>
+              <w:spacing w:before="60" w:after="60" w:line="252" w:lineRule="auto"/>
+              <w:jc w:val="left"/>
+            </w:pPr>
+            <w:r/>
+            <w:r>
+              <w:rPr>
+                <w:b/>
+              </w:rPr>
+              <w:t>693.00</w:t>
+            </w:r>
+          </w:p>
+        </w:tc>
+        <w:tc>
+          <w:tcPr>
+            <w:tcW w:type="dxa" w:w="3456"/>
+            <w:shd w:fill="FFFFFF"/>
+            <w:tcMar>
+              <w:top w:w="100" w:type="dxa"/>
+              <w:bottom w:w="100" w:type="dxa"/>
+              <w:left w:w="120" w:type="dxa"/>
+              <w:right w:w="120" w:type="dxa"/>
+            </w:tcMar>
+            <w:tcBorders>
+              <w:top w:val="single" w:sz="4" w:space="0" w:color="CCCCCC"/>
+              <w:bottom w:val="single" w:sz="4" w:space="0" w:color="CCCCCC"/>
+              <w:left w:val="single" w:sz="4" w:space="0" w:color="CCCCCC"/>
+              <w:right w:val="single" w:sz="4" w:space="0" w:color="CCCCCC"/>
+            </w:tcBorders>
+          </w:tcPr>
+          <w:p>
+            <w:pPr>
+              <w:spacing w:before="60" w:after="60" w:line="252" w:lineRule="auto"/>
+              <w:jc w:val="left"/>
+            </w:pPr>
+            <w:r/>
+            <w:r>
+              <w:rPr>
+                <w:b/>
+              </w:rPr>
+              <w:t>-1.00</w:t>
+            </w:r>
+          </w:p>
+        </w:tc>
+        <w:tc>
+          <w:tcPr>
+            <w:tcW w:type="dxa" w:w="1440"/>
+            <w:shd w:fill="FFFFFF"/>
+            <w:tcMar>
+              <w:top w:w="100" w:type="dxa"/>
+              <w:bottom w:w="100" w:type="dxa"/>
+              <w:left w:w="120" w:type="dxa"/>
+              <w:right w:w="120" w:type="dxa"/>
+            </w:tcMar>
+            <w:tcBorders>
+              <w:top w:val="single" w:sz="4" w:space="0" w:color="CCCCCC"/>
+              <w:bottom w:val="single" w:sz="4" w:space="0" w:color="CCCCCC"/>
+              <w:left w:val="single" w:sz="4" w:space="0" w:color="CCCCCC"/>
+              <w:right w:val="single" w:sz="4" w:space="0" w:color="CCCCCC"/>
+            </w:tcBorders>
+          </w:tcPr>
+          <w:p>
+            <w:pPr>
+              <w:spacing w:before="60" w:after="60" w:line="252" w:lineRule="auto"/>
+              <w:jc w:val="left"/>
+            </w:pPr>
+            <w:r/>
+            <w:r>
+              <w:t>BEAR</w:t>
+            </w:r>
+          </w:p>
+        </w:tc>
+      </w:tr>
+      <w:tr>
+        <w:tc>
+          <w:tcPr>
+            <w:tcW w:type="dxa" w:w="1584"/>
+            <w:shd w:fill="F8FAFC"/>
+            <w:tcMar>
+              <w:top w:w="100" w:type="dxa"/>
+              <w:bottom w:w="100" w:type="dxa"/>
+              <w:left w:w="120" w:type="dxa"/>
+              <w:right w:w="120" w:type="dxa"/>
+            </w:tcMar>
+            <w:tcBorders>
+              <w:top w:val="single" w:sz="4" w:space="0" w:color="CCCCCC"/>
+              <w:bottom w:val="single" w:sz="4" w:space="0" w:color="CCCCCC"/>
+              <w:left w:val="single" w:sz="4" w:space="0" w:color="CCCCCC"/>
+              <w:right w:val="single" w:sz="4" w:space="0" w:color="CCCCCC"/>
+            </w:tcBorders>
+          </w:tcPr>
+          <w:p>
+            <w:pPr>
+              <w:spacing w:before="60" w:after="60" w:line="252" w:lineRule="auto"/>
+              <w:jc w:val="left"/>
+            </w:pPr>
+            <w:r/>
+            <w:r>
+              <w:rPr>
+                <w:b/>
+              </w:rPr>
+              <w:t>Tue 06/10</w:t>
+            </w:r>
+          </w:p>
+        </w:tc>
+        <w:tc>
+          <w:tcPr>
+            <w:tcW w:type="dxa" w:w="864"/>
+            <w:shd w:fill="F8FAFC"/>
+            <w:tcMar>
+              <w:top w:w="100" w:type="dxa"/>
+              <w:bottom w:w="100" w:type="dxa"/>
+              <w:left w:w="120" w:type="dxa"/>
+              <w:right w:w="120" w:type="dxa"/>
+            </w:tcMar>
+            <w:tcBorders>
+              <w:top w:val="single" w:sz="4" w:space="0" w:color="CCCCCC"/>
+              <w:bottom w:val="single" w:sz="4" w:space="0" w:color="CCCCCC"/>
+              <w:left w:val="single" w:sz="4" w:space="0" w:color="CCCCCC"/>
+              <w:right w:val="single" w:sz="4" w:space="0" w:color="CCCCCC"/>
+            </w:tcBorders>
+          </w:tcPr>
+          <w:p>
+            <w:pPr>
+              <w:spacing w:before="60" w:after="60" w:line="252" w:lineRule="auto"/>
+              <w:jc w:val="left"/>
+            </w:pPr>
+            <w:r/>
+            <w:r>
+              <w:t>London 15-19</w:t>
+            </w:r>
+          </w:p>
+        </w:tc>
+        <w:tc>
+          <w:tcPr>
+            <w:tcW w:type="dxa" w:w="1440"/>
+            <w:shd w:fill="F8FAFC"/>
+            <w:tcMar>
+              <w:top w:w="100" w:type="dxa"/>
+              <w:bottom w:w="100" w:type="dxa"/>
+              <w:left w:w="120" w:type="dxa"/>
+              <w:right w:w="120" w:type="dxa"/>
+            </w:tcMar>
+            <w:tcBorders>
+              <w:top w:val="single" w:sz="4" w:space="0" w:color="CCCCCC"/>
+              <w:bottom w:val="single" w:sz="4" w:space="0" w:color="CCCCCC"/>
+              <w:left w:val="single" w:sz="4" w:space="0" w:color="CCCCCC"/>
+              <w:right w:val="single" w:sz="4" w:space="0" w:color="CCCCCC"/>
+            </w:tcBorders>
+          </w:tcPr>
+          <w:p>
+            <w:pPr>
+              <w:spacing w:before="60" w:after="60" w:line="252" w:lineRule="auto"/>
+              <w:jc w:val="left"/>
+            </w:pPr>
+            <w:r/>
+            <w:r>
+              <w:t>693.00</w:t>
+            </w:r>
+          </w:p>
+        </w:tc>
+        <w:tc>
+          <w:tcPr>
+            <w:tcW w:type="dxa" w:w="2016"/>
+            <w:shd w:fill="F8FAFC"/>
+            <w:tcMar>
+              <w:top w:w="100" w:type="dxa"/>
+              <w:bottom w:w="100" w:type="dxa"/>
+              <w:left w:w="120" w:type="dxa"/>
+              <w:right w:w="120" w:type="dxa"/>
+            </w:tcMar>
+            <w:tcBorders>
+              <w:top w:val="single" w:sz="4" w:space="0" w:color="CCCCCC"/>
+              <w:bottom w:val="single" w:sz="4" w:space="0" w:color="CCCCCC"/>
+              <w:left w:val="single" w:sz="4" w:space="0" w:color="CCCCCC"/>
+              <w:right w:val="single" w:sz="4" w:space="0" w:color="CCCCCC"/>
+            </w:tcBorders>
+          </w:tcPr>
+          <w:p>
+            <w:pPr>
+              <w:spacing w:before="60" w:after="60" w:line="252" w:lineRule="auto"/>
+              <w:jc w:val="left"/>
+            </w:pPr>
+            <w:r/>
+            <w:r>
+              <w:t>703.50</w:t>
+            </w:r>
+          </w:p>
+        </w:tc>
+        <w:tc>
+          <w:tcPr>
+            <w:tcW w:type="dxa" w:w="1152"/>
+            <w:shd w:fill="F8FAFC"/>
+            <w:tcMar>
+              <w:top w:w="100" w:type="dxa"/>
+              <w:bottom w:w="100" w:type="dxa"/>
+              <w:left w:w="120" w:type="dxa"/>
+              <w:right w:w="120" w:type="dxa"/>
+            </w:tcMar>
+            <w:tcBorders>
+              <w:top w:val="single" w:sz="4" w:space="0" w:color="CCCCCC"/>
+              <w:bottom w:val="single" w:sz="4" w:space="0" w:color="CCCCCC"/>
+              <w:left w:val="single" w:sz="4" w:space="0" w:color="CCCCCC"/>
+              <w:right w:val="single" w:sz="4" w:space="0" w:color="CCCCCC"/>
+            </w:tcBorders>
+          </w:tcPr>
+          <w:p>
+            <w:pPr>
+              <w:spacing w:before="60" w:after="60" w:line="252" w:lineRule="auto"/>
+              <w:jc w:val="left"/>
+            </w:pPr>
+            <w:r/>
+            <w:r>
+              <w:t>678.25</w:t>
+            </w:r>
+          </w:p>
+        </w:tc>
+        <w:tc>
+          <w:tcPr>
+            <w:tcW w:type="dxa" w:w="1728"/>
+            <w:shd w:fill="F8FAFC"/>
+            <w:tcMar>
+              <w:top w:w="100" w:type="dxa"/>
+              <w:bottom w:w="100" w:type="dxa"/>
+              <w:left w:w="120" w:type="dxa"/>
+              <w:right w:w="120" w:type="dxa"/>
+            </w:tcMar>
+            <w:tcBorders>
+              <w:top w:val="single" w:sz="4" w:space="0" w:color="CCCCCC"/>
+              <w:bottom w:val="single" w:sz="4" w:space="0" w:color="CCCCCC"/>
+              <w:left w:val="single" w:sz="4" w:space="0" w:color="CCCCCC"/>
+              <w:right w:val="single" w:sz="4" w:space="0" w:color="CCCCCC"/>
+            </w:tcBorders>
+          </w:tcPr>
+          <w:p>
+            <w:pPr>
+              <w:spacing w:before="60" w:after="60" w:line="252" w:lineRule="auto"/>
+              <w:jc w:val="left"/>
+            </w:pPr>
+            <w:r/>
+            <w:r>
+              <w:rPr>
+                <w:b/>
+              </w:rPr>
+              <w:t>695.25</w:t>
+            </w:r>
+          </w:p>
+        </w:tc>
+        <w:tc>
+          <w:tcPr>
+            <w:tcW w:type="dxa" w:w="3456"/>
+            <w:shd w:fill="F8FAFC"/>
+            <w:tcMar>
+              <w:top w:w="100" w:type="dxa"/>
+              <w:bottom w:w="100" w:type="dxa"/>
+              <w:left w:w="120" w:type="dxa"/>
+              <w:right w:w="120" w:type="dxa"/>
+            </w:tcMar>
+            <w:tcBorders>
+              <w:top w:val="single" w:sz="4" w:space="0" w:color="CCCCCC"/>
+              <w:bottom w:val="single" w:sz="4" w:space="0" w:color="CCCCCC"/>
+              <w:left w:val="single" w:sz="4" w:space="0" w:color="CCCCCC"/>
+              <w:right w:val="single" w:sz="4" w:space="0" w:color="CCCCCC"/>
+            </w:tcBorders>
+          </w:tcPr>
+          <w:p>
+            <w:pPr>
+              <w:spacing w:before="60" w:after="60" w:line="252" w:lineRule="auto"/>
+              <w:jc w:val="left"/>
+            </w:pPr>
+            <w:r/>
+            <w:r>
+              <w:rPr>
+                <w:b/>
+              </w:rPr>
+              <w:t>+2.25</w:t>
+            </w:r>
+          </w:p>
+        </w:tc>
+        <w:tc>
+          <w:tcPr>
+            <w:tcW w:type="dxa" w:w="1440"/>
+            <w:shd w:fill="F8FAFC"/>
+            <w:tcMar>
+              <w:top w:w="100" w:type="dxa"/>
+              <w:bottom w:w="100" w:type="dxa"/>
+              <w:left w:w="120" w:type="dxa"/>
+              <w:right w:w="120" w:type="dxa"/>
+            </w:tcMar>
+            <w:tcBorders>
+              <w:top w:val="single" w:sz="4" w:space="0" w:color="CCCCCC"/>
+              <w:bottom w:val="single" w:sz="4" w:space="0" w:color="CCCCCC"/>
+              <w:left w:val="single" w:sz="4" w:space="0" w:color="CCCCCC"/>
+              <w:right w:val="single" w:sz="4" w:space="0" w:color="CCCCCC"/>
+            </w:tcBorders>
+          </w:tcPr>
+          <w:p>
+            <w:pPr>
+              <w:spacing w:before="60" w:after="60" w:line="252" w:lineRule="auto"/>
+              <w:jc w:val="left"/>
+            </w:pPr>
+            <w:r/>
+            <w:r>
+              <w:t>BULL</w:t>
+            </w:r>
+          </w:p>
+        </w:tc>
+      </w:tr>
+      <w:tr>
+        <w:tc>
+          <w:tcPr>
+            <w:tcW w:type="dxa" w:w="1584"/>
+            <w:shd w:fill="FFFFFF"/>
+            <w:tcMar>
+              <w:top w:w="100" w:type="dxa"/>
+              <w:bottom w:w="100" w:type="dxa"/>
+              <w:left w:w="120" w:type="dxa"/>
+              <w:right w:w="120" w:type="dxa"/>
+            </w:tcMar>
+            <w:tcBorders>
+              <w:top w:val="single" w:sz="4" w:space="0" w:color="CCCCCC"/>
+              <w:bottom w:val="single" w:sz="4" w:space="0" w:color="CCCCCC"/>
+              <w:left w:val="single" w:sz="4" w:space="0" w:color="CCCCCC"/>
+              <w:right w:val="single" w:sz="4" w:space="0" w:color="CCCCCC"/>
+            </w:tcBorders>
+          </w:tcPr>
+          <w:p>
+            <w:pPr>
+              <w:spacing w:before="60" w:after="60" w:line="252" w:lineRule="auto"/>
+              <w:jc w:val="left"/>
+            </w:pPr>
+            <w:r/>
+            <w:r>
+              <w:rPr>
+                <w:b/>
+              </w:rPr>
+              <w:t>Tue 06/10</w:t>
+            </w:r>
+          </w:p>
+        </w:tc>
+        <w:tc>
+          <w:tcPr>
+            <w:tcW w:type="dxa" w:w="864"/>
+            <w:shd w:fill="FFFFFF"/>
+            <w:tcMar>
+              <w:top w:w="100" w:type="dxa"/>
+              <w:bottom w:w="100" w:type="dxa"/>
+              <w:left w:w="120" w:type="dxa"/>
+              <w:right w:w="120" w:type="dxa"/>
+            </w:tcMar>
+            <w:tcBorders>
+              <w:top w:val="single" w:sz="4" w:space="0" w:color="CCCCCC"/>
+              <w:bottom w:val="single" w:sz="4" w:space="0" w:color="CCCCCC"/>
+              <w:left w:val="single" w:sz="4" w:space="0" w:color="CCCCCC"/>
+              <w:right w:val="single" w:sz="4" w:space="0" w:color="CCCCCC"/>
+            </w:tcBorders>
+          </w:tcPr>
+          <w:p>
+            <w:pPr>
+              <w:spacing w:before="60" w:after="60" w:line="252" w:lineRule="auto"/>
+              <w:jc w:val="left"/>
+            </w:pPr>
+            <w:r/>
+            <w:r>
+              <w:t>Pre-NY 19-21</w:t>
+            </w:r>
+          </w:p>
+        </w:tc>
+        <w:tc>
+          <w:tcPr>
+            <w:tcW w:type="dxa" w:w="1440"/>
+            <w:shd w:fill="FFFFFF"/>
+            <w:tcMar>
+              <w:top w:w="100" w:type="dxa"/>
+              <w:bottom w:w="100" w:type="dxa"/>
+              <w:left w:w="120" w:type="dxa"/>
+              <w:right w:w="120" w:type="dxa"/>
+            </w:tcMar>
+            <w:tcBorders>
+              <w:top w:val="single" w:sz="4" w:space="0" w:color="CCCCCC"/>
+              <w:bottom w:val="single" w:sz="4" w:space="0" w:color="CCCCCC"/>
+              <w:left w:val="single" w:sz="4" w:space="0" w:color="CCCCCC"/>
+              <w:right w:val="single" w:sz="4" w:space="0" w:color="CCCCCC"/>
+            </w:tcBorders>
+          </w:tcPr>
+          <w:p>
+            <w:pPr>
+              <w:spacing w:before="60" w:after="60" w:line="252" w:lineRule="auto"/>
+              <w:jc w:val="left"/>
+            </w:pPr>
+            <w:r/>
+            <w:r>
+              <w:t>695.25</w:t>
+            </w:r>
+          </w:p>
+        </w:tc>
+        <w:tc>
+          <w:tcPr>
+            <w:tcW w:type="dxa" w:w="2016"/>
+            <w:shd w:fill="FFFFFF"/>
+            <w:tcMar>
+              <w:top w:w="100" w:type="dxa"/>
+              <w:bottom w:w="100" w:type="dxa"/>
+              <w:left w:w="120" w:type="dxa"/>
+              <w:right w:w="120" w:type="dxa"/>
+            </w:tcMar>
+            <w:tcBorders>
+              <w:top w:val="single" w:sz="4" w:space="0" w:color="CCCCCC"/>
+              <w:bottom w:val="single" w:sz="4" w:space="0" w:color="CCCCCC"/>
+              <w:left w:val="single" w:sz="4" w:space="0" w:color="CCCCCC"/>
+              <w:right w:val="single" w:sz="4" w:space="0" w:color="CCCCCC"/>
+            </w:tcBorders>
+          </w:tcPr>
+          <w:p>
+            <w:pPr>
+              <w:spacing w:before="60" w:after="60" w:line="252" w:lineRule="auto"/>
+              <w:jc w:val="left"/>
+            </w:pPr>
+            <w:r/>
+            <w:r>
+              <w:t>705.75</w:t>
+            </w:r>
+          </w:p>
+        </w:tc>
+        <w:tc>
+          <w:tcPr>
+            <w:tcW w:type="dxa" w:w="1152"/>
+            <w:shd w:fill="FFFFFF"/>
+            <w:tcMar>
+              <w:top w:w="100" w:type="dxa"/>
+              <w:bottom w:w="100" w:type="dxa"/>
+              <w:left w:w="120" w:type="dxa"/>
+              <w:right w:w="120" w:type="dxa"/>
+            </w:tcMar>
+            <w:tcBorders>
+              <w:top w:val="single" w:sz="4" w:space="0" w:color="CCCCCC"/>
+              <w:bottom w:val="single" w:sz="4" w:space="0" w:color="CCCCCC"/>
+              <w:left w:val="single" w:sz="4" w:space="0" w:color="CCCCCC"/>
+              <w:right w:val="single" w:sz="4" w:space="0" w:color="CCCCCC"/>
+            </w:tcBorders>
+          </w:tcPr>
+          <w:p>
+            <w:pPr>
+              <w:spacing w:before="60" w:after="60" w:line="252" w:lineRule="auto"/>
+              <w:jc w:val="left"/>
+            </w:pPr>
+            <w:r/>
+            <w:r>
+              <w:t>689.00</w:t>
+            </w:r>
+          </w:p>
+        </w:tc>
+        <w:tc>
+          <w:tcPr>
+            <w:tcW w:type="dxa" w:w="1728"/>
+            <w:shd w:fill="FFFFFF"/>
+            <w:tcMar>
+              <w:top w:w="100" w:type="dxa"/>
+              <w:bottom w:w="100" w:type="dxa"/>
+              <w:left w:w="120" w:type="dxa"/>
+              <w:right w:w="120" w:type="dxa"/>
+            </w:tcMar>
+            <w:tcBorders>
+              <w:top w:val="single" w:sz="4" w:space="0" w:color="CCCCCC"/>
+              <w:bottom w:val="single" w:sz="4" w:space="0" w:color="CCCCCC"/>
+              <w:left w:val="single" w:sz="4" w:space="0" w:color="CCCCCC"/>
+              <w:right w:val="single" w:sz="4" w:space="0" w:color="CCCCCC"/>
+            </w:tcBorders>
+          </w:tcPr>
+          <w:p>
+            <w:pPr>
+              <w:spacing w:before="60" w:after="60" w:line="252" w:lineRule="auto"/>
+              <w:jc w:val="left"/>
+            </w:pPr>
+            <w:r/>
+            <w:r>
+              <w:rPr>
+                <w:b/>
+              </w:rPr>
+              <w:t>696.00</w:t>
+            </w:r>
+          </w:p>
+        </w:tc>
+        <w:tc>
+          <w:tcPr>
+            <w:tcW w:type="dxa" w:w="3456"/>
+            <w:shd w:fill="FFFFFF"/>
+            <w:tcMar>
+              <w:top w:w="100" w:type="dxa"/>
+              <w:bottom w:w="100" w:type="dxa"/>
+              <w:left w:w="120" w:type="dxa"/>
+              <w:right w:w="120" w:type="dxa"/>
+            </w:tcMar>
+            <w:tcBorders>
+              <w:top w:val="single" w:sz="4" w:space="0" w:color="CCCCCC"/>
+              <w:bottom w:val="single" w:sz="4" w:space="0" w:color="CCCCCC"/>
+              <w:left w:val="single" w:sz="4" w:space="0" w:color="CCCCCC"/>
+              <w:right w:val="single" w:sz="4" w:space="0" w:color="CCCCCC"/>
+            </w:tcBorders>
+          </w:tcPr>
+          <w:p>
+            <w:pPr>
+              <w:spacing w:before="60" w:after="60" w:line="252" w:lineRule="auto"/>
+              <w:jc w:val="left"/>
+            </w:pPr>
+            <w:r/>
+            <w:r>
+              <w:rPr>
+                <w:b/>
+              </w:rPr>
+              <w:t>+0.75</w:t>
+            </w:r>
+          </w:p>
+        </w:tc>
+        <w:tc>
+          <w:tcPr>
+            <w:tcW w:type="dxa" w:w="1440"/>
+            <w:shd w:fill="FFFFFF"/>
+            <w:tcMar>
+              <w:top w:w="100" w:type="dxa"/>
+              <w:bottom w:w="100" w:type="dxa"/>
+              <w:left w:w="120" w:type="dxa"/>
+              <w:right w:w="120" w:type="dxa"/>
+            </w:tcMar>
+            <w:tcBorders>
+              <w:top w:val="single" w:sz="4" w:space="0" w:color="CCCCCC"/>
+              <w:bottom w:val="single" w:sz="4" w:space="0" w:color="CCCCCC"/>
+              <w:left w:val="single" w:sz="4" w:space="0" w:color="CCCCCC"/>
+              <w:right w:val="single" w:sz="4" w:space="0" w:color="CCCCCC"/>
+            </w:tcBorders>
+          </w:tcPr>
+          <w:p>
+            <w:pPr>
+              <w:spacing w:before="60" w:after="60" w:line="252" w:lineRule="auto"/>
+              <w:jc w:val="left"/>
+            </w:pPr>
+            <w:r/>
+            <w:r>
+              <w:t>BULL</w:t>
+            </w:r>
+          </w:p>
+        </w:tc>
+      </w:tr>
+      <w:tr>
+        <w:tc>
+          <w:tcPr>
+            <w:tcW w:type="dxa" w:w="1584"/>
+            <w:shd w:fill="F8FAFC"/>
+            <w:tcMar>
+              <w:top w:w="100" w:type="dxa"/>
+              <w:bottom w:w="100" w:type="dxa"/>
+              <w:left w:w="120" w:type="dxa"/>
+              <w:right w:w="120" w:type="dxa"/>
+            </w:tcMar>
+            <w:tcBorders>
+              <w:top w:val="single" w:sz="4" w:space="0" w:color="CCCCCC"/>
+              <w:bottom w:val="single" w:sz="4" w:space="0" w:color="CCCCCC"/>
+              <w:left w:val="single" w:sz="4" w:space="0" w:color="CCCCCC"/>
+              <w:right w:val="single" w:sz="4" w:space="0" w:color="CCCCCC"/>
+            </w:tcBorders>
+          </w:tcPr>
+          <w:p>
+            <w:pPr>
+              <w:spacing w:before="60" w:after="60" w:line="252" w:lineRule="auto"/>
+              <w:jc w:val="left"/>
+            </w:pPr>
+            <w:r/>
+            <w:r>
+              <w:rPr>
+                <w:b/>
+              </w:rPr>
+              <w:t>Tue 06/10</w:t>
+            </w:r>
+          </w:p>
+        </w:tc>
+        <w:tc>
+          <w:tcPr>
+            <w:tcW w:type="dxa" w:w="864"/>
+            <w:shd w:fill="F8FAFC"/>
+            <w:tcMar>
+              <w:top w:w="100" w:type="dxa"/>
+              <w:bottom w:w="100" w:type="dxa"/>
+              <w:left w:w="120" w:type="dxa"/>
+              <w:right w:w="120" w:type="dxa"/>
+            </w:tcMar>
+            <w:tcBorders>
+              <w:top w:val="single" w:sz="4" w:space="0" w:color="CCCCCC"/>
+              <w:bottom w:val="single" w:sz="4" w:space="0" w:color="CCCCCC"/>
+              <w:left w:val="single" w:sz="4" w:space="0" w:color="CCCCCC"/>
+              <w:right w:val="single" w:sz="4" w:space="0" w:color="CCCCCC"/>
+            </w:tcBorders>
+          </w:tcPr>
+          <w:p>
+            <w:pPr>
+              <w:spacing w:before="60" w:after="60" w:line="252" w:lineRule="auto"/>
+              <w:jc w:val="left"/>
+            </w:pPr>
+            <w:r/>
+            <w:r>
+              <w:t>NY Open 21-23</w:t>
+            </w:r>
+          </w:p>
+        </w:tc>
+        <w:tc>
+          <w:tcPr>
+            <w:tcW w:type="dxa" w:w="1440"/>
+            <w:shd w:fill="F8FAFC"/>
+            <w:tcMar>
+              <w:top w:w="100" w:type="dxa"/>
+              <w:bottom w:w="100" w:type="dxa"/>
+              <w:left w:w="120" w:type="dxa"/>
+              <w:right w:w="120" w:type="dxa"/>
+            </w:tcMar>
+            <w:tcBorders>
+              <w:top w:val="single" w:sz="4" w:space="0" w:color="CCCCCC"/>
+              <w:bottom w:val="single" w:sz="4" w:space="0" w:color="CCCCCC"/>
+              <w:left w:val="single" w:sz="4" w:space="0" w:color="CCCCCC"/>
+              <w:right w:val="single" w:sz="4" w:space="0" w:color="CCCCCC"/>
+            </w:tcBorders>
+          </w:tcPr>
+          <w:p>
+            <w:pPr>
+              <w:spacing w:before="60" w:after="60" w:line="252" w:lineRule="auto"/>
+              <w:jc w:val="left"/>
+            </w:pPr>
+            <w:r/>
+            <w:r>
+              <w:t>696.00</w:t>
+            </w:r>
+          </w:p>
+        </w:tc>
+        <w:tc>
+          <w:tcPr>
+            <w:tcW w:type="dxa" w:w="2016"/>
+            <w:shd w:fill="F8FAFC"/>
+            <w:tcMar>
+              <w:top w:w="100" w:type="dxa"/>
+              <w:bottom w:w="100" w:type="dxa"/>
+              <w:left w:w="120" w:type="dxa"/>
+              <w:right w:w="120" w:type="dxa"/>
+            </w:tcMar>
+            <w:tcBorders>
+              <w:top w:val="single" w:sz="4" w:space="0" w:color="CCCCCC"/>
+              <w:bottom w:val="single" w:sz="4" w:space="0" w:color="CCCCCC"/>
+              <w:left w:val="single" w:sz="4" w:space="0" w:color="CCCCCC"/>
+              <w:right w:val="single" w:sz="4" w:space="0" w:color="CCCCCC"/>
+            </w:tcBorders>
+          </w:tcPr>
+          <w:p>
+            <w:pPr>
+              <w:spacing w:before="60" w:after="60" w:line="252" w:lineRule="auto"/>
+              <w:jc w:val="left"/>
+            </w:pPr>
+            <w:r/>
+            <w:r>
+              <w:t>710.25</w:t>
+            </w:r>
+          </w:p>
+        </w:tc>
+        <w:tc>
+          <w:tcPr>
+            <w:tcW w:type="dxa" w:w="1152"/>
+            <w:shd w:fill="F8FAFC"/>
+            <w:tcMar>
+              <w:top w:w="100" w:type="dxa"/>
+              <w:bottom w:w="100" w:type="dxa"/>
+              <w:left w:w="120" w:type="dxa"/>
+              <w:right w:w="120" w:type="dxa"/>
+            </w:tcMar>
+            <w:tcBorders>
+              <w:top w:val="single" w:sz="4" w:space="0" w:color="CCCCCC"/>
+              <w:bottom w:val="single" w:sz="4" w:space="0" w:color="CCCCCC"/>
+              <w:left w:val="single" w:sz="4" w:space="0" w:color="CCCCCC"/>
+              <w:right w:val="single" w:sz="4" w:space="0" w:color="CCCCCC"/>
+            </w:tcBorders>
+          </w:tcPr>
+          <w:p>
+            <w:pPr>
+              <w:spacing w:before="60" w:after="60" w:line="252" w:lineRule="auto"/>
+              <w:jc w:val="left"/>
+            </w:pPr>
+            <w:r/>
+            <w:r>
+              <w:t>681.25</w:t>
+            </w:r>
+          </w:p>
+        </w:tc>
+        <w:tc>
+          <w:tcPr>
+            <w:tcW w:type="dxa" w:w="1728"/>
+            <w:shd w:fill="F8FAFC"/>
+            <w:tcMar>
+              <w:top w:w="100" w:type="dxa"/>
+              <w:bottom w:w="100" w:type="dxa"/>
+              <w:left w:w="120" w:type="dxa"/>
+              <w:right w:w="120" w:type="dxa"/>
+            </w:tcMar>
+            <w:tcBorders>
+              <w:top w:val="single" w:sz="4" w:space="0" w:color="CCCCCC"/>
+              <w:bottom w:val="single" w:sz="4" w:space="0" w:color="CCCCCC"/>
+              <w:left w:val="single" w:sz="4" w:space="0" w:color="CCCCCC"/>
+              <w:right w:val="single" w:sz="4" w:space="0" w:color="CCCCCC"/>
+            </w:tcBorders>
+          </w:tcPr>
+          <w:p>
+            <w:pPr>
+              <w:spacing w:before="60" w:after="60" w:line="252" w:lineRule="auto"/>
+              <w:jc w:val="left"/>
+            </w:pPr>
+            <w:r/>
+            <w:r>
+              <w:rPr>
+                <w:b/>
+              </w:rPr>
+              <w:t>698.00</w:t>
+            </w:r>
+          </w:p>
+        </w:tc>
+        <w:tc>
+          <w:tcPr>
+            <w:tcW w:type="dxa" w:w="3456"/>
             <w:shd w:fill="F8FAFC"/>
             <w:tcMar>
               <w:top w:w="100" w:type="dxa"/>
@@ -24987,7 +26867,7 @@
               <w:rPr>
                 <w:b/>
               </w:rPr>
-              <w:t>Mon 05/10</w:t>
+              <w:t>Tue 06/10</w:t>
             </w:r>
           </w:p>
         </w:tc>
@@ -25015,7 +26895,7 @@
             </w:pPr>
             <w:r/>
             <w:r>
-              <w:t>Pre-NY 19-21</w:t>
+              <w:t>NY Close 23-01</w:t>
             </w:r>
           </w:p>
         </w:tc>
@@ -25043,7 +26923,7 @@
             </w:pPr>
             <w:r/>
             <w:r>
-              <w:t>686.50</w:t>
+              <w:t>698.00</w:t>
             </w:r>
           </w:p>
         </w:tc>
@@ -25071,7 +26951,7 @@
             </w:pPr>
             <w:r/>
             <w:r>
-              <w:t>699.75</w:t>
+              <w:t>704.50</w:t>
             </w:r>
           </w:p>
         </w:tc>
@@ -25099,7 +26979,7 @@
             </w:pPr>
             <w:r/>
             <w:r>
-              <w:t>678.25</w:t>
+              <w:t>691.25</w:t>
             </w:r>
           </w:p>
         </w:tc>
@@ -25130,7 +27010,7 @@
               <w:rPr>
                 <w:b/>
               </w:rPr>
-              <w:t>687.75</w:t>
+              <w:t>698.25</w:t>
             </w:r>
           </w:p>
         </w:tc>
@@ -25161,7 +27041,7 @@
               <w:rPr>
                 <w:b/>
               </w:rPr>
-              <w:t>+1.25</w:t>
+              <w:t>+0.25</w:t>
             </w:r>
           </w:p>
         </w:tc>
@@ -25222,7 +27102,7 @@
               <w:rPr>
                 <w:b/>
               </w:rPr>
-              <w:t>Mon 05/10</w:t>
+              <w:t>Wed 07/10</w:t>
             </w:r>
           </w:p>
         </w:tc>
@@ -25250,7 +27130,7 @@
             </w:pPr>
             <w:r/>
             <w:r>
-              <w:t>NY Open 21-23</w:t>
+              <w:t>Asia 07-11</w:t>
             </w:r>
           </w:p>
         </w:tc>
@@ -25278,7 +27158,7 @@
             </w:pPr>
             <w:r/>
             <w:r>
-              <w:t>687.75</w:t>
+              <w:t>698.25</w:t>
             </w:r>
           </w:p>
         </w:tc>
@@ -25306,7 +27186,7 @@
             </w:pPr>
             <w:r/>
             <w:r>
-              <w:t>704.25</w:t>
+              <w:t>708.50</w:t>
             </w:r>
           </w:p>
         </w:tc>
@@ -25334,7 +27214,7 @@
             </w:pPr>
             <w:r/>
             <w:r>
-              <w:t>677.25</w:t>
+              <w:t>690.25</w:t>
             </w:r>
           </w:p>
         </w:tc>
@@ -25365,7 +27245,7 @@
               <w:rPr>
                 <w:b/>
               </w:rPr>
-              <w:t>692.25</w:t>
+              <w:t>698.75</w:t>
             </w:r>
           </w:p>
         </w:tc>
@@ -25396,7 +27276,7 @@
               <w:rPr>
                 <w:b/>
               </w:rPr>
-              <w:t>+4.50</w:t>
+              <w:t>+0.50</w:t>
             </w:r>
           </w:p>
         </w:tc>
@@ -25457,7 +27337,7 @@
               <w:rPr>
                 <w:b/>
               </w:rPr>
-              <w:t>Mon 05/10</w:t>
+              <w:t>Wed 07/10</w:t>
             </w:r>
           </w:p>
         </w:tc>
@@ -25485,7 +27365,7 @@
             </w:pPr>
             <w:r/>
             <w:r>
-              <w:t>NY Close 23-01</w:t>
+              <w:t>Asia 11-15</w:t>
             </w:r>
           </w:p>
         </w:tc>
@@ -25513,7 +27393,7 @@
             </w:pPr>
             <w:r/>
             <w:r>
-              <w:t>692.25</w:t>
+              <w:t>698.75</w:t>
             </w:r>
           </w:p>
         </w:tc>
@@ -25541,7 +27421,7 @@
             </w:pPr>
             <w:r/>
             <w:r>
-              <w:t>700.00</w:t>
+              <w:t>705.75</w:t>
             </w:r>
           </w:p>
         </w:tc>
@@ -25569,7 +27449,7 @@
             </w:pPr>
             <w:r/>
             <w:r>
-              <w:t>681.25</w:t>
+              <w:t>692.75</w:t>
             </w:r>
           </w:p>
         </w:tc>
@@ -25600,7 +27480,7 @@
               <w:rPr>
                 <w:b/>
               </w:rPr>
-              <w:t>693.50</w:t>
+              <w:t>698.00</w:t>
             </w:r>
           </w:p>
         </w:tc>
@@ -25631,7 +27511,7 @@
               <w:rPr>
                 <w:b/>
               </w:rPr>
-              <w:t>+1.25</w:t>
+              <w:t>-0.75</w:t>
             </w:r>
           </w:p>
         </w:tc>
@@ -25659,7 +27539,7 @@
             </w:pPr>
             <w:r/>
             <w:r>
-              <w:t>BULL</w:t>
+              <w:t>BEAR</w:t>
             </w:r>
           </w:p>
         </w:tc>
@@ -25692,7 +27572,7 @@
               <w:rPr>
                 <w:b/>
               </w:rPr>
-              <w:t>Tue 06/10</w:t>
+              <w:t>Wed 07/10</w:t>
             </w:r>
           </w:p>
         </w:tc>
@@ -25720,7 +27600,7 @@
             </w:pPr>
             <w:r/>
             <w:r>
-              <w:t>Asia 07-11</w:t>
+              <w:t>London 15-19</w:t>
             </w:r>
           </w:p>
         </w:tc>
@@ -25748,7 +27628,7 @@
             </w:pPr>
             <w:r/>
             <w:r>
-              <w:t>693.50</w:t>
+              <w:t>698.00</w:t>
             </w:r>
           </w:p>
         </w:tc>
@@ -25776,7 +27656,7 @@
             </w:pPr>
             <w:r/>
             <w:r>
-              <w:t>701.75</w:t>
+              <w:t>711.50</w:t>
             </w:r>
           </w:p>
         </w:tc>
@@ -25804,7 +27684,7 @@
             </w:pPr>
             <w:r/>
             <w:r>
-              <w:t>683.00</w:t>
+              <w:t>685.00</w:t>
             </w:r>
           </w:p>
         </w:tc>
@@ -25835,7 +27715,7 @@
               <w:rPr>
                 <w:b/>
               </w:rPr>
-              <w:t>695.25</w:t>
+              <w:t>699.75</w:t>
             </w:r>
           </w:p>
         </w:tc>
@@ -25927,7 +27807,7 @@
               <w:rPr>
                 <w:b/>
               </w:rPr>
-              <w:t>Tue 06/10</w:t>
+              <w:t>Wed 07/10</w:t>
             </w:r>
           </w:p>
         </w:tc>
@@ -25955,7 +27835,7 @@
             </w:pPr>
             <w:r/>
             <w:r>
-              <w:t>Asia 11-15</w:t>
+              <w:t>Pre-NY 19-21</w:t>
             </w:r>
           </w:p>
         </w:tc>
@@ -25983,7 +27863,7 @@
             </w:pPr>
             <w:r/>
             <w:r>
-              <w:t>695.25</w:t>
+              <w:t>699.75</w:t>
             </w:r>
           </w:p>
         </w:tc>
@@ -26011,7 +27891,7 @@
             </w:pPr>
             <w:r/>
             <w:r>
-              <w:t>707.50</w:t>
+              <w:t>709.00</w:t>
             </w:r>
           </w:p>
         </w:tc>
@@ -26039,7 +27919,7 @@
             </w:pPr>
             <w:r/>
             <w:r>
-              <w:t>685.50</w:t>
+              <w:t>689.00</w:t>
             </w:r>
           </w:p>
         </w:tc>
@@ -26070,7 +27950,2357 @@
               <w:rPr>
                 <w:b/>
               </w:rPr>
-              <w:t>694.25</w:t>
+              <w:t>700.25</w:t>
+            </w:r>
+          </w:p>
+        </w:tc>
+        <w:tc>
+          <w:tcPr>
+            <w:tcW w:type="dxa" w:w="3456"/>
+            <w:shd w:fill="FFFFFF"/>
+            <w:tcMar>
+              <w:top w:w="100" w:type="dxa"/>
+              <w:bottom w:w="100" w:type="dxa"/>
+              <w:left w:w="120" w:type="dxa"/>
+              <w:right w:w="120" w:type="dxa"/>
+            </w:tcMar>
+            <w:tcBorders>
+              <w:top w:val="single" w:sz="4" w:space="0" w:color="CCCCCC"/>
+              <w:bottom w:val="single" w:sz="4" w:space="0" w:color="CCCCCC"/>
+              <w:left w:val="single" w:sz="4" w:space="0" w:color="CCCCCC"/>
+              <w:right w:val="single" w:sz="4" w:space="0" w:color="CCCCCC"/>
+            </w:tcBorders>
+          </w:tcPr>
+          <w:p>
+            <w:pPr>
+              <w:spacing w:before="60" w:after="60" w:line="252" w:lineRule="auto"/>
+              <w:jc w:val="left"/>
+            </w:pPr>
+            <w:r/>
+            <w:r>
+              <w:rPr>
+                <w:b/>
+              </w:rPr>
+              <w:t>+0.50</w:t>
+            </w:r>
+          </w:p>
+        </w:tc>
+        <w:tc>
+          <w:tcPr>
+            <w:tcW w:type="dxa" w:w="1440"/>
+            <w:shd w:fill="FFFFFF"/>
+            <w:tcMar>
+              <w:top w:w="100" w:type="dxa"/>
+              <w:bottom w:w="100" w:type="dxa"/>
+              <w:left w:w="120" w:type="dxa"/>
+              <w:right w:w="120" w:type="dxa"/>
+            </w:tcMar>
+            <w:tcBorders>
+              <w:top w:val="single" w:sz="4" w:space="0" w:color="CCCCCC"/>
+              <w:bottom w:val="single" w:sz="4" w:space="0" w:color="CCCCCC"/>
+              <w:left w:val="single" w:sz="4" w:space="0" w:color="CCCCCC"/>
+              <w:right w:val="single" w:sz="4" w:space="0" w:color="CCCCCC"/>
+            </w:tcBorders>
+          </w:tcPr>
+          <w:p>
+            <w:pPr>
+              <w:spacing w:before="60" w:after="60" w:line="252" w:lineRule="auto"/>
+              <w:jc w:val="left"/>
+            </w:pPr>
+            <w:r/>
+            <w:r>
+              <w:t>BULL</w:t>
+            </w:r>
+          </w:p>
+        </w:tc>
+      </w:tr>
+      <w:tr>
+        <w:tc>
+          <w:tcPr>
+            <w:tcW w:type="dxa" w:w="1584"/>
+            <w:shd w:fill="F8FAFC"/>
+            <w:tcMar>
+              <w:top w:w="100" w:type="dxa"/>
+              <w:bottom w:w="100" w:type="dxa"/>
+              <w:left w:w="120" w:type="dxa"/>
+              <w:right w:w="120" w:type="dxa"/>
+            </w:tcMar>
+            <w:tcBorders>
+              <w:top w:val="single" w:sz="4" w:space="0" w:color="CCCCCC"/>
+              <w:bottom w:val="single" w:sz="4" w:space="0" w:color="CCCCCC"/>
+              <w:left w:val="single" w:sz="4" w:space="0" w:color="CCCCCC"/>
+              <w:right w:val="single" w:sz="4" w:space="0" w:color="CCCCCC"/>
+            </w:tcBorders>
+          </w:tcPr>
+          <w:p>
+            <w:pPr>
+              <w:spacing w:before="60" w:after="60" w:line="252" w:lineRule="auto"/>
+              <w:jc w:val="left"/>
+            </w:pPr>
+            <w:r/>
+            <w:r>
+              <w:rPr>
+                <w:b/>
+              </w:rPr>
+              <w:t>Wed 07/10</w:t>
+            </w:r>
+          </w:p>
+        </w:tc>
+        <w:tc>
+          <w:tcPr>
+            <w:tcW w:type="dxa" w:w="864"/>
+            <w:shd w:fill="F8FAFC"/>
+            <w:tcMar>
+              <w:top w:w="100" w:type="dxa"/>
+              <w:bottom w:w="100" w:type="dxa"/>
+              <w:left w:w="120" w:type="dxa"/>
+              <w:right w:w="120" w:type="dxa"/>
+            </w:tcMar>
+            <w:tcBorders>
+              <w:top w:val="single" w:sz="4" w:space="0" w:color="CCCCCC"/>
+              <w:bottom w:val="single" w:sz="4" w:space="0" w:color="CCCCCC"/>
+              <w:left w:val="single" w:sz="4" w:space="0" w:color="CCCCCC"/>
+              <w:right w:val="single" w:sz="4" w:space="0" w:color="CCCCCC"/>
+            </w:tcBorders>
+          </w:tcPr>
+          <w:p>
+            <w:pPr>
+              <w:spacing w:before="60" w:after="60" w:line="252" w:lineRule="auto"/>
+              <w:jc w:val="left"/>
+            </w:pPr>
+            <w:r/>
+            <w:r>
+              <w:t>NY Open 21-23</w:t>
+            </w:r>
+          </w:p>
+        </w:tc>
+        <w:tc>
+          <w:tcPr>
+            <w:tcW w:type="dxa" w:w="1440"/>
+            <w:shd w:fill="F8FAFC"/>
+            <w:tcMar>
+              <w:top w:w="100" w:type="dxa"/>
+              <w:bottom w:w="100" w:type="dxa"/>
+              <w:left w:w="120" w:type="dxa"/>
+              <w:right w:w="120" w:type="dxa"/>
+            </w:tcMar>
+            <w:tcBorders>
+              <w:top w:val="single" w:sz="4" w:space="0" w:color="CCCCCC"/>
+              <w:bottom w:val="single" w:sz="4" w:space="0" w:color="CCCCCC"/>
+              <w:left w:val="single" w:sz="4" w:space="0" w:color="CCCCCC"/>
+              <w:right w:val="single" w:sz="4" w:space="0" w:color="CCCCCC"/>
+            </w:tcBorders>
+          </w:tcPr>
+          <w:p>
+            <w:pPr>
+              <w:spacing w:before="60" w:after="60" w:line="252" w:lineRule="auto"/>
+              <w:jc w:val="left"/>
+            </w:pPr>
+            <w:r/>
+            <w:r>
+              <w:t>700.25</w:t>
+            </w:r>
+          </w:p>
+        </w:tc>
+        <w:tc>
+          <w:tcPr>
+            <w:tcW w:type="dxa" w:w="2016"/>
+            <w:shd w:fill="F8FAFC"/>
+            <w:tcMar>
+              <w:top w:w="100" w:type="dxa"/>
+              <w:bottom w:w="100" w:type="dxa"/>
+              <w:left w:w="120" w:type="dxa"/>
+              <w:right w:w="120" w:type="dxa"/>
+            </w:tcMar>
+            <w:tcBorders>
+              <w:top w:val="single" w:sz="4" w:space="0" w:color="CCCCCC"/>
+              <w:bottom w:val="single" w:sz="4" w:space="0" w:color="CCCCCC"/>
+              <w:left w:val="single" w:sz="4" w:space="0" w:color="CCCCCC"/>
+              <w:right w:val="single" w:sz="4" w:space="0" w:color="CCCCCC"/>
+            </w:tcBorders>
+          </w:tcPr>
+          <w:p>
+            <w:pPr>
+              <w:spacing w:before="60" w:after="60" w:line="252" w:lineRule="auto"/>
+              <w:jc w:val="left"/>
+            </w:pPr>
+            <w:r/>
+            <w:r>
+              <w:t>712.50</w:t>
+            </w:r>
+          </w:p>
+        </w:tc>
+        <w:tc>
+          <w:tcPr>
+            <w:tcW w:type="dxa" w:w="1152"/>
+            <w:shd w:fill="F8FAFC"/>
+            <w:tcMar>
+              <w:top w:w="100" w:type="dxa"/>
+              <w:bottom w:w="100" w:type="dxa"/>
+              <w:left w:w="120" w:type="dxa"/>
+              <w:right w:w="120" w:type="dxa"/>
+            </w:tcMar>
+            <w:tcBorders>
+              <w:top w:val="single" w:sz="4" w:space="0" w:color="CCCCCC"/>
+              <w:bottom w:val="single" w:sz="4" w:space="0" w:color="CCCCCC"/>
+              <w:left w:val="single" w:sz="4" w:space="0" w:color="CCCCCC"/>
+              <w:right w:val="single" w:sz="4" w:space="0" w:color="CCCCCC"/>
+            </w:tcBorders>
+          </w:tcPr>
+          <w:p>
+            <w:pPr>
+              <w:spacing w:before="60" w:after="60" w:line="252" w:lineRule="auto"/>
+              <w:jc w:val="left"/>
+            </w:pPr>
+            <w:r/>
+            <w:r>
+              <w:t>686.00</w:t>
+            </w:r>
+          </w:p>
+        </w:tc>
+        <w:tc>
+          <w:tcPr>
+            <w:tcW w:type="dxa" w:w="1728"/>
+            <w:shd w:fill="F8FAFC"/>
+            <w:tcMar>
+              <w:top w:w="100" w:type="dxa"/>
+              <w:bottom w:w="100" w:type="dxa"/>
+              <w:left w:w="120" w:type="dxa"/>
+              <w:right w:w="120" w:type="dxa"/>
+            </w:tcMar>
+            <w:tcBorders>
+              <w:top w:val="single" w:sz="4" w:space="0" w:color="CCCCCC"/>
+              <w:bottom w:val="single" w:sz="4" w:space="0" w:color="CCCCCC"/>
+              <w:left w:val="single" w:sz="4" w:space="0" w:color="CCCCCC"/>
+              <w:right w:val="single" w:sz="4" w:space="0" w:color="CCCCCC"/>
+            </w:tcBorders>
+          </w:tcPr>
+          <w:p>
+            <w:pPr>
+              <w:spacing w:before="60" w:after="60" w:line="252" w:lineRule="auto"/>
+              <w:jc w:val="left"/>
+            </w:pPr>
+            <w:r/>
+            <w:r>
+              <w:rPr>
+                <w:b/>
+              </w:rPr>
+              <w:t>698.75</w:t>
+            </w:r>
+          </w:p>
+        </w:tc>
+        <w:tc>
+          <w:tcPr>
+            <w:tcW w:type="dxa" w:w="3456"/>
+            <w:shd w:fill="F8FAFC"/>
+            <w:tcMar>
+              <w:top w:w="100" w:type="dxa"/>
+              <w:bottom w:w="100" w:type="dxa"/>
+              <w:left w:w="120" w:type="dxa"/>
+              <w:right w:w="120" w:type="dxa"/>
+            </w:tcMar>
+            <w:tcBorders>
+              <w:top w:val="single" w:sz="4" w:space="0" w:color="CCCCCC"/>
+              <w:bottom w:val="single" w:sz="4" w:space="0" w:color="CCCCCC"/>
+              <w:left w:val="single" w:sz="4" w:space="0" w:color="CCCCCC"/>
+              <w:right w:val="single" w:sz="4" w:space="0" w:color="CCCCCC"/>
+            </w:tcBorders>
+          </w:tcPr>
+          <w:p>
+            <w:pPr>
+              <w:spacing w:before="60" w:after="60" w:line="252" w:lineRule="auto"/>
+              <w:jc w:val="left"/>
+            </w:pPr>
+            <w:r/>
+            <w:r>
+              <w:rPr>
+                <w:b/>
+              </w:rPr>
+              <w:t>-1.50</w:t>
+            </w:r>
+          </w:p>
+        </w:tc>
+        <w:tc>
+          <w:tcPr>
+            <w:tcW w:type="dxa" w:w="1440"/>
+            <w:shd w:fill="F8FAFC"/>
+            <w:tcMar>
+              <w:top w:w="100" w:type="dxa"/>
+              <w:bottom w:w="100" w:type="dxa"/>
+              <w:left w:w="120" w:type="dxa"/>
+              <w:right w:w="120" w:type="dxa"/>
+            </w:tcMar>
+            <w:tcBorders>
+              <w:top w:val="single" w:sz="4" w:space="0" w:color="CCCCCC"/>
+              <w:bottom w:val="single" w:sz="4" w:space="0" w:color="CCCCCC"/>
+              <w:left w:val="single" w:sz="4" w:space="0" w:color="CCCCCC"/>
+              <w:right w:val="single" w:sz="4" w:space="0" w:color="CCCCCC"/>
+            </w:tcBorders>
+          </w:tcPr>
+          <w:p>
+            <w:pPr>
+              <w:spacing w:before="60" w:after="60" w:line="252" w:lineRule="auto"/>
+              <w:jc w:val="left"/>
+            </w:pPr>
+            <w:r/>
+            <w:r>
+              <w:t>BEAR</w:t>
+            </w:r>
+          </w:p>
+        </w:tc>
+      </w:tr>
+      <w:tr>
+        <w:tc>
+          <w:tcPr>
+            <w:tcW w:type="dxa" w:w="1584"/>
+            <w:shd w:fill="FFFFFF"/>
+            <w:tcMar>
+              <w:top w:w="100" w:type="dxa"/>
+              <w:bottom w:w="100" w:type="dxa"/>
+              <w:left w:w="120" w:type="dxa"/>
+              <w:right w:w="120" w:type="dxa"/>
+            </w:tcMar>
+            <w:tcBorders>
+              <w:top w:val="single" w:sz="4" w:space="0" w:color="CCCCCC"/>
+              <w:bottom w:val="single" w:sz="4" w:space="0" w:color="CCCCCC"/>
+              <w:left w:val="single" w:sz="4" w:space="0" w:color="CCCCCC"/>
+              <w:right w:val="single" w:sz="4" w:space="0" w:color="CCCCCC"/>
+            </w:tcBorders>
+          </w:tcPr>
+          <w:p>
+            <w:pPr>
+              <w:spacing w:before="60" w:after="60" w:line="252" w:lineRule="auto"/>
+              <w:jc w:val="left"/>
+            </w:pPr>
+            <w:r/>
+            <w:r>
+              <w:rPr>
+                <w:b/>
+              </w:rPr>
+              <w:t>Wed 07/10</w:t>
+            </w:r>
+          </w:p>
+        </w:tc>
+        <w:tc>
+          <w:tcPr>
+            <w:tcW w:type="dxa" w:w="864"/>
+            <w:shd w:fill="FFFFFF"/>
+            <w:tcMar>
+              <w:top w:w="100" w:type="dxa"/>
+              <w:bottom w:w="100" w:type="dxa"/>
+              <w:left w:w="120" w:type="dxa"/>
+              <w:right w:w="120" w:type="dxa"/>
+            </w:tcMar>
+            <w:tcBorders>
+              <w:top w:val="single" w:sz="4" w:space="0" w:color="CCCCCC"/>
+              <w:bottom w:val="single" w:sz="4" w:space="0" w:color="CCCCCC"/>
+              <w:left w:val="single" w:sz="4" w:space="0" w:color="CCCCCC"/>
+              <w:right w:val="single" w:sz="4" w:space="0" w:color="CCCCCC"/>
+            </w:tcBorders>
+          </w:tcPr>
+          <w:p>
+            <w:pPr>
+              <w:spacing w:before="60" w:after="60" w:line="252" w:lineRule="auto"/>
+              <w:jc w:val="left"/>
+            </w:pPr>
+            <w:r/>
+            <w:r>
+              <w:t>NY Close 23-01</w:t>
+            </w:r>
+          </w:p>
+        </w:tc>
+        <w:tc>
+          <w:tcPr>
+            <w:tcW w:type="dxa" w:w="1440"/>
+            <w:shd w:fill="FFFFFF"/>
+            <w:tcMar>
+              <w:top w:w="100" w:type="dxa"/>
+              <w:bottom w:w="100" w:type="dxa"/>
+              <w:left w:w="120" w:type="dxa"/>
+              <w:right w:w="120" w:type="dxa"/>
+            </w:tcMar>
+            <w:tcBorders>
+              <w:top w:val="single" w:sz="4" w:space="0" w:color="CCCCCC"/>
+              <w:bottom w:val="single" w:sz="4" w:space="0" w:color="CCCCCC"/>
+              <w:left w:val="single" w:sz="4" w:space="0" w:color="CCCCCC"/>
+              <w:right w:val="single" w:sz="4" w:space="0" w:color="CCCCCC"/>
+            </w:tcBorders>
+          </w:tcPr>
+          <w:p>
+            <w:pPr>
+              <w:spacing w:before="60" w:after="60" w:line="252" w:lineRule="auto"/>
+              <w:jc w:val="left"/>
+            </w:pPr>
+            <w:r/>
+            <w:r>
+              <w:t>698.75</w:t>
+            </w:r>
+          </w:p>
+        </w:tc>
+        <w:tc>
+          <w:tcPr>
+            <w:tcW w:type="dxa" w:w="2016"/>
+            <w:shd w:fill="FFFFFF"/>
+            <w:tcMar>
+              <w:top w:w="100" w:type="dxa"/>
+              <w:bottom w:w="100" w:type="dxa"/>
+              <w:left w:w="120" w:type="dxa"/>
+              <w:right w:w="120" w:type="dxa"/>
+            </w:tcMar>
+            <w:tcBorders>
+              <w:top w:val="single" w:sz="4" w:space="0" w:color="CCCCCC"/>
+              <w:bottom w:val="single" w:sz="4" w:space="0" w:color="CCCCCC"/>
+              <w:left w:val="single" w:sz="4" w:space="0" w:color="CCCCCC"/>
+              <w:right w:val="single" w:sz="4" w:space="0" w:color="CCCCCC"/>
+            </w:tcBorders>
+          </w:tcPr>
+          <w:p>
+            <w:pPr>
+              <w:spacing w:before="60" w:after="60" w:line="252" w:lineRule="auto"/>
+              <w:jc w:val="left"/>
+            </w:pPr>
+            <w:r/>
+            <w:r>
+              <w:t>705.75</w:t>
+            </w:r>
+          </w:p>
+        </w:tc>
+        <w:tc>
+          <w:tcPr>
+            <w:tcW w:type="dxa" w:w="1152"/>
+            <w:shd w:fill="FFFFFF"/>
+            <w:tcMar>
+              <w:top w:w="100" w:type="dxa"/>
+              <w:bottom w:w="100" w:type="dxa"/>
+              <w:left w:w="120" w:type="dxa"/>
+              <w:right w:w="120" w:type="dxa"/>
+            </w:tcMar>
+            <w:tcBorders>
+              <w:top w:val="single" w:sz="4" w:space="0" w:color="CCCCCC"/>
+              <w:bottom w:val="single" w:sz="4" w:space="0" w:color="CCCCCC"/>
+              <w:left w:val="single" w:sz="4" w:space="0" w:color="CCCCCC"/>
+              <w:right w:val="single" w:sz="4" w:space="0" w:color="CCCCCC"/>
+            </w:tcBorders>
+          </w:tcPr>
+          <w:p>
+            <w:pPr>
+              <w:spacing w:before="60" w:after="60" w:line="252" w:lineRule="auto"/>
+              <w:jc w:val="left"/>
+            </w:pPr>
+            <w:r/>
+            <w:r>
+              <w:t>689.25</w:t>
+            </w:r>
+          </w:p>
+        </w:tc>
+        <w:tc>
+          <w:tcPr>
+            <w:tcW w:type="dxa" w:w="1728"/>
+            <w:shd w:fill="FFFFFF"/>
+            <w:tcMar>
+              <w:top w:w="100" w:type="dxa"/>
+              <w:bottom w:w="100" w:type="dxa"/>
+              <w:left w:w="120" w:type="dxa"/>
+              <w:right w:w="120" w:type="dxa"/>
+            </w:tcMar>
+            <w:tcBorders>
+              <w:top w:val="single" w:sz="4" w:space="0" w:color="CCCCCC"/>
+              <w:bottom w:val="single" w:sz="4" w:space="0" w:color="CCCCCC"/>
+              <w:left w:val="single" w:sz="4" w:space="0" w:color="CCCCCC"/>
+              <w:right w:val="single" w:sz="4" w:space="0" w:color="CCCCCC"/>
+            </w:tcBorders>
+          </w:tcPr>
+          <w:p>
+            <w:pPr>
+              <w:spacing w:before="60" w:after="60" w:line="252" w:lineRule="auto"/>
+              <w:jc w:val="left"/>
+            </w:pPr>
+            <w:r/>
+            <w:r>
+              <w:rPr>
+                <w:b/>
+              </w:rPr>
+              <w:t>699.25</w:t>
+            </w:r>
+          </w:p>
+        </w:tc>
+        <w:tc>
+          <w:tcPr>
+            <w:tcW w:type="dxa" w:w="3456"/>
+            <w:shd w:fill="FFFFFF"/>
+            <w:tcMar>
+              <w:top w:w="100" w:type="dxa"/>
+              <w:bottom w:w="100" w:type="dxa"/>
+              <w:left w:w="120" w:type="dxa"/>
+              <w:right w:w="120" w:type="dxa"/>
+            </w:tcMar>
+            <w:tcBorders>
+              <w:top w:val="single" w:sz="4" w:space="0" w:color="CCCCCC"/>
+              <w:bottom w:val="single" w:sz="4" w:space="0" w:color="CCCCCC"/>
+              <w:left w:val="single" w:sz="4" w:space="0" w:color="CCCCCC"/>
+              <w:right w:val="single" w:sz="4" w:space="0" w:color="CCCCCC"/>
+            </w:tcBorders>
+          </w:tcPr>
+          <w:p>
+            <w:pPr>
+              <w:spacing w:before="60" w:after="60" w:line="252" w:lineRule="auto"/>
+              <w:jc w:val="left"/>
+            </w:pPr>
+            <w:r/>
+            <w:r>
+              <w:rPr>
+                <w:b/>
+              </w:rPr>
+              <w:t>+0.50</w:t>
+            </w:r>
+          </w:p>
+        </w:tc>
+        <w:tc>
+          <w:tcPr>
+            <w:tcW w:type="dxa" w:w="1440"/>
+            <w:shd w:fill="FFFFFF"/>
+            <w:tcMar>
+              <w:top w:w="100" w:type="dxa"/>
+              <w:bottom w:w="100" w:type="dxa"/>
+              <w:left w:w="120" w:type="dxa"/>
+              <w:right w:w="120" w:type="dxa"/>
+            </w:tcMar>
+            <w:tcBorders>
+              <w:top w:val="single" w:sz="4" w:space="0" w:color="CCCCCC"/>
+              <w:bottom w:val="single" w:sz="4" w:space="0" w:color="CCCCCC"/>
+              <w:left w:val="single" w:sz="4" w:space="0" w:color="CCCCCC"/>
+              <w:right w:val="single" w:sz="4" w:space="0" w:color="CCCCCC"/>
+            </w:tcBorders>
+          </w:tcPr>
+          <w:p>
+            <w:pPr>
+              <w:spacing w:before="60" w:after="60" w:line="252" w:lineRule="auto"/>
+              <w:jc w:val="left"/>
+            </w:pPr>
+            <w:r/>
+            <w:r>
+              <w:t>BULL</w:t>
+            </w:r>
+          </w:p>
+        </w:tc>
+      </w:tr>
+      <w:tr>
+        <w:tc>
+          <w:tcPr>
+            <w:tcW w:type="dxa" w:w="1584"/>
+            <w:shd w:fill="F8FAFC"/>
+            <w:tcMar>
+              <w:top w:w="100" w:type="dxa"/>
+              <w:bottom w:w="100" w:type="dxa"/>
+              <w:left w:w="120" w:type="dxa"/>
+              <w:right w:w="120" w:type="dxa"/>
+            </w:tcMar>
+            <w:tcBorders>
+              <w:top w:val="single" w:sz="4" w:space="0" w:color="CCCCCC"/>
+              <w:bottom w:val="single" w:sz="4" w:space="0" w:color="CCCCCC"/>
+              <w:left w:val="single" w:sz="4" w:space="0" w:color="CCCCCC"/>
+              <w:right w:val="single" w:sz="4" w:space="0" w:color="CCCCCC"/>
+            </w:tcBorders>
+          </w:tcPr>
+          <w:p>
+            <w:pPr>
+              <w:spacing w:before="60" w:after="60" w:line="252" w:lineRule="auto"/>
+              <w:jc w:val="left"/>
+            </w:pPr>
+            <w:r/>
+            <w:r>
+              <w:rPr>
+                <w:b/>
+              </w:rPr>
+              <w:t>Thu 08/10</w:t>
+            </w:r>
+          </w:p>
+        </w:tc>
+        <w:tc>
+          <w:tcPr>
+            <w:tcW w:type="dxa" w:w="864"/>
+            <w:shd w:fill="F8FAFC"/>
+            <w:tcMar>
+              <w:top w:w="100" w:type="dxa"/>
+              <w:bottom w:w="100" w:type="dxa"/>
+              <w:left w:w="120" w:type="dxa"/>
+              <w:right w:w="120" w:type="dxa"/>
+            </w:tcMar>
+            <w:tcBorders>
+              <w:top w:val="single" w:sz="4" w:space="0" w:color="CCCCCC"/>
+              <w:bottom w:val="single" w:sz="4" w:space="0" w:color="CCCCCC"/>
+              <w:left w:val="single" w:sz="4" w:space="0" w:color="CCCCCC"/>
+              <w:right w:val="single" w:sz="4" w:space="0" w:color="CCCCCC"/>
+            </w:tcBorders>
+          </w:tcPr>
+          <w:p>
+            <w:pPr>
+              <w:spacing w:before="60" w:after="60" w:line="252" w:lineRule="auto"/>
+              <w:jc w:val="left"/>
+            </w:pPr>
+            <w:r/>
+            <w:r>
+              <w:t>Asia 07-11</w:t>
+            </w:r>
+          </w:p>
+        </w:tc>
+        <w:tc>
+          <w:tcPr>
+            <w:tcW w:type="dxa" w:w="1440"/>
+            <w:shd w:fill="F8FAFC"/>
+            <w:tcMar>
+              <w:top w:w="100" w:type="dxa"/>
+              <w:bottom w:w="100" w:type="dxa"/>
+              <w:left w:w="120" w:type="dxa"/>
+              <w:right w:w="120" w:type="dxa"/>
+            </w:tcMar>
+            <w:tcBorders>
+              <w:top w:val="single" w:sz="4" w:space="0" w:color="CCCCCC"/>
+              <w:bottom w:val="single" w:sz="4" w:space="0" w:color="CCCCCC"/>
+              <w:left w:val="single" w:sz="4" w:space="0" w:color="CCCCCC"/>
+              <w:right w:val="single" w:sz="4" w:space="0" w:color="CCCCCC"/>
+            </w:tcBorders>
+          </w:tcPr>
+          <w:p>
+            <w:pPr>
+              <w:spacing w:before="60" w:after="60" w:line="252" w:lineRule="auto"/>
+              <w:jc w:val="left"/>
+            </w:pPr>
+            <w:r/>
+            <w:r>
+              <w:t>699.25</w:t>
+            </w:r>
+          </w:p>
+        </w:tc>
+        <w:tc>
+          <w:tcPr>
+            <w:tcW w:type="dxa" w:w="2016"/>
+            <w:shd w:fill="F8FAFC"/>
+            <w:tcMar>
+              <w:top w:w="100" w:type="dxa"/>
+              <w:bottom w:w="100" w:type="dxa"/>
+              <w:left w:w="120" w:type="dxa"/>
+              <w:right w:w="120" w:type="dxa"/>
+            </w:tcMar>
+            <w:tcBorders>
+              <w:top w:val="single" w:sz="4" w:space="0" w:color="CCCCCC"/>
+              <w:bottom w:val="single" w:sz="4" w:space="0" w:color="CCCCCC"/>
+              <w:left w:val="single" w:sz="4" w:space="0" w:color="CCCCCC"/>
+              <w:right w:val="single" w:sz="4" w:space="0" w:color="CCCCCC"/>
+            </w:tcBorders>
+          </w:tcPr>
+          <w:p>
+            <w:pPr>
+              <w:spacing w:before="60" w:after="60" w:line="252" w:lineRule="auto"/>
+              <w:jc w:val="left"/>
+            </w:pPr>
+            <w:r/>
+            <w:r>
+              <w:t>709.75</w:t>
+            </w:r>
+          </w:p>
+        </w:tc>
+        <w:tc>
+          <w:tcPr>
+            <w:tcW w:type="dxa" w:w="1152"/>
+            <w:shd w:fill="F8FAFC"/>
+            <w:tcMar>
+              <w:top w:w="100" w:type="dxa"/>
+              <w:bottom w:w="100" w:type="dxa"/>
+              <w:left w:w="120" w:type="dxa"/>
+              <w:right w:w="120" w:type="dxa"/>
+            </w:tcMar>
+            <w:tcBorders>
+              <w:top w:val="single" w:sz="4" w:space="0" w:color="CCCCCC"/>
+              <w:bottom w:val="single" w:sz="4" w:space="0" w:color="CCCCCC"/>
+              <w:left w:val="single" w:sz="4" w:space="0" w:color="CCCCCC"/>
+              <w:right w:val="single" w:sz="4" w:space="0" w:color="CCCCCC"/>
+            </w:tcBorders>
+          </w:tcPr>
+          <w:p>
+            <w:pPr>
+              <w:spacing w:before="60" w:after="60" w:line="252" w:lineRule="auto"/>
+              <w:jc w:val="left"/>
+            </w:pPr>
+            <w:r/>
+            <w:r>
+              <w:t>692.00</w:t>
+            </w:r>
+          </w:p>
+        </w:tc>
+        <w:tc>
+          <w:tcPr>
+            <w:tcW w:type="dxa" w:w="1728"/>
+            <w:shd w:fill="F8FAFC"/>
+            <w:tcMar>
+              <w:top w:w="100" w:type="dxa"/>
+              <w:bottom w:w="100" w:type="dxa"/>
+              <w:left w:w="120" w:type="dxa"/>
+              <w:right w:w="120" w:type="dxa"/>
+            </w:tcMar>
+            <w:tcBorders>
+              <w:top w:val="single" w:sz="4" w:space="0" w:color="CCCCCC"/>
+              <w:bottom w:val="single" w:sz="4" w:space="0" w:color="CCCCCC"/>
+              <w:left w:val="single" w:sz="4" w:space="0" w:color="CCCCCC"/>
+              <w:right w:val="single" w:sz="4" w:space="0" w:color="CCCCCC"/>
+            </w:tcBorders>
+          </w:tcPr>
+          <w:p>
+            <w:pPr>
+              <w:spacing w:before="60" w:after="60" w:line="252" w:lineRule="auto"/>
+              <w:jc w:val="left"/>
+            </w:pPr>
+            <w:r/>
+            <w:r>
+              <w:rPr>
+                <w:b/>
+              </w:rPr>
+              <w:t>699.00</w:t>
+            </w:r>
+          </w:p>
+        </w:tc>
+        <w:tc>
+          <w:tcPr>
+            <w:tcW w:type="dxa" w:w="3456"/>
+            <w:shd w:fill="F8FAFC"/>
+            <w:tcMar>
+              <w:top w:w="100" w:type="dxa"/>
+              <w:bottom w:w="100" w:type="dxa"/>
+              <w:left w:w="120" w:type="dxa"/>
+              <w:right w:w="120" w:type="dxa"/>
+            </w:tcMar>
+            <w:tcBorders>
+              <w:top w:val="single" w:sz="4" w:space="0" w:color="CCCCCC"/>
+              <w:bottom w:val="single" w:sz="4" w:space="0" w:color="CCCCCC"/>
+              <w:left w:val="single" w:sz="4" w:space="0" w:color="CCCCCC"/>
+              <w:right w:val="single" w:sz="4" w:space="0" w:color="CCCCCC"/>
+            </w:tcBorders>
+          </w:tcPr>
+          <w:p>
+            <w:pPr>
+              <w:spacing w:before="60" w:after="60" w:line="252" w:lineRule="auto"/>
+              <w:jc w:val="left"/>
+            </w:pPr>
+            <w:r/>
+            <w:r>
+              <w:rPr>
+                <w:b/>
+              </w:rPr>
+              <w:t>-0.25</w:t>
+            </w:r>
+          </w:p>
+        </w:tc>
+        <w:tc>
+          <w:tcPr>
+            <w:tcW w:type="dxa" w:w="1440"/>
+            <w:shd w:fill="F8FAFC"/>
+            <w:tcMar>
+              <w:top w:w="100" w:type="dxa"/>
+              <w:bottom w:w="100" w:type="dxa"/>
+              <w:left w:w="120" w:type="dxa"/>
+              <w:right w:w="120" w:type="dxa"/>
+            </w:tcMar>
+            <w:tcBorders>
+              <w:top w:val="single" w:sz="4" w:space="0" w:color="CCCCCC"/>
+              <w:bottom w:val="single" w:sz="4" w:space="0" w:color="CCCCCC"/>
+              <w:left w:val="single" w:sz="4" w:space="0" w:color="CCCCCC"/>
+              <w:right w:val="single" w:sz="4" w:space="0" w:color="CCCCCC"/>
+            </w:tcBorders>
+          </w:tcPr>
+          <w:p>
+            <w:pPr>
+              <w:spacing w:before="60" w:after="60" w:line="252" w:lineRule="auto"/>
+              <w:jc w:val="left"/>
+            </w:pPr>
+            <w:r/>
+            <w:r>
+              <w:t>BEAR</w:t>
+            </w:r>
+          </w:p>
+        </w:tc>
+      </w:tr>
+      <w:tr>
+        <w:tc>
+          <w:tcPr>
+            <w:tcW w:type="dxa" w:w="1584"/>
+            <w:shd w:fill="FFFFFF"/>
+            <w:tcMar>
+              <w:top w:w="100" w:type="dxa"/>
+              <w:bottom w:w="100" w:type="dxa"/>
+              <w:left w:w="120" w:type="dxa"/>
+              <w:right w:w="120" w:type="dxa"/>
+            </w:tcMar>
+            <w:tcBorders>
+              <w:top w:val="single" w:sz="4" w:space="0" w:color="CCCCCC"/>
+              <w:bottom w:val="single" w:sz="4" w:space="0" w:color="CCCCCC"/>
+              <w:left w:val="single" w:sz="4" w:space="0" w:color="CCCCCC"/>
+              <w:right w:val="single" w:sz="4" w:space="0" w:color="CCCCCC"/>
+            </w:tcBorders>
+          </w:tcPr>
+          <w:p>
+            <w:pPr>
+              <w:spacing w:before="60" w:after="60" w:line="252" w:lineRule="auto"/>
+              <w:jc w:val="left"/>
+            </w:pPr>
+            <w:r/>
+            <w:r>
+              <w:rPr>
+                <w:b/>
+              </w:rPr>
+              <w:t>Thu 08/10</w:t>
+            </w:r>
+          </w:p>
+        </w:tc>
+        <w:tc>
+          <w:tcPr>
+            <w:tcW w:type="dxa" w:w="864"/>
+            <w:shd w:fill="FFFFFF"/>
+            <w:tcMar>
+              <w:top w:w="100" w:type="dxa"/>
+              <w:bottom w:w="100" w:type="dxa"/>
+              <w:left w:w="120" w:type="dxa"/>
+              <w:right w:w="120" w:type="dxa"/>
+            </w:tcMar>
+            <w:tcBorders>
+              <w:top w:val="single" w:sz="4" w:space="0" w:color="CCCCCC"/>
+              <w:bottom w:val="single" w:sz="4" w:space="0" w:color="CCCCCC"/>
+              <w:left w:val="single" w:sz="4" w:space="0" w:color="CCCCCC"/>
+              <w:right w:val="single" w:sz="4" w:space="0" w:color="CCCCCC"/>
+            </w:tcBorders>
+          </w:tcPr>
+          <w:p>
+            <w:pPr>
+              <w:spacing w:before="60" w:after="60" w:line="252" w:lineRule="auto"/>
+              <w:jc w:val="left"/>
+            </w:pPr>
+            <w:r/>
+            <w:r>
+              <w:t>Asia 11-15</w:t>
+            </w:r>
+          </w:p>
+        </w:tc>
+        <w:tc>
+          <w:tcPr>
+            <w:tcW w:type="dxa" w:w="1440"/>
+            <w:shd w:fill="FFFFFF"/>
+            <w:tcMar>
+              <w:top w:w="100" w:type="dxa"/>
+              <w:bottom w:w="100" w:type="dxa"/>
+              <w:left w:w="120" w:type="dxa"/>
+              <w:right w:w="120" w:type="dxa"/>
+            </w:tcMar>
+            <w:tcBorders>
+              <w:top w:val="single" w:sz="4" w:space="0" w:color="CCCCCC"/>
+              <w:bottom w:val="single" w:sz="4" w:space="0" w:color="CCCCCC"/>
+              <w:left w:val="single" w:sz="4" w:space="0" w:color="CCCCCC"/>
+              <w:right w:val="single" w:sz="4" w:space="0" w:color="CCCCCC"/>
+            </w:tcBorders>
+          </w:tcPr>
+          <w:p>
+            <w:pPr>
+              <w:spacing w:before="60" w:after="60" w:line="252" w:lineRule="auto"/>
+              <w:jc w:val="left"/>
+            </w:pPr>
+            <w:r/>
+            <w:r>
+              <w:t>699.00</w:t>
+            </w:r>
+          </w:p>
+        </w:tc>
+        <w:tc>
+          <w:tcPr>
+            <w:tcW w:type="dxa" w:w="2016"/>
+            <w:shd w:fill="FFFFFF"/>
+            <w:tcMar>
+              <w:top w:w="100" w:type="dxa"/>
+              <w:bottom w:w="100" w:type="dxa"/>
+              <w:left w:w="120" w:type="dxa"/>
+              <w:right w:w="120" w:type="dxa"/>
+            </w:tcMar>
+            <w:tcBorders>
+              <w:top w:val="single" w:sz="4" w:space="0" w:color="CCCCCC"/>
+              <w:bottom w:val="single" w:sz="4" w:space="0" w:color="CCCCCC"/>
+              <w:left w:val="single" w:sz="4" w:space="0" w:color="CCCCCC"/>
+              <w:right w:val="single" w:sz="4" w:space="0" w:color="CCCCCC"/>
+            </w:tcBorders>
+          </w:tcPr>
+          <w:p>
+            <w:pPr>
+              <w:spacing w:before="60" w:after="60" w:line="252" w:lineRule="auto"/>
+              <w:jc w:val="left"/>
+            </w:pPr>
+            <w:r/>
+            <w:r>
+              <w:t>708.75</w:t>
+            </w:r>
+          </w:p>
+        </w:tc>
+        <w:tc>
+          <w:tcPr>
+            <w:tcW w:type="dxa" w:w="1152"/>
+            <w:shd w:fill="FFFFFF"/>
+            <w:tcMar>
+              <w:top w:w="100" w:type="dxa"/>
+              <w:bottom w:w="100" w:type="dxa"/>
+              <w:left w:w="120" w:type="dxa"/>
+              <w:right w:w="120" w:type="dxa"/>
+            </w:tcMar>
+            <w:tcBorders>
+              <w:top w:val="single" w:sz="4" w:space="0" w:color="CCCCCC"/>
+              <w:bottom w:val="single" w:sz="4" w:space="0" w:color="CCCCCC"/>
+              <w:left w:val="single" w:sz="4" w:space="0" w:color="CCCCCC"/>
+              <w:right w:val="single" w:sz="4" w:space="0" w:color="CCCCCC"/>
+            </w:tcBorders>
+          </w:tcPr>
+          <w:p>
+            <w:pPr>
+              <w:spacing w:before="60" w:after="60" w:line="252" w:lineRule="auto"/>
+              <w:jc w:val="left"/>
+            </w:pPr>
+            <w:r/>
+            <w:r>
+              <w:t>689.25</w:t>
+            </w:r>
+          </w:p>
+        </w:tc>
+        <w:tc>
+          <w:tcPr>
+            <w:tcW w:type="dxa" w:w="1728"/>
+            <w:shd w:fill="FFFFFF"/>
+            <w:tcMar>
+              <w:top w:w="100" w:type="dxa"/>
+              <w:bottom w:w="100" w:type="dxa"/>
+              <w:left w:w="120" w:type="dxa"/>
+              <w:right w:w="120" w:type="dxa"/>
+            </w:tcMar>
+            <w:tcBorders>
+              <w:top w:val="single" w:sz="4" w:space="0" w:color="CCCCCC"/>
+              <w:bottom w:val="single" w:sz="4" w:space="0" w:color="CCCCCC"/>
+              <w:left w:val="single" w:sz="4" w:space="0" w:color="CCCCCC"/>
+              <w:right w:val="single" w:sz="4" w:space="0" w:color="CCCCCC"/>
+            </w:tcBorders>
+          </w:tcPr>
+          <w:p>
+            <w:pPr>
+              <w:spacing w:before="60" w:after="60" w:line="252" w:lineRule="auto"/>
+              <w:jc w:val="left"/>
+            </w:pPr>
+            <w:r/>
+            <w:r>
+              <w:rPr>
+                <w:b/>
+              </w:rPr>
+              <w:t>699.50</w:t>
+            </w:r>
+          </w:p>
+        </w:tc>
+        <w:tc>
+          <w:tcPr>
+            <w:tcW w:type="dxa" w:w="3456"/>
+            <w:shd w:fill="FFFFFF"/>
+            <w:tcMar>
+              <w:top w:w="100" w:type="dxa"/>
+              <w:bottom w:w="100" w:type="dxa"/>
+              <w:left w:w="120" w:type="dxa"/>
+              <w:right w:w="120" w:type="dxa"/>
+            </w:tcMar>
+            <w:tcBorders>
+              <w:top w:val="single" w:sz="4" w:space="0" w:color="CCCCCC"/>
+              <w:bottom w:val="single" w:sz="4" w:space="0" w:color="CCCCCC"/>
+              <w:left w:val="single" w:sz="4" w:space="0" w:color="CCCCCC"/>
+              <w:right w:val="single" w:sz="4" w:space="0" w:color="CCCCCC"/>
+            </w:tcBorders>
+          </w:tcPr>
+          <w:p>
+            <w:pPr>
+              <w:spacing w:before="60" w:after="60" w:line="252" w:lineRule="auto"/>
+              <w:jc w:val="left"/>
+            </w:pPr>
+            <w:r/>
+            <w:r>
+              <w:rPr>
+                <w:b/>
+              </w:rPr>
+              <w:t>+0.50</w:t>
+            </w:r>
+          </w:p>
+        </w:tc>
+        <w:tc>
+          <w:tcPr>
+            <w:tcW w:type="dxa" w:w="1440"/>
+            <w:shd w:fill="FFFFFF"/>
+            <w:tcMar>
+              <w:top w:w="100" w:type="dxa"/>
+              <w:bottom w:w="100" w:type="dxa"/>
+              <w:left w:w="120" w:type="dxa"/>
+              <w:right w:w="120" w:type="dxa"/>
+            </w:tcMar>
+            <w:tcBorders>
+              <w:top w:val="single" w:sz="4" w:space="0" w:color="CCCCCC"/>
+              <w:bottom w:val="single" w:sz="4" w:space="0" w:color="CCCCCC"/>
+              <w:left w:val="single" w:sz="4" w:space="0" w:color="CCCCCC"/>
+              <w:right w:val="single" w:sz="4" w:space="0" w:color="CCCCCC"/>
+            </w:tcBorders>
+          </w:tcPr>
+          <w:p>
+            <w:pPr>
+              <w:spacing w:before="60" w:after="60" w:line="252" w:lineRule="auto"/>
+              <w:jc w:val="left"/>
+            </w:pPr>
+            <w:r/>
+            <w:r>
+              <w:t>BULL</w:t>
+            </w:r>
+          </w:p>
+        </w:tc>
+      </w:tr>
+      <w:tr>
+        <w:tc>
+          <w:tcPr>
+            <w:tcW w:type="dxa" w:w="1584"/>
+            <w:shd w:fill="F8FAFC"/>
+            <w:tcMar>
+              <w:top w:w="100" w:type="dxa"/>
+              <w:bottom w:w="100" w:type="dxa"/>
+              <w:left w:w="120" w:type="dxa"/>
+              <w:right w:w="120" w:type="dxa"/>
+            </w:tcMar>
+            <w:tcBorders>
+              <w:top w:val="single" w:sz="4" w:space="0" w:color="CCCCCC"/>
+              <w:bottom w:val="single" w:sz="4" w:space="0" w:color="CCCCCC"/>
+              <w:left w:val="single" w:sz="4" w:space="0" w:color="CCCCCC"/>
+              <w:right w:val="single" w:sz="4" w:space="0" w:color="CCCCCC"/>
+            </w:tcBorders>
+          </w:tcPr>
+          <w:p>
+            <w:pPr>
+              <w:spacing w:before="60" w:after="60" w:line="252" w:lineRule="auto"/>
+              <w:jc w:val="left"/>
+            </w:pPr>
+            <w:r/>
+            <w:r>
+              <w:rPr>
+                <w:b/>
+              </w:rPr>
+              <w:t>Thu 08/10</w:t>
+            </w:r>
+          </w:p>
+        </w:tc>
+        <w:tc>
+          <w:tcPr>
+            <w:tcW w:type="dxa" w:w="864"/>
+            <w:shd w:fill="F8FAFC"/>
+            <w:tcMar>
+              <w:top w:w="100" w:type="dxa"/>
+              <w:bottom w:w="100" w:type="dxa"/>
+              <w:left w:w="120" w:type="dxa"/>
+              <w:right w:w="120" w:type="dxa"/>
+            </w:tcMar>
+            <w:tcBorders>
+              <w:top w:val="single" w:sz="4" w:space="0" w:color="CCCCCC"/>
+              <w:bottom w:val="single" w:sz="4" w:space="0" w:color="CCCCCC"/>
+              <w:left w:val="single" w:sz="4" w:space="0" w:color="CCCCCC"/>
+              <w:right w:val="single" w:sz="4" w:space="0" w:color="CCCCCC"/>
+            </w:tcBorders>
+          </w:tcPr>
+          <w:p>
+            <w:pPr>
+              <w:spacing w:before="60" w:after="60" w:line="252" w:lineRule="auto"/>
+              <w:jc w:val="left"/>
+            </w:pPr>
+            <w:r/>
+            <w:r>
+              <w:t>London 15-19</w:t>
+            </w:r>
+          </w:p>
+        </w:tc>
+        <w:tc>
+          <w:tcPr>
+            <w:tcW w:type="dxa" w:w="1440"/>
+            <w:shd w:fill="F8FAFC"/>
+            <w:tcMar>
+              <w:top w:w="100" w:type="dxa"/>
+              <w:bottom w:w="100" w:type="dxa"/>
+              <w:left w:w="120" w:type="dxa"/>
+              <w:right w:w="120" w:type="dxa"/>
+            </w:tcMar>
+            <w:tcBorders>
+              <w:top w:val="single" w:sz="4" w:space="0" w:color="CCCCCC"/>
+              <w:bottom w:val="single" w:sz="4" w:space="0" w:color="CCCCCC"/>
+              <w:left w:val="single" w:sz="4" w:space="0" w:color="CCCCCC"/>
+              <w:right w:val="single" w:sz="4" w:space="0" w:color="CCCCCC"/>
+            </w:tcBorders>
+          </w:tcPr>
+          <w:p>
+            <w:pPr>
+              <w:spacing w:before="60" w:after="60" w:line="252" w:lineRule="auto"/>
+              <w:jc w:val="left"/>
+            </w:pPr>
+            <w:r/>
+            <w:r>
+              <w:t>699.50</w:t>
+            </w:r>
+          </w:p>
+        </w:tc>
+        <w:tc>
+          <w:tcPr>
+            <w:tcW w:type="dxa" w:w="2016"/>
+            <w:shd w:fill="F8FAFC"/>
+            <w:tcMar>
+              <w:top w:w="100" w:type="dxa"/>
+              <w:bottom w:w="100" w:type="dxa"/>
+              <w:left w:w="120" w:type="dxa"/>
+              <w:right w:w="120" w:type="dxa"/>
+            </w:tcMar>
+            <w:tcBorders>
+              <w:top w:val="single" w:sz="4" w:space="0" w:color="CCCCCC"/>
+              <w:bottom w:val="single" w:sz="4" w:space="0" w:color="CCCCCC"/>
+              <w:left w:val="single" w:sz="4" w:space="0" w:color="CCCCCC"/>
+              <w:right w:val="single" w:sz="4" w:space="0" w:color="CCCCCC"/>
+            </w:tcBorders>
+          </w:tcPr>
+          <w:p>
+            <w:pPr>
+              <w:spacing w:before="60" w:after="60" w:line="252" w:lineRule="auto"/>
+              <w:jc w:val="left"/>
+            </w:pPr>
+            <w:r/>
+            <w:r>
+              <w:t>710.25</w:t>
+            </w:r>
+          </w:p>
+        </w:tc>
+        <w:tc>
+          <w:tcPr>
+            <w:tcW w:type="dxa" w:w="1152"/>
+            <w:shd w:fill="F8FAFC"/>
+            <w:tcMar>
+              <w:top w:w="100" w:type="dxa"/>
+              <w:bottom w:w="100" w:type="dxa"/>
+              <w:left w:w="120" w:type="dxa"/>
+              <w:right w:w="120" w:type="dxa"/>
+            </w:tcMar>
+            <w:tcBorders>
+              <w:top w:val="single" w:sz="4" w:space="0" w:color="CCCCCC"/>
+              <w:bottom w:val="single" w:sz="4" w:space="0" w:color="CCCCCC"/>
+              <w:left w:val="single" w:sz="4" w:space="0" w:color="CCCCCC"/>
+              <w:right w:val="single" w:sz="4" w:space="0" w:color="CCCCCC"/>
+            </w:tcBorders>
+          </w:tcPr>
+          <w:p>
+            <w:pPr>
+              <w:spacing w:before="60" w:after="60" w:line="252" w:lineRule="auto"/>
+              <w:jc w:val="left"/>
+            </w:pPr>
+            <w:r/>
+            <w:r>
+              <w:t>692.25</w:t>
+            </w:r>
+          </w:p>
+        </w:tc>
+        <w:tc>
+          <w:tcPr>
+            <w:tcW w:type="dxa" w:w="1728"/>
+            <w:shd w:fill="F8FAFC"/>
+            <w:tcMar>
+              <w:top w:w="100" w:type="dxa"/>
+              <w:bottom w:w="100" w:type="dxa"/>
+              <w:left w:w="120" w:type="dxa"/>
+              <w:right w:w="120" w:type="dxa"/>
+            </w:tcMar>
+            <w:tcBorders>
+              <w:top w:val="single" w:sz="4" w:space="0" w:color="CCCCCC"/>
+              <w:bottom w:val="single" w:sz="4" w:space="0" w:color="CCCCCC"/>
+              <w:left w:val="single" w:sz="4" w:space="0" w:color="CCCCCC"/>
+              <w:right w:val="single" w:sz="4" w:space="0" w:color="CCCCCC"/>
+            </w:tcBorders>
+          </w:tcPr>
+          <w:p>
+            <w:pPr>
+              <w:spacing w:before="60" w:after="60" w:line="252" w:lineRule="auto"/>
+              <w:jc w:val="left"/>
+            </w:pPr>
+            <w:r/>
+            <w:r>
+              <w:rPr>
+                <w:b/>
+              </w:rPr>
+              <w:t>700.25</w:t>
+            </w:r>
+          </w:p>
+        </w:tc>
+        <w:tc>
+          <w:tcPr>
+            <w:tcW w:type="dxa" w:w="3456"/>
+            <w:shd w:fill="F8FAFC"/>
+            <w:tcMar>
+              <w:top w:w="100" w:type="dxa"/>
+              <w:bottom w:w="100" w:type="dxa"/>
+              <w:left w:w="120" w:type="dxa"/>
+              <w:right w:w="120" w:type="dxa"/>
+            </w:tcMar>
+            <w:tcBorders>
+              <w:top w:val="single" w:sz="4" w:space="0" w:color="CCCCCC"/>
+              <w:bottom w:val="single" w:sz="4" w:space="0" w:color="CCCCCC"/>
+              <w:left w:val="single" w:sz="4" w:space="0" w:color="CCCCCC"/>
+              <w:right w:val="single" w:sz="4" w:space="0" w:color="CCCCCC"/>
+            </w:tcBorders>
+          </w:tcPr>
+          <w:p>
+            <w:pPr>
+              <w:spacing w:before="60" w:after="60" w:line="252" w:lineRule="auto"/>
+              <w:jc w:val="left"/>
+            </w:pPr>
+            <w:r/>
+            <w:r>
+              <w:rPr>
+                <w:b/>
+              </w:rPr>
+              <w:t>+0.75</w:t>
+            </w:r>
+          </w:p>
+        </w:tc>
+        <w:tc>
+          <w:tcPr>
+            <w:tcW w:type="dxa" w:w="1440"/>
+            <w:shd w:fill="F8FAFC"/>
+            <w:tcMar>
+              <w:top w:w="100" w:type="dxa"/>
+              <w:bottom w:w="100" w:type="dxa"/>
+              <w:left w:w="120" w:type="dxa"/>
+              <w:right w:w="120" w:type="dxa"/>
+            </w:tcMar>
+            <w:tcBorders>
+              <w:top w:val="single" w:sz="4" w:space="0" w:color="CCCCCC"/>
+              <w:bottom w:val="single" w:sz="4" w:space="0" w:color="CCCCCC"/>
+              <w:left w:val="single" w:sz="4" w:space="0" w:color="CCCCCC"/>
+              <w:right w:val="single" w:sz="4" w:space="0" w:color="CCCCCC"/>
+            </w:tcBorders>
+          </w:tcPr>
+          <w:p>
+            <w:pPr>
+              <w:spacing w:before="60" w:after="60" w:line="252" w:lineRule="auto"/>
+              <w:jc w:val="left"/>
+            </w:pPr>
+            <w:r/>
+            <w:r>
+              <w:t>BULL</w:t>
+            </w:r>
+          </w:p>
+        </w:tc>
+      </w:tr>
+      <w:tr>
+        <w:tc>
+          <w:tcPr>
+            <w:tcW w:type="dxa" w:w="1584"/>
+            <w:shd w:fill="FFFFFF"/>
+            <w:tcMar>
+              <w:top w:w="100" w:type="dxa"/>
+              <w:bottom w:w="100" w:type="dxa"/>
+              <w:left w:w="120" w:type="dxa"/>
+              <w:right w:w="120" w:type="dxa"/>
+            </w:tcMar>
+            <w:tcBorders>
+              <w:top w:val="single" w:sz="4" w:space="0" w:color="CCCCCC"/>
+              <w:bottom w:val="single" w:sz="4" w:space="0" w:color="CCCCCC"/>
+              <w:left w:val="single" w:sz="4" w:space="0" w:color="CCCCCC"/>
+              <w:right w:val="single" w:sz="4" w:space="0" w:color="CCCCCC"/>
+            </w:tcBorders>
+          </w:tcPr>
+          <w:p>
+            <w:pPr>
+              <w:spacing w:before="60" w:after="60" w:line="252" w:lineRule="auto"/>
+              <w:jc w:val="left"/>
+            </w:pPr>
+            <w:r/>
+            <w:r>
+              <w:rPr>
+                <w:b/>
+              </w:rPr>
+              <w:t>Thu 08/10</w:t>
+            </w:r>
+          </w:p>
+        </w:tc>
+        <w:tc>
+          <w:tcPr>
+            <w:tcW w:type="dxa" w:w="864"/>
+            <w:shd w:fill="FFFFFF"/>
+            <w:tcMar>
+              <w:top w:w="100" w:type="dxa"/>
+              <w:bottom w:w="100" w:type="dxa"/>
+              <w:left w:w="120" w:type="dxa"/>
+              <w:right w:w="120" w:type="dxa"/>
+            </w:tcMar>
+            <w:tcBorders>
+              <w:top w:val="single" w:sz="4" w:space="0" w:color="CCCCCC"/>
+              <w:bottom w:val="single" w:sz="4" w:space="0" w:color="CCCCCC"/>
+              <w:left w:val="single" w:sz="4" w:space="0" w:color="CCCCCC"/>
+              <w:right w:val="single" w:sz="4" w:space="0" w:color="CCCCCC"/>
+            </w:tcBorders>
+          </w:tcPr>
+          <w:p>
+            <w:pPr>
+              <w:spacing w:before="60" w:after="60" w:line="252" w:lineRule="auto"/>
+              <w:jc w:val="left"/>
+            </w:pPr>
+            <w:r/>
+            <w:r>
+              <w:t>Pre-NY 19-21</w:t>
+            </w:r>
+          </w:p>
+        </w:tc>
+        <w:tc>
+          <w:tcPr>
+            <w:tcW w:type="dxa" w:w="1440"/>
+            <w:shd w:fill="FFFFFF"/>
+            <w:tcMar>
+              <w:top w:w="100" w:type="dxa"/>
+              <w:bottom w:w="100" w:type="dxa"/>
+              <w:left w:w="120" w:type="dxa"/>
+              <w:right w:w="120" w:type="dxa"/>
+            </w:tcMar>
+            <w:tcBorders>
+              <w:top w:val="single" w:sz="4" w:space="0" w:color="CCCCCC"/>
+              <w:bottom w:val="single" w:sz="4" w:space="0" w:color="CCCCCC"/>
+              <w:left w:val="single" w:sz="4" w:space="0" w:color="CCCCCC"/>
+              <w:right w:val="single" w:sz="4" w:space="0" w:color="CCCCCC"/>
+            </w:tcBorders>
+          </w:tcPr>
+          <w:p>
+            <w:pPr>
+              <w:spacing w:before="60" w:after="60" w:line="252" w:lineRule="auto"/>
+              <w:jc w:val="left"/>
+            </w:pPr>
+            <w:r/>
+            <w:r>
+              <w:t>700.25</w:t>
+            </w:r>
+          </w:p>
+        </w:tc>
+        <w:tc>
+          <w:tcPr>
+            <w:tcW w:type="dxa" w:w="2016"/>
+            <w:shd w:fill="FFFFFF"/>
+            <w:tcMar>
+              <w:top w:w="100" w:type="dxa"/>
+              <w:bottom w:w="100" w:type="dxa"/>
+              <w:left w:w="120" w:type="dxa"/>
+              <w:right w:w="120" w:type="dxa"/>
+            </w:tcMar>
+            <w:tcBorders>
+              <w:top w:val="single" w:sz="4" w:space="0" w:color="CCCCCC"/>
+              <w:bottom w:val="single" w:sz="4" w:space="0" w:color="CCCCCC"/>
+              <w:left w:val="single" w:sz="4" w:space="0" w:color="CCCCCC"/>
+              <w:right w:val="single" w:sz="4" w:space="0" w:color="CCCCCC"/>
+            </w:tcBorders>
+          </w:tcPr>
+          <w:p>
+            <w:pPr>
+              <w:spacing w:before="60" w:after="60" w:line="252" w:lineRule="auto"/>
+              <w:jc w:val="left"/>
+            </w:pPr>
+            <w:r/>
+            <w:r>
+              <w:t>706.75</w:t>
+            </w:r>
+          </w:p>
+        </w:tc>
+        <w:tc>
+          <w:tcPr>
+            <w:tcW w:type="dxa" w:w="1152"/>
+            <w:shd w:fill="FFFFFF"/>
+            <w:tcMar>
+              <w:top w:w="100" w:type="dxa"/>
+              <w:bottom w:w="100" w:type="dxa"/>
+              <w:left w:w="120" w:type="dxa"/>
+              <w:right w:w="120" w:type="dxa"/>
+            </w:tcMar>
+            <w:tcBorders>
+              <w:top w:val="single" w:sz="4" w:space="0" w:color="CCCCCC"/>
+              <w:bottom w:val="single" w:sz="4" w:space="0" w:color="CCCCCC"/>
+              <w:left w:val="single" w:sz="4" w:space="0" w:color="CCCCCC"/>
+              <w:right w:val="single" w:sz="4" w:space="0" w:color="CCCCCC"/>
+            </w:tcBorders>
+          </w:tcPr>
+          <w:p>
+            <w:pPr>
+              <w:spacing w:before="60" w:after="60" w:line="252" w:lineRule="auto"/>
+              <w:jc w:val="left"/>
+            </w:pPr>
+            <w:r/>
+            <w:r>
+              <w:t>691.75</w:t>
+            </w:r>
+          </w:p>
+        </w:tc>
+        <w:tc>
+          <w:tcPr>
+            <w:tcW w:type="dxa" w:w="1728"/>
+            <w:shd w:fill="FFFFFF"/>
+            <w:tcMar>
+              <w:top w:w="100" w:type="dxa"/>
+              <w:bottom w:w="100" w:type="dxa"/>
+              <w:left w:w="120" w:type="dxa"/>
+              <w:right w:w="120" w:type="dxa"/>
+            </w:tcMar>
+            <w:tcBorders>
+              <w:top w:val="single" w:sz="4" w:space="0" w:color="CCCCCC"/>
+              <w:bottom w:val="single" w:sz="4" w:space="0" w:color="CCCCCC"/>
+              <w:left w:val="single" w:sz="4" w:space="0" w:color="CCCCCC"/>
+              <w:right w:val="single" w:sz="4" w:space="0" w:color="CCCCCC"/>
+            </w:tcBorders>
+          </w:tcPr>
+          <w:p>
+            <w:pPr>
+              <w:spacing w:before="60" w:after="60" w:line="252" w:lineRule="auto"/>
+              <w:jc w:val="left"/>
+            </w:pPr>
+            <w:r/>
+            <w:r>
+              <w:rPr>
+                <w:b/>
+              </w:rPr>
+              <w:t>700.75</w:t>
+            </w:r>
+          </w:p>
+        </w:tc>
+        <w:tc>
+          <w:tcPr>
+            <w:tcW w:type="dxa" w:w="3456"/>
+            <w:shd w:fill="FFFFFF"/>
+            <w:tcMar>
+              <w:top w:w="100" w:type="dxa"/>
+              <w:bottom w:w="100" w:type="dxa"/>
+              <w:left w:w="120" w:type="dxa"/>
+              <w:right w:w="120" w:type="dxa"/>
+            </w:tcMar>
+            <w:tcBorders>
+              <w:top w:val="single" w:sz="4" w:space="0" w:color="CCCCCC"/>
+              <w:bottom w:val="single" w:sz="4" w:space="0" w:color="CCCCCC"/>
+              <w:left w:val="single" w:sz="4" w:space="0" w:color="CCCCCC"/>
+              <w:right w:val="single" w:sz="4" w:space="0" w:color="CCCCCC"/>
+            </w:tcBorders>
+          </w:tcPr>
+          <w:p>
+            <w:pPr>
+              <w:spacing w:before="60" w:after="60" w:line="252" w:lineRule="auto"/>
+              <w:jc w:val="left"/>
+            </w:pPr>
+            <w:r/>
+            <w:r>
+              <w:rPr>
+                <w:b/>
+              </w:rPr>
+              <w:t>+0.50</w:t>
+            </w:r>
+          </w:p>
+        </w:tc>
+        <w:tc>
+          <w:tcPr>
+            <w:tcW w:type="dxa" w:w="1440"/>
+            <w:shd w:fill="FFFFFF"/>
+            <w:tcMar>
+              <w:top w:w="100" w:type="dxa"/>
+              <w:bottom w:w="100" w:type="dxa"/>
+              <w:left w:w="120" w:type="dxa"/>
+              <w:right w:w="120" w:type="dxa"/>
+            </w:tcMar>
+            <w:tcBorders>
+              <w:top w:val="single" w:sz="4" w:space="0" w:color="CCCCCC"/>
+              <w:bottom w:val="single" w:sz="4" w:space="0" w:color="CCCCCC"/>
+              <w:left w:val="single" w:sz="4" w:space="0" w:color="CCCCCC"/>
+              <w:right w:val="single" w:sz="4" w:space="0" w:color="CCCCCC"/>
+            </w:tcBorders>
+          </w:tcPr>
+          <w:p>
+            <w:pPr>
+              <w:spacing w:before="60" w:after="60" w:line="252" w:lineRule="auto"/>
+              <w:jc w:val="left"/>
+            </w:pPr>
+            <w:r/>
+            <w:r>
+              <w:t>BULL</w:t>
+            </w:r>
+          </w:p>
+        </w:tc>
+      </w:tr>
+      <w:tr>
+        <w:tc>
+          <w:tcPr>
+            <w:tcW w:type="dxa" w:w="1584"/>
+            <w:shd w:fill="F8FAFC"/>
+            <w:tcMar>
+              <w:top w:w="100" w:type="dxa"/>
+              <w:bottom w:w="100" w:type="dxa"/>
+              <w:left w:w="120" w:type="dxa"/>
+              <w:right w:w="120" w:type="dxa"/>
+            </w:tcMar>
+            <w:tcBorders>
+              <w:top w:val="single" w:sz="4" w:space="0" w:color="CCCCCC"/>
+              <w:bottom w:val="single" w:sz="4" w:space="0" w:color="CCCCCC"/>
+              <w:left w:val="single" w:sz="4" w:space="0" w:color="CCCCCC"/>
+              <w:right w:val="single" w:sz="4" w:space="0" w:color="CCCCCC"/>
+            </w:tcBorders>
+          </w:tcPr>
+          <w:p>
+            <w:pPr>
+              <w:spacing w:before="60" w:after="60" w:line="252" w:lineRule="auto"/>
+              <w:jc w:val="left"/>
+            </w:pPr>
+            <w:r/>
+            <w:r>
+              <w:rPr>
+                <w:b/>
+              </w:rPr>
+              <w:t>Thu 08/10</w:t>
+            </w:r>
+          </w:p>
+        </w:tc>
+        <w:tc>
+          <w:tcPr>
+            <w:tcW w:type="dxa" w:w="864"/>
+            <w:shd w:fill="F8FAFC"/>
+            <w:tcMar>
+              <w:top w:w="100" w:type="dxa"/>
+              <w:bottom w:w="100" w:type="dxa"/>
+              <w:left w:w="120" w:type="dxa"/>
+              <w:right w:w="120" w:type="dxa"/>
+            </w:tcMar>
+            <w:tcBorders>
+              <w:top w:val="single" w:sz="4" w:space="0" w:color="CCCCCC"/>
+              <w:bottom w:val="single" w:sz="4" w:space="0" w:color="CCCCCC"/>
+              <w:left w:val="single" w:sz="4" w:space="0" w:color="CCCCCC"/>
+              <w:right w:val="single" w:sz="4" w:space="0" w:color="CCCCCC"/>
+            </w:tcBorders>
+          </w:tcPr>
+          <w:p>
+            <w:pPr>
+              <w:spacing w:before="60" w:after="60" w:line="252" w:lineRule="auto"/>
+              <w:jc w:val="left"/>
+            </w:pPr>
+            <w:r/>
+            <w:r>
+              <w:t>NY Open 21-23</w:t>
+            </w:r>
+          </w:p>
+        </w:tc>
+        <w:tc>
+          <w:tcPr>
+            <w:tcW w:type="dxa" w:w="1440"/>
+            <w:shd w:fill="F8FAFC"/>
+            <w:tcMar>
+              <w:top w:w="100" w:type="dxa"/>
+              <w:bottom w:w="100" w:type="dxa"/>
+              <w:left w:w="120" w:type="dxa"/>
+              <w:right w:w="120" w:type="dxa"/>
+            </w:tcMar>
+            <w:tcBorders>
+              <w:top w:val="single" w:sz="4" w:space="0" w:color="CCCCCC"/>
+              <w:bottom w:val="single" w:sz="4" w:space="0" w:color="CCCCCC"/>
+              <w:left w:val="single" w:sz="4" w:space="0" w:color="CCCCCC"/>
+              <w:right w:val="single" w:sz="4" w:space="0" w:color="CCCCCC"/>
+            </w:tcBorders>
+          </w:tcPr>
+          <w:p>
+            <w:pPr>
+              <w:spacing w:before="60" w:after="60" w:line="252" w:lineRule="auto"/>
+              <w:jc w:val="left"/>
+            </w:pPr>
+            <w:r/>
+            <w:r>
+              <w:t>700.75</w:t>
+            </w:r>
+          </w:p>
+        </w:tc>
+        <w:tc>
+          <w:tcPr>
+            <w:tcW w:type="dxa" w:w="2016"/>
+            <w:shd w:fill="F8FAFC"/>
+            <w:tcMar>
+              <w:top w:w="100" w:type="dxa"/>
+              <w:bottom w:w="100" w:type="dxa"/>
+              <w:left w:w="120" w:type="dxa"/>
+              <w:right w:w="120" w:type="dxa"/>
+            </w:tcMar>
+            <w:tcBorders>
+              <w:top w:val="single" w:sz="4" w:space="0" w:color="CCCCCC"/>
+              <w:bottom w:val="single" w:sz="4" w:space="0" w:color="CCCCCC"/>
+              <w:left w:val="single" w:sz="4" w:space="0" w:color="CCCCCC"/>
+              <w:right w:val="single" w:sz="4" w:space="0" w:color="CCCCCC"/>
+            </w:tcBorders>
+          </w:tcPr>
+          <w:p>
+            <w:pPr>
+              <w:spacing w:before="60" w:after="60" w:line="252" w:lineRule="auto"/>
+              <w:jc w:val="left"/>
+            </w:pPr>
+            <w:r/>
+            <w:r>
+              <w:t>711.75</w:t>
+            </w:r>
+          </w:p>
+        </w:tc>
+        <w:tc>
+          <w:tcPr>
+            <w:tcW w:type="dxa" w:w="1152"/>
+            <w:shd w:fill="F8FAFC"/>
+            <w:tcMar>
+              <w:top w:w="100" w:type="dxa"/>
+              <w:bottom w:w="100" w:type="dxa"/>
+              <w:left w:w="120" w:type="dxa"/>
+              <w:right w:w="120" w:type="dxa"/>
+            </w:tcMar>
+            <w:tcBorders>
+              <w:top w:val="single" w:sz="4" w:space="0" w:color="CCCCCC"/>
+              <w:bottom w:val="single" w:sz="4" w:space="0" w:color="CCCCCC"/>
+              <w:left w:val="single" w:sz="4" w:space="0" w:color="CCCCCC"/>
+              <w:right w:val="single" w:sz="4" w:space="0" w:color="CCCCCC"/>
+            </w:tcBorders>
+          </w:tcPr>
+          <w:p>
+            <w:pPr>
+              <w:spacing w:before="60" w:after="60" w:line="252" w:lineRule="auto"/>
+              <w:jc w:val="left"/>
+            </w:pPr>
+            <w:r/>
+            <w:r>
+              <w:t>689.00</w:t>
+            </w:r>
+          </w:p>
+        </w:tc>
+        <w:tc>
+          <w:tcPr>
+            <w:tcW w:type="dxa" w:w="1728"/>
+            <w:shd w:fill="F8FAFC"/>
+            <w:tcMar>
+              <w:top w:w="100" w:type="dxa"/>
+              <w:bottom w:w="100" w:type="dxa"/>
+              <w:left w:w="120" w:type="dxa"/>
+              <w:right w:w="120" w:type="dxa"/>
+            </w:tcMar>
+            <w:tcBorders>
+              <w:top w:val="single" w:sz="4" w:space="0" w:color="CCCCCC"/>
+              <w:bottom w:val="single" w:sz="4" w:space="0" w:color="CCCCCC"/>
+              <w:left w:val="single" w:sz="4" w:space="0" w:color="CCCCCC"/>
+              <w:right w:val="single" w:sz="4" w:space="0" w:color="CCCCCC"/>
+            </w:tcBorders>
+          </w:tcPr>
+          <w:p>
+            <w:pPr>
+              <w:spacing w:before="60" w:after="60" w:line="252" w:lineRule="auto"/>
+              <w:jc w:val="left"/>
+            </w:pPr>
+            <w:r/>
+            <w:r>
+              <w:rPr>
+                <w:b/>
+              </w:rPr>
+              <w:t>704.25</w:t>
+            </w:r>
+          </w:p>
+        </w:tc>
+        <w:tc>
+          <w:tcPr>
+            <w:tcW w:type="dxa" w:w="3456"/>
+            <w:shd w:fill="F8FAFC"/>
+            <w:tcMar>
+              <w:top w:w="100" w:type="dxa"/>
+              <w:bottom w:w="100" w:type="dxa"/>
+              <w:left w:w="120" w:type="dxa"/>
+              <w:right w:w="120" w:type="dxa"/>
+            </w:tcMar>
+            <w:tcBorders>
+              <w:top w:val="single" w:sz="4" w:space="0" w:color="CCCCCC"/>
+              <w:bottom w:val="single" w:sz="4" w:space="0" w:color="CCCCCC"/>
+              <w:left w:val="single" w:sz="4" w:space="0" w:color="CCCCCC"/>
+              <w:right w:val="single" w:sz="4" w:space="0" w:color="CCCCCC"/>
+            </w:tcBorders>
+          </w:tcPr>
+          <w:p>
+            <w:pPr>
+              <w:spacing w:before="60" w:after="60" w:line="252" w:lineRule="auto"/>
+              <w:jc w:val="left"/>
+            </w:pPr>
+            <w:r/>
+            <w:r>
+              <w:rPr>
+                <w:b/>
+              </w:rPr>
+              <w:t>+3.50</w:t>
+            </w:r>
+          </w:p>
+        </w:tc>
+        <w:tc>
+          <w:tcPr>
+            <w:tcW w:type="dxa" w:w="1440"/>
+            <w:shd w:fill="F8FAFC"/>
+            <w:tcMar>
+              <w:top w:w="100" w:type="dxa"/>
+              <w:bottom w:w="100" w:type="dxa"/>
+              <w:left w:w="120" w:type="dxa"/>
+              <w:right w:w="120" w:type="dxa"/>
+            </w:tcMar>
+            <w:tcBorders>
+              <w:top w:val="single" w:sz="4" w:space="0" w:color="CCCCCC"/>
+              <w:bottom w:val="single" w:sz="4" w:space="0" w:color="CCCCCC"/>
+              <w:left w:val="single" w:sz="4" w:space="0" w:color="CCCCCC"/>
+              <w:right w:val="single" w:sz="4" w:space="0" w:color="CCCCCC"/>
+            </w:tcBorders>
+          </w:tcPr>
+          <w:p>
+            <w:pPr>
+              <w:spacing w:before="60" w:after="60" w:line="252" w:lineRule="auto"/>
+              <w:jc w:val="left"/>
+            </w:pPr>
+            <w:r/>
+            <w:r>
+              <w:t>BULL</w:t>
+            </w:r>
+          </w:p>
+        </w:tc>
+      </w:tr>
+      <w:tr>
+        <w:tc>
+          <w:tcPr>
+            <w:tcW w:type="dxa" w:w="1584"/>
+            <w:shd w:fill="FFFFFF"/>
+            <w:tcMar>
+              <w:top w:w="100" w:type="dxa"/>
+              <w:bottom w:w="100" w:type="dxa"/>
+              <w:left w:w="120" w:type="dxa"/>
+              <w:right w:w="120" w:type="dxa"/>
+            </w:tcMar>
+            <w:tcBorders>
+              <w:top w:val="single" w:sz="4" w:space="0" w:color="CCCCCC"/>
+              <w:bottom w:val="single" w:sz="4" w:space="0" w:color="CCCCCC"/>
+              <w:left w:val="single" w:sz="4" w:space="0" w:color="CCCCCC"/>
+              <w:right w:val="single" w:sz="4" w:space="0" w:color="CCCCCC"/>
+            </w:tcBorders>
+          </w:tcPr>
+          <w:p>
+            <w:pPr>
+              <w:spacing w:before="60" w:after="60" w:line="252" w:lineRule="auto"/>
+              <w:jc w:val="left"/>
+            </w:pPr>
+            <w:r/>
+            <w:r>
+              <w:rPr>
+                <w:b/>
+              </w:rPr>
+              <w:t>Thu 08/10</w:t>
+            </w:r>
+          </w:p>
+        </w:tc>
+        <w:tc>
+          <w:tcPr>
+            <w:tcW w:type="dxa" w:w="864"/>
+            <w:shd w:fill="FFFFFF"/>
+            <w:tcMar>
+              <w:top w:w="100" w:type="dxa"/>
+              <w:bottom w:w="100" w:type="dxa"/>
+              <w:left w:w="120" w:type="dxa"/>
+              <w:right w:w="120" w:type="dxa"/>
+            </w:tcMar>
+            <w:tcBorders>
+              <w:top w:val="single" w:sz="4" w:space="0" w:color="CCCCCC"/>
+              <w:bottom w:val="single" w:sz="4" w:space="0" w:color="CCCCCC"/>
+              <w:left w:val="single" w:sz="4" w:space="0" w:color="CCCCCC"/>
+              <w:right w:val="single" w:sz="4" w:space="0" w:color="CCCCCC"/>
+            </w:tcBorders>
+          </w:tcPr>
+          <w:p>
+            <w:pPr>
+              <w:spacing w:before="60" w:after="60" w:line="252" w:lineRule="auto"/>
+              <w:jc w:val="left"/>
+            </w:pPr>
+            <w:r/>
+            <w:r>
+              <w:t>NY Close 23-01</w:t>
+            </w:r>
+          </w:p>
+        </w:tc>
+        <w:tc>
+          <w:tcPr>
+            <w:tcW w:type="dxa" w:w="1440"/>
+            <w:shd w:fill="FFFFFF"/>
+            <w:tcMar>
+              <w:top w:w="100" w:type="dxa"/>
+              <w:bottom w:w="100" w:type="dxa"/>
+              <w:left w:w="120" w:type="dxa"/>
+              <w:right w:w="120" w:type="dxa"/>
+            </w:tcMar>
+            <w:tcBorders>
+              <w:top w:val="single" w:sz="4" w:space="0" w:color="CCCCCC"/>
+              <w:bottom w:val="single" w:sz="4" w:space="0" w:color="CCCCCC"/>
+              <w:left w:val="single" w:sz="4" w:space="0" w:color="CCCCCC"/>
+              <w:right w:val="single" w:sz="4" w:space="0" w:color="CCCCCC"/>
+            </w:tcBorders>
+          </w:tcPr>
+          <w:p>
+            <w:pPr>
+              <w:spacing w:before="60" w:after="60" w:line="252" w:lineRule="auto"/>
+              <w:jc w:val="left"/>
+            </w:pPr>
+            <w:r/>
+            <w:r>
+              <w:t>704.25</w:t>
+            </w:r>
+          </w:p>
+        </w:tc>
+        <w:tc>
+          <w:tcPr>
+            <w:tcW w:type="dxa" w:w="2016"/>
+            <w:shd w:fill="FFFFFF"/>
+            <w:tcMar>
+              <w:top w:w="100" w:type="dxa"/>
+              <w:bottom w:w="100" w:type="dxa"/>
+              <w:left w:w="120" w:type="dxa"/>
+              <w:right w:w="120" w:type="dxa"/>
+            </w:tcMar>
+            <w:tcBorders>
+              <w:top w:val="single" w:sz="4" w:space="0" w:color="CCCCCC"/>
+              <w:bottom w:val="single" w:sz="4" w:space="0" w:color="CCCCCC"/>
+              <w:left w:val="single" w:sz="4" w:space="0" w:color="CCCCCC"/>
+              <w:right w:val="single" w:sz="4" w:space="0" w:color="CCCCCC"/>
+            </w:tcBorders>
+          </w:tcPr>
+          <w:p>
+            <w:pPr>
+              <w:spacing w:before="60" w:after="60" w:line="252" w:lineRule="auto"/>
+              <w:jc w:val="left"/>
+            </w:pPr>
+            <w:r/>
+            <w:r>
+              <w:t>709.75</w:t>
+            </w:r>
+          </w:p>
+        </w:tc>
+        <w:tc>
+          <w:tcPr>
+            <w:tcW w:type="dxa" w:w="1152"/>
+            <w:shd w:fill="FFFFFF"/>
+            <w:tcMar>
+              <w:top w:w="100" w:type="dxa"/>
+              <w:bottom w:w="100" w:type="dxa"/>
+              <w:left w:w="120" w:type="dxa"/>
+              <w:right w:w="120" w:type="dxa"/>
+            </w:tcMar>
+            <w:tcBorders>
+              <w:top w:val="single" w:sz="4" w:space="0" w:color="CCCCCC"/>
+              <w:bottom w:val="single" w:sz="4" w:space="0" w:color="CCCCCC"/>
+              <w:left w:val="single" w:sz="4" w:space="0" w:color="CCCCCC"/>
+              <w:right w:val="single" w:sz="4" w:space="0" w:color="CCCCCC"/>
+            </w:tcBorders>
+          </w:tcPr>
+          <w:p>
+            <w:pPr>
+              <w:spacing w:before="60" w:after="60" w:line="252" w:lineRule="auto"/>
+              <w:jc w:val="left"/>
+            </w:pPr>
+            <w:r/>
+            <w:r>
+              <w:t>696.50</w:t>
+            </w:r>
+          </w:p>
+        </w:tc>
+        <w:tc>
+          <w:tcPr>
+            <w:tcW w:type="dxa" w:w="1728"/>
+            <w:shd w:fill="FFFFFF"/>
+            <w:tcMar>
+              <w:top w:w="100" w:type="dxa"/>
+              <w:bottom w:w="100" w:type="dxa"/>
+              <w:left w:w="120" w:type="dxa"/>
+              <w:right w:w="120" w:type="dxa"/>
+            </w:tcMar>
+            <w:tcBorders>
+              <w:top w:val="single" w:sz="4" w:space="0" w:color="CCCCCC"/>
+              <w:bottom w:val="single" w:sz="4" w:space="0" w:color="CCCCCC"/>
+              <w:left w:val="single" w:sz="4" w:space="0" w:color="CCCCCC"/>
+              <w:right w:val="single" w:sz="4" w:space="0" w:color="CCCCCC"/>
+            </w:tcBorders>
+          </w:tcPr>
+          <w:p>
+            <w:pPr>
+              <w:spacing w:before="60" w:after="60" w:line="252" w:lineRule="auto"/>
+              <w:jc w:val="left"/>
+            </w:pPr>
+            <w:r/>
+            <w:r>
+              <w:rPr>
+                <w:b/>
+              </w:rPr>
+              <w:t>705.00</w:t>
+            </w:r>
+          </w:p>
+        </w:tc>
+        <w:tc>
+          <w:tcPr>
+            <w:tcW w:type="dxa" w:w="3456"/>
+            <w:shd w:fill="FFFFFF"/>
+            <w:tcMar>
+              <w:top w:w="100" w:type="dxa"/>
+              <w:bottom w:w="100" w:type="dxa"/>
+              <w:left w:w="120" w:type="dxa"/>
+              <w:right w:w="120" w:type="dxa"/>
+            </w:tcMar>
+            <w:tcBorders>
+              <w:top w:val="single" w:sz="4" w:space="0" w:color="CCCCCC"/>
+              <w:bottom w:val="single" w:sz="4" w:space="0" w:color="CCCCCC"/>
+              <w:left w:val="single" w:sz="4" w:space="0" w:color="CCCCCC"/>
+              <w:right w:val="single" w:sz="4" w:space="0" w:color="CCCCCC"/>
+            </w:tcBorders>
+          </w:tcPr>
+          <w:p>
+            <w:pPr>
+              <w:spacing w:before="60" w:after="60" w:line="252" w:lineRule="auto"/>
+              <w:jc w:val="left"/>
+            </w:pPr>
+            <w:r/>
+            <w:r>
+              <w:rPr>
+                <w:b/>
+              </w:rPr>
+              <w:t>+0.75</w:t>
+            </w:r>
+          </w:p>
+        </w:tc>
+        <w:tc>
+          <w:tcPr>
+            <w:tcW w:type="dxa" w:w="1440"/>
+            <w:shd w:fill="FFFFFF"/>
+            <w:tcMar>
+              <w:top w:w="100" w:type="dxa"/>
+              <w:bottom w:w="100" w:type="dxa"/>
+              <w:left w:w="120" w:type="dxa"/>
+              <w:right w:w="120" w:type="dxa"/>
+            </w:tcMar>
+            <w:tcBorders>
+              <w:top w:val="single" w:sz="4" w:space="0" w:color="CCCCCC"/>
+              <w:bottom w:val="single" w:sz="4" w:space="0" w:color="CCCCCC"/>
+              <w:left w:val="single" w:sz="4" w:space="0" w:color="CCCCCC"/>
+              <w:right w:val="single" w:sz="4" w:space="0" w:color="CCCCCC"/>
+            </w:tcBorders>
+          </w:tcPr>
+          <w:p>
+            <w:pPr>
+              <w:spacing w:before="60" w:after="60" w:line="252" w:lineRule="auto"/>
+              <w:jc w:val="left"/>
+            </w:pPr>
+            <w:r/>
+            <w:r>
+              <w:t>BULL</w:t>
+            </w:r>
+          </w:p>
+        </w:tc>
+      </w:tr>
+      <w:tr>
+        <w:tc>
+          <w:tcPr>
+            <w:tcW w:type="dxa" w:w="1584"/>
+            <w:shd w:fill="F8FAFC"/>
+            <w:tcMar>
+              <w:top w:w="100" w:type="dxa"/>
+              <w:bottom w:w="100" w:type="dxa"/>
+              <w:left w:w="120" w:type="dxa"/>
+              <w:right w:w="120" w:type="dxa"/>
+            </w:tcMar>
+            <w:tcBorders>
+              <w:top w:val="single" w:sz="4" w:space="0" w:color="CCCCCC"/>
+              <w:bottom w:val="single" w:sz="4" w:space="0" w:color="CCCCCC"/>
+              <w:left w:val="single" w:sz="4" w:space="0" w:color="CCCCCC"/>
+              <w:right w:val="single" w:sz="4" w:space="0" w:color="CCCCCC"/>
+            </w:tcBorders>
+          </w:tcPr>
+          <w:p>
+            <w:pPr>
+              <w:spacing w:before="60" w:after="60" w:line="252" w:lineRule="auto"/>
+              <w:jc w:val="left"/>
+            </w:pPr>
+            <w:r/>
+            <w:r>
+              <w:rPr>
+                <w:b/>
+              </w:rPr>
+              <w:t>Fri 09/10</w:t>
+            </w:r>
+          </w:p>
+        </w:tc>
+        <w:tc>
+          <w:tcPr>
+            <w:tcW w:type="dxa" w:w="864"/>
+            <w:shd w:fill="F8FAFC"/>
+            <w:tcMar>
+              <w:top w:w="100" w:type="dxa"/>
+              <w:bottom w:w="100" w:type="dxa"/>
+              <w:left w:w="120" w:type="dxa"/>
+              <w:right w:w="120" w:type="dxa"/>
+            </w:tcMar>
+            <w:tcBorders>
+              <w:top w:val="single" w:sz="4" w:space="0" w:color="CCCCCC"/>
+              <w:bottom w:val="single" w:sz="4" w:space="0" w:color="CCCCCC"/>
+              <w:left w:val="single" w:sz="4" w:space="0" w:color="CCCCCC"/>
+              <w:right w:val="single" w:sz="4" w:space="0" w:color="CCCCCC"/>
+            </w:tcBorders>
+          </w:tcPr>
+          <w:p>
+            <w:pPr>
+              <w:spacing w:before="60" w:after="60" w:line="252" w:lineRule="auto"/>
+              <w:jc w:val="left"/>
+            </w:pPr>
+            <w:r/>
+            <w:r>
+              <w:t>Asia 07-11</w:t>
+            </w:r>
+          </w:p>
+        </w:tc>
+        <w:tc>
+          <w:tcPr>
+            <w:tcW w:type="dxa" w:w="1440"/>
+            <w:shd w:fill="F8FAFC"/>
+            <w:tcMar>
+              <w:top w:w="100" w:type="dxa"/>
+              <w:bottom w:w="100" w:type="dxa"/>
+              <w:left w:w="120" w:type="dxa"/>
+              <w:right w:w="120" w:type="dxa"/>
+            </w:tcMar>
+            <w:tcBorders>
+              <w:top w:val="single" w:sz="4" w:space="0" w:color="CCCCCC"/>
+              <w:bottom w:val="single" w:sz="4" w:space="0" w:color="CCCCCC"/>
+              <w:left w:val="single" w:sz="4" w:space="0" w:color="CCCCCC"/>
+              <w:right w:val="single" w:sz="4" w:space="0" w:color="CCCCCC"/>
+            </w:tcBorders>
+          </w:tcPr>
+          <w:p>
+            <w:pPr>
+              <w:spacing w:before="60" w:after="60" w:line="252" w:lineRule="auto"/>
+              <w:jc w:val="left"/>
+            </w:pPr>
+            <w:r/>
+            <w:r>
+              <w:t>705.00</w:t>
+            </w:r>
+          </w:p>
+        </w:tc>
+        <w:tc>
+          <w:tcPr>
+            <w:tcW w:type="dxa" w:w="2016"/>
+            <w:shd w:fill="F8FAFC"/>
+            <w:tcMar>
+              <w:top w:w="100" w:type="dxa"/>
+              <w:bottom w:w="100" w:type="dxa"/>
+              <w:left w:w="120" w:type="dxa"/>
+              <w:right w:w="120" w:type="dxa"/>
+            </w:tcMar>
+            <w:tcBorders>
+              <w:top w:val="single" w:sz="4" w:space="0" w:color="CCCCCC"/>
+              <w:bottom w:val="single" w:sz="4" w:space="0" w:color="CCCCCC"/>
+              <w:left w:val="single" w:sz="4" w:space="0" w:color="CCCCCC"/>
+              <w:right w:val="single" w:sz="4" w:space="0" w:color="CCCCCC"/>
+            </w:tcBorders>
+          </w:tcPr>
+          <w:p>
+            <w:pPr>
+              <w:spacing w:before="60" w:after="60" w:line="252" w:lineRule="auto"/>
+              <w:jc w:val="left"/>
+            </w:pPr>
+            <w:r/>
+            <w:r>
+              <w:t>714.25</w:t>
+            </w:r>
+          </w:p>
+        </w:tc>
+        <w:tc>
+          <w:tcPr>
+            <w:tcW w:type="dxa" w:w="1152"/>
+            <w:shd w:fill="F8FAFC"/>
+            <w:tcMar>
+              <w:top w:w="100" w:type="dxa"/>
+              <w:bottom w:w="100" w:type="dxa"/>
+              <w:left w:w="120" w:type="dxa"/>
+              <w:right w:w="120" w:type="dxa"/>
+            </w:tcMar>
+            <w:tcBorders>
+              <w:top w:val="single" w:sz="4" w:space="0" w:color="CCCCCC"/>
+              <w:bottom w:val="single" w:sz="4" w:space="0" w:color="CCCCCC"/>
+              <w:left w:val="single" w:sz="4" w:space="0" w:color="CCCCCC"/>
+              <w:right w:val="single" w:sz="4" w:space="0" w:color="CCCCCC"/>
+            </w:tcBorders>
+          </w:tcPr>
+          <w:p>
+            <w:pPr>
+              <w:spacing w:before="60" w:after="60" w:line="252" w:lineRule="auto"/>
+              <w:jc w:val="left"/>
+            </w:pPr>
+            <w:r/>
+            <w:r>
+              <w:t>698.50</w:t>
+            </w:r>
+          </w:p>
+        </w:tc>
+        <w:tc>
+          <w:tcPr>
+            <w:tcW w:type="dxa" w:w="1728"/>
+            <w:shd w:fill="F8FAFC"/>
+            <w:tcMar>
+              <w:top w:w="100" w:type="dxa"/>
+              <w:bottom w:w="100" w:type="dxa"/>
+              <w:left w:w="120" w:type="dxa"/>
+              <w:right w:w="120" w:type="dxa"/>
+            </w:tcMar>
+            <w:tcBorders>
+              <w:top w:val="single" w:sz="4" w:space="0" w:color="CCCCCC"/>
+              <w:bottom w:val="single" w:sz="4" w:space="0" w:color="CCCCCC"/>
+              <w:left w:val="single" w:sz="4" w:space="0" w:color="CCCCCC"/>
+              <w:right w:val="single" w:sz="4" w:space="0" w:color="CCCCCC"/>
+            </w:tcBorders>
+          </w:tcPr>
+          <w:p>
+            <w:pPr>
+              <w:spacing w:before="60" w:after="60" w:line="252" w:lineRule="auto"/>
+              <w:jc w:val="left"/>
+            </w:pPr>
+            <w:r/>
+            <w:r>
+              <w:rPr>
+                <w:b/>
+              </w:rPr>
+              <w:t>704.25</w:t>
+            </w:r>
+          </w:p>
+        </w:tc>
+        <w:tc>
+          <w:tcPr>
+            <w:tcW w:type="dxa" w:w="3456"/>
+            <w:shd w:fill="F8FAFC"/>
+            <w:tcMar>
+              <w:top w:w="100" w:type="dxa"/>
+              <w:bottom w:w="100" w:type="dxa"/>
+              <w:left w:w="120" w:type="dxa"/>
+              <w:right w:w="120" w:type="dxa"/>
+            </w:tcMar>
+            <w:tcBorders>
+              <w:top w:val="single" w:sz="4" w:space="0" w:color="CCCCCC"/>
+              <w:bottom w:val="single" w:sz="4" w:space="0" w:color="CCCCCC"/>
+              <w:left w:val="single" w:sz="4" w:space="0" w:color="CCCCCC"/>
+              <w:right w:val="single" w:sz="4" w:space="0" w:color="CCCCCC"/>
+            </w:tcBorders>
+          </w:tcPr>
+          <w:p>
+            <w:pPr>
+              <w:spacing w:before="60" w:after="60" w:line="252" w:lineRule="auto"/>
+              <w:jc w:val="left"/>
+            </w:pPr>
+            <w:r/>
+            <w:r>
+              <w:rPr>
+                <w:b/>
+              </w:rPr>
+              <w:t>-0.75</w:t>
+            </w:r>
+          </w:p>
+        </w:tc>
+        <w:tc>
+          <w:tcPr>
+            <w:tcW w:type="dxa" w:w="1440"/>
+            <w:shd w:fill="F8FAFC"/>
+            <w:tcMar>
+              <w:top w:w="100" w:type="dxa"/>
+              <w:bottom w:w="100" w:type="dxa"/>
+              <w:left w:w="120" w:type="dxa"/>
+              <w:right w:w="120" w:type="dxa"/>
+            </w:tcMar>
+            <w:tcBorders>
+              <w:top w:val="single" w:sz="4" w:space="0" w:color="CCCCCC"/>
+              <w:bottom w:val="single" w:sz="4" w:space="0" w:color="CCCCCC"/>
+              <w:left w:val="single" w:sz="4" w:space="0" w:color="CCCCCC"/>
+              <w:right w:val="single" w:sz="4" w:space="0" w:color="CCCCCC"/>
+            </w:tcBorders>
+          </w:tcPr>
+          <w:p>
+            <w:pPr>
+              <w:spacing w:before="60" w:after="60" w:line="252" w:lineRule="auto"/>
+              <w:jc w:val="left"/>
+            </w:pPr>
+            <w:r/>
+            <w:r>
+              <w:t>BEAR</w:t>
+            </w:r>
+          </w:p>
+        </w:tc>
+      </w:tr>
+      <w:tr>
+        <w:tc>
+          <w:tcPr>
+            <w:tcW w:type="dxa" w:w="1584"/>
+            <w:shd w:fill="FFFFFF"/>
+            <w:tcMar>
+              <w:top w:w="100" w:type="dxa"/>
+              <w:bottom w:w="100" w:type="dxa"/>
+              <w:left w:w="120" w:type="dxa"/>
+              <w:right w:w="120" w:type="dxa"/>
+            </w:tcMar>
+            <w:tcBorders>
+              <w:top w:val="single" w:sz="4" w:space="0" w:color="CCCCCC"/>
+              <w:bottom w:val="single" w:sz="4" w:space="0" w:color="CCCCCC"/>
+              <w:left w:val="single" w:sz="4" w:space="0" w:color="CCCCCC"/>
+              <w:right w:val="single" w:sz="4" w:space="0" w:color="CCCCCC"/>
+            </w:tcBorders>
+          </w:tcPr>
+          <w:p>
+            <w:pPr>
+              <w:spacing w:before="60" w:after="60" w:line="252" w:lineRule="auto"/>
+              <w:jc w:val="left"/>
+            </w:pPr>
+            <w:r/>
+            <w:r>
+              <w:rPr>
+                <w:b/>
+              </w:rPr>
+              <w:t>Fri 09/10</w:t>
+            </w:r>
+          </w:p>
+        </w:tc>
+        <w:tc>
+          <w:tcPr>
+            <w:tcW w:type="dxa" w:w="864"/>
+            <w:shd w:fill="FFFFFF"/>
+            <w:tcMar>
+              <w:top w:w="100" w:type="dxa"/>
+              <w:bottom w:w="100" w:type="dxa"/>
+              <w:left w:w="120" w:type="dxa"/>
+              <w:right w:w="120" w:type="dxa"/>
+            </w:tcMar>
+            <w:tcBorders>
+              <w:top w:val="single" w:sz="4" w:space="0" w:color="CCCCCC"/>
+              <w:bottom w:val="single" w:sz="4" w:space="0" w:color="CCCCCC"/>
+              <w:left w:val="single" w:sz="4" w:space="0" w:color="CCCCCC"/>
+              <w:right w:val="single" w:sz="4" w:space="0" w:color="CCCCCC"/>
+            </w:tcBorders>
+          </w:tcPr>
+          <w:p>
+            <w:pPr>
+              <w:spacing w:before="60" w:after="60" w:line="252" w:lineRule="auto"/>
+              <w:jc w:val="left"/>
+            </w:pPr>
+            <w:r/>
+            <w:r>
+              <w:t>Asia 11-15</w:t>
+            </w:r>
+          </w:p>
+        </w:tc>
+        <w:tc>
+          <w:tcPr>
+            <w:tcW w:type="dxa" w:w="1440"/>
+            <w:shd w:fill="FFFFFF"/>
+            <w:tcMar>
+              <w:top w:w="100" w:type="dxa"/>
+              <w:bottom w:w="100" w:type="dxa"/>
+              <w:left w:w="120" w:type="dxa"/>
+              <w:right w:w="120" w:type="dxa"/>
+            </w:tcMar>
+            <w:tcBorders>
+              <w:top w:val="single" w:sz="4" w:space="0" w:color="CCCCCC"/>
+              <w:bottom w:val="single" w:sz="4" w:space="0" w:color="CCCCCC"/>
+              <w:left w:val="single" w:sz="4" w:space="0" w:color="CCCCCC"/>
+              <w:right w:val="single" w:sz="4" w:space="0" w:color="CCCCCC"/>
+            </w:tcBorders>
+          </w:tcPr>
+          <w:p>
+            <w:pPr>
+              <w:spacing w:before="60" w:after="60" w:line="252" w:lineRule="auto"/>
+              <w:jc w:val="left"/>
+            </w:pPr>
+            <w:r/>
+            <w:r>
+              <w:t>704.25</w:t>
+            </w:r>
+          </w:p>
+        </w:tc>
+        <w:tc>
+          <w:tcPr>
+            <w:tcW w:type="dxa" w:w="2016"/>
+            <w:shd w:fill="FFFFFF"/>
+            <w:tcMar>
+              <w:top w:w="100" w:type="dxa"/>
+              <w:bottom w:w="100" w:type="dxa"/>
+              <w:left w:w="120" w:type="dxa"/>
+              <w:right w:w="120" w:type="dxa"/>
+            </w:tcMar>
+            <w:tcBorders>
+              <w:top w:val="single" w:sz="4" w:space="0" w:color="CCCCCC"/>
+              <w:bottom w:val="single" w:sz="4" w:space="0" w:color="CCCCCC"/>
+              <w:left w:val="single" w:sz="4" w:space="0" w:color="CCCCCC"/>
+              <w:right w:val="single" w:sz="4" w:space="0" w:color="CCCCCC"/>
+            </w:tcBorders>
+          </w:tcPr>
+          <w:p>
+            <w:pPr>
+              <w:spacing w:before="60" w:after="60" w:line="252" w:lineRule="auto"/>
+              <w:jc w:val="left"/>
+            </w:pPr>
+            <w:r/>
+            <w:r>
+              <w:t>711.75</w:t>
+            </w:r>
+          </w:p>
+        </w:tc>
+        <w:tc>
+          <w:tcPr>
+            <w:tcW w:type="dxa" w:w="1152"/>
+            <w:shd w:fill="FFFFFF"/>
+            <w:tcMar>
+              <w:top w:w="100" w:type="dxa"/>
+              <w:bottom w:w="100" w:type="dxa"/>
+              <w:left w:w="120" w:type="dxa"/>
+              <w:right w:w="120" w:type="dxa"/>
+            </w:tcMar>
+            <w:tcBorders>
+              <w:top w:val="single" w:sz="4" w:space="0" w:color="CCCCCC"/>
+              <w:bottom w:val="single" w:sz="4" w:space="0" w:color="CCCCCC"/>
+              <w:left w:val="single" w:sz="4" w:space="0" w:color="CCCCCC"/>
+              <w:right w:val="single" w:sz="4" w:space="0" w:color="CCCCCC"/>
+            </w:tcBorders>
+          </w:tcPr>
+          <w:p>
+            <w:pPr>
+              <w:spacing w:before="60" w:after="60" w:line="252" w:lineRule="auto"/>
+              <w:jc w:val="left"/>
+            </w:pPr>
+            <w:r/>
+            <w:r>
+              <w:t>698.25</w:t>
+            </w:r>
+          </w:p>
+        </w:tc>
+        <w:tc>
+          <w:tcPr>
+            <w:tcW w:type="dxa" w:w="1728"/>
+            <w:shd w:fill="FFFFFF"/>
+            <w:tcMar>
+              <w:top w:w="100" w:type="dxa"/>
+              <w:bottom w:w="100" w:type="dxa"/>
+              <w:left w:w="120" w:type="dxa"/>
+              <w:right w:w="120" w:type="dxa"/>
+            </w:tcMar>
+            <w:tcBorders>
+              <w:top w:val="single" w:sz="4" w:space="0" w:color="CCCCCC"/>
+              <w:bottom w:val="single" w:sz="4" w:space="0" w:color="CCCCCC"/>
+              <w:left w:val="single" w:sz="4" w:space="0" w:color="CCCCCC"/>
+              <w:right w:val="single" w:sz="4" w:space="0" w:color="CCCCCC"/>
+            </w:tcBorders>
+          </w:tcPr>
+          <w:p>
+            <w:pPr>
+              <w:spacing w:before="60" w:after="60" w:line="252" w:lineRule="auto"/>
+              <w:jc w:val="left"/>
+            </w:pPr>
+            <w:r/>
+            <w:r>
+              <w:rPr>
+                <w:b/>
+              </w:rPr>
+              <w:t>703.25</w:t>
             </w:r>
           </w:p>
         </w:tc>
@@ -26162,7 +30392,7 @@
               <w:rPr>
                 <w:b/>
               </w:rPr>
-              <w:t>Tue 06/10</w:t>
+              <w:t>Fri 09/10</w:t>
             </w:r>
           </w:p>
         </w:tc>
@@ -26218,7 +30448,7 @@
             </w:pPr>
             <w:r/>
             <w:r>
-              <w:t>694.25</w:t>
+              <w:t>703.25</w:t>
             </w:r>
           </w:p>
         </w:tc>
@@ -26246,7 +30476,7 @@
             </w:pPr>
             <w:r/>
             <w:r>
-              <w:t>704.75</w:t>
+              <w:t>710.25</w:t>
             </w:r>
           </w:p>
         </w:tc>
@@ -26274,7 +30504,7 @@
             </w:pPr>
             <w:r/>
             <w:r>
-              <w:t>679.50</w:t>
+              <w:t>689.75</w:t>
             </w:r>
           </w:p>
         </w:tc>
@@ -26305,7 +30535,7 @@
               <w:rPr>
                 <w:b/>
               </w:rPr>
-              <w:t>696.50</w:t>
+              <w:t>704.00</w:t>
             </w:r>
           </w:p>
         </w:tc>
@@ -26313,241 +30543,6 @@
           <w:tcPr>
             <w:tcW w:type="dxa" w:w="3456"/>
             <w:shd w:fill="F8FAFC"/>
-            <w:tcMar>
-              <w:top w:w="100" w:type="dxa"/>
-              <w:bottom w:w="100" w:type="dxa"/>
-              <w:left w:w="120" w:type="dxa"/>
-              <w:right w:w="120" w:type="dxa"/>
-            </w:tcMar>
-            <w:tcBorders>
-              <w:top w:val="single" w:sz="4" w:space="0" w:color="CCCCCC"/>
-              <w:bottom w:val="single" w:sz="4" w:space="0" w:color="CCCCCC"/>
-              <w:left w:val="single" w:sz="4" w:space="0" w:color="CCCCCC"/>
-              <w:right w:val="single" w:sz="4" w:space="0" w:color="CCCCCC"/>
-            </w:tcBorders>
-          </w:tcPr>
-          <w:p>
-            <w:pPr>
-              <w:spacing w:before="60" w:after="60" w:line="252" w:lineRule="auto"/>
-              <w:jc w:val="left"/>
-            </w:pPr>
-            <w:r/>
-            <w:r>
-              <w:rPr>
-                <w:b/>
-              </w:rPr>
-              <w:t>+2.25</w:t>
-            </w:r>
-          </w:p>
-        </w:tc>
-        <w:tc>
-          <w:tcPr>
-            <w:tcW w:type="dxa" w:w="1440"/>
-            <w:shd w:fill="F8FAFC"/>
-            <w:tcMar>
-              <w:top w:w="100" w:type="dxa"/>
-              <w:bottom w:w="100" w:type="dxa"/>
-              <w:left w:w="120" w:type="dxa"/>
-              <w:right w:w="120" w:type="dxa"/>
-            </w:tcMar>
-            <w:tcBorders>
-              <w:top w:val="single" w:sz="4" w:space="0" w:color="CCCCCC"/>
-              <w:bottom w:val="single" w:sz="4" w:space="0" w:color="CCCCCC"/>
-              <w:left w:val="single" w:sz="4" w:space="0" w:color="CCCCCC"/>
-              <w:right w:val="single" w:sz="4" w:space="0" w:color="CCCCCC"/>
-            </w:tcBorders>
-          </w:tcPr>
-          <w:p>
-            <w:pPr>
-              <w:spacing w:before="60" w:after="60" w:line="252" w:lineRule="auto"/>
-              <w:jc w:val="left"/>
-            </w:pPr>
-            <w:r/>
-            <w:r>
-              <w:t>BULL</w:t>
-            </w:r>
-          </w:p>
-        </w:tc>
-      </w:tr>
-      <w:tr>
-        <w:tc>
-          <w:tcPr>
-            <w:tcW w:type="dxa" w:w="1584"/>
-            <w:shd w:fill="FFFFFF"/>
-            <w:tcMar>
-              <w:top w:w="100" w:type="dxa"/>
-              <w:bottom w:w="100" w:type="dxa"/>
-              <w:left w:w="120" w:type="dxa"/>
-              <w:right w:w="120" w:type="dxa"/>
-            </w:tcMar>
-            <w:tcBorders>
-              <w:top w:val="single" w:sz="4" w:space="0" w:color="CCCCCC"/>
-              <w:bottom w:val="single" w:sz="4" w:space="0" w:color="CCCCCC"/>
-              <w:left w:val="single" w:sz="4" w:space="0" w:color="CCCCCC"/>
-              <w:right w:val="single" w:sz="4" w:space="0" w:color="CCCCCC"/>
-            </w:tcBorders>
-          </w:tcPr>
-          <w:p>
-            <w:pPr>
-              <w:spacing w:before="60" w:after="60" w:line="252" w:lineRule="auto"/>
-              <w:jc w:val="left"/>
-            </w:pPr>
-            <w:r/>
-            <w:r>
-              <w:rPr>
-                <w:b/>
-              </w:rPr>
-              <w:t>Tue 06/10</w:t>
-            </w:r>
-          </w:p>
-        </w:tc>
-        <w:tc>
-          <w:tcPr>
-            <w:tcW w:type="dxa" w:w="864"/>
-            <w:shd w:fill="FFFFFF"/>
-            <w:tcMar>
-              <w:top w:w="100" w:type="dxa"/>
-              <w:bottom w:w="100" w:type="dxa"/>
-              <w:left w:w="120" w:type="dxa"/>
-              <w:right w:w="120" w:type="dxa"/>
-            </w:tcMar>
-            <w:tcBorders>
-              <w:top w:val="single" w:sz="4" w:space="0" w:color="CCCCCC"/>
-              <w:bottom w:val="single" w:sz="4" w:space="0" w:color="CCCCCC"/>
-              <w:left w:val="single" w:sz="4" w:space="0" w:color="CCCCCC"/>
-              <w:right w:val="single" w:sz="4" w:space="0" w:color="CCCCCC"/>
-            </w:tcBorders>
-          </w:tcPr>
-          <w:p>
-            <w:pPr>
-              <w:spacing w:before="60" w:after="60" w:line="252" w:lineRule="auto"/>
-              <w:jc w:val="left"/>
-            </w:pPr>
-            <w:r/>
-            <w:r>
-              <w:t>Pre-NY 19-21</w:t>
-            </w:r>
-          </w:p>
-        </w:tc>
-        <w:tc>
-          <w:tcPr>
-            <w:tcW w:type="dxa" w:w="1440"/>
-            <w:shd w:fill="FFFFFF"/>
-            <w:tcMar>
-              <w:top w:w="100" w:type="dxa"/>
-              <w:bottom w:w="100" w:type="dxa"/>
-              <w:left w:w="120" w:type="dxa"/>
-              <w:right w:w="120" w:type="dxa"/>
-            </w:tcMar>
-            <w:tcBorders>
-              <w:top w:val="single" w:sz="4" w:space="0" w:color="CCCCCC"/>
-              <w:bottom w:val="single" w:sz="4" w:space="0" w:color="CCCCCC"/>
-              <w:left w:val="single" w:sz="4" w:space="0" w:color="CCCCCC"/>
-              <w:right w:val="single" w:sz="4" w:space="0" w:color="CCCCCC"/>
-            </w:tcBorders>
-          </w:tcPr>
-          <w:p>
-            <w:pPr>
-              <w:spacing w:before="60" w:after="60" w:line="252" w:lineRule="auto"/>
-              <w:jc w:val="left"/>
-            </w:pPr>
-            <w:r/>
-            <w:r>
-              <w:t>696.50</w:t>
-            </w:r>
-          </w:p>
-        </w:tc>
-        <w:tc>
-          <w:tcPr>
-            <w:tcW w:type="dxa" w:w="2016"/>
-            <w:shd w:fill="FFFFFF"/>
-            <w:tcMar>
-              <w:top w:w="100" w:type="dxa"/>
-              <w:bottom w:w="100" w:type="dxa"/>
-              <w:left w:w="120" w:type="dxa"/>
-              <w:right w:w="120" w:type="dxa"/>
-            </w:tcMar>
-            <w:tcBorders>
-              <w:top w:val="single" w:sz="4" w:space="0" w:color="CCCCCC"/>
-              <w:bottom w:val="single" w:sz="4" w:space="0" w:color="CCCCCC"/>
-              <w:left w:val="single" w:sz="4" w:space="0" w:color="CCCCCC"/>
-              <w:right w:val="single" w:sz="4" w:space="0" w:color="CCCCCC"/>
-            </w:tcBorders>
-          </w:tcPr>
-          <w:p>
-            <w:pPr>
-              <w:spacing w:before="60" w:after="60" w:line="252" w:lineRule="auto"/>
-              <w:jc w:val="left"/>
-            </w:pPr>
-            <w:r/>
-            <w:r>
-              <w:t>707.00</w:t>
-            </w:r>
-          </w:p>
-        </w:tc>
-        <w:tc>
-          <w:tcPr>
-            <w:tcW w:type="dxa" w:w="1152"/>
-            <w:shd w:fill="FFFFFF"/>
-            <w:tcMar>
-              <w:top w:w="100" w:type="dxa"/>
-              <w:bottom w:w="100" w:type="dxa"/>
-              <w:left w:w="120" w:type="dxa"/>
-              <w:right w:w="120" w:type="dxa"/>
-            </w:tcMar>
-            <w:tcBorders>
-              <w:top w:val="single" w:sz="4" w:space="0" w:color="CCCCCC"/>
-              <w:bottom w:val="single" w:sz="4" w:space="0" w:color="CCCCCC"/>
-              <w:left w:val="single" w:sz="4" w:space="0" w:color="CCCCCC"/>
-              <w:right w:val="single" w:sz="4" w:space="0" w:color="CCCCCC"/>
-            </w:tcBorders>
-          </w:tcPr>
-          <w:p>
-            <w:pPr>
-              <w:spacing w:before="60" w:after="60" w:line="252" w:lineRule="auto"/>
-              <w:jc w:val="left"/>
-            </w:pPr>
-            <w:r/>
-            <w:r>
-              <w:t>690.25</w:t>
-            </w:r>
-          </w:p>
-        </w:tc>
-        <w:tc>
-          <w:tcPr>
-            <w:tcW w:type="dxa" w:w="1728"/>
-            <w:shd w:fill="FFFFFF"/>
-            <w:tcMar>
-              <w:top w:w="100" w:type="dxa"/>
-              <w:bottom w:w="100" w:type="dxa"/>
-              <w:left w:w="120" w:type="dxa"/>
-              <w:right w:w="120" w:type="dxa"/>
-            </w:tcMar>
-            <w:tcBorders>
-              <w:top w:val="single" w:sz="4" w:space="0" w:color="CCCCCC"/>
-              <w:bottom w:val="single" w:sz="4" w:space="0" w:color="CCCCCC"/>
-              <w:left w:val="single" w:sz="4" w:space="0" w:color="CCCCCC"/>
-              <w:right w:val="single" w:sz="4" w:space="0" w:color="CCCCCC"/>
-            </w:tcBorders>
-          </w:tcPr>
-          <w:p>
-            <w:pPr>
-              <w:spacing w:before="60" w:after="60" w:line="252" w:lineRule="auto"/>
-              <w:jc w:val="left"/>
-            </w:pPr>
-            <w:r/>
-            <w:r>
-              <w:rPr>
-                <w:b/>
-              </w:rPr>
-              <w:t>697.25</w:t>
-            </w:r>
-          </w:p>
-        </w:tc>
-        <w:tc>
-          <w:tcPr>
-            <w:tcW w:type="dxa" w:w="3456"/>
-            <w:shd w:fill="FFFFFF"/>
             <w:tcMar>
               <w:top w:w="100" w:type="dxa"/>
               <w:bottom w:w="100" w:type="dxa"/>
@@ -26578,7 +30573,7 @@
         <w:tc>
           <w:tcPr>
             <w:tcW w:type="dxa" w:w="1440"/>
-            <w:shd w:fill="FFFFFF"/>
+            <w:shd w:fill="F8FAFC"/>
             <w:tcMar>
               <w:top w:w="100" w:type="dxa"/>
               <w:bottom w:w="100" w:type="dxa"/>
@@ -26608,7 +30603,7 @@
         <w:tc>
           <w:tcPr>
             <w:tcW w:type="dxa" w:w="1584"/>
-            <w:shd w:fill="F8FAFC"/>
+            <w:shd w:fill="FFFFFF"/>
             <w:tcMar>
               <w:top w:w="100" w:type="dxa"/>
               <w:bottom w:w="100" w:type="dxa"/>
@@ -26632,126 +30627,126 @@
               <w:rPr>
                 <w:b/>
               </w:rPr>
-              <w:t>Tue 06/10</w:t>
+              <w:t>Fri 09/10</w:t>
             </w:r>
           </w:p>
         </w:tc>
         <w:tc>
           <w:tcPr>
             <w:tcW w:type="dxa" w:w="864"/>
-            <w:shd w:fill="F8FAFC"/>
-            <w:tcMar>
-              <w:top w:w="100" w:type="dxa"/>
-              <w:bottom w:w="100" w:type="dxa"/>
-              <w:left w:w="120" w:type="dxa"/>
-              <w:right w:w="120" w:type="dxa"/>
-            </w:tcMar>
-            <w:tcBorders>
-              <w:top w:val="single" w:sz="4" w:space="0" w:color="CCCCCC"/>
-              <w:bottom w:val="single" w:sz="4" w:space="0" w:color="CCCCCC"/>
-              <w:left w:val="single" w:sz="4" w:space="0" w:color="CCCCCC"/>
-              <w:right w:val="single" w:sz="4" w:space="0" w:color="CCCCCC"/>
-            </w:tcBorders>
-          </w:tcPr>
-          <w:p>
-            <w:pPr>
-              <w:spacing w:before="60" w:after="60" w:line="252" w:lineRule="auto"/>
-              <w:jc w:val="left"/>
-            </w:pPr>
-            <w:r/>
-            <w:r>
-              <w:t>NY Open 21-23</w:t>
+            <w:shd w:fill="FFFFFF"/>
+            <w:tcMar>
+              <w:top w:w="100" w:type="dxa"/>
+              <w:bottom w:w="100" w:type="dxa"/>
+              <w:left w:w="120" w:type="dxa"/>
+              <w:right w:w="120" w:type="dxa"/>
+            </w:tcMar>
+            <w:tcBorders>
+              <w:top w:val="single" w:sz="4" w:space="0" w:color="CCCCCC"/>
+              <w:bottom w:val="single" w:sz="4" w:space="0" w:color="CCCCCC"/>
+              <w:left w:val="single" w:sz="4" w:space="0" w:color="CCCCCC"/>
+              <w:right w:val="single" w:sz="4" w:space="0" w:color="CCCCCC"/>
+            </w:tcBorders>
+          </w:tcPr>
+          <w:p>
+            <w:pPr>
+              <w:spacing w:before="60" w:after="60" w:line="252" w:lineRule="auto"/>
+              <w:jc w:val="left"/>
+            </w:pPr>
+            <w:r/>
+            <w:r>
+              <w:t>Pre-NY 19-21</w:t>
             </w:r>
           </w:p>
         </w:tc>
         <w:tc>
           <w:tcPr>
             <w:tcW w:type="dxa" w:w="1440"/>
-            <w:shd w:fill="F8FAFC"/>
-            <w:tcMar>
-              <w:top w:w="100" w:type="dxa"/>
-              <w:bottom w:w="100" w:type="dxa"/>
-              <w:left w:w="120" w:type="dxa"/>
-              <w:right w:w="120" w:type="dxa"/>
-            </w:tcMar>
-            <w:tcBorders>
-              <w:top w:val="single" w:sz="4" w:space="0" w:color="CCCCCC"/>
-              <w:bottom w:val="single" w:sz="4" w:space="0" w:color="CCCCCC"/>
-              <w:left w:val="single" w:sz="4" w:space="0" w:color="CCCCCC"/>
-              <w:right w:val="single" w:sz="4" w:space="0" w:color="CCCCCC"/>
-            </w:tcBorders>
-          </w:tcPr>
-          <w:p>
-            <w:pPr>
-              <w:spacing w:before="60" w:after="60" w:line="252" w:lineRule="auto"/>
-              <w:jc w:val="left"/>
-            </w:pPr>
-            <w:r/>
-            <w:r>
-              <w:t>697.25</w:t>
+            <w:shd w:fill="FFFFFF"/>
+            <w:tcMar>
+              <w:top w:w="100" w:type="dxa"/>
+              <w:bottom w:w="100" w:type="dxa"/>
+              <w:left w:w="120" w:type="dxa"/>
+              <w:right w:w="120" w:type="dxa"/>
+            </w:tcMar>
+            <w:tcBorders>
+              <w:top w:val="single" w:sz="4" w:space="0" w:color="CCCCCC"/>
+              <w:bottom w:val="single" w:sz="4" w:space="0" w:color="CCCCCC"/>
+              <w:left w:val="single" w:sz="4" w:space="0" w:color="CCCCCC"/>
+              <w:right w:val="single" w:sz="4" w:space="0" w:color="CCCCCC"/>
+            </w:tcBorders>
+          </w:tcPr>
+          <w:p>
+            <w:pPr>
+              <w:spacing w:before="60" w:after="60" w:line="252" w:lineRule="auto"/>
+              <w:jc w:val="left"/>
+            </w:pPr>
+            <w:r/>
+            <w:r>
+              <w:t>704.00</w:t>
             </w:r>
           </w:p>
         </w:tc>
         <w:tc>
           <w:tcPr>
             <w:tcW w:type="dxa" w:w="2016"/>
-            <w:shd w:fill="F8FAFC"/>
-            <w:tcMar>
-              <w:top w:w="100" w:type="dxa"/>
-              <w:bottom w:w="100" w:type="dxa"/>
-              <w:left w:w="120" w:type="dxa"/>
-              <w:right w:w="120" w:type="dxa"/>
-            </w:tcMar>
-            <w:tcBorders>
-              <w:top w:val="single" w:sz="4" w:space="0" w:color="CCCCCC"/>
-              <w:bottom w:val="single" w:sz="4" w:space="0" w:color="CCCCCC"/>
-              <w:left w:val="single" w:sz="4" w:space="0" w:color="CCCCCC"/>
-              <w:right w:val="single" w:sz="4" w:space="0" w:color="CCCCCC"/>
-            </w:tcBorders>
-          </w:tcPr>
-          <w:p>
-            <w:pPr>
-              <w:spacing w:before="60" w:after="60" w:line="252" w:lineRule="auto"/>
-              <w:jc w:val="left"/>
-            </w:pPr>
-            <w:r/>
-            <w:r>
-              <w:t>711.50</w:t>
+            <w:shd w:fill="FFFFFF"/>
+            <w:tcMar>
+              <w:top w:w="100" w:type="dxa"/>
+              <w:bottom w:w="100" w:type="dxa"/>
+              <w:left w:w="120" w:type="dxa"/>
+              <w:right w:w="120" w:type="dxa"/>
+            </w:tcMar>
+            <w:tcBorders>
+              <w:top w:val="single" w:sz="4" w:space="0" w:color="CCCCCC"/>
+              <w:bottom w:val="single" w:sz="4" w:space="0" w:color="CCCCCC"/>
+              <w:left w:val="single" w:sz="4" w:space="0" w:color="CCCCCC"/>
+              <w:right w:val="single" w:sz="4" w:space="0" w:color="CCCCCC"/>
+            </w:tcBorders>
+          </w:tcPr>
+          <w:p>
+            <w:pPr>
+              <w:spacing w:before="60" w:after="60" w:line="252" w:lineRule="auto"/>
+              <w:jc w:val="left"/>
+            </w:pPr>
+            <w:r/>
+            <w:r>
+              <w:t>713.25</w:t>
             </w:r>
           </w:p>
         </w:tc>
         <w:tc>
           <w:tcPr>
             <w:tcW w:type="dxa" w:w="1152"/>
-            <w:shd w:fill="F8FAFC"/>
-            <w:tcMar>
-              <w:top w:w="100" w:type="dxa"/>
-              <w:bottom w:w="100" w:type="dxa"/>
-              <w:left w:w="120" w:type="dxa"/>
-              <w:right w:w="120" w:type="dxa"/>
-            </w:tcMar>
-            <w:tcBorders>
-              <w:top w:val="single" w:sz="4" w:space="0" w:color="CCCCCC"/>
-              <w:bottom w:val="single" w:sz="4" w:space="0" w:color="CCCCCC"/>
-              <w:left w:val="single" w:sz="4" w:space="0" w:color="CCCCCC"/>
-              <w:right w:val="single" w:sz="4" w:space="0" w:color="CCCCCC"/>
-            </w:tcBorders>
-          </w:tcPr>
-          <w:p>
-            <w:pPr>
-              <w:spacing w:before="60" w:after="60" w:line="252" w:lineRule="auto"/>
-              <w:jc w:val="left"/>
-            </w:pPr>
-            <w:r/>
-            <w:r>
-              <w:t>682.50</w:t>
+            <w:shd w:fill="FFFFFF"/>
+            <w:tcMar>
+              <w:top w:w="100" w:type="dxa"/>
+              <w:bottom w:w="100" w:type="dxa"/>
+              <w:left w:w="120" w:type="dxa"/>
+              <w:right w:w="120" w:type="dxa"/>
+            </w:tcMar>
+            <w:tcBorders>
+              <w:top w:val="single" w:sz="4" w:space="0" w:color="CCCCCC"/>
+              <w:bottom w:val="single" w:sz="4" w:space="0" w:color="CCCCCC"/>
+              <w:left w:val="single" w:sz="4" w:space="0" w:color="CCCCCC"/>
+              <w:right w:val="single" w:sz="4" w:space="0" w:color="CCCCCC"/>
+            </w:tcBorders>
+          </w:tcPr>
+          <w:p>
+            <w:pPr>
+              <w:spacing w:before="60" w:after="60" w:line="252" w:lineRule="auto"/>
+              <w:jc w:val="left"/>
+            </w:pPr>
+            <w:r/>
+            <w:r>
+              <w:t>696.75</w:t>
             </w:r>
           </w:p>
         </w:tc>
         <w:tc>
           <w:tcPr>
             <w:tcW w:type="dxa" w:w="1728"/>
-            <w:shd w:fill="F8FAFC"/>
+            <w:shd w:fill="FFFFFF"/>
             <w:tcMar>
               <w:top w:w="100" w:type="dxa"/>
               <w:bottom w:w="100" w:type="dxa"/>
@@ -26775,14 +30770,14 @@
               <w:rPr>
                 <w:b/>
               </w:rPr>
-              <w:t>699.25</w:t>
+              <w:t>703.75</w:t>
             </w:r>
           </w:p>
         </w:tc>
         <w:tc>
           <w:tcPr>
             <w:tcW w:type="dxa" w:w="3456"/>
-            <w:shd w:fill="F8FAFC"/>
+            <w:shd w:fill="FFFFFF"/>
             <w:tcMar>
               <w:top w:w="100" w:type="dxa"/>
               <w:bottom w:w="100" w:type="dxa"/>
@@ -26806,35 +30801,35 @@
               <w:rPr>
                 <w:b/>
               </w:rPr>
-              <w:t>+2.00</w:t>
+              <w:t>-0.25</w:t>
             </w:r>
           </w:p>
         </w:tc>
         <w:tc>
           <w:tcPr>
             <w:tcW w:type="dxa" w:w="1440"/>
-            <w:shd w:fill="F8FAFC"/>
-            <w:tcMar>
-              <w:top w:w="100" w:type="dxa"/>
-              <w:bottom w:w="100" w:type="dxa"/>
-              <w:left w:w="120" w:type="dxa"/>
-              <w:right w:w="120" w:type="dxa"/>
-            </w:tcMar>
-            <w:tcBorders>
-              <w:top w:val="single" w:sz="4" w:space="0" w:color="CCCCCC"/>
-              <w:bottom w:val="single" w:sz="4" w:space="0" w:color="CCCCCC"/>
-              <w:left w:val="single" w:sz="4" w:space="0" w:color="CCCCCC"/>
-              <w:right w:val="single" w:sz="4" w:space="0" w:color="CCCCCC"/>
-            </w:tcBorders>
-          </w:tcPr>
-          <w:p>
-            <w:pPr>
-              <w:spacing w:before="60" w:after="60" w:line="252" w:lineRule="auto"/>
-              <w:jc w:val="left"/>
-            </w:pPr>
-            <w:r/>
-            <w:r>
-              <w:t>BULL</w:t>
+            <w:shd w:fill="FFFFFF"/>
+            <w:tcMar>
+              <w:top w:w="100" w:type="dxa"/>
+              <w:bottom w:w="100" w:type="dxa"/>
+              <w:left w:w="120" w:type="dxa"/>
+              <w:right w:w="120" w:type="dxa"/>
+            </w:tcMar>
+            <w:tcBorders>
+              <w:top w:val="single" w:sz="4" w:space="0" w:color="CCCCCC"/>
+              <w:bottom w:val="single" w:sz="4" w:space="0" w:color="CCCCCC"/>
+              <w:left w:val="single" w:sz="4" w:space="0" w:color="CCCCCC"/>
+              <w:right w:val="single" w:sz="4" w:space="0" w:color="CCCCCC"/>
+            </w:tcBorders>
+          </w:tcPr>
+          <w:p>
+            <w:pPr>
+              <w:spacing w:before="60" w:after="60" w:line="252" w:lineRule="auto"/>
+              <w:jc w:val="left"/>
+            </w:pPr>
+            <w:r/>
+            <w:r>
+              <w:t>BEAR</w:t>
             </w:r>
           </w:p>
         </w:tc>
@@ -26843,7 +30838,7 @@
         <w:tc>
           <w:tcPr>
             <w:tcW w:type="dxa" w:w="1584"/>
-            <w:shd w:fill="FFFFFF"/>
+            <w:shd w:fill="F8FAFC"/>
             <w:tcMar>
               <w:top w:w="100" w:type="dxa"/>
               <w:bottom w:w="100" w:type="dxa"/>
@@ -26867,126 +30862,126 @@
               <w:rPr>
                 <w:b/>
               </w:rPr>
-              <w:t>Tue 06/10</w:t>
+              <w:t>Fri 09/10</w:t>
             </w:r>
           </w:p>
         </w:tc>
         <w:tc>
           <w:tcPr>
             <w:tcW w:type="dxa" w:w="864"/>
-            <w:shd w:fill="FFFFFF"/>
-            <w:tcMar>
-              <w:top w:w="100" w:type="dxa"/>
-              <w:bottom w:w="100" w:type="dxa"/>
-              <w:left w:w="120" w:type="dxa"/>
-              <w:right w:w="120" w:type="dxa"/>
-            </w:tcMar>
-            <w:tcBorders>
-              <w:top w:val="single" w:sz="4" w:space="0" w:color="CCCCCC"/>
-              <w:bottom w:val="single" w:sz="4" w:space="0" w:color="CCCCCC"/>
-              <w:left w:val="single" w:sz="4" w:space="0" w:color="CCCCCC"/>
-              <w:right w:val="single" w:sz="4" w:space="0" w:color="CCCCCC"/>
-            </w:tcBorders>
-          </w:tcPr>
-          <w:p>
-            <w:pPr>
-              <w:spacing w:before="60" w:after="60" w:line="252" w:lineRule="auto"/>
-              <w:jc w:val="left"/>
-            </w:pPr>
-            <w:r/>
-            <w:r>
-              <w:t>NY Close 23-01</w:t>
+            <w:shd w:fill="F8FAFC"/>
+            <w:tcMar>
+              <w:top w:w="100" w:type="dxa"/>
+              <w:bottom w:w="100" w:type="dxa"/>
+              <w:left w:w="120" w:type="dxa"/>
+              <w:right w:w="120" w:type="dxa"/>
+            </w:tcMar>
+            <w:tcBorders>
+              <w:top w:val="single" w:sz="4" w:space="0" w:color="CCCCCC"/>
+              <w:bottom w:val="single" w:sz="4" w:space="0" w:color="CCCCCC"/>
+              <w:left w:val="single" w:sz="4" w:space="0" w:color="CCCCCC"/>
+              <w:right w:val="single" w:sz="4" w:space="0" w:color="CCCCCC"/>
+            </w:tcBorders>
+          </w:tcPr>
+          <w:p>
+            <w:pPr>
+              <w:spacing w:before="60" w:after="60" w:line="252" w:lineRule="auto"/>
+              <w:jc w:val="left"/>
+            </w:pPr>
+            <w:r/>
+            <w:r>
+              <w:t>NY Open 21-23</w:t>
             </w:r>
           </w:p>
         </w:tc>
         <w:tc>
           <w:tcPr>
             <w:tcW w:type="dxa" w:w="1440"/>
-            <w:shd w:fill="FFFFFF"/>
-            <w:tcMar>
-              <w:top w:w="100" w:type="dxa"/>
-              <w:bottom w:w="100" w:type="dxa"/>
-              <w:left w:w="120" w:type="dxa"/>
-              <w:right w:w="120" w:type="dxa"/>
-            </w:tcMar>
-            <w:tcBorders>
-              <w:top w:val="single" w:sz="4" w:space="0" w:color="CCCCCC"/>
-              <w:bottom w:val="single" w:sz="4" w:space="0" w:color="CCCCCC"/>
-              <w:left w:val="single" w:sz="4" w:space="0" w:color="CCCCCC"/>
-              <w:right w:val="single" w:sz="4" w:space="0" w:color="CCCCCC"/>
-            </w:tcBorders>
-          </w:tcPr>
-          <w:p>
-            <w:pPr>
-              <w:spacing w:before="60" w:after="60" w:line="252" w:lineRule="auto"/>
-              <w:jc w:val="left"/>
-            </w:pPr>
-            <w:r/>
-            <w:r>
-              <w:t>699.25</w:t>
+            <w:shd w:fill="F8FAFC"/>
+            <w:tcMar>
+              <w:top w:w="100" w:type="dxa"/>
+              <w:bottom w:w="100" w:type="dxa"/>
+              <w:left w:w="120" w:type="dxa"/>
+              <w:right w:w="120" w:type="dxa"/>
+            </w:tcMar>
+            <w:tcBorders>
+              <w:top w:val="single" w:sz="4" w:space="0" w:color="CCCCCC"/>
+              <w:bottom w:val="single" w:sz="4" w:space="0" w:color="CCCCCC"/>
+              <w:left w:val="single" w:sz="4" w:space="0" w:color="CCCCCC"/>
+              <w:right w:val="single" w:sz="4" w:space="0" w:color="CCCCCC"/>
+            </w:tcBorders>
+          </w:tcPr>
+          <w:p>
+            <w:pPr>
+              <w:spacing w:before="60" w:after="60" w:line="252" w:lineRule="auto"/>
+              <w:jc w:val="left"/>
+            </w:pPr>
+            <w:r/>
+            <w:r>
+              <w:t>703.75</w:t>
             </w:r>
           </w:p>
         </w:tc>
         <w:tc>
           <w:tcPr>
             <w:tcW w:type="dxa" w:w="2016"/>
-            <w:shd w:fill="FFFFFF"/>
-            <w:tcMar>
-              <w:top w:w="100" w:type="dxa"/>
-              <w:bottom w:w="100" w:type="dxa"/>
-              <w:left w:w="120" w:type="dxa"/>
-              <w:right w:w="120" w:type="dxa"/>
-            </w:tcMar>
-            <w:tcBorders>
-              <w:top w:val="single" w:sz="4" w:space="0" w:color="CCCCCC"/>
-              <w:bottom w:val="single" w:sz="4" w:space="0" w:color="CCCCCC"/>
-              <w:left w:val="single" w:sz="4" w:space="0" w:color="CCCCCC"/>
-              <w:right w:val="single" w:sz="4" w:space="0" w:color="CCCCCC"/>
-            </w:tcBorders>
-          </w:tcPr>
-          <w:p>
-            <w:pPr>
-              <w:spacing w:before="60" w:after="60" w:line="252" w:lineRule="auto"/>
-              <w:jc w:val="left"/>
-            </w:pPr>
-            <w:r/>
-            <w:r>
-              <w:t>705.75</w:t>
+            <w:shd w:fill="F8FAFC"/>
+            <w:tcMar>
+              <w:top w:w="100" w:type="dxa"/>
+              <w:bottom w:w="100" w:type="dxa"/>
+              <w:left w:w="120" w:type="dxa"/>
+              <w:right w:w="120" w:type="dxa"/>
+            </w:tcMar>
+            <w:tcBorders>
+              <w:top w:val="single" w:sz="4" w:space="0" w:color="CCCCCC"/>
+              <w:bottom w:val="single" w:sz="4" w:space="0" w:color="CCCCCC"/>
+              <w:left w:val="single" w:sz="4" w:space="0" w:color="CCCCCC"/>
+              <w:right w:val="single" w:sz="4" w:space="0" w:color="CCCCCC"/>
+            </w:tcBorders>
+          </w:tcPr>
+          <w:p>
+            <w:pPr>
+              <w:spacing w:before="60" w:after="60" w:line="252" w:lineRule="auto"/>
+              <w:jc w:val="left"/>
+            </w:pPr>
+            <w:r/>
+            <w:r>
+              <w:t>712.25</w:t>
             </w:r>
           </w:p>
         </w:tc>
         <w:tc>
           <w:tcPr>
             <w:tcW w:type="dxa" w:w="1152"/>
-            <w:shd w:fill="FFFFFF"/>
-            <w:tcMar>
-              <w:top w:w="100" w:type="dxa"/>
-              <w:bottom w:w="100" w:type="dxa"/>
-              <w:left w:w="120" w:type="dxa"/>
-              <w:right w:w="120" w:type="dxa"/>
-            </w:tcMar>
-            <w:tcBorders>
-              <w:top w:val="single" w:sz="4" w:space="0" w:color="CCCCCC"/>
-              <w:bottom w:val="single" w:sz="4" w:space="0" w:color="CCCCCC"/>
-              <w:left w:val="single" w:sz="4" w:space="0" w:color="CCCCCC"/>
-              <w:right w:val="single" w:sz="4" w:space="0" w:color="CCCCCC"/>
-            </w:tcBorders>
-          </w:tcPr>
-          <w:p>
-            <w:pPr>
-              <w:spacing w:before="60" w:after="60" w:line="252" w:lineRule="auto"/>
-              <w:jc w:val="left"/>
-            </w:pPr>
-            <w:r/>
-            <w:r>
-              <w:t>692.50</w:t>
+            <w:shd w:fill="F8FAFC"/>
+            <w:tcMar>
+              <w:top w:w="100" w:type="dxa"/>
+              <w:bottom w:w="100" w:type="dxa"/>
+              <w:left w:w="120" w:type="dxa"/>
+              <w:right w:w="120" w:type="dxa"/>
+            </w:tcMar>
+            <w:tcBorders>
+              <w:top w:val="single" w:sz="4" w:space="0" w:color="CCCCCC"/>
+              <w:bottom w:val="single" w:sz="4" w:space="0" w:color="CCCCCC"/>
+              <w:left w:val="single" w:sz="4" w:space="0" w:color="CCCCCC"/>
+              <w:right w:val="single" w:sz="4" w:space="0" w:color="CCCCCC"/>
+            </w:tcBorders>
+          </w:tcPr>
+          <w:p>
+            <w:pPr>
+              <w:spacing w:before="60" w:after="60" w:line="252" w:lineRule="auto"/>
+              <w:jc w:val="left"/>
+            </w:pPr>
+            <w:r/>
+            <w:r>
+              <w:t>689.75</w:t>
             </w:r>
           </w:p>
         </w:tc>
         <w:tc>
           <w:tcPr>
             <w:tcW w:type="dxa" w:w="1728"/>
-            <w:shd w:fill="FFFFFF"/>
+            <w:shd w:fill="F8FAFC"/>
             <w:tcMar>
               <w:top w:w="100" w:type="dxa"/>
               <w:bottom w:w="100" w:type="dxa"/>
@@ -27010,712 +31005,7 @@
               <w:rPr>
                 <w:b/>
               </w:rPr>
-              <w:t>699.50</w:t>
-            </w:r>
-          </w:p>
-        </w:tc>
-        <w:tc>
-          <w:tcPr>
-            <w:tcW w:type="dxa" w:w="3456"/>
-            <w:shd w:fill="FFFFFF"/>
-            <w:tcMar>
-              <w:top w:w="100" w:type="dxa"/>
-              <w:bottom w:w="100" w:type="dxa"/>
-              <w:left w:w="120" w:type="dxa"/>
-              <w:right w:w="120" w:type="dxa"/>
-            </w:tcMar>
-            <w:tcBorders>
-              <w:top w:val="single" w:sz="4" w:space="0" w:color="CCCCCC"/>
-              <w:bottom w:val="single" w:sz="4" w:space="0" w:color="CCCCCC"/>
-              <w:left w:val="single" w:sz="4" w:space="0" w:color="CCCCCC"/>
-              <w:right w:val="single" w:sz="4" w:space="0" w:color="CCCCCC"/>
-            </w:tcBorders>
-          </w:tcPr>
-          <w:p>
-            <w:pPr>
-              <w:spacing w:before="60" w:after="60" w:line="252" w:lineRule="auto"/>
-              <w:jc w:val="left"/>
-            </w:pPr>
-            <w:r/>
-            <w:r>
-              <w:rPr>
-                <w:b/>
-              </w:rPr>
-              <w:t>+0.25</w:t>
-            </w:r>
-          </w:p>
-        </w:tc>
-        <w:tc>
-          <w:tcPr>
-            <w:tcW w:type="dxa" w:w="1440"/>
-            <w:shd w:fill="FFFFFF"/>
-            <w:tcMar>
-              <w:top w:w="100" w:type="dxa"/>
-              <w:bottom w:w="100" w:type="dxa"/>
-              <w:left w:w="120" w:type="dxa"/>
-              <w:right w:w="120" w:type="dxa"/>
-            </w:tcMar>
-            <w:tcBorders>
-              <w:top w:val="single" w:sz="4" w:space="0" w:color="CCCCCC"/>
-              <w:bottom w:val="single" w:sz="4" w:space="0" w:color="CCCCCC"/>
-              <w:left w:val="single" w:sz="4" w:space="0" w:color="CCCCCC"/>
-              <w:right w:val="single" w:sz="4" w:space="0" w:color="CCCCCC"/>
-            </w:tcBorders>
-          </w:tcPr>
-          <w:p>
-            <w:pPr>
-              <w:spacing w:before="60" w:after="60" w:line="252" w:lineRule="auto"/>
-              <w:jc w:val="left"/>
-            </w:pPr>
-            <w:r/>
-            <w:r>
-              <w:t>BULL</w:t>
-            </w:r>
-          </w:p>
-        </w:tc>
-      </w:tr>
-      <w:tr>
-        <w:tc>
-          <w:tcPr>
-            <w:tcW w:type="dxa" w:w="1584"/>
-            <w:shd w:fill="F8FAFC"/>
-            <w:tcMar>
-              <w:top w:w="100" w:type="dxa"/>
-              <w:bottom w:w="100" w:type="dxa"/>
-              <w:left w:w="120" w:type="dxa"/>
-              <w:right w:w="120" w:type="dxa"/>
-            </w:tcMar>
-            <w:tcBorders>
-              <w:top w:val="single" w:sz="4" w:space="0" w:color="CCCCCC"/>
-              <w:bottom w:val="single" w:sz="4" w:space="0" w:color="CCCCCC"/>
-              <w:left w:val="single" w:sz="4" w:space="0" w:color="CCCCCC"/>
-              <w:right w:val="single" w:sz="4" w:space="0" w:color="CCCCCC"/>
-            </w:tcBorders>
-          </w:tcPr>
-          <w:p>
-            <w:pPr>
-              <w:spacing w:before="60" w:after="60" w:line="252" w:lineRule="auto"/>
-              <w:jc w:val="left"/>
-            </w:pPr>
-            <w:r/>
-            <w:r>
-              <w:rPr>
-                <w:b/>
-              </w:rPr>
-              <w:t>Wed 07/10</w:t>
-            </w:r>
-          </w:p>
-        </w:tc>
-        <w:tc>
-          <w:tcPr>
-            <w:tcW w:type="dxa" w:w="864"/>
-            <w:shd w:fill="F8FAFC"/>
-            <w:tcMar>
-              <w:top w:w="100" w:type="dxa"/>
-              <w:bottom w:w="100" w:type="dxa"/>
-              <w:left w:w="120" w:type="dxa"/>
-              <w:right w:w="120" w:type="dxa"/>
-            </w:tcMar>
-            <w:tcBorders>
-              <w:top w:val="single" w:sz="4" w:space="0" w:color="CCCCCC"/>
-              <w:bottom w:val="single" w:sz="4" w:space="0" w:color="CCCCCC"/>
-              <w:left w:val="single" w:sz="4" w:space="0" w:color="CCCCCC"/>
-              <w:right w:val="single" w:sz="4" w:space="0" w:color="CCCCCC"/>
-            </w:tcBorders>
-          </w:tcPr>
-          <w:p>
-            <w:pPr>
-              <w:spacing w:before="60" w:after="60" w:line="252" w:lineRule="auto"/>
-              <w:jc w:val="left"/>
-            </w:pPr>
-            <w:r/>
-            <w:r>
-              <w:t>Asia 07-11</w:t>
-            </w:r>
-          </w:p>
-        </w:tc>
-        <w:tc>
-          <w:tcPr>
-            <w:tcW w:type="dxa" w:w="1440"/>
-            <w:shd w:fill="F8FAFC"/>
-            <w:tcMar>
-              <w:top w:w="100" w:type="dxa"/>
-              <w:bottom w:w="100" w:type="dxa"/>
-              <w:left w:w="120" w:type="dxa"/>
-              <w:right w:w="120" w:type="dxa"/>
-            </w:tcMar>
-            <w:tcBorders>
-              <w:top w:val="single" w:sz="4" w:space="0" w:color="CCCCCC"/>
-              <w:bottom w:val="single" w:sz="4" w:space="0" w:color="CCCCCC"/>
-              <w:left w:val="single" w:sz="4" w:space="0" w:color="CCCCCC"/>
-              <w:right w:val="single" w:sz="4" w:space="0" w:color="CCCCCC"/>
-            </w:tcBorders>
-          </w:tcPr>
-          <w:p>
-            <w:pPr>
-              <w:spacing w:before="60" w:after="60" w:line="252" w:lineRule="auto"/>
-              <w:jc w:val="left"/>
-            </w:pPr>
-            <w:r/>
-            <w:r>
-              <w:t>699.50</w:t>
-            </w:r>
-          </w:p>
-        </w:tc>
-        <w:tc>
-          <w:tcPr>
-            <w:tcW w:type="dxa" w:w="2016"/>
-            <w:shd w:fill="F8FAFC"/>
-            <w:tcMar>
-              <w:top w:w="100" w:type="dxa"/>
-              <w:bottom w:w="100" w:type="dxa"/>
-              <w:left w:w="120" w:type="dxa"/>
-              <w:right w:w="120" w:type="dxa"/>
-            </w:tcMar>
-            <w:tcBorders>
-              <w:top w:val="single" w:sz="4" w:space="0" w:color="CCCCCC"/>
-              <w:bottom w:val="single" w:sz="4" w:space="0" w:color="CCCCCC"/>
-              <w:left w:val="single" w:sz="4" w:space="0" w:color="CCCCCC"/>
-              <w:right w:val="single" w:sz="4" w:space="0" w:color="CCCCCC"/>
-            </w:tcBorders>
-          </w:tcPr>
-          <w:p>
-            <w:pPr>
-              <w:spacing w:before="60" w:after="60" w:line="252" w:lineRule="auto"/>
-              <w:jc w:val="left"/>
-            </w:pPr>
-            <w:r/>
-            <w:r>
-              <w:t>709.75</w:t>
-            </w:r>
-          </w:p>
-        </w:tc>
-        <w:tc>
-          <w:tcPr>
-            <w:tcW w:type="dxa" w:w="1152"/>
-            <w:shd w:fill="F8FAFC"/>
-            <w:tcMar>
-              <w:top w:w="100" w:type="dxa"/>
-              <w:bottom w:w="100" w:type="dxa"/>
-              <w:left w:w="120" w:type="dxa"/>
-              <w:right w:w="120" w:type="dxa"/>
-            </w:tcMar>
-            <w:tcBorders>
-              <w:top w:val="single" w:sz="4" w:space="0" w:color="CCCCCC"/>
-              <w:bottom w:val="single" w:sz="4" w:space="0" w:color="CCCCCC"/>
-              <w:left w:val="single" w:sz="4" w:space="0" w:color="CCCCCC"/>
-              <w:right w:val="single" w:sz="4" w:space="0" w:color="CCCCCC"/>
-            </w:tcBorders>
-          </w:tcPr>
-          <w:p>
-            <w:pPr>
-              <w:spacing w:before="60" w:after="60" w:line="252" w:lineRule="auto"/>
-              <w:jc w:val="left"/>
-            </w:pPr>
-            <w:r/>
-            <w:r>
-              <w:t>691.50</w:t>
-            </w:r>
-          </w:p>
-        </w:tc>
-        <w:tc>
-          <w:tcPr>
-            <w:tcW w:type="dxa" w:w="1728"/>
-            <w:shd w:fill="F8FAFC"/>
-            <w:tcMar>
-              <w:top w:w="100" w:type="dxa"/>
-              <w:bottom w:w="100" w:type="dxa"/>
-              <w:left w:w="120" w:type="dxa"/>
-              <w:right w:w="120" w:type="dxa"/>
-            </w:tcMar>
-            <w:tcBorders>
-              <w:top w:val="single" w:sz="4" w:space="0" w:color="CCCCCC"/>
-              <w:bottom w:val="single" w:sz="4" w:space="0" w:color="CCCCCC"/>
-              <w:left w:val="single" w:sz="4" w:space="0" w:color="CCCCCC"/>
-              <w:right w:val="single" w:sz="4" w:space="0" w:color="CCCCCC"/>
-            </w:tcBorders>
-          </w:tcPr>
-          <w:p>
-            <w:pPr>
-              <w:spacing w:before="60" w:after="60" w:line="252" w:lineRule="auto"/>
-              <w:jc w:val="left"/>
-            </w:pPr>
-            <w:r/>
-            <w:r>
-              <w:rPr>
-                <w:b/>
-              </w:rPr>
-              <w:t>700.00</w:t>
-            </w:r>
-          </w:p>
-        </w:tc>
-        <w:tc>
-          <w:tcPr>
-            <w:tcW w:type="dxa" w:w="3456"/>
-            <w:shd w:fill="F8FAFC"/>
-            <w:tcMar>
-              <w:top w:w="100" w:type="dxa"/>
-              <w:bottom w:w="100" w:type="dxa"/>
-              <w:left w:w="120" w:type="dxa"/>
-              <w:right w:w="120" w:type="dxa"/>
-            </w:tcMar>
-            <w:tcBorders>
-              <w:top w:val="single" w:sz="4" w:space="0" w:color="CCCCCC"/>
-              <w:bottom w:val="single" w:sz="4" w:space="0" w:color="CCCCCC"/>
-              <w:left w:val="single" w:sz="4" w:space="0" w:color="CCCCCC"/>
-              <w:right w:val="single" w:sz="4" w:space="0" w:color="CCCCCC"/>
-            </w:tcBorders>
-          </w:tcPr>
-          <w:p>
-            <w:pPr>
-              <w:spacing w:before="60" w:after="60" w:line="252" w:lineRule="auto"/>
-              <w:jc w:val="left"/>
-            </w:pPr>
-            <w:r/>
-            <w:r>
-              <w:rPr>
-                <w:b/>
-              </w:rPr>
-              <w:t>+0.50</w:t>
-            </w:r>
-          </w:p>
-        </w:tc>
-        <w:tc>
-          <w:tcPr>
-            <w:tcW w:type="dxa" w:w="1440"/>
-            <w:shd w:fill="F8FAFC"/>
-            <w:tcMar>
-              <w:top w:w="100" w:type="dxa"/>
-              <w:bottom w:w="100" w:type="dxa"/>
-              <w:left w:w="120" w:type="dxa"/>
-              <w:right w:w="120" w:type="dxa"/>
-            </w:tcMar>
-            <w:tcBorders>
-              <w:top w:val="single" w:sz="4" w:space="0" w:color="CCCCCC"/>
-              <w:bottom w:val="single" w:sz="4" w:space="0" w:color="CCCCCC"/>
-              <w:left w:val="single" w:sz="4" w:space="0" w:color="CCCCCC"/>
-              <w:right w:val="single" w:sz="4" w:space="0" w:color="CCCCCC"/>
-            </w:tcBorders>
-          </w:tcPr>
-          <w:p>
-            <w:pPr>
-              <w:spacing w:before="60" w:after="60" w:line="252" w:lineRule="auto"/>
-              <w:jc w:val="left"/>
-            </w:pPr>
-            <w:r/>
-            <w:r>
-              <w:t>BULL</w:t>
-            </w:r>
-          </w:p>
-        </w:tc>
-      </w:tr>
-      <w:tr>
-        <w:tc>
-          <w:tcPr>
-            <w:tcW w:type="dxa" w:w="1584"/>
-            <w:shd w:fill="FFFFFF"/>
-            <w:tcMar>
-              <w:top w:w="100" w:type="dxa"/>
-              <w:bottom w:w="100" w:type="dxa"/>
-              <w:left w:w="120" w:type="dxa"/>
-              <w:right w:w="120" w:type="dxa"/>
-            </w:tcMar>
-            <w:tcBorders>
-              <w:top w:val="single" w:sz="4" w:space="0" w:color="CCCCCC"/>
-              <w:bottom w:val="single" w:sz="4" w:space="0" w:color="CCCCCC"/>
-              <w:left w:val="single" w:sz="4" w:space="0" w:color="CCCCCC"/>
-              <w:right w:val="single" w:sz="4" w:space="0" w:color="CCCCCC"/>
-            </w:tcBorders>
-          </w:tcPr>
-          <w:p>
-            <w:pPr>
-              <w:spacing w:before="60" w:after="60" w:line="252" w:lineRule="auto"/>
-              <w:jc w:val="left"/>
-            </w:pPr>
-            <w:r/>
-            <w:r>
-              <w:rPr>
-                <w:b/>
-              </w:rPr>
-              <w:t>Wed 07/10</w:t>
-            </w:r>
-          </w:p>
-        </w:tc>
-        <w:tc>
-          <w:tcPr>
-            <w:tcW w:type="dxa" w:w="864"/>
-            <w:shd w:fill="FFFFFF"/>
-            <w:tcMar>
-              <w:top w:w="100" w:type="dxa"/>
-              <w:bottom w:w="100" w:type="dxa"/>
-              <w:left w:w="120" w:type="dxa"/>
-              <w:right w:w="120" w:type="dxa"/>
-            </w:tcMar>
-            <w:tcBorders>
-              <w:top w:val="single" w:sz="4" w:space="0" w:color="CCCCCC"/>
-              <w:bottom w:val="single" w:sz="4" w:space="0" w:color="CCCCCC"/>
-              <w:left w:val="single" w:sz="4" w:space="0" w:color="CCCCCC"/>
-              <w:right w:val="single" w:sz="4" w:space="0" w:color="CCCCCC"/>
-            </w:tcBorders>
-          </w:tcPr>
-          <w:p>
-            <w:pPr>
-              <w:spacing w:before="60" w:after="60" w:line="252" w:lineRule="auto"/>
-              <w:jc w:val="left"/>
-            </w:pPr>
-            <w:r/>
-            <w:r>
-              <w:t>Asia 11-15</w:t>
-            </w:r>
-          </w:p>
-        </w:tc>
-        <w:tc>
-          <w:tcPr>
-            <w:tcW w:type="dxa" w:w="1440"/>
-            <w:shd w:fill="FFFFFF"/>
-            <w:tcMar>
-              <w:top w:w="100" w:type="dxa"/>
-              <w:bottom w:w="100" w:type="dxa"/>
-              <w:left w:w="120" w:type="dxa"/>
-              <w:right w:w="120" w:type="dxa"/>
-            </w:tcMar>
-            <w:tcBorders>
-              <w:top w:val="single" w:sz="4" w:space="0" w:color="CCCCCC"/>
-              <w:bottom w:val="single" w:sz="4" w:space="0" w:color="CCCCCC"/>
-              <w:left w:val="single" w:sz="4" w:space="0" w:color="CCCCCC"/>
-              <w:right w:val="single" w:sz="4" w:space="0" w:color="CCCCCC"/>
-            </w:tcBorders>
-          </w:tcPr>
-          <w:p>
-            <w:pPr>
-              <w:spacing w:before="60" w:after="60" w:line="252" w:lineRule="auto"/>
-              <w:jc w:val="left"/>
-            </w:pPr>
-            <w:r/>
-            <w:r>
-              <w:t>700.00</w:t>
-            </w:r>
-          </w:p>
-        </w:tc>
-        <w:tc>
-          <w:tcPr>
-            <w:tcW w:type="dxa" w:w="2016"/>
-            <w:shd w:fill="FFFFFF"/>
-            <w:tcMar>
-              <w:top w:w="100" w:type="dxa"/>
-              <w:bottom w:w="100" w:type="dxa"/>
-              <w:left w:w="120" w:type="dxa"/>
-              <w:right w:w="120" w:type="dxa"/>
-            </w:tcMar>
-            <w:tcBorders>
-              <w:top w:val="single" w:sz="4" w:space="0" w:color="CCCCCC"/>
-              <w:bottom w:val="single" w:sz="4" w:space="0" w:color="CCCCCC"/>
-              <w:left w:val="single" w:sz="4" w:space="0" w:color="CCCCCC"/>
-              <w:right w:val="single" w:sz="4" w:space="0" w:color="CCCCCC"/>
-            </w:tcBorders>
-          </w:tcPr>
-          <w:p>
-            <w:pPr>
-              <w:spacing w:before="60" w:after="60" w:line="252" w:lineRule="auto"/>
-              <w:jc w:val="left"/>
-            </w:pPr>
-            <w:r/>
-            <w:r>
-              <w:t>707.00</w:t>
-            </w:r>
-          </w:p>
-        </w:tc>
-        <w:tc>
-          <w:tcPr>
-            <w:tcW w:type="dxa" w:w="1152"/>
-            <w:shd w:fill="FFFFFF"/>
-            <w:tcMar>
-              <w:top w:w="100" w:type="dxa"/>
-              <w:bottom w:w="100" w:type="dxa"/>
-              <w:left w:w="120" w:type="dxa"/>
-              <w:right w:w="120" w:type="dxa"/>
-            </w:tcMar>
-            <w:tcBorders>
-              <w:top w:val="single" w:sz="4" w:space="0" w:color="CCCCCC"/>
-              <w:bottom w:val="single" w:sz="4" w:space="0" w:color="CCCCCC"/>
-              <w:left w:val="single" w:sz="4" w:space="0" w:color="CCCCCC"/>
-              <w:right w:val="single" w:sz="4" w:space="0" w:color="CCCCCC"/>
-            </w:tcBorders>
-          </w:tcPr>
-          <w:p>
-            <w:pPr>
-              <w:spacing w:before="60" w:after="60" w:line="252" w:lineRule="auto"/>
-              <w:jc w:val="left"/>
-            </w:pPr>
-            <w:r/>
-            <w:r>
-              <w:t>694.00</w:t>
-            </w:r>
-          </w:p>
-        </w:tc>
-        <w:tc>
-          <w:tcPr>
-            <w:tcW w:type="dxa" w:w="1728"/>
-            <w:shd w:fill="FFFFFF"/>
-            <w:tcMar>
-              <w:top w:w="100" w:type="dxa"/>
-              <w:bottom w:w="100" w:type="dxa"/>
-              <w:left w:w="120" w:type="dxa"/>
-              <w:right w:w="120" w:type="dxa"/>
-            </w:tcMar>
-            <w:tcBorders>
-              <w:top w:val="single" w:sz="4" w:space="0" w:color="CCCCCC"/>
-              <w:bottom w:val="single" w:sz="4" w:space="0" w:color="CCCCCC"/>
-              <w:left w:val="single" w:sz="4" w:space="0" w:color="CCCCCC"/>
-              <w:right w:val="single" w:sz="4" w:space="0" w:color="CCCCCC"/>
-            </w:tcBorders>
-          </w:tcPr>
-          <w:p>
-            <w:pPr>
-              <w:spacing w:before="60" w:after="60" w:line="252" w:lineRule="auto"/>
-              <w:jc w:val="left"/>
-            </w:pPr>
-            <w:r/>
-            <w:r>
-              <w:rPr>
-                <w:b/>
-              </w:rPr>
-              <w:t>699.25</w:t>
-            </w:r>
-          </w:p>
-        </w:tc>
-        <w:tc>
-          <w:tcPr>
-            <w:tcW w:type="dxa" w:w="3456"/>
-            <w:shd w:fill="FFFFFF"/>
-            <w:tcMar>
-              <w:top w:w="100" w:type="dxa"/>
-              <w:bottom w:w="100" w:type="dxa"/>
-              <w:left w:w="120" w:type="dxa"/>
-              <w:right w:w="120" w:type="dxa"/>
-            </w:tcMar>
-            <w:tcBorders>
-              <w:top w:val="single" w:sz="4" w:space="0" w:color="CCCCCC"/>
-              <w:bottom w:val="single" w:sz="4" w:space="0" w:color="CCCCCC"/>
-              <w:left w:val="single" w:sz="4" w:space="0" w:color="CCCCCC"/>
-              <w:right w:val="single" w:sz="4" w:space="0" w:color="CCCCCC"/>
-            </w:tcBorders>
-          </w:tcPr>
-          <w:p>
-            <w:pPr>
-              <w:spacing w:before="60" w:after="60" w:line="252" w:lineRule="auto"/>
-              <w:jc w:val="left"/>
-            </w:pPr>
-            <w:r/>
-            <w:r>
-              <w:rPr>
-                <w:b/>
-              </w:rPr>
-              <w:t>-0.75</w:t>
-            </w:r>
-          </w:p>
-        </w:tc>
-        <w:tc>
-          <w:tcPr>
-            <w:tcW w:type="dxa" w:w="1440"/>
-            <w:shd w:fill="FFFFFF"/>
-            <w:tcMar>
-              <w:top w:w="100" w:type="dxa"/>
-              <w:bottom w:w="100" w:type="dxa"/>
-              <w:left w:w="120" w:type="dxa"/>
-              <w:right w:w="120" w:type="dxa"/>
-            </w:tcMar>
-            <w:tcBorders>
-              <w:top w:val="single" w:sz="4" w:space="0" w:color="CCCCCC"/>
-              <w:bottom w:val="single" w:sz="4" w:space="0" w:color="CCCCCC"/>
-              <w:left w:val="single" w:sz="4" w:space="0" w:color="CCCCCC"/>
-              <w:right w:val="single" w:sz="4" w:space="0" w:color="CCCCCC"/>
-            </w:tcBorders>
-          </w:tcPr>
-          <w:p>
-            <w:pPr>
-              <w:spacing w:before="60" w:after="60" w:line="252" w:lineRule="auto"/>
-              <w:jc w:val="left"/>
-            </w:pPr>
-            <w:r/>
-            <w:r>
-              <w:t>BEAR</w:t>
-            </w:r>
-          </w:p>
-        </w:tc>
-      </w:tr>
-      <w:tr>
-        <w:tc>
-          <w:tcPr>
-            <w:tcW w:type="dxa" w:w="1584"/>
-            <w:shd w:fill="F8FAFC"/>
-            <w:tcMar>
-              <w:top w:w="100" w:type="dxa"/>
-              <w:bottom w:w="100" w:type="dxa"/>
-              <w:left w:w="120" w:type="dxa"/>
-              <w:right w:w="120" w:type="dxa"/>
-            </w:tcMar>
-            <w:tcBorders>
-              <w:top w:val="single" w:sz="4" w:space="0" w:color="CCCCCC"/>
-              <w:bottom w:val="single" w:sz="4" w:space="0" w:color="CCCCCC"/>
-              <w:left w:val="single" w:sz="4" w:space="0" w:color="CCCCCC"/>
-              <w:right w:val="single" w:sz="4" w:space="0" w:color="CCCCCC"/>
-            </w:tcBorders>
-          </w:tcPr>
-          <w:p>
-            <w:pPr>
-              <w:spacing w:before="60" w:after="60" w:line="252" w:lineRule="auto"/>
-              <w:jc w:val="left"/>
-            </w:pPr>
-            <w:r/>
-            <w:r>
-              <w:rPr>
-                <w:b/>
-              </w:rPr>
-              <w:t>Wed 07/10</w:t>
-            </w:r>
-          </w:p>
-        </w:tc>
-        <w:tc>
-          <w:tcPr>
-            <w:tcW w:type="dxa" w:w="864"/>
-            <w:shd w:fill="F8FAFC"/>
-            <w:tcMar>
-              <w:top w:w="100" w:type="dxa"/>
-              <w:bottom w:w="100" w:type="dxa"/>
-              <w:left w:w="120" w:type="dxa"/>
-              <w:right w:w="120" w:type="dxa"/>
-            </w:tcMar>
-            <w:tcBorders>
-              <w:top w:val="single" w:sz="4" w:space="0" w:color="CCCCCC"/>
-              <w:bottom w:val="single" w:sz="4" w:space="0" w:color="CCCCCC"/>
-              <w:left w:val="single" w:sz="4" w:space="0" w:color="CCCCCC"/>
-              <w:right w:val="single" w:sz="4" w:space="0" w:color="CCCCCC"/>
-            </w:tcBorders>
-          </w:tcPr>
-          <w:p>
-            <w:pPr>
-              <w:spacing w:before="60" w:after="60" w:line="252" w:lineRule="auto"/>
-              <w:jc w:val="left"/>
-            </w:pPr>
-            <w:r/>
-            <w:r>
-              <w:t>London 15-19</w:t>
-            </w:r>
-          </w:p>
-        </w:tc>
-        <w:tc>
-          <w:tcPr>
-            <w:tcW w:type="dxa" w:w="1440"/>
-            <w:shd w:fill="F8FAFC"/>
-            <w:tcMar>
-              <w:top w:w="100" w:type="dxa"/>
-              <w:bottom w:w="100" w:type="dxa"/>
-              <w:left w:w="120" w:type="dxa"/>
-              <w:right w:w="120" w:type="dxa"/>
-            </w:tcMar>
-            <w:tcBorders>
-              <w:top w:val="single" w:sz="4" w:space="0" w:color="CCCCCC"/>
-              <w:bottom w:val="single" w:sz="4" w:space="0" w:color="CCCCCC"/>
-              <w:left w:val="single" w:sz="4" w:space="0" w:color="CCCCCC"/>
-              <w:right w:val="single" w:sz="4" w:space="0" w:color="CCCCCC"/>
-            </w:tcBorders>
-          </w:tcPr>
-          <w:p>
-            <w:pPr>
-              <w:spacing w:before="60" w:after="60" w:line="252" w:lineRule="auto"/>
-              <w:jc w:val="left"/>
-            </w:pPr>
-            <w:r/>
-            <w:r>
-              <w:t>699.25</w:t>
-            </w:r>
-          </w:p>
-        </w:tc>
-        <w:tc>
-          <w:tcPr>
-            <w:tcW w:type="dxa" w:w="2016"/>
-            <w:shd w:fill="F8FAFC"/>
-            <w:tcMar>
-              <w:top w:w="100" w:type="dxa"/>
-              <w:bottom w:w="100" w:type="dxa"/>
-              <w:left w:w="120" w:type="dxa"/>
-              <w:right w:w="120" w:type="dxa"/>
-            </w:tcMar>
-            <w:tcBorders>
-              <w:top w:val="single" w:sz="4" w:space="0" w:color="CCCCCC"/>
-              <w:bottom w:val="single" w:sz="4" w:space="0" w:color="CCCCCC"/>
-              <w:left w:val="single" w:sz="4" w:space="0" w:color="CCCCCC"/>
-              <w:right w:val="single" w:sz="4" w:space="0" w:color="CCCCCC"/>
-            </w:tcBorders>
-          </w:tcPr>
-          <w:p>
-            <w:pPr>
-              <w:spacing w:before="60" w:after="60" w:line="252" w:lineRule="auto"/>
-              <w:jc w:val="left"/>
-            </w:pPr>
-            <w:r/>
-            <w:r>
-              <w:t>712.75</w:t>
-            </w:r>
-          </w:p>
-        </w:tc>
-        <w:tc>
-          <w:tcPr>
-            <w:tcW w:type="dxa" w:w="1152"/>
-            <w:shd w:fill="F8FAFC"/>
-            <w:tcMar>
-              <w:top w:w="100" w:type="dxa"/>
-              <w:bottom w:w="100" w:type="dxa"/>
-              <w:left w:w="120" w:type="dxa"/>
-              <w:right w:w="120" w:type="dxa"/>
-            </w:tcMar>
-            <w:tcBorders>
-              <w:top w:val="single" w:sz="4" w:space="0" w:color="CCCCCC"/>
-              <w:bottom w:val="single" w:sz="4" w:space="0" w:color="CCCCCC"/>
-              <w:left w:val="single" w:sz="4" w:space="0" w:color="CCCCCC"/>
-              <w:right w:val="single" w:sz="4" w:space="0" w:color="CCCCCC"/>
-            </w:tcBorders>
-          </w:tcPr>
-          <w:p>
-            <w:pPr>
-              <w:spacing w:before="60" w:after="60" w:line="252" w:lineRule="auto"/>
-              <w:jc w:val="left"/>
-            </w:pPr>
-            <w:r/>
-            <w:r>
-              <w:t>686.25</w:t>
-            </w:r>
-          </w:p>
-        </w:tc>
-        <w:tc>
-          <w:tcPr>
-            <w:tcW w:type="dxa" w:w="1728"/>
-            <w:shd w:fill="F8FAFC"/>
-            <w:tcMar>
-              <w:top w:w="100" w:type="dxa"/>
-              <w:bottom w:w="100" w:type="dxa"/>
-              <w:left w:w="120" w:type="dxa"/>
-              <w:right w:w="120" w:type="dxa"/>
-            </w:tcMar>
-            <w:tcBorders>
-              <w:top w:val="single" w:sz="4" w:space="0" w:color="CCCCCC"/>
-              <w:bottom w:val="single" w:sz="4" w:space="0" w:color="CCCCCC"/>
-              <w:left w:val="single" w:sz="4" w:space="0" w:color="CCCCCC"/>
-              <w:right w:val="single" w:sz="4" w:space="0" w:color="CCCCCC"/>
-            </w:tcBorders>
-          </w:tcPr>
-          <w:p>
-            <w:pPr>
-              <w:spacing w:before="60" w:after="60" w:line="252" w:lineRule="auto"/>
-              <w:jc w:val="left"/>
-            </w:pPr>
-            <w:r/>
-            <w:r>
-              <w:rPr>
-                <w:b/>
-              </w:rPr>
-              <w:t>701.00</w:t>
+              <w:t>705.50</w:t>
             </w:r>
           </w:p>
         </w:tc>
@@ -27807,7 +31097,7 @@
               <w:rPr>
                 <w:b/>
               </w:rPr>
-              <w:t>Wed 07/10</w:t>
+              <w:t>Fri 09/10</w:t>
             </w:r>
           </w:p>
         </w:tc>
@@ -27835,7 +31125,7 @@
             </w:pPr>
             <w:r/>
             <w:r>
-              <w:t>Pre-NY 19-21</w:t>
+              <w:t>NY Close 23-01</w:t>
             </w:r>
           </w:p>
         </w:tc>
@@ -27863,7 +31153,7 @@
             </w:pPr>
             <w:r/>
             <w:r>
-              <w:t>701.00</w:t>
+              <w:t>705.50</w:t>
             </w:r>
           </w:p>
         </w:tc>
@@ -27891,7 +31181,7 @@
             </w:pPr>
             <w:r/>
             <w:r>
-              <w:t>710.25</w:t>
+              <w:t>711.75</w:t>
             </w:r>
           </w:p>
         </w:tc>
@@ -27919,7 +31209,7 @@
             </w:pPr>
             <w:r/>
             <w:r>
-              <w:t>690.25</w:t>
+              <w:t>699.00</w:t>
             </w:r>
           </w:p>
         </w:tc>
@@ -27950,3297 +31240,7 @@
               <w:rPr>
                 <w:b/>
               </w:rPr>
-              <w:t>701.50</w:t>
-            </w:r>
-          </w:p>
-        </w:tc>
-        <w:tc>
-          <w:tcPr>
-            <w:tcW w:type="dxa" w:w="3456"/>
-            <w:shd w:fill="FFFFFF"/>
-            <w:tcMar>
-              <w:top w:w="100" w:type="dxa"/>
-              <w:bottom w:w="100" w:type="dxa"/>
-              <w:left w:w="120" w:type="dxa"/>
-              <w:right w:w="120" w:type="dxa"/>
-            </w:tcMar>
-            <w:tcBorders>
-              <w:top w:val="single" w:sz="4" w:space="0" w:color="CCCCCC"/>
-              <w:bottom w:val="single" w:sz="4" w:space="0" w:color="CCCCCC"/>
-              <w:left w:val="single" w:sz="4" w:space="0" w:color="CCCCCC"/>
-              <w:right w:val="single" w:sz="4" w:space="0" w:color="CCCCCC"/>
-            </w:tcBorders>
-          </w:tcPr>
-          <w:p>
-            <w:pPr>
-              <w:spacing w:before="60" w:after="60" w:line="252" w:lineRule="auto"/>
-              <w:jc w:val="left"/>
-            </w:pPr>
-            <w:r/>
-            <w:r>
-              <w:rPr>
-                <w:b/>
-              </w:rPr>
-              <w:t>+0.50</w:t>
-            </w:r>
-          </w:p>
-        </w:tc>
-        <w:tc>
-          <w:tcPr>
-            <w:tcW w:type="dxa" w:w="1440"/>
-            <w:shd w:fill="FFFFFF"/>
-            <w:tcMar>
-              <w:top w:w="100" w:type="dxa"/>
-              <w:bottom w:w="100" w:type="dxa"/>
-              <w:left w:w="120" w:type="dxa"/>
-              <w:right w:w="120" w:type="dxa"/>
-            </w:tcMar>
-            <w:tcBorders>
-              <w:top w:val="single" w:sz="4" w:space="0" w:color="CCCCCC"/>
-              <w:bottom w:val="single" w:sz="4" w:space="0" w:color="CCCCCC"/>
-              <w:left w:val="single" w:sz="4" w:space="0" w:color="CCCCCC"/>
-              <w:right w:val="single" w:sz="4" w:space="0" w:color="CCCCCC"/>
-            </w:tcBorders>
-          </w:tcPr>
-          <w:p>
-            <w:pPr>
-              <w:spacing w:before="60" w:after="60" w:line="252" w:lineRule="auto"/>
-              <w:jc w:val="left"/>
-            </w:pPr>
-            <w:r/>
-            <w:r>
-              <w:t>BULL</w:t>
-            </w:r>
-          </w:p>
-        </w:tc>
-      </w:tr>
-      <w:tr>
-        <w:tc>
-          <w:tcPr>
-            <w:tcW w:type="dxa" w:w="1584"/>
-            <w:shd w:fill="F8FAFC"/>
-            <w:tcMar>
-              <w:top w:w="100" w:type="dxa"/>
-              <w:bottom w:w="100" w:type="dxa"/>
-              <w:left w:w="120" w:type="dxa"/>
-              <w:right w:w="120" w:type="dxa"/>
-            </w:tcMar>
-            <w:tcBorders>
-              <w:top w:val="single" w:sz="4" w:space="0" w:color="CCCCCC"/>
-              <w:bottom w:val="single" w:sz="4" w:space="0" w:color="CCCCCC"/>
-              <w:left w:val="single" w:sz="4" w:space="0" w:color="CCCCCC"/>
-              <w:right w:val="single" w:sz="4" w:space="0" w:color="CCCCCC"/>
-            </w:tcBorders>
-          </w:tcPr>
-          <w:p>
-            <w:pPr>
-              <w:spacing w:before="60" w:after="60" w:line="252" w:lineRule="auto"/>
-              <w:jc w:val="left"/>
-            </w:pPr>
-            <w:r/>
-            <w:r>
-              <w:rPr>
-                <w:b/>
-              </w:rPr>
-              <w:t>Wed 07/10</w:t>
-            </w:r>
-          </w:p>
-        </w:tc>
-        <w:tc>
-          <w:tcPr>
-            <w:tcW w:type="dxa" w:w="864"/>
-            <w:shd w:fill="F8FAFC"/>
-            <w:tcMar>
-              <w:top w:w="100" w:type="dxa"/>
-              <w:bottom w:w="100" w:type="dxa"/>
-              <w:left w:w="120" w:type="dxa"/>
-              <w:right w:w="120" w:type="dxa"/>
-            </w:tcMar>
-            <w:tcBorders>
-              <w:top w:val="single" w:sz="4" w:space="0" w:color="CCCCCC"/>
-              <w:bottom w:val="single" w:sz="4" w:space="0" w:color="CCCCCC"/>
-              <w:left w:val="single" w:sz="4" w:space="0" w:color="CCCCCC"/>
-              <w:right w:val="single" w:sz="4" w:space="0" w:color="CCCCCC"/>
-            </w:tcBorders>
-          </w:tcPr>
-          <w:p>
-            <w:pPr>
-              <w:spacing w:before="60" w:after="60" w:line="252" w:lineRule="auto"/>
-              <w:jc w:val="left"/>
-            </w:pPr>
-            <w:r/>
-            <w:r>
-              <w:t>NY Open 21-23</w:t>
-            </w:r>
-          </w:p>
-        </w:tc>
-        <w:tc>
-          <w:tcPr>
-            <w:tcW w:type="dxa" w:w="1440"/>
-            <w:shd w:fill="F8FAFC"/>
-            <w:tcMar>
-              <w:top w:w="100" w:type="dxa"/>
-              <w:bottom w:w="100" w:type="dxa"/>
-              <w:left w:w="120" w:type="dxa"/>
-              <w:right w:w="120" w:type="dxa"/>
-            </w:tcMar>
-            <w:tcBorders>
-              <w:top w:val="single" w:sz="4" w:space="0" w:color="CCCCCC"/>
-              <w:bottom w:val="single" w:sz="4" w:space="0" w:color="CCCCCC"/>
-              <w:left w:val="single" w:sz="4" w:space="0" w:color="CCCCCC"/>
-              <w:right w:val="single" w:sz="4" w:space="0" w:color="CCCCCC"/>
-            </w:tcBorders>
-          </w:tcPr>
-          <w:p>
-            <w:pPr>
-              <w:spacing w:before="60" w:after="60" w:line="252" w:lineRule="auto"/>
-              <w:jc w:val="left"/>
-            </w:pPr>
-            <w:r/>
-            <w:r>
-              <w:t>701.50</w:t>
-            </w:r>
-          </w:p>
-        </w:tc>
-        <w:tc>
-          <w:tcPr>
-            <w:tcW w:type="dxa" w:w="2016"/>
-            <w:shd w:fill="F8FAFC"/>
-            <w:tcMar>
-              <w:top w:w="100" w:type="dxa"/>
-              <w:bottom w:w="100" w:type="dxa"/>
-              <w:left w:w="120" w:type="dxa"/>
-              <w:right w:w="120" w:type="dxa"/>
-            </w:tcMar>
-            <w:tcBorders>
-              <w:top w:val="single" w:sz="4" w:space="0" w:color="CCCCCC"/>
-              <w:bottom w:val="single" w:sz="4" w:space="0" w:color="CCCCCC"/>
-              <w:left w:val="single" w:sz="4" w:space="0" w:color="CCCCCC"/>
-              <w:right w:val="single" w:sz="4" w:space="0" w:color="CCCCCC"/>
-            </w:tcBorders>
-          </w:tcPr>
-          <w:p>
-            <w:pPr>
-              <w:spacing w:before="60" w:after="60" w:line="252" w:lineRule="auto"/>
-              <w:jc w:val="left"/>
-            </w:pPr>
-            <w:r/>
-            <w:r>
-              <w:t>713.75</w:t>
-            </w:r>
-          </w:p>
-        </w:tc>
-        <w:tc>
-          <w:tcPr>
-            <w:tcW w:type="dxa" w:w="1152"/>
-            <w:shd w:fill="F8FAFC"/>
-            <w:tcMar>
-              <w:top w:w="100" w:type="dxa"/>
-              <w:bottom w:w="100" w:type="dxa"/>
-              <w:left w:w="120" w:type="dxa"/>
-              <w:right w:w="120" w:type="dxa"/>
-            </w:tcMar>
-            <w:tcBorders>
-              <w:top w:val="single" w:sz="4" w:space="0" w:color="CCCCCC"/>
-              <w:bottom w:val="single" w:sz="4" w:space="0" w:color="CCCCCC"/>
-              <w:left w:val="single" w:sz="4" w:space="0" w:color="CCCCCC"/>
-              <w:right w:val="single" w:sz="4" w:space="0" w:color="CCCCCC"/>
-            </w:tcBorders>
-          </w:tcPr>
-          <w:p>
-            <w:pPr>
-              <w:spacing w:before="60" w:after="60" w:line="252" w:lineRule="auto"/>
-              <w:jc w:val="left"/>
-            </w:pPr>
-            <w:r/>
-            <w:r>
-              <w:t>687.25</w:t>
-            </w:r>
-          </w:p>
-        </w:tc>
-        <w:tc>
-          <w:tcPr>
-            <w:tcW w:type="dxa" w:w="1728"/>
-            <w:shd w:fill="F8FAFC"/>
-            <w:tcMar>
-              <w:top w:w="100" w:type="dxa"/>
-              <w:bottom w:w="100" w:type="dxa"/>
-              <w:left w:w="120" w:type="dxa"/>
-              <w:right w:w="120" w:type="dxa"/>
-            </w:tcMar>
-            <w:tcBorders>
-              <w:top w:val="single" w:sz="4" w:space="0" w:color="CCCCCC"/>
-              <w:bottom w:val="single" w:sz="4" w:space="0" w:color="CCCCCC"/>
-              <w:left w:val="single" w:sz="4" w:space="0" w:color="CCCCCC"/>
-              <w:right w:val="single" w:sz="4" w:space="0" w:color="CCCCCC"/>
-            </w:tcBorders>
-          </w:tcPr>
-          <w:p>
-            <w:pPr>
-              <w:spacing w:before="60" w:after="60" w:line="252" w:lineRule="auto"/>
-              <w:jc w:val="left"/>
-            </w:pPr>
-            <w:r/>
-            <w:r>
-              <w:rPr>
-                <w:b/>
-              </w:rPr>
-              <w:t>700.00</w:t>
-            </w:r>
-          </w:p>
-        </w:tc>
-        <w:tc>
-          <w:tcPr>
-            <w:tcW w:type="dxa" w:w="3456"/>
-            <w:shd w:fill="F8FAFC"/>
-            <w:tcMar>
-              <w:top w:w="100" w:type="dxa"/>
-              <w:bottom w:w="100" w:type="dxa"/>
-              <w:left w:w="120" w:type="dxa"/>
-              <w:right w:w="120" w:type="dxa"/>
-            </w:tcMar>
-            <w:tcBorders>
-              <w:top w:val="single" w:sz="4" w:space="0" w:color="CCCCCC"/>
-              <w:bottom w:val="single" w:sz="4" w:space="0" w:color="CCCCCC"/>
-              <w:left w:val="single" w:sz="4" w:space="0" w:color="CCCCCC"/>
-              <w:right w:val="single" w:sz="4" w:space="0" w:color="CCCCCC"/>
-            </w:tcBorders>
-          </w:tcPr>
-          <w:p>
-            <w:pPr>
-              <w:spacing w:before="60" w:after="60" w:line="252" w:lineRule="auto"/>
-              <w:jc w:val="left"/>
-            </w:pPr>
-            <w:r/>
-            <w:r>
-              <w:rPr>
-                <w:b/>
-              </w:rPr>
-              <w:t>-1.50</w:t>
-            </w:r>
-          </w:p>
-        </w:tc>
-        <w:tc>
-          <w:tcPr>
-            <w:tcW w:type="dxa" w:w="1440"/>
-            <w:shd w:fill="F8FAFC"/>
-            <w:tcMar>
-              <w:top w:w="100" w:type="dxa"/>
-              <w:bottom w:w="100" w:type="dxa"/>
-              <w:left w:w="120" w:type="dxa"/>
-              <w:right w:w="120" w:type="dxa"/>
-            </w:tcMar>
-            <w:tcBorders>
-              <w:top w:val="single" w:sz="4" w:space="0" w:color="CCCCCC"/>
-              <w:bottom w:val="single" w:sz="4" w:space="0" w:color="CCCCCC"/>
-              <w:left w:val="single" w:sz="4" w:space="0" w:color="CCCCCC"/>
-              <w:right w:val="single" w:sz="4" w:space="0" w:color="CCCCCC"/>
-            </w:tcBorders>
-          </w:tcPr>
-          <w:p>
-            <w:pPr>
-              <w:spacing w:before="60" w:after="60" w:line="252" w:lineRule="auto"/>
-              <w:jc w:val="left"/>
-            </w:pPr>
-            <w:r/>
-            <w:r>
-              <w:t>BEAR</w:t>
-            </w:r>
-          </w:p>
-        </w:tc>
-      </w:tr>
-      <w:tr>
-        <w:tc>
-          <w:tcPr>
-            <w:tcW w:type="dxa" w:w="1584"/>
-            <w:shd w:fill="FFFFFF"/>
-            <w:tcMar>
-              <w:top w:w="100" w:type="dxa"/>
-              <w:bottom w:w="100" w:type="dxa"/>
-              <w:left w:w="120" w:type="dxa"/>
-              <w:right w:w="120" w:type="dxa"/>
-            </w:tcMar>
-            <w:tcBorders>
-              <w:top w:val="single" w:sz="4" w:space="0" w:color="CCCCCC"/>
-              <w:bottom w:val="single" w:sz="4" w:space="0" w:color="CCCCCC"/>
-              <w:left w:val="single" w:sz="4" w:space="0" w:color="CCCCCC"/>
-              <w:right w:val="single" w:sz="4" w:space="0" w:color="CCCCCC"/>
-            </w:tcBorders>
-          </w:tcPr>
-          <w:p>
-            <w:pPr>
-              <w:spacing w:before="60" w:after="60" w:line="252" w:lineRule="auto"/>
-              <w:jc w:val="left"/>
-            </w:pPr>
-            <w:r/>
-            <w:r>
-              <w:rPr>
-                <w:b/>
-              </w:rPr>
-              <w:t>Wed 07/10</w:t>
-            </w:r>
-          </w:p>
-        </w:tc>
-        <w:tc>
-          <w:tcPr>
-            <w:tcW w:type="dxa" w:w="864"/>
-            <w:shd w:fill="FFFFFF"/>
-            <w:tcMar>
-              <w:top w:w="100" w:type="dxa"/>
-              <w:bottom w:w="100" w:type="dxa"/>
-              <w:left w:w="120" w:type="dxa"/>
-              <w:right w:w="120" w:type="dxa"/>
-            </w:tcMar>
-            <w:tcBorders>
-              <w:top w:val="single" w:sz="4" w:space="0" w:color="CCCCCC"/>
-              <w:bottom w:val="single" w:sz="4" w:space="0" w:color="CCCCCC"/>
-              <w:left w:val="single" w:sz="4" w:space="0" w:color="CCCCCC"/>
-              <w:right w:val="single" w:sz="4" w:space="0" w:color="CCCCCC"/>
-            </w:tcBorders>
-          </w:tcPr>
-          <w:p>
-            <w:pPr>
-              <w:spacing w:before="60" w:after="60" w:line="252" w:lineRule="auto"/>
-              <w:jc w:val="left"/>
-            </w:pPr>
-            <w:r/>
-            <w:r>
-              <w:t>NY Close 23-01</w:t>
-            </w:r>
-          </w:p>
-        </w:tc>
-        <w:tc>
-          <w:tcPr>
-            <w:tcW w:type="dxa" w:w="1440"/>
-            <w:shd w:fill="FFFFFF"/>
-            <w:tcMar>
-              <w:top w:w="100" w:type="dxa"/>
-              <w:bottom w:w="100" w:type="dxa"/>
-              <w:left w:w="120" w:type="dxa"/>
-              <w:right w:w="120" w:type="dxa"/>
-            </w:tcMar>
-            <w:tcBorders>
-              <w:top w:val="single" w:sz="4" w:space="0" w:color="CCCCCC"/>
-              <w:bottom w:val="single" w:sz="4" w:space="0" w:color="CCCCCC"/>
-              <w:left w:val="single" w:sz="4" w:space="0" w:color="CCCCCC"/>
-              <w:right w:val="single" w:sz="4" w:space="0" w:color="CCCCCC"/>
-            </w:tcBorders>
-          </w:tcPr>
-          <w:p>
-            <w:pPr>
-              <w:spacing w:before="60" w:after="60" w:line="252" w:lineRule="auto"/>
-              <w:jc w:val="left"/>
-            </w:pPr>
-            <w:r/>
-            <w:r>
-              <w:t>700.00</w:t>
-            </w:r>
-          </w:p>
-        </w:tc>
-        <w:tc>
-          <w:tcPr>
-            <w:tcW w:type="dxa" w:w="2016"/>
-            <w:shd w:fill="FFFFFF"/>
-            <w:tcMar>
-              <w:top w:w="100" w:type="dxa"/>
-              <w:bottom w:w="100" w:type="dxa"/>
-              <w:left w:w="120" w:type="dxa"/>
-              <w:right w:w="120" w:type="dxa"/>
-            </w:tcMar>
-            <w:tcBorders>
-              <w:top w:val="single" w:sz="4" w:space="0" w:color="CCCCCC"/>
-              <w:bottom w:val="single" w:sz="4" w:space="0" w:color="CCCCCC"/>
-              <w:left w:val="single" w:sz="4" w:space="0" w:color="CCCCCC"/>
-              <w:right w:val="single" w:sz="4" w:space="0" w:color="CCCCCC"/>
-            </w:tcBorders>
-          </w:tcPr>
-          <w:p>
-            <w:pPr>
-              <w:spacing w:before="60" w:after="60" w:line="252" w:lineRule="auto"/>
-              <w:jc w:val="left"/>
-            </w:pPr>
-            <w:r/>
-            <w:r>
-              <w:t>707.00</w:t>
-            </w:r>
-          </w:p>
-        </w:tc>
-        <w:tc>
-          <w:tcPr>
-            <w:tcW w:type="dxa" w:w="1152"/>
-            <w:shd w:fill="FFFFFF"/>
-            <w:tcMar>
-              <w:top w:w="100" w:type="dxa"/>
-              <w:bottom w:w="100" w:type="dxa"/>
-              <w:left w:w="120" w:type="dxa"/>
-              <w:right w:w="120" w:type="dxa"/>
-            </w:tcMar>
-            <w:tcBorders>
-              <w:top w:val="single" w:sz="4" w:space="0" w:color="CCCCCC"/>
-              <w:bottom w:val="single" w:sz="4" w:space="0" w:color="CCCCCC"/>
-              <w:left w:val="single" w:sz="4" w:space="0" w:color="CCCCCC"/>
-              <w:right w:val="single" w:sz="4" w:space="0" w:color="CCCCCC"/>
-            </w:tcBorders>
-          </w:tcPr>
-          <w:p>
-            <w:pPr>
-              <w:spacing w:before="60" w:after="60" w:line="252" w:lineRule="auto"/>
-              <w:jc w:val="left"/>
-            </w:pPr>
-            <w:r/>
-            <w:r>
-              <w:t>690.50</w:t>
-            </w:r>
-          </w:p>
-        </w:tc>
-        <w:tc>
-          <w:tcPr>
-            <w:tcW w:type="dxa" w:w="1728"/>
-            <w:shd w:fill="FFFFFF"/>
-            <w:tcMar>
-              <w:top w:w="100" w:type="dxa"/>
-              <w:bottom w:w="100" w:type="dxa"/>
-              <w:left w:w="120" w:type="dxa"/>
-              <w:right w:w="120" w:type="dxa"/>
-            </w:tcMar>
-            <w:tcBorders>
-              <w:top w:val="single" w:sz="4" w:space="0" w:color="CCCCCC"/>
-              <w:bottom w:val="single" w:sz="4" w:space="0" w:color="CCCCCC"/>
-              <w:left w:val="single" w:sz="4" w:space="0" w:color="CCCCCC"/>
-              <w:right w:val="single" w:sz="4" w:space="0" w:color="CCCCCC"/>
-            </w:tcBorders>
-          </w:tcPr>
-          <w:p>
-            <w:pPr>
-              <w:spacing w:before="60" w:after="60" w:line="252" w:lineRule="auto"/>
-              <w:jc w:val="left"/>
-            </w:pPr>
-            <w:r/>
-            <w:r>
-              <w:rPr>
-                <w:b/>
-              </w:rPr>
-              <w:t>700.50</w:t>
-            </w:r>
-          </w:p>
-        </w:tc>
-        <w:tc>
-          <w:tcPr>
-            <w:tcW w:type="dxa" w:w="3456"/>
-            <w:shd w:fill="FFFFFF"/>
-            <w:tcMar>
-              <w:top w:w="100" w:type="dxa"/>
-              <w:bottom w:w="100" w:type="dxa"/>
-              <w:left w:w="120" w:type="dxa"/>
-              <w:right w:w="120" w:type="dxa"/>
-            </w:tcMar>
-            <w:tcBorders>
-              <w:top w:val="single" w:sz="4" w:space="0" w:color="CCCCCC"/>
-              <w:bottom w:val="single" w:sz="4" w:space="0" w:color="CCCCCC"/>
-              <w:left w:val="single" w:sz="4" w:space="0" w:color="CCCCCC"/>
-              <w:right w:val="single" w:sz="4" w:space="0" w:color="CCCCCC"/>
-            </w:tcBorders>
-          </w:tcPr>
-          <w:p>
-            <w:pPr>
-              <w:spacing w:before="60" w:after="60" w:line="252" w:lineRule="auto"/>
-              <w:jc w:val="left"/>
-            </w:pPr>
-            <w:r/>
-            <w:r>
-              <w:rPr>
-                <w:b/>
-              </w:rPr>
-              <w:t>+0.50</w:t>
-            </w:r>
-          </w:p>
-        </w:tc>
-        <w:tc>
-          <w:tcPr>
-            <w:tcW w:type="dxa" w:w="1440"/>
-            <w:shd w:fill="FFFFFF"/>
-            <w:tcMar>
-              <w:top w:w="100" w:type="dxa"/>
-              <w:bottom w:w="100" w:type="dxa"/>
-              <w:left w:w="120" w:type="dxa"/>
-              <w:right w:w="120" w:type="dxa"/>
-            </w:tcMar>
-            <w:tcBorders>
-              <w:top w:val="single" w:sz="4" w:space="0" w:color="CCCCCC"/>
-              <w:bottom w:val="single" w:sz="4" w:space="0" w:color="CCCCCC"/>
-              <w:left w:val="single" w:sz="4" w:space="0" w:color="CCCCCC"/>
-              <w:right w:val="single" w:sz="4" w:space="0" w:color="CCCCCC"/>
-            </w:tcBorders>
-          </w:tcPr>
-          <w:p>
-            <w:pPr>
-              <w:spacing w:before="60" w:after="60" w:line="252" w:lineRule="auto"/>
-              <w:jc w:val="left"/>
-            </w:pPr>
-            <w:r/>
-            <w:r>
-              <w:t>BULL</w:t>
-            </w:r>
-          </w:p>
-        </w:tc>
-      </w:tr>
-      <w:tr>
-        <w:tc>
-          <w:tcPr>
-            <w:tcW w:type="dxa" w:w="1584"/>
-            <w:shd w:fill="F8FAFC"/>
-            <w:tcMar>
-              <w:top w:w="100" w:type="dxa"/>
-              <w:bottom w:w="100" w:type="dxa"/>
-              <w:left w:w="120" w:type="dxa"/>
-              <w:right w:w="120" w:type="dxa"/>
-            </w:tcMar>
-            <w:tcBorders>
-              <w:top w:val="single" w:sz="4" w:space="0" w:color="CCCCCC"/>
-              <w:bottom w:val="single" w:sz="4" w:space="0" w:color="CCCCCC"/>
-              <w:left w:val="single" w:sz="4" w:space="0" w:color="CCCCCC"/>
-              <w:right w:val="single" w:sz="4" w:space="0" w:color="CCCCCC"/>
-            </w:tcBorders>
-          </w:tcPr>
-          <w:p>
-            <w:pPr>
-              <w:spacing w:before="60" w:after="60" w:line="252" w:lineRule="auto"/>
-              <w:jc w:val="left"/>
-            </w:pPr>
-            <w:r/>
-            <w:r>
-              <w:rPr>
-                <w:b/>
-              </w:rPr>
-              <w:t>Thu 08/10</w:t>
-            </w:r>
-          </w:p>
-        </w:tc>
-        <w:tc>
-          <w:tcPr>
-            <w:tcW w:type="dxa" w:w="864"/>
-            <w:shd w:fill="F8FAFC"/>
-            <w:tcMar>
-              <w:top w:w="100" w:type="dxa"/>
-              <w:bottom w:w="100" w:type="dxa"/>
-              <w:left w:w="120" w:type="dxa"/>
-              <w:right w:w="120" w:type="dxa"/>
-            </w:tcMar>
-            <w:tcBorders>
-              <w:top w:val="single" w:sz="4" w:space="0" w:color="CCCCCC"/>
-              <w:bottom w:val="single" w:sz="4" w:space="0" w:color="CCCCCC"/>
-              <w:left w:val="single" w:sz="4" w:space="0" w:color="CCCCCC"/>
-              <w:right w:val="single" w:sz="4" w:space="0" w:color="CCCCCC"/>
-            </w:tcBorders>
-          </w:tcPr>
-          <w:p>
-            <w:pPr>
-              <w:spacing w:before="60" w:after="60" w:line="252" w:lineRule="auto"/>
-              <w:jc w:val="left"/>
-            </w:pPr>
-            <w:r/>
-            <w:r>
-              <w:t>Asia 07-11</w:t>
-            </w:r>
-          </w:p>
-        </w:tc>
-        <w:tc>
-          <w:tcPr>
-            <w:tcW w:type="dxa" w:w="1440"/>
-            <w:shd w:fill="F8FAFC"/>
-            <w:tcMar>
-              <w:top w:w="100" w:type="dxa"/>
-              <w:bottom w:w="100" w:type="dxa"/>
-              <w:left w:w="120" w:type="dxa"/>
-              <w:right w:w="120" w:type="dxa"/>
-            </w:tcMar>
-            <w:tcBorders>
-              <w:top w:val="single" w:sz="4" w:space="0" w:color="CCCCCC"/>
-              <w:bottom w:val="single" w:sz="4" w:space="0" w:color="CCCCCC"/>
-              <w:left w:val="single" w:sz="4" w:space="0" w:color="CCCCCC"/>
-              <w:right w:val="single" w:sz="4" w:space="0" w:color="CCCCCC"/>
-            </w:tcBorders>
-          </w:tcPr>
-          <w:p>
-            <w:pPr>
-              <w:spacing w:before="60" w:after="60" w:line="252" w:lineRule="auto"/>
-              <w:jc w:val="left"/>
-            </w:pPr>
-            <w:r/>
-            <w:r>
-              <w:t>700.50</w:t>
-            </w:r>
-          </w:p>
-        </w:tc>
-        <w:tc>
-          <w:tcPr>
-            <w:tcW w:type="dxa" w:w="2016"/>
-            <w:shd w:fill="F8FAFC"/>
-            <w:tcMar>
-              <w:top w:w="100" w:type="dxa"/>
-              <w:bottom w:w="100" w:type="dxa"/>
-              <w:left w:w="120" w:type="dxa"/>
-              <w:right w:w="120" w:type="dxa"/>
-            </w:tcMar>
-            <w:tcBorders>
-              <w:top w:val="single" w:sz="4" w:space="0" w:color="CCCCCC"/>
-              <w:bottom w:val="single" w:sz="4" w:space="0" w:color="CCCCCC"/>
-              <w:left w:val="single" w:sz="4" w:space="0" w:color="CCCCCC"/>
-              <w:right w:val="single" w:sz="4" w:space="0" w:color="CCCCCC"/>
-            </w:tcBorders>
-          </w:tcPr>
-          <w:p>
-            <w:pPr>
-              <w:spacing w:before="60" w:after="60" w:line="252" w:lineRule="auto"/>
-              <w:jc w:val="left"/>
-            </w:pPr>
-            <w:r/>
-            <w:r>
-              <w:t>711.00</w:t>
-            </w:r>
-          </w:p>
-        </w:tc>
-        <w:tc>
-          <w:tcPr>
-            <w:tcW w:type="dxa" w:w="1152"/>
-            <w:shd w:fill="F8FAFC"/>
-            <w:tcMar>
-              <w:top w:w="100" w:type="dxa"/>
-              <w:bottom w:w="100" w:type="dxa"/>
-              <w:left w:w="120" w:type="dxa"/>
-              <w:right w:w="120" w:type="dxa"/>
-            </w:tcMar>
-            <w:tcBorders>
-              <w:top w:val="single" w:sz="4" w:space="0" w:color="CCCCCC"/>
-              <w:bottom w:val="single" w:sz="4" w:space="0" w:color="CCCCCC"/>
-              <w:left w:val="single" w:sz="4" w:space="0" w:color="CCCCCC"/>
-              <w:right w:val="single" w:sz="4" w:space="0" w:color="CCCCCC"/>
-            </w:tcBorders>
-          </w:tcPr>
-          <w:p>
-            <w:pPr>
-              <w:spacing w:before="60" w:after="60" w:line="252" w:lineRule="auto"/>
-              <w:jc w:val="left"/>
-            </w:pPr>
-            <w:r/>
-            <w:r>
-              <w:t>693.25</w:t>
-            </w:r>
-          </w:p>
-        </w:tc>
-        <w:tc>
-          <w:tcPr>
-            <w:tcW w:type="dxa" w:w="1728"/>
-            <w:shd w:fill="F8FAFC"/>
-            <w:tcMar>
-              <w:top w:w="100" w:type="dxa"/>
-              <w:bottom w:w="100" w:type="dxa"/>
-              <w:left w:w="120" w:type="dxa"/>
-              <w:right w:w="120" w:type="dxa"/>
-            </w:tcMar>
-            <w:tcBorders>
-              <w:top w:val="single" w:sz="4" w:space="0" w:color="CCCCCC"/>
-              <w:bottom w:val="single" w:sz="4" w:space="0" w:color="CCCCCC"/>
-              <w:left w:val="single" w:sz="4" w:space="0" w:color="CCCCCC"/>
-              <w:right w:val="single" w:sz="4" w:space="0" w:color="CCCCCC"/>
-            </w:tcBorders>
-          </w:tcPr>
-          <w:p>
-            <w:pPr>
-              <w:spacing w:before="60" w:after="60" w:line="252" w:lineRule="auto"/>
-              <w:jc w:val="left"/>
-            </w:pPr>
-            <w:r/>
-            <w:r>
-              <w:rPr>
-                <w:b/>
-              </w:rPr>
-              <w:t>700.25</w:t>
-            </w:r>
-          </w:p>
-        </w:tc>
-        <w:tc>
-          <w:tcPr>
-            <w:tcW w:type="dxa" w:w="3456"/>
-            <w:shd w:fill="F8FAFC"/>
-            <w:tcMar>
-              <w:top w:w="100" w:type="dxa"/>
-              <w:bottom w:w="100" w:type="dxa"/>
-              <w:left w:w="120" w:type="dxa"/>
-              <w:right w:w="120" w:type="dxa"/>
-            </w:tcMar>
-            <w:tcBorders>
-              <w:top w:val="single" w:sz="4" w:space="0" w:color="CCCCCC"/>
-              <w:bottom w:val="single" w:sz="4" w:space="0" w:color="CCCCCC"/>
-              <w:left w:val="single" w:sz="4" w:space="0" w:color="CCCCCC"/>
-              <w:right w:val="single" w:sz="4" w:space="0" w:color="CCCCCC"/>
-            </w:tcBorders>
-          </w:tcPr>
-          <w:p>
-            <w:pPr>
-              <w:spacing w:before="60" w:after="60" w:line="252" w:lineRule="auto"/>
-              <w:jc w:val="left"/>
-            </w:pPr>
-            <w:r/>
-            <w:r>
-              <w:rPr>
-                <w:b/>
-              </w:rPr>
-              <w:t>-0.25</w:t>
-            </w:r>
-          </w:p>
-        </w:tc>
-        <w:tc>
-          <w:tcPr>
-            <w:tcW w:type="dxa" w:w="1440"/>
-            <w:shd w:fill="F8FAFC"/>
-            <w:tcMar>
-              <w:top w:w="100" w:type="dxa"/>
-              <w:bottom w:w="100" w:type="dxa"/>
-              <w:left w:w="120" w:type="dxa"/>
-              <w:right w:w="120" w:type="dxa"/>
-            </w:tcMar>
-            <w:tcBorders>
-              <w:top w:val="single" w:sz="4" w:space="0" w:color="CCCCCC"/>
-              <w:bottom w:val="single" w:sz="4" w:space="0" w:color="CCCCCC"/>
-              <w:left w:val="single" w:sz="4" w:space="0" w:color="CCCCCC"/>
-              <w:right w:val="single" w:sz="4" w:space="0" w:color="CCCCCC"/>
-            </w:tcBorders>
-          </w:tcPr>
-          <w:p>
-            <w:pPr>
-              <w:spacing w:before="60" w:after="60" w:line="252" w:lineRule="auto"/>
-              <w:jc w:val="left"/>
-            </w:pPr>
-            <w:r/>
-            <w:r>
-              <w:t>BEAR</w:t>
-            </w:r>
-          </w:p>
-        </w:tc>
-      </w:tr>
-      <w:tr>
-        <w:tc>
-          <w:tcPr>
-            <w:tcW w:type="dxa" w:w="1584"/>
-            <w:shd w:fill="FFFFFF"/>
-            <w:tcMar>
-              <w:top w:w="100" w:type="dxa"/>
-              <w:bottom w:w="100" w:type="dxa"/>
-              <w:left w:w="120" w:type="dxa"/>
-              <w:right w:w="120" w:type="dxa"/>
-            </w:tcMar>
-            <w:tcBorders>
-              <w:top w:val="single" w:sz="4" w:space="0" w:color="CCCCCC"/>
-              <w:bottom w:val="single" w:sz="4" w:space="0" w:color="CCCCCC"/>
-              <w:left w:val="single" w:sz="4" w:space="0" w:color="CCCCCC"/>
-              <w:right w:val="single" w:sz="4" w:space="0" w:color="CCCCCC"/>
-            </w:tcBorders>
-          </w:tcPr>
-          <w:p>
-            <w:pPr>
-              <w:spacing w:before="60" w:after="60" w:line="252" w:lineRule="auto"/>
-              <w:jc w:val="left"/>
-            </w:pPr>
-            <w:r/>
-            <w:r>
-              <w:rPr>
-                <w:b/>
-              </w:rPr>
-              <w:t>Thu 08/10</w:t>
-            </w:r>
-          </w:p>
-        </w:tc>
-        <w:tc>
-          <w:tcPr>
-            <w:tcW w:type="dxa" w:w="864"/>
-            <w:shd w:fill="FFFFFF"/>
-            <w:tcMar>
-              <w:top w:w="100" w:type="dxa"/>
-              <w:bottom w:w="100" w:type="dxa"/>
-              <w:left w:w="120" w:type="dxa"/>
-              <w:right w:w="120" w:type="dxa"/>
-            </w:tcMar>
-            <w:tcBorders>
-              <w:top w:val="single" w:sz="4" w:space="0" w:color="CCCCCC"/>
-              <w:bottom w:val="single" w:sz="4" w:space="0" w:color="CCCCCC"/>
-              <w:left w:val="single" w:sz="4" w:space="0" w:color="CCCCCC"/>
-              <w:right w:val="single" w:sz="4" w:space="0" w:color="CCCCCC"/>
-            </w:tcBorders>
-          </w:tcPr>
-          <w:p>
-            <w:pPr>
-              <w:spacing w:before="60" w:after="60" w:line="252" w:lineRule="auto"/>
-              <w:jc w:val="left"/>
-            </w:pPr>
-            <w:r/>
-            <w:r>
-              <w:t>Asia 11-15</w:t>
-            </w:r>
-          </w:p>
-        </w:tc>
-        <w:tc>
-          <w:tcPr>
-            <w:tcW w:type="dxa" w:w="1440"/>
-            <w:shd w:fill="FFFFFF"/>
-            <w:tcMar>
-              <w:top w:w="100" w:type="dxa"/>
-              <w:bottom w:w="100" w:type="dxa"/>
-              <w:left w:w="120" w:type="dxa"/>
-              <w:right w:w="120" w:type="dxa"/>
-            </w:tcMar>
-            <w:tcBorders>
-              <w:top w:val="single" w:sz="4" w:space="0" w:color="CCCCCC"/>
-              <w:bottom w:val="single" w:sz="4" w:space="0" w:color="CCCCCC"/>
-              <w:left w:val="single" w:sz="4" w:space="0" w:color="CCCCCC"/>
-              <w:right w:val="single" w:sz="4" w:space="0" w:color="CCCCCC"/>
-            </w:tcBorders>
-          </w:tcPr>
-          <w:p>
-            <w:pPr>
-              <w:spacing w:before="60" w:after="60" w:line="252" w:lineRule="auto"/>
-              <w:jc w:val="left"/>
-            </w:pPr>
-            <w:r/>
-            <w:r>
-              <w:t>700.25</w:t>
-            </w:r>
-          </w:p>
-        </w:tc>
-        <w:tc>
-          <w:tcPr>
-            <w:tcW w:type="dxa" w:w="2016"/>
-            <w:shd w:fill="FFFFFF"/>
-            <w:tcMar>
-              <w:top w:w="100" w:type="dxa"/>
-              <w:bottom w:w="100" w:type="dxa"/>
-              <w:left w:w="120" w:type="dxa"/>
-              <w:right w:w="120" w:type="dxa"/>
-            </w:tcMar>
-            <w:tcBorders>
-              <w:top w:val="single" w:sz="4" w:space="0" w:color="CCCCCC"/>
-              <w:bottom w:val="single" w:sz="4" w:space="0" w:color="CCCCCC"/>
-              <w:left w:val="single" w:sz="4" w:space="0" w:color="CCCCCC"/>
-              <w:right w:val="single" w:sz="4" w:space="0" w:color="CCCCCC"/>
-            </w:tcBorders>
-          </w:tcPr>
-          <w:p>
-            <w:pPr>
-              <w:spacing w:before="60" w:after="60" w:line="252" w:lineRule="auto"/>
-              <w:jc w:val="left"/>
-            </w:pPr>
-            <w:r/>
-            <w:r>
-              <w:t>710.00</w:t>
-            </w:r>
-          </w:p>
-        </w:tc>
-        <w:tc>
-          <w:tcPr>
-            <w:tcW w:type="dxa" w:w="1152"/>
-            <w:shd w:fill="FFFFFF"/>
-            <w:tcMar>
-              <w:top w:w="100" w:type="dxa"/>
-              <w:bottom w:w="100" w:type="dxa"/>
-              <w:left w:w="120" w:type="dxa"/>
-              <w:right w:w="120" w:type="dxa"/>
-            </w:tcMar>
-            <w:tcBorders>
-              <w:top w:val="single" w:sz="4" w:space="0" w:color="CCCCCC"/>
-              <w:bottom w:val="single" w:sz="4" w:space="0" w:color="CCCCCC"/>
-              <w:left w:val="single" w:sz="4" w:space="0" w:color="CCCCCC"/>
-              <w:right w:val="single" w:sz="4" w:space="0" w:color="CCCCCC"/>
-            </w:tcBorders>
-          </w:tcPr>
-          <w:p>
-            <w:pPr>
-              <w:spacing w:before="60" w:after="60" w:line="252" w:lineRule="auto"/>
-              <w:jc w:val="left"/>
-            </w:pPr>
-            <w:r/>
-            <w:r>
-              <w:t>690.50</w:t>
-            </w:r>
-          </w:p>
-        </w:tc>
-        <w:tc>
-          <w:tcPr>
-            <w:tcW w:type="dxa" w:w="1728"/>
-            <w:shd w:fill="FFFFFF"/>
-            <w:tcMar>
-              <w:top w:w="100" w:type="dxa"/>
-              <w:bottom w:w="100" w:type="dxa"/>
-              <w:left w:w="120" w:type="dxa"/>
-              <w:right w:w="120" w:type="dxa"/>
-            </w:tcMar>
-            <w:tcBorders>
-              <w:top w:val="single" w:sz="4" w:space="0" w:color="CCCCCC"/>
-              <w:bottom w:val="single" w:sz="4" w:space="0" w:color="CCCCCC"/>
-              <w:left w:val="single" w:sz="4" w:space="0" w:color="CCCCCC"/>
-              <w:right w:val="single" w:sz="4" w:space="0" w:color="CCCCCC"/>
-            </w:tcBorders>
-          </w:tcPr>
-          <w:p>
-            <w:pPr>
-              <w:spacing w:before="60" w:after="60" w:line="252" w:lineRule="auto"/>
-              <w:jc w:val="left"/>
-            </w:pPr>
-            <w:r/>
-            <w:r>
-              <w:rPr>
-                <w:b/>
-              </w:rPr>
-              <w:t>700.75</w:t>
-            </w:r>
-          </w:p>
-        </w:tc>
-        <w:tc>
-          <w:tcPr>
-            <w:tcW w:type="dxa" w:w="3456"/>
-            <w:shd w:fill="FFFFFF"/>
-            <w:tcMar>
-              <w:top w:w="100" w:type="dxa"/>
-              <w:bottom w:w="100" w:type="dxa"/>
-              <w:left w:w="120" w:type="dxa"/>
-              <w:right w:w="120" w:type="dxa"/>
-            </w:tcMar>
-            <w:tcBorders>
-              <w:top w:val="single" w:sz="4" w:space="0" w:color="CCCCCC"/>
-              <w:bottom w:val="single" w:sz="4" w:space="0" w:color="CCCCCC"/>
-              <w:left w:val="single" w:sz="4" w:space="0" w:color="CCCCCC"/>
-              <w:right w:val="single" w:sz="4" w:space="0" w:color="CCCCCC"/>
-            </w:tcBorders>
-          </w:tcPr>
-          <w:p>
-            <w:pPr>
-              <w:spacing w:before="60" w:after="60" w:line="252" w:lineRule="auto"/>
-              <w:jc w:val="left"/>
-            </w:pPr>
-            <w:r/>
-            <w:r>
-              <w:rPr>
-                <w:b/>
-              </w:rPr>
-              <w:t>+0.50</w:t>
-            </w:r>
-          </w:p>
-        </w:tc>
-        <w:tc>
-          <w:tcPr>
-            <w:tcW w:type="dxa" w:w="1440"/>
-            <w:shd w:fill="FFFFFF"/>
-            <w:tcMar>
-              <w:top w:w="100" w:type="dxa"/>
-              <w:bottom w:w="100" w:type="dxa"/>
-              <w:left w:w="120" w:type="dxa"/>
-              <w:right w:w="120" w:type="dxa"/>
-            </w:tcMar>
-            <w:tcBorders>
-              <w:top w:val="single" w:sz="4" w:space="0" w:color="CCCCCC"/>
-              <w:bottom w:val="single" w:sz="4" w:space="0" w:color="CCCCCC"/>
-              <w:left w:val="single" w:sz="4" w:space="0" w:color="CCCCCC"/>
-              <w:right w:val="single" w:sz="4" w:space="0" w:color="CCCCCC"/>
-            </w:tcBorders>
-          </w:tcPr>
-          <w:p>
-            <w:pPr>
-              <w:spacing w:before="60" w:after="60" w:line="252" w:lineRule="auto"/>
-              <w:jc w:val="left"/>
-            </w:pPr>
-            <w:r/>
-            <w:r>
-              <w:t>BULL</w:t>
-            </w:r>
-          </w:p>
-        </w:tc>
-      </w:tr>
-      <w:tr>
-        <w:tc>
-          <w:tcPr>
-            <w:tcW w:type="dxa" w:w="1584"/>
-            <w:shd w:fill="F8FAFC"/>
-            <w:tcMar>
-              <w:top w:w="100" w:type="dxa"/>
-              <w:bottom w:w="100" w:type="dxa"/>
-              <w:left w:w="120" w:type="dxa"/>
-              <w:right w:w="120" w:type="dxa"/>
-            </w:tcMar>
-            <w:tcBorders>
-              <w:top w:val="single" w:sz="4" w:space="0" w:color="CCCCCC"/>
-              <w:bottom w:val="single" w:sz="4" w:space="0" w:color="CCCCCC"/>
-              <w:left w:val="single" w:sz="4" w:space="0" w:color="CCCCCC"/>
-              <w:right w:val="single" w:sz="4" w:space="0" w:color="CCCCCC"/>
-            </w:tcBorders>
-          </w:tcPr>
-          <w:p>
-            <w:pPr>
-              <w:spacing w:before="60" w:after="60" w:line="252" w:lineRule="auto"/>
-              <w:jc w:val="left"/>
-            </w:pPr>
-            <w:r/>
-            <w:r>
-              <w:rPr>
-                <w:b/>
-              </w:rPr>
-              <w:t>Thu 08/10</w:t>
-            </w:r>
-          </w:p>
-        </w:tc>
-        <w:tc>
-          <w:tcPr>
-            <w:tcW w:type="dxa" w:w="864"/>
-            <w:shd w:fill="F8FAFC"/>
-            <w:tcMar>
-              <w:top w:w="100" w:type="dxa"/>
-              <w:bottom w:w="100" w:type="dxa"/>
-              <w:left w:w="120" w:type="dxa"/>
-              <w:right w:w="120" w:type="dxa"/>
-            </w:tcMar>
-            <w:tcBorders>
-              <w:top w:val="single" w:sz="4" w:space="0" w:color="CCCCCC"/>
-              <w:bottom w:val="single" w:sz="4" w:space="0" w:color="CCCCCC"/>
-              <w:left w:val="single" w:sz="4" w:space="0" w:color="CCCCCC"/>
-              <w:right w:val="single" w:sz="4" w:space="0" w:color="CCCCCC"/>
-            </w:tcBorders>
-          </w:tcPr>
-          <w:p>
-            <w:pPr>
-              <w:spacing w:before="60" w:after="60" w:line="252" w:lineRule="auto"/>
-              <w:jc w:val="left"/>
-            </w:pPr>
-            <w:r/>
-            <w:r>
-              <w:t>London 15-19</w:t>
-            </w:r>
-          </w:p>
-        </w:tc>
-        <w:tc>
-          <w:tcPr>
-            <w:tcW w:type="dxa" w:w="1440"/>
-            <w:shd w:fill="F8FAFC"/>
-            <w:tcMar>
-              <w:top w:w="100" w:type="dxa"/>
-              <w:bottom w:w="100" w:type="dxa"/>
-              <w:left w:w="120" w:type="dxa"/>
-              <w:right w:w="120" w:type="dxa"/>
-            </w:tcMar>
-            <w:tcBorders>
-              <w:top w:val="single" w:sz="4" w:space="0" w:color="CCCCCC"/>
-              <w:bottom w:val="single" w:sz="4" w:space="0" w:color="CCCCCC"/>
-              <w:left w:val="single" w:sz="4" w:space="0" w:color="CCCCCC"/>
-              <w:right w:val="single" w:sz="4" w:space="0" w:color="CCCCCC"/>
-            </w:tcBorders>
-          </w:tcPr>
-          <w:p>
-            <w:pPr>
-              <w:spacing w:before="60" w:after="60" w:line="252" w:lineRule="auto"/>
-              <w:jc w:val="left"/>
-            </w:pPr>
-            <w:r/>
-            <w:r>
-              <w:t>700.75</w:t>
-            </w:r>
-          </w:p>
-        </w:tc>
-        <w:tc>
-          <w:tcPr>
-            <w:tcW w:type="dxa" w:w="2016"/>
-            <w:shd w:fill="F8FAFC"/>
-            <w:tcMar>
-              <w:top w:w="100" w:type="dxa"/>
-              <w:bottom w:w="100" w:type="dxa"/>
-              <w:left w:w="120" w:type="dxa"/>
-              <w:right w:w="120" w:type="dxa"/>
-            </w:tcMar>
-            <w:tcBorders>
-              <w:top w:val="single" w:sz="4" w:space="0" w:color="CCCCCC"/>
-              <w:bottom w:val="single" w:sz="4" w:space="0" w:color="CCCCCC"/>
-              <w:left w:val="single" w:sz="4" w:space="0" w:color="CCCCCC"/>
-              <w:right w:val="single" w:sz="4" w:space="0" w:color="CCCCCC"/>
-            </w:tcBorders>
-          </w:tcPr>
-          <w:p>
-            <w:pPr>
-              <w:spacing w:before="60" w:after="60" w:line="252" w:lineRule="auto"/>
-              <w:jc w:val="left"/>
-            </w:pPr>
-            <w:r/>
-            <w:r>
-              <w:t>711.50</w:t>
-            </w:r>
-          </w:p>
-        </w:tc>
-        <w:tc>
-          <w:tcPr>
-            <w:tcW w:type="dxa" w:w="1152"/>
-            <w:shd w:fill="F8FAFC"/>
-            <w:tcMar>
-              <w:top w:w="100" w:type="dxa"/>
-              <w:bottom w:w="100" w:type="dxa"/>
-              <w:left w:w="120" w:type="dxa"/>
-              <w:right w:w="120" w:type="dxa"/>
-            </w:tcMar>
-            <w:tcBorders>
-              <w:top w:val="single" w:sz="4" w:space="0" w:color="CCCCCC"/>
-              <w:bottom w:val="single" w:sz="4" w:space="0" w:color="CCCCCC"/>
-              <w:left w:val="single" w:sz="4" w:space="0" w:color="CCCCCC"/>
-              <w:right w:val="single" w:sz="4" w:space="0" w:color="CCCCCC"/>
-            </w:tcBorders>
-          </w:tcPr>
-          <w:p>
-            <w:pPr>
-              <w:spacing w:before="60" w:after="60" w:line="252" w:lineRule="auto"/>
-              <w:jc w:val="left"/>
-            </w:pPr>
-            <w:r/>
-            <w:r>
-              <w:t>693.50</w:t>
-            </w:r>
-          </w:p>
-        </w:tc>
-        <w:tc>
-          <w:tcPr>
-            <w:tcW w:type="dxa" w:w="1728"/>
-            <w:shd w:fill="F8FAFC"/>
-            <w:tcMar>
-              <w:top w:w="100" w:type="dxa"/>
-              <w:bottom w:w="100" w:type="dxa"/>
-              <w:left w:w="120" w:type="dxa"/>
-              <w:right w:w="120" w:type="dxa"/>
-            </w:tcMar>
-            <w:tcBorders>
-              <w:top w:val="single" w:sz="4" w:space="0" w:color="CCCCCC"/>
-              <w:bottom w:val="single" w:sz="4" w:space="0" w:color="CCCCCC"/>
-              <w:left w:val="single" w:sz="4" w:space="0" w:color="CCCCCC"/>
-              <w:right w:val="single" w:sz="4" w:space="0" w:color="CCCCCC"/>
-            </w:tcBorders>
-          </w:tcPr>
-          <w:p>
-            <w:pPr>
-              <w:spacing w:before="60" w:after="60" w:line="252" w:lineRule="auto"/>
-              <w:jc w:val="left"/>
-            </w:pPr>
-            <w:r/>
-            <w:r>
-              <w:rPr>
-                <w:b/>
-              </w:rPr>
-              <w:t>701.50</w:t>
-            </w:r>
-          </w:p>
-        </w:tc>
-        <w:tc>
-          <w:tcPr>
-            <w:tcW w:type="dxa" w:w="3456"/>
-            <w:shd w:fill="F8FAFC"/>
-            <w:tcMar>
-              <w:top w:w="100" w:type="dxa"/>
-              <w:bottom w:w="100" w:type="dxa"/>
-              <w:left w:w="120" w:type="dxa"/>
-              <w:right w:w="120" w:type="dxa"/>
-            </w:tcMar>
-            <w:tcBorders>
-              <w:top w:val="single" w:sz="4" w:space="0" w:color="CCCCCC"/>
-              <w:bottom w:val="single" w:sz="4" w:space="0" w:color="CCCCCC"/>
-              <w:left w:val="single" w:sz="4" w:space="0" w:color="CCCCCC"/>
-              <w:right w:val="single" w:sz="4" w:space="0" w:color="CCCCCC"/>
-            </w:tcBorders>
-          </w:tcPr>
-          <w:p>
-            <w:pPr>
-              <w:spacing w:before="60" w:after="60" w:line="252" w:lineRule="auto"/>
-              <w:jc w:val="left"/>
-            </w:pPr>
-            <w:r/>
-            <w:r>
-              <w:rPr>
-                <w:b/>
-              </w:rPr>
-              <w:t>+0.75</w:t>
-            </w:r>
-          </w:p>
-        </w:tc>
-        <w:tc>
-          <w:tcPr>
-            <w:tcW w:type="dxa" w:w="1440"/>
-            <w:shd w:fill="F8FAFC"/>
-            <w:tcMar>
-              <w:top w:w="100" w:type="dxa"/>
-              <w:bottom w:w="100" w:type="dxa"/>
-              <w:left w:w="120" w:type="dxa"/>
-              <w:right w:w="120" w:type="dxa"/>
-            </w:tcMar>
-            <w:tcBorders>
-              <w:top w:val="single" w:sz="4" w:space="0" w:color="CCCCCC"/>
-              <w:bottom w:val="single" w:sz="4" w:space="0" w:color="CCCCCC"/>
-              <w:left w:val="single" w:sz="4" w:space="0" w:color="CCCCCC"/>
-              <w:right w:val="single" w:sz="4" w:space="0" w:color="CCCCCC"/>
-            </w:tcBorders>
-          </w:tcPr>
-          <w:p>
-            <w:pPr>
-              <w:spacing w:before="60" w:after="60" w:line="252" w:lineRule="auto"/>
-              <w:jc w:val="left"/>
-            </w:pPr>
-            <w:r/>
-            <w:r>
-              <w:t>BULL</w:t>
-            </w:r>
-          </w:p>
-        </w:tc>
-      </w:tr>
-      <w:tr>
-        <w:tc>
-          <w:tcPr>
-            <w:tcW w:type="dxa" w:w="1584"/>
-            <w:shd w:fill="FFFFFF"/>
-            <w:tcMar>
-              <w:top w:w="100" w:type="dxa"/>
-              <w:bottom w:w="100" w:type="dxa"/>
-              <w:left w:w="120" w:type="dxa"/>
-              <w:right w:w="120" w:type="dxa"/>
-            </w:tcMar>
-            <w:tcBorders>
-              <w:top w:val="single" w:sz="4" w:space="0" w:color="CCCCCC"/>
-              <w:bottom w:val="single" w:sz="4" w:space="0" w:color="CCCCCC"/>
-              <w:left w:val="single" w:sz="4" w:space="0" w:color="CCCCCC"/>
-              <w:right w:val="single" w:sz="4" w:space="0" w:color="CCCCCC"/>
-            </w:tcBorders>
-          </w:tcPr>
-          <w:p>
-            <w:pPr>
-              <w:spacing w:before="60" w:after="60" w:line="252" w:lineRule="auto"/>
-              <w:jc w:val="left"/>
-            </w:pPr>
-            <w:r/>
-            <w:r>
-              <w:rPr>
-                <w:b/>
-              </w:rPr>
-              <w:t>Thu 08/10</w:t>
-            </w:r>
-          </w:p>
-        </w:tc>
-        <w:tc>
-          <w:tcPr>
-            <w:tcW w:type="dxa" w:w="864"/>
-            <w:shd w:fill="FFFFFF"/>
-            <w:tcMar>
-              <w:top w:w="100" w:type="dxa"/>
-              <w:bottom w:w="100" w:type="dxa"/>
-              <w:left w:w="120" w:type="dxa"/>
-              <w:right w:w="120" w:type="dxa"/>
-            </w:tcMar>
-            <w:tcBorders>
-              <w:top w:val="single" w:sz="4" w:space="0" w:color="CCCCCC"/>
-              <w:bottom w:val="single" w:sz="4" w:space="0" w:color="CCCCCC"/>
-              <w:left w:val="single" w:sz="4" w:space="0" w:color="CCCCCC"/>
-              <w:right w:val="single" w:sz="4" w:space="0" w:color="CCCCCC"/>
-            </w:tcBorders>
-          </w:tcPr>
-          <w:p>
-            <w:pPr>
-              <w:spacing w:before="60" w:after="60" w:line="252" w:lineRule="auto"/>
-              <w:jc w:val="left"/>
-            </w:pPr>
-            <w:r/>
-            <w:r>
-              <w:t>Pre-NY 19-21</w:t>
-            </w:r>
-          </w:p>
-        </w:tc>
-        <w:tc>
-          <w:tcPr>
-            <w:tcW w:type="dxa" w:w="1440"/>
-            <w:shd w:fill="FFFFFF"/>
-            <w:tcMar>
-              <w:top w:w="100" w:type="dxa"/>
-              <w:bottom w:w="100" w:type="dxa"/>
-              <w:left w:w="120" w:type="dxa"/>
-              <w:right w:w="120" w:type="dxa"/>
-            </w:tcMar>
-            <w:tcBorders>
-              <w:top w:val="single" w:sz="4" w:space="0" w:color="CCCCCC"/>
-              <w:bottom w:val="single" w:sz="4" w:space="0" w:color="CCCCCC"/>
-              <w:left w:val="single" w:sz="4" w:space="0" w:color="CCCCCC"/>
-              <w:right w:val="single" w:sz="4" w:space="0" w:color="CCCCCC"/>
-            </w:tcBorders>
-          </w:tcPr>
-          <w:p>
-            <w:pPr>
-              <w:spacing w:before="60" w:after="60" w:line="252" w:lineRule="auto"/>
-              <w:jc w:val="left"/>
-            </w:pPr>
-            <w:r/>
-            <w:r>
-              <w:t>701.50</w:t>
-            </w:r>
-          </w:p>
-        </w:tc>
-        <w:tc>
-          <w:tcPr>
-            <w:tcW w:type="dxa" w:w="2016"/>
-            <w:shd w:fill="FFFFFF"/>
-            <w:tcMar>
-              <w:top w:w="100" w:type="dxa"/>
-              <w:bottom w:w="100" w:type="dxa"/>
-              <w:left w:w="120" w:type="dxa"/>
-              <w:right w:w="120" w:type="dxa"/>
-            </w:tcMar>
-            <w:tcBorders>
-              <w:top w:val="single" w:sz="4" w:space="0" w:color="CCCCCC"/>
-              <w:bottom w:val="single" w:sz="4" w:space="0" w:color="CCCCCC"/>
-              <w:left w:val="single" w:sz="4" w:space="0" w:color="CCCCCC"/>
-              <w:right w:val="single" w:sz="4" w:space="0" w:color="CCCCCC"/>
-            </w:tcBorders>
-          </w:tcPr>
-          <w:p>
-            <w:pPr>
-              <w:spacing w:before="60" w:after="60" w:line="252" w:lineRule="auto"/>
-              <w:jc w:val="left"/>
-            </w:pPr>
-            <w:r/>
-            <w:r>
-              <w:t>708.00</w:t>
-            </w:r>
-          </w:p>
-        </w:tc>
-        <w:tc>
-          <w:tcPr>
-            <w:tcW w:type="dxa" w:w="1152"/>
-            <w:shd w:fill="FFFFFF"/>
-            <w:tcMar>
-              <w:top w:w="100" w:type="dxa"/>
-              <w:bottom w:w="100" w:type="dxa"/>
-              <w:left w:w="120" w:type="dxa"/>
-              <w:right w:w="120" w:type="dxa"/>
-            </w:tcMar>
-            <w:tcBorders>
-              <w:top w:val="single" w:sz="4" w:space="0" w:color="CCCCCC"/>
-              <w:bottom w:val="single" w:sz="4" w:space="0" w:color="CCCCCC"/>
-              <w:left w:val="single" w:sz="4" w:space="0" w:color="CCCCCC"/>
-              <w:right w:val="single" w:sz="4" w:space="0" w:color="CCCCCC"/>
-            </w:tcBorders>
-          </w:tcPr>
-          <w:p>
-            <w:pPr>
-              <w:spacing w:before="60" w:after="60" w:line="252" w:lineRule="auto"/>
-              <w:jc w:val="left"/>
-            </w:pPr>
-            <w:r/>
-            <w:r>
-              <w:t>693.00</w:t>
-            </w:r>
-          </w:p>
-        </w:tc>
-        <w:tc>
-          <w:tcPr>
-            <w:tcW w:type="dxa" w:w="1728"/>
-            <w:shd w:fill="FFFFFF"/>
-            <w:tcMar>
-              <w:top w:w="100" w:type="dxa"/>
-              <w:bottom w:w="100" w:type="dxa"/>
-              <w:left w:w="120" w:type="dxa"/>
-              <w:right w:w="120" w:type="dxa"/>
-            </w:tcMar>
-            <w:tcBorders>
-              <w:top w:val="single" w:sz="4" w:space="0" w:color="CCCCCC"/>
-              <w:bottom w:val="single" w:sz="4" w:space="0" w:color="CCCCCC"/>
-              <w:left w:val="single" w:sz="4" w:space="0" w:color="CCCCCC"/>
-              <w:right w:val="single" w:sz="4" w:space="0" w:color="CCCCCC"/>
-            </w:tcBorders>
-          </w:tcPr>
-          <w:p>
-            <w:pPr>
-              <w:spacing w:before="60" w:after="60" w:line="252" w:lineRule="auto"/>
-              <w:jc w:val="left"/>
-            </w:pPr>
-            <w:r/>
-            <w:r>
-              <w:rPr>
-                <w:b/>
-              </w:rPr>
-              <w:t>702.00</w:t>
-            </w:r>
-          </w:p>
-        </w:tc>
-        <w:tc>
-          <w:tcPr>
-            <w:tcW w:type="dxa" w:w="3456"/>
-            <w:shd w:fill="FFFFFF"/>
-            <w:tcMar>
-              <w:top w:w="100" w:type="dxa"/>
-              <w:bottom w:w="100" w:type="dxa"/>
-              <w:left w:w="120" w:type="dxa"/>
-              <w:right w:w="120" w:type="dxa"/>
-            </w:tcMar>
-            <w:tcBorders>
-              <w:top w:val="single" w:sz="4" w:space="0" w:color="CCCCCC"/>
-              <w:bottom w:val="single" w:sz="4" w:space="0" w:color="CCCCCC"/>
-              <w:left w:val="single" w:sz="4" w:space="0" w:color="CCCCCC"/>
-              <w:right w:val="single" w:sz="4" w:space="0" w:color="CCCCCC"/>
-            </w:tcBorders>
-          </w:tcPr>
-          <w:p>
-            <w:pPr>
-              <w:spacing w:before="60" w:after="60" w:line="252" w:lineRule="auto"/>
-              <w:jc w:val="left"/>
-            </w:pPr>
-            <w:r/>
-            <w:r>
-              <w:rPr>
-                <w:b/>
-              </w:rPr>
-              <w:t>+0.50</w:t>
-            </w:r>
-          </w:p>
-        </w:tc>
-        <w:tc>
-          <w:tcPr>
-            <w:tcW w:type="dxa" w:w="1440"/>
-            <w:shd w:fill="FFFFFF"/>
-            <w:tcMar>
-              <w:top w:w="100" w:type="dxa"/>
-              <w:bottom w:w="100" w:type="dxa"/>
-              <w:left w:w="120" w:type="dxa"/>
-              <w:right w:w="120" w:type="dxa"/>
-            </w:tcMar>
-            <w:tcBorders>
-              <w:top w:val="single" w:sz="4" w:space="0" w:color="CCCCCC"/>
-              <w:bottom w:val="single" w:sz="4" w:space="0" w:color="CCCCCC"/>
-              <w:left w:val="single" w:sz="4" w:space="0" w:color="CCCCCC"/>
-              <w:right w:val="single" w:sz="4" w:space="0" w:color="CCCCCC"/>
-            </w:tcBorders>
-          </w:tcPr>
-          <w:p>
-            <w:pPr>
-              <w:spacing w:before="60" w:after="60" w:line="252" w:lineRule="auto"/>
-              <w:jc w:val="left"/>
-            </w:pPr>
-            <w:r/>
-            <w:r>
-              <w:t>BULL</w:t>
-            </w:r>
-          </w:p>
-        </w:tc>
-      </w:tr>
-      <w:tr>
-        <w:tc>
-          <w:tcPr>
-            <w:tcW w:type="dxa" w:w="1584"/>
-            <w:shd w:fill="F8FAFC"/>
-            <w:tcMar>
-              <w:top w:w="100" w:type="dxa"/>
-              <w:bottom w:w="100" w:type="dxa"/>
-              <w:left w:w="120" w:type="dxa"/>
-              <w:right w:w="120" w:type="dxa"/>
-            </w:tcMar>
-            <w:tcBorders>
-              <w:top w:val="single" w:sz="4" w:space="0" w:color="CCCCCC"/>
-              <w:bottom w:val="single" w:sz="4" w:space="0" w:color="CCCCCC"/>
-              <w:left w:val="single" w:sz="4" w:space="0" w:color="CCCCCC"/>
-              <w:right w:val="single" w:sz="4" w:space="0" w:color="CCCCCC"/>
-            </w:tcBorders>
-          </w:tcPr>
-          <w:p>
-            <w:pPr>
-              <w:spacing w:before="60" w:after="60" w:line="252" w:lineRule="auto"/>
-              <w:jc w:val="left"/>
-            </w:pPr>
-            <w:r/>
-            <w:r>
-              <w:rPr>
-                <w:b/>
-              </w:rPr>
-              <w:t>Thu 08/10</w:t>
-            </w:r>
-          </w:p>
-        </w:tc>
-        <w:tc>
-          <w:tcPr>
-            <w:tcW w:type="dxa" w:w="864"/>
-            <w:shd w:fill="F8FAFC"/>
-            <w:tcMar>
-              <w:top w:w="100" w:type="dxa"/>
-              <w:bottom w:w="100" w:type="dxa"/>
-              <w:left w:w="120" w:type="dxa"/>
-              <w:right w:w="120" w:type="dxa"/>
-            </w:tcMar>
-            <w:tcBorders>
-              <w:top w:val="single" w:sz="4" w:space="0" w:color="CCCCCC"/>
-              <w:bottom w:val="single" w:sz="4" w:space="0" w:color="CCCCCC"/>
-              <w:left w:val="single" w:sz="4" w:space="0" w:color="CCCCCC"/>
-              <w:right w:val="single" w:sz="4" w:space="0" w:color="CCCCCC"/>
-            </w:tcBorders>
-          </w:tcPr>
-          <w:p>
-            <w:pPr>
-              <w:spacing w:before="60" w:after="60" w:line="252" w:lineRule="auto"/>
-              <w:jc w:val="left"/>
-            </w:pPr>
-            <w:r/>
-            <w:r>
-              <w:t>NY Open 21-23</w:t>
-            </w:r>
-          </w:p>
-        </w:tc>
-        <w:tc>
-          <w:tcPr>
-            <w:tcW w:type="dxa" w:w="1440"/>
-            <w:shd w:fill="F8FAFC"/>
-            <w:tcMar>
-              <w:top w:w="100" w:type="dxa"/>
-              <w:bottom w:w="100" w:type="dxa"/>
-              <w:left w:w="120" w:type="dxa"/>
-              <w:right w:w="120" w:type="dxa"/>
-            </w:tcMar>
-            <w:tcBorders>
-              <w:top w:val="single" w:sz="4" w:space="0" w:color="CCCCCC"/>
-              <w:bottom w:val="single" w:sz="4" w:space="0" w:color="CCCCCC"/>
-              <w:left w:val="single" w:sz="4" w:space="0" w:color="CCCCCC"/>
-              <w:right w:val="single" w:sz="4" w:space="0" w:color="CCCCCC"/>
-            </w:tcBorders>
-          </w:tcPr>
-          <w:p>
-            <w:pPr>
-              <w:spacing w:before="60" w:after="60" w:line="252" w:lineRule="auto"/>
-              <w:jc w:val="left"/>
-            </w:pPr>
-            <w:r/>
-            <w:r>
-              <w:t>702.00</w:t>
-            </w:r>
-          </w:p>
-        </w:tc>
-        <w:tc>
-          <w:tcPr>
-            <w:tcW w:type="dxa" w:w="2016"/>
-            <w:shd w:fill="F8FAFC"/>
-            <w:tcMar>
-              <w:top w:w="100" w:type="dxa"/>
-              <w:bottom w:w="100" w:type="dxa"/>
-              <w:left w:w="120" w:type="dxa"/>
-              <w:right w:w="120" w:type="dxa"/>
-            </w:tcMar>
-            <w:tcBorders>
-              <w:top w:val="single" w:sz="4" w:space="0" w:color="CCCCCC"/>
-              <w:bottom w:val="single" w:sz="4" w:space="0" w:color="CCCCCC"/>
-              <w:left w:val="single" w:sz="4" w:space="0" w:color="CCCCCC"/>
-              <w:right w:val="single" w:sz="4" w:space="0" w:color="CCCCCC"/>
-            </w:tcBorders>
-          </w:tcPr>
-          <w:p>
-            <w:pPr>
-              <w:spacing w:before="60" w:after="60" w:line="252" w:lineRule="auto"/>
-              <w:jc w:val="left"/>
-            </w:pPr>
-            <w:r/>
-            <w:r>
-              <w:t>713.00</w:t>
-            </w:r>
-          </w:p>
-        </w:tc>
-        <w:tc>
-          <w:tcPr>
-            <w:tcW w:type="dxa" w:w="1152"/>
-            <w:shd w:fill="F8FAFC"/>
-            <w:tcMar>
-              <w:top w:w="100" w:type="dxa"/>
-              <w:bottom w:w="100" w:type="dxa"/>
-              <w:left w:w="120" w:type="dxa"/>
-              <w:right w:w="120" w:type="dxa"/>
-            </w:tcMar>
-            <w:tcBorders>
-              <w:top w:val="single" w:sz="4" w:space="0" w:color="CCCCCC"/>
-              <w:bottom w:val="single" w:sz="4" w:space="0" w:color="CCCCCC"/>
-              <w:left w:val="single" w:sz="4" w:space="0" w:color="CCCCCC"/>
-              <w:right w:val="single" w:sz="4" w:space="0" w:color="CCCCCC"/>
-            </w:tcBorders>
-          </w:tcPr>
-          <w:p>
-            <w:pPr>
-              <w:spacing w:before="60" w:after="60" w:line="252" w:lineRule="auto"/>
-              <w:jc w:val="left"/>
-            </w:pPr>
-            <w:r/>
-            <w:r>
-              <w:t>690.25</w:t>
-            </w:r>
-          </w:p>
-        </w:tc>
-        <w:tc>
-          <w:tcPr>
-            <w:tcW w:type="dxa" w:w="1728"/>
-            <w:shd w:fill="F8FAFC"/>
-            <w:tcMar>
-              <w:top w:w="100" w:type="dxa"/>
-              <w:bottom w:w="100" w:type="dxa"/>
-              <w:left w:w="120" w:type="dxa"/>
-              <w:right w:w="120" w:type="dxa"/>
-            </w:tcMar>
-            <w:tcBorders>
-              <w:top w:val="single" w:sz="4" w:space="0" w:color="CCCCCC"/>
-              <w:bottom w:val="single" w:sz="4" w:space="0" w:color="CCCCCC"/>
-              <w:left w:val="single" w:sz="4" w:space="0" w:color="CCCCCC"/>
-              <w:right w:val="single" w:sz="4" w:space="0" w:color="CCCCCC"/>
-            </w:tcBorders>
-          </w:tcPr>
-          <w:p>
-            <w:pPr>
-              <w:spacing w:before="60" w:after="60" w:line="252" w:lineRule="auto"/>
-              <w:jc w:val="left"/>
-            </w:pPr>
-            <w:r/>
-            <w:r>
-              <w:rPr>
-                <w:b/>
-              </w:rPr>
-              <w:t>705.50</w:t>
-            </w:r>
-          </w:p>
-        </w:tc>
-        <w:tc>
-          <w:tcPr>
-            <w:tcW w:type="dxa" w:w="3456"/>
-            <w:shd w:fill="F8FAFC"/>
-            <w:tcMar>
-              <w:top w:w="100" w:type="dxa"/>
-              <w:bottom w:w="100" w:type="dxa"/>
-              <w:left w:w="120" w:type="dxa"/>
-              <w:right w:w="120" w:type="dxa"/>
-            </w:tcMar>
-            <w:tcBorders>
-              <w:top w:val="single" w:sz="4" w:space="0" w:color="CCCCCC"/>
-              <w:bottom w:val="single" w:sz="4" w:space="0" w:color="CCCCCC"/>
-              <w:left w:val="single" w:sz="4" w:space="0" w:color="CCCCCC"/>
-              <w:right w:val="single" w:sz="4" w:space="0" w:color="CCCCCC"/>
-            </w:tcBorders>
-          </w:tcPr>
-          <w:p>
-            <w:pPr>
-              <w:spacing w:before="60" w:after="60" w:line="252" w:lineRule="auto"/>
-              <w:jc w:val="left"/>
-            </w:pPr>
-            <w:r/>
-            <w:r>
-              <w:rPr>
-                <w:b/>
-              </w:rPr>
-              <w:t>+3.50</w:t>
-            </w:r>
-          </w:p>
-        </w:tc>
-        <w:tc>
-          <w:tcPr>
-            <w:tcW w:type="dxa" w:w="1440"/>
-            <w:shd w:fill="F8FAFC"/>
-            <w:tcMar>
-              <w:top w:w="100" w:type="dxa"/>
-              <w:bottom w:w="100" w:type="dxa"/>
-              <w:left w:w="120" w:type="dxa"/>
-              <w:right w:w="120" w:type="dxa"/>
-            </w:tcMar>
-            <w:tcBorders>
-              <w:top w:val="single" w:sz="4" w:space="0" w:color="CCCCCC"/>
-              <w:bottom w:val="single" w:sz="4" w:space="0" w:color="CCCCCC"/>
-              <w:left w:val="single" w:sz="4" w:space="0" w:color="CCCCCC"/>
-              <w:right w:val="single" w:sz="4" w:space="0" w:color="CCCCCC"/>
-            </w:tcBorders>
-          </w:tcPr>
-          <w:p>
-            <w:pPr>
-              <w:spacing w:before="60" w:after="60" w:line="252" w:lineRule="auto"/>
-              <w:jc w:val="left"/>
-            </w:pPr>
-            <w:r/>
-            <w:r>
-              <w:t>BULL</w:t>
-            </w:r>
-          </w:p>
-        </w:tc>
-      </w:tr>
-      <w:tr>
-        <w:tc>
-          <w:tcPr>
-            <w:tcW w:type="dxa" w:w="1584"/>
-            <w:shd w:fill="FFFFFF"/>
-            <w:tcMar>
-              <w:top w:w="100" w:type="dxa"/>
-              <w:bottom w:w="100" w:type="dxa"/>
-              <w:left w:w="120" w:type="dxa"/>
-              <w:right w:w="120" w:type="dxa"/>
-            </w:tcMar>
-            <w:tcBorders>
-              <w:top w:val="single" w:sz="4" w:space="0" w:color="CCCCCC"/>
-              <w:bottom w:val="single" w:sz="4" w:space="0" w:color="CCCCCC"/>
-              <w:left w:val="single" w:sz="4" w:space="0" w:color="CCCCCC"/>
-              <w:right w:val="single" w:sz="4" w:space="0" w:color="CCCCCC"/>
-            </w:tcBorders>
-          </w:tcPr>
-          <w:p>
-            <w:pPr>
-              <w:spacing w:before="60" w:after="60" w:line="252" w:lineRule="auto"/>
-              <w:jc w:val="left"/>
-            </w:pPr>
-            <w:r/>
-            <w:r>
-              <w:rPr>
-                <w:b/>
-              </w:rPr>
-              <w:t>Thu 08/10</w:t>
-            </w:r>
-          </w:p>
-        </w:tc>
-        <w:tc>
-          <w:tcPr>
-            <w:tcW w:type="dxa" w:w="864"/>
-            <w:shd w:fill="FFFFFF"/>
-            <w:tcMar>
-              <w:top w:w="100" w:type="dxa"/>
-              <w:bottom w:w="100" w:type="dxa"/>
-              <w:left w:w="120" w:type="dxa"/>
-              <w:right w:w="120" w:type="dxa"/>
-            </w:tcMar>
-            <w:tcBorders>
-              <w:top w:val="single" w:sz="4" w:space="0" w:color="CCCCCC"/>
-              <w:bottom w:val="single" w:sz="4" w:space="0" w:color="CCCCCC"/>
-              <w:left w:val="single" w:sz="4" w:space="0" w:color="CCCCCC"/>
-              <w:right w:val="single" w:sz="4" w:space="0" w:color="CCCCCC"/>
-            </w:tcBorders>
-          </w:tcPr>
-          <w:p>
-            <w:pPr>
-              <w:spacing w:before="60" w:after="60" w:line="252" w:lineRule="auto"/>
-              <w:jc w:val="left"/>
-            </w:pPr>
-            <w:r/>
-            <w:r>
-              <w:t>NY Close 23-01</w:t>
-            </w:r>
-          </w:p>
-        </w:tc>
-        <w:tc>
-          <w:tcPr>
-            <w:tcW w:type="dxa" w:w="1440"/>
-            <w:shd w:fill="FFFFFF"/>
-            <w:tcMar>
-              <w:top w:w="100" w:type="dxa"/>
-              <w:bottom w:w="100" w:type="dxa"/>
-              <w:left w:w="120" w:type="dxa"/>
-              <w:right w:w="120" w:type="dxa"/>
-            </w:tcMar>
-            <w:tcBorders>
-              <w:top w:val="single" w:sz="4" w:space="0" w:color="CCCCCC"/>
-              <w:bottom w:val="single" w:sz="4" w:space="0" w:color="CCCCCC"/>
-              <w:left w:val="single" w:sz="4" w:space="0" w:color="CCCCCC"/>
-              <w:right w:val="single" w:sz="4" w:space="0" w:color="CCCCCC"/>
-            </w:tcBorders>
-          </w:tcPr>
-          <w:p>
-            <w:pPr>
-              <w:spacing w:before="60" w:after="60" w:line="252" w:lineRule="auto"/>
-              <w:jc w:val="left"/>
-            </w:pPr>
-            <w:r/>
-            <w:r>
-              <w:t>705.50</w:t>
-            </w:r>
-          </w:p>
-        </w:tc>
-        <w:tc>
-          <w:tcPr>
-            <w:tcW w:type="dxa" w:w="2016"/>
-            <w:shd w:fill="FFFFFF"/>
-            <w:tcMar>
-              <w:top w:w="100" w:type="dxa"/>
-              <w:bottom w:w="100" w:type="dxa"/>
-              <w:left w:w="120" w:type="dxa"/>
-              <w:right w:w="120" w:type="dxa"/>
-            </w:tcMar>
-            <w:tcBorders>
-              <w:top w:val="single" w:sz="4" w:space="0" w:color="CCCCCC"/>
-              <w:bottom w:val="single" w:sz="4" w:space="0" w:color="CCCCCC"/>
-              <w:left w:val="single" w:sz="4" w:space="0" w:color="CCCCCC"/>
-              <w:right w:val="single" w:sz="4" w:space="0" w:color="CCCCCC"/>
-            </w:tcBorders>
-          </w:tcPr>
-          <w:p>
-            <w:pPr>
-              <w:spacing w:before="60" w:after="60" w:line="252" w:lineRule="auto"/>
-              <w:jc w:val="left"/>
-            </w:pPr>
-            <w:r/>
-            <w:r>
-              <w:t>711.00</w:t>
-            </w:r>
-          </w:p>
-        </w:tc>
-        <w:tc>
-          <w:tcPr>
-            <w:tcW w:type="dxa" w:w="1152"/>
-            <w:shd w:fill="FFFFFF"/>
-            <w:tcMar>
-              <w:top w:w="100" w:type="dxa"/>
-              <w:bottom w:w="100" w:type="dxa"/>
-              <w:left w:w="120" w:type="dxa"/>
-              <w:right w:w="120" w:type="dxa"/>
-            </w:tcMar>
-            <w:tcBorders>
-              <w:top w:val="single" w:sz="4" w:space="0" w:color="CCCCCC"/>
-              <w:bottom w:val="single" w:sz="4" w:space="0" w:color="CCCCCC"/>
-              <w:left w:val="single" w:sz="4" w:space="0" w:color="CCCCCC"/>
-              <w:right w:val="single" w:sz="4" w:space="0" w:color="CCCCCC"/>
-            </w:tcBorders>
-          </w:tcPr>
-          <w:p>
-            <w:pPr>
-              <w:spacing w:before="60" w:after="60" w:line="252" w:lineRule="auto"/>
-              <w:jc w:val="left"/>
-            </w:pPr>
-            <w:r/>
-            <w:r>
-              <w:t>697.75</w:t>
-            </w:r>
-          </w:p>
-        </w:tc>
-        <w:tc>
-          <w:tcPr>
-            <w:tcW w:type="dxa" w:w="1728"/>
-            <w:shd w:fill="FFFFFF"/>
-            <w:tcMar>
-              <w:top w:w="100" w:type="dxa"/>
-              <w:bottom w:w="100" w:type="dxa"/>
-              <w:left w:w="120" w:type="dxa"/>
-              <w:right w:w="120" w:type="dxa"/>
-            </w:tcMar>
-            <w:tcBorders>
-              <w:top w:val="single" w:sz="4" w:space="0" w:color="CCCCCC"/>
-              <w:bottom w:val="single" w:sz="4" w:space="0" w:color="CCCCCC"/>
-              <w:left w:val="single" w:sz="4" w:space="0" w:color="CCCCCC"/>
-              <w:right w:val="single" w:sz="4" w:space="0" w:color="CCCCCC"/>
-            </w:tcBorders>
-          </w:tcPr>
-          <w:p>
-            <w:pPr>
-              <w:spacing w:before="60" w:after="60" w:line="252" w:lineRule="auto"/>
-              <w:jc w:val="left"/>
-            </w:pPr>
-            <w:r/>
-            <w:r>
-              <w:rPr>
-                <w:b/>
-              </w:rPr>
-              <w:t>706.25</w:t>
-            </w:r>
-          </w:p>
-        </w:tc>
-        <w:tc>
-          <w:tcPr>
-            <w:tcW w:type="dxa" w:w="3456"/>
-            <w:shd w:fill="FFFFFF"/>
-            <w:tcMar>
-              <w:top w:w="100" w:type="dxa"/>
-              <w:bottom w:w="100" w:type="dxa"/>
-              <w:left w:w="120" w:type="dxa"/>
-              <w:right w:w="120" w:type="dxa"/>
-            </w:tcMar>
-            <w:tcBorders>
-              <w:top w:val="single" w:sz="4" w:space="0" w:color="CCCCCC"/>
-              <w:bottom w:val="single" w:sz="4" w:space="0" w:color="CCCCCC"/>
-              <w:left w:val="single" w:sz="4" w:space="0" w:color="CCCCCC"/>
-              <w:right w:val="single" w:sz="4" w:space="0" w:color="CCCCCC"/>
-            </w:tcBorders>
-          </w:tcPr>
-          <w:p>
-            <w:pPr>
-              <w:spacing w:before="60" w:after="60" w:line="252" w:lineRule="auto"/>
-              <w:jc w:val="left"/>
-            </w:pPr>
-            <w:r/>
-            <w:r>
-              <w:rPr>
-                <w:b/>
-              </w:rPr>
-              <w:t>+0.75</w:t>
-            </w:r>
-          </w:p>
-        </w:tc>
-        <w:tc>
-          <w:tcPr>
-            <w:tcW w:type="dxa" w:w="1440"/>
-            <w:shd w:fill="FFFFFF"/>
-            <w:tcMar>
-              <w:top w:w="100" w:type="dxa"/>
-              <w:bottom w:w="100" w:type="dxa"/>
-              <w:left w:w="120" w:type="dxa"/>
-              <w:right w:w="120" w:type="dxa"/>
-            </w:tcMar>
-            <w:tcBorders>
-              <w:top w:val="single" w:sz="4" w:space="0" w:color="CCCCCC"/>
-              <w:bottom w:val="single" w:sz="4" w:space="0" w:color="CCCCCC"/>
-              <w:left w:val="single" w:sz="4" w:space="0" w:color="CCCCCC"/>
-              <w:right w:val="single" w:sz="4" w:space="0" w:color="CCCCCC"/>
-            </w:tcBorders>
-          </w:tcPr>
-          <w:p>
-            <w:pPr>
-              <w:spacing w:before="60" w:after="60" w:line="252" w:lineRule="auto"/>
-              <w:jc w:val="left"/>
-            </w:pPr>
-            <w:r/>
-            <w:r>
-              <w:t>BULL</w:t>
-            </w:r>
-          </w:p>
-        </w:tc>
-      </w:tr>
-      <w:tr>
-        <w:tc>
-          <w:tcPr>
-            <w:tcW w:type="dxa" w:w="1584"/>
-            <w:shd w:fill="F8FAFC"/>
-            <w:tcMar>
-              <w:top w:w="100" w:type="dxa"/>
-              <w:bottom w:w="100" w:type="dxa"/>
-              <w:left w:w="120" w:type="dxa"/>
-              <w:right w:w="120" w:type="dxa"/>
-            </w:tcMar>
-            <w:tcBorders>
-              <w:top w:val="single" w:sz="4" w:space="0" w:color="CCCCCC"/>
-              <w:bottom w:val="single" w:sz="4" w:space="0" w:color="CCCCCC"/>
-              <w:left w:val="single" w:sz="4" w:space="0" w:color="CCCCCC"/>
-              <w:right w:val="single" w:sz="4" w:space="0" w:color="CCCCCC"/>
-            </w:tcBorders>
-          </w:tcPr>
-          <w:p>
-            <w:pPr>
-              <w:spacing w:before="60" w:after="60" w:line="252" w:lineRule="auto"/>
-              <w:jc w:val="left"/>
-            </w:pPr>
-            <w:r/>
-            <w:r>
-              <w:rPr>
-                <w:b/>
-              </w:rPr>
-              <w:t>Fri 09/10</w:t>
-            </w:r>
-          </w:p>
-        </w:tc>
-        <w:tc>
-          <w:tcPr>
-            <w:tcW w:type="dxa" w:w="864"/>
-            <w:shd w:fill="F8FAFC"/>
-            <w:tcMar>
-              <w:top w:w="100" w:type="dxa"/>
-              <w:bottom w:w="100" w:type="dxa"/>
-              <w:left w:w="120" w:type="dxa"/>
-              <w:right w:w="120" w:type="dxa"/>
-            </w:tcMar>
-            <w:tcBorders>
-              <w:top w:val="single" w:sz="4" w:space="0" w:color="CCCCCC"/>
-              <w:bottom w:val="single" w:sz="4" w:space="0" w:color="CCCCCC"/>
-              <w:left w:val="single" w:sz="4" w:space="0" w:color="CCCCCC"/>
-              <w:right w:val="single" w:sz="4" w:space="0" w:color="CCCCCC"/>
-            </w:tcBorders>
-          </w:tcPr>
-          <w:p>
-            <w:pPr>
-              <w:spacing w:before="60" w:after="60" w:line="252" w:lineRule="auto"/>
-              <w:jc w:val="left"/>
-            </w:pPr>
-            <w:r/>
-            <w:r>
-              <w:t>Asia 07-11</w:t>
-            </w:r>
-          </w:p>
-        </w:tc>
-        <w:tc>
-          <w:tcPr>
-            <w:tcW w:type="dxa" w:w="1440"/>
-            <w:shd w:fill="F8FAFC"/>
-            <w:tcMar>
-              <w:top w:w="100" w:type="dxa"/>
-              <w:bottom w:w="100" w:type="dxa"/>
-              <w:left w:w="120" w:type="dxa"/>
-              <w:right w:w="120" w:type="dxa"/>
-            </w:tcMar>
-            <w:tcBorders>
-              <w:top w:val="single" w:sz="4" w:space="0" w:color="CCCCCC"/>
-              <w:bottom w:val="single" w:sz="4" w:space="0" w:color="CCCCCC"/>
-              <w:left w:val="single" w:sz="4" w:space="0" w:color="CCCCCC"/>
-              <w:right w:val="single" w:sz="4" w:space="0" w:color="CCCCCC"/>
-            </w:tcBorders>
-          </w:tcPr>
-          <w:p>
-            <w:pPr>
-              <w:spacing w:before="60" w:after="60" w:line="252" w:lineRule="auto"/>
-              <w:jc w:val="left"/>
-            </w:pPr>
-            <w:r/>
-            <w:r>
-              <w:t>706.25</w:t>
-            </w:r>
-          </w:p>
-        </w:tc>
-        <w:tc>
-          <w:tcPr>
-            <w:tcW w:type="dxa" w:w="2016"/>
-            <w:shd w:fill="F8FAFC"/>
-            <w:tcMar>
-              <w:top w:w="100" w:type="dxa"/>
-              <w:bottom w:w="100" w:type="dxa"/>
-              <w:left w:w="120" w:type="dxa"/>
-              <w:right w:w="120" w:type="dxa"/>
-            </w:tcMar>
-            <w:tcBorders>
-              <w:top w:val="single" w:sz="4" w:space="0" w:color="CCCCCC"/>
-              <w:bottom w:val="single" w:sz="4" w:space="0" w:color="CCCCCC"/>
-              <w:left w:val="single" w:sz="4" w:space="0" w:color="CCCCCC"/>
-              <w:right w:val="single" w:sz="4" w:space="0" w:color="CCCCCC"/>
-            </w:tcBorders>
-          </w:tcPr>
-          <w:p>
-            <w:pPr>
-              <w:spacing w:before="60" w:after="60" w:line="252" w:lineRule="auto"/>
-              <w:jc w:val="left"/>
-            </w:pPr>
-            <w:r/>
-            <w:r>
-              <w:t>715.50</w:t>
-            </w:r>
-          </w:p>
-        </w:tc>
-        <w:tc>
-          <w:tcPr>
-            <w:tcW w:type="dxa" w:w="1152"/>
-            <w:shd w:fill="F8FAFC"/>
-            <w:tcMar>
-              <w:top w:w="100" w:type="dxa"/>
-              <w:bottom w:w="100" w:type="dxa"/>
-              <w:left w:w="120" w:type="dxa"/>
-              <w:right w:w="120" w:type="dxa"/>
-            </w:tcMar>
-            <w:tcBorders>
-              <w:top w:val="single" w:sz="4" w:space="0" w:color="CCCCCC"/>
-              <w:bottom w:val="single" w:sz="4" w:space="0" w:color="CCCCCC"/>
-              <w:left w:val="single" w:sz="4" w:space="0" w:color="CCCCCC"/>
-              <w:right w:val="single" w:sz="4" w:space="0" w:color="CCCCCC"/>
-            </w:tcBorders>
-          </w:tcPr>
-          <w:p>
-            <w:pPr>
-              <w:spacing w:before="60" w:after="60" w:line="252" w:lineRule="auto"/>
-              <w:jc w:val="left"/>
-            </w:pPr>
-            <w:r/>
-            <w:r>
-              <w:t>699.75</w:t>
-            </w:r>
-          </w:p>
-        </w:tc>
-        <w:tc>
-          <w:tcPr>
-            <w:tcW w:type="dxa" w:w="1728"/>
-            <w:shd w:fill="F8FAFC"/>
-            <w:tcMar>
-              <w:top w:w="100" w:type="dxa"/>
-              <w:bottom w:w="100" w:type="dxa"/>
-              <w:left w:w="120" w:type="dxa"/>
-              <w:right w:w="120" w:type="dxa"/>
-            </w:tcMar>
-            <w:tcBorders>
-              <w:top w:val="single" w:sz="4" w:space="0" w:color="CCCCCC"/>
-              <w:bottom w:val="single" w:sz="4" w:space="0" w:color="CCCCCC"/>
-              <w:left w:val="single" w:sz="4" w:space="0" w:color="CCCCCC"/>
-              <w:right w:val="single" w:sz="4" w:space="0" w:color="CCCCCC"/>
-            </w:tcBorders>
-          </w:tcPr>
-          <w:p>
-            <w:pPr>
-              <w:spacing w:before="60" w:after="60" w:line="252" w:lineRule="auto"/>
-              <w:jc w:val="left"/>
-            </w:pPr>
-            <w:r/>
-            <w:r>
-              <w:rPr>
-                <w:b/>
-              </w:rPr>
-              <w:t>705.50</w:t>
-            </w:r>
-          </w:p>
-        </w:tc>
-        <w:tc>
-          <w:tcPr>
-            <w:tcW w:type="dxa" w:w="3456"/>
-            <w:shd w:fill="F8FAFC"/>
-            <w:tcMar>
-              <w:top w:w="100" w:type="dxa"/>
-              <w:bottom w:w="100" w:type="dxa"/>
-              <w:left w:w="120" w:type="dxa"/>
-              <w:right w:w="120" w:type="dxa"/>
-            </w:tcMar>
-            <w:tcBorders>
-              <w:top w:val="single" w:sz="4" w:space="0" w:color="CCCCCC"/>
-              <w:bottom w:val="single" w:sz="4" w:space="0" w:color="CCCCCC"/>
-              <w:left w:val="single" w:sz="4" w:space="0" w:color="CCCCCC"/>
-              <w:right w:val="single" w:sz="4" w:space="0" w:color="CCCCCC"/>
-            </w:tcBorders>
-          </w:tcPr>
-          <w:p>
-            <w:pPr>
-              <w:spacing w:before="60" w:after="60" w:line="252" w:lineRule="auto"/>
-              <w:jc w:val="left"/>
-            </w:pPr>
-            <w:r/>
-            <w:r>
-              <w:rPr>
-                <w:b/>
-              </w:rPr>
-              <w:t>-0.75</w:t>
-            </w:r>
-          </w:p>
-        </w:tc>
-        <w:tc>
-          <w:tcPr>
-            <w:tcW w:type="dxa" w:w="1440"/>
-            <w:shd w:fill="F8FAFC"/>
-            <w:tcMar>
-              <w:top w:w="100" w:type="dxa"/>
-              <w:bottom w:w="100" w:type="dxa"/>
-              <w:left w:w="120" w:type="dxa"/>
-              <w:right w:w="120" w:type="dxa"/>
-            </w:tcMar>
-            <w:tcBorders>
-              <w:top w:val="single" w:sz="4" w:space="0" w:color="CCCCCC"/>
-              <w:bottom w:val="single" w:sz="4" w:space="0" w:color="CCCCCC"/>
-              <w:left w:val="single" w:sz="4" w:space="0" w:color="CCCCCC"/>
-              <w:right w:val="single" w:sz="4" w:space="0" w:color="CCCCCC"/>
-            </w:tcBorders>
-          </w:tcPr>
-          <w:p>
-            <w:pPr>
-              <w:spacing w:before="60" w:after="60" w:line="252" w:lineRule="auto"/>
-              <w:jc w:val="left"/>
-            </w:pPr>
-            <w:r/>
-            <w:r>
-              <w:t>BEAR</w:t>
-            </w:r>
-          </w:p>
-        </w:tc>
-      </w:tr>
-      <w:tr>
-        <w:tc>
-          <w:tcPr>
-            <w:tcW w:type="dxa" w:w="1584"/>
-            <w:shd w:fill="FFFFFF"/>
-            <w:tcMar>
-              <w:top w:w="100" w:type="dxa"/>
-              <w:bottom w:w="100" w:type="dxa"/>
-              <w:left w:w="120" w:type="dxa"/>
-              <w:right w:w="120" w:type="dxa"/>
-            </w:tcMar>
-            <w:tcBorders>
-              <w:top w:val="single" w:sz="4" w:space="0" w:color="CCCCCC"/>
-              <w:bottom w:val="single" w:sz="4" w:space="0" w:color="CCCCCC"/>
-              <w:left w:val="single" w:sz="4" w:space="0" w:color="CCCCCC"/>
-              <w:right w:val="single" w:sz="4" w:space="0" w:color="CCCCCC"/>
-            </w:tcBorders>
-          </w:tcPr>
-          <w:p>
-            <w:pPr>
-              <w:spacing w:before="60" w:after="60" w:line="252" w:lineRule="auto"/>
-              <w:jc w:val="left"/>
-            </w:pPr>
-            <w:r/>
-            <w:r>
-              <w:rPr>
-                <w:b/>
-              </w:rPr>
-              <w:t>Fri 09/10</w:t>
-            </w:r>
-          </w:p>
-        </w:tc>
-        <w:tc>
-          <w:tcPr>
-            <w:tcW w:type="dxa" w:w="864"/>
-            <w:shd w:fill="FFFFFF"/>
-            <w:tcMar>
-              <w:top w:w="100" w:type="dxa"/>
-              <w:bottom w:w="100" w:type="dxa"/>
-              <w:left w:w="120" w:type="dxa"/>
-              <w:right w:w="120" w:type="dxa"/>
-            </w:tcMar>
-            <w:tcBorders>
-              <w:top w:val="single" w:sz="4" w:space="0" w:color="CCCCCC"/>
-              <w:bottom w:val="single" w:sz="4" w:space="0" w:color="CCCCCC"/>
-              <w:left w:val="single" w:sz="4" w:space="0" w:color="CCCCCC"/>
-              <w:right w:val="single" w:sz="4" w:space="0" w:color="CCCCCC"/>
-            </w:tcBorders>
-          </w:tcPr>
-          <w:p>
-            <w:pPr>
-              <w:spacing w:before="60" w:after="60" w:line="252" w:lineRule="auto"/>
-              <w:jc w:val="left"/>
-            </w:pPr>
-            <w:r/>
-            <w:r>
-              <w:t>Asia 11-15</w:t>
-            </w:r>
-          </w:p>
-        </w:tc>
-        <w:tc>
-          <w:tcPr>
-            <w:tcW w:type="dxa" w:w="1440"/>
-            <w:shd w:fill="FFFFFF"/>
-            <w:tcMar>
-              <w:top w:w="100" w:type="dxa"/>
-              <w:bottom w:w="100" w:type="dxa"/>
-              <w:left w:w="120" w:type="dxa"/>
-              <w:right w:w="120" w:type="dxa"/>
-            </w:tcMar>
-            <w:tcBorders>
-              <w:top w:val="single" w:sz="4" w:space="0" w:color="CCCCCC"/>
-              <w:bottom w:val="single" w:sz="4" w:space="0" w:color="CCCCCC"/>
-              <w:left w:val="single" w:sz="4" w:space="0" w:color="CCCCCC"/>
-              <w:right w:val="single" w:sz="4" w:space="0" w:color="CCCCCC"/>
-            </w:tcBorders>
-          </w:tcPr>
-          <w:p>
-            <w:pPr>
-              <w:spacing w:before="60" w:after="60" w:line="252" w:lineRule="auto"/>
-              <w:jc w:val="left"/>
-            </w:pPr>
-            <w:r/>
-            <w:r>
-              <w:t>705.50</w:t>
-            </w:r>
-          </w:p>
-        </w:tc>
-        <w:tc>
-          <w:tcPr>
-            <w:tcW w:type="dxa" w:w="2016"/>
-            <w:shd w:fill="FFFFFF"/>
-            <w:tcMar>
-              <w:top w:w="100" w:type="dxa"/>
-              <w:bottom w:w="100" w:type="dxa"/>
-              <w:left w:w="120" w:type="dxa"/>
-              <w:right w:w="120" w:type="dxa"/>
-            </w:tcMar>
-            <w:tcBorders>
-              <w:top w:val="single" w:sz="4" w:space="0" w:color="CCCCCC"/>
-              <w:bottom w:val="single" w:sz="4" w:space="0" w:color="CCCCCC"/>
-              <w:left w:val="single" w:sz="4" w:space="0" w:color="CCCCCC"/>
-              <w:right w:val="single" w:sz="4" w:space="0" w:color="CCCCCC"/>
-            </w:tcBorders>
-          </w:tcPr>
-          <w:p>
-            <w:pPr>
-              <w:spacing w:before="60" w:after="60" w:line="252" w:lineRule="auto"/>
-              <w:jc w:val="left"/>
-            </w:pPr>
-            <w:r/>
-            <w:r>
-              <w:t>713.00</w:t>
-            </w:r>
-          </w:p>
-        </w:tc>
-        <w:tc>
-          <w:tcPr>
-            <w:tcW w:type="dxa" w:w="1152"/>
-            <w:shd w:fill="FFFFFF"/>
-            <w:tcMar>
-              <w:top w:w="100" w:type="dxa"/>
-              <w:bottom w:w="100" w:type="dxa"/>
-              <w:left w:w="120" w:type="dxa"/>
-              <w:right w:w="120" w:type="dxa"/>
-            </w:tcMar>
-            <w:tcBorders>
-              <w:top w:val="single" w:sz="4" w:space="0" w:color="CCCCCC"/>
-              <w:bottom w:val="single" w:sz="4" w:space="0" w:color="CCCCCC"/>
-              <w:left w:val="single" w:sz="4" w:space="0" w:color="CCCCCC"/>
-              <w:right w:val="single" w:sz="4" w:space="0" w:color="CCCCCC"/>
-            </w:tcBorders>
-          </w:tcPr>
-          <w:p>
-            <w:pPr>
-              <w:spacing w:before="60" w:after="60" w:line="252" w:lineRule="auto"/>
-              <w:jc w:val="left"/>
-            </w:pPr>
-            <w:r/>
-            <w:r>
-              <w:t>699.50</w:t>
-            </w:r>
-          </w:p>
-        </w:tc>
-        <w:tc>
-          <w:tcPr>
-            <w:tcW w:type="dxa" w:w="1728"/>
-            <w:shd w:fill="FFFFFF"/>
-            <w:tcMar>
-              <w:top w:w="100" w:type="dxa"/>
-              <w:bottom w:w="100" w:type="dxa"/>
-              <w:left w:w="120" w:type="dxa"/>
-              <w:right w:w="120" w:type="dxa"/>
-            </w:tcMar>
-            <w:tcBorders>
-              <w:top w:val="single" w:sz="4" w:space="0" w:color="CCCCCC"/>
-              <w:bottom w:val="single" w:sz="4" w:space="0" w:color="CCCCCC"/>
-              <w:left w:val="single" w:sz="4" w:space="0" w:color="CCCCCC"/>
-              <w:right w:val="single" w:sz="4" w:space="0" w:color="CCCCCC"/>
-            </w:tcBorders>
-          </w:tcPr>
-          <w:p>
-            <w:pPr>
-              <w:spacing w:before="60" w:after="60" w:line="252" w:lineRule="auto"/>
-              <w:jc w:val="left"/>
-            </w:pPr>
-            <w:r/>
-            <w:r>
-              <w:rPr>
-                <w:b/>
-              </w:rPr>
-              <w:t>704.50</w:t>
-            </w:r>
-          </w:p>
-        </w:tc>
-        <w:tc>
-          <w:tcPr>
-            <w:tcW w:type="dxa" w:w="3456"/>
-            <w:shd w:fill="FFFFFF"/>
-            <w:tcMar>
-              <w:top w:w="100" w:type="dxa"/>
-              <w:bottom w:w="100" w:type="dxa"/>
-              <w:left w:w="120" w:type="dxa"/>
-              <w:right w:w="120" w:type="dxa"/>
-            </w:tcMar>
-            <w:tcBorders>
-              <w:top w:val="single" w:sz="4" w:space="0" w:color="CCCCCC"/>
-              <w:bottom w:val="single" w:sz="4" w:space="0" w:color="CCCCCC"/>
-              <w:left w:val="single" w:sz="4" w:space="0" w:color="CCCCCC"/>
-              <w:right w:val="single" w:sz="4" w:space="0" w:color="CCCCCC"/>
-            </w:tcBorders>
-          </w:tcPr>
-          <w:p>
-            <w:pPr>
-              <w:spacing w:before="60" w:after="60" w:line="252" w:lineRule="auto"/>
-              <w:jc w:val="left"/>
-            </w:pPr>
-            <w:r/>
-            <w:r>
-              <w:rPr>
-                <w:b/>
-              </w:rPr>
-              <w:t>-1.00</w:t>
-            </w:r>
-          </w:p>
-        </w:tc>
-        <w:tc>
-          <w:tcPr>
-            <w:tcW w:type="dxa" w:w="1440"/>
-            <w:shd w:fill="FFFFFF"/>
-            <w:tcMar>
-              <w:top w:w="100" w:type="dxa"/>
-              <w:bottom w:w="100" w:type="dxa"/>
-              <w:left w:w="120" w:type="dxa"/>
-              <w:right w:w="120" w:type="dxa"/>
-            </w:tcMar>
-            <w:tcBorders>
-              <w:top w:val="single" w:sz="4" w:space="0" w:color="CCCCCC"/>
-              <w:bottom w:val="single" w:sz="4" w:space="0" w:color="CCCCCC"/>
-              <w:left w:val="single" w:sz="4" w:space="0" w:color="CCCCCC"/>
-              <w:right w:val="single" w:sz="4" w:space="0" w:color="CCCCCC"/>
-            </w:tcBorders>
-          </w:tcPr>
-          <w:p>
-            <w:pPr>
-              <w:spacing w:before="60" w:after="60" w:line="252" w:lineRule="auto"/>
-              <w:jc w:val="left"/>
-            </w:pPr>
-            <w:r/>
-            <w:r>
-              <w:t>BEAR</w:t>
-            </w:r>
-          </w:p>
-        </w:tc>
-      </w:tr>
-      <w:tr>
-        <w:tc>
-          <w:tcPr>
-            <w:tcW w:type="dxa" w:w="1584"/>
-            <w:shd w:fill="F8FAFC"/>
-            <w:tcMar>
-              <w:top w:w="100" w:type="dxa"/>
-              <w:bottom w:w="100" w:type="dxa"/>
-              <w:left w:w="120" w:type="dxa"/>
-              <w:right w:w="120" w:type="dxa"/>
-            </w:tcMar>
-            <w:tcBorders>
-              <w:top w:val="single" w:sz="4" w:space="0" w:color="CCCCCC"/>
-              <w:bottom w:val="single" w:sz="4" w:space="0" w:color="CCCCCC"/>
-              <w:left w:val="single" w:sz="4" w:space="0" w:color="CCCCCC"/>
-              <w:right w:val="single" w:sz="4" w:space="0" w:color="CCCCCC"/>
-            </w:tcBorders>
-          </w:tcPr>
-          <w:p>
-            <w:pPr>
-              <w:spacing w:before="60" w:after="60" w:line="252" w:lineRule="auto"/>
-              <w:jc w:val="left"/>
-            </w:pPr>
-            <w:r/>
-            <w:r>
-              <w:rPr>
-                <w:b/>
-              </w:rPr>
-              <w:t>Fri 09/10</w:t>
-            </w:r>
-          </w:p>
-        </w:tc>
-        <w:tc>
-          <w:tcPr>
-            <w:tcW w:type="dxa" w:w="864"/>
-            <w:shd w:fill="F8FAFC"/>
-            <w:tcMar>
-              <w:top w:w="100" w:type="dxa"/>
-              <w:bottom w:w="100" w:type="dxa"/>
-              <w:left w:w="120" w:type="dxa"/>
-              <w:right w:w="120" w:type="dxa"/>
-            </w:tcMar>
-            <w:tcBorders>
-              <w:top w:val="single" w:sz="4" w:space="0" w:color="CCCCCC"/>
-              <w:bottom w:val="single" w:sz="4" w:space="0" w:color="CCCCCC"/>
-              <w:left w:val="single" w:sz="4" w:space="0" w:color="CCCCCC"/>
-              <w:right w:val="single" w:sz="4" w:space="0" w:color="CCCCCC"/>
-            </w:tcBorders>
-          </w:tcPr>
-          <w:p>
-            <w:pPr>
-              <w:spacing w:before="60" w:after="60" w:line="252" w:lineRule="auto"/>
-              <w:jc w:val="left"/>
-            </w:pPr>
-            <w:r/>
-            <w:r>
-              <w:t>London 15-19</w:t>
-            </w:r>
-          </w:p>
-        </w:tc>
-        <w:tc>
-          <w:tcPr>
-            <w:tcW w:type="dxa" w:w="1440"/>
-            <w:shd w:fill="F8FAFC"/>
-            <w:tcMar>
-              <w:top w:w="100" w:type="dxa"/>
-              <w:bottom w:w="100" w:type="dxa"/>
-              <w:left w:w="120" w:type="dxa"/>
-              <w:right w:w="120" w:type="dxa"/>
-            </w:tcMar>
-            <w:tcBorders>
-              <w:top w:val="single" w:sz="4" w:space="0" w:color="CCCCCC"/>
-              <w:bottom w:val="single" w:sz="4" w:space="0" w:color="CCCCCC"/>
-              <w:left w:val="single" w:sz="4" w:space="0" w:color="CCCCCC"/>
-              <w:right w:val="single" w:sz="4" w:space="0" w:color="CCCCCC"/>
-            </w:tcBorders>
-          </w:tcPr>
-          <w:p>
-            <w:pPr>
-              <w:spacing w:before="60" w:after="60" w:line="252" w:lineRule="auto"/>
-              <w:jc w:val="left"/>
-            </w:pPr>
-            <w:r/>
-            <w:r>
-              <w:t>704.50</w:t>
-            </w:r>
-          </w:p>
-        </w:tc>
-        <w:tc>
-          <w:tcPr>
-            <w:tcW w:type="dxa" w:w="2016"/>
-            <w:shd w:fill="F8FAFC"/>
-            <w:tcMar>
-              <w:top w:w="100" w:type="dxa"/>
-              <w:bottom w:w="100" w:type="dxa"/>
-              <w:left w:w="120" w:type="dxa"/>
-              <w:right w:w="120" w:type="dxa"/>
-            </w:tcMar>
-            <w:tcBorders>
-              <w:top w:val="single" w:sz="4" w:space="0" w:color="CCCCCC"/>
-              <w:bottom w:val="single" w:sz="4" w:space="0" w:color="CCCCCC"/>
-              <w:left w:val="single" w:sz="4" w:space="0" w:color="CCCCCC"/>
-              <w:right w:val="single" w:sz="4" w:space="0" w:color="CCCCCC"/>
-            </w:tcBorders>
-          </w:tcPr>
-          <w:p>
-            <w:pPr>
-              <w:spacing w:before="60" w:after="60" w:line="252" w:lineRule="auto"/>
-              <w:jc w:val="left"/>
-            </w:pPr>
-            <w:r/>
-            <w:r>
-              <w:t>711.50</w:t>
-            </w:r>
-          </w:p>
-        </w:tc>
-        <w:tc>
-          <w:tcPr>
-            <w:tcW w:type="dxa" w:w="1152"/>
-            <w:shd w:fill="F8FAFC"/>
-            <w:tcMar>
-              <w:top w:w="100" w:type="dxa"/>
-              <w:bottom w:w="100" w:type="dxa"/>
-              <w:left w:w="120" w:type="dxa"/>
-              <w:right w:w="120" w:type="dxa"/>
-            </w:tcMar>
-            <w:tcBorders>
-              <w:top w:val="single" w:sz="4" w:space="0" w:color="CCCCCC"/>
-              <w:bottom w:val="single" w:sz="4" w:space="0" w:color="CCCCCC"/>
-              <w:left w:val="single" w:sz="4" w:space="0" w:color="CCCCCC"/>
-              <w:right w:val="single" w:sz="4" w:space="0" w:color="CCCCCC"/>
-            </w:tcBorders>
-          </w:tcPr>
-          <w:p>
-            <w:pPr>
-              <w:spacing w:before="60" w:after="60" w:line="252" w:lineRule="auto"/>
-              <w:jc w:val="left"/>
-            </w:pPr>
-            <w:r/>
-            <w:r>
-              <w:t>691.00</w:t>
-            </w:r>
-          </w:p>
-        </w:tc>
-        <w:tc>
-          <w:tcPr>
-            <w:tcW w:type="dxa" w:w="1728"/>
-            <w:shd w:fill="F8FAFC"/>
-            <w:tcMar>
-              <w:top w:w="100" w:type="dxa"/>
-              <w:bottom w:w="100" w:type="dxa"/>
-              <w:left w:w="120" w:type="dxa"/>
-              <w:right w:w="120" w:type="dxa"/>
-            </w:tcMar>
-            <w:tcBorders>
-              <w:top w:val="single" w:sz="4" w:space="0" w:color="CCCCCC"/>
-              <w:bottom w:val="single" w:sz="4" w:space="0" w:color="CCCCCC"/>
-              <w:left w:val="single" w:sz="4" w:space="0" w:color="CCCCCC"/>
-              <w:right w:val="single" w:sz="4" w:space="0" w:color="CCCCCC"/>
-            </w:tcBorders>
-          </w:tcPr>
-          <w:p>
-            <w:pPr>
-              <w:spacing w:before="60" w:after="60" w:line="252" w:lineRule="auto"/>
-              <w:jc w:val="left"/>
-            </w:pPr>
-            <w:r/>
-            <w:r>
-              <w:rPr>
-                <w:b/>
-              </w:rPr>
-              <w:t>705.25</w:t>
-            </w:r>
-          </w:p>
-        </w:tc>
-        <w:tc>
-          <w:tcPr>
-            <w:tcW w:type="dxa" w:w="3456"/>
-            <w:shd w:fill="F8FAFC"/>
-            <w:tcMar>
-              <w:top w:w="100" w:type="dxa"/>
-              <w:bottom w:w="100" w:type="dxa"/>
-              <w:left w:w="120" w:type="dxa"/>
-              <w:right w:w="120" w:type="dxa"/>
-            </w:tcMar>
-            <w:tcBorders>
-              <w:top w:val="single" w:sz="4" w:space="0" w:color="CCCCCC"/>
-              <w:bottom w:val="single" w:sz="4" w:space="0" w:color="CCCCCC"/>
-              <w:left w:val="single" w:sz="4" w:space="0" w:color="CCCCCC"/>
-              <w:right w:val="single" w:sz="4" w:space="0" w:color="CCCCCC"/>
-            </w:tcBorders>
-          </w:tcPr>
-          <w:p>
-            <w:pPr>
-              <w:spacing w:before="60" w:after="60" w:line="252" w:lineRule="auto"/>
-              <w:jc w:val="left"/>
-            </w:pPr>
-            <w:r/>
-            <w:r>
-              <w:rPr>
-                <w:b/>
-              </w:rPr>
-              <w:t>+0.75</w:t>
-            </w:r>
-          </w:p>
-        </w:tc>
-        <w:tc>
-          <w:tcPr>
-            <w:tcW w:type="dxa" w:w="1440"/>
-            <w:shd w:fill="F8FAFC"/>
-            <w:tcMar>
-              <w:top w:w="100" w:type="dxa"/>
-              <w:bottom w:w="100" w:type="dxa"/>
-              <w:left w:w="120" w:type="dxa"/>
-              <w:right w:w="120" w:type="dxa"/>
-            </w:tcMar>
-            <w:tcBorders>
-              <w:top w:val="single" w:sz="4" w:space="0" w:color="CCCCCC"/>
-              <w:bottom w:val="single" w:sz="4" w:space="0" w:color="CCCCCC"/>
-              <w:left w:val="single" w:sz="4" w:space="0" w:color="CCCCCC"/>
-              <w:right w:val="single" w:sz="4" w:space="0" w:color="CCCCCC"/>
-            </w:tcBorders>
-          </w:tcPr>
-          <w:p>
-            <w:pPr>
-              <w:spacing w:before="60" w:after="60" w:line="252" w:lineRule="auto"/>
-              <w:jc w:val="left"/>
-            </w:pPr>
-            <w:r/>
-            <w:r>
-              <w:t>BULL</w:t>
-            </w:r>
-          </w:p>
-        </w:tc>
-      </w:tr>
-      <w:tr>
-        <w:tc>
-          <w:tcPr>
-            <w:tcW w:type="dxa" w:w="1584"/>
-            <w:shd w:fill="FFFFFF"/>
-            <w:tcMar>
-              <w:top w:w="100" w:type="dxa"/>
-              <w:bottom w:w="100" w:type="dxa"/>
-              <w:left w:w="120" w:type="dxa"/>
-              <w:right w:w="120" w:type="dxa"/>
-            </w:tcMar>
-            <w:tcBorders>
-              <w:top w:val="single" w:sz="4" w:space="0" w:color="CCCCCC"/>
-              <w:bottom w:val="single" w:sz="4" w:space="0" w:color="CCCCCC"/>
-              <w:left w:val="single" w:sz="4" w:space="0" w:color="CCCCCC"/>
-              <w:right w:val="single" w:sz="4" w:space="0" w:color="CCCCCC"/>
-            </w:tcBorders>
-          </w:tcPr>
-          <w:p>
-            <w:pPr>
-              <w:spacing w:before="60" w:after="60" w:line="252" w:lineRule="auto"/>
-              <w:jc w:val="left"/>
-            </w:pPr>
-            <w:r/>
-            <w:r>
-              <w:rPr>
-                <w:b/>
-              </w:rPr>
-              <w:t>Fri 09/10</w:t>
-            </w:r>
-          </w:p>
-        </w:tc>
-        <w:tc>
-          <w:tcPr>
-            <w:tcW w:type="dxa" w:w="864"/>
-            <w:shd w:fill="FFFFFF"/>
-            <w:tcMar>
-              <w:top w:w="100" w:type="dxa"/>
-              <w:bottom w:w="100" w:type="dxa"/>
-              <w:left w:w="120" w:type="dxa"/>
-              <w:right w:w="120" w:type="dxa"/>
-            </w:tcMar>
-            <w:tcBorders>
-              <w:top w:val="single" w:sz="4" w:space="0" w:color="CCCCCC"/>
-              <w:bottom w:val="single" w:sz="4" w:space="0" w:color="CCCCCC"/>
-              <w:left w:val="single" w:sz="4" w:space="0" w:color="CCCCCC"/>
-              <w:right w:val="single" w:sz="4" w:space="0" w:color="CCCCCC"/>
-            </w:tcBorders>
-          </w:tcPr>
-          <w:p>
-            <w:pPr>
-              <w:spacing w:before="60" w:after="60" w:line="252" w:lineRule="auto"/>
-              <w:jc w:val="left"/>
-            </w:pPr>
-            <w:r/>
-            <w:r>
-              <w:t>Pre-NY 19-21</w:t>
-            </w:r>
-          </w:p>
-        </w:tc>
-        <w:tc>
-          <w:tcPr>
-            <w:tcW w:type="dxa" w:w="1440"/>
-            <w:shd w:fill="FFFFFF"/>
-            <w:tcMar>
-              <w:top w:w="100" w:type="dxa"/>
-              <w:bottom w:w="100" w:type="dxa"/>
-              <w:left w:w="120" w:type="dxa"/>
-              <w:right w:w="120" w:type="dxa"/>
-            </w:tcMar>
-            <w:tcBorders>
-              <w:top w:val="single" w:sz="4" w:space="0" w:color="CCCCCC"/>
-              <w:bottom w:val="single" w:sz="4" w:space="0" w:color="CCCCCC"/>
-              <w:left w:val="single" w:sz="4" w:space="0" w:color="CCCCCC"/>
-              <w:right w:val="single" w:sz="4" w:space="0" w:color="CCCCCC"/>
-            </w:tcBorders>
-          </w:tcPr>
-          <w:p>
-            <w:pPr>
-              <w:spacing w:before="60" w:after="60" w:line="252" w:lineRule="auto"/>
-              <w:jc w:val="left"/>
-            </w:pPr>
-            <w:r/>
-            <w:r>
-              <w:t>705.25</w:t>
-            </w:r>
-          </w:p>
-        </w:tc>
-        <w:tc>
-          <w:tcPr>
-            <w:tcW w:type="dxa" w:w="2016"/>
-            <w:shd w:fill="FFFFFF"/>
-            <w:tcMar>
-              <w:top w:w="100" w:type="dxa"/>
-              <w:bottom w:w="100" w:type="dxa"/>
-              <w:left w:w="120" w:type="dxa"/>
-              <w:right w:w="120" w:type="dxa"/>
-            </w:tcMar>
-            <w:tcBorders>
-              <w:top w:val="single" w:sz="4" w:space="0" w:color="CCCCCC"/>
-              <w:bottom w:val="single" w:sz="4" w:space="0" w:color="CCCCCC"/>
-              <w:left w:val="single" w:sz="4" w:space="0" w:color="CCCCCC"/>
-              <w:right w:val="single" w:sz="4" w:space="0" w:color="CCCCCC"/>
-            </w:tcBorders>
-          </w:tcPr>
-          <w:p>
-            <w:pPr>
-              <w:spacing w:before="60" w:after="60" w:line="252" w:lineRule="auto"/>
-              <w:jc w:val="left"/>
-            </w:pPr>
-            <w:r/>
-            <w:r>
-              <w:t>714.50</w:t>
-            </w:r>
-          </w:p>
-        </w:tc>
-        <w:tc>
-          <w:tcPr>
-            <w:tcW w:type="dxa" w:w="1152"/>
-            <w:shd w:fill="FFFFFF"/>
-            <w:tcMar>
-              <w:top w:w="100" w:type="dxa"/>
-              <w:bottom w:w="100" w:type="dxa"/>
-              <w:left w:w="120" w:type="dxa"/>
-              <w:right w:w="120" w:type="dxa"/>
-            </w:tcMar>
-            <w:tcBorders>
-              <w:top w:val="single" w:sz="4" w:space="0" w:color="CCCCCC"/>
-              <w:bottom w:val="single" w:sz="4" w:space="0" w:color="CCCCCC"/>
-              <w:left w:val="single" w:sz="4" w:space="0" w:color="CCCCCC"/>
-              <w:right w:val="single" w:sz="4" w:space="0" w:color="CCCCCC"/>
-            </w:tcBorders>
-          </w:tcPr>
-          <w:p>
-            <w:pPr>
-              <w:spacing w:before="60" w:after="60" w:line="252" w:lineRule="auto"/>
-              <w:jc w:val="left"/>
-            </w:pPr>
-            <w:r/>
-            <w:r>
-              <w:t>698.00</w:t>
-            </w:r>
-          </w:p>
-        </w:tc>
-        <w:tc>
-          <w:tcPr>
-            <w:tcW w:type="dxa" w:w="1728"/>
-            <w:shd w:fill="FFFFFF"/>
-            <w:tcMar>
-              <w:top w:w="100" w:type="dxa"/>
-              <w:bottom w:w="100" w:type="dxa"/>
-              <w:left w:w="120" w:type="dxa"/>
-              <w:right w:w="120" w:type="dxa"/>
-            </w:tcMar>
-            <w:tcBorders>
-              <w:top w:val="single" w:sz="4" w:space="0" w:color="CCCCCC"/>
-              <w:bottom w:val="single" w:sz="4" w:space="0" w:color="CCCCCC"/>
-              <w:left w:val="single" w:sz="4" w:space="0" w:color="CCCCCC"/>
-              <w:right w:val="single" w:sz="4" w:space="0" w:color="CCCCCC"/>
-            </w:tcBorders>
-          </w:tcPr>
-          <w:p>
-            <w:pPr>
-              <w:spacing w:before="60" w:after="60" w:line="252" w:lineRule="auto"/>
-              <w:jc w:val="left"/>
-            </w:pPr>
-            <w:r/>
-            <w:r>
-              <w:rPr>
-                <w:b/>
-              </w:rPr>
-              <w:t>705.00</w:t>
-            </w:r>
-          </w:p>
-        </w:tc>
-        <w:tc>
-          <w:tcPr>
-            <w:tcW w:type="dxa" w:w="3456"/>
-            <w:shd w:fill="FFFFFF"/>
-            <w:tcMar>
-              <w:top w:w="100" w:type="dxa"/>
-              <w:bottom w:w="100" w:type="dxa"/>
-              <w:left w:w="120" w:type="dxa"/>
-              <w:right w:w="120" w:type="dxa"/>
-            </w:tcMar>
-            <w:tcBorders>
-              <w:top w:val="single" w:sz="4" w:space="0" w:color="CCCCCC"/>
-              <w:bottom w:val="single" w:sz="4" w:space="0" w:color="CCCCCC"/>
-              <w:left w:val="single" w:sz="4" w:space="0" w:color="CCCCCC"/>
-              <w:right w:val="single" w:sz="4" w:space="0" w:color="CCCCCC"/>
-            </w:tcBorders>
-          </w:tcPr>
-          <w:p>
-            <w:pPr>
-              <w:spacing w:before="60" w:after="60" w:line="252" w:lineRule="auto"/>
-              <w:jc w:val="left"/>
-            </w:pPr>
-            <w:r/>
-            <w:r>
-              <w:rPr>
-                <w:b/>
-              </w:rPr>
-              <w:t>-0.25</w:t>
-            </w:r>
-          </w:p>
-        </w:tc>
-        <w:tc>
-          <w:tcPr>
-            <w:tcW w:type="dxa" w:w="1440"/>
-            <w:shd w:fill="FFFFFF"/>
-            <w:tcMar>
-              <w:top w:w="100" w:type="dxa"/>
-              <w:bottom w:w="100" w:type="dxa"/>
-              <w:left w:w="120" w:type="dxa"/>
-              <w:right w:w="120" w:type="dxa"/>
-            </w:tcMar>
-            <w:tcBorders>
-              <w:top w:val="single" w:sz="4" w:space="0" w:color="CCCCCC"/>
-              <w:bottom w:val="single" w:sz="4" w:space="0" w:color="CCCCCC"/>
-              <w:left w:val="single" w:sz="4" w:space="0" w:color="CCCCCC"/>
-              <w:right w:val="single" w:sz="4" w:space="0" w:color="CCCCCC"/>
-            </w:tcBorders>
-          </w:tcPr>
-          <w:p>
-            <w:pPr>
-              <w:spacing w:before="60" w:after="60" w:line="252" w:lineRule="auto"/>
-              <w:jc w:val="left"/>
-            </w:pPr>
-            <w:r/>
-            <w:r>
-              <w:t>BEAR</w:t>
-            </w:r>
-          </w:p>
-        </w:tc>
-      </w:tr>
-      <w:tr>
-        <w:tc>
-          <w:tcPr>
-            <w:tcW w:type="dxa" w:w="1584"/>
-            <w:shd w:fill="F8FAFC"/>
-            <w:tcMar>
-              <w:top w:w="100" w:type="dxa"/>
-              <w:bottom w:w="100" w:type="dxa"/>
-              <w:left w:w="120" w:type="dxa"/>
-              <w:right w:w="120" w:type="dxa"/>
-            </w:tcMar>
-            <w:tcBorders>
-              <w:top w:val="single" w:sz="4" w:space="0" w:color="CCCCCC"/>
-              <w:bottom w:val="single" w:sz="4" w:space="0" w:color="CCCCCC"/>
-              <w:left w:val="single" w:sz="4" w:space="0" w:color="CCCCCC"/>
-              <w:right w:val="single" w:sz="4" w:space="0" w:color="CCCCCC"/>
-            </w:tcBorders>
-          </w:tcPr>
-          <w:p>
-            <w:pPr>
-              <w:spacing w:before="60" w:after="60" w:line="252" w:lineRule="auto"/>
-              <w:jc w:val="left"/>
-            </w:pPr>
-            <w:r/>
-            <w:r>
-              <w:rPr>
-                <w:b/>
-              </w:rPr>
-              <w:t>Fri 09/10</w:t>
-            </w:r>
-          </w:p>
-        </w:tc>
-        <w:tc>
-          <w:tcPr>
-            <w:tcW w:type="dxa" w:w="864"/>
-            <w:shd w:fill="F8FAFC"/>
-            <w:tcMar>
-              <w:top w:w="100" w:type="dxa"/>
-              <w:bottom w:w="100" w:type="dxa"/>
-              <w:left w:w="120" w:type="dxa"/>
-              <w:right w:w="120" w:type="dxa"/>
-            </w:tcMar>
-            <w:tcBorders>
-              <w:top w:val="single" w:sz="4" w:space="0" w:color="CCCCCC"/>
-              <w:bottom w:val="single" w:sz="4" w:space="0" w:color="CCCCCC"/>
-              <w:left w:val="single" w:sz="4" w:space="0" w:color="CCCCCC"/>
-              <w:right w:val="single" w:sz="4" w:space="0" w:color="CCCCCC"/>
-            </w:tcBorders>
-          </w:tcPr>
-          <w:p>
-            <w:pPr>
-              <w:spacing w:before="60" w:after="60" w:line="252" w:lineRule="auto"/>
-              <w:jc w:val="left"/>
-            </w:pPr>
-            <w:r/>
-            <w:r>
-              <w:t>NY Open 21-23</w:t>
-            </w:r>
-          </w:p>
-        </w:tc>
-        <w:tc>
-          <w:tcPr>
-            <w:tcW w:type="dxa" w:w="1440"/>
-            <w:shd w:fill="F8FAFC"/>
-            <w:tcMar>
-              <w:top w:w="100" w:type="dxa"/>
-              <w:bottom w:w="100" w:type="dxa"/>
-              <w:left w:w="120" w:type="dxa"/>
-              <w:right w:w="120" w:type="dxa"/>
-            </w:tcMar>
-            <w:tcBorders>
-              <w:top w:val="single" w:sz="4" w:space="0" w:color="CCCCCC"/>
-              <w:bottom w:val="single" w:sz="4" w:space="0" w:color="CCCCCC"/>
-              <w:left w:val="single" w:sz="4" w:space="0" w:color="CCCCCC"/>
-              <w:right w:val="single" w:sz="4" w:space="0" w:color="CCCCCC"/>
-            </w:tcBorders>
-          </w:tcPr>
-          <w:p>
-            <w:pPr>
-              <w:spacing w:before="60" w:after="60" w:line="252" w:lineRule="auto"/>
-              <w:jc w:val="left"/>
-            </w:pPr>
-            <w:r/>
-            <w:r>
-              <w:t>705.00</w:t>
-            </w:r>
-          </w:p>
-        </w:tc>
-        <w:tc>
-          <w:tcPr>
-            <w:tcW w:type="dxa" w:w="2016"/>
-            <w:shd w:fill="F8FAFC"/>
-            <w:tcMar>
-              <w:top w:w="100" w:type="dxa"/>
-              <w:bottom w:w="100" w:type="dxa"/>
-              <w:left w:w="120" w:type="dxa"/>
-              <w:right w:w="120" w:type="dxa"/>
-            </w:tcMar>
-            <w:tcBorders>
-              <w:top w:val="single" w:sz="4" w:space="0" w:color="CCCCCC"/>
-              <w:bottom w:val="single" w:sz="4" w:space="0" w:color="CCCCCC"/>
-              <w:left w:val="single" w:sz="4" w:space="0" w:color="CCCCCC"/>
-              <w:right w:val="single" w:sz="4" w:space="0" w:color="CCCCCC"/>
-            </w:tcBorders>
-          </w:tcPr>
-          <w:p>
-            <w:pPr>
-              <w:spacing w:before="60" w:after="60" w:line="252" w:lineRule="auto"/>
-              <w:jc w:val="left"/>
-            </w:pPr>
-            <w:r/>
-            <w:r>
-              <w:t>713.50</w:t>
-            </w:r>
-          </w:p>
-        </w:tc>
-        <w:tc>
-          <w:tcPr>
-            <w:tcW w:type="dxa" w:w="1152"/>
-            <w:shd w:fill="F8FAFC"/>
-            <w:tcMar>
-              <w:top w:w="100" w:type="dxa"/>
-              <w:bottom w:w="100" w:type="dxa"/>
-              <w:left w:w="120" w:type="dxa"/>
-              <w:right w:w="120" w:type="dxa"/>
-            </w:tcMar>
-            <w:tcBorders>
-              <w:top w:val="single" w:sz="4" w:space="0" w:color="CCCCCC"/>
-              <w:bottom w:val="single" w:sz="4" w:space="0" w:color="CCCCCC"/>
-              <w:left w:val="single" w:sz="4" w:space="0" w:color="CCCCCC"/>
-              <w:right w:val="single" w:sz="4" w:space="0" w:color="CCCCCC"/>
-            </w:tcBorders>
-          </w:tcPr>
-          <w:p>
-            <w:pPr>
-              <w:spacing w:before="60" w:after="60" w:line="252" w:lineRule="auto"/>
-              <w:jc w:val="left"/>
-            </w:pPr>
-            <w:r/>
-            <w:r>
-              <w:t>691.00</w:t>
-            </w:r>
-          </w:p>
-        </w:tc>
-        <w:tc>
-          <w:tcPr>
-            <w:tcW w:type="dxa" w:w="1728"/>
-            <w:shd w:fill="F8FAFC"/>
-            <w:tcMar>
-              <w:top w:w="100" w:type="dxa"/>
-              <w:bottom w:w="100" w:type="dxa"/>
-              <w:left w:w="120" w:type="dxa"/>
-              <w:right w:w="120" w:type="dxa"/>
-            </w:tcMar>
-            <w:tcBorders>
-              <w:top w:val="single" w:sz="4" w:space="0" w:color="CCCCCC"/>
-              <w:bottom w:val="single" w:sz="4" w:space="0" w:color="CCCCCC"/>
-              <w:left w:val="single" w:sz="4" w:space="0" w:color="CCCCCC"/>
-              <w:right w:val="single" w:sz="4" w:space="0" w:color="CCCCCC"/>
-            </w:tcBorders>
-          </w:tcPr>
-          <w:p>
-            <w:pPr>
-              <w:spacing w:before="60" w:after="60" w:line="252" w:lineRule="auto"/>
-              <w:jc w:val="left"/>
-            </w:pPr>
-            <w:r/>
-            <w:r>
-              <w:rPr>
-                <w:b/>
-              </w:rPr>
-              <w:t>706.75</w:t>
-            </w:r>
-          </w:p>
-        </w:tc>
-        <w:tc>
-          <w:tcPr>
-            <w:tcW w:type="dxa" w:w="3456"/>
-            <w:shd w:fill="F8FAFC"/>
-            <w:tcMar>
-              <w:top w:w="100" w:type="dxa"/>
-              <w:bottom w:w="100" w:type="dxa"/>
-              <w:left w:w="120" w:type="dxa"/>
-              <w:right w:w="120" w:type="dxa"/>
-            </w:tcMar>
-            <w:tcBorders>
-              <w:top w:val="single" w:sz="4" w:space="0" w:color="CCCCCC"/>
-              <w:bottom w:val="single" w:sz="4" w:space="0" w:color="CCCCCC"/>
-              <w:left w:val="single" w:sz="4" w:space="0" w:color="CCCCCC"/>
-              <w:right w:val="single" w:sz="4" w:space="0" w:color="CCCCCC"/>
-            </w:tcBorders>
-          </w:tcPr>
-          <w:p>
-            <w:pPr>
-              <w:spacing w:before="60" w:after="60" w:line="252" w:lineRule="auto"/>
-              <w:jc w:val="left"/>
-            </w:pPr>
-            <w:r/>
-            <w:r>
-              <w:rPr>
-                <w:b/>
-              </w:rPr>
-              <w:t>+1.75</w:t>
-            </w:r>
-          </w:p>
-        </w:tc>
-        <w:tc>
-          <w:tcPr>
-            <w:tcW w:type="dxa" w:w="1440"/>
-            <w:shd w:fill="F8FAFC"/>
-            <w:tcMar>
-              <w:top w:w="100" w:type="dxa"/>
-              <w:bottom w:w="100" w:type="dxa"/>
-              <w:left w:w="120" w:type="dxa"/>
-              <w:right w:w="120" w:type="dxa"/>
-            </w:tcMar>
-            <w:tcBorders>
-              <w:top w:val="single" w:sz="4" w:space="0" w:color="CCCCCC"/>
-              <w:bottom w:val="single" w:sz="4" w:space="0" w:color="CCCCCC"/>
-              <w:left w:val="single" w:sz="4" w:space="0" w:color="CCCCCC"/>
-              <w:right w:val="single" w:sz="4" w:space="0" w:color="CCCCCC"/>
-            </w:tcBorders>
-          </w:tcPr>
-          <w:p>
-            <w:pPr>
-              <w:spacing w:before="60" w:after="60" w:line="252" w:lineRule="auto"/>
-              <w:jc w:val="left"/>
-            </w:pPr>
-            <w:r/>
-            <w:r>
-              <w:t>BULL</w:t>
-            </w:r>
-          </w:p>
-        </w:tc>
-      </w:tr>
-      <w:tr>
-        <w:tc>
-          <w:tcPr>
-            <w:tcW w:type="dxa" w:w="1584"/>
-            <w:shd w:fill="FFFFFF"/>
-            <w:tcMar>
-              <w:top w:w="100" w:type="dxa"/>
-              <w:bottom w:w="100" w:type="dxa"/>
-              <w:left w:w="120" w:type="dxa"/>
-              <w:right w:w="120" w:type="dxa"/>
-            </w:tcMar>
-            <w:tcBorders>
-              <w:top w:val="single" w:sz="4" w:space="0" w:color="CCCCCC"/>
-              <w:bottom w:val="single" w:sz="4" w:space="0" w:color="CCCCCC"/>
-              <w:left w:val="single" w:sz="4" w:space="0" w:color="CCCCCC"/>
-              <w:right w:val="single" w:sz="4" w:space="0" w:color="CCCCCC"/>
-            </w:tcBorders>
-          </w:tcPr>
-          <w:p>
-            <w:pPr>
-              <w:spacing w:before="60" w:after="60" w:line="252" w:lineRule="auto"/>
-              <w:jc w:val="left"/>
-            </w:pPr>
-            <w:r/>
-            <w:r>
-              <w:rPr>
-                <w:b/>
-              </w:rPr>
-              <w:t>Fri 09/10</w:t>
-            </w:r>
-          </w:p>
-        </w:tc>
-        <w:tc>
-          <w:tcPr>
-            <w:tcW w:type="dxa" w:w="864"/>
-            <w:shd w:fill="FFFFFF"/>
-            <w:tcMar>
-              <w:top w:w="100" w:type="dxa"/>
-              <w:bottom w:w="100" w:type="dxa"/>
-              <w:left w:w="120" w:type="dxa"/>
-              <w:right w:w="120" w:type="dxa"/>
-            </w:tcMar>
-            <w:tcBorders>
-              <w:top w:val="single" w:sz="4" w:space="0" w:color="CCCCCC"/>
-              <w:bottom w:val="single" w:sz="4" w:space="0" w:color="CCCCCC"/>
-              <w:left w:val="single" w:sz="4" w:space="0" w:color="CCCCCC"/>
-              <w:right w:val="single" w:sz="4" w:space="0" w:color="CCCCCC"/>
-            </w:tcBorders>
-          </w:tcPr>
-          <w:p>
-            <w:pPr>
-              <w:spacing w:before="60" w:after="60" w:line="252" w:lineRule="auto"/>
-              <w:jc w:val="left"/>
-            </w:pPr>
-            <w:r/>
-            <w:r>
-              <w:t>NY Close 23-01</w:t>
-            </w:r>
-          </w:p>
-        </w:tc>
-        <w:tc>
-          <w:tcPr>
-            <w:tcW w:type="dxa" w:w="1440"/>
-            <w:shd w:fill="FFFFFF"/>
-            <w:tcMar>
-              <w:top w:w="100" w:type="dxa"/>
-              <w:bottom w:w="100" w:type="dxa"/>
-              <w:left w:w="120" w:type="dxa"/>
-              <w:right w:w="120" w:type="dxa"/>
-            </w:tcMar>
-            <w:tcBorders>
-              <w:top w:val="single" w:sz="4" w:space="0" w:color="CCCCCC"/>
-              <w:bottom w:val="single" w:sz="4" w:space="0" w:color="CCCCCC"/>
-              <w:left w:val="single" w:sz="4" w:space="0" w:color="CCCCCC"/>
-              <w:right w:val="single" w:sz="4" w:space="0" w:color="CCCCCC"/>
-            </w:tcBorders>
-          </w:tcPr>
-          <w:p>
-            <w:pPr>
-              <w:spacing w:before="60" w:after="60" w:line="252" w:lineRule="auto"/>
-              <w:jc w:val="left"/>
-            </w:pPr>
-            <w:r/>
-            <w:r>
-              <w:t>706.75</w:t>
-            </w:r>
-          </w:p>
-        </w:tc>
-        <w:tc>
-          <w:tcPr>
-            <w:tcW w:type="dxa" w:w="2016"/>
-            <w:shd w:fill="FFFFFF"/>
-            <w:tcMar>
-              <w:top w:w="100" w:type="dxa"/>
-              <w:bottom w:w="100" w:type="dxa"/>
-              <w:left w:w="120" w:type="dxa"/>
-              <w:right w:w="120" w:type="dxa"/>
-            </w:tcMar>
-            <w:tcBorders>
-              <w:top w:val="single" w:sz="4" w:space="0" w:color="CCCCCC"/>
-              <w:bottom w:val="single" w:sz="4" w:space="0" w:color="CCCCCC"/>
-              <w:left w:val="single" w:sz="4" w:space="0" w:color="CCCCCC"/>
-              <w:right w:val="single" w:sz="4" w:space="0" w:color="CCCCCC"/>
-            </w:tcBorders>
-          </w:tcPr>
-          <w:p>
-            <w:pPr>
-              <w:spacing w:before="60" w:after="60" w:line="252" w:lineRule="auto"/>
-              <w:jc w:val="left"/>
-            </w:pPr>
-            <w:r/>
-            <w:r>
-              <w:t>713.00</w:t>
-            </w:r>
-          </w:p>
-        </w:tc>
-        <w:tc>
-          <w:tcPr>
-            <w:tcW w:type="dxa" w:w="1152"/>
-            <w:shd w:fill="FFFFFF"/>
-            <w:tcMar>
-              <w:top w:w="100" w:type="dxa"/>
-              <w:bottom w:w="100" w:type="dxa"/>
-              <w:left w:w="120" w:type="dxa"/>
-              <w:right w:w="120" w:type="dxa"/>
-            </w:tcMar>
-            <w:tcBorders>
-              <w:top w:val="single" w:sz="4" w:space="0" w:color="CCCCCC"/>
-              <w:bottom w:val="single" w:sz="4" w:space="0" w:color="CCCCCC"/>
-              <w:left w:val="single" w:sz="4" w:space="0" w:color="CCCCCC"/>
-              <w:right w:val="single" w:sz="4" w:space="0" w:color="CCCCCC"/>
-            </w:tcBorders>
-          </w:tcPr>
-          <w:p>
-            <w:pPr>
-              <w:spacing w:before="60" w:after="60" w:line="252" w:lineRule="auto"/>
-              <w:jc w:val="left"/>
-            </w:pPr>
-            <w:r/>
-            <w:r>
-              <w:t>700.25</w:t>
-            </w:r>
-          </w:p>
-        </w:tc>
-        <w:tc>
-          <w:tcPr>
-            <w:tcW w:type="dxa" w:w="1728"/>
-            <w:shd w:fill="FFFFFF"/>
-            <w:tcMar>
-              <w:top w:w="100" w:type="dxa"/>
-              <w:bottom w:w="100" w:type="dxa"/>
-              <w:left w:w="120" w:type="dxa"/>
-              <w:right w:w="120" w:type="dxa"/>
-            </w:tcMar>
-            <w:tcBorders>
-              <w:top w:val="single" w:sz="4" w:space="0" w:color="CCCCCC"/>
-              <w:bottom w:val="single" w:sz="4" w:space="0" w:color="CCCCCC"/>
-              <w:left w:val="single" w:sz="4" w:space="0" w:color="CCCCCC"/>
-              <w:right w:val="single" w:sz="4" w:space="0" w:color="CCCCCC"/>
-            </w:tcBorders>
-          </w:tcPr>
-          <w:p>
-            <w:pPr>
-              <w:spacing w:before="60" w:after="60" w:line="252" w:lineRule="auto"/>
-              <w:jc w:val="left"/>
-            </w:pPr>
-            <w:r/>
-            <w:r>
-              <w:rPr>
-                <w:b/>
-              </w:rPr>
-              <w:t>706.00</w:t>
+              <w:t>704.75</w:t>
             </w:r>
           </w:p>
         </w:tc>

--- a/Daily Reports/08_10_2026-CBOT Reports.docx
+++ b/Daily Reports/08_10_2026-CBOT Reports.docx
@@ -104,7 +104,7 @@
           <w:color w:val="5C768D"/>
           <w:sz w:val="19"/>
         </w:rPr>
-        <w:t>Cập nhật tự động qua `macro_tracker.py` vào lúc 14:01 ICT ngày 08/10/2026</w:t>
+        <w:t>Cập nhật tự động qua `macro_tracker.py` vào lúc 19:04 ICT ngày 08/10/2026</w:t>
       </w:r>
     </w:p>
     <w:tbl>
@@ -313,7 +313,7 @@
               <w:rPr>
                 <w:b/>
               </w:rPr>
-              <w:t>103.31 / thùng</w:t>
+              <w:t>104.61 / thùng</w:t>
             </w:r>
           </w:p>
         </w:tc>
@@ -344,7 +344,7 @@
               <w:rPr>
                 <w:b/>
               </w:rPr>
-              <w:t>+3.10%</w:t>
+              <w:t>+4.40%</w:t>
             </w:r>
           </w:p>
         </w:tc>
@@ -442,7 +442,7 @@
               <w:rPr>
                 <w:b/>
               </w:rPr>
-              <w:t>102.29</w:t>
+              <w:t>102.41</w:t>
             </w:r>
           </w:p>
         </w:tc>
@@ -473,7 +473,7 @@
               <w:rPr>
                 <w:b/>
               </w:rPr>
-              <w:t>+0.05%</w:t>
+              <w:t>+0.17%</w:t>
             </w:r>
           </w:p>
         </w:tc>
@@ -1218,7 +1218,7 @@
         <w:rPr>
           <w:b/>
         </w:rPr>
-        <w:t>`103.31` (+3.10%)</w:t>
+        <w:t>`104.61` (+4.40%)</w:t>
       </w:r>
       <w:r>
         <w:t xml:space="preserve"> | DXY: </w:t>
@@ -1227,7 +1227,7 @@
         <w:rPr>
           <w:b/>
         </w:rPr>
-        <w:t>`102.29` (+0.05%)</w:t>
+        <w:t>`102.41` (+0.17%)</w:t>
       </w:r>
       <w:r>
         <w:t xml:space="preserve"> | Lúa mì CBOT: </w:t>
@@ -1236,7 +1236,7 @@
         <w:rPr>
           <w:b/>
         </w:rPr>
-        <w:t>`686.00` (-0.11%)</w:t>
+        <w:t>`687.25` (+0.07%)</w:t>
       </w:r>
       <w:r>
         <w:t>.</w:t>
@@ -1306,7 +1306,7 @@
           <w:color w:val="5C768D"/>
           <w:sz w:val="19"/>
         </w:rPr>
-        <w:t>Cập nhật tự động lúc 14:01 ICT ngày 08/10/2026 — Nguồn: NOAA, USDA, BOM Australia</w:t>
+        <w:t>Cập nhật tự động lúc 19:04 ICT ngày 08/10/2026 — Nguồn: NOAA, USDA, BOM Australia</w:t>
       </w:r>
     </w:p>
     <w:p>
@@ -3574,7 +3574,7 @@
               <w:rPr>
                 <w:b/>
               </w:rPr>
-              <w:t>501.00</w:t>
+              <w:t>502.25</w:t>
             </w:r>
           </w:p>
         </w:tc>
@@ -3605,7 +3605,7 @@
               <w:rPr>
                 <w:b/>
               </w:rPr>
-              <w:t>501.67 (+0.67)</w:t>
+              <w:t>502.98 (+0.73)</w:t>
             </w:r>
           </w:p>
         </w:tc>
@@ -3633,7 +3633,7 @@
             </w:pPr>
             <w:r/>
             <w:r>
-              <w:t>Bearish (502.86 &lt; 502.87)</w:t>
+              <w:t>Bearish (502.71 &lt; 502.79)</w:t>
             </w:r>
           </w:p>
         </w:tc>
@@ -3661,7 +3661,7 @@
             </w:pPr>
             <w:r/>
             <w:r>
-              <w:t>0.75 cents</w:t>
+              <w:t>1.50 cents</w:t>
             </w:r>
           </w:p>
         </w:tc>
@@ -3822,7 +3822,7 @@
               <w:rPr>
                 <w:b/>
               </w:rPr>
-              <w:t>686.00</w:t>
+              <w:t>687.25</w:t>
             </w:r>
           </w:p>
         </w:tc>
@@ -3853,7 +3853,7 @@
               <w:rPr>
                 <w:b/>
               </w:rPr>
-              <w:t>686.54 (+0.54)</w:t>
+              <w:t>687.85 (+0.60)</w:t>
             </w:r>
           </w:p>
         </w:tc>
@@ -3881,7 +3881,7 @@
             </w:pPr>
             <w:r/>
             <w:r>
-              <w:t>Bearish (690.06 &lt; 692.23)</w:t>
+              <w:t>Bearish (689.09 &lt; 691.37)</w:t>
             </w:r>
           </w:p>
         </w:tc>
@@ -3909,7 +3909,7 @@
             </w:pPr>
             <w:r/>
             <w:r>
-              <w:t>2.25 cents</w:t>
+              <w:t>3.00 cents</w:t>
             </w:r>
           </w:p>
         </w:tc>
@@ -4347,7 +4347,7 @@
                 <w:b/>
                 <w:color w:val="15803D"/>
               </w:rPr>
-              <w:t>498.75 - 502.86 cents (Canh mua vùng hỗ trợ)</w:t>
+              <w:t>500.75 - 502.71 cents (Canh mua vùng hỗ trợ)</w:t>
             </w:r>
           </w:p>
         </w:tc>
@@ -4378,7 +4378,7 @@
               <w:rPr>
                 <w:b/>
               </w:rPr>
-              <w:t>492.84 cents (Dưới cản S2 + 1.5x ATR)</w:t>
+              <w:t>492.83 cents (Dưới cản S2 + 1.5x ATR)</w:t>
             </w:r>
           </w:p>
         </w:tc>
@@ -4414,7 +4414,7 @@
                 <w:color w:val="D97706"/>
                 <w:sz w:val="19"/>
               </w:rPr>
-              <w:t xml:space="preserve"> 502.25 cents </w:t>
+              <w:t xml:space="preserve"> 503.25 cents </w:t>
             </w:r>
             <w:r>
               <w:t xml:space="preserve"> / TP2: </w:t>
@@ -4559,7 +4559,7 @@
               <w:rPr>
                 <w:b/>
               </w:rPr>
-              <w:t>497.25 - 498.75 cents</w:t>
+              <w:t>499.25 - 500.75 cents</w:t>
             </w:r>
           </w:p>
         </w:tc>
@@ -4590,7 +4590,7 @@
               <w:rPr>
                 <w:b/>
               </w:rPr>
-              <w:t>493.56 cents (Chống quét SL tuyệt đối)</w:t>
+              <w:t>493.55 cents (Chống quét SL tuyệt đối)</w:t>
             </w:r>
           </w:p>
         </w:tc>
@@ -4752,7 +4752,7 @@
               <w:rPr>
                 <w:b/>
               </w:rPr>
-              <w:t>502.25 - 503.75 cents</w:t>
+              <w:t>503.25 - 504.75 cents</w:t>
             </w:r>
           </w:p>
         </w:tc>
@@ -4783,7 +4783,7 @@
               <w:rPr>
                 <w:b/>
               </w:rPr>
-              <w:t>503.69 cents</w:t>
+              <w:t>504.70 cents</w:t>
             </w:r>
           </w:p>
         </w:tc>
@@ -4945,7 +4945,7 @@
               <w:rPr>
                 <w:b/>
               </w:rPr>
-              <w:t>489.25 - 495.00 cents</w:t>
+              <w:t>489.21 - 495.00 cents</w:t>
             </w:r>
           </w:p>
         </w:tc>
@@ -5126,7 +5126,7 @@
                 <w:b/>
                 <w:color w:val="B91C1C"/>
               </w:rPr>
-              <w:t>690.06 - 692.23 cents (Canh bán hồi kỹ thuật H1)</w:t>
+              <w:t>689.09 - 691.37 cents (Canh bán hồi kỹ thuật H1)</w:t>
             </w:r>
           </w:p>
         </w:tc>
@@ -5157,7 +5157,7 @@
               <w:rPr>
                 <w:b/>
               </w:rPr>
-              <w:t>778.47 cents (Trên kháng cự R2 + 1.5x ATR)</w:t>
+              <w:t>778.96 cents (Trên kháng cự R2 + 1.5x ATR)</w:t>
             </w:r>
           </w:p>
         </w:tc>
@@ -5193,7 +5193,7 @@
                 <w:color w:val="D97706"/>
                 <w:sz w:val="19"/>
               </w:rPr>
-              <w:t xml:space="preserve"> 683.75 cents </w:t>
+              <w:t xml:space="preserve"> 685.00 cents </w:t>
             </w:r>
             <w:r>
               <w:t xml:space="preserve"> / TP2: </w:t>
@@ -5335,7 +5335,7 @@
               <w:rPr>
                 <w:b/>
               </w:rPr>
-              <w:t>681.75 - 683.75 cents</w:t>
+              <w:t>683.00 - 685.00 cents</w:t>
             </w:r>
           </w:p>
         </w:tc>
@@ -5366,7 +5366,7 @@
               <w:rPr>
                 <w:b/>
               </w:rPr>
-              <w:t>668.27 cents</w:t>
+              <w:t>667.94 cents</w:t>
             </w:r>
           </w:p>
         </w:tc>
@@ -5559,7 +5559,7 @@
               <w:rPr>
                 <w:b/>
               </w:rPr>
-              <w:t>691.48 cents</w:t>
+              <w:t>691.81 cents</w:t>
             </w:r>
           </w:p>
         </w:tc>
@@ -5721,7 +5721,7 @@
               <w:rPr>
                 <w:b/>
               </w:rPr>
-              <w:t>660.84 - 670.75 cents</w:t>
+              <w:t>659.53 - 670.75 cents</w:t>
             </w:r>
           </w:p>
         </w:tc>
@@ -11609,7 +11609,7 @@
         <w:t>Giá Chốt Phiên (Close):</w:t>
       </w:r>
       <w:r>
-        <w:t xml:space="preserve"> 501.00 cents | </w:t>
+        <w:t xml:space="preserve"> 502.25 cents | </w:t>
       </w:r>
       <w:r>
         <w:rPr>
@@ -11624,10 +11624,10 @@
         <w:rPr>
           <w:b/>
         </w:rPr>
-        <w:t>`501.67 cents`</w:t>
+        <w:t>`502.98 cents`</w:t>
       </w:r>
       <w:r>
-        <w:t xml:space="preserve"> (+0.67).</w:t>
+        <w:t xml:space="preserve"> (+0.73).</w:t>
       </w:r>
     </w:p>
     <w:p>
@@ -11648,7 +11648,7 @@
         <w:rPr>
           <w:b/>
         </w:rPr>
-        <w:t>`20,509`</w:t>
+        <w:t>`27,718`</w:t>
       </w:r>
       <w:r>
         <w:t xml:space="preserve"> (Chênh lệch: </w:t>
@@ -11657,7 +11657,7 @@
         <w:rPr>
           <w:b/>
         </w:rPr>
-        <w:t>`-173,797`</w:t>
+        <w:t>`-166,588`</w:t>
       </w:r>
       <w:r>
         <w:t xml:space="preserve">) | OI: </w:t>
@@ -11699,7 +11699,7 @@
         <w:rPr>
           <w:b/>
         </w:rPr>
-        <w:t>`Doji (Nến lưỡng lự thế trận)`</w:t>
+        <w:t>`Bearish Engulfing (Nhấn chìm giảm thiểu)`</w:t>
       </w:r>
     </w:p>
     <w:p>
@@ -11719,9 +11719,9 @@
       <w:r>
         <w:rPr>
           <w:b/>
-          <w:color w:val="15803D"/>
+          <w:color w:val="B91C1C"/>
         </w:rPr>
-        <w:t>`Giảm suy yếu / Đáy ngắn hạn (Long Liquidation Decline)`</w:t>
+        <w:t>`Tăng yếu / Rủi ro đảo chiều (Short Covering Rally)`</w:t>
       </w:r>
     </w:p>
     <w:p>
@@ -11742,10 +11742,10 @@
         <w:rPr>
           <w:b/>
         </w:rPr>
-        <w:t>TÍCH LŨY TIÊU CỰC (Distribution):</w:t>
+        <w:t>TĂNG MẠNH MẼ (Strong Bullish Confirmation):</w:t>
       </w:r>
       <w:r>
-        <w:t xml:space="preserve"> Nến đi ngang nhưng dòng tiền rút dần (OI giảm), cảnh báo rủi ro suy sụt sắp tới.</w:t>
+        <w:t xml:space="preserve"> Mô hình nến tăng được củng cố bởi dòng tiền gia tăng tích cực, hỗ trợ lực mua lên bền vững.</w:t>
       </w:r>
     </w:p>
     <w:p>
@@ -11991,7 +11991,7 @@
               <w:rPr>
                 <w:b/>
               </w:rPr>
-              <w:t>103.31</w:t>
+              <w:t>104.61</w:t>
             </w:r>
           </w:p>
         </w:tc>
@@ -12022,7 +12022,7 @@
               <w:rPr>
                 <w:b/>
               </w:rPr>
-              <w:t>+3.10%</w:t>
+              <w:t>+4.40%</w:t>
             </w:r>
           </w:p>
         </w:tc>
@@ -12114,7 +12114,7 @@
               <w:rPr>
                 <w:b/>
               </w:rPr>
-              <w:t>102.29</w:t>
+              <w:t>102.41</w:t>
             </w:r>
           </w:p>
         </w:tc>
@@ -12145,7 +12145,7 @@
               <w:rPr>
                 <w:b/>
               </w:rPr>
-              <w:t>+0.05%</w:t>
+              <w:t>+0.17%</w:t>
             </w:r>
           </w:p>
         </w:tc>
@@ -12749,7 +12749,7 @@
         <w:t xml:space="preserve"> EMA_21 </w:t>
       </w:r>
       <w:r>
-        <w:t xml:space="preserve"> (502.86) &lt; </w:t>
+        <w:t xml:space="preserve"> (502.71) &lt; </w:t>
       </w:r>
       <w:r>
         <w:rPr>
@@ -12760,7 +12760,7 @@
         <w:t xml:space="preserve"> EMA_50 </w:t>
       </w:r>
       <w:r>
-        <w:t xml:space="preserve"> (502.87).</w:t>
+        <w:t xml:space="preserve"> (502.79).</w:t>
       </w:r>
     </w:p>
     <w:p>
@@ -12781,7 +12781,7 @@
         <w:rPr>
           <w:b/>
         </w:rPr>
-        <w:t>`39.45`</w:t>
+        <w:t>`46.81`</w:t>
       </w:r>
       <w:r>
         <w:t xml:space="preserve"> | ATR (14) = </w:t>
@@ -12790,7 +12790,7 @@
         <w:rPr>
           <w:b/>
         </w:rPr>
-        <w:t>`1.44`</w:t>
+        <w:t>`1.45`</w:t>
       </w:r>
       <w:r>
         <w:t xml:space="preserve"> cents | Volatility = </w:t>
@@ -12799,7 +12799,7 @@
         <w:rPr>
           <w:b/>
         </w:rPr>
-        <w:t>`0.75 cents`</w:t>
+        <w:t>`1.50 cents`</w:t>
       </w:r>
       <w:r>
         <w:t>.</w:t>
@@ -12823,7 +12823,7 @@
         <w:rPr>
           <w:b/>
         </w:rPr>
-        <w:t>`498.75`</w:t>
+        <w:t>`500.75`</w:t>
       </w:r>
       <w:r>
         <w:t xml:space="preserve"> | S2: </w:t>
@@ -12841,7 +12841,7 @@
         <w:rPr>
           <w:b/>
         </w:rPr>
-        <w:t>`502.25`</w:t>
+        <w:t>`503.25`</w:t>
       </w:r>
       <w:r>
         <w:t xml:space="preserve"> | R2: </w:t>
@@ -13584,7 +13584,7 @@
           <w:b/>
           <w:color w:val="15803D"/>
         </w:rPr>
-        <w:t>`498.75 - 502.86 cents (Canh mua vùng hỗ trợ)`</w:t>
+        <w:t>`500.75 - 502.71 cents (Canh mua vùng hỗ trợ)`</w:t>
       </w:r>
       <w:r>
         <w:t xml:space="preserve"> | SL: </w:t>
@@ -13593,7 +13593,7 @@
         <w:rPr>
           <w:b/>
         </w:rPr>
-        <w:t>`492.84 cents (Dưới cản S2 + 1.5x ATR)`</w:t>
+        <w:t>`492.83 cents (Dưới cản S2 + 1.5x ATR)`</w:t>
       </w:r>
       <w:r>
         <w:t xml:space="preserve"> | TP: </w:t>
@@ -13604,7 +13604,7 @@
           <w:color w:val="D97706"/>
           <w:sz w:val="19"/>
         </w:rPr>
-        <w:t xml:space="preserve"> 502.25 cents </w:t>
+        <w:t xml:space="preserve"> 503.25 cents </w:t>
       </w:r>
       <w:r>
         <w:t xml:space="preserve"> / </w:t>
@@ -13655,7 +13655,7 @@
         <w:rPr>
           <w:b/>
         </w:rPr>
-        <w:t>`497.25 - 498.75 cents`</w:t>
+        <w:t>`499.25 - 500.75 cents`</w:t>
       </w:r>
       <w:r>
         <w:t xml:space="preserve"> | SL: </w:t>
@@ -13664,7 +13664,7 @@
         <w:rPr>
           <w:b/>
         </w:rPr>
-        <w:t>`493.56 cents (Chống quét SL tuyệt đối)`</w:t>
+        <w:t>`493.55 cents (Chống quét SL tuyệt đối)`</w:t>
       </w:r>
       <w:r>
         <w:t xml:space="preserve"> | TP: </w:t>
@@ -13701,7 +13701,7 @@
         <w:rPr>
           <w:b/>
         </w:rPr>
-        <w:t>`502.25 - 503.75 cents`</w:t>
+        <w:t>`503.25 - 504.75 cents`</w:t>
       </w:r>
       <w:r>
         <w:t xml:space="preserve"> | SL: </w:t>
@@ -13710,7 +13710,7 @@
         <w:rPr>
           <w:b/>
         </w:rPr>
-        <w:t>`503.69 cents`</w:t>
+        <w:t>`504.70 cents`</w:t>
       </w:r>
       <w:r>
         <w:t xml:space="preserve"> | TP: </w:t>
@@ -13759,7 +13759,7 @@
         <w:rPr>
           <w:b/>
         </w:rPr>
-        <w:t>`489.25 - 495.00 cents`</w:t>
+        <w:t>`489.21 - 495.00 cents`</w:t>
       </w:r>
     </w:p>
     <w:p>
@@ -14166,7 +14166,7 @@
             </w:pPr>
             <w:r/>
             <w:r>
-              <w:t>501.00</w:t>
+              <w:t>502.25</w:t>
             </w:r>
           </w:p>
         </w:tc>
@@ -14194,7 +14194,7 @@
             </w:pPr>
             <w:r/>
             <w:r>
-              <w:t>504.75</w:t>
+              <w:t>506.00</w:t>
             </w:r>
           </w:p>
         </w:tc>
@@ -14222,7 +14222,7 @@
             </w:pPr>
             <w:r/>
             <w:r>
-              <w:t>497.75</w:t>
+              <w:t>499.00</w:t>
             </w:r>
           </w:p>
         </w:tc>
@@ -14253,7 +14253,7 @@
               <w:rPr>
                 <w:b/>
               </w:rPr>
-              <w:t>501.25</w:t>
+              <w:t>502.50</w:t>
             </w:r>
           </w:p>
         </w:tc>
@@ -14401,7 +14401,7 @@
             </w:pPr>
             <w:r/>
             <w:r>
-              <w:t>501.25</w:t>
+              <w:t>502.50</w:t>
             </w:r>
           </w:p>
         </w:tc>
@@ -14429,7 +14429,7 @@
             </w:pPr>
             <w:r/>
             <w:r>
-              <w:t>504.00</w:t>
+              <w:t>505.25</w:t>
             </w:r>
           </w:p>
         </w:tc>
@@ -14457,7 +14457,7 @@
             </w:pPr>
             <w:r/>
             <w:r>
-              <w:t>497.50</w:t>
+              <w:t>498.75</w:t>
             </w:r>
           </w:p>
         </w:tc>
@@ -14488,7 +14488,7 @@
               <w:rPr>
                 <w:b/>
               </w:rPr>
-              <w:t>500.75</w:t>
+              <w:t>502.00</w:t>
             </w:r>
           </w:p>
         </w:tc>
@@ -14636,7 +14636,7 @@
             </w:pPr>
             <w:r/>
             <w:r>
-              <w:t>500.75</w:t>
+              <w:t>502.00</w:t>
             </w:r>
           </w:p>
         </w:tc>
@@ -14664,7 +14664,7 @@
             </w:pPr>
             <w:r/>
             <w:r>
-              <w:t>503.75</w:t>
+              <w:t>505.00</w:t>
             </w:r>
           </w:p>
         </w:tc>
@@ -14692,7 +14692,7 @@
             </w:pPr>
             <w:r/>
             <w:r>
-              <w:t>496.75</w:t>
+              <w:t>498.00</w:t>
             </w:r>
           </w:p>
         </w:tc>
@@ -14723,7 +14723,7 @@
               <w:rPr>
                 <w:b/>
               </w:rPr>
-              <w:t>501.50</w:t>
+              <w:t>502.75</w:t>
             </w:r>
           </w:p>
         </w:tc>
@@ -14871,7 +14871,7 @@
             </w:pPr>
             <w:r/>
             <w:r>
-              <w:t>501.50</w:t>
+              <w:t>502.75</w:t>
             </w:r>
           </w:p>
         </w:tc>
@@ -14899,7 +14899,7 @@
             </w:pPr>
             <w:r/>
             <w:r>
-              <w:t>506.00</w:t>
+              <w:t>507.25</w:t>
             </w:r>
           </w:p>
         </w:tc>
@@ -14927,7 +14927,7 @@
             </w:pPr>
             <w:r/>
             <w:r>
-              <w:t>496.50</w:t>
+              <w:t>497.75</w:t>
             </w:r>
           </w:p>
         </w:tc>
@@ -14958,7 +14958,7 @@
               <w:rPr>
                 <w:b/>
               </w:rPr>
-              <w:t>502.25</w:t>
+              <w:t>503.50</w:t>
             </w:r>
           </w:p>
         </w:tc>
@@ -15106,7 +15106,7 @@
             </w:pPr>
             <w:r/>
             <w:r>
-              <w:t>502.25</w:t>
+              <w:t>503.50</w:t>
             </w:r>
           </w:p>
         </w:tc>
@@ -15134,7 +15134,7 @@
             </w:pPr>
             <w:r/>
             <w:r>
-              <w:t>507.75</w:t>
+              <w:t>509.00</w:t>
             </w:r>
           </w:p>
         </w:tc>
@@ -15162,7 +15162,7 @@
             </w:pPr>
             <w:r/>
             <w:r>
-              <w:t>496.00</w:t>
+              <w:t>497.25</w:t>
             </w:r>
           </w:p>
         </w:tc>
@@ -15193,7 +15193,7 @@
               <w:rPr>
                 <w:b/>
               </w:rPr>
-              <w:t>504.50</w:t>
+              <w:t>505.75</w:t>
             </w:r>
           </w:p>
         </w:tc>
@@ -15341,7 +15341,7 @@
             </w:pPr>
             <w:r/>
             <w:r>
-              <w:t>504.50</w:t>
+              <w:t>505.75</w:t>
             </w:r>
           </w:p>
         </w:tc>
@@ -15369,7 +15369,7 @@
             </w:pPr>
             <w:r/>
             <w:r>
-              <w:t>507.50</w:t>
+              <w:t>508.75</w:t>
             </w:r>
           </w:p>
         </w:tc>
@@ -15397,7 +15397,7 @@
             </w:pPr>
             <w:r/>
             <w:r>
-              <w:t>500.25</w:t>
+              <w:t>501.50</w:t>
             </w:r>
           </w:p>
         </w:tc>
@@ -15428,7 +15428,7 @@
               <w:rPr>
                 <w:b/>
               </w:rPr>
-              <w:t>504.75</w:t>
+              <w:t>506.00</w:t>
             </w:r>
           </w:p>
         </w:tc>
@@ -15576,7 +15576,7 @@
             </w:pPr>
             <w:r/>
             <w:r>
-              <w:t>504.75</w:t>
+              <w:t>506.00</w:t>
             </w:r>
           </w:p>
         </w:tc>
@@ -15604,7 +15604,7 @@
             </w:pPr>
             <w:r/>
             <w:r>
-              <w:t>508.00</w:t>
+              <w:t>509.25</w:t>
             </w:r>
           </w:p>
         </w:tc>
@@ -15632,7 +15632,7 @@
             </w:pPr>
             <w:r/>
             <w:r>
-              <w:t>498.25</w:t>
+              <w:t>499.50</w:t>
             </w:r>
           </w:p>
         </w:tc>
@@ -15663,7 +15663,7 @@
               <w:rPr>
                 <w:b/>
               </w:rPr>
-              <w:t>505.50</w:t>
+              <w:t>506.75</w:t>
             </w:r>
           </w:p>
         </w:tc>
@@ -15811,7 +15811,7 @@
             </w:pPr>
             <w:r/>
             <w:r>
-              <w:t>505.50</w:t>
+              <w:t>506.75</w:t>
             </w:r>
           </w:p>
         </w:tc>
@@ -15839,7 +15839,7 @@
             </w:pPr>
             <w:r/>
             <w:r>
-              <w:t>508.50</w:t>
+              <w:t>509.75</w:t>
             </w:r>
           </w:p>
         </w:tc>
@@ -15867,7 +15867,7 @@
             </w:pPr>
             <w:r/>
             <w:r>
-              <w:t>501.00</w:t>
+              <w:t>502.25</w:t>
             </w:r>
           </w:p>
         </w:tc>
@@ -15898,7 +15898,7 @@
               <w:rPr>
                 <w:b/>
               </w:rPr>
-              <w:t>505.00</w:t>
+              <w:t>506.25</w:t>
             </w:r>
           </w:p>
         </w:tc>
@@ -16046,7 +16046,7 @@
             </w:pPr>
             <w:r/>
             <w:r>
-              <w:t>505.00</w:t>
+              <w:t>506.25</w:t>
             </w:r>
           </w:p>
         </w:tc>
@@ -16074,7 +16074,7 @@
             </w:pPr>
             <w:r/>
             <w:r>
-              <w:t>509.00</w:t>
+              <w:t>510.25</w:t>
             </w:r>
           </w:p>
         </w:tc>
@@ -16102,7 +16102,7 @@
             </w:pPr>
             <w:r/>
             <w:r>
-              <w:t>499.25</w:t>
+              <w:t>500.50</w:t>
             </w:r>
           </w:p>
         </w:tc>
@@ -16133,7 +16133,7 @@
               <w:rPr>
                 <w:b/>
               </w:rPr>
-              <w:t>505.50</w:t>
+              <w:t>506.75</w:t>
             </w:r>
           </w:p>
         </w:tc>
@@ -16281,7 +16281,7 @@
             </w:pPr>
             <w:r/>
             <w:r>
-              <w:t>505.50</w:t>
+              <w:t>506.75</w:t>
             </w:r>
           </w:p>
         </w:tc>
@@ -16309,7 +16309,7 @@
             </w:pPr>
             <w:r/>
             <w:r>
-              <w:t>508.00</w:t>
+              <w:t>509.25</w:t>
             </w:r>
           </w:p>
         </w:tc>
@@ -16337,7 +16337,7 @@
             </w:pPr>
             <w:r/>
             <w:r>
-              <w:t>502.25</w:t>
+              <w:t>503.50</w:t>
             </w:r>
           </w:p>
         </w:tc>
@@ -16368,7 +16368,7 @@
               <w:rPr>
                 <w:b/>
               </w:rPr>
-              <w:t>506.00</w:t>
+              <w:t>507.25</w:t>
             </w:r>
           </w:p>
         </w:tc>
@@ -16516,7 +16516,7 @@
             </w:pPr>
             <w:r/>
             <w:r>
-              <w:t>506.00</w:t>
+              <w:t>507.25</w:t>
             </w:r>
           </w:p>
         </w:tc>
@@ -16544,7 +16544,7 @@
             </w:pPr>
             <w:r/>
             <w:r>
-              <w:t>509.50</w:t>
+              <w:t>510.75</w:t>
             </w:r>
           </w:p>
         </w:tc>
@@ -16572,7 +16572,7 @@
             </w:pPr>
             <w:r/>
             <w:r>
-              <w:t>500.00</w:t>
+              <w:t>501.25</w:t>
             </w:r>
           </w:p>
         </w:tc>
@@ -16603,7 +16603,7 @@
               <w:rPr>
                 <w:b/>
               </w:rPr>
-              <w:t>507.00</w:t>
+              <w:t>508.25</w:t>
             </w:r>
           </w:p>
         </w:tc>
@@ -16751,7 +16751,7 @@
             </w:pPr>
             <w:r/>
             <w:r>
-              <w:t>507.00</w:t>
+              <w:t>508.25</w:t>
             </w:r>
           </w:p>
         </w:tc>
@@ -16779,7 +16779,7 @@
             </w:pPr>
             <w:r/>
             <w:r>
-              <w:t>509.75</w:t>
+              <w:t>511.00</w:t>
             </w:r>
           </w:p>
         </w:tc>
@@ -16807,7 +16807,7 @@
             </w:pPr>
             <w:r/>
             <w:r>
-              <w:t>504.50</w:t>
+              <w:t>505.75</w:t>
             </w:r>
           </w:p>
         </w:tc>
@@ -16838,7 +16838,7 @@
               <w:rPr>
                 <w:b/>
               </w:rPr>
-              <w:t>507.00</w:t>
+              <w:t>508.25</w:t>
             </w:r>
           </w:p>
         </w:tc>
@@ -16986,7 +16986,7 @@
             </w:pPr>
             <w:r/>
             <w:r>
-              <w:t>507.00</w:t>
+              <w:t>508.25</w:t>
             </w:r>
           </w:p>
         </w:tc>
@@ -17014,7 +17014,7 @@
             </w:pPr>
             <w:r/>
             <w:r>
-              <w:t>509.75</w:t>
+              <w:t>511.00</w:t>
             </w:r>
           </w:p>
         </w:tc>
@@ -17042,7 +17042,7 @@
             </w:pPr>
             <w:r/>
             <w:r>
-              <w:t>504.50</w:t>
+              <w:t>505.75</w:t>
             </w:r>
           </w:p>
         </w:tc>
@@ -17073,7 +17073,7 @@
               <w:rPr>
                 <w:b/>
               </w:rPr>
-              <w:t>506.50</w:t>
+              <w:t>507.75</w:t>
             </w:r>
           </w:p>
         </w:tc>
@@ -17221,7 +17221,7 @@
             </w:pPr>
             <w:r/>
             <w:r>
-              <w:t>506.50</w:t>
+              <w:t>507.75</w:t>
             </w:r>
           </w:p>
         </w:tc>
@@ -17249,7 +17249,7 @@
             </w:pPr>
             <w:r/>
             <w:r>
-              <w:t>509.50</w:t>
+              <w:t>510.75</w:t>
             </w:r>
           </w:p>
         </w:tc>
@@ -17277,7 +17277,7 @@
             </w:pPr>
             <w:r/>
             <w:r>
-              <w:t>503.25</w:t>
+              <w:t>504.50</w:t>
             </w:r>
           </w:p>
         </w:tc>
@@ -17308,7 +17308,7 @@
               <w:rPr>
                 <w:b/>
               </w:rPr>
-              <w:t>506.25</w:t>
+              <w:t>507.50</w:t>
             </w:r>
           </w:p>
         </w:tc>
@@ -17456,7 +17456,7 @@
             </w:pPr>
             <w:r/>
             <w:r>
-              <w:t>506.25</w:t>
+              <w:t>507.50</w:t>
             </w:r>
           </w:p>
         </w:tc>
@@ -17484,7 +17484,7 @@
             </w:pPr>
             <w:r/>
             <w:r>
-              <w:t>510.25</w:t>
+              <w:t>511.50</w:t>
             </w:r>
           </w:p>
         </w:tc>
@@ -17512,7 +17512,7 @@
             </w:pPr>
             <w:r/>
             <w:r>
-              <w:t>501.00</w:t>
+              <w:t>502.25</w:t>
             </w:r>
           </w:p>
         </w:tc>
@@ -17543,7 +17543,7 @@
               <w:rPr>
                 <w:b/>
               </w:rPr>
-              <w:t>506.75</w:t>
+              <w:t>508.00</w:t>
             </w:r>
           </w:p>
         </w:tc>
@@ -17691,7 +17691,7 @@
             </w:pPr>
             <w:r/>
             <w:r>
-              <w:t>506.75</w:t>
+              <w:t>508.00</w:t>
             </w:r>
           </w:p>
         </w:tc>
@@ -17719,7 +17719,7 @@
             </w:pPr>
             <w:r/>
             <w:r>
-              <w:t>511.50</w:t>
+              <w:t>512.75</w:t>
             </w:r>
           </w:p>
         </w:tc>
@@ -17747,7 +17747,7 @@
             </w:pPr>
             <w:r/>
             <w:r>
-              <w:t>499.75</w:t>
+              <w:t>501.00</w:t>
             </w:r>
           </w:p>
         </w:tc>
@@ -17778,7 +17778,7 @@
               <w:rPr>
                 <w:b/>
               </w:rPr>
-              <w:t>508.75</w:t>
+              <w:t>510.00</w:t>
             </w:r>
           </w:p>
         </w:tc>
@@ -17926,7 +17926,7 @@
             </w:pPr>
             <w:r/>
             <w:r>
-              <w:t>508.75</w:t>
+              <w:t>510.00</w:t>
             </w:r>
           </w:p>
         </w:tc>
@@ -17954,7 +17954,7 @@
             </w:pPr>
             <w:r/>
             <w:r>
-              <w:t>516.75</w:t>
+              <w:t>518.00</w:t>
             </w:r>
           </w:p>
         </w:tc>
@@ -17982,7 +17982,7 @@
             </w:pPr>
             <w:r/>
             <w:r>
-              <w:t>501.75</w:t>
+              <w:t>503.00</w:t>
             </w:r>
           </w:p>
         </w:tc>
@@ -18013,7 +18013,7 @@
               <w:rPr>
                 <w:b/>
               </w:rPr>
-              <w:t>510.25</w:t>
+              <w:t>511.50</w:t>
             </w:r>
           </w:p>
         </w:tc>
@@ -18161,7 +18161,7 @@
             </w:pPr>
             <w:r/>
             <w:r>
-              <w:t>510.25</w:t>
+              <w:t>511.50</w:t>
             </w:r>
           </w:p>
         </w:tc>
@@ -18189,7 +18189,7 @@
             </w:pPr>
             <w:r/>
             <w:r>
-              <w:t>514.75</w:t>
+              <w:t>516.00</w:t>
             </w:r>
           </w:p>
         </w:tc>
@@ -18217,7 +18217,7 @@
             </w:pPr>
             <w:r/>
             <w:r>
-              <w:t>506.00</w:t>
+              <w:t>507.25</w:t>
             </w:r>
           </w:p>
         </w:tc>
@@ -18248,7 +18248,7 @@
               <w:rPr>
                 <w:b/>
               </w:rPr>
-              <w:t>509.75</w:t>
+              <w:t>511.00</w:t>
             </w:r>
           </w:p>
         </w:tc>
@@ -18396,7 +18396,7 @@
             </w:pPr>
             <w:r/>
             <w:r>
-              <w:t>509.75</w:t>
+              <w:t>511.00</w:t>
             </w:r>
           </w:p>
         </w:tc>
@@ -18424,7 +18424,7 @@
             </w:pPr>
             <w:r/>
             <w:r>
-              <w:t>512.00</w:t>
+              <w:t>513.25</w:t>
             </w:r>
           </w:p>
         </w:tc>
@@ -18452,7 +18452,7 @@
             </w:pPr>
             <w:r/>
             <w:r>
-              <w:t>507.00</w:t>
+              <w:t>508.25</w:t>
             </w:r>
           </w:p>
         </w:tc>
@@ -18483,7 +18483,7 @@
               <w:rPr>
                 <w:b/>
               </w:rPr>
-              <w:t>509.50</w:t>
+              <w:t>510.75</w:t>
             </w:r>
           </w:p>
         </w:tc>
@@ -18631,7 +18631,7 @@
             </w:pPr>
             <w:r/>
             <w:r>
-              <w:t>509.50</w:t>
+              <w:t>510.75</w:t>
             </w:r>
           </w:p>
         </w:tc>
@@ -18659,7 +18659,7 @@
             </w:pPr>
             <w:r/>
             <w:r>
-              <w:t>511.50</w:t>
+              <w:t>512.75</w:t>
             </w:r>
           </w:p>
         </w:tc>
@@ -18687,7 +18687,7 @@
             </w:pPr>
             <w:r/>
             <w:r>
-              <w:t>505.00</w:t>
+              <w:t>506.25</w:t>
             </w:r>
           </w:p>
         </w:tc>
@@ -18718,7 +18718,7 @@
               <w:rPr>
                 <w:b/>
               </w:rPr>
-              <w:t>509.75</w:t>
+              <w:t>511.00</w:t>
             </w:r>
           </w:p>
         </w:tc>
@@ -18866,7 +18866,7 @@
             </w:pPr>
             <w:r/>
             <w:r>
-              <w:t>509.75</w:t>
+              <w:t>511.00</w:t>
             </w:r>
           </w:p>
         </w:tc>
@@ -18894,7 +18894,7 @@
             </w:pPr>
             <w:r/>
             <w:r>
-              <w:t>513.50</w:t>
+              <w:t>514.75</w:t>
             </w:r>
           </w:p>
         </w:tc>
@@ -18922,7 +18922,7 @@
             </w:pPr>
             <w:r/>
             <w:r>
-              <w:t>507.00</w:t>
+              <w:t>508.25</w:t>
             </w:r>
           </w:p>
         </w:tc>
@@ -18953,7 +18953,7 @@
               <w:rPr>
                 <w:b/>
               </w:rPr>
-              <w:t>510.25</w:t>
+              <w:t>511.50</w:t>
             </w:r>
           </w:p>
         </w:tc>
@@ -19101,7 +19101,7 @@
             </w:pPr>
             <w:r/>
             <w:r>
-              <w:t>510.25</w:t>
+              <w:t>511.50</w:t>
             </w:r>
           </w:p>
         </w:tc>
@@ -19129,7 +19129,7 @@
             </w:pPr>
             <w:r/>
             <w:r>
-              <w:t>513.25</w:t>
+              <w:t>514.50</w:t>
             </w:r>
           </w:p>
         </w:tc>
@@ -19157,7 +19157,7 @@
             </w:pPr>
             <w:r/>
             <w:r>
-              <w:t>505.75</w:t>
+              <w:t>507.00</w:t>
             </w:r>
           </w:p>
         </w:tc>
@@ -19188,7 +19188,7 @@
               <w:rPr>
                 <w:b/>
               </w:rPr>
-              <w:t>510.50</w:t>
+              <w:t>511.75</w:t>
             </w:r>
           </w:p>
         </w:tc>
@@ -19336,7 +19336,7 @@
             </w:pPr>
             <w:r/>
             <w:r>
-              <w:t>510.50</w:t>
+              <w:t>511.75</w:t>
             </w:r>
           </w:p>
         </w:tc>
@@ -19364,7 +19364,7 @@
             </w:pPr>
             <w:r/>
             <w:r>
-              <w:t>514.75</w:t>
+              <w:t>516.00</w:t>
             </w:r>
           </w:p>
         </w:tc>
@@ -19392,7 +19392,7 @@
             </w:pPr>
             <w:r/>
             <w:r>
-              <w:t>507.25</w:t>
+              <w:t>508.50</w:t>
             </w:r>
           </w:p>
         </w:tc>
@@ -19423,7 +19423,7 @@
               <w:rPr>
                 <w:b/>
               </w:rPr>
-              <w:t>511.25</w:t>
+              <w:t>512.50</w:t>
             </w:r>
           </w:p>
         </w:tc>
@@ -19571,7 +19571,7 @@
             </w:pPr>
             <w:r/>
             <w:r>
-              <w:t>511.25</w:t>
+              <w:t>512.50</w:t>
             </w:r>
           </w:p>
         </w:tc>
@@ -19599,7 +19599,7 @@
             </w:pPr>
             <w:r/>
             <w:r>
-              <w:t>514.75</w:t>
+              <w:t>516.00</w:t>
             </w:r>
           </w:p>
         </w:tc>
@@ -19627,7 +19627,7 @@
             </w:pPr>
             <w:r/>
             <w:r>
-              <w:t>509.00</w:t>
+              <w:t>510.25</w:t>
             </w:r>
           </w:p>
         </w:tc>
@@ -19658,7 +19658,7 @@
               <w:rPr>
                 <w:b/>
               </w:rPr>
-              <w:t>511.25</w:t>
+              <w:t>512.50</w:t>
             </w:r>
           </w:p>
         </w:tc>
@@ -19806,7 +19806,7 @@
             </w:pPr>
             <w:r/>
             <w:r>
-              <w:t>511.25</w:t>
+              <w:t>512.50</w:t>
             </w:r>
           </w:p>
         </w:tc>
@@ -19834,7 +19834,7 @@
             </w:pPr>
             <w:r/>
             <w:r>
-              <w:t>515.00</w:t>
+              <w:t>516.25</w:t>
             </w:r>
           </w:p>
         </w:tc>
@@ -19862,7 +19862,7 @@
             </w:pPr>
             <w:r/>
             <w:r>
-              <w:t>507.75</w:t>
+              <w:t>509.00</w:t>
             </w:r>
           </w:p>
         </w:tc>
@@ -19893,7 +19893,7 @@
               <w:rPr>
                 <w:b/>
               </w:rPr>
-              <w:t>511.00</w:t>
+              <w:t>512.25</w:t>
             </w:r>
           </w:p>
         </w:tc>
@@ -20041,7 +20041,7 @@
             </w:pPr>
             <w:r/>
             <w:r>
-              <w:t>511.00</w:t>
+              <w:t>512.25</w:t>
             </w:r>
           </w:p>
         </w:tc>
@@ -20069,7 +20069,7 @@
             </w:pPr>
             <w:r/>
             <w:r>
-              <w:t>514.50</w:t>
+              <w:t>515.75</w:t>
             </w:r>
           </w:p>
         </w:tc>
@@ -20097,7 +20097,7 @@
             </w:pPr>
             <w:r/>
             <w:r>
-              <w:t>507.75</w:t>
+              <w:t>509.00</w:t>
             </w:r>
           </w:p>
         </w:tc>
@@ -20128,7 +20128,7 @@
               <w:rPr>
                 <w:b/>
               </w:rPr>
-              <w:t>510.75</w:t>
+              <w:t>512.00</w:t>
             </w:r>
           </w:p>
         </w:tc>
@@ -20276,7 +20276,7 @@
             </w:pPr>
             <w:r/>
             <w:r>
-              <w:t>510.75</w:t>
+              <w:t>512.00</w:t>
             </w:r>
           </w:p>
         </w:tc>
@@ -20304,7 +20304,7 @@
             </w:pPr>
             <w:r/>
             <w:r>
-              <w:t>513.75</w:t>
+              <w:t>515.00</w:t>
             </w:r>
           </w:p>
         </w:tc>
@@ -20332,7 +20332,7 @@
             </w:pPr>
             <w:r/>
             <w:r>
-              <w:t>508.00</w:t>
+              <w:t>509.25</w:t>
             </w:r>
           </w:p>
         </w:tc>
@@ -20363,7 +20363,7 @@
               <w:rPr>
                 <w:b/>
               </w:rPr>
-              <w:t>511.00</w:t>
+              <w:t>512.25</w:t>
             </w:r>
           </w:p>
         </w:tc>
@@ -20511,7 +20511,7 @@
             </w:pPr>
             <w:r/>
             <w:r>
-              <w:t>511.00</w:t>
+              <w:t>512.25</w:t>
             </w:r>
           </w:p>
         </w:tc>
@@ -20539,7 +20539,7 @@
             </w:pPr>
             <w:r/>
             <w:r>
-              <w:t>514.00</w:t>
+              <w:t>515.25</w:t>
             </w:r>
           </w:p>
         </w:tc>
@@ -20567,7 +20567,7 @@
             </w:pPr>
             <w:r/>
             <w:r>
-              <w:t>508.25</w:t>
+              <w:t>509.50</w:t>
             </w:r>
           </w:p>
         </w:tc>
@@ -20598,7 +20598,7 @@
               <w:rPr>
                 <w:b/>
               </w:rPr>
-              <w:t>511.00</w:t>
+              <w:t>512.25</w:t>
             </w:r>
           </w:p>
         </w:tc>
@@ -20746,7 +20746,7 @@
             </w:pPr>
             <w:r/>
             <w:r>
-              <w:t>511.00</w:t>
+              <w:t>512.25</w:t>
             </w:r>
           </w:p>
         </w:tc>
@@ -20774,7 +20774,7 @@
             </w:pPr>
             <w:r/>
             <w:r>
-              <w:t>515.00</w:t>
+              <w:t>516.25</w:t>
             </w:r>
           </w:p>
         </w:tc>
@@ -20802,7 +20802,7 @@
             </w:pPr>
             <w:r/>
             <w:r>
-              <w:t>507.50</w:t>
+              <w:t>508.75</w:t>
             </w:r>
           </w:p>
         </w:tc>
@@ -20833,7 +20833,7 @@
               <w:rPr>
                 <w:b/>
               </w:rPr>
-              <w:t>511.50</w:t>
+              <w:t>512.75</w:t>
             </w:r>
           </w:p>
         </w:tc>
@@ -20981,7 +20981,7 @@
             </w:pPr>
             <w:r/>
             <w:r>
-              <w:t>511.50</w:t>
+              <w:t>512.75</w:t>
             </w:r>
           </w:p>
         </w:tc>
@@ -21009,7 +21009,7 @@
             </w:pPr>
             <w:r/>
             <w:r>
-              <w:t>515.50</w:t>
+              <w:t>516.75</w:t>
             </w:r>
           </w:p>
         </w:tc>
@@ -21037,7 +21037,7 @@
             </w:pPr>
             <w:r/>
             <w:r>
-              <w:t>509.75</w:t>
+              <w:t>511.00</w:t>
             </w:r>
           </w:p>
         </w:tc>
@@ -21068,7 +21068,7 @@
               <w:rPr>
                 <w:b/>
               </w:rPr>
-              <w:t>511.25</w:t>
+              <w:t>512.50</w:t>
             </w:r>
           </w:p>
         </w:tc>
@@ -21791,7 +21791,7 @@
         <w:t>Giá Chốt Phiên (Close):</w:t>
       </w:r>
       <w:r>
-        <w:t xml:space="preserve"> 686.00 cents | </w:t>
+        <w:t xml:space="preserve"> 687.25 cents | </w:t>
       </w:r>
       <w:r>
         <w:rPr>
@@ -21806,10 +21806,10 @@
         <w:rPr>
           <w:b/>
         </w:rPr>
-        <w:t>`686.54 cents`</w:t>
+        <w:t>`687.85 cents`</w:t>
       </w:r>
       <w:r>
-        <w:t xml:space="preserve"> (+0.54).</w:t>
+        <w:t xml:space="preserve"> (+0.60).</w:t>
       </w:r>
     </w:p>
     <w:p>
@@ -21830,7 +21830,7 @@
         <w:rPr>
           <w:b/>
         </w:rPr>
-        <w:t>`3,535`</w:t>
+        <w:t>`9,151`</w:t>
       </w:r>
       <w:r>
         <w:t xml:space="preserve"> (Chênh lệch: </w:t>
@@ -21839,7 +21839,7 @@
         <w:rPr>
           <w:b/>
         </w:rPr>
-        <w:t>`-60,809`</w:t>
+        <w:t>`-55,193`</w:t>
       </w:r>
       <w:r>
         <w:t xml:space="preserve">) | OI: </w:t>
@@ -21881,7 +21881,7 @@
         <w:rPr>
           <w:b/>
         </w:rPr>
-        <w:t>`Bullish Engulfing (Nhấn chìm tăng trưởng)`</w:t>
+        <w:t>`Bearish Engulfing (Nhấn chìm giảm thiểu)`</w:t>
       </w:r>
     </w:p>
     <w:p>
@@ -21901,9 +21901,9 @@
       <w:r>
         <w:rPr>
           <w:b/>
-          <w:color w:val="15803D"/>
+          <w:color w:val="B91C1C"/>
         </w:rPr>
-        <w:t>`Giảm suy yếu / Đáy ngắn hạn (Long Liquidation Decline)`</w:t>
+        <w:t>`Tăng yếu / Rủi ro đảo chiều (Short Covering Rally)`</w:t>
       </w:r>
     </w:p>
     <w:p>
@@ -21918,16 +21918,16 @@
         <w:t>Đánh giá xu hướng kết hợp:</w:t>
       </w:r>
       <w:r>
-        <w:t xml:space="preserve"> ️ </w:t>
+        <w:t xml:space="preserve"> </w:t>
       </w:r>
       <w:r>
         <w:rPr>
           <w:b/>
         </w:rPr>
-        <w:t>HỒI KỸ THUẬT YẾU (Weak Bullish Retest):</w:t>
+        <w:t>TĂNG MẠNH MẼ (Strong Bullish Confirmation):</w:t>
       </w:r>
       <w:r>
-        <w:t xml:space="preserve"> Xuất hiện nến tăng nhưng dòng tiền/thanh khoản yếu. Cần quan sát thêm lực cầu.</w:t>
+        <w:t xml:space="preserve"> Mô hình nến tăng được củng cố bởi dòng tiền gia tăng tích cực, hỗ trợ lực mua lên bền vững.</w:t>
       </w:r>
     </w:p>
     <w:p>
@@ -22173,7 +22173,7 @@
               <w:rPr>
                 <w:b/>
               </w:rPr>
-              <w:t>103.31</w:t>
+              <w:t>104.61</w:t>
             </w:r>
           </w:p>
         </w:tc>
@@ -22204,7 +22204,7 @@
               <w:rPr>
                 <w:b/>
               </w:rPr>
-              <w:t>+3.10%</w:t>
+              <w:t>+4.40%</w:t>
             </w:r>
           </w:p>
         </w:tc>
@@ -22296,7 +22296,7 @@
               <w:rPr>
                 <w:b/>
               </w:rPr>
-              <w:t>102.29</w:t>
+              <w:t>102.41</w:t>
             </w:r>
           </w:p>
         </w:tc>
@@ -22327,7 +22327,7 @@
               <w:rPr>
                 <w:b/>
               </w:rPr>
-              <w:t>+0.05%</w:t>
+              <w:t>+0.17%</w:t>
             </w:r>
           </w:p>
         </w:tc>
@@ -22931,7 +22931,7 @@
         <w:t xml:space="preserve"> EMA_21 </w:t>
       </w:r>
       <w:r>
-        <w:t xml:space="preserve"> (690.06) &lt; </w:t>
+        <w:t xml:space="preserve"> (689.09) &lt; </w:t>
       </w:r>
       <w:r>
         <w:rPr>
@@ -22942,7 +22942,7 @@
         <w:t xml:space="preserve"> EMA_50 </w:t>
       </w:r>
       <w:r>
-        <w:t xml:space="preserve"> (692.23).</w:t>
+        <w:t xml:space="preserve"> (691.37).</w:t>
       </w:r>
     </w:p>
     <w:p>
@@ -22963,7 +22963,7 @@
         <w:rPr>
           <w:b/>
         </w:rPr>
-        <w:t>`36.16`</w:t>
+        <w:t>`42.18`</w:t>
       </w:r>
       <w:r>
         <w:t xml:space="preserve"> | ATR (14) = </w:t>
@@ -22972,7 +22972,7 @@
         <w:rPr>
           <w:b/>
         </w:rPr>
-        <w:t>`2.48`</w:t>
+        <w:t>`2.81`</w:t>
       </w:r>
       <w:r>
         <w:t xml:space="preserve"> cents | Volatility = </w:t>
@@ -22981,7 +22981,7 @@
         <w:rPr>
           <w:b/>
         </w:rPr>
-        <w:t>`2.25 cents`</w:t>
+        <w:t>`3.00 cents`</w:t>
       </w:r>
       <w:r>
         <w:t>.</w:t>
@@ -23005,7 +23005,7 @@
         <w:rPr>
           <w:b/>
         </w:rPr>
-        <w:t>`683.75`</w:t>
+        <w:t>`685.00`</w:t>
       </w:r>
       <w:r>
         <w:t xml:space="preserve"> | S2: </w:t>
@@ -23756,7 +23756,7 @@
           <w:b/>
           <w:color w:val="B91C1C"/>
         </w:rPr>
-        <w:t>`690.06 - 692.23 cents (Canh bán hồi kỹ thuật H1)`</w:t>
+        <w:t>`689.09 - 691.37 cents (Canh bán hồi kỹ thuật H1)`</w:t>
       </w:r>
       <w:r>
         <w:t xml:space="preserve"> | SL: </w:t>
@@ -23765,7 +23765,7 @@
         <w:rPr>
           <w:b/>
         </w:rPr>
-        <w:t>`778.47 cents (Trên kháng cự R2 + 1.5x ATR)`</w:t>
+        <w:t>`778.96 cents (Trên kháng cự R2 + 1.5x ATR)`</w:t>
       </w:r>
       <w:r>
         <w:t xml:space="preserve"> | TP: </w:t>
@@ -23776,7 +23776,7 @@
           <w:color w:val="D97706"/>
           <w:sz w:val="19"/>
         </w:rPr>
-        <w:t xml:space="preserve"> 683.75 cents </w:t>
+        <w:t xml:space="preserve"> 685.00 cents </w:t>
       </w:r>
       <w:r>
         <w:t xml:space="preserve"> / </w:t>
@@ -23827,7 +23827,7 @@
         <w:rPr>
           <w:b/>
         </w:rPr>
-        <w:t>`681.75 - 683.75 cents`</w:t>
+        <w:t>`683.00 - 685.00 cents`</w:t>
       </w:r>
       <w:r>
         <w:t xml:space="preserve"> | SL: </w:t>
@@ -23836,7 +23836,7 @@
         <w:rPr>
           <w:b/>
         </w:rPr>
-        <w:t>`668.27 cents`</w:t>
+        <w:t>`667.94 cents`</w:t>
       </w:r>
       <w:r>
         <w:t xml:space="preserve"> | TP: </w:t>
@@ -23882,7 +23882,7 @@
         <w:rPr>
           <w:b/>
         </w:rPr>
-        <w:t>`691.48 cents`</w:t>
+        <w:t>`691.81 cents`</w:t>
       </w:r>
       <w:r>
         <w:t xml:space="preserve"> | TP: </w:t>
@@ -23931,7 +23931,7 @@
         <w:rPr>
           <w:b/>
         </w:rPr>
-        <w:t>`660.84 - 670.75 cents`</w:t>
+        <w:t>`659.53 - 670.75 cents`</w:t>
       </w:r>
     </w:p>
     <w:p>
@@ -24338,7 +24338,7 @@
             </w:pPr>
             <w:r/>
             <w:r>
-              <w:t>686.00</w:t>
+              <w:t>687.25</w:t>
             </w:r>
           </w:p>
         </w:tc>
@@ -24366,7 +24366,7 @@
             </w:pPr>
             <w:r/>
             <w:r>
-              <w:t>697.25</w:t>
+              <w:t>698.50</w:t>
             </w:r>
           </w:p>
         </w:tc>
@@ -24394,7 +24394,7 @@
             </w:pPr>
             <w:r/>
             <w:r>
-              <w:t>680.50</w:t>
+              <w:t>681.75</w:t>
             </w:r>
           </w:p>
         </w:tc>
@@ -24425,7 +24425,7 @@
               <w:rPr>
                 <w:b/>
               </w:rPr>
-              <w:t>685.25</w:t>
+              <w:t>686.50</w:t>
             </w:r>
           </w:p>
         </w:tc>
@@ -24573,7 +24573,7 @@
             </w:pPr>
             <w:r/>
             <w:r>
-              <w:t>685.25</w:t>
+              <w:t>686.50</w:t>
             </w:r>
           </w:p>
         </w:tc>
@@ -24601,7 +24601,7 @@
             </w:pPr>
             <w:r/>
             <w:r>
-              <w:t>692.75</w:t>
+              <w:t>694.00</w:t>
             </w:r>
           </w:p>
         </w:tc>
@@ -24629,7 +24629,7 @@
             </w:pPr>
             <w:r/>
             <w:r>
-              <w:t>679.25</w:t>
+              <w:t>680.50</w:t>
             </w:r>
           </w:p>
         </w:tc>
@@ -24660,7 +24660,7 @@
               <w:rPr>
                 <w:b/>
               </w:rPr>
-              <w:t>684.75</w:t>
+              <w:t>686.00</w:t>
             </w:r>
           </w:p>
         </w:tc>
@@ -24808,7 +24808,7 @@
             </w:pPr>
             <w:r/>
             <w:r>
-              <w:t>684.75</w:t>
+              <w:t>686.00</w:t>
             </w:r>
           </w:p>
         </w:tc>
@@ -24836,7 +24836,7 @@
             </w:pPr>
             <w:r/>
             <w:r>
-              <w:t>698.50</w:t>
+              <w:t>699.75</w:t>
             </w:r>
           </w:p>
         </w:tc>
@@ -24864,7 +24864,7 @@
             </w:pPr>
             <w:r/>
             <w:r>
-              <w:t>670.00</w:t>
+              <w:t>671.25</w:t>
             </w:r>
           </w:p>
         </w:tc>
@@ -24895,7 +24895,7 @@
               <w:rPr>
                 <w:b/>
               </w:rPr>
-              <w:t>686.75</w:t>
+              <w:t>688.00</w:t>
             </w:r>
           </w:p>
         </w:tc>
@@ -25043,7 +25043,7 @@
             </w:pPr>
             <w:r/>
             <w:r>
-              <w:t>686.75</w:t>
+              <w:t>688.00</w:t>
             </w:r>
           </w:p>
         </w:tc>
@@ -25071,7 +25071,7 @@
             </w:pPr>
             <w:r/>
             <w:r>
-              <w:t>700.00</w:t>
+              <w:t>701.25</w:t>
             </w:r>
           </w:p>
         </w:tc>
@@ -25099,7 +25099,7 @@
             </w:pPr>
             <w:r/>
             <w:r>
-              <w:t>678.50</w:t>
+              <w:t>679.75</w:t>
             </w:r>
           </w:p>
         </w:tc>
@@ -25130,7 +25130,7 @@
               <w:rPr>
                 <w:b/>
               </w:rPr>
-              <w:t>688.00</w:t>
+              <w:t>689.25</w:t>
             </w:r>
           </w:p>
         </w:tc>
@@ -25278,7 +25278,7 @@
             </w:pPr>
             <w:r/>
             <w:r>
-              <w:t>688.00</w:t>
+              <w:t>689.25</w:t>
             </w:r>
           </w:p>
         </w:tc>
@@ -25306,7 +25306,7 @@
             </w:pPr>
             <w:r/>
             <w:r>
-              <w:t>704.50</w:t>
+              <w:t>705.75</w:t>
             </w:r>
           </w:p>
         </w:tc>
@@ -25334,7 +25334,7 @@
             </w:pPr>
             <w:r/>
             <w:r>
-              <w:t>677.50</w:t>
+              <w:t>678.75</w:t>
             </w:r>
           </w:p>
         </w:tc>
@@ -25365,7 +25365,7 @@
               <w:rPr>
                 <w:b/>
               </w:rPr>
-              <w:t>692.50</w:t>
+              <w:t>693.75</w:t>
             </w:r>
           </w:p>
         </w:tc>
@@ -25513,7 +25513,7 @@
             </w:pPr>
             <w:r/>
             <w:r>
-              <w:t>692.50</w:t>
+              <w:t>693.75</w:t>
             </w:r>
           </w:p>
         </w:tc>
@@ -25541,7 +25541,7 @@
             </w:pPr>
             <w:r/>
             <w:r>
-              <w:t>700.25</w:t>
+              <w:t>701.50</w:t>
             </w:r>
           </w:p>
         </w:tc>
@@ -25569,7 +25569,7 @@
             </w:pPr>
             <w:r/>
             <w:r>
-              <w:t>681.50</w:t>
+              <w:t>682.75</w:t>
             </w:r>
           </w:p>
         </w:tc>
@@ -25600,7 +25600,7 @@
               <w:rPr>
                 <w:b/>
               </w:rPr>
-              <w:t>693.75</w:t>
+              <w:t>695.00</w:t>
             </w:r>
           </w:p>
         </w:tc>
@@ -25748,7 +25748,7 @@
             </w:pPr>
             <w:r/>
             <w:r>
-              <w:t>693.75</w:t>
+              <w:t>695.00</w:t>
             </w:r>
           </w:p>
         </w:tc>
@@ -25776,7 +25776,7 @@
             </w:pPr>
             <w:r/>
             <w:r>
-              <w:t>702.00</w:t>
+              <w:t>703.25</w:t>
             </w:r>
           </w:p>
         </w:tc>
@@ -25804,7 +25804,7 @@
             </w:pPr>
             <w:r/>
             <w:r>
-              <w:t>683.25</w:t>
+              <w:t>684.50</w:t>
             </w:r>
           </w:p>
         </w:tc>
@@ -25835,7 +25835,7 @@
               <w:rPr>
                 <w:b/>
               </w:rPr>
-              <w:t>695.50</w:t>
+              <w:t>696.75</w:t>
             </w:r>
           </w:p>
         </w:tc>
@@ -25983,7 +25983,7 @@
             </w:pPr>
             <w:r/>
             <w:r>
-              <w:t>695.50</w:t>
+              <w:t>696.75</w:t>
             </w:r>
           </w:p>
         </w:tc>
@@ -26011,7 +26011,7 @@
             </w:pPr>
             <w:r/>
             <w:r>
-              <w:t>707.75</w:t>
+              <w:t>709.00</w:t>
             </w:r>
           </w:p>
         </w:tc>
@@ -26039,7 +26039,7 @@
             </w:pPr>
             <w:r/>
             <w:r>
-              <w:t>685.75</w:t>
+              <w:t>687.00</w:t>
             </w:r>
           </w:p>
         </w:tc>
@@ -26070,7 +26070,7 @@
               <w:rPr>
                 <w:b/>
               </w:rPr>
-              <w:t>694.50</w:t>
+              <w:t>695.75</w:t>
             </w:r>
           </w:p>
         </w:tc>
@@ -26218,7 +26218,7 @@
             </w:pPr>
             <w:r/>
             <w:r>
-              <w:t>694.50</w:t>
+              <w:t>695.75</w:t>
             </w:r>
           </w:p>
         </w:tc>
@@ -26246,7 +26246,7 @@
             </w:pPr>
             <w:r/>
             <w:r>
-              <w:t>705.00</w:t>
+              <w:t>706.25</w:t>
             </w:r>
           </w:p>
         </w:tc>
@@ -26274,7 +26274,7 @@
             </w:pPr>
             <w:r/>
             <w:r>
-              <w:t>679.75</w:t>
+              <w:t>681.00</w:t>
             </w:r>
           </w:p>
         </w:tc>
@@ -26305,7 +26305,7 @@
               <w:rPr>
                 <w:b/>
               </w:rPr>
-              <w:t>696.75</w:t>
+              <w:t>698.00</w:t>
             </w:r>
           </w:p>
         </w:tc>
@@ -26453,7 +26453,7 @@
             </w:pPr>
             <w:r/>
             <w:r>
-              <w:t>696.75</w:t>
+              <w:t>698.00</w:t>
             </w:r>
           </w:p>
         </w:tc>
@@ -26481,7 +26481,7 @@
             </w:pPr>
             <w:r/>
             <w:r>
-              <w:t>707.25</w:t>
+              <w:t>708.50</w:t>
             </w:r>
           </w:p>
         </w:tc>
@@ -26509,7 +26509,7 @@
             </w:pPr>
             <w:r/>
             <w:r>
-              <w:t>690.50</w:t>
+              <w:t>691.75</w:t>
             </w:r>
           </w:p>
         </w:tc>
@@ -26540,7 +26540,7 @@
               <w:rPr>
                 <w:b/>
               </w:rPr>
-              <w:t>697.50</w:t>
+              <w:t>698.75</w:t>
             </w:r>
           </w:p>
         </w:tc>
@@ -26688,7 +26688,7 @@
             </w:pPr>
             <w:r/>
             <w:r>
-              <w:t>697.50</w:t>
+              <w:t>698.75</w:t>
             </w:r>
           </w:p>
         </w:tc>
@@ -26716,7 +26716,7 @@
             </w:pPr>
             <w:r/>
             <w:r>
-              <w:t>711.75</w:t>
+              <w:t>713.00</w:t>
             </w:r>
           </w:p>
         </w:tc>
@@ -26744,7 +26744,7 @@
             </w:pPr>
             <w:r/>
             <w:r>
-              <w:t>682.75</w:t>
+              <w:t>684.00</w:t>
             </w:r>
           </w:p>
         </w:tc>
@@ -26775,7 +26775,7 @@
               <w:rPr>
                 <w:b/>
               </w:rPr>
-              <w:t>699.50</w:t>
+              <w:t>700.75</w:t>
             </w:r>
           </w:p>
         </w:tc>
@@ -26923,7 +26923,7 @@
             </w:pPr>
             <w:r/>
             <w:r>
-              <w:t>699.50</w:t>
+              <w:t>700.75</w:t>
             </w:r>
           </w:p>
         </w:tc>
@@ -26951,7 +26951,7 @@
             </w:pPr>
             <w:r/>
             <w:r>
-              <w:t>706.00</w:t>
+              <w:t>707.25</w:t>
             </w:r>
           </w:p>
         </w:tc>
@@ -26979,7 +26979,7 @@
             </w:pPr>
             <w:r/>
             <w:r>
-              <w:t>692.75</w:t>
+              <w:t>694.00</w:t>
             </w:r>
           </w:p>
         </w:tc>
@@ -27010,7 +27010,7 @@
               <w:rPr>
                 <w:b/>
               </w:rPr>
-              <w:t>699.75</w:t>
+              <w:t>701.00</w:t>
             </w:r>
           </w:p>
         </w:tc>
@@ -27158,7 +27158,7 @@
             </w:pPr>
             <w:r/>
             <w:r>
-              <w:t>699.75</w:t>
+              <w:t>701.00</w:t>
             </w:r>
           </w:p>
         </w:tc>
@@ -27186,7 +27186,7 @@
             </w:pPr>
             <w:r/>
             <w:r>
-              <w:t>710.00</w:t>
+              <w:t>711.25</w:t>
             </w:r>
           </w:p>
         </w:tc>
@@ -27214,7 +27214,7 @@
             </w:pPr>
             <w:r/>
             <w:r>
-              <w:t>691.75</w:t>
+              <w:t>693.00</w:t>
             </w:r>
           </w:p>
         </w:tc>
@@ -27245,7 +27245,7 @@
               <w:rPr>
                 <w:b/>
               </w:rPr>
-              <w:t>700.25</w:t>
+              <w:t>701.50</w:t>
             </w:r>
           </w:p>
         </w:tc>
@@ -27393,7 +27393,7 @@
             </w:pPr>
             <w:r/>
             <w:r>
-              <w:t>700.25</w:t>
+              <w:t>701.50</w:t>
             </w:r>
           </w:p>
         </w:tc>
@@ -27421,7 +27421,7 @@
             </w:pPr>
             <w:r/>
             <w:r>
-              <w:t>707.25</w:t>
+              <w:t>708.50</w:t>
             </w:r>
           </w:p>
         </w:tc>
@@ -27449,7 +27449,7 @@
             </w:pPr>
             <w:r/>
             <w:r>
-              <w:t>694.25</w:t>
+              <w:t>695.50</w:t>
             </w:r>
           </w:p>
         </w:tc>
@@ -27480,7 +27480,7 @@
               <w:rPr>
                 <w:b/>
               </w:rPr>
-              <w:t>699.50</w:t>
+              <w:t>700.75</w:t>
             </w:r>
           </w:p>
         </w:tc>
@@ -27628,7 +27628,7 @@
             </w:pPr>
             <w:r/>
             <w:r>
-              <w:t>699.50</w:t>
+              <w:t>700.75</w:t>
             </w:r>
           </w:p>
         </w:tc>
@@ -27656,7 +27656,7 @@
             </w:pPr>
             <w:r/>
             <w:r>
-              <w:t>713.00</w:t>
+              <w:t>714.25</w:t>
             </w:r>
           </w:p>
         </w:tc>
@@ -27684,7 +27684,7 @@
             </w:pPr>
             <w:r/>
             <w:r>
-              <w:t>686.50</w:t>
+              <w:t>687.75</w:t>
             </w:r>
           </w:p>
         </w:tc>
@@ -27715,7 +27715,7 @@
               <w:rPr>
                 <w:b/>
               </w:rPr>
-              <w:t>701.25</w:t>
+              <w:t>702.50</w:t>
             </w:r>
           </w:p>
         </w:tc>
@@ -27863,7 +27863,7 @@
             </w:pPr>
             <w:r/>
             <w:r>
-              <w:t>701.25</w:t>
+              <w:t>702.50</w:t>
             </w:r>
           </w:p>
         </w:tc>
@@ -27891,7 +27891,7 @@
             </w:pPr>
             <w:r/>
             <w:r>
-              <w:t>710.50</w:t>
+              <w:t>711.75</w:t>
             </w:r>
           </w:p>
         </w:tc>
@@ -27919,7 +27919,7 @@
             </w:pPr>
             <w:r/>
             <w:r>
-              <w:t>690.50</w:t>
+              <w:t>691.75</w:t>
             </w:r>
           </w:p>
         </w:tc>
@@ -27927,6 +27927,711 @@
           <w:tcPr>
             <w:tcW w:type="dxa" w:w="1728"/>
             <w:shd w:fill="FFFFFF"/>
+            <w:tcMar>
+              <w:top w:w="100" w:type="dxa"/>
+              <w:bottom w:w="100" w:type="dxa"/>
+              <w:left w:w="120" w:type="dxa"/>
+              <w:right w:w="120" w:type="dxa"/>
+            </w:tcMar>
+            <w:tcBorders>
+              <w:top w:val="single" w:sz="4" w:space="0" w:color="CCCCCC"/>
+              <w:bottom w:val="single" w:sz="4" w:space="0" w:color="CCCCCC"/>
+              <w:left w:val="single" w:sz="4" w:space="0" w:color="CCCCCC"/>
+              <w:right w:val="single" w:sz="4" w:space="0" w:color="CCCCCC"/>
+            </w:tcBorders>
+          </w:tcPr>
+          <w:p>
+            <w:pPr>
+              <w:spacing w:before="60" w:after="60" w:line="252" w:lineRule="auto"/>
+              <w:jc w:val="left"/>
+            </w:pPr>
+            <w:r/>
+            <w:r>
+              <w:rPr>
+                <w:b/>
+              </w:rPr>
+              <w:t>703.00</w:t>
+            </w:r>
+          </w:p>
+        </w:tc>
+        <w:tc>
+          <w:tcPr>
+            <w:tcW w:type="dxa" w:w="3456"/>
+            <w:shd w:fill="FFFFFF"/>
+            <w:tcMar>
+              <w:top w:w="100" w:type="dxa"/>
+              <w:bottom w:w="100" w:type="dxa"/>
+              <w:left w:w="120" w:type="dxa"/>
+              <w:right w:w="120" w:type="dxa"/>
+            </w:tcMar>
+            <w:tcBorders>
+              <w:top w:val="single" w:sz="4" w:space="0" w:color="CCCCCC"/>
+              <w:bottom w:val="single" w:sz="4" w:space="0" w:color="CCCCCC"/>
+              <w:left w:val="single" w:sz="4" w:space="0" w:color="CCCCCC"/>
+              <w:right w:val="single" w:sz="4" w:space="0" w:color="CCCCCC"/>
+            </w:tcBorders>
+          </w:tcPr>
+          <w:p>
+            <w:pPr>
+              <w:spacing w:before="60" w:after="60" w:line="252" w:lineRule="auto"/>
+              <w:jc w:val="left"/>
+            </w:pPr>
+            <w:r/>
+            <w:r>
+              <w:rPr>
+                <w:b/>
+              </w:rPr>
+              <w:t>+0.50</w:t>
+            </w:r>
+          </w:p>
+        </w:tc>
+        <w:tc>
+          <w:tcPr>
+            <w:tcW w:type="dxa" w:w="1440"/>
+            <w:shd w:fill="FFFFFF"/>
+            <w:tcMar>
+              <w:top w:w="100" w:type="dxa"/>
+              <w:bottom w:w="100" w:type="dxa"/>
+              <w:left w:w="120" w:type="dxa"/>
+              <w:right w:w="120" w:type="dxa"/>
+            </w:tcMar>
+            <w:tcBorders>
+              <w:top w:val="single" w:sz="4" w:space="0" w:color="CCCCCC"/>
+              <w:bottom w:val="single" w:sz="4" w:space="0" w:color="CCCCCC"/>
+              <w:left w:val="single" w:sz="4" w:space="0" w:color="CCCCCC"/>
+              <w:right w:val="single" w:sz="4" w:space="0" w:color="CCCCCC"/>
+            </w:tcBorders>
+          </w:tcPr>
+          <w:p>
+            <w:pPr>
+              <w:spacing w:before="60" w:after="60" w:line="252" w:lineRule="auto"/>
+              <w:jc w:val="left"/>
+            </w:pPr>
+            <w:r/>
+            <w:r>
+              <w:t>BULL</w:t>
+            </w:r>
+          </w:p>
+        </w:tc>
+      </w:tr>
+      <w:tr>
+        <w:tc>
+          <w:tcPr>
+            <w:tcW w:type="dxa" w:w="1584"/>
+            <w:shd w:fill="F8FAFC"/>
+            <w:tcMar>
+              <w:top w:w="100" w:type="dxa"/>
+              <w:bottom w:w="100" w:type="dxa"/>
+              <w:left w:w="120" w:type="dxa"/>
+              <w:right w:w="120" w:type="dxa"/>
+            </w:tcMar>
+            <w:tcBorders>
+              <w:top w:val="single" w:sz="4" w:space="0" w:color="CCCCCC"/>
+              <w:bottom w:val="single" w:sz="4" w:space="0" w:color="CCCCCC"/>
+              <w:left w:val="single" w:sz="4" w:space="0" w:color="CCCCCC"/>
+              <w:right w:val="single" w:sz="4" w:space="0" w:color="CCCCCC"/>
+            </w:tcBorders>
+          </w:tcPr>
+          <w:p>
+            <w:pPr>
+              <w:spacing w:before="60" w:after="60" w:line="252" w:lineRule="auto"/>
+              <w:jc w:val="left"/>
+            </w:pPr>
+            <w:r/>
+            <w:r>
+              <w:rPr>
+                <w:b/>
+              </w:rPr>
+              <w:t>Wed 07/10</w:t>
+            </w:r>
+          </w:p>
+        </w:tc>
+        <w:tc>
+          <w:tcPr>
+            <w:tcW w:type="dxa" w:w="864"/>
+            <w:shd w:fill="F8FAFC"/>
+            <w:tcMar>
+              <w:top w:w="100" w:type="dxa"/>
+              <w:bottom w:w="100" w:type="dxa"/>
+              <w:left w:w="120" w:type="dxa"/>
+              <w:right w:w="120" w:type="dxa"/>
+            </w:tcMar>
+            <w:tcBorders>
+              <w:top w:val="single" w:sz="4" w:space="0" w:color="CCCCCC"/>
+              <w:bottom w:val="single" w:sz="4" w:space="0" w:color="CCCCCC"/>
+              <w:left w:val="single" w:sz="4" w:space="0" w:color="CCCCCC"/>
+              <w:right w:val="single" w:sz="4" w:space="0" w:color="CCCCCC"/>
+            </w:tcBorders>
+          </w:tcPr>
+          <w:p>
+            <w:pPr>
+              <w:spacing w:before="60" w:after="60" w:line="252" w:lineRule="auto"/>
+              <w:jc w:val="left"/>
+            </w:pPr>
+            <w:r/>
+            <w:r>
+              <w:t>NY Open 21-23</w:t>
+            </w:r>
+          </w:p>
+        </w:tc>
+        <w:tc>
+          <w:tcPr>
+            <w:tcW w:type="dxa" w:w="1440"/>
+            <w:shd w:fill="F8FAFC"/>
+            <w:tcMar>
+              <w:top w:w="100" w:type="dxa"/>
+              <w:bottom w:w="100" w:type="dxa"/>
+              <w:left w:w="120" w:type="dxa"/>
+              <w:right w:w="120" w:type="dxa"/>
+            </w:tcMar>
+            <w:tcBorders>
+              <w:top w:val="single" w:sz="4" w:space="0" w:color="CCCCCC"/>
+              <w:bottom w:val="single" w:sz="4" w:space="0" w:color="CCCCCC"/>
+              <w:left w:val="single" w:sz="4" w:space="0" w:color="CCCCCC"/>
+              <w:right w:val="single" w:sz="4" w:space="0" w:color="CCCCCC"/>
+            </w:tcBorders>
+          </w:tcPr>
+          <w:p>
+            <w:pPr>
+              <w:spacing w:before="60" w:after="60" w:line="252" w:lineRule="auto"/>
+              <w:jc w:val="left"/>
+            </w:pPr>
+            <w:r/>
+            <w:r>
+              <w:t>703.00</w:t>
+            </w:r>
+          </w:p>
+        </w:tc>
+        <w:tc>
+          <w:tcPr>
+            <w:tcW w:type="dxa" w:w="2016"/>
+            <w:shd w:fill="F8FAFC"/>
+            <w:tcMar>
+              <w:top w:w="100" w:type="dxa"/>
+              <w:bottom w:w="100" w:type="dxa"/>
+              <w:left w:w="120" w:type="dxa"/>
+              <w:right w:w="120" w:type="dxa"/>
+            </w:tcMar>
+            <w:tcBorders>
+              <w:top w:val="single" w:sz="4" w:space="0" w:color="CCCCCC"/>
+              <w:bottom w:val="single" w:sz="4" w:space="0" w:color="CCCCCC"/>
+              <w:left w:val="single" w:sz="4" w:space="0" w:color="CCCCCC"/>
+              <w:right w:val="single" w:sz="4" w:space="0" w:color="CCCCCC"/>
+            </w:tcBorders>
+          </w:tcPr>
+          <w:p>
+            <w:pPr>
+              <w:spacing w:before="60" w:after="60" w:line="252" w:lineRule="auto"/>
+              <w:jc w:val="left"/>
+            </w:pPr>
+            <w:r/>
+            <w:r>
+              <w:t>715.25</w:t>
+            </w:r>
+          </w:p>
+        </w:tc>
+        <w:tc>
+          <w:tcPr>
+            <w:tcW w:type="dxa" w:w="1152"/>
+            <w:shd w:fill="F8FAFC"/>
+            <w:tcMar>
+              <w:top w:w="100" w:type="dxa"/>
+              <w:bottom w:w="100" w:type="dxa"/>
+              <w:left w:w="120" w:type="dxa"/>
+              <w:right w:w="120" w:type="dxa"/>
+            </w:tcMar>
+            <w:tcBorders>
+              <w:top w:val="single" w:sz="4" w:space="0" w:color="CCCCCC"/>
+              <w:bottom w:val="single" w:sz="4" w:space="0" w:color="CCCCCC"/>
+              <w:left w:val="single" w:sz="4" w:space="0" w:color="CCCCCC"/>
+              <w:right w:val="single" w:sz="4" w:space="0" w:color="CCCCCC"/>
+            </w:tcBorders>
+          </w:tcPr>
+          <w:p>
+            <w:pPr>
+              <w:spacing w:before="60" w:after="60" w:line="252" w:lineRule="auto"/>
+              <w:jc w:val="left"/>
+            </w:pPr>
+            <w:r/>
+            <w:r>
+              <w:t>688.75</w:t>
+            </w:r>
+          </w:p>
+        </w:tc>
+        <w:tc>
+          <w:tcPr>
+            <w:tcW w:type="dxa" w:w="1728"/>
+            <w:shd w:fill="F8FAFC"/>
+            <w:tcMar>
+              <w:top w:w="100" w:type="dxa"/>
+              <w:bottom w:w="100" w:type="dxa"/>
+              <w:left w:w="120" w:type="dxa"/>
+              <w:right w:w="120" w:type="dxa"/>
+            </w:tcMar>
+            <w:tcBorders>
+              <w:top w:val="single" w:sz="4" w:space="0" w:color="CCCCCC"/>
+              <w:bottom w:val="single" w:sz="4" w:space="0" w:color="CCCCCC"/>
+              <w:left w:val="single" w:sz="4" w:space="0" w:color="CCCCCC"/>
+              <w:right w:val="single" w:sz="4" w:space="0" w:color="CCCCCC"/>
+            </w:tcBorders>
+          </w:tcPr>
+          <w:p>
+            <w:pPr>
+              <w:spacing w:before="60" w:after="60" w:line="252" w:lineRule="auto"/>
+              <w:jc w:val="left"/>
+            </w:pPr>
+            <w:r/>
+            <w:r>
+              <w:rPr>
+                <w:b/>
+              </w:rPr>
+              <w:t>701.50</w:t>
+            </w:r>
+          </w:p>
+        </w:tc>
+        <w:tc>
+          <w:tcPr>
+            <w:tcW w:type="dxa" w:w="3456"/>
+            <w:shd w:fill="F8FAFC"/>
+            <w:tcMar>
+              <w:top w:w="100" w:type="dxa"/>
+              <w:bottom w:w="100" w:type="dxa"/>
+              <w:left w:w="120" w:type="dxa"/>
+              <w:right w:w="120" w:type="dxa"/>
+            </w:tcMar>
+            <w:tcBorders>
+              <w:top w:val="single" w:sz="4" w:space="0" w:color="CCCCCC"/>
+              <w:bottom w:val="single" w:sz="4" w:space="0" w:color="CCCCCC"/>
+              <w:left w:val="single" w:sz="4" w:space="0" w:color="CCCCCC"/>
+              <w:right w:val="single" w:sz="4" w:space="0" w:color="CCCCCC"/>
+            </w:tcBorders>
+          </w:tcPr>
+          <w:p>
+            <w:pPr>
+              <w:spacing w:before="60" w:after="60" w:line="252" w:lineRule="auto"/>
+              <w:jc w:val="left"/>
+            </w:pPr>
+            <w:r/>
+            <w:r>
+              <w:rPr>
+                <w:b/>
+              </w:rPr>
+              <w:t>-1.50</w:t>
+            </w:r>
+          </w:p>
+        </w:tc>
+        <w:tc>
+          <w:tcPr>
+            <w:tcW w:type="dxa" w:w="1440"/>
+            <w:shd w:fill="F8FAFC"/>
+            <w:tcMar>
+              <w:top w:w="100" w:type="dxa"/>
+              <w:bottom w:w="100" w:type="dxa"/>
+              <w:left w:w="120" w:type="dxa"/>
+              <w:right w:w="120" w:type="dxa"/>
+            </w:tcMar>
+            <w:tcBorders>
+              <w:top w:val="single" w:sz="4" w:space="0" w:color="CCCCCC"/>
+              <w:bottom w:val="single" w:sz="4" w:space="0" w:color="CCCCCC"/>
+              <w:left w:val="single" w:sz="4" w:space="0" w:color="CCCCCC"/>
+              <w:right w:val="single" w:sz="4" w:space="0" w:color="CCCCCC"/>
+            </w:tcBorders>
+          </w:tcPr>
+          <w:p>
+            <w:pPr>
+              <w:spacing w:before="60" w:after="60" w:line="252" w:lineRule="auto"/>
+              <w:jc w:val="left"/>
+            </w:pPr>
+            <w:r/>
+            <w:r>
+              <w:t>BEAR</w:t>
+            </w:r>
+          </w:p>
+        </w:tc>
+      </w:tr>
+      <w:tr>
+        <w:tc>
+          <w:tcPr>
+            <w:tcW w:type="dxa" w:w="1584"/>
+            <w:shd w:fill="FFFFFF"/>
+            <w:tcMar>
+              <w:top w:w="100" w:type="dxa"/>
+              <w:bottom w:w="100" w:type="dxa"/>
+              <w:left w:w="120" w:type="dxa"/>
+              <w:right w:w="120" w:type="dxa"/>
+            </w:tcMar>
+            <w:tcBorders>
+              <w:top w:val="single" w:sz="4" w:space="0" w:color="CCCCCC"/>
+              <w:bottom w:val="single" w:sz="4" w:space="0" w:color="CCCCCC"/>
+              <w:left w:val="single" w:sz="4" w:space="0" w:color="CCCCCC"/>
+              <w:right w:val="single" w:sz="4" w:space="0" w:color="CCCCCC"/>
+            </w:tcBorders>
+          </w:tcPr>
+          <w:p>
+            <w:pPr>
+              <w:spacing w:before="60" w:after="60" w:line="252" w:lineRule="auto"/>
+              <w:jc w:val="left"/>
+            </w:pPr>
+            <w:r/>
+            <w:r>
+              <w:rPr>
+                <w:b/>
+              </w:rPr>
+              <w:t>Wed 07/10</w:t>
+            </w:r>
+          </w:p>
+        </w:tc>
+        <w:tc>
+          <w:tcPr>
+            <w:tcW w:type="dxa" w:w="864"/>
+            <w:shd w:fill="FFFFFF"/>
+            <w:tcMar>
+              <w:top w:w="100" w:type="dxa"/>
+              <w:bottom w:w="100" w:type="dxa"/>
+              <w:left w:w="120" w:type="dxa"/>
+              <w:right w:w="120" w:type="dxa"/>
+            </w:tcMar>
+            <w:tcBorders>
+              <w:top w:val="single" w:sz="4" w:space="0" w:color="CCCCCC"/>
+              <w:bottom w:val="single" w:sz="4" w:space="0" w:color="CCCCCC"/>
+              <w:left w:val="single" w:sz="4" w:space="0" w:color="CCCCCC"/>
+              <w:right w:val="single" w:sz="4" w:space="0" w:color="CCCCCC"/>
+            </w:tcBorders>
+          </w:tcPr>
+          <w:p>
+            <w:pPr>
+              <w:spacing w:before="60" w:after="60" w:line="252" w:lineRule="auto"/>
+              <w:jc w:val="left"/>
+            </w:pPr>
+            <w:r/>
+            <w:r>
+              <w:t>NY Close 23-01</w:t>
+            </w:r>
+          </w:p>
+        </w:tc>
+        <w:tc>
+          <w:tcPr>
+            <w:tcW w:type="dxa" w:w="1440"/>
+            <w:shd w:fill="FFFFFF"/>
+            <w:tcMar>
+              <w:top w:w="100" w:type="dxa"/>
+              <w:bottom w:w="100" w:type="dxa"/>
+              <w:left w:w="120" w:type="dxa"/>
+              <w:right w:w="120" w:type="dxa"/>
+            </w:tcMar>
+            <w:tcBorders>
+              <w:top w:val="single" w:sz="4" w:space="0" w:color="CCCCCC"/>
+              <w:bottom w:val="single" w:sz="4" w:space="0" w:color="CCCCCC"/>
+              <w:left w:val="single" w:sz="4" w:space="0" w:color="CCCCCC"/>
+              <w:right w:val="single" w:sz="4" w:space="0" w:color="CCCCCC"/>
+            </w:tcBorders>
+          </w:tcPr>
+          <w:p>
+            <w:pPr>
+              <w:spacing w:before="60" w:after="60" w:line="252" w:lineRule="auto"/>
+              <w:jc w:val="left"/>
+            </w:pPr>
+            <w:r/>
+            <w:r>
+              <w:t>701.50</w:t>
+            </w:r>
+          </w:p>
+        </w:tc>
+        <w:tc>
+          <w:tcPr>
+            <w:tcW w:type="dxa" w:w="2016"/>
+            <w:shd w:fill="FFFFFF"/>
+            <w:tcMar>
+              <w:top w:w="100" w:type="dxa"/>
+              <w:bottom w:w="100" w:type="dxa"/>
+              <w:left w:w="120" w:type="dxa"/>
+              <w:right w:w="120" w:type="dxa"/>
+            </w:tcMar>
+            <w:tcBorders>
+              <w:top w:val="single" w:sz="4" w:space="0" w:color="CCCCCC"/>
+              <w:bottom w:val="single" w:sz="4" w:space="0" w:color="CCCCCC"/>
+              <w:left w:val="single" w:sz="4" w:space="0" w:color="CCCCCC"/>
+              <w:right w:val="single" w:sz="4" w:space="0" w:color="CCCCCC"/>
+            </w:tcBorders>
+          </w:tcPr>
+          <w:p>
+            <w:pPr>
+              <w:spacing w:before="60" w:after="60" w:line="252" w:lineRule="auto"/>
+              <w:jc w:val="left"/>
+            </w:pPr>
+            <w:r/>
+            <w:r>
+              <w:t>708.50</w:t>
+            </w:r>
+          </w:p>
+        </w:tc>
+        <w:tc>
+          <w:tcPr>
+            <w:tcW w:type="dxa" w:w="1152"/>
+            <w:shd w:fill="FFFFFF"/>
+            <w:tcMar>
+              <w:top w:w="100" w:type="dxa"/>
+              <w:bottom w:w="100" w:type="dxa"/>
+              <w:left w:w="120" w:type="dxa"/>
+              <w:right w:w="120" w:type="dxa"/>
+            </w:tcMar>
+            <w:tcBorders>
+              <w:top w:val="single" w:sz="4" w:space="0" w:color="CCCCCC"/>
+              <w:bottom w:val="single" w:sz="4" w:space="0" w:color="CCCCCC"/>
+              <w:left w:val="single" w:sz="4" w:space="0" w:color="CCCCCC"/>
+              <w:right w:val="single" w:sz="4" w:space="0" w:color="CCCCCC"/>
+            </w:tcBorders>
+          </w:tcPr>
+          <w:p>
+            <w:pPr>
+              <w:spacing w:before="60" w:after="60" w:line="252" w:lineRule="auto"/>
+              <w:jc w:val="left"/>
+            </w:pPr>
+            <w:r/>
+            <w:r>
+              <w:t>692.00</w:t>
+            </w:r>
+          </w:p>
+        </w:tc>
+        <w:tc>
+          <w:tcPr>
+            <w:tcW w:type="dxa" w:w="1728"/>
+            <w:shd w:fill="FFFFFF"/>
+            <w:tcMar>
+              <w:top w:w="100" w:type="dxa"/>
+              <w:bottom w:w="100" w:type="dxa"/>
+              <w:left w:w="120" w:type="dxa"/>
+              <w:right w:w="120" w:type="dxa"/>
+            </w:tcMar>
+            <w:tcBorders>
+              <w:top w:val="single" w:sz="4" w:space="0" w:color="CCCCCC"/>
+              <w:bottom w:val="single" w:sz="4" w:space="0" w:color="CCCCCC"/>
+              <w:left w:val="single" w:sz="4" w:space="0" w:color="CCCCCC"/>
+              <w:right w:val="single" w:sz="4" w:space="0" w:color="CCCCCC"/>
+            </w:tcBorders>
+          </w:tcPr>
+          <w:p>
+            <w:pPr>
+              <w:spacing w:before="60" w:after="60" w:line="252" w:lineRule="auto"/>
+              <w:jc w:val="left"/>
+            </w:pPr>
+            <w:r/>
+            <w:r>
+              <w:rPr>
+                <w:b/>
+              </w:rPr>
+              <w:t>702.00</w:t>
+            </w:r>
+          </w:p>
+        </w:tc>
+        <w:tc>
+          <w:tcPr>
+            <w:tcW w:type="dxa" w:w="3456"/>
+            <w:shd w:fill="FFFFFF"/>
+            <w:tcMar>
+              <w:top w:w="100" w:type="dxa"/>
+              <w:bottom w:w="100" w:type="dxa"/>
+              <w:left w:w="120" w:type="dxa"/>
+              <w:right w:w="120" w:type="dxa"/>
+            </w:tcMar>
+            <w:tcBorders>
+              <w:top w:val="single" w:sz="4" w:space="0" w:color="CCCCCC"/>
+              <w:bottom w:val="single" w:sz="4" w:space="0" w:color="CCCCCC"/>
+              <w:left w:val="single" w:sz="4" w:space="0" w:color="CCCCCC"/>
+              <w:right w:val="single" w:sz="4" w:space="0" w:color="CCCCCC"/>
+            </w:tcBorders>
+          </w:tcPr>
+          <w:p>
+            <w:pPr>
+              <w:spacing w:before="60" w:after="60" w:line="252" w:lineRule="auto"/>
+              <w:jc w:val="left"/>
+            </w:pPr>
+            <w:r/>
+            <w:r>
+              <w:rPr>
+                <w:b/>
+              </w:rPr>
+              <w:t>+0.50</w:t>
+            </w:r>
+          </w:p>
+        </w:tc>
+        <w:tc>
+          <w:tcPr>
+            <w:tcW w:type="dxa" w:w="1440"/>
+            <w:shd w:fill="FFFFFF"/>
+            <w:tcMar>
+              <w:top w:w="100" w:type="dxa"/>
+              <w:bottom w:w="100" w:type="dxa"/>
+              <w:left w:w="120" w:type="dxa"/>
+              <w:right w:w="120" w:type="dxa"/>
+            </w:tcMar>
+            <w:tcBorders>
+              <w:top w:val="single" w:sz="4" w:space="0" w:color="CCCCCC"/>
+              <w:bottom w:val="single" w:sz="4" w:space="0" w:color="CCCCCC"/>
+              <w:left w:val="single" w:sz="4" w:space="0" w:color="CCCCCC"/>
+              <w:right w:val="single" w:sz="4" w:space="0" w:color="CCCCCC"/>
+            </w:tcBorders>
+          </w:tcPr>
+          <w:p>
+            <w:pPr>
+              <w:spacing w:before="60" w:after="60" w:line="252" w:lineRule="auto"/>
+              <w:jc w:val="left"/>
+            </w:pPr>
+            <w:r/>
+            <w:r>
+              <w:t>BULL</w:t>
+            </w:r>
+          </w:p>
+        </w:tc>
+      </w:tr>
+      <w:tr>
+        <w:tc>
+          <w:tcPr>
+            <w:tcW w:type="dxa" w:w="1584"/>
+            <w:shd w:fill="F8FAFC"/>
+            <w:tcMar>
+              <w:top w:w="100" w:type="dxa"/>
+              <w:bottom w:w="100" w:type="dxa"/>
+              <w:left w:w="120" w:type="dxa"/>
+              <w:right w:w="120" w:type="dxa"/>
+            </w:tcMar>
+            <w:tcBorders>
+              <w:top w:val="single" w:sz="4" w:space="0" w:color="CCCCCC"/>
+              <w:bottom w:val="single" w:sz="4" w:space="0" w:color="CCCCCC"/>
+              <w:left w:val="single" w:sz="4" w:space="0" w:color="CCCCCC"/>
+              <w:right w:val="single" w:sz="4" w:space="0" w:color="CCCCCC"/>
+            </w:tcBorders>
+          </w:tcPr>
+          <w:p>
+            <w:pPr>
+              <w:spacing w:before="60" w:after="60" w:line="252" w:lineRule="auto"/>
+              <w:jc w:val="left"/>
+            </w:pPr>
+            <w:r/>
+            <w:r>
+              <w:rPr>
+                <w:b/>
+              </w:rPr>
+              <w:t>Thu 08/10</w:t>
+            </w:r>
+          </w:p>
+        </w:tc>
+        <w:tc>
+          <w:tcPr>
+            <w:tcW w:type="dxa" w:w="864"/>
+            <w:shd w:fill="F8FAFC"/>
+            <w:tcMar>
+              <w:top w:w="100" w:type="dxa"/>
+              <w:bottom w:w="100" w:type="dxa"/>
+              <w:left w:w="120" w:type="dxa"/>
+              <w:right w:w="120" w:type="dxa"/>
+            </w:tcMar>
+            <w:tcBorders>
+              <w:top w:val="single" w:sz="4" w:space="0" w:color="CCCCCC"/>
+              <w:bottom w:val="single" w:sz="4" w:space="0" w:color="CCCCCC"/>
+              <w:left w:val="single" w:sz="4" w:space="0" w:color="CCCCCC"/>
+              <w:right w:val="single" w:sz="4" w:space="0" w:color="CCCCCC"/>
+            </w:tcBorders>
+          </w:tcPr>
+          <w:p>
+            <w:pPr>
+              <w:spacing w:before="60" w:after="60" w:line="252" w:lineRule="auto"/>
+              <w:jc w:val="left"/>
+            </w:pPr>
+            <w:r/>
+            <w:r>
+              <w:t>Asia 07-11</w:t>
+            </w:r>
+          </w:p>
+        </w:tc>
+        <w:tc>
+          <w:tcPr>
+            <w:tcW w:type="dxa" w:w="1440"/>
+            <w:shd w:fill="F8FAFC"/>
+            <w:tcMar>
+              <w:top w:w="100" w:type="dxa"/>
+              <w:bottom w:w="100" w:type="dxa"/>
+              <w:left w:w="120" w:type="dxa"/>
+              <w:right w:w="120" w:type="dxa"/>
+            </w:tcMar>
+            <w:tcBorders>
+              <w:top w:val="single" w:sz="4" w:space="0" w:color="CCCCCC"/>
+              <w:bottom w:val="single" w:sz="4" w:space="0" w:color="CCCCCC"/>
+              <w:left w:val="single" w:sz="4" w:space="0" w:color="CCCCCC"/>
+              <w:right w:val="single" w:sz="4" w:space="0" w:color="CCCCCC"/>
+            </w:tcBorders>
+          </w:tcPr>
+          <w:p>
+            <w:pPr>
+              <w:spacing w:before="60" w:after="60" w:line="252" w:lineRule="auto"/>
+              <w:jc w:val="left"/>
+            </w:pPr>
+            <w:r/>
+            <w:r>
+              <w:t>702.00</w:t>
+            </w:r>
+          </w:p>
+        </w:tc>
+        <w:tc>
+          <w:tcPr>
+            <w:tcW w:type="dxa" w:w="2016"/>
+            <w:shd w:fill="F8FAFC"/>
+            <w:tcMar>
+              <w:top w:w="100" w:type="dxa"/>
+              <w:bottom w:w="100" w:type="dxa"/>
+              <w:left w:w="120" w:type="dxa"/>
+              <w:right w:w="120" w:type="dxa"/>
+            </w:tcMar>
+            <w:tcBorders>
+              <w:top w:val="single" w:sz="4" w:space="0" w:color="CCCCCC"/>
+              <w:bottom w:val="single" w:sz="4" w:space="0" w:color="CCCCCC"/>
+              <w:left w:val="single" w:sz="4" w:space="0" w:color="CCCCCC"/>
+              <w:right w:val="single" w:sz="4" w:space="0" w:color="CCCCCC"/>
+            </w:tcBorders>
+          </w:tcPr>
+          <w:p>
+            <w:pPr>
+              <w:spacing w:before="60" w:after="60" w:line="252" w:lineRule="auto"/>
+              <w:jc w:val="left"/>
+            </w:pPr>
+            <w:r/>
+            <w:r>
+              <w:t>712.50</w:t>
+            </w:r>
+          </w:p>
+        </w:tc>
+        <w:tc>
+          <w:tcPr>
+            <w:tcW w:type="dxa" w:w="1152"/>
+            <w:shd w:fill="F8FAFC"/>
+            <w:tcMar>
+              <w:top w:w="100" w:type="dxa"/>
+              <w:bottom w:w="100" w:type="dxa"/>
+              <w:left w:w="120" w:type="dxa"/>
+              <w:right w:w="120" w:type="dxa"/>
+            </w:tcMar>
+            <w:tcBorders>
+              <w:top w:val="single" w:sz="4" w:space="0" w:color="CCCCCC"/>
+              <w:bottom w:val="single" w:sz="4" w:space="0" w:color="CCCCCC"/>
+              <w:left w:val="single" w:sz="4" w:space="0" w:color="CCCCCC"/>
+              <w:right w:val="single" w:sz="4" w:space="0" w:color="CCCCCC"/>
+            </w:tcBorders>
+          </w:tcPr>
+          <w:p>
+            <w:pPr>
+              <w:spacing w:before="60" w:after="60" w:line="252" w:lineRule="auto"/>
+              <w:jc w:val="left"/>
+            </w:pPr>
+            <w:r/>
+            <w:r>
+              <w:t>694.75</w:t>
+            </w:r>
+          </w:p>
+        </w:tc>
+        <w:tc>
+          <w:tcPr>
+            <w:tcW w:type="dxa" w:w="1728"/>
+            <w:shd w:fill="F8FAFC"/>
             <w:tcMar>
               <w:top w:w="100" w:type="dxa"/>
               <w:bottom w:w="100" w:type="dxa"/>
@@ -27957,6 +28662,241 @@
         <w:tc>
           <w:tcPr>
             <w:tcW w:type="dxa" w:w="3456"/>
+            <w:shd w:fill="F8FAFC"/>
+            <w:tcMar>
+              <w:top w:w="100" w:type="dxa"/>
+              <w:bottom w:w="100" w:type="dxa"/>
+              <w:left w:w="120" w:type="dxa"/>
+              <w:right w:w="120" w:type="dxa"/>
+            </w:tcMar>
+            <w:tcBorders>
+              <w:top w:val="single" w:sz="4" w:space="0" w:color="CCCCCC"/>
+              <w:bottom w:val="single" w:sz="4" w:space="0" w:color="CCCCCC"/>
+              <w:left w:val="single" w:sz="4" w:space="0" w:color="CCCCCC"/>
+              <w:right w:val="single" w:sz="4" w:space="0" w:color="CCCCCC"/>
+            </w:tcBorders>
+          </w:tcPr>
+          <w:p>
+            <w:pPr>
+              <w:spacing w:before="60" w:after="60" w:line="252" w:lineRule="auto"/>
+              <w:jc w:val="left"/>
+            </w:pPr>
+            <w:r/>
+            <w:r>
+              <w:rPr>
+                <w:b/>
+              </w:rPr>
+              <w:t>-0.25</w:t>
+            </w:r>
+          </w:p>
+        </w:tc>
+        <w:tc>
+          <w:tcPr>
+            <w:tcW w:type="dxa" w:w="1440"/>
+            <w:shd w:fill="F8FAFC"/>
+            <w:tcMar>
+              <w:top w:w="100" w:type="dxa"/>
+              <w:bottom w:w="100" w:type="dxa"/>
+              <w:left w:w="120" w:type="dxa"/>
+              <w:right w:w="120" w:type="dxa"/>
+            </w:tcMar>
+            <w:tcBorders>
+              <w:top w:val="single" w:sz="4" w:space="0" w:color="CCCCCC"/>
+              <w:bottom w:val="single" w:sz="4" w:space="0" w:color="CCCCCC"/>
+              <w:left w:val="single" w:sz="4" w:space="0" w:color="CCCCCC"/>
+              <w:right w:val="single" w:sz="4" w:space="0" w:color="CCCCCC"/>
+            </w:tcBorders>
+          </w:tcPr>
+          <w:p>
+            <w:pPr>
+              <w:spacing w:before="60" w:after="60" w:line="252" w:lineRule="auto"/>
+              <w:jc w:val="left"/>
+            </w:pPr>
+            <w:r/>
+            <w:r>
+              <w:t>BEAR</w:t>
+            </w:r>
+          </w:p>
+        </w:tc>
+      </w:tr>
+      <w:tr>
+        <w:tc>
+          <w:tcPr>
+            <w:tcW w:type="dxa" w:w="1584"/>
+            <w:shd w:fill="FFFFFF"/>
+            <w:tcMar>
+              <w:top w:w="100" w:type="dxa"/>
+              <w:bottom w:w="100" w:type="dxa"/>
+              <w:left w:w="120" w:type="dxa"/>
+              <w:right w:w="120" w:type="dxa"/>
+            </w:tcMar>
+            <w:tcBorders>
+              <w:top w:val="single" w:sz="4" w:space="0" w:color="CCCCCC"/>
+              <w:bottom w:val="single" w:sz="4" w:space="0" w:color="CCCCCC"/>
+              <w:left w:val="single" w:sz="4" w:space="0" w:color="CCCCCC"/>
+              <w:right w:val="single" w:sz="4" w:space="0" w:color="CCCCCC"/>
+            </w:tcBorders>
+          </w:tcPr>
+          <w:p>
+            <w:pPr>
+              <w:spacing w:before="60" w:after="60" w:line="252" w:lineRule="auto"/>
+              <w:jc w:val="left"/>
+            </w:pPr>
+            <w:r/>
+            <w:r>
+              <w:rPr>
+                <w:b/>
+              </w:rPr>
+              <w:t>Thu 08/10</w:t>
+            </w:r>
+          </w:p>
+        </w:tc>
+        <w:tc>
+          <w:tcPr>
+            <w:tcW w:type="dxa" w:w="864"/>
+            <w:shd w:fill="FFFFFF"/>
+            <w:tcMar>
+              <w:top w:w="100" w:type="dxa"/>
+              <w:bottom w:w="100" w:type="dxa"/>
+              <w:left w:w="120" w:type="dxa"/>
+              <w:right w:w="120" w:type="dxa"/>
+            </w:tcMar>
+            <w:tcBorders>
+              <w:top w:val="single" w:sz="4" w:space="0" w:color="CCCCCC"/>
+              <w:bottom w:val="single" w:sz="4" w:space="0" w:color="CCCCCC"/>
+              <w:left w:val="single" w:sz="4" w:space="0" w:color="CCCCCC"/>
+              <w:right w:val="single" w:sz="4" w:space="0" w:color="CCCCCC"/>
+            </w:tcBorders>
+          </w:tcPr>
+          <w:p>
+            <w:pPr>
+              <w:spacing w:before="60" w:after="60" w:line="252" w:lineRule="auto"/>
+              <w:jc w:val="left"/>
+            </w:pPr>
+            <w:r/>
+            <w:r>
+              <w:t>Asia 11-15</w:t>
+            </w:r>
+          </w:p>
+        </w:tc>
+        <w:tc>
+          <w:tcPr>
+            <w:tcW w:type="dxa" w:w="1440"/>
+            <w:shd w:fill="FFFFFF"/>
+            <w:tcMar>
+              <w:top w:w="100" w:type="dxa"/>
+              <w:bottom w:w="100" w:type="dxa"/>
+              <w:left w:w="120" w:type="dxa"/>
+              <w:right w:w="120" w:type="dxa"/>
+            </w:tcMar>
+            <w:tcBorders>
+              <w:top w:val="single" w:sz="4" w:space="0" w:color="CCCCCC"/>
+              <w:bottom w:val="single" w:sz="4" w:space="0" w:color="CCCCCC"/>
+              <w:left w:val="single" w:sz="4" w:space="0" w:color="CCCCCC"/>
+              <w:right w:val="single" w:sz="4" w:space="0" w:color="CCCCCC"/>
+            </w:tcBorders>
+          </w:tcPr>
+          <w:p>
+            <w:pPr>
+              <w:spacing w:before="60" w:after="60" w:line="252" w:lineRule="auto"/>
+              <w:jc w:val="left"/>
+            </w:pPr>
+            <w:r/>
+            <w:r>
+              <w:t>701.75</w:t>
+            </w:r>
+          </w:p>
+        </w:tc>
+        <w:tc>
+          <w:tcPr>
+            <w:tcW w:type="dxa" w:w="2016"/>
+            <w:shd w:fill="FFFFFF"/>
+            <w:tcMar>
+              <w:top w:w="100" w:type="dxa"/>
+              <w:bottom w:w="100" w:type="dxa"/>
+              <w:left w:w="120" w:type="dxa"/>
+              <w:right w:w="120" w:type="dxa"/>
+            </w:tcMar>
+            <w:tcBorders>
+              <w:top w:val="single" w:sz="4" w:space="0" w:color="CCCCCC"/>
+              <w:bottom w:val="single" w:sz="4" w:space="0" w:color="CCCCCC"/>
+              <w:left w:val="single" w:sz="4" w:space="0" w:color="CCCCCC"/>
+              <w:right w:val="single" w:sz="4" w:space="0" w:color="CCCCCC"/>
+            </w:tcBorders>
+          </w:tcPr>
+          <w:p>
+            <w:pPr>
+              <w:spacing w:before="60" w:after="60" w:line="252" w:lineRule="auto"/>
+              <w:jc w:val="left"/>
+            </w:pPr>
+            <w:r/>
+            <w:r>
+              <w:t>711.50</w:t>
+            </w:r>
+          </w:p>
+        </w:tc>
+        <w:tc>
+          <w:tcPr>
+            <w:tcW w:type="dxa" w:w="1152"/>
+            <w:shd w:fill="FFFFFF"/>
+            <w:tcMar>
+              <w:top w:w="100" w:type="dxa"/>
+              <w:bottom w:w="100" w:type="dxa"/>
+              <w:left w:w="120" w:type="dxa"/>
+              <w:right w:w="120" w:type="dxa"/>
+            </w:tcMar>
+            <w:tcBorders>
+              <w:top w:val="single" w:sz="4" w:space="0" w:color="CCCCCC"/>
+              <w:bottom w:val="single" w:sz="4" w:space="0" w:color="CCCCCC"/>
+              <w:left w:val="single" w:sz="4" w:space="0" w:color="CCCCCC"/>
+              <w:right w:val="single" w:sz="4" w:space="0" w:color="CCCCCC"/>
+            </w:tcBorders>
+          </w:tcPr>
+          <w:p>
+            <w:pPr>
+              <w:spacing w:before="60" w:after="60" w:line="252" w:lineRule="auto"/>
+              <w:jc w:val="left"/>
+            </w:pPr>
+            <w:r/>
+            <w:r>
+              <w:t>692.00</w:t>
+            </w:r>
+          </w:p>
+        </w:tc>
+        <w:tc>
+          <w:tcPr>
+            <w:tcW w:type="dxa" w:w="1728"/>
+            <w:shd w:fill="FFFFFF"/>
+            <w:tcMar>
+              <w:top w:w="100" w:type="dxa"/>
+              <w:bottom w:w="100" w:type="dxa"/>
+              <w:left w:w="120" w:type="dxa"/>
+              <w:right w:w="120" w:type="dxa"/>
+            </w:tcMar>
+            <w:tcBorders>
+              <w:top w:val="single" w:sz="4" w:space="0" w:color="CCCCCC"/>
+              <w:bottom w:val="single" w:sz="4" w:space="0" w:color="CCCCCC"/>
+              <w:left w:val="single" w:sz="4" w:space="0" w:color="CCCCCC"/>
+              <w:right w:val="single" w:sz="4" w:space="0" w:color="CCCCCC"/>
+            </w:tcBorders>
+          </w:tcPr>
+          <w:p>
+            <w:pPr>
+              <w:spacing w:before="60" w:after="60" w:line="252" w:lineRule="auto"/>
+              <w:jc w:val="left"/>
+            </w:pPr>
+            <w:r/>
+            <w:r>
+              <w:rPr>
+                <w:b/>
+              </w:rPr>
+              <w:t>702.25</w:t>
+            </w:r>
+          </w:p>
+        </w:tc>
+        <w:tc>
+          <w:tcPr>
+            <w:tcW w:type="dxa" w:w="3456"/>
             <w:shd w:fill="FFFFFF"/>
             <w:tcMar>
               <w:top w:w="100" w:type="dxa"/>
@@ -28042,7 +28982,7 @@
               <w:rPr>
                 <w:b/>
               </w:rPr>
-              <w:t>Wed 07/10</w:t>
+              <w:t>Thu 08/10</w:t>
             </w:r>
           </w:p>
         </w:tc>
@@ -28070,7 +29010,7 @@
             </w:pPr>
             <w:r/>
             <w:r>
-              <w:t>NY Open 21-23</w:t>
+              <w:t>London 15-19</w:t>
             </w:r>
           </w:p>
         </w:tc>
@@ -28098,7 +29038,7 @@
             </w:pPr>
             <w:r/>
             <w:r>
-              <w:t>701.75</w:t>
+              <w:t>702.25</w:t>
             </w:r>
           </w:p>
         </w:tc>
@@ -28126,7 +29066,7 @@
             </w:pPr>
             <w:r/>
             <w:r>
-              <w:t>714.00</w:t>
+              <w:t>713.00</w:t>
             </w:r>
           </w:p>
         </w:tc>
@@ -28154,7 +29094,7 @@
             </w:pPr>
             <w:r/>
             <w:r>
-              <w:t>687.50</w:t>
+              <w:t>695.00</w:t>
             </w:r>
           </w:p>
         </w:tc>
@@ -28185,7 +29125,7 @@
               <w:rPr>
                 <w:b/>
               </w:rPr>
-              <w:t>700.25</w:t>
+              <w:t>703.00</w:t>
             </w:r>
           </w:p>
         </w:tc>
@@ -28216,7 +29156,7 @@
               <w:rPr>
                 <w:b/>
               </w:rPr>
-              <w:t>-1.50</w:t>
+              <w:t>+0.75</w:t>
             </w:r>
           </w:p>
         </w:tc>
@@ -28244,7 +29184,7 @@
             </w:pPr>
             <w:r/>
             <w:r>
-              <w:t>BEAR</w:t>
+              <w:t>BULL</w:t>
             </w:r>
           </w:p>
         </w:tc>
@@ -28277,7 +29217,7 @@
               <w:rPr>
                 <w:b/>
               </w:rPr>
-              <w:t>Wed 07/10</w:t>
+              <w:t>Thu 08/10</w:t>
             </w:r>
           </w:p>
         </w:tc>
@@ -28305,7 +29245,7 @@
             </w:pPr>
             <w:r/>
             <w:r>
-              <w:t>NY Close 23-01</w:t>
+              <w:t>Pre-NY 19-21</w:t>
             </w:r>
           </w:p>
         </w:tc>
@@ -28333,7 +29273,7 @@
             </w:pPr>
             <w:r/>
             <w:r>
-              <w:t>700.25</w:t>
+              <w:t>703.00</w:t>
             </w:r>
           </w:p>
         </w:tc>
@@ -28361,7 +29301,7 @@
             </w:pPr>
             <w:r/>
             <w:r>
-              <w:t>707.25</w:t>
+              <w:t>709.50</w:t>
             </w:r>
           </w:p>
         </w:tc>
@@ -28389,7 +29329,7 @@
             </w:pPr>
             <w:r/>
             <w:r>
-              <w:t>690.75</w:t>
+              <w:t>694.50</w:t>
             </w:r>
           </w:p>
         </w:tc>
@@ -28420,7 +29360,7 @@
               <w:rPr>
                 <w:b/>
               </w:rPr>
-              <w:t>700.75</w:t>
+              <w:t>703.50</w:t>
             </w:r>
           </w:p>
         </w:tc>
@@ -28540,7 +29480,7 @@
             </w:pPr>
             <w:r/>
             <w:r>
-              <w:t>Asia 07-11</w:t>
+              <w:t>NY Open 21-23</w:t>
             </w:r>
           </w:p>
         </w:tc>
@@ -28568,7 +29508,7 @@
             </w:pPr>
             <w:r/>
             <w:r>
-              <w:t>700.75</w:t>
+              <w:t>703.50</w:t>
             </w:r>
           </w:p>
         </w:tc>
@@ -28596,7 +29536,7 @@
             </w:pPr>
             <w:r/>
             <w:r>
-              <w:t>711.25</w:t>
+              <w:t>714.50</w:t>
             </w:r>
           </w:p>
         </w:tc>
@@ -28624,7 +29564,7 @@
             </w:pPr>
             <w:r/>
             <w:r>
-              <w:t>693.50</w:t>
+              <w:t>691.75</w:t>
             </w:r>
           </w:p>
         </w:tc>
@@ -28655,7 +29595,7 @@
               <w:rPr>
                 <w:b/>
               </w:rPr>
-              <w:t>700.50</w:t>
+              <w:t>707.00</w:t>
             </w:r>
           </w:p>
         </w:tc>
@@ -28663,6 +29603,1181 @@
           <w:tcPr>
             <w:tcW w:type="dxa" w:w="3456"/>
             <w:shd w:fill="F8FAFC"/>
+            <w:tcMar>
+              <w:top w:w="100" w:type="dxa"/>
+              <w:bottom w:w="100" w:type="dxa"/>
+              <w:left w:w="120" w:type="dxa"/>
+              <w:right w:w="120" w:type="dxa"/>
+            </w:tcMar>
+            <w:tcBorders>
+              <w:top w:val="single" w:sz="4" w:space="0" w:color="CCCCCC"/>
+              <w:bottom w:val="single" w:sz="4" w:space="0" w:color="CCCCCC"/>
+              <w:left w:val="single" w:sz="4" w:space="0" w:color="CCCCCC"/>
+              <w:right w:val="single" w:sz="4" w:space="0" w:color="CCCCCC"/>
+            </w:tcBorders>
+          </w:tcPr>
+          <w:p>
+            <w:pPr>
+              <w:spacing w:before="60" w:after="60" w:line="252" w:lineRule="auto"/>
+              <w:jc w:val="left"/>
+            </w:pPr>
+            <w:r/>
+            <w:r>
+              <w:rPr>
+                <w:b/>
+              </w:rPr>
+              <w:t>+3.50</w:t>
+            </w:r>
+          </w:p>
+        </w:tc>
+        <w:tc>
+          <w:tcPr>
+            <w:tcW w:type="dxa" w:w="1440"/>
+            <w:shd w:fill="F8FAFC"/>
+            <w:tcMar>
+              <w:top w:w="100" w:type="dxa"/>
+              <w:bottom w:w="100" w:type="dxa"/>
+              <w:left w:w="120" w:type="dxa"/>
+              <w:right w:w="120" w:type="dxa"/>
+            </w:tcMar>
+            <w:tcBorders>
+              <w:top w:val="single" w:sz="4" w:space="0" w:color="CCCCCC"/>
+              <w:bottom w:val="single" w:sz="4" w:space="0" w:color="CCCCCC"/>
+              <w:left w:val="single" w:sz="4" w:space="0" w:color="CCCCCC"/>
+              <w:right w:val="single" w:sz="4" w:space="0" w:color="CCCCCC"/>
+            </w:tcBorders>
+          </w:tcPr>
+          <w:p>
+            <w:pPr>
+              <w:spacing w:before="60" w:after="60" w:line="252" w:lineRule="auto"/>
+              <w:jc w:val="left"/>
+            </w:pPr>
+            <w:r/>
+            <w:r>
+              <w:t>BULL</w:t>
+            </w:r>
+          </w:p>
+        </w:tc>
+      </w:tr>
+      <w:tr>
+        <w:tc>
+          <w:tcPr>
+            <w:tcW w:type="dxa" w:w="1584"/>
+            <w:shd w:fill="FFFFFF"/>
+            <w:tcMar>
+              <w:top w:w="100" w:type="dxa"/>
+              <w:bottom w:w="100" w:type="dxa"/>
+              <w:left w:w="120" w:type="dxa"/>
+              <w:right w:w="120" w:type="dxa"/>
+            </w:tcMar>
+            <w:tcBorders>
+              <w:top w:val="single" w:sz="4" w:space="0" w:color="CCCCCC"/>
+              <w:bottom w:val="single" w:sz="4" w:space="0" w:color="CCCCCC"/>
+              <w:left w:val="single" w:sz="4" w:space="0" w:color="CCCCCC"/>
+              <w:right w:val="single" w:sz="4" w:space="0" w:color="CCCCCC"/>
+            </w:tcBorders>
+          </w:tcPr>
+          <w:p>
+            <w:pPr>
+              <w:spacing w:before="60" w:after="60" w:line="252" w:lineRule="auto"/>
+              <w:jc w:val="left"/>
+            </w:pPr>
+            <w:r/>
+            <w:r>
+              <w:rPr>
+                <w:b/>
+              </w:rPr>
+              <w:t>Thu 08/10</w:t>
+            </w:r>
+          </w:p>
+        </w:tc>
+        <w:tc>
+          <w:tcPr>
+            <w:tcW w:type="dxa" w:w="864"/>
+            <w:shd w:fill="FFFFFF"/>
+            <w:tcMar>
+              <w:top w:w="100" w:type="dxa"/>
+              <w:bottom w:w="100" w:type="dxa"/>
+              <w:left w:w="120" w:type="dxa"/>
+              <w:right w:w="120" w:type="dxa"/>
+            </w:tcMar>
+            <w:tcBorders>
+              <w:top w:val="single" w:sz="4" w:space="0" w:color="CCCCCC"/>
+              <w:bottom w:val="single" w:sz="4" w:space="0" w:color="CCCCCC"/>
+              <w:left w:val="single" w:sz="4" w:space="0" w:color="CCCCCC"/>
+              <w:right w:val="single" w:sz="4" w:space="0" w:color="CCCCCC"/>
+            </w:tcBorders>
+          </w:tcPr>
+          <w:p>
+            <w:pPr>
+              <w:spacing w:before="60" w:after="60" w:line="252" w:lineRule="auto"/>
+              <w:jc w:val="left"/>
+            </w:pPr>
+            <w:r/>
+            <w:r>
+              <w:t>NY Close 23-01</w:t>
+            </w:r>
+          </w:p>
+        </w:tc>
+        <w:tc>
+          <w:tcPr>
+            <w:tcW w:type="dxa" w:w="1440"/>
+            <w:shd w:fill="FFFFFF"/>
+            <w:tcMar>
+              <w:top w:w="100" w:type="dxa"/>
+              <w:bottom w:w="100" w:type="dxa"/>
+              <w:left w:w="120" w:type="dxa"/>
+              <w:right w:w="120" w:type="dxa"/>
+            </w:tcMar>
+            <w:tcBorders>
+              <w:top w:val="single" w:sz="4" w:space="0" w:color="CCCCCC"/>
+              <w:bottom w:val="single" w:sz="4" w:space="0" w:color="CCCCCC"/>
+              <w:left w:val="single" w:sz="4" w:space="0" w:color="CCCCCC"/>
+              <w:right w:val="single" w:sz="4" w:space="0" w:color="CCCCCC"/>
+            </w:tcBorders>
+          </w:tcPr>
+          <w:p>
+            <w:pPr>
+              <w:spacing w:before="60" w:after="60" w:line="252" w:lineRule="auto"/>
+              <w:jc w:val="left"/>
+            </w:pPr>
+            <w:r/>
+            <w:r>
+              <w:t>707.00</w:t>
+            </w:r>
+          </w:p>
+        </w:tc>
+        <w:tc>
+          <w:tcPr>
+            <w:tcW w:type="dxa" w:w="2016"/>
+            <w:shd w:fill="FFFFFF"/>
+            <w:tcMar>
+              <w:top w:w="100" w:type="dxa"/>
+              <w:bottom w:w="100" w:type="dxa"/>
+              <w:left w:w="120" w:type="dxa"/>
+              <w:right w:w="120" w:type="dxa"/>
+            </w:tcMar>
+            <w:tcBorders>
+              <w:top w:val="single" w:sz="4" w:space="0" w:color="CCCCCC"/>
+              <w:bottom w:val="single" w:sz="4" w:space="0" w:color="CCCCCC"/>
+              <w:left w:val="single" w:sz="4" w:space="0" w:color="CCCCCC"/>
+              <w:right w:val="single" w:sz="4" w:space="0" w:color="CCCCCC"/>
+            </w:tcBorders>
+          </w:tcPr>
+          <w:p>
+            <w:pPr>
+              <w:spacing w:before="60" w:after="60" w:line="252" w:lineRule="auto"/>
+              <w:jc w:val="left"/>
+            </w:pPr>
+            <w:r/>
+            <w:r>
+              <w:t>712.50</w:t>
+            </w:r>
+          </w:p>
+        </w:tc>
+        <w:tc>
+          <w:tcPr>
+            <w:tcW w:type="dxa" w:w="1152"/>
+            <w:shd w:fill="FFFFFF"/>
+            <w:tcMar>
+              <w:top w:w="100" w:type="dxa"/>
+              <w:bottom w:w="100" w:type="dxa"/>
+              <w:left w:w="120" w:type="dxa"/>
+              <w:right w:w="120" w:type="dxa"/>
+            </w:tcMar>
+            <w:tcBorders>
+              <w:top w:val="single" w:sz="4" w:space="0" w:color="CCCCCC"/>
+              <w:bottom w:val="single" w:sz="4" w:space="0" w:color="CCCCCC"/>
+              <w:left w:val="single" w:sz="4" w:space="0" w:color="CCCCCC"/>
+              <w:right w:val="single" w:sz="4" w:space="0" w:color="CCCCCC"/>
+            </w:tcBorders>
+          </w:tcPr>
+          <w:p>
+            <w:pPr>
+              <w:spacing w:before="60" w:after="60" w:line="252" w:lineRule="auto"/>
+              <w:jc w:val="left"/>
+            </w:pPr>
+            <w:r/>
+            <w:r>
+              <w:t>699.25</w:t>
+            </w:r>
+          </w:p>
+        </w:tc>
+        <w:tc>
+          <w:tcPr>
+            <w:tcW w:type="dxa" w:w="1728"/>
+            <w:shd w:fill="FFFFFF"/>
+            <w:tcMar>
+              <w:top w:w="100" w:type="dxa"/>
+              <w:bottom w:w="100" w:type="dxa"/>
+              <w:left w:w="120" w:type="dxa"/>
+              <w:right w:w="120" w:type="dxa"/>
+            </w:tcMar>
+            <w:tcBorders>
+              <w:top w:val="single" w:sz="4" w:space="0" w:color="CCCCCC"/>
+              <w:bottom w:val="single" w:sz="4" w:space="0" w:color="CCCCCC"/>
+              <w:left w:val="single" w:sz="4" w:space="0" w:color="CCCCCC"/>
+              <w:right w:val="single" w:sz="4" w:space="0" w:color="CCCCCC"/>
+            </w:tcBorders>
+          </w:tcPr>
+          <w:p>
+            <w:pPr>
+              <w:spacing w:before="60" w:after="60" w:line="252" w:lineRule="auto"/>
+              <w:jc w:val="left"/>
+            </w:pPr>
+            <w:r/>
+            <w:r>
+              <w:rPr>
+                <w:b/>
+              </w:rPr>
+              <w:t>707.75</w:t>
+            </w:r>
+          </w:p>
+        </w:tc>
+        <w:tc>
+          <w:tcPr>
+            <w:tcW w:type="dxa" w:w="3456"/>
+            <w:shd w:fill="FFFFFF"/>
+            <w:tcMar>
+              <w:top w:w="100" w:type="dxa"/>
+              <w:bottom w:w="100" w:type="dxa"/>
+              <w:left w:w="120" w:type="dxa"/>
+              <w:right w:w="120" w:type="dxa"/>
+            </w:tcMar>
+            <w:tcBorders>
+              <w:top w:val="single" w:sz="4" w:space="0" w:color="CCCCCC"/>
+              <w:bottom w:val="single" w:sz="4" w:space="0" w:color="CCCCCC"/>
+              <w:left w:val="single" w:sz="4" w:space="0" w:color="CCCCCC"/>
+              <w:right w:val="single" w:sz="4" w:space="0" w:color="CCCCCC"/>
+            </w:tcBorders>
+          </w:tcPr>
+          <w:p>
+            <w:pPr>
+              <w:spacing w:before="60" w:after="60" w:line="252" w:lineRule="auto"/>
+              <w:jc w:val="left"/>
+            </w:pPr>
+            <w:r/>
+            <w:r>
+              <w:rPr>
+                <w:b/>
+              </w:rPr>
+              <w:t>+0.75</w:t>
+            </w:r>
+          </w:p>
+        </w:tc>
+        <w:tc>
+          <w:tcPr>
+            <w:tcW w:type="dxa" w:w="1440"/>
+            <w:shd w:fill="FFFFFF"/>
+            <w:tcMar>
+              <w:top w:w="100" w:type="dxa"/>
+              <w:bottom w:w="100" w:type="dxa"/>
+              <w:left w:w="120" w:type="dxa"/>
+              <w:right w:w="120" w:type="dxa"/>
+            </w:tcMar>
+            <w:tcBorders>
+              <w:top w:val="single" w:sz="4" w:space="0" w:color="CCCCCC"/>
+              <w:bottom w:val="single" w:sz="4" w:space="0" w:color="CCCCCC"/>
+              <w:left w:val="single" w:sz="4" w:space="0" w:color="CCCCCC"/>
+              <w:right w:val="single" w:sz="4" w:space="0" w:color="CCCCCC"/>
+            </w:tcBorders>
+          </w:tcPr>
+          <w:p>
+            <w:pPr>
+              <w:spacing w:before="60" w:after="60" w:line="252" w:lineRule="auto"/>
+              <w:jc w:val="left"/>
+            </w:pPr>
+            <w:r/>
+            <w:r>
+              <w:t>BULL</w:t>
+            </w:r>
+          </w:p>
+        </w:tc>
+      </w:tr>
+      <w:tr>
+        <w:tc>
+          <w:tcPr>
+            <w:tcW w:type="dxa" w:w="1584"/>
+            <w:shd w:fill="F8FAFC"/>
+            <w:tcMar>
+              <w:top w:w="100" w:type="dxa"/>
+              <w:bottom w:w="100" w:type="dxa"/>
+              <w:left w:w="120" w:type="dxa"/>
+              <w:right w:w="120" w:type="dxa"/>
+            </w:tcMar>
+            <w:tcBorders>
+              <w:top w:val="single" w:sz="4" w:space="0" w:color="CCCCCC"/>
+              <w:bottom w:val="single" w:sz="4" w:space="0" w:color="CCCCCC"/>
+              <w:left w:val="single" w:sz="4" w:space="0" w:color="CCCCCC"/>
+              <w:right w:val="single" w:sz="4" w:space="0" w:color="CCCCCC"/>
+            </w:tcBorders>
+          </w:tcPr>
+          <w:p>
+            <w:pPr>
+              <w:spacing w:before="60" w:after="60" w:line="252" w:lineRule="auto"/>
+              <w:jc w:val="left"/>
+            </w:pPr>
+            <w:r/>
+            <w:r>
+              <w:rPr>
+                <w:b/>
+              </w:rPr>
+              <w:t>Fri 09/10</w:t>
+            </w:r>
+          </w:p>
+        </w:tc>
+        <w:tc>
+          <w:tcPr>
+            <w:tcW w:type="dxa" w:w="864"/>
+            <w:shd w:fill="F8FAFC"/>
+            <w:tcMar>
+              <w:top w:w="100" w:type="dxa"/>
+              <w:bottom w:w="100" w:type="dxa"/>
+              <w:left w:w="120" w:type="dxa"/>
+              <w:right w:w="120" w:type="dxa"/>
+            </w:tcMar>
+            <w:tcBorders>
+              <w:top w:val="single" w:sz="4" w:space="0" w:color="CCCCCC"/>
+              <w:bottom w:val="single" w:sz="4" w:space="0" w:color="CCCCCC"/>
+              <w:left w:val="single" w:sz="4" w:space="0" w:color="CCCCCC"/>
+              <w:right w:val="single" w:sz="4" w:space="0" w:color="CCCCCC"/>
+            </w:tcBorders>
+          </w:tcPr>
+          <w:p>
+            <w:pPr>
+              <w:spacing w:before="60" w:after="60" w:line="252" w:lineRule="auto"/>
+              <w:jc w:val="left"/>
+            </w:pPr>
+            <w:r/>
+            <w:r>
+              <w:t>Asia 07-11</w:t>
+            </w:r>
+          </w:p>
+        </w:tc>
+        <w:tc>
+          <w:tcPr>
+            <w:tcW w:type="dxa" w:w="1440"/>
+            <w:shd w:fill="F8FAFC"/>
+            <w:tcMar>
+              <w:top w:w="100" w:type="dxa"/>
+              <w:bottom w:w="100" w:type="dxa"/>
+              <w:left w:w="120" w:type="dxa"/>
+              <w:right w:w="120" w:type="dxa"/>
+            </w:tcMar>
+            <w:tcBorders>
+              <w:top w:val="single" w:sz="4" w:space="0" w:color="CCCCCC"/>
+              <w:bottom w:val="single" w:sz="4" w:space="0" w:color="CCCCCC"/>
+              <w:left w:val="single" w:sz="4" w:space="0" w:color="CCCCCC"/>
+              <w:right w:val="single" w:sz="4" w:space="0" w:color="CCCCCC"/>
+            </w:tcBorders>
+          </w:tcPr>
+          <w:p>
+            <w:pPr>
+              <w:spacing w:before="60" w:after="60" w:line="252" w:lineRule="auto"/>
+              <w:jc w:val="left"/>
+            </w:pPr>
+            <w:r/>
+            <w:r>
+              <w:t>707.75</w:t>
+            </w:r>
+          </w:p>
+        </w:tc>
+        <w:tc>
+          <w:tcPr>
+            <w:tcW w:type="dxa" w:w="2016"/>
+            <w:shd w:fill="F8FAFC"/>
+            <w:tcMar>
+              <w:top w:w="100" w:type="dxa"/>
+              <w:bottom w:w="100" w:type="dxa"/>
+              <w:left w:w="120" w:type="dxa"/>
+              <w:right w:w="120" w:type="dxa"/>
+            </w:tcMar>
+            <w:tcBorders>
+              <w:top w:val="single" w:sz="4" w:space="0" w:color="CCCCCC"/>
+              <w:bottom w:val="single" w:sz="4" w:space="0" w:color="CCCCCC"/>
+              <w:left w:val="single" w:sz="4" w:space="0" w:color="CCCCCC"/>
+              <w:right w:val="single" w:sz="4" w:space="0" w:color="CCCCCC"/>
+            </w:tcBorders>
+          </w:tcPr>
+          <w:p>
+            <w:pPr>
+              <w:spacing w:before="60" w:after="60" w:line="252" w:lineRule="auto"/>
+              <w:jc w:val="left"/>
+            </w:pPr>
+            <w:r/>
+            <w:r>
+              <w:t>717.00</w:t>
+            </w:r>
+          </w:p>
+        </w:tc>
+        <w:tc>
+          <w:tcPr>
+            <w:tcW w:type="dxa" w:w="1152"/>
+            <w:shd w:fill="F8FAFC"/>
+            <w:tcMar>
+              <w:top w:w="100" w:type="dxa"/>
+              <w:bottom w:w="100" w:type="dxa"/>
+              <w:left w:w="120" w:type="dxa"/>
+              <w:right w:w="120" w:type="dxa"/>
+            </w:tcMar>
+            <w:tcBorders>
+              <w:top w:val="single" w:sz="4" w:space="0" w:color="CCCCCC"/>
+              <w:bottom w:val="single" w:sz="4" w:space="0" w:color="CCCCCC"/>
+              <w:left w:val="single" w:sz="4" w:space="0" w:color="CCCCCC"/>
+              <w:right w:val="single" w:sz="4" w:space="0" w:color="CCCCCC"/>
+            </w:tcBorders>
+          </w:tcPr>
+          <w:p>
+            <w:pPr>
+              <w:spacing w:before="60" w:after="60" w:line="252" w:lineRule="auto"/>
+              <w:jc w:val="left"/>
+            </w:pPr>
+            <w:r/>
+            <w:r>
+              <w:t>701.25</w:t>
+            </w:r>
+          </w:p>
+        </w:tc>
+        <w:tc>
+          <w:tcPr>
+            <w:tcW w:type="dxa" w:w="1728"/>
+            <w:shd w:fill="F8FAFC"/>
+            <w:tcMar>
+              <w:top w:w="100" w:type="dxa"/>
+              <w:bottom w:w="100" w:type="dxa"/>
+              <w:left w:w="120" w:type="dxa"/>
+              <w:right w:w="120" w:type="dxa"/>
+            </w:tcMar>
+            <w:tcBorders>
+              <w:top w:val="single" w:sz="4" w:space="0" w:color="CCCCCC"/>
+              <w:bottom w:val="single" w:sz="4" w:space="0" w:color="CCCCCC"/>
+              <w:left w:val="single" w:sz="4" w:space="0" w:color="CCCCCC"/>
+              <w:right w:val="single" w:sz="4" w:space="0" w:color="CCCCCC"/>
+            </w:tcBorders>
+          </w:tcPr>
+          <w:p>
+            <w:pPr>
+              <w:spacing w:before="60" w:after="60" w:line="252" w:lineRule="auto"/>
+              <w:jc w:val="left"/>
+            </w:pPr>
+            <w:r/>
+            <w:r>
+              <w:rPr>
+                <w:b/>
+              </w:rPr>
+              <w:t>707.00</w:t>
+            </w:r>
+          </w:p>
+        </w:tc>
+        <w:tc>
+          <w:tcPr>
+            <w:tcW w:type="dxa" w:w="3456"/>
+            <w:shd w:fill="F8FAFC"/>
+            <w:tcMar>
+              <w:top w:w="100" w:type="dxa"/>
+              <w:bottom w:w="100" w:type="dxa"/>
+              <w:left w:w="120" w:type="dxa"/>
+              <w:right w:w="120" w:type="dxa"/>
+            </w:tcMar>
+            <w:tcBorders>
+              <w:top w:val="single" w:sz="4" w:space="0" w:color="CCCCCC"/>
+              <w:bottom w:val="single" w:sz="4" w:space="0" w:color="CCCCCC"/>
+              <w:left w:val="single" w:sz="4" w:space="0" w:color="CCCCCC"/>
+              <w:right w:val="single" w:sz="4" w:space="0" w:color="CCCCCC"/>
+            </w:tcBorders>
+          </w:tcPr>
+          <w:p>
+            <w:pPr>
+              <w:spacing w:before="60" w:after="60" w:line="252" w:lineRule="auto"/>
+              <w:jc w:val="left"/>
+            </w:pPr>
+            <w:r/>
+            <w:r>
+              <w:rPr>
+                <w:b/>
+              </w:rPr>
+              <w:t>-0.75</w:t>
+            </w:r>
+          </w:p>
+        </w:tc>
+        <w:tc>
+          <w:tcPr>
+            <w:tcW w:type="dxa" w:w="1440"/>
+            <w:shd w:fill="F8FAFC"/>
+            <w:tcMar>
+              <w:top w:w="100" w:type="dxa"/>
+              <w:bottom w:w="100" w:type="dxa"/>
+              <w:left w:w="120" w:type="dxa"/>
+              <w:right w:w="120" w:type="dxa"/>
+            </w:tcMar>
+            <w:tcBorders>
+              <w:top w:val="single" w:sz="4" w:space="0" w:color="CCCCCC"/>
+              <w:bottom w:val="single" w:sz="4" w:space="0" w:color="CCCCCC"/>
+              <w:left w:val="single" w:sz="4" w:space="0" w:color="CCCCCC"/>
+              <w:right w:val="single" w:sz="4" w:space="0" w:color="CCCCCC"/>
+            </w:tcBorders>
+          </w:tcPr>
+          <w:p>
+            <w:pPr>
+              <w:spacing w:before="60" w:after="60" w:line="252" w:lineRule="auto"/>
+              <w:jc w:val="left"/>
+            </w:pPr>
+            <w:r/>
+            <w:r>
+              <w:t>BEAR</w:t>
+            </w:r>
+          </w:p>
+        </w:tc>
+      </w:tr>
+      <w:tr>
+        <w:tc>
+          <w:tcPr>
+            <w:tcW w:type="dxa" w:w="1584"/>
+            <w:shd w:fill="FFFFFF"/>
+            <w:tcMar>
+              <w:top w:w="100" w:type="dxa"/>
+              <w:bottom w:w="100" w:type="dxa"/>
+              <w:left w:w="120" w:type="dxa"/>
+              <w:right w:w="120" w:type="dxa"/>
+            </w:tcMar>
+            <w:tcBorders>
+              <w:top w:val="single" w:sz="4" w:space="0" w:color="CCCCCC"/>
+              <w:bottom w:val="single" w:sz="4" w:space="0" w:color="CCCCCC"/>
+              <w:left w:val="single" w:sz="4" w:space="0" w:color="CCCCCC"/>
+              <w:right w:val="single" w:sz="4" w:space="0" w:color="CCCCCC"/>
+            </w:tcBorders>
+          </w:tcPr>
+          <w:p>
+            <w:pPr>
+              <w:spacing w:before="60" w:after="60" w:line="252" w:lineRule="auto"/>
+              <w:jc w:val="left"/>
+            </w:pPr>
+            <w:r/>
+            <w:r>
+              <w:rPr>
+                <w:b/>
+              </w:rPr>
+              <w:t>Fri 09/10</w:t>
+            </w:r>
+          </w:p>
+        </w:tc>
+        <w:tc>
+          <w:tcPr>
+            <w:tcW w:type="dxa" w:w="864"/>
+            <w:shd w:fill="FFFFFF"/>
+            <w:tcMar>
+              <w:top w:w="100" w:type="dxa"/>
+              <w:bottom w:w="100" w:type="dxa"/>
+              <w:left w:w="120" w:type="dxa"/>
+              <w:right w:w="120" w:type="dxa"/>
+            </w:tcMar>
+            <w:tcBorders>
+              <w:top w:val="single" w:sz="4" w:space="0" w:color="CCCCCC"/>
+              <w:bottom w:val="single" w:sz="4" w:space="0" w:color="CCCCCC"/>
+              <w:left w:val="single" w:sz="4" w:space="0" w:color="CCCCCC"/>
+              <w:right w:val="single" w:sz="4" w:space="0" w:color="CCCCCC"/>
+            </w:tcBorders>
+          </w:tcPr>
+          <w:p>
+            <w:pPr>
+              <w:spacing w:before="60" w:after="60" w:line="252" w:lineRule="auto"/>
+              <w:jc w:val="left"/>
+            </w:pPr>
+            <w:r/>
+            <w:r>
+              <w:t>Asia 11-15</w:t>
+            </w:r>
+          </w:p>
+        </w:tc>
+        <w:tc>
+          <w:tcPr>
+            <w:tcW w:type="dxa" w:w="1440"/>
+            <w:shd w:fill="FFFFFF"/>
+            <w:tcMar>
+              <w:top w:w="100" w:type="dxa"/>
+              <w:bottom w:w="100" w:type="dxa"/>
+              <w:left w:w="120" w:type="dxa"/>
+              <w:right w:w="120" w:type="dxa"/>
+            </w:tcMar>
+            <w:tcBorders>
+              <w:top w:val="single" w:sz="4" w:space="0" w:color="CCCCCC"/>
+              <w:bottom w:val="single" w:sz="4" w:space="0" w:color="CCCCCC"/>
+              <w:left w:val="single" w:sz="4" w:space="0" w:color="CCCCCC"/>
+              <w:right w:val="single" w:sz="4" w:space="0" w:color="CCCCCC"/>
+            </w:tcBorders>
+          </w:tcPr>
+          <w:p>
+            <w:pPr>
+              <w:spacing w:before="60" w:after="60" w:line="252" w:lineRule="auto"/>
+              <w:jc w:val="left"/>
+            </w:pPr>
+            <w:r/>
+            <w:r>
+              <w:t>707.00</w:t>
+            </w:r>
+          </w:p>
+        </w:tc>
+        <w:tc>
+          <w:tcPr>
+            <w:tcW w:type="dxa" w:w="2016"/>
+            <w:shd w:fill="FFFFFF"/>
+            <w:tcMar>
+              <w:top w:w="100" w:type="dxa"/>
+              <w:bottom w:w="100" w:type="dxa"/>
+              <w:left w:w="120" w:type="dxa"/>
+              <w:right w:w="120" w:type="dxa"/>
+            </w:tcMar>
+            <w:tcBorders>
+              <w:top w:val="single" w:sz="4" w:space="0" w:color="CCCCCC"/>
+              <w:bottom w:val="single" w:sz="4" w:space="0" w:color="CCCCCC"/>
+              <w:left w:val="single" w:sz="4" w:space="0" w:color="CCCCCC"/>
+              <w:right w:val="single" w:sz="4" w:space="0" w:color="CCCCCC"/>
+            </w:tcBorders>
+          </w:tcPr>
+          <w:p>
+            <w:pPr>
+              <w:spacing w:before="60" w:after="60" w:line="252" w:lineRule="auto"/>
+              <w:jc w:val="left"/>
+            </w:pPr>
+            <w:r/>
+            <w:r>
+              <w:t>714.50</w:t>
+            </w:r>
+          </w:p>
+        </w:tc>
+        <w:tc>
+          <w:tcPr>
+            <w:tcW w:type="dxa" w:w="1152"/>
+            <w:shd w:fill="FFFFFF"/>
+            <w:tcMar>
+              <w:top w:w="100" w:type="dxa"/>
+              <w:bottom w:w="100" w:type="dxa"/>
+              <w:left w:w="120" w:type="dxa"/>
+              <w:right w:w="120" w:type="dxa"/>
+            </w:tcMar>
+            <w:tcBorders>
+              <w:top w:val="single" w:sz="4" w:space="0" w:color="CCCCCC"/>
+              <w:bottom w:val="single" w:sz="4" w:space="0" w:color="CCCCCC"/>
+              <w:left w:val="single" w:sz="4" w:space="0" w:color="CCCCCC"/>
+              <w:right w:val="single" w:sz="4" w:space="0" w:color="CCCCCC"/>
+            </w:tcBorders>
+          </w:tcPr>
+          <w:p>
+            <w:pPr>
+              <w:spacing w:before="60" w:after="60" w:line="252" w:lineRule="auto"/>
+              <w:jc w:val="left"/>
+            </w:pPr>
+            <w:r/>
+            <w:r>
+              <w:t>701.00</w:t>
+            </w:r>
+          </w:p>
+        </w:tc>
+        <w:tc>
+          <w:tcPr>
+            <w:tcW w:type="dxa" w:w="1728"/>
+            <w:shd w:fill="FFFFFF"/>
+            <w:tcMar>
+              <w:top w:w="100" w:type="dxa"/>
+              <w:bottom w:w="100" w:type="dxa"/>
+              <w:left w:w="120" w:type="dxa"/>
+              <w:right w:w="120" w:type="dxa"/>
+            </w:tcMar>
+            <w:tcBorders>
+              <w:top w:val="single" w:sz="4" w:space="0" w:color="CCCCCC"/>
+              <w:bottom w:val="single" w:sz="4" w:space="0" w:color="CCCCCC"/>
+              <w:left w:val="single" w:sz="4" w:space="0" w:color="CCCCCC"/>
+              <w:right w:val="single" w:sz="4" w:space="0" w:color="CCCCCC"/>
+            </w:tcBorders>
+          </w:tcPr>
+          <w:p>
+            <w:pPr>
+              <w:spacing w:before="60" w:after="60" w:line="252" w:lineRule="auto"/>
+              <w:jc w:val="left"/>
+            </w:pPr>
+            <w:r/>
+            <w:r>
+              <w:rPr>
+                <w:b/>
+              </w:rPr>
+              <w:t>706.00</w:t>
+            </w:r>
+          </w:p>
+        </w:tc>
+        <w:tc>
+          <w:tcPr>
+            <w:tcW w:type="dxa" w:w="3456"/>
+            <w:shd w:fill="FFFFFF"/>
+            <w:tcMar>
+              <w:top w:w="100" w:type="dxa"/>
+              <w:bottom w:w="100" w:type="dxa"/>
+              <w:left w:w="120" w:type="dxa"/>
+              <w:right w:w="120" w:type="dxa"/>
+            </w:tcMar>
+            <w:tcBorders>
+              <w:top w:val="single" w:sz="4" w:space="0" w:color="CCCCCC"/>
+              <w:bottom w:val="single" w:sz="4" w:space="0" w:color="CCCCCC"/>
+              <w:left w:val="single" w:sz="4" w:space="0" w:color="CCCCCC"/>
+              <w:right w:val="single" w:sz="4" w:space="0" w:color="CCCCCC"/>
+            </w:tcBorders>
+          </w:tcPr>
+          <w:p>
+            <w:pPr>
+              <w:spacing w:before="60" w:after="60" w:line="252" w:lineRule="auto"/>
+              <w:jc w:val="left"/>
+            </w:pPr>
+            <w:r/>
+            <w:r>
+              <w:rPr>
+                <w:b/>
+              </w:rPr>
+              <w:t>-1.00</w:t>
+            </w:r>
+          </w:p>
+        </w:tc>
+        <w:tc>
+          <w:tcPr>
+            <w:tcW w:type="dxa" w:w="1440"/>
+            <w:shd w:fill="FFFFFF"/>
+            <w:tcMar>
+              <w:top w:w="100" w:type="dxa"/>
+              <w:bottom w:w="100" w:type="dxa"/>
+              <w:left w:w="120" w:type="dxa"/>
+              <w:right w:w="120" w:type="dxa"/>
+            </w:tcMar>
+            <w:tcBorders>
+              <w:top w:val="single" w:sz="4" w:space="0" w:color="CCCCCC"/>
+              <w:bottom w:val="single" w:sz="4" w:space="0" w:color="CCCCCC"/>
+              <w:left w:val="single" w:sz="4" w:space="0" w:color="CCCCCC"/>
+              <w:right w:val="single" w:sz="4" w:space="0" w:color="CCCCCC"/>
+            </w:tcBorders>
+          </w:tcPr>
+          <w:p>
+            <w:pPr>
+              <w:spacing w:before="60" w:after="60" w:line="252" w:lineRule="auto"/>
+              <w:jc w:val="left"/>
+            </w:pPr>
+            <w:r/>
+            <w:r>
+              <w:t>BEAR</w:t>
+            </w:r>
+          </w:p>
+        </w:tc>
+      </w:tr>
+      <w:tr>
+        <w:tc>
+          <w:tcPr>
+            <w:tcW w:type="dxa" w:w="1584"/>
+            <w:shd w:fill="F8FAFC"/>
+            <w:tcMar>
+              <w:top w:w="100" w:type="dxa"/>
+              <w:bottom w:w="100" w:type="dxa"/>
+              <w:left w:w="120" w:type="dxa"/>
+              <w:right w:w="120" w:type="dxa"/>
+            </w:tcMar>
+            <w:tcBorders>
+              <w:top w:val="single" w:sz="4" w:space="0" w:color="CCCCCC"/>
+              <w:bottom w:val="single" w:sz="4" w:space="0" w:color="CCCCCC"/>
+              <w:left w:val="single" w:sz="4" w:space="0" w:color="CCCCCC"/>
+              <w:right w:val="single" w:sz="4" w:space="0" w:color="CCCCCC"/>
+            </w:tcBorders>
+          </w:tcPr>
+          <w:p>
+            <w:pPr>
+              <w:spacing w:before="60" w:after="60" w:line="252" w:lineRule="auto"/>
+              <w:jc w:val="left"/>
+            </w:pPr>
+            <w:r/>
+            <w:r>
+              <w:rPr>
+                <w:b/>
+              </w:rPr>
+              <w:t>Fri 09/10</w:t>
+            </w:r>
+          </w:p>
+        </w:tc>
+        <w:tc>
+          <w:tcPr>
+            <w:tcW w:type="dxa" w:w="864"/>
+            <w:shd w:fill="F8FAFC"/>
+            <w:tcMar>
+              <w:top w:w="100" w:type="dxa"/>
+              <w:bottom w:w="100" w:type="dxa"/>
+              <w:left w:w="120" w:type="dxa"/>
+              <w:right w:w="120" w:type="dxa"/>
+            </w:tcMar>
+            <w:tcBorders>
+              <w:top w:val="single" w:sz="4" w:space="0" w:color="CCCCCC"/>
+              <w:bottom w:val="single" w:sz="4" w:space="0" w:color="CCCCCC"/>
+              <w:left w:val="single" w:sz="4" w:space="0" w:color="CCCCCC"/>
+              <w:right w:val="single" w:sz="4" w:space="0" w:color="CCCCCC"/>
+            </w:tcBorders>
+          </w:tcPr>
+          <w:p>
+            <w:pPr>
+              <w:spacing w:before="60" w:after="60" w:line="252" w:lineRule="auto"/>
+              <w:jc w:val="left"/>
+            </w:pPr>
+            <w:r/>
+            <w:r>
+              <w:t>London 15-19</w:t>
+            </w:r>
+          </w:p>
+        </w:tc>
+        <w:tc>
+          <w:tcPr>
+            <w:tcW w:type="dxa" w:w="1440"/>
+            <w:shd w:fill="F8FAFC"/>
+            <w:tcMar>
+              <w:top w:w="100" w:type="dxa"/>
+              <w:bottom w:w="100" w:type="dxa"/>
+              <w:left w:w="120" w:type="dxa"/>
+              <w:right w:w="120" w:type="dxa"/>
+            </w:tcMar>
+            <w:tcBorders>
+              <w:top w:val="single" w:sz="4" w:space="0" w:color="CCCCCC"/>
+              <w:bottom w:val="single" w:sz="4" w:space="0" w:color="CCCCCC"/>
+              <w:left w:val="single" w:sz="4" w:space="0" w:color="CCCCCC"/>
+              <w:right w:val="single" w:sz="4" w:space="0" w:color="CCCCCC"/>
+            </w:tcBorders>
+          </w:tcPr>
+          <w:p>
+            <w:pPr>
+              <w:spacing w:before="60" w:after="60" w:line="252" w:lineRule="auto"/>
+              <w:jc w:val="left"/>
+            </w:pPr>
+            <w:r/>
+            <w:r>
+              <w:t>706.00</w:t>
+            </w:r>
+          </w:p>
+        </w:tc>
+        <w:tc>
+          <w:tcPr>
+            <w:tcW w:type="dxa" w:w="2016"/>
+            <w:shd w:fill="F8FAFC"/>
+            <w:tcMar>
+              <w:top w:w="100" w:type="dxa"/>
+              <w:bottom w:w="100" w:type="dxa"/>
+              <w:left w:w="120" w:type="dxa"/>
+              <w:right w:w="120" w:type="dxa"/>
+            </w:tcMar>
+            <w:tcBorders>
+              <w:top w:val="single" w:sz="4" w:space="0" w:color="CCCCCC"/>
+              <w:bottom w:val="single" w:sz="4" w:space="0" w:color="CCCCCC"/>
+              <w:left w:val="single" w:sz="4" w:space="0" w:color="CCCCCC"/>
+              <w:right w:val="single" w:sz="4" w:space="0" w:color="CCCCCC"/>
+            </w:tcBorders>
+          </w:tcPr>
+          <w:p>
+            <w:pPr>
+              <w:spacing w:before="60" w:after="60" w:line="252" w:lineRule="auto"/>
+              <w:jc w:val="left"/>
+            </w:pPr>
+            <w:r/>
+            <w:r>
+              <w:t>713.00</w:t>
+            </w:r>
+          </w:p>
+        </w:tc>
+        <w:tc>
+          <w:tcPr>
+            <w:tcW w:type="dxa" w:w="1152"/>
+            <w:shd w:fill="F8FAFC"/>
+            <w:tcMar>
+              <w:top w:w="100" w:type="dxa"/>
+              <w:bottom w:w="100" w:type="dxa"/>
+              <w:left w:w="120" w:type="dxa"/>
+              <w:right w:w="120" w:type="dxa"/>
+            </w:tcMar>
+            <w:tcBorders>
+              <w:top w:val="single" w:sz="4" w:space="0" w:color="CCCCCC"/>
+              <w:bottom w:val="single" w:sz="4" w:space="0" w:color="CCCCCC"/>
+              <w:left w:val="single" w:sz="4" w:space="0" w:color="CCCCCC"/>
+              <w:right w:val="single" w:sz="4" w:space="0" w:color="CCCCCC"/>
+            </w:tcBorders>
+          </w:tcPr>
+          <w:p>
+            <w:pPr>
+              <w:spacing w:before="60" w:after="60" w:line="252" w:lineRule="auto"/>
+              <w:jc w:val="left"/>
+            </w:pPr>
+            <w:r/>
+            <w:r>
+              <w:t>692.50</w:t>
+            </w:r>
+          </w:p>
+        </w:tc>
+        <w:tc>
+          <w:tcPr>
+            <w:tcW w:type="dxa" w:w="1728"/>
+            <w:shd w:fill="F8FAFC"/>
+            <w:tcMar>
+              <w:top w:w="100" w:type="dxa"/>
+              <w:bottom w:w="100" w:type="dxa"/>
+              <w:left w:w="120" w:type="dxa"/>
+              <w:right w:w="120" w:type="dxa"/>
+            </w:tcMar>
+            <w:tcBorders>
+              <w:top w:val="single" w:sz="4" w:space="0" w:color="CCCCCC"/>
+              <w:bottom w:val="single" w:sz="4" w:space="0" w:color="CCCCCC"/>
+              <w:left w:val="single" w:sz="4" w:space="0" w:color="CCCCCC"/>
+              <w:right w:val="single" w:sz="4" w:space="0" w:color="CCCCCC"/>
+            </w:tcBorders>
+          </w:tcPr>
+          <w:p>
+            <w:pPr>
+              <w:spacing w:before="60" w:after="60" w:line="252" w:lineRule="auto"/>
+              <w:jc w:val="left"/>
+            </w:pPr>
+            <w:r/>
+            <w:r>
+              <w:rPr>
+                <w:b/>
+              </w:rPr>
+              <w:t>706.75</w:t>
+            </w:r>
+          </w:p>
+        </w:tc>
+        <w:tc>
+          <w:tcPr>
+            <w:tcW w:type="dxa" w:w="3456"/>
+            <w:shd w:fill="F8FAFC"/>
+            <w:tcMar>
+              <w:top w:w="100" w:type="dxa"/>
+              <w:bottom w:w="100" w:type="dxa"/>
+              <w:left w:w="120" w:type="dxa"/>
+              <w:right w:w="120" w:type="dxa"/>
+            </w:tcMar>
+            <w:tcBorders>
+              <w:top w:val="single" w:sz="4" w:space="0" w:color="CCCCCC"/>
+              <w:bottom w:val="single" w:sz="4" w:space="0" w:color="CCCCCC"/>
+              <w:left w:val="single" w:sz="4" w:space="0" w:color="CCCCCC"/>
+              <w:right w:val="single" w:sz="4" w:space="0" w:color="CCCCCC"/>
+            </w:tcBorders>
+          </w:tcPr>
+          <w:p>
+            <w:pPr>
+              <w:spacing w:before="60" w:after="60" w:line="252" w:lineRule="auto"/>
+              <w:jc w:val="left"/>
+            </w:pPr>
+            <w:r/>
+            <w:r>
+              <w:rPr>
+                <w:b/>
+              </w:rPr>
+              <w:t>+0.75</w:t>
+            </w:r>
+          </w:p>
+        </w:tc>
+        <w:tc>
+          <w:tcPr>
+            <w:tcW w:type="dxa" w:w="1440"/>
+            <w:shd w:fill="F8FAFC"/>
+            <w:tcMar>
+              <w:top w:w="100" w:type="dxa"/>
+              <w:bottom w:w="100" w:type="dxa"/>
+              <w:left w:w="120" w:type="dxa"/>
+              <w:right w:w="120" w:type="dxa"/>
+            </w:tcMar>
+            <w:tcBorders>
+              <w:top w:val="single" w:sz="4" w:space="0" w:color="CCCCCC"/>
+              <w:bottom w:val="single" w:sz="4" w:space="0" w:color="CCCCCC"/>
+              <w:left w:val="single" w:sz="4" w:space="0" w:color="CCCCCC"/>
+              <w:right w:val="single" w:sz="4" w:space="0" w:color="CCCCCC"/>
+            </w:tcBorders>
+          </w:tcPr>
+          <w:p>
+            <w:pPr>
+              <w:spacing w:before="60" w:after="60" w:line="252" w:lineRule="auto"/>
+              <w:jc w:val="left"/>
+            </w:pPr>
+            <w:r/>
+            <w:r>
+              <w:t>BULL</w:t>
+            </w:r>
+          </w:p>
+        </w:tc>
+      </w:tr>
+      <w:tr>
+        <w:tc>
+          <w:tcPr>
+            <w:tcW w:type="dxa" w:w="1584"/>
+            <w:shd w:fill="FFFFFF"/>
+            <w:tcMar>
+              <w:top w:w="100" w:type="dxa"/>
+              <w:bottom w:w="100" w:type="dxa"/>
+              <w:left w:w="120" w:type="dxa"/>
+              <w:right w:w="120" w:type="dxa"/>
+            </w:tcMar>
+            <w:tcBorders>
+              <w:top w:val="single" w:sz="4" w:space="0" w:color="CCCCCC"/>
+              <w:bottom w:val="single" w:sz="4" w:space="0" w:color="CCCCCC"/>
+              <w:left w:val="single" w:sz="4" w:space="0" w:color="CCCCCC"/>
+              <w:right w:val="single" w:sz="4" w:space="0" w:color="CCCCCC"/>
+            </w:tcBorders>
+          </w:tcPr>
+          <w:p>
+            <w:pPr>
+              <w:spacing w:before="60" w:after="60" w:line="252" w:lineRule="auto"/>
+              <w:jc w:val="left"/>
+            </w:pPr>
+            <w:r/>
+            <w:r>
+              <w:rPr>
+                <w:b/>
+              </w:rPr>
+              <w:t>Fri 09/10</w:t>
+            </w:r>
+          </w:p>
+        </w:tc>
+        <w:tc>
+          <w:tcPr>
+            <w:tcW w:type="dxa" w:w="864"/>
+            <w:shd w:fill="FFFFFF"/>
+            <w:tcMar>
+              <w:top w:w="100" w:type="dxa"/>
+              <w:bottom w:w="100" w:type="dxa"/>
+              <w:left w:w="120" w:type="dxa"/>
+              <w:right w:w="120" w:type="dxa"/>
+            </w:tcMar>
+            <w:tcBorders>
+              <w:top w:val="single" w:sz="4" w:space="0" w:color="CCCCCC"/>
+              <w:bottom w:val="single" w:sz="4" w:space="0" w:color="CCCCCC"/>
+              <w:left w:val="single" w:sz="4" w:space="0" w:color="CCCCCC"/>
+              <w:right w:val="single" w:sz="4" w:space="0" w:color="CCCCCC"/>
+            </w:tcBorders>
+          </w:tcPr>
+          <w:p>
+            <w:pPr>
+              <w:spacing w:before="60" w:after="60" w:line="252" w:lineRule="auto"/>
+              <w:jc w:val="left"/>
+            </w:pPr>
+            <w:r/>
+            <w:r>
+              <w:t>Pre-NY 19-21</w:t>
+            </w:r>
+          </w:p>
+        </w:tc>
+        <w:tc>
+          <w:tcPr>
+            <w:tcW w:type="dxa" w:w="1440"/>
+            <w:shd w:fill="FFFFFF"/>
+            <w:tcMar>
+              <w:top w:w="100" w:type="dxa"/>
+              <w:bottom w:w="100" w:type="dxa"/>
+              <w:left w:w="120" w:type="dxa"/>
+              <w:right w:w="120" w:type="dxa"/>
+            </w:tcMar>
+            <w:tcBorders>
+              <w:top w:val="single" w:sz="4" w:space="0" w:color="CCCCCC"/>
+              <w:bottom w:val="single" w:sz="4" w:space="0" w:color="CCCCCC"/>
+              <w:left w:val="single" w:sz="4" w:space="0" w:color="CCCCCC"/>
+              <w:right w:val="single" w:sz="4" w:space="0" w:color="CCCCCC"/>
+            </w:tcBorders>
+          </w:tcPr>
+          <w:p>
+            <w:pPr>
+              <w:spacing w:before="60" w:after="60" w:line="252" w:lineRule="auto"/>
+              <w:jc w:val="left"/>
+            </w:pPr>
+            <w:r/>
+            <w:r>
+              <w:t>706.75</w:t>
+            </w:r>
+          </w:p>
+        </w:tc>
+        <w:tc>
+          <w:tcPr>
+            <w:tcW w:type="dxa" w:w="2016"/>
+            <w:shd w:fill="FFFFFF"/>
+            <w:tcMar>
+              <w:top w:w="100" w:type="dxa"/>
+              <w:bottom w:w="100" w:type="dxa"/>
+              <w:left w:w="120" w:type="dxa"/>
+              <w:right w:w="120" w:type="dxa"/>
+            </w:tcMar>
+            <w:tcBorders>
+              <w:top w:val="single" w:sz="4" w:space="0" w:color="CCCCCC"/>
+              <w:bottom w:val="single" w:sz="4" w:space="0" w:color="CCCCCC"/>
+              <w:left w:val="single" w:sz="4" w:space="0" w:color="CCCCCC"/>
+              <w:right w:val="single" w:sz="4" w:space="0" w:color="CCCCCC"/>
+            </w:tcBorders>
+          </w:tcPr>
+          <w:p>
+            <w:pPr>
+              <w:spacing w:before="60" w:after="60" w:line="252" w:lineRule="auto"/>
+              <w:jc w:val="left"/>
+            </w:pPr>
+            <w:r/>
+            <w:r>
+              <w:t>716.00</w:t>
+            </w:r>
+          </w:p>
+        </w:tc>
+        <w:tc>
+          <w:tcPr>
+            <w:tcW w:type="dxa" w:w="1152"/>
+            <w:shd w:fill="FFFFFF"/>
+            <w:tcMar>
+              <w:top w:w="100" w:type="dxa"/>
+              <w:bottom w:w="100" w:type="dxa"/>
+              <w:left w:w="120" w:type="dxa"/>
+              <w:right w:w="120" w:type="dxa"/>
+            </w:tcMar>
+            <w:tcBorders>
+              <w:top w:val="single" w:sz="4" w:space="0" w:color="CCCCCC"/>
+              <w:bottom w:val="single" w:sz="4" w:space="0" w:color="CCCCCC"/>
+              <w:left w:val="single" w:sz="4" w:space="0" w:color="CCCCCC"/>
+              <w:right w:val="single" w:sz="4" w:space="0" w:color="CCCCCC"/>
+            </w:tcBorders>
+          </w:tcPr>
+          <w:p>
+            <w:pPr>
+              <w:spacing w:before="60" w:after="60" w:line="252" w:lineRule="auto"/>
+              <w:jc w:val="left"/>
+            </w:pPr>
+            <w:r/>
+            <w:r>
+              <w:t>699.50</w:t>
+            </w:r>
+          </w:p>
+        </w:tc>
+        <w:tc>
+          <w:tcPr>
+            <w:tcW w:type="dxa" w:w="1728"/>
+            <w:shd w:fill="FFFFFF"/>
+            <w:tcMar>
+              <w:top w:w="100" w:type="dxa"/>
+              <w:bottom w:w="100" w:type="dxa"/>
+              <w:left w:w="120" w:type="dxa"/>
+              <w:right w:w="120" w:type="dxa"/>
+            </w:tcMar>
+            <w:tcBorders>
+              <w:top w:val="single" w:sz="4" w:space="0" w:color="CCCCCC"/>
+              <w:bottom w:val="single" w:sz="4" w:space="0" w:color="CCCCCC"/>
+              <w:left w:val="single" w:sz="4" w:space="0" w:color="CCCCCC"/>
+              <w:right w:val="single" w:sz="4" w:space="0" w:color="CCCCCC"/>
+            </w:tcBorders>
+          </w:tcPr>
+          <w:p>
+            <w:pPr>
+              <w:spacing w:before="60" w:after="60" w:line="252" w:lineRule="auto"/>
+              <w:jc w:val="left"/>
+            </w:pPr>
+            <w:r/>
+            <w:r>
+              <w:rPr>
+                <w:b/>
+              </w:rPr>
+              <w:t>706.50</w:t>
+            </w:r>
+          </w:p>
+        </w:tc>
+        <w:tc>
+          <w:tcPr>
+            <w:tcW w:type="dxa" w:w="3456"/>
+            <w:shd w:fill="FFFFFF"/>
             <w:tcMar>
               <w:top w:w="100" w:type="dxa"/>
               <w:bottom w:w="100" w:type="dxa"/>
@@ -28693,7 +30808,7 @@
         <w:tc>
           <w:tcPr>
             <w:tcW w:type="dxa" w:w="1440"/>
-            <w:shd w:fill="F8FAFC"/>
+            <w:shd w:fill="FFFFFF"/>
             <w:tcMar>
               <w:top w:w="100" w:type="dxa"/>
               <w:bottom w:w="100" w:type="dxa"/>
@@ -28715,1181 +30830,6 @@
             <w:r/>
             <w:r>
               <w:t>BEAR</w:t>
-            </w:r>
-          </w:p>
-        </w:tc>
-      </w:tr>
-      <w:tr>
-        <w:tc>
-          <w:tcPr>
-            <w:tcW w:type="dxa" w:w="1584"/>
-            <w:shd w:fill="FFFFFF"/>
-            <w:tcMar>
-              <w:top w:w="100" w:type="dxa"/>
-              <w:bottom w:w="100" w:type="dxa"/>
-              <w:left w:w="120" w:type="dxa"/>
-              <w:right w:w="120" w:type="dxa"/>
-            </w:tcMar>
-            <w:tcBorders>
-              <w:top w:val="single" w:sz="4" w:space="0" w:color="CCCCCC"/>
-              <w:bottom w:val="single" w:sz="4" w:space="0" w:color="CCCCCC"/>
-              <w:left w:val="single" w:sz="4" w:space="0" w:color="CCCCCC"/>
-              <w:right w:val="single" w:sz="4" w:space="0" w:color="CCCCCC"/>
-            </w:tcBorders>
-          </w:tcPr>
-          <w:p>
-            <w:pPr>
-              <w:spacing w:before="60" w:after="60" w:line="252" w:lineRule="auto"/>
-              <w:jc w:val="left"/>
-            </w:pPr>
-            <w:r/>
-            <w:r>
-              <w:rPr>
-                <w:b/>
-              </w:rPr>
-              <w:t>Thu 08/10</w:t>
-            </w:r>
-          </w:p>
-        </w:tc>
-        <w:tc>
-          <w:tcPr>
-            <w:tcW w:type="dxa" w:w="864"/>
-            <w:shd w:fill="FFFFFF"/>
-            <w:tcMar>
-              <w:top w:w="100" w:type="dxa"/>
-              <w:bottom w:w="100" w:type="dxa"/>
-              <w:left w:w="120" w:type="dxa"/>
-              <w:right w:w="120" w:type="dxa"/>
-            </w:tcMar>
-            <w:tcBorders>
-              <w:top w:val="single" w:sz="4" w:space="0" w:color="CCCCCC"/>
-              <w:bottom w:val="single" w:sz="4" w:space="0" w:color="CCCCCC"/>
-              <w:left w:val="single" w:sz="4" w:space="0" w:color="CCCCCC"/>
-              <w:right w:val="single" w:sz="4" w:space="0" w:color="CCCCCC"/>
-            </w:tcBorders>
-          </w:tcPr>
-          <w:p>
-            <w:pPr>
-              <w:spacing w:before="60" w:after="60" w:line="252" w:lineRule="auto"/>
-              <w:jc w:val="left"/>
-            </w:pPr>
-            <w:r/>
-            <w:r>
-              <w:t>Asia 11-15</w:t>
-            </w:r>
-          </w:p>
-        </w:tc>
-        <w:tc>
-          <w:tcPr>
-            <w:tcW w:type="dxa" w:w="1440"/>
-            <w:shd w:fill="FFFFFF"/>
-            <w:tcMar>
-              <w:top w:w="100" w:type="dxa"/>
-              <w:bottom w:w="100" w:type="dxa"/>
-              <w:left w:w="120" w:type="dxa"/>
-              <w:right w:w="120" w:type="dxa"/>
-            </w:tcMar>
-            <w:tcBorders>
-              <w:top w:val="single" w:sz="4" w:space="0" w:color="CCCCCC"/>
-              <w:bottom w:val="single" w:sz="4" w:space="0" w:color="CCCCCC"/>
-              <w:left w:val="single" w:sz="4" w:space="0" w:color="CCCCCC"/>
-              <w:right w:val="single" w:sz="4" w:space="0" w:color="CCCCCC"/>
-            </w:tcBorders>
-          </w:tcPr>
-          <w:p>
-            <w:pPr>
-              <w:spacing w:before="60" w:after="60" w:line="252" w:lineRule="auto"/>
-              <w:jc w:val="left"/>
-            </w:pPr>
-            <w:r/>
-            <w:r>
-              <w:t>700.50</w:t>
-            </w:r>
-          </w:p>
-        </w:tc>
-        <w:tc>
-          <w:tcPr>
-            <w:tcW w:type="dxa" w:w="2016"/>
-            <w:shd w:fill="FFFFFF"/>
-            <w:tcMar>
-              <w:top w:w="100" w:type="dxa"/>
-              <w:bottom w:w="100" w:type="dxa"/>
-              <w:left w:w="120" w:type="dxa"/>
-              <w:right w:w="120" w:type="dxa"/>
-            </w:tcMar>
-            <w:tcBorders>
-              <w:top w:val="single" w:sz="4" w:space="0" w:color="CCCCCC"/>
-              <w:bottom w:val="single" w:sz="4" w:space="0" w:color="CCCCCC"/>
-              <w:left w:val="single" w:sz="4" w:space="0" w:color="CCCCCC"/>
-              <w:right w:val="single" w:sz="4" w:space="0" w:color="CCCCCC"/>
-            </w:tcBorders>
-          </w:tcPr>
-          <w:p>
-            <w:pPr>
-              <w:spacing w:before="60" w:after="60" w:line="252" w:lineRule="auto"/>
-              <w:jc w:val="left"/>
-            </w:pPr>
-            <w:r/>
-            <w:r>
-              <w:t>710.25</w:t>
-            </w:r>
-          </w:p>
-        </w:tc>
-        <w:tc>
-          <w:tcPr>
-            <w:tcW w:type="dxa" w:w="1152"/>
-            <w:shd w:fill="FFFFFF"/>
-            <w:tcMar>
-              <w:top w:w="100" w:type="dxa"/>
-              <w:bottom w:w="100" w:type="dxa"/>
-              <w:left w:w="120" w:type="dxa"/>
-              <w:right w:w="120" w:type="dxa"/>
-            </w:tcMar>
-            <w:tcBorders>
-              <w:top w:val="single" w:sz="4" w:space="0" w:color="CCCCCC"/>
-              <w:bottom w:val="single" w:sz="4" w:space="0" w:color="CCCCCC"/>
-              <w:left w:val="single" w:sz="4" w:space="0" w:color="CCCCCC"/>
-              <w:right w:val="single" w:sz="4" w:space="0" w:color="CCCCCC"/>
-            </w:tcBorders>
-          </w:tcPr>
-          <w:p>
-            <w:pPr>
-              <w:spacing w:before="60" w:after="60" w:line="252" w:lineRule="auto"/>
-              <w:jc w:val="left"/>
-            </w:pPr>
-            <w:r/>
-            <w:r>
-              <w:t>690.75</w:t>
-            </w:r>
-          </w:p>
-        </w:tc>
-        <w:tc>
-          <w:tcPr>
-            <w:tcW w:type="dxa" w:w="1728"/>
-            <w:shd w:fill="FFFFFF"/>
-            <w:tcMar>
-              <w:top w:w="100" w:type="dxa"/>
-              <w:bottom w:w="100" w:type="dxa"/>
-              <w:left w:w="120" w:type="dxa"/>
-              <w:right w:w="120" w:type="dxa"/>
-            </w:tcMar>
-            <w:tcBorders>
-              <w:top w:val="single" w:sz="4" w:space="0" w:color="CCCCCC"/>
-              <w:bottom w:val="single" w:sz="4" w:space="0" w:color="CCCCCC"/>
-              <w:left w:val="single" w:sz="4" w:space="0" w:color="CCCCCC"/>
-              <w:right w:val="single" w:sz="4" w:space="0" w:color="CCCCCC"/>
-            </w:tcBorders>
-          </w:tcPr>
-          <w:p>
-            <w:pPr>
-              <w:spacing w:before="60" w:after="60" w:line="252" w:lineRule="auto"/>
-              <w:jc w:val="left"/>
-            </w:pPr>
-            <w:r/>
-            <w:r>
-              <w:rPr>
-                <w:b/>
-              </w:rPr>
-              <w:t>701.00</w:t>
-            </w:r>
-          </w:p>
-        </w:tc>
-        <w:tc>
-          <w:tcPr>
-            <w:tcW w:type="dxa" w:w="3456"/>
-            <w:shd w:fill="FFFFFF"/>
-            <w:tcMar>
-              <w:top w:w="100" w:type="dxa"/>
-              <w:bottom w:w="100" w:type="dxa"/>
-              <w:left w:w="120" w:type="dxa"/>
-              <w:right w:w="120" w:type="dxa"/>
-            </w:tcMar>
-            <w:tcBorders>
-              <w:top w:val="single" w:sz="4" w:space="0" w:color="CCCCCC"/>
-              <w:bottom w:val="single" w:sz="4" w:space="0" w:color="CCCCCC"/>
-              <w:left w:val="single" w:sz="4" w:space="0" w:color="CCCCCC"/>
-              <w:right w:val="single" w:sz="4" w:space="0" w:color="CCCCCC"/>
-            </w:tcBorders>
-          </w:tcPr>
-          <w:p>
-            <w:pPr>
-              <w:spacing w:before="60" w:after="60" w:line="252" w:lineRule="auto"/>
-              <w:jc w:val="left"/>
-            </w:pPr>
-            <w:r/>
-            <w:r>
-              <w:rPr>
-                <w:b/>
-              </w:rPr>
-              <w:t>+0.50</w:t>
-            </w:r>
-          </w:p>
-        </w:tc>
-        <w:tc>
-          <w:tcPr>
-            <w:tcW w:type="dxa" w:w="1440"/>
-            <w:shd w:fill="FFFFFF"/>
-            <w:tcMar>
-              <w:top w:w="100" w:type="dxa"/>
-              <w:bottom w:w="100" w:type="dxa"/>
-              <w:left w:w="120" w:type="dxa"/>
-              <w:right w:w="120" w:type="dxa"/>
-            </w:tcMar>
-            <w:tcBorders>
-              <w:top w:val="single" w:sz="4" w:space="0" w:color="CCCCCC"/>
-              <w:bottom w:val="single" w:sz="4" w:space="0" w:color="CCCCCC"/>
-              <w:left w:val="single" w:sz="4" w:space="0" w:color="CCCCCC"/>
-              <w:right w:val="single" w:sz="4" w:space="0" w:color="CCCCCC"/>
-            </w:tcBorders>
-          </w:tcPr>
-          <w:p>
-            <w:pPr>
-              <w:spacing w:before="60" w:after="60" w:line="252" w:lineRule="auto"/>
-              <w:jc w:val="left"/>
-            </w:pPr>
-            <w:r/>
-            <w:r>
-              <w:t>BULL</w:t>
-            </w:r>
-          </w:p>
-        </w:tc>
-      </w:tr>
-      <w:tr>
-        <w:tc>
-          <w:tcPr>
-            <w:tcW w:type="dxa" w:w="1584"/>
-            <w:shd w:fill="F8FAFC"/>
-            <w:tcMar>
-              <w:top w:w="100" w:type="dxa"/>
-              <w:bottom w:w="100" w:type="dxa"/>
-              <w:left w:w="120" w:type="dxa"/>
-              <w:right w:w="120" w:type="dxa"/>
-            </w:tcMar>
-            <w:tcBorders>
-              <w:top w:val="single" w:sz="4" w:space="0" w:color="CCCCCC"/>
-              <w:bottom w:val="single" w:sz="4" w:space="0" w:color="CCCCCC"/>
-              <w:left w:val="single" w:sz="4" w:space="0" w:color="CCCCCC"/>
-              <w:right w:val="single" w:sz="4" w:space="0" w:color="CCCCCC"/>
-            </w:tcBorders>
-          </w:tcPr>
-          <w:p>
-            <w:pPr>
-              <w:spacing w:before="60" w:after="60" w:line="252" w:lineRule="auto"/>
-              <w:jc w:val="left"/>
-            </w:pPr>
-            <w:r/>
-            <w:r>
-              <w:rPr>
-                <w:b/>
-              </w:rPr>
-              <w:t>Thu 08/10</w:t>
-            </w:r>
-          </w:p>
-        </w:tc>
-        <w:tc>
-          <w:tcPr>
-            <w:tcW w:type="dxa" w:w="864"/>
-            <w:shd w:fill="F8FAFC"/>
-            <w:tcMar>
-              <w:top w:w="100" w:type="dxa"/>
-              <w:bottom w:w="100" w:type="dxa"/>
-              <w:left w:w="120" w:type="dxa"/>
-              <w:right w:w="120" w:type="dxa"/>
-            </w:tcMar>
-            <w:tcBorders>
-              <w:top w:val="single" w:sz="4" w:space="0" w:color="CCCCCC"/>
-              <w:bottom w:val="single" w:sz="4" w:space="0" w:color="CCCCCC"/>
-              <w:left w:val="single" w:sz="4" w:space="0" w:color="CCCCCC"/>
-              <w:right w:val="single" w:sz="4" w:space="0" w:color="CCCCCC"/>
-            </w:tcBorders>
-          </w:tcPr>
-          <w:p>
-            <w:pPr>
-              <w:spacing w:before="60" w:after="60" w:line="252" w:lineRule="auto"/>
-              <w:jc w:val="left"/>
-            </w:pPr>
-            <w:r/>
-            <w:r>
-              <w:t>London 15-19</w:t>
-            </w:r>
-          </w:p>
-        </w:tc>
-        <w:tc>
-          <w:tcPr>
-            <w:tcW w:type="dxa" w:w="1440"/>
-            <w:shd w:fill="F8FAFC"/>
-            <w:tcMar>
-              <w:top w:w="100" w:type="dxa"/>
-              <w:bottom w:w="100" w:type="dxa"/>
-              <w:left w:w="120" w:type="dxa"/>
-              <w:right w:w="120" w:type="dxa"/>
-            </w:tcMar>
-            <w:tcBorders>
-              <w:top w:val="single" w:sz="4" w:space="0" w:color="CCCCCC"/>
-              <w:bottom w:val="single" w:sz="4" w:space="0" w:color="CCCCCC"/>
-              <w:left w:val="single" w:sz="4" w:space="0" w:color="CCCCCC"/>
-              <w:right w:val="single" w:sz="4" w:space="0" w:color="CCCCCC"/>
-            </w:tcBorders>
-          </w:tcPr>
-          <w:p>
-            <w:pPr>
-              <w:spacing w:before="60" w:after="60" w:line="252" w:lineRule="auto"/>
-              <w:jc w:val="left"/>
-            </w:pPr>
-            <w:r/>
-            <w:r>
-              <w:t>701.00</w:t>
-            </w:r>
-          </w:p>
-        </w:tc>
-        <w:tc>
-          <w:tcPr>
-            <w:tcW w:type="dxa" w:w="2016"/>
-            <w:shd w:fill="F8FAFC"/>
-            <w:tcMar>
-              <w:top w:w="100" w:type="dxa"/>
-              <w:bottom w:w="100" w:type="dxa"/>
-              <w:left w:w="120" w:type="dxa"/>
-              <w:right w:w="120" w:type="dxa"/>
-            </w:tcMar>
-            <w:tcBorders>
-              <w:top w:val="single" w:sz="4" w:space="0" w:color="CCCCCC"/>
-              <w:bottom w:val="single" w:sz="4" w:space="0" w:color="CCCCCC"/>
-              <w:left w:val="single" w:sz="4" w:space="0" w:color="CCCCCC"/>
-              <w:right w:val="single" w:sz="4" w:space="0" w:color="CCCCCC"/>
-            </w:tcBorders>
-          </w:tcPr>
-          <w:p>
-            <w:pPr>
-              <w:spacing w:before="60" w:after="60" w:line="252" w:lineRule="auto"/>
-              <w:jc w:val="left"/>
-            </w:pPr>
-            <w:r/>
-            <w:r>
-              <w:t>711.75</w:t>
-            </w:r>
-          </w:p>
-        </w:tc>
-        <w:tc>
-          <w:tcPr>
-            <w:tcW w:type="dxa" w:w="1152"/>
-            <w:shd w:fill="F8FAFC"/>
-            <w:tcMar>
-              <w:top w:w="100" w:type="dxa"/>
-              <w:bottom w:w="100" w:type="dxa"/>
-              <w:left w:w="120" w:type="dxa"/>
-              <w:right w:w="120" w:type="dxa"/>
-            </w:tcMar>
-            <w:tcBorders>
-              <w:top w:val="single" w:sz="4" w:space="0" w:color="CCCCCC"/>
-              <w:bottom w:val="single" w:sz="4" w:space="0" w:color="CCCCCC"/>
-              <w:left w:val="single" w:sz="4" w:space="0" w:color="CCCCCC"/>
-              <w:right w:val="single" w:sz="4" w:space="0" w:color="CCCCCC"/>
-            </w:tcBorders>
-          </w:tcPr>
-          <w:p>
-            <w:pPr>
-              <w:spacing w:before="60" w:after="60" w:line="252" w:lineRule="auto"/>
-              <w:jc w:val="left"/>
-            </w:pPr>
-            <w:r/>
-            <w:r>
-              <w:t>693.75</w:t>
-            </w:r>
-          </w:p>
-        </w:tc>
-        <w:tc>
-          <w:tcPr>
-            <w:tcW w:type="dxa" w:w="1728"/>
-            <w:shd w:fill="F8FAFC"/>
-            <w:tcMar>
-              <w:top w:w="100" w:type="dxa"/>
-              <w:bottom w:w="100" w:type="dxa"/>
-              <w:left w:w="120" w:type="dxa"/>
-              <w:right w:w="120" w:type="dxa"/>
-            </w:tcMar>
-            <w:tcBorders>
-              <w:top w:val="single" w:sz="4" w:space="0" w:color="CCCCCC"/>
-              <w:bottom w:val="single" w:sz="4" w:space="0" w:color="CCCCCC"/>
-              <w:left w:val="single" w:sz="4" w:space="0" w:color="CCCCCC"/>
-              <w:right w:val="single" w:sz="4" w:space="0" w:color="CCCCCC"/>
-            </w:tcBorders>
-          </w:tcPr>
-          <w:p>
-            <w:pPr>
-              <w:spacing w:before="60" w:after="60" w:line="252" w:lineRule="auto"/>
-              <w:jc w:val="left"/>
-            </w:pPr>
-            <w:r/>
-            <w:r>
-              <w:rPr>
-                <w:b/>
-              </w:rPr>
-              <w:t>701.75</w:t>
-            </w:r>
-          </w:p>
-        </w:tc>
-        <w:tc>
-          <w:tcPr>
-            <w:tcW w:type="dxa" w:w="3456"/>
-            <w:shd w:fill="F8FAFC"/>
-            <w:tcMar>
-              <w:top w:w="100" w:type="dxa"/>
-              <w:bottom w:w="100" w:type="dxa"/>
-              <w:left w:w="120" w:type="dxa"/>
-              <w:right w:w="120" w:type="dxa"/>
-            </w:tcMar>
-            <w:tcBorders>
-              <w:top w:val="single" w:sz="4" w:space="0" w:color="CCCCCC"/>
-              <w:bottom w:val="single" w:sz="4" w:space="0" w:color="CCCCCC"/>
-              <w:left w:val="single" w:sz="4" w:space="0" w:color="CCCCCC"/>
-              <w:right w:val="single" w:sz="4" w:space="0" w:color="CCCCCC"/>
-            </w:tcBorders>
-          </w:tcPr>
-          <w:p>
-            <w:pPr>
-              <w:spacing w:before="60" w:after="60" w:line="252" w:lineRule="auto"/>
-              <w:jc w:val="left"/>
-            </w:pPr>
-            <w:r/>
-            <w:r>
-              <w:rPr>
-                <w:b/>
-              </w:rPr>
-              <w:t>+0.75</w:t>
-            </w:r>
-          </w:p>
-        </w:tc>
-        <w:tc>
-          <w:tcPr>
-            <w:tcW w:type="dxa" w:w="1440"/>
-            <w:shd w:fill="F8FAFC"/>
-            <w:tcMar>
-              <w:top w:w="100" w:type="dxa"/>
-              <w:bottom w:w="100" w:type="dxa"/>
-              <w:left w:w="120" w:type="dxa"/>
-              <w:right w:w="120" w:type="dxa"/>
-            </w:tcMar>
-            <w:tcBorders>
-              <w:top w:val="single" w:sz="4" w:space="0" w:color="CCCCCC"/>
-              <w:bottom w:val="single" w:sz="4" w:space="0" w:color="CCCCCC"/>
-              <w:left w:val="single" w:sz="4" w:space="0" w:color="CCCCCC"/>
-              <w:right w:val="single" w:sz="4" w:space="0" w:color="CCCCCC"/>
-            </w:tcBorders>
-          </w:tcPr>
-          <w:p>
-            <w:pPr>
-              <w:spacing w:before="60" w:after="60" w:line="252" w:lineRule="auto"/>
-              <w:jc w:val="left"/>
-            </w:pPr>
-            <w:r/>
-            <w:r>
-              <w:t>BULL</w:t>
-            </w:r>
-          </w:p>
-        </w:tc>
-      </w:tr>
-      <w:tr>
-        <w:tc>
-          <w:tcPr>
-            <w:tcW w:type="dxa" w:w="1584"/>
-            <w:shd w:fill="FFFFFF"/>
-            <w:tcMar>
-              <w:top w:w="100" w:type="dxa"/>
-              <w:bottom w:w="100" w:type="dxa"/>
-              <w:left w:w="120" w:type="dxa"/>
-              <w:right w:w="120" w:type="dxa"/>
-            </w:tcMar>
-            <w:tcBorders>
-              <w:top w:val="single" w:sz="4" w:space="0" w:color="CCCCCC"/>
-              <w:bottom w:val="single" w:sz="4" w:space="0" w:color="CCCCCC"/>
-              <w:left w:val="single" w:sz="4" w:space="0" w:color="CCCCCC"/>
-              <w:right w:val="single" w:sz="4" w:space="0" w:color="CCCCCC"/>
-            </w:tcBorders>
-          </w:tcPr>
-          <w:p>
-            <w:pPr>
-              <w:spacing w:before="60" w:after="60" w:line="252" w:lineRule="auto"/>
-              <w:jc w:val="left"/>
-            </w:pPr>
-            <w:r/>
-            <w:r>
-              <w:rPr>
-                <w:b/>
-              </w:rPr>
-              <w:t>Thu 08/10</w:t>
-            </w:r>
-          </w:p>
-        </w:tc>
-        <w:tc>
-          <w:tcPr>
-            <w:tcW w:type="dxa" w:w="864"/>
-            <w:shd w:fill="FFFFFF"/>
-            <w:tcMar>
-              <w:top w:w="100" w:type="dxa"/>
-              <w:bottom w:w="100" w:type="dxa"/>
-              <w:left w:w="120" w:type="dxa"/>
-              <w:right w:w="120" w:type="dxa"/>
-            </w:tcMar>
-            <w:tcBorders>
-              <w:top w:val="single" w:sz="4" w:space="0" w:color="CCCCCC"/>
-              <w:bottom w:val="single" w:sz="4" w:space="0" w:color="CCCCCC"/>
-              <w:left w:val="single" w:sz="4" w:space="0" w:color="CCCCCC"/>
-              <w:right w:val="single" w:sz="4" w:space="0" w:color="CCCCCC"/>
-            </w:tcBorders>
-          </w:tcPr>
-          <w:p>
-            <w:pPr>
-              <w:spacing w:before="60" w:after="60" w:line="252" w:lineRule="auto"/>
-              <w:jc w:val="left"/>
-            </w:pPr>
-            <w:r/>
-            <w:r>
-              <w:t>Pre-NY 19-21</w:t>
-            </w:r>
-          </w:p>
-        </w:tc>
-        <w:tc>
-          <w:tcPr>
-            <w:tcW w:type="dxa" w:w="1440"/>
-            <w:shd w:fill="FFFFFF"/>
-            <w:tcMar>
-              <w:top w:w="100" w:type="dxa"/>
-              <w:bottom w:w="100" w:type="dxa"/>
-              <w:left w:w="120" w:type="dxa"/>
-              <w:right w:w="120" w:type="dxa"/>
-            </w:tcMar>
-            <w:tcBorders>
-              <w:top w:val="single" w:sz="4" w:space="0" w:color="CCCCCC"/>
-              <w:bottom w:val="single" w:sz="4" w:space="0" w:color="CCCCCC"/>
-              <w:left w:val="single" w:sz="4" w:space="0" w:color="CCCCCC"/>
-              <w:right w:val="single" w:sz="4" w:space="0" w:color="CCCCCC"/>
-            </w:tcBorders>
-          </w:tcPr>
-          <w:p>
-            <w:pPr>
-              <w:spacing w:before="60" w:after="60" w:line="252" w:lineRule="auto"/>
-              <w:jc w:val="left"/>
-            </w:pPr>
-            <w:r/>
-            <w:r>
-              <w:t>701.75</w:t>
-            </w:r>
-          </w:p>
-        </w:tc>
-        <w:tc>
-          <w:tcPr>
-            <w:tcW w:type="dxa" w:w="2016"/>
-            <w:shd w:fill="FFFFFF"/>
-            <w:tcMar>
-              <w:top w:w="100" w:type="dxa"/>
-              <w:bottom w:w="100" w:type="dxa"/>
-              <w:left w:w="120" w:type="dxa"/>
-              <w:right w:w="120" w:type="dxa"/>
-            </w:tcMar>
-            <w:tcBorders>
-              <w:top w:val="single" w:sz="4" w:space="0" w:color="CCCCCC"/>
-              <w:bottom w:val="single" w:sz="4" w:space="0" w:color="CCCCCC"/>
-              <w:left w:val="single" w:sz="4" w:space="0" w:color="CCCCCC"/>
-              <w:right w:val="single" w:sz="4" w:space="0" w:color="CCCCCC"/>
-            </w:tcBorders>
-          </w:tcPr>
-          <w:p>
-            <w:pPr>
-              <w:spacing w:before="60" w:after="60" w:line="252" w:lineRule="auto"/>
-              <w:jc w:val="left"/>
-            </w:pPr>
-            <w:r/>
-            <w:r>
-              <w:t>708.25</w:t>
-            </w:r>
-          </w:p>
-        </w:tc>
-        <w:tc>
-          <w:tcPr>
-            <w:tcW w:type="dxa" w:w="1152"/>
-            <w:shd w:fill="FFFFFF"/>
-            <w:tcMar>
-              <w:top w:w="100" w:type="dxa"/>
-              <w:bottom w:w="100" w:type="dxa"/>
-              <w:left w:w="120" w:type="dxa"/>
-              <w:right w:w="120" w:type="dxa"/>
-            </w:tcMar>
-            <w:tcBorders>
-              <w:top w:val="single" w:sz="4" w:space="0" w:color="CCCCCC"/>
-              <w:bottom w:val="single" w:sz="4" w:space="0" w:color="CCCCCC"/>
-              <w:left w:val="single" w:sz="4" w:space="0" w:color="CCCCCC"/>
-              <w:right w:val="single" w:sz="4" w:space="0" w:color="CCCCCC"/>
-            </w:tcBorders>
-          </w:tcPr>
-          <w:p>
-            <w:pPr>
-              <w:spacing w:before="60" w:after="60" w:line="252" w:lineRule="auto"/>
-              <w:jc w:val="left"/>
-            </w:pPr>
-            <w:r/>
-            <w:r>
-              <w:t>693.25</w:t>
-            </w:r>
-          </w:p>
-        </w:tc>
-        <w:tc>
-          <w:tcPr>
-            <w:tcW w:type="dxa" w:w="1728"/>
-            <w:shd w:fill="FFFFFF"/>
-            <w:tcMar>
-              <w:top w:w="100" w:type="dxa"/>
-              <w:bottom w:w="100" w:type="dxa"/>
-              <w:left w:w="120" w:type="dxa"/>
-              <w:right w:w="120" w:type="dxa"/>
-            </w:tcMar>
-            <w:tcBorders>
-              <w:top w:val="single" w:sz="4" w:space="0" w:color="CCCCCC"/>
-              <w:bottom w:val="single" w:sz="4" w:space="0" w:color="CCCCCC"/>
-              <w:left w:val="single" w:sz="4" w:space="0" w:color="CCCCCC"/>
-              <w:right w:val="single" w:sz="4" w:space="0" w:color="CCCCCC"/>
-            </w:tcBorders>
-          </w:tcPr>
-          <w:p>
-            <w:pPr>
-              <w:spacing w:before="60" w:after="60" w:line="252" w:lineRule="auto"/>
-              <w:jc w:val="left"/>
-            </w:pPr>
-            <w:r/>
-            <w:r>
-              <w:rPr>
-                <w:b/>
-              </w:rPr>
-              <w:t>702.25</w:t>
-            </w:r>
-          </w:p>
-        </w:tc>
-        <w:tc>
-          <w:tcPr>
-            <w:tcW w:type="dxa" w:w="3456"/>
-            <w:shd w:fill="FFFFFF"/>
-            <w:tcMar>
-              <w:top w:w="100" w:type="dxa"/>
-              <w:bottom w:w="100" w:type="dxa"/>
-              <w:left w:w="120" w:type="dxa"/>
-              <w:right w:w="120" w:type="dxa"/>
-            </w:tcMar>
-            <w:tcBorders>
-              <w:top w:val="single" w:sz="4" w:space="0" w:color="CCCCCC"/>
-              <w:bottom w:val="single" w:sz="4" w:space="0" w:color="CCCCCC"/>
-              <w:left w:val="single" w:sz="4" w:space="0" w:color="CCCCCC"/>
-              <w:right w:val="single" w:sz="4" w:space="0" w:color="CCCCCC"/>
-            </w:tcBorders>
-          </w:tcPr>
-          <w:p>
-            <w:pPr>
-              <w:spacing w:before="60" w:after="60" w:line="252" w:lineRule="auto"/>
-              <w:jc w:val="left"/>
-            </w:pPr>
-            <w:r/>
-            <w:r>
-              <w:rPr>
-                <w:b/>
-              </w:rPr>
-              <w:t>+0.50</w:t>
-            </w:r>
-          </w:p>
-        </w:tc>
-        <w:tc>
-          <w:tcPr>
-            <w:tcW w:type="dxa" w:w="1440"/>
-            <w:shd w:fill="FFFFFF"/>
-            <w:tcMar>
-              <w:top w:w="100" w:type="dxa"/>
-              <w:bottom w:w="100" w:type="dxa"/>
-              <w:left w:w="120" w:type="dxa"/>
-              <w:right w:w="120" w:type="dxa"/>
-            </w:tcMar>
-            <w:tcBorders>
-              <w:top w:val="single" w:sz="4" w:space="0" w:color="CCCCCC"/>
-              <w:bottom w:val="single" w:sz="4" w:space="0" w:color="CCCCCC"/>
-              <w:left w:val="single" w:sz="4" w:space="0" w:color="CCCCCC"/>
-              <w:right w:val="single" w:sz="4" w:space="0" w:color="CCCCCC"/>
-            </w:tcBorders>
-          </w:tcPr>
-          <w:p>
-            <w:pPr>
-              <w:spacing w:before="60" w:after="60" w:line="252" w:lineRule="auto"/>
-              <w:jc w:val="left"/>
-            </w:pPr>
-            <w:r/>
-            <w:r>
-              <w:t>BULL</w:t>
-            </w:r>
-          </w:p>
-        </w:tc>
-      </w:tr>
-      <w:tr>
-        <w:tc>
-          <w:tcPr>
-            <w:tcW w:type="dxa" w:w="1584"/>
-            <w:shd w:fill="F8FAFC"/>
-            <w:tcMar>
-              <w:top w:w="100" w:type="dxa"/>
-              <w:bottom w:w="100" w:type="dxa"/>
-              <w:left w:w="120" w:type="dxa"/>
-              <w:right w:w="120" w:type="dxa"/>
-            </w:tcMar>
-            <w:tcBorders>
-              <w:top w:val="single" w:sz="4" w:space="0" w:color="CCCCCC"/>
-              <w:bottom w:val="single" w:sz="4" w:space="0" w:color="CCCCCC"/>
-              <w:left w:val="single" w:sz="4" w:space="0" w:color="CCCCCC"/>
-              <w:right w:val="single" w:sz="4" w:space="0" w:color="CCCCCC"/>
-            </w:tcBorders>
-          </w:tcPr>
-          <w:p>
-            <w:pPr>
-              <w:spacing w:before="60" w:after="60" w:line="252" w:lineRule="auto"/>
-              <w:jc w:val="left"/>
-            </w:pPr>
-            <w:r/>
-            <w:r>
-              <w:rPr>
-                <w:b/>
-              </w:rPr>
-              <w:t>Thu 08/10</w:t>
-            </w:r>
-          </w:p>
-        </w:tc>
-        <w:tc>
-          <w:tcPr>
-            <w:tcW w:type="dxa" w:w="864"/>
-            <w:shd w:fill="F8FAFC"/>
-            <w:tcMar>
-              <w:top w:w="100" w:type="dxa"/>
-              <w:bottom w:w="100" w:type="dxa"/>
-              <w:left w:w="120" w:type="dxa"/>
-              <w:right w:w="120" w:type="dxa"/>
-            </w:tcMar>
-            <w:tcBorders>
-              <w:top w:val="single" w:sz="4" w:space="0" w:color="CCCCCC"/>
-              <w:bottom w:val="single" w:sz="4" w:space="0" w:color="CCCCCC"/>
-              <w:left w:val="single" w:sz="4" w:space="0" w:color="CCCCCC"/>
-              <w:right w:val="single" w:sz="4" w:space="0" w:color="CCCCCC"/>
-            </w:tcBorders>
-          </w:tcPr>
-          <w:p>
-            <w:pPr>
-              <w:spacing w:before="60" w:after="60" w:line="252" w:lineRule="auto"/>
-              <w:jc w:val="left"/>
-            </w:pPr>
-            <w:r/>
-            <w:r>
-              <w:t>NY Open 21-23</w:t>
-            </w:r>
-          </w:p>
-        </w:tc>
-        <w:tc>
-          <w:tcPr>
-            <w:tcW w:type="dxa" w:w="1440"/>
-            <w:shd w:fill="F8FAFC"/>
-            <w:tcMar>
-              <w:top w:w="100" w:type="dxa"/>
-              <w:bottom w:w="100" w:type="dxa"/>
-              <w:left w:w="120" w:type="dxa"/>
-              <w:right w:w="120" w:type="dxa"/>
-            </w:tcMar>
-            <w:tcBorders>
-              <w:top w:val="single" w:sz="4" w:space="0" w:color="CCCCCC"/>
-              <w:bottom w:val="single" w:sz="4" w:space="0" w:color="CCCCCC"/>
-              <w:left w:val="single" w:sz="4" w:space="0" w:color="CCCCCC"/>
-              <w:right w:val="single" w:sz="4" w:space="0" w:color="CCCCCC"/>
-            </w:tcBorders>
-          </w:tcPr>
-          <w:p>
-            <w:pPr>
-              <w:spacing w:before="60" w:after="60" w:line="252" w:lineRule="auto"/>
-              <w:jc w:val="left"/>
-            </w:pPr>
-            <w:r/>
-            <w:r>
-              <w:t>702.25</w:t>
-            </w:r>
-          </w:p>
-        </w:tc>
-        <w:tc>
-          <w:tcPr>
-            <w:tcW w:type="dxa" w:w="2016"/>
-            <w:shd w:fill="F8FAFC"/>
-            <w:tcMar>
-              <w:top w:w="100" w:type="dxa"/>
-              <w:bottom w:w="100" w:type="dxa"/>
-              <w:left w:w="120" w:type="dxa"/>
-              <w:right w:w="120" w:type="dxa"/>
-            </w:tcMar>
-            <w:tcBorders>
-              <w:top w:val="single" w:sz="4" w:space="0" w:color="CCCCCC"/>
-              <w:bottom w:val="single" w:sz="4" w:space="0" w:color="CCCCCC"/>
-              <w:left w:val="single" w:sz="4" w:space="0" w:color="CCCCCC"/>
-              <w:right w:val="single" w:sz="4" w:space="0" w:color="CCCCCC"/>
-            </w:tcBorders>
-          </w:tcPr>
-          <w:p>
-            <w:pPr>
-              <w:spacing w:before="60" w:after="60" w:line="252" w:lineRule="auto"/>
-              <w:jc w:val="left"/>
-            </w:pPr>
-            <w:r/>
-            <w:r>
-              <w:t>713.25</w:t>
-            </w:r>
-          </w:p>
-        </w:tc>
-        <w:tc>
-          <w:tcPr>
-            <w:tcW w:type="dxa" w:w="1152"/>
-            <w:shd w:fill="F8FAFC"/>
-            <w:tcMar>
-              <w:top w:w="100" w:type="dxa"/>
-              <w:bottom w:w="100" w:type="dxa"/>
-              <w:left w:w="120" w:type="dxa"/>
-              <w:right w:w="120" w:type="dxa"/>
-            </w:tcMar>
-            <w:tcBorders>
-              <w:top w:val="single" w:sz="4" w:space="0" w:color="CCCCCC"/>
-              <w:bottom w:val="single" w:sz="4" w:space="0" w:color="CCCCCC"/>
-              <w:left w:val="single" w:sz="4" w:space="0" w:color="CCCCCC"/>
-              <w:right w:val="single" w:sz="4" w:space="0" w:color="CCCCCC"/>
-            </w:tcBorders>
-          </w:tcPr>
-          <w:p>
-            <w:pPr>
-              <w:spacing w:before="60" w:after="60" w:line="252" w:lineRule="auto"/>
-              <w:jc w:val="left"/>
-            </w:pPr>
-            <w:r/>
-            <w:r>
-              <w:t>690.50</w:t>
-            </w:r>
-          </w:p>
-        </w:tc>
-        <w:tc>
-          <w:tcPr>
-            <w:tcW w:type="dxa" w:w="1728"/>
-            <w:shd w:fill="F8FAFC"/>
-            <w:tcMar>
-              <w:top w:w="100" w:type="dxa"/>
-              <w:bottom w:w="100" w:type="dxa"/>
-              <w:left w:w="120" w:type="dxa"/>
-              <w:right w:w="120" w:type="dxa"/>
-            </w:tcMar>
-            <w:tcBorders>
-              <w:top w:val="single" w:sz="4" w:space="0" w:color="CCCCCC"/>
-              <w:bottom w:val="single" w:sz="4" w:space="0" w:color="CCCCCC"/>
-              <w:left w:val="single" w:sz="4" w:space="0" w:color="CCCCCC"/>
-              <w:right w:val="single" w:sz="4" w:space="0" w:color="CCCCCC"/>
-            </w:tcBorders>
-          </w:tcPr>
-          <w:p>
-            <w:pPr>
-              <w:spacing w:before="60" w:after="60" w:line="252" w:lineRule="auto"/>
-              <w:jc w:val="left"/>
-            </w:pPr>
-            <w:r/>
-            <w:r>
-              <w:rPr>
-                <w:b/>
-              </w:rPr>
-              <w:t>705.75</w:t>
-            </w:r>
-          </w:p>
-        </w:tc>
-        <w:tc>
-          <w:tcPr>
-            <w:tcW w:type="dxa" w:w="3456"/>
-            <w:shd w:fill="F8FAFC"/>
-            <w:tcMar>
-              <w:top w:w="100" w:type="dxa"/>
-              <w:bottom w:w="100" w:type="dxa"/>
-              <w:left w:w="120" w:type="dxa"/>
-              <w:right w:w="120" w:type="dxa"/>
-            </w:tcMar>
-            <w:tcBorders>
-              <w:top w:val="single" w:sz="4" w:space="0" w:color="CCCCCC"/>
-              <w:bottom w:val="single" w:sz="4" w:space="0" w:color="CCCCCC"/>
-              <w:left w:val="single" w:sz="4" w:space="0" w:color="CCCCCC"/>
-              <w:right w:val="single" w:sz="4" w:space="0" w:color="CCCCCC"/>
-            </w:tcBorders>
-          </w:tcPr>
-          <w:p>
-            <w:pPr>
-              <w:spacing w:before="60" w:after="60" w:line="252" w:lineRule="auto"/>
-              <w:jc w:val="left"/>
-            </w:pPr>
-            <w:r/>
-            <w:r>
-              <w:rPr>
-                <w:b/>
-              </w:rPr>
-              <w:t>+3.50</w:t>
-            </w:r>
-          </w:p>
-        </w:tc>
-        <w:tc>
-          <w:tcPr>
-            <w:tcW w:type="dxa" w:w="1440"/>
-            <w:shd w:fill="F8FAFC"/>
-            <w:tcMar>
-              <w:top w:w="100" w:type="dxa"/>
-              <w:bottom w:w="100" w:type="dxa"/>
-              <w:left w:w="120" w:type="dxa"/>
-              <w:right w:w="120" w:type="dxa"/>
-            </w:tcMar>
-            <w:tcBorders>
-              <w:top w:val="single" w:sz="4" w:space="0" w:color="CCCCCC"/>
-              <w:bottom w:val="single" w:sz="4" w:space="0" w:color="CCCCCC"/>
-              <w:left w:val="single" w:sz="4" w:space="0" w:color="CCCCCC"/>
-              <w:right w:val="single" w:sz="4" w:space="0" w:color="CCCCCC"/>
-            </w:tcBorders>
-          </w:tcPr>
-          <w:p>
-            <w:pPr>
-              <w:spacing w:before="60" w:after="60" w:line="252" w:lineRule="auto"/>
-              <w:jc w:val="left"/>
-            </w:pPr>
-            <w:r/>
-            <w:r>
-              <w:t>BULL</w:t>
-            </w:r>
-          </w:p>
-        </w:tc>
-      </w:tr>
-      <w:tr>
-        <w:tc>
-          <w:tcPr>
-            <w:tcW w:type="dxa" w:w="1584"/>
-            <w:shd w:fill="FFFFFF"/>
-            <w:tcMar>
-              <w:top w:w="100" w:type="dxa"/>
-              <w:bottom w:w="100" w:type="dxa"/>
-              <w:left w:w="120" w:type="dxa"/>
-              <w:right w:w="120" w:type="dxa"/>
-            </w:tcMar>
-            <w:tcBorders>
-              <w:top w:val="single" w:sz="4" w:space="0" w:color="CCCCCC"/>
-              <w:bottom w:val="single" w:sz="4" w:space="0" w:color="CCCCCC"/>
-              <w:left w:val="single" w:sz="4" w:space="0" w:color="CCCCCC"/>
-              <w:right w:val="single" w:sz="4" w:space="0" w:color="CCCCCC"/>
-            </w:tcBorders>
-          </w:tcPr>
-          <w:p>
-            <w:pPr>
-              <w:spacing w:before="60" w:after="60" w:line="252" w:lineRule="auto"/>
-              <w:jc w:val="left"/>
-            </w:pPr>
-            <w:r/>
-            <w:r>
-              <w:rPr>
-                <w:b/>
-              </w:rPr>
-              <w:t>Thu 08/10</w:t>
-            </w:r>
-          </w:p>
-        </w:tc>
-        <w:tc>
-          <w:tcPr>
-            <w:tcW w:type="dxa" w:w="864"/>
-            <w:shd w:fill="FFFFFF"/>
-            <w:tcMar>
-              <w:top w:w="100" w:type="dxa"/>
-              <w:bottom w:w="100" w:type="dxa"/>
-              <w:left w:w="120" w:type="dxa"/>
-              <w:right w:w="120" w:type="dxa"/>
-            </w:tcMar>
-            <w:tcBorders>
-              <w:top w:val="single" w:sz="4" w:space="0" w:color="CCCCCC"/>
-              <w:bottom w:val="single" w:sz="4" w:space="0" w:color="CCCCCC"/>
-              <w:left w:val="single" w:sz="4" w:space="0" w:color="CCCCCC"/>
-              <w:right w:val="single" w:sz="4" w:space="0" w:color="CCCCCC"/>
-            </w:tcBorders>
-          </w:tcPr>
-          <w:p>
-            <w:pPr>
-              <w:spacing w:before="60" w:after="60" w:line="252" w:lineRule="auto"/>
-              <w:jc w:val="left"/>
-            </w:pPr>
-            <w:r/>
-            <w:r>
-              <w:t>NY Close 23-01</w:t>
-            </w:r>
-          </w:p>
-        </w:tc>
-        <w:tc>
-          <w:tcPr>
-            <w:tcW w:type="dxa" w:w="1440"/>
-            <w:shd w:fill="FFFFFF"/>
-            <w:tcMar>
-              <w:top w:w="100" w:type="dxa"/>
-              <w:bottom w:w="100" w:type="dxa"/>
-              <w:left w:w="120" w:type="dxa"/>
-              <w:right w:w="120" w:type="dxa"/>
-            </w:tcMar>
-            <w:tcBorders>
-              <w:top w:val="single" w:sz="4" w:space="0" w:color="CCCCCC"/>
-              <w:bottom w:val="single" w:sz="4" w:space="0" w:color="CCCCCC"/>
-              <w:left w:val="single" w:sz="4" w:space="0" w:color="CCCCCC"/>
-              <w:right w:val="single" w:sz="4" w:space="0" w:color="CCCCCC"/>
-            </w:tcBorders>
-          </w:tcPr>
-          <w:p>
-            <w:pPr>
-              <w:spacing w:before="60" w:after="60" w:line="252" w:lineRule="auto"/>
-              <w:jc w:val="left"/>
-            </w:pPr>
-            <w:r/>
-            <w:r>
-              <w:t>705.75</w:t>
-            </w:r>
-          </w:p>
-        </w:tc>
-        <w:tc>
-          <w:tcPr>
-            <w:tcW w:type="dxa" w:w="2016"/>
-            <w:shd w:fill="FFFFFF"/>
-            <w:tcMar>
-              <w:top w:w="100" w:type="dxa"/>
-              <w:bottom w:w="100" w:type="dxa"/>
-              <w:left w:w="120" w:type="dxa"/>
-              <w:right w:w="120" w:type="dxa"/>
-            </w:tcMar>
-            <w:tcBorders>
-              <w:top w:val="single" w:sz="4" w:space="0" w:color="CCCCCC"/>
-              <w:bottom w:val="single" w:sz="4" w:space="0" w:color="CCCCCC"/>
-              <w:left w:val="single" w:sz="4" w:space="0" w:color="CCCCCC"/>
-              <w:right w:val="single" w:sz="4" w:space="0" w:color="CCCCCC"/>
-            </w:tcBorders>
-          </w:tcPr>
-          <w:p>
-            <w:pPr>
-              <w:spacing w:before="60" w:after="60" w:line="252" w:lineRule="auto"/>
-              <w:jc w:val="left"/>
-            </w:pPr>
-            <w:r/>
-            <w:r>
-              <w:t>711.25</w:t>
-            </w:r>
-          </w:p>
-        </w:tc>
-        <w:tc>
-          <w:tcPr>
-            <w:tcW w:type="dxa" w:w="1152"/>
-            <w:shd w:fill="FFFFFF"/>
-            <w:tcMar>
-              <w:top w:w="100" w:type="dxa"/>
-              <w:bottom w:w="100" w:type="dxa"/>
-              <w:left w:w="120" w:type="dxa"/>
-              <w:right w:w="120" w:type="dxa"/>
-            </w:tcMar>
-            <w:tcBorders>
-              <w:top w:val="single" w:sz="4" w:space="0" w:color="CCCCCC"/>
-              <w:bottom w:val="single" w:sz="4" w:space="0" w:color="CCCCCC"/>
-              <w:left w:val="single" w:sz="4" w:space="0" w:color="CCCCCC"/>
-              <w:right w:val="single" w:sz="4" w:space="0" w:color="CCCCCC"/>
-            </w:tcBorders>
-          </w:tcPr>
-          <w:p>
-            <w:pPr>
-              <w:spacing w:before="60" w:after="60" w:line="252" w:lineRule="auto"/>
-              <w:jc w:val="left"/>
-            </w:pPr>
-            <w:r/>
-            <w:r>
-              <w:t>698.00</w:t>
-            </w:r>
-          </w:p>
-        </w:tc>
-        <w:tc>
-          <w:tcPr>
-            <w:tcW w:type="dxa" w:w="1728"/>
-            <w:shd w:fill="FFFFFF"/>
-            <w:tcMar>
-              <w:top w:w="100" w:type="dxa"/>
-              <w:bottom w:w="100" w:type="dxa"/>
-              <w:left w:w="120" w:type="dxa"/>
-              <w:right w:w="120" w:type="dxa"/>
-            </w:tcMar>
-            <w:tcBorders>
-              <w:top w:val="single" w:sz="4" w:space="0" w:color="CCCCCC"/>
-              <w:bottom w:val="single" w:sz="4" w:space="0" w:color="CCCCCC"/>
-              <w:left w:val="single" w:sz="4" w:space="0" w:color="CCCCCC"/>
-              <w:right w:val="single" w:sz="4" w:space="0" w:color="CCCCCC"/>
-            </w:tcBorders>
-          </w:tcPr>
-          <w:p>
-            <w:pPr>
-              <w:spacing w:before="60" w:after="60" w:line="252" w:lineRule="auto"/>
-              <w:jc w:val="left"/>
-            </w:pPr>
-            <w:r/>
-            <w:r>
-              <w:rPr>
-                <w:b/>
-              </w:rPr>
-              <w:t>706.50</w:t>
-            </w:r>
-          </w:p>
-        </w:tc>
-        <w:tc>
-          <w:tcPr>
-            <w:tcW w:type="dxa" w:w="3456"/>
-            <w:shd w:fill="FFFFFF"/>
-            <w:tcMar>
-              <w:top w:w="100" w:type="dxa"/>
-              <w:bottom w:w="100" w:type="dxa"/>
-              <w:left w:w="120" w:type="dxa"/>
-              <w:right w:w="120" w:type="dxa"/>
-            </w:tcMar>
-            <w:tcBorders>
-              <w:top w:val="single" w:sz="4" w:space="0" w:color="CCCCCC"/>
-              <w:bottom w:val="single" w:sz="4" w:space="0" w:color="CCCCCC"/>
-              <w:left w:val="single" w:sz="4" w:space="0" w:color="CCCCCC"/>
-              <w:right w:val="single" w:sz="4" w:space="0" w:color="CCCCCC"/>
-            </w:tcBorders>
-          </w:tcPr>
-          <w:p>
-            <w:pPr>
-              <w:spacing w:before="60" w:after="60" w:line="252" w:lineRule="auto"/>
-              <w:jc w:val="left"/>
-            </w:pPr>
-            <w:r/>
-            <w:r>
-              <w:rPr>
-                <w:b/>
-              </w:rPr>
-              <w:t>+0.75</w:t>
-            </w:r>
-          </w:p>
-        </w:tc>
-        <w:tc>
-          <w:tcPr>
-            <w:tcW w:type="dxa" w:w="1440"/>
-            <w:shd w:fill="FFFFFF"/>
-            <w:tcMar>
-              <w:top w:w="100" w:type="dxa"/>
-              <w:bottom w:w="100" w:type="dxa"/>
-              <w:left w:w="120" w:type="dxa"/>
-              <w:right w:w="120" w:type="dxa"/>
-            </w:tcMar>
-            <w:tcBorders>
-              <w:top w:val="single" w:sz="4" w:space="0" w:color="CCCCCC"/>
-              <w:bottom w:val="single" w:sz="4" w:space="0" w:color="CCCCCC"/>
-              <w:left w:val="single" w:sz="4" w:space="0" w:color="CCCCCC"/>
-              <w:right w:val="single" w:sz="4" w:space="0" w:color="CCCCCC"/>
-            </w:tcBorders>
-          </w:tcPr>
-          <w:p>
-            <w:pPr>
-              <w:spacing w:before="60" w:after="60" w:line="252" w:lineRule="auto"/>
-              <w:jc w:val="left"/>
-            </w:pPr>
-            <w:r/>
-            <w:r>
-              <w:t>BULL</w:t>
             </w:r>
           </w:p>
         </w:tc>
@@ -29950,7 +30890,7 @@
             </w:pPr>
             <w:r/>
             <w:r>
-              <w:t>Asia 07-11</w:t>
+              <w:t>NY Open 21-23</w:t>
             </w:r>
           </w:p>
         </w:tc>
@@ -30006,7 +30946,7 @@
             </w:pPr>
             <w:r/>
             <w:r>
-              <w:t>715.75</w:t>
+              <w:t>715.00</w:t>
             </w:r>
           </w:p>
         </w:tc>
@@ -30034,7 +30974,7 @@
             </w:pPr>
             <w:r/>
             <w:r>
-              <w:t>700.00</w:t>
+              <w:t>692.50</w:t>
             </w:r>
           </w:p>
         </w:tc>
@@ -30065,7 +31005,7 @@
               <w:rPr>
                 <w:b/>
               </w:rPr>
-              <w:t>705.75</w:t>
+              <w:t>708.25</w:t>
             </w:r>
           </w:p>
         </w:tc>
@@ -30096,7 +31036,7 @@
               <w:rPr>
                 <w:b/>
               </w:rPr>
-              <w:t>-0.75</w:t>
+              <w:t>+1.75</w:t>
             </w:r>
           </w:p>
         </w:tc>
@@ -30124,7 +31064,7 @@
             </w:pPr>
             <w:r/>
             <w:r>
-              <w:t>BEAR</w:t>
+              <w:t>BULL</w:t>
             </w:r>
           </w:p>
         </w:tc>
@@ -30185,7 +31125,7 @@
             </w:pPr>
             <w:r/>
             <w:r>
-              <w:t>Asia 11-15</w:t>
+              <w:t>NY Close 23-01</w:t>
             </w:r>
           </w:p>
         </w:tc>
@@ -30213,7 +31153,7 @@
             </w:pPr>
             <w:r/>
             <w:r>
-              <w:t>705.75</w:t>
+              <w:t>708.25</w:t>
             </w:r>
           </w:p>
         </w:tc>
@@ -30241,7 +31181,7 @@
             </w:pPr>
             <w:r/>
             <w:r>
-              <w:t>713.25</w:t>
+              <w:t>714.50</w:t>
             </w:r>
           </w:p>
         </w:tc>
@@ -30269,7 +31209,7 @@
             </w:pPr>
             <w:r/>
             <w:r>
-              <w:t>699.75</w:t>
+              <w:t>701.75</w:t>
             </w:r>
           </w:p>
         </w:tc>
@@ -30300,947 +31240,7 @@
               <w:rPr>
                 <w:b/>
               </w:rPr>
-              <w:t>704.75</w:t>
-            </w:r>
-          </w:p>
-        </w:tc>
-        <w:tc>
-          <w:tcPr>
-            <w:tcW w:type="dxa" w:w="3456"/>
-            <w:shd w:fill="FFFFFF"/>
-            <w:tcMar>
-              <w:top w:w="100" w:type="dxa"/>
-              <w:bottom w:w="100" w:type="dxa"/>
-              <w:left w:w="120" w:type="dxa"/>
-              <w:right w:w="120" w:type="dxa"/>
-            </w:tcMar>
-            <w:tcBorders>
-              <w:top w:val="single" w:sz="4" w:space="0" w:color="CCCCCC"/>
-              <w:bottom w:val="single" w:sz="4" w:space="0" w:color="CCCCCC"/>
-              <w:left w:val="single" w:sz="4" w:space="0" w:color="CCCCCC"/>
-              <w:right w:val="single" w:sz="4" w:space="0" w:color="CCCCCC"/>
-            </w:tcBorders>
-          </w:tcPr>
-          <w:p>
-            <w:pPr>
-              <w:spacing w:before="60" w:after="60" w:line="252" w:lineRule="auto"/>
-              <w:jc w:val="left"/>
-            </w:pPr>
-            <w:r/>
-            <w:r>
-              <w:rPr>
-                <w:b/>
-              </w:rPr>
-              <w:t>-1.00</w:t>
-            </w:r>
-          </w:p>
-        </w:tc>
-        <w:tc>
-          <w:tcPr>
-            <w:tcW w:type="dxa" w:w="1440"/>
-            <w:shd w:fill="FFFFFF"/>
-            <w:tcMar>
-              <w:top w:w="100" w:type="dxa"/>
-              <w:bottom w:w="100" w:type="dxa"/>
-              <w:left w:w="120" w:type="dxa"/>
-              <w:right w:w="120" w:type="dxa"/>
-            </w:tcMar>
-            <w:tcBorders>
-              <w:top w:val="single" w:sz="4" w:space="0" w:color="CCCCCC"/>
-              <w:bottom w:val="single" w:sz="4" w:space="0" w:color="CCCCCC"/>
-              <w:left w:val="single" w:sz="4" w:space="0" w:color="CCCCCC"/>
-              <w:right w:val="single" w:sz="4" w:space="0" w:color="CCCCCC"/>
-            </w:tcBorders>
-          </w:tcPr>
-          <w:p>
-            <w:pPr>
-              <w:spacing w:before="60" w:after="60" w:line="252" w:lineRule="auto"/>
-              <w:jc w:val="left"/>
-            </w:pPr>
-            <w:r/>
-            <w:r>
-              <w:t>BEAR</w:t>
-            </w:r>
-          </w:p>
-        </w:tc>
-      </w:tr>
-      <w:tr>
-        <w:tc>
-          <w:tcPr>
-            <w:tcW w:type="dxa" w:w="1584"/>
-            <w:shd w:fill="F8FAFC"/>
-            <w:tcMar>
-              <w:top w:w="100" w:type="dxa"/>
-              <w:bottom w:w="100" w:type="dxa"/>
-              <w:left w:w="120" w:type="dxa"/>
-              <w:right w:w="120" w:type="dxa"/>
-            </w:tcMar>
-            <w:tcBorders>
-              <w:top w:val="single" w:sz="4" w:space="0" w:color="CCCCCC"/>
-              <w:bottom w:val="single" w:sz="4" w:space="0" w:color="CCCCCC"/>
-              <w:left w:val="single" w:sz="4" w:space="0" w:color="CCCCCC"/>
-              <w:right w:val="single" w:sz="4" w:space="0" w:color="CCCCCC"/>
-            </w:tcBorders>
-          </w:tcPr>
-          <w:p>
-            <w:pPr>
-              <w:spacing w:before="60" w:after="60" w:line="252" w:lineRule="auto"/>
-              <w:jc w:val="left"/>
-            </w:pPr>
-            <w:r/>
-            <w:r>
-              <w:rPr>
-                <w:b/>
-              </w:rPr>
-              <w:t>Fri 09/10</w:t>
-            </w:r>
-          </w:p>
-        </w:tc>
-        <w:tc>
-          <w:tcPr>
-            <w:tcW w:type="dxa" w:w="864"/>
-            <w:shd w:fill="F8FAFC"/>
-            <w:tcMar>
-              <w:top w:w="100" w:type="dxa"/>
-              <w:bottom w:w="100" w:type="dxa"/>
-              <w:left w:w="120" w:type="dxa"/>
-              <w:right w:w="120" w:type="dxa"/>
-            </w:tcMar>
-            <w:tcBorders>
-              <w:top w:val="single" w:sz="4" w:space="0" w:color="CCCCCC"/>
-              <w:bottom w:val="single" w:sz="4" w:space="0" w:color="CCCCCC"/>
-              <w:left w:val="single" w:sz="4" w:space="0" w:color="CCCCCC"/>
-              <w:right w:val="single" w:sz="4" w:space="0" w:color="CCCCCC"/>
-            </w:tcBorders>
-          </w:tcPr>
-          <w:p>
-            <w:pPr>
-              <w:spacing w:before="60" w:after="60" w:line="252" w:lineRule="auto"/>
-              <w:jc w:val="left"/>
-            </w:pPr>
-            <w:r/>
-            <w:r>
-              <w:t>London 15-19</w:t>
-            </w:r>
-          </w:p>
-        </w:tc>
-        <w:tc>
-          <w:tcPr>
-            <w:tcW w:type="dxa" w:w="1440"/>
-            <w:shd w:fill="F8FAFC"/>
-            <w:tcMar>
-              <w:top w:w="100" w:type="dxa"/>
-              <w:bottom w:w="100" w:type="dxa"/>
-              <w:left w:w="120" w:type="dxa"/>
-              <w:right w:w="120" w:type="dxa"/>
-            </w:tcMar>
-            <w:tcBorders>
-              <w:top w:val="single" w:sz="4" w:space="0" w:color="CCCCCC"/>
-              <w:bottom w:val="single" w:sz="4" w:space="0" w:color="CCCCCC"/>
-              <w:left w:val="single" w:sz="4" w:space="0" w:color="CCCCCC"/>
-              <w:right w:val="single" w:sz="4" w:space="0" w:color="CCCCCC"/>
-            </w:tcBorders>
-          </w:tcPr>
-          <w:p>
-            <w:pPr>
-              <w:spacing w:before="60" w:after="60" w:line="252" w:lineRule="auto"/>
-              <w:jc w:val="left"/>
-            </w:pPr>
-            <w:r/>
-            <w:r>
-              <w:t>704.75</w:t>
-            </w:r>
-          </w:p>
-        </w:tc>
-        <w:tc>
-          <w:tcPr>
-            <w:tcW w:type="dxa" w:w="2016"/>
-            <w:shd w:fill="F8FAFC"/>
-            <w:tcMar>
-              <w:top w:w="100" w:type="dxa"/>
-              <w:bottom w:w="100" w:type="dxa"/>
-              <w:left w:w="120" w:type="dxa"/>
-              <w:right w:w="120" w:type="dxa"/>
-            </w:tcMar>
-            <w:tcBorders>
-              <w:top w:val="single" w:sz="4" w:space="0" w:color="CCCCCC"/>
-              <w:bottom w:val="single" w:sz="4" w:space="0" w:color="CCCCCC"/>
-              <w:left w:val="single" w:sz="4" w:space="0" w:color="CCCCCC"/>
-              <w:right w:val="single" w:sz="4" w:space="0" w:color="CCCCCC"/>
-            </w:tcBorders>
-          </w:tcPr>
-          <w:p>
-            <w:pPr>
-              <w:spacing w:before="60" w:after="60" w:line="252" w:lineRule="auto"/>
-              <w:jc w:val="left"/>
-            </w:pPr>
-            <w:r/>
-            <w:r>
-              <w:t>711.75</w:t>
-            </w:r>
-          </w:p>
-        </w:tc>
-        <w:tc>
-          <w:tcPr>
-            <w:tcW w:type="dxa" w:w="1152"/>
-            <w:shd w:fill="F8FAFC"/>
-            <w:tcMar>
-              <w:top w:w="100" w:type="dxa"/>
-              <w:bottom w:w="100" w:type="dxa"/>
-              <w:left w:w="120" w:type="dxa"/>
-              <w:right w:w="120" w:type="dxa"/>
-            </w:tcMar>
-            <w:tcBorders>
-              <w:top w:val="single" w:sz="4" w:space="0" w:color="CCCCCC"/>
-              <w:bottom w:val="single" w:sz="4" w:space="0" w:color="CCCCCC"/>
-              <w:left w:val="single" w:sz="4" w:space="0" w:color="CCCCCC"/>
-              <w:right w:val="single" w:sz="4" w:space="0" w:color="CCCCCC"/>
-            </w:tcBorders>
-          </w:tcPr>
-          <w:p>
-            <w:pPr>
-              <w:spacing w:before="60" w:after="60" w:line="252" w:lineRule="auto"/>
-              <w:jc w:val="left"/>
-            </w:pPr>
-            <w:r/>
-            <w:r>
-              <w:t>691.25</w:t>
-            </w:r>
-          </w:p>
-        </w:tc>
-        <w:tc>
-          <w:tcPr>
-            <w:tcW w:type="dxa" w:w="1728"/>
-            <w:shd w:fill="F8FAFC"/>
-            <w:tcMar>
-              <w:top w:w="100" w:type="dxa"/>
-              <w:bottom w:w="100" w:type="dxa"/>
-              <w:left w:w="120" w:type="dxa"/>
-              <w:right w:w="120" w:type="dxa"/>
-            </w:tcMar>
-            <w:tcBorders>
-              <w:top w:val="single" w:sz="4" w:space="0" w:color="CCCCCC"/>
-              <w:bottom w:val="single" w:sz="4" w:space="0" w:color="CCCCCC"/>
-              <w:left w:val="single" w:sz="4" w:space="0" w:color="CCCCCC"/>
-              <w:right w:val="single" w:sz="4" w:space="0" w:color="CCCCCC"/>
-            </w:tcBorders>
-          </w:tcPr>
-          <w:p>
-            <w:pPr>
-              <w:spacing w:before="60" w:after="60" w:line="252" w:lineRule="auto"/>
-              <w:jc w:val="left"/>
-            </w:pPr>
-            <w:r/>
-            <w:r>
-              <w:rPr>
-                <w:b/>
-              </w:rPr>
-              <w:t>705.50</w:t>
-            </w:r>
-          </w:p>
-        </w:tc>
-        <w:tc>
-          <w:tcPr>
-            <w:tcW w:type="dxa" w:w="3456"/>
-            <w:shd w:fill="F8FAFC"/>
-            <w:tcMar>
-              <w:top w:w="100" w:type="dxa"/>
-              <w:bottom w:w="100" w:type="dxa"/>
-              <w:left w:w="120" w:type="dxa"/>
-              <w:right w:w="120" w:type="dxa"/>
-            </w:tcMar>
-            <w:tcBorders>
-              <w:top w:val="single" w:sz="4" w:space="0" w:color="CCCCCC"/>
-              <w:bottom w:val="single" w:sz="4" w:space="0" w:color="CCCCCC"/>
-              <w:left w:val="single" w:sz="4" w:space="0" w:color="CCCCCC"/>
-              <w:right w:val="single" w:sz="4" w:space="0" w:color="CCCCCC"/>
-            </w:tcBorders>
-          </w:tcPr>
-          <w:p>
-            <w:pPr>
-              <w:spacing w:before="60" w:after="60" w:line="252" w:lineRule="auto"/>
-              <w:jc w:val="left"/>
-            </w:pPr>
-            <w:r/>
-            <w:r>
-              <w:rPr>
-                <w:b/>
-              </w:rPr>
-              <w:t>+0.75</w:t>
-            </w:r>
-          </w:p>
-        </w:tc>
-        <w:tc>
-          <w:tcPr>
-            <w:tcW w:type="dxa" w:w="1440"/>
-            <w:shd w:fill="F8FAFC"/>
-            <w:tcMar>
-              <w:top w:w="100" w:type="dxa"/>
-              <w:bottom w:w="100" w:type="dxa"/>
-              <w:left w:w="120" w:type="dxa"/>
-              <w:right w:w="120" w:type="dxa"/>
-            </w:tcMar>
-            <w:tcBorders>
-              <w:top w:val="single" w:sz="4" w:space="0" w:color="CCCCCC"/>
-              <w:bottom w:val="single" w:sz="4" w:space="0" w:color="CCCCCC"/>
-              <w:left w:val="single" w:sz="4" w:space="0" w:color="CCCCCC"/>
-              <w:right w:val="single" w:sz="4" w:space="0" w:color="CCCCCC"/>
-            </w:tcBorders>
-          </w:tcPr>
-          <w:p>
-            <w:pPr>
-              <w:spacing w:before="60" w:after="60" w:line="252" w:lineRule="auto"/>
-              <w:jc w:val="left"/>
-            </w:pPr>
-            <w:r/>
-            <w:r>
-              <w:t>BULL</w:t>
-            </w:r>
-          </w:p>
-        </w:tc>
-      </w:tr>
-      <w:tr>
-        <w:tc>
-          <w:tcPr>
-            <w:tcW w:type="dxa" w:w="1584"/>
-            <w:shd w:fill="FFFFFF"/>
-            <w:tcMar>
-              <w:top w:w="100" w:type="dxa"/>
-              <w:bottom w:w="100" w:type="dxa"/>
-              <w:left w:w="120" w:type="dxa"/>
-              <w:right w:w="120" w:type="dxa"/>
-            </w:tcMar>
-            <w:tcBorders>
-              <w:top w:val="single" w:sz="4" w:space="0" w:color="CCCCCC"/>
-              <w:bottom w:val="single" w:sz="4" w:space="0" w:color="CCCCCC"/>
-              <w:left w:val="single" w:sz="4" w:space="0" w:color="CCCCCC"/>
-              <w:right w:val="single" w:sz="4" w:space="0" w:color="CCCCCC"/>
-            </w:tcBorders>
-          </w:tcPr>
-          <w:p>
-            <w:pPr>
-              <w:spacing w:before="60" w:after="60" w:line="252" w:lineRule="auto"/>
-              <w:jc w:val="left"/>
-            </w:pPr>
-            <w:r/>
-            <w:r>
-              <w:rPr>
-                <w:b/>
-              </w:rPr>
-              <w:t>Fri 09/10</w:t>
-            </w:r>
-          </w:p>
-        </w:tc>
-        <w:tc>
-          <w:tcPr>
-            <w:tcW w:type="dxa" w:w="864"/>
-            <w:shd w:fill="FFFFFF"/>
-            <w:tcMar>
-              <w:top w:w="100" w:type="dxa"/>
-              <w:bottom w:w="100" w:type="dxa"/>
-              <w:left w:w="120" w:type="dxa"/>
-              <w:right w:w="120" w:type="dxa"/>
-            </w:tcMar>
-            <w:tcBorders>
-              <w:top w:val="single" w:sz="4" w:space="0" w:color="CCCCCC"/>
-              <w:bottom w:val="single" w:sz="4" w:space="0" w:color="CCCCCC"/>
-              <w:left w:val="single" w:sz="4" w:space="0" w:color="CCCCCC"/>
-              <w:right w:val="single" w:sz="4" w:space="0" w:color="CCCCCC"/>
-            </w:tcBorders>
-          </w:tcPr>
-          <w:p>
-            <w:pPr>
-              <w:spacing w:before="60" w:after="60" w:line="252" w:lineRule="auto"/>
-              <w:jc w:val="left"/>
-            </w:pPr>
-            <w:r/>
-            <w:r>
-              <w:t>Pre-NY 19-21</w:t>
-            </w:r>
-          </w:p>
-        </w:tc>
-        <w:tc>
-          <w:tcPr>
-            <w:tcW w:type="dxa" w:w="1440"/>
-            <w:shd w:fill="FFFFFF"/>
-            <w:tcMar>
-              <w:top w:w="100" w:type="dxa"/>
-              <w:bottom w:w="100" w:type="dxa"/>
-              <w:left w:w="120" w:type="dxa"/>
-              <w:right w:w="120" w:type="dxa"/>
-            </w:tcMar>
-            <w:tcBorders>
-              <w:top w:val="single" w:sz="4" w:space="0" w:color="CCCCCC"/>
-              <w:bottom w:val="single" w:sz="4" w:space="0" w:color="CCCCCC"/>
-              <w:left w:val="single" w:sz="4" w:space="0" w:color="CCCCCC"/>
-              <w:right w:val="single" w:sz="4" w:space="0" w:color="CCCCCC"/>
-            </w:tcBorders>
-          </w:tcPr>
-          <w:p>
-            <w:pPr>
-              <w:spacing w:before="60" w:after="60" w:line="252" w:lineRule="auto"/>
-              <w:jc w:val="left"/>
-            </w:pPr>
-            <w:r/>
-            <w:r>
-              <w:t>705.50</w:t>
-            </w:r>
-          </w:p>
-        </w:tc>
-        <w:tc>
-          <w:tcPr>
-            <w:tcW w:type="dxa" w:w="2016"/>
-            <w:shd w:fill="FFFFFF"/>
-            <w:tcMar>
-              <w:top w:w="100" w:type="dxa"/>
-              <w:bottom w:w="100" w:type="dxa"/>
-              <w:left w:w="120" w:type="dxa"/>
-              <w:right w:w="120" w:type="dxa"/>
-            </w:tcMar>
-            <w:tcBorders>
-              <w:top w:val="single" w:sz="4" w:space="0" w:color="CCCCCC"/>
-              <w:bottom w:val="single" w:sz="4" w:space="0" w:color="CCCCCC"/>
-              <w:left w:val="single" w:sz="4" w:space="0" w:color="CCCCCC"/>
-              <w:right w:val="single" w:sz="4" w:space="0" w:color="CCCCCC"/>
-            </w:tcBorders>
-          </w:tcPr>
-          <w:p>
-            <w:pPr>
-              <w:spacing w:before="60" w:after="60" w:line="252" w:lineRule="auto"/>
-              <w:jc w:val="left"/>
-            </w:pPr>
-            <w:r/>
-            <w:r>
-              <w:t>714.75</w:t>
-            </w:r>
-          </w:p>
-        </w:tc>
-        <w:tc>
-          <w:tcPr>
-            <w:tcW w:type="dxa" w:w="1152"/>
-            <w:shd w:fill="FFFFFF"/>
-            <w:tcMar>
-              <w:top w:w="100" w:type="dxa"/>
-              <w:bottom w:w="100" w:type="dxa"/>
-              <w:left w:w="120" w:type="dxa"/>
-              <w:right w:w="120" w:type="dxa"/>
-            </w:tcMar>
-            <w:tcBorders>
-              <w:top w:val="single" w:sz="4" w:space="0" w:color="CCCCCC"/>
-              <w:bottom w:val="single" w:sz="4" w:space="0" w:color="CCCCCC"/>
-              <w:left w:val="single" w:sz="4" w:space="0" w:color="CCCCCC"/>
-              <w:right w:val="single" w:sz="4" w:space="0" w:color="CCCCCC"/>
-            </w:tcBorders>
-          </w:tcPr>
-          <w:p>
-            <w:pPr>
-              <w:spacing w:before="60" w:after="60" w:line="252" w:lineRule="auto"/>
-              <w:jc w:val="left"/>
-            </w:pPr>
-            <w:r/>
-            <w:r>
-              <w:t>698.25</w:t>
-            </w:r>
-          </w:p>
-        </w:tc>
-        <w:tc>
-          <w:tcPr>
-            <w:tcW w:type="dxa" w:w="1728"/>
-            <w:shd w:fill="FFFFFF"/>
-            <w:tcMar>
-              <w:top w:w="100" w:type="dxa"/>
-              <w:bottom w:w="100" w:type="dxa"/>
-              <w:left w:w="120" w:type="dxa"/>
-              <w:right w:w="120" w:type="dxa"/>
-            </w:tcMar>
-            <w:tcBorders>
-              <w:top w:val="single" w:sz="4" w:space="0" w:color="CCCCCC"/>
-              <w:bottom w:val="single" w:sz="4" w:space="0" w:color="CCCCCC"/>
-              <w:left w:val="single" w:sz="4" w:space="0" w:color="CCCCCC"/>
-              <w:right w:val="single" w:sz="4" w:space="0" w:color="CCCCCC"/>
-            </w:tcBorders>
-          </w:tcPr>
-          <w:p>
-            <w:pPr>
-              <w:spacing w:before="60" w:after="60" w:line="252" w:lineRule="auto"/>
-              <w:jc w:val="left"/>
-            </w:pPr>
-            <w:r/>
-            <w:r>
-              <w:rPr>
-                <w:b/>
-              </w:rPr>
-              <w:t>705.25</w:t>
-            </w:r>
-          </w:p>
-        </w:tc>
-        <w:tc>
-          <w:tcPr>
-            <w:tcW w:type="dxa" w:w="3456"/>
-            <w:shd w:fill="FFFFFF"/>
-            <w:tcMar>
-              <w:top w:w="100" w:type="dxa"/>
-              <w:bottom w:w="100" w:type="dxa"/>
-              <w:left w:w="120" w:type="dxa"/>
-              <w:right w:w="120" w:type="dxa"/>
-            </w:tcMar>
-            <w:tcBorders>
-              <w:top w:val="single" w:sz="4" w:space="0" w:color="CCCCCC"/>
-              <w:bottom w:val="single" w:sz="4" w:space="0" w:color="CCCCCC"/>
-              <w:left w:val="single" w:sz="4" w:space="0" w:color="CCCCCC"/>
-              <w:right w:val="single" w:sz="4" w:space="0" w:color="CCCCCC"/>
-            </w:tcBorders>
-          </w:tcPr>
-          <w:p>
-            <w:pPr>
-              <w:spacing w:before="60" w:after="60" w:line="252" w:lineRule="auto"/>
-              <w:jc w:val="left"/>
-            </w:pPr>
-            <w:r/>
-            <w:r>
-              <w:rPr>
-                <w:b/>
-              </w:rPr>
-              <w:t>-0.25</w:t>
-            </w:r>
-          </w:p>
-        </w:tc>
-        <w:tc>
-          <w:tcPr>
-            <w:tcW w:type="dxa" w:w="1440"/>
-            <w:shd w:fill="FFFFFF"/>
-            <w:tcMar>
-              <w:top w:w="100" w:type="dxa"/>
-              <w:bottom w:w="100" w:type="dxa"/>
-              <w:left w:w="120" w:type="dxa"/>
-              <w:right w:w="120" w:type="dxa"/>
-            </w:tcMar>
-            <w:tcBorders>
-              <w:top w:val="single" w:sz="4" w:space="0" w:color="CCCCCC"/>
-              <w:bottom w:val="single" w:sz="4" w:space="0" w:color="CCCCCC"/>
-              <w:left w:val="single" w:sz="4" w:space="0" w:color="CCCCCC"/>
-              <w:right w:val="single" w:sz="4" w:space="0" w:color="CCCCCC"/>
-            </w:tcBorders>
-          </w:tcPr>
-          <w:p>
-            <w:pPr>
-              <w:spacing w:before="60" w:after="60" w:line="252" w:lineRule="auto"/>
-              <w:jc w:val="left"/>
-            </w:pPr>
-            <w:r/>
-            <w:r>
-              <w:t>BEAR</w:t>
-            </w:r>
-          </w:p>
-        </w:tc>
-      </w:tr>
-      <w:tr>
-        <w:tc>
-          <w:tcPr>
-            <w:tcW w:type="dxa" w:w="1584"/>
-            <w:shd w:fill="F8FAFC"/>
-            <w:tcMar>
-              <w:top w:w="100" w:type="dxa"/>
-              <w:bottom w:w="100" w:type="dxa"/>
-              <w:left w:w="120" w:type="dxa"/>
-              <w:right w:w="120" w:type="dxa"/>
-            </w:tcMar>
-            <w:tcBorders>
-              <w:top w:val="single" w:sz="4" w:space="0" w:color="CCCCCC"/>
-              <w:bottom w:val="single" w:sz="4" w:space="0" w:color="CCCCCC"/>
-              <w:left w:val="single" w:sz="4" w:space="0" w:color="CCCCCC"/>
-              <w:right w:val="single" w:sz="4" w:space="0" w:color="CCCCCC"/>
-            </w:tcBorders>
-          </w:tcPr>
-          <w:p>
-            <w:pPr>
-              <w:spacing w:before="60" w:after="60" w:line="252" w:lineRule="auto"/>
-              <w:jc w:val="left"/>
-            </w:pPr>
-            <w:r/>
-            <w:r>
-              <w:rPr>
-                <w:b/>
-              </w:rPr>
-              <w:t>Fri 09/10</w:t>
-            </w:r>
-          </w:p>
-        </w:tc>
-        <w:tc>
-          <w:tcPr>
-            <w:tcW w:type="dxa" w:w="864"/>
-            <w:shd w:fill="F8FAFC"/>
-            <w:tcMar>
-              <w:top w:w="100" w:type="dxa"/>
-              <w:bottom w:w="100" w:type="dxa"/>
-              <w:left w:w="120" w:type="dxa"/>
-              <w:right w:w="120" w:type="dxa"/>
-            </w:tcMar>
-            <w:tcBorders>
-              <w:top w:val="single" w:sz="4" w:space="0" w:color="CCCCCC"/>
-              <w:bottom w:val="single" w:sz="4" w:space="0" w:color="CCCCCC"/>
-              <w:left w:val="single" w:sz="4" w:space="0" w:color="CCCCCC"/>
-              <w:right w:val="single" w:sz="4" w:space="0" w:color="CCCCCC"/>
-            </w:tcBorders>
-          </w:tcPr>
-          <w:p>
-            <w:pPr>
-              <w:spacing w:before="60" w:after="60" w:line="252" w:lineRule="auto"/>
-              <w:jc w:val="left"/>
-            </w:pPr>
-            <w:r/>
-            <w:r>
-              <w:t>NY Open 21-23</w:t>
-            </w:r>
-          </w:p>
-        </w:tc>
-        <w:tc>
-          <w:tcPr>
-            <w:tcW w:type="dxa" w:w="1440"/>
-            <w:shd w:fill="F8FAFC"/>
-            <w:tcMar>
-              <w:top w:w="100" w:type="dxa"/>
-              <w:bottom w:w="100" w:type="dxa"/>
-              <w:left w:w="120" w:type="dxa"/>
-              <w:right w:w="120" w:type="dxa"/>
-            </w:tcMar>
-            <w:tcBorders>
-              <w:top w:val="single" w:sz="4" w:space="0" w:color="CCCCCC"/>
-              <w:bottom w:val="single" w:sz="4" w:space="0" w:color="CCCCCC"/>
-              <w:left w:val="single" w:sz="4" w:space="0" w:color="CCCCCC"/>
-              <w:right w:val="single" w:sz="4" w:space="0" w:color="CCCCCC"/>
-            </w:tcBorders>
-          </w:tcPr>
-          <w:p>
-            <w:pPr>
-              <w:spacing w:before="60" w:after="60" w:line="252" w:lineRule="auto"/>
-              <w:jc w:val="left"/>
-            </w:pPr>
-            <w:r/>
-            <w:r>
-              <w:t>705.25</w:t>
-            </w:r>
-          </w:p>
-        </w:tc>
-        <w:tc>
-          <w:tcPr>
-            <w:tcW w:type="dxa" w:w="2016"/>
-            <w:shd w:fill="F8FAFC"/>
-            <w:tcMar>
-              <w:top w:w="100" w:type="dxa"/>
-              <w:bottom w:w="100" w:type="dxa"/>
-              <w:left w:w="120" w:type="dxa"/>
-              <w:right w:w="120" w:type="dxa"/>
-            </w:tcMar>
-            <w:tcBorders>
-              <w:top w:val="single" w:sz="4" w:space="0" w:color="CCCCCC"/>
-              <w:bottom w:val="single" w:sz="4" w:space="0" w:color="CCCCCC"/>
-              <w:left w:val="single" w:sz="4" w:space="0" w:color="CCCCCC"/>
-              <w:right w:val="single" w:sz="4" w:space="0" w:color="CCCCCC"/>
-            </w:tcBorders>
-          </w:tcPr>
-          <w:p>
-            <w:pPr>
-              <w:spacing w:before="60" w:after="60" w:line="252" w:lineRule="auto"/>
-              <w:jc w:val="left"/>
-            </w:pPr>
-            <w:r/>
-            <w:r>
-              <w:t>713.75</w:t>
-            </w:r>
-          </w:p>
-        </w:tc>
-        <w:tc>
-          <w:tcPr>
-            <w:tcW w:type="dxa" w:w="1152"/>
-            <w:shd w:fill="F8FAFC"/>
-            <w:tcMar>
-              <w:top w:w="100" w:type="dxa"/>
-              <w:bottom w:w="100" w:type="dxa"/>
-              <w:left w:w="120" w:type="dxa"/>
-              <w:right w:w="120" w:type="dxa"/>
-            </w:tcMar>
-            <w:tcBorders>
-              <w:top w:val="single" w:sz="4" w:space="0" w:color="CCCCCC"/>
-              <w:bottom w:val="single" w:sz="4" w:space="0" w:color="CCCCCC"/>
-              <w:left w:val="single" w:sz="4" w:space="0" w:color="CCCCCC"/>
-              <w:right w:val="single" w:sz="4" w:space="0" w:color="CCCCCC"/>
-            </w:tcBorders>
-          </w:tcPr>
-          <w:p>
-            <w:pPr>
-              <w:spacing w:before="60" w:after="60" w:line="252" w:lineRule="auto"/>
-              <w:jc w:val="left"/>
-            </w:pPr>
-            <w:r/>
-            <w:r>
-              <w:t>691.25</w:t>
-            </w:r>
-          </w:p>
-        </w:tc>
-        <w:tc>
-          <w:tcPr>
-            <w:tcW w:type="dxa" w:w="1728"/>
-            <w:shd w:fill="F8FAFC"/>
-            <w:tcMar>
-              <w:top w:w="100" w:type="dxa"/>
-              <w:bottom w:w="100" w:type="dxa"/>
-              <w:left w:w="120" w:type="dxa"/>
-              <w:right w:w="120" w:type="dxa"/>
-            </w:tcMar>
-            <w:tcBorders>
-              <w:top w:val="single" w:sz="4" w:space="0" w:color="CCCCCC"/>
-              <w:bottom w:val="single" w:sz="4" w:space="0" w:color="CCCCCC"/>
-              <w:left w:val="single" w:sz="4" w:space="0" w:color="CCCCCC"/>
-              <w:right w:val="single" w:sz="4" w:space="0" w:color="CCCCCC"/>
-            </w:tcBorders>
-          </w:tcPr>
-          <w:p>
-            <w:pPr>
-              <w:spacing w:before="60" w:after="60" w:line="252" w:lineRule="auto"/>
-              <w:jc w:val="left"/>
-            </w:pPr>
-            <w:r/>
-            <w:r>
-              <w:rPr>
-                <w:b/>
-              </w:rPr>
-              <w:t>707.00</w:t>
-            </w:r>
-          </w:p>
-        </w:tc>
-        <w:tc>
-          <w:tcPr>
-            <w:tcW w:type="dxa" w:w="3456"/>
-            <w:shd w:fill="F8FAFC"/>
-            <w:tcMar>
-              <w:top w:w="100" w:type="dxa"/>
-              <w:bottom w:w="100" w:type="dxa"/>
-              <w:left w:w="120" w:type="dxa"/>
-              <w:right w:w="120" w:type="dxa"/>
-            </w:tcMar>
-            <w:tcBorders>
-              <w:top w:val="single" w:sz="4" w:space="0" w:color="CCCCCC"/>
-              <w:bottom w:val="single" w:sz="4" w:space="0" w:color="CCCCCC"/>
-              <w:left w:val="single" w:sz="4" w:space="0" w:color="CCCCCC"/>
-              <w:right w:val="single" w:sz="4" w:space="0" w:color="CCCCCC"/>
-            </w:tcBorders>
-          </w:tcPr>
-          <w:p>
-            <w:pPr>
-              <w:spacing w:before="60" w:after="60" w:line="252" w:lineRule="auto"/>
-              <w:jc w:val="left"/>
-            </w:pPr>
-            <w:r/>
-            <w:r>
-              <w:rPr>
-                <w:b/>
-              </w:rPr>
-              <w:t>+1.75</w:t>
-            </w:r>
-          </w:p>
-        </w:tc>
-        <w:tc>
-          <w:tcPr>
-            <w:tcW w:type="dxa" w:w="1440"/>
-            <w:shd w:fill="F8FAFC"/>
-            <w:tcMar>
-              <w:top w:w="100" w:type="dxa"/>
-              <w:bottom w:w="100" w:type="dxa"/>
-              <w:left w:w="120" w:type="dxa"/>
-              <w:right w:w="120" w:type="dxa"/>
-            </w:tcMar>
-            <w:tcBorders>
-              <w:top w:val="single" w:sz="4" w:space="0" w:color="CCCCCC"/>
-              <w:bottom w:val="single" w:sz="4" w:space="0" w:color="CCCCCC"/>
-              <w:left w:val="single" w:sz="4" w:space="0" w:color="CCCCCC"/>
-              <w:right w:val="single" w:sz="4" w:space="0" w:color="CCCCCC"/>
-            </w:tcBorders>
-          </w:tcPr>
-          <w:p>
-            <w:pPr>
-              <w:spacing w:before="60" w:after="60" w:line="252" w:lineRule="auto"/>
-              <w:jc w:val="left"/>
-            </w:pPr>
-            <w:r/>
-            <w:r>
-              <w:t>BULL</w:t>
-            </w:r>
-          </w:p>
-        </w:tc>
-      </w:tr>
-      <w:tr>
-        <w:tc>
-          <w:tcPr>
-            <w:tcW w:type="dxa" w:w="1584"/>
-            <w:shd w:fill="FFFFFF"/>
-            <w:tcMar>
-              <w:top w:w="100" w:type="dxa"/>
-              <w:bottom w:w="100" w:type="dxa"/>
-              <w:left w:w="120" w:type="dxa"/>
-              <w:right w:w="120" w:type="dxa"/>
-            </w:tcMar>
-            <w:tcBorders>
-              <w:top w:val="single" w:sz="4" w:space="0" w:color="CCCCCC"/>
-              <w:bottom w:val="single" w:sz="4" w:space="0" w:color="CCCCCC"/>
-              <w:left w:val="single" w:sz="4" w:space="0" w:color="CCCCCC"/>
-              <w:right w:val="single" w:sz="4" w:space="0" w:color="CCCCCC"/>
-            </w:tcBorders>
-          </w:tcPr>
-          <w:p>
-            <w:pPr>
-              <w:spacing w:before="60" w:after="60" w:line="252" w:lineRule="auto"/>
-              <w:jc w:val="left"/>
-            </w:pPr>
-            <w:r/>
-            <w:r>
-              <w:rPr>
-                <w:b/>
-              </w:rPr>
-              <w:t>Fri 09/10</w:t>
-            </w:r>
-          </w:p>
-        </w:tc>
-        <w:tc>
-          <w:tcPr>
-            <w:tcW w:type="dxa" w:w="864"/>
-            <w:shd w:fill="FFFFFF"/>
-            <w:tcMar>
-              <w:top w:w="100" w:type="dxa"/>
-              <w:bottom w:w="100" w:type="dxa"/>
-              <w:left w:w="120" w:type="dxa"/>
-              <w:right w:w="120" w:type="dxa"/>
-            </w:tcMar>
-            <w:tcBorders>
-              <w:top w:val="single" w:sz="4" w:space="0" w:color="CCCCCC"/>
-              <w:bottom w:val="single" w:sz="4" w:space="0" w:color="CCCCCC"/>
-              <w:left w:val="single" w:sz="4" w:space="0" w:color="CCCCCC"/>
-              <w:right w:val="single" w:sz="4" w:space="0" w:color="CCCCCC"/>
-            </w:tcBorders>
-          </w:tcPr>
-          <w:p>
-            <w:pPr>
-              <w:spacing w:before="60" w:after="60" w:line="252" w:lineRule="auto"/>
-              <w:jc w:val="left"/>
-            </w:pPr>
-            <w:r/>
-            <w:r>
-              <w:t>NY Close 23-01</w:t>
-            </w:r>
-          </w:p>
-        </w:tc>
-        <w:tc>
-          <w:tcPr>
-            <w:tcW w:type="dxa" w:w="1440"/>
-            <w:shd w:fill="FFFFFF"/>
-            <w:tcMar>
-              <w:top w:w="100" w:type="dxa"/>
-              <w:bottom w:w="100" w:type="dxa"/>
-              <w:left w:w="120" w:type="dxa"/>
-              <w:right w:w="120" w:type="dxa"/>
-            </w:tcMar>
-            <w:tcBorders>
-              <w:top w:val="single" w:sz="4" w:space="0" w:color="CCCCCC"/>
-              <w:bottom w:val="single" w:sz="4" w:space="0" w:color="CCCCCC"/>
-              <w:left w:val="single" w:sz="4" w:space="0" w:color="CCCCCC"/>
-              <w:right w:val="single" w:sz="4" w:space="0" w:color="CCCCCC"/>
-            </w:tcBorders>
-          </w:tcPr>
-          <w:p>
-            <w:pPr>
-              <w:spacing w:before="60" w:after="60" w:line="252" w:lineRule="auto"/>
-              <w:jc w:val="left"/>
-            </w:pPr>
-            <w:r/>
-            <w:r>
-              <w:t>707.00</w:t>
-            </w:r>
-          </w:p>
-        </w:tc>
-        <w:tc>
-          <w:tcPr>
-            <w:tcW w:type="dxa" w:w="2016"/>
-            <w:shd w:fill="FFFFFF"/>
-            <w:tcMar>
-              <w:top w:w="100" w:type="dxa"/>
-              <w:bottom w:w="100" w:type="dxa"/>
-              <w:left w:w="120" w:type="dxa"/>
-              <w:right w:w="120" w:type="dxa"/>
-            </w:tcMar>
-            <w:tcBorders>
-              <w:top w:val="single" w:sz="4" w:space="0" w:color="CCCCCC"/>
-              <w:bottom w:val="single" w:sz="4" w:space="0" w:color="CCCCCC"/>
-              <w:left w:val="single" w:sz="4" w:space="0" w:color="CCCCCC"/>
-              <w:right w:val="single" w:sz="4" w:space="0" w:color="CCCCCC"/>
-            </w:tcBorders>
-          </w:tcPr>
-          <w:p>
-            <w:pPr>
-              <w:spacing w:before="60" w:after="60" w:line="252" w:lineRule="auto"/>
-              <w:jc w:val="left"/>
-            </w:pPr>
-            <w:r/>
-            <w:r>
-              <w:t>713.25</w:t>
-            </w:r>
-          </w:p>
-        </w:tc>
-        <w:tc>
-          <w:tcPr>
-            <w:tcW w:type="dxa" w:w="1152"/>
-            <w:shd w:fill="FFFFFF"/>
-            <w:tcMar>
-              <w:top w:w="100" w:type="dxa"/>
-              <w:bottom w:w="100" w:type="dxa"/>
-              <w:left w:w="120" w:type="dxa"/>
-              <w:right w:w="120" w:type="dxa"/>
-            </w:tcMar>
-            <w:tcBorders>
-              <w:top w:val="single" w:sz="4" w:space="0" w:color="CCCCCC"/>
-              <w:bottom w:val="single" w:sz="4" w:space="0" w:color="CCCCCC"/>
-              <w:left w:val="single" w:sz="4" w:space="0" w:color="CCCCCC"/>
-              <w:right w:val="single" w:sz="4" w:space="0" w:color="CCCCCC"/>
-            </w:tcBorders>
-          </w:tcPr>
-          <w:p>
-            <w:pPr>
-              <w:spacing w:before="60" w:after="60" w:line="252" w:lineRule="auto"/>
-              <w:jc w:val="left"/>
-            </w:pPr>
-            <w:r/>
-            <w:r>
-              <w:t>700.50</w:t>
-            </w:r>
-          </w:p>
-        </w:tc>
-        <w:tc>
-          <w:tcPr>
-            <w:tcW w:type="dxa" w:w="1728"/>
-            <w:shd w:fill="FFFFFF"/>
-            <w:tcMar>
-              <w:top w:w="100" w:type="dxa"/>
-              <w:bottom w:w="100" w:type="dxa"/>
-              <w:left w:w="120" w:type="dxa"/>
-              <w:right w:w="120" w:type="dxa"/>
-            </w:tcMar>
-            <w:tcBorders>
-              <w:top w:val="single" w:sz="4" w:space="0" w:color="CCCCCC"/>
-              <w:bottom w:val="single" w:sz="4" w:space="0" w:color="CCCCCC"/>
-              <w:left w:val="single" w:sz="4" w:space="0" w:color="CCCCCC"/>
-              <w:right w:val="single" w:sz="4" w:space="0" w:color="CCCCCC"/>
-            </w:tcBorders>
-          </w:tcPr>
-          <w:p>
-            <w:pPr>
-              <w:spacing w:before="60" w:after="60" w:line="252" w:lineRule="auto"/>
-              <w:jc w:val="left"/>
-            </w:pPr>
-            <w:r/>
-            <w:r>
-              <w:rPr>
-                <w:b/>
-              </w:rPr>
-              <w:t>706.25</w:t>
+              <w:t>707.50</w:t>
             </w:r>
           </w:p>
         </w:tc>

--- a/Daily Reports/08_10_2026-CBOT Reports.docx
+++ b/Daily Reports/08_10_2026-CBOT Reports.docx
@@ -104,7 +104,7 @@
           <w:color w:val="5C768D"/>
           <w:sz w:val="19"/>
         </w:rPr>
-        <w:t>Cập nhật tự động qua `macro_tracker.py` vào lúc 21:00 ICT ngày 08/10/2026</w:t>
+        <w:t>Cập nhật tự động qua `macro_tracker.py` vào lúc 22:00 ICT ngày 08/10/2026</w:t>
       </w:r>
     </w:p>
     <w:tbl>
@@ -313,7 +313,7 @@
               <w:rPr>
                 <w:b/>
               </w:rPr>
-              <w:t>104.57 / thùng</w:t>
+              <w:t>105.30 / thùng</w:t>
             </w:r>
           </w:p>
         </w:tc>
@@ -344,7 +344,7 @@
               <w:rPr>
                 <w:b/>
               </w:rPr>
-              <w:t>+4.36%</w:t>
+              <w:t>+5.09%</w:t>
             </w:r>
           </w:p>
         </w:tc>
@@ -442,7 +442,7 @@
               <w:rPr>
                 <w:b/>
               </w:rPr>
-              <w:t>102.26</w:t>
+              <w:t>102.13</w:t>
             </w:r>
           </w:p>
         </w:tc>
@@ -473,7 +473,7 @@
               <w:rPr>
                 <w:b/>
               </w:rPr>
-              <w:t>+0.02%</w:t>
+              <w:t>-0.10%</w:t>
             </w:r>
           </w:p>
         </w:tc>
@@ -1218,7 +1218,7 @@
         <w:rPr>
           <w:b/>
         </w:rPr>
-        <w:t>`104.57` (+4.36%)</w:t>
+        <w:t>`105.30` (+5.09%)</w:t>
       </w:r>
       <w:r>
         <w:t xml:space="preserve"> | DXY: </w:t>
@@ -1227,7 +1227,7 @@
         <w:rPr>
           <w:b/>
         </w:rPr>
-        <w:t>`102.26` (+0.02%)</w:t>
+        <w:t>`102.13` (-0.10%)</w:t>
       </w:r>
       <w:r>
         <w:t xml:space="preserve"> | Lúa mì CBOT: </w:t>
@@ -1236,7 +1236,7 @@
         <w:rPr>
           <w:b/>
         </w:rPr>
-        <w:t>`688.00` (+0.15%)</w:t>
+        <w:t>`690.00` (+0.47%)</w:t>
       </w:r>
       <w:r>
         <w:t>.</w:t>
@@ -1306,7 +1306,7 @@
           <w:color w:val="5C768D"/>
           <w:sz w:val="19"/>
         </w:rPr>
-        <w:t>Cập nhật tự động lúc 21:00 ICT ngày 08/10/2026 — Nguồn: NOAA, USDA, BOM Australia</w:t>
+        <w:t>Cập nhật tự động lúc 22:00 ICT ngày 08/10/2026 — Nguồn: NOAA, USDA, BOM Australia</w:t>
       </w:r>
     </w:p>
     <w:p>
@@ -3574,7 +3574,7 @@
               <w:rPr>
                 <w:b/>
               </w:rPr>
-              <w:t>498.25</w:t>
+              <w:t>498.50</w:t>
             </w:r>
           </w:p>
         </w:tc>
@@ -3605,7 +3605,7 @@
               <w:rPr>
                 <w:b/>
               </w:rPr>
-              <w:t>499.83 (+1.58)</w:t>
+              <w:t>500.08 (+1.58)</w:t>
             </w:r>
           </w:p>
         </w:tc>
@@ -3633,7 +3633,7 @@
             </w:pPr>
             <w:r/>
             <w:r>
-              <w:t>Bearish (502.17 &lt; 502.55)</w:t>
+              <w:t>Bearish (501.86 &lt; 502.40)</w:t>
             </w:r>
           </w:p>
         </w:tc>
@@ -3661,7 +3661,7 @@
             </w:pPr>
             <w:r/>
             <w:r>
-              <w:t>4.75 cents</w:t>
+              <w:t>2.50 cents</w:t>
             </w:r>
           </w:p>
         </w:tc>
@@ -3822,7 +3822,7 @@
               <w:rPr>
                 <w:b/>
               </w:rPr>
-              <w:t>688.00</w:t>
+              <w:t>690.00</w:t>
             </w:r>
           </w:p>
         </w:tc>
@@ -3853,7 +3853,7 @@
               <w:rPr>
                 <w:b/>
               </w:rPr>
-              <w:t>688.80 (+0.80)</w:t>
+              <w:t>690.98 (+0.98)</w:t>
             </w:r>
           </w:p>
         </w:tc>
@@ -3881,7 +3881,7 @@
             </w:pPr>
             <w:r/>
             <w:r>
-              <w:t>Bearish (688.79 &lt; 691.05)</w:t>
+              <w:t>Bearish (688.92 &lt; 691.02)</w:t>
             </w:r>
           </w:p>
         </w:tc>
@@ -3909,7 +3909,7 @@
             </w:pPr>
             <w:r/>
             <w:r>
-              <w:t>5.00 cents</w:t>
+              <w:t>4.75 cents</w:t>
             </w:r>
           </w:p>
         </w:tc>
@@ -4347,7 +4347,7 @@
                 <w:b/>
                 <w:color w:val="15803D"/>
               </w:rPr>
-              <w:t>496.00 - 502.17 cents (Canh mua vùng hỗ trợ)</w:t>
+              <w:t>496.00 - 501.86 cents (Canh mua vùng hỗ trợ)</w:t>
             </w:r>
           </w:p>
         </w:tc>
@@ -4378,7 +4378,7 @@
               <w:rPr>
                 <w:b/>
               </w:rPr>
-              <w:t>492.00 cents (Dưới cản S2 + 1.5x ATR)</w:t>
+              <w:t>491.90 cents (Dưới cản S2 + 1.5x ATR)</w:t>
             </w:r>
           </w:p>
         </w:tc>
@@ -4590,7 +4590,7 @@
               <w:rPr>
                 <w:b/>
               </w:rPr>
-              <w:t>493.00 cents (Chống quét SL tuyệt đối)</w:t>
+              <w:t>492.93 cents (Chống quét SL tuyệt đối)</w:t>
             </w:r>
           </w:p>
         </w:tc>
@@ -4783,7 +4783,7 @@
               <w:rPr>
                 <w:b/>
               </w:rPr>
-              <w:t>502.25 cents</w:t>
+              <w:t>502.32 cents</w:t>
             </w:r>
           </w:p>
         </w:tc>
@@ -4945,7 +4945,7 @@
               <w:rPr>
                 <w:b/>
               </w:rPr>
-              <w:t>486.99 - 495.00 cents</w:t>
+              <w:t>486.73 - 495.00 cents</w:t>
             </w:r>
           </w:p>
         </w:tc>
@@ -5126,7 +5126,7 @@
                 <w:b/>
                 <w:color w:val="B91C1C"/>
               </w:rPr>
-              <w:t>688.79 - 691.05 cents (Canh bán hồi kỹ thuật H1)</w:t>
+              <w:t>688.92 - 691.02 cents (Canh bán hồi kỹ thuật H1)</w:t>
             </w:r>
           </w:p>
         </w:tc>
@@ -5157,7 +5157,7 @@
               <w:rPr>
                 <w:b/>
               </w:rPr>
-              <w:t>779.51 cents (Trên kháng cự R2 + 1.5x ATR)</w:t>
+              <w:t>779.82 cents (Trên kháng cự R2 + 1.5x ATR)</w:t>
             </w:r>
           </w:p>
         </w:tc>
@@ -5193,7 +5193,7 @@
                 <w:color w:val="D97706"/>
                 <w:sz w:val="19"/>
               </w:rPr>
-              <w:t xml:space="preserve"> 686.00 cents </w:t>
+              <w:t xml:space="preserve"> 686.50 cents </w:t>
             </w:r>
             <w:r>
               <w:t xml:space="preserve"> / TP2: </w:t>
@@ -5335,7 +5335,7 @@
               <w:rPr>
                 <w:b/>
               </w:rPr>
-              <w:t>684.00 - 686.00 cents</w:t>
+              <w:t>684.50 - 686.50 cents</w:t>
             </w:r>
           </w:p>
         </w:tc>
@@ -5366,7 +5366,7 @@
               <w:rPr>
                 <w:b/>
               </w:rPr>
-              <w:t>667.58 cents</w:t>
+              <w:t>667.37 cents</w:t>
             </w:r>
           </w:p>
         </w:tc>
@@ -5397,7 +5397,7 @@
               <w:rPr>
                 <w:b/>
               </w:rPr>
-              <w:t>689.75 cents (Đón sóng hồi trung hạn ~14.5 giá)</w:t>
+              <w:t>693.50 cents (Đón sóng hồi trung hạn ~14.5 giá)</w:t>
             </w:r>
           </w:p>
         </w:tc>
@@ -5528,7 +5528,7 @@
               <w:rPr>
                 <w:b/>
               </w:rPr>
-              <w:t>689.75 - 691.75 cents</w:t>
+              <w:t>693.50 - 695.50 cents</w:t>
             </w:r>
           </w:p>
         </w:tc>
@@ -5559,7 +5559,7 @@
               <w:rPr>
                 <w:b/>
               </w:rPr>
-              <w:t>692.92 cents</w:t>
+              <w:t>696.88 cents</w:t>
             </w:r>
           </w:p>
         </w:tc>
@@ -5721,7 +5721,7 @@
               <w:rPr>
                 <w:b/>
               </w:rPr>
-              <w:t>658.07 - 670.75 cents</w:t>
+              <w:t>657.22 - 670.75 cents</w:t>
             </w:r>
           </w:p>
         </w:tc>
@@ -11609,7 +11609,7 @@
         <w:t>Giá Chốt Phiên (Close):</w:t>
       </w:r>
       <w:r>
-        <w:t xml:space="preserve"> 498.25 cents | </w:t>
+        <w:t xml:space="preserve"> 498.50 cents | </w:t>
       </w:r>
       <w:r>
         <w:rPr>
@@ -11624,7 +11624,7 @@
         <w:rPr>
           <w:b/>
         </w:rPr>
-        <w:t>`499.83 cents`</w:t>
+        <w:t>`500.08 cents`</w:t>
       </w:r>
       <w:r>
         <w:t xml:space="preserve"> (+1.58).</w:t>
@@ -11648,7 +11648,7 @@
         <w:rPr>
           <w:b/>
         </w:rPr>
-        <w:t>`61,509`</w:t>
+        <w:t>`95,762`</w:t>
       </w:r>
       <w:r>
         <w:t xml:space="preserve"> (Chênh lệch: </w:t>
@@ -11657,7 +11657,7 @@
         <w:rPr>
           <w:b/>
         </w:rPr>
-        <w:t>`-132,797`</w:t>
+        <w:t>`-98,544`</w:t>
       </w:r>
       <w:r>
         <w:t xml:space="preserve">) | OI: </w:t>
@@ -11666,7 +11666,7 @@
         <w:rPr>
           <w:b/>
         </w:rPr>
-        <w:t>`894,239`</w:t>
+        <w:t>`894,150`</w:t>
       </w:r>
       <w:r>
         <w:t xml:space="preserve"> (Chênh lệch: </w:t>
@@ -11675,7 +11675,7 @@
         <w:rPr>
           <w:b/>
         </w:rPr>
-        <w:t>`+0`</w:t>
+        <w:t>`-89`</w:t>
       </w:r>
       <w:r>
         <w:t>)</w:t>
@@ -11991,7 +11991,7 @@
               <w:rPr>
                 <w:b/>
               </w:rPr>
-              <w:t>104.57</w:t>
+              <w:t>105.30</w:t>
             </w:r>
           </w:p>
         </w:tc>
@@ -12022,7 +12022,7 @@
               <w:rPr>
                 <w:b/>
               </w:rPr>
-              <w:t>+4.36%</w:t>
+              <w:t>+5.09%</w:t>
             </w:r>
           </w:p>
         </w:tc>
@@ -12114,7 +12114,7 @@
               <w:rPr>
                 <w:b/>
               </w:rPr>
-              <w:t>102.26</w:t>
+              <w:t>102.13</w:t>
             </w:r>
           </w:p>
         </w:tc>
@@ -12145,7 +12145,7 @@
               <w:rPr>
                 <w:b/>
               </w:rPr>
-              <w:t>+0.02%</w:t>
+              <w:t>-0.10%</w:t>
             </w:r>
           </w:p>
         </w:tc>
@@ -12173,7 +12173,7 @@
             </w:pPr>
             <w:r/>
             <w:r>
-              <w:t>DXY Tăng làm giảm sức cạnh tranh xuất khẩu của ngô Mỹ so với Brazil/Argentina.</w:t>
+              <w:t>DXY Giảm hỗ trợ xuất khẩu ngô Mỹ cạnh tranh tốt hơn.</w:t>
             </w:r>
           </w:p>
         </w:tc>
@@ -12749,7 +12749,7 @@
         <w:t xml:space="preserve"> EMA_21 </w:t>
       </w:r>
       <w:r>
-        <w:t xml:space="preserve"> (502.17) &lt; </w:t>
+        <w:t xml:space="preserve"> (501.86) &lt; </w:t>
       </w:r>
       <w:r>
         <w:rPr>
@@ -12760,7 +12760,7 @@
         <w:t xml:space="preserve"> EMA_50 </w:t>
       </w:r>
       <w:r>
-        <w:t xml:space="preserve"> (502.55).</w:t>
+        <w:t xml:space="preserve"> (502.40).</w:t>
       </w:r>
     </w:p>
     <w:p>
@@ -12781,7 +12781,7 @@
         <w:rPr>
           <w:b/>
         </w:rPr>
-        <w:t>`32.06`</w:t>
+        <w:t>`32.73`</w:t>
       </w:r>
       <w:r>
         <w:t xml:space="preserve"> | ATR (14) = </w:t>
@@ -12790,7 +12790,7 @@
         <w:rPr>
           <w:b/>
         </w:rPr>
-        <w:t>`2.00`</w:t>
+        <w:t>`2.07`</w:t>
       </w:r>
       <w:r>
         <w:t xml:space="preserve"> cents | Volatility = </w:t>
@@ -12799,7 +12799,7 @@
         <w:rPr>
           <w:b/>
         </w:rPr>
-        <w:t>`4.75 cents`</w:t>
+        <w:t>`2.50 cents`</w:t>
       </w:r>
       <w:r>
         <w:t>.</w:t>
@@ -13584,7 +13584,7 @@
           <w:b/>
           <w:color w:val="15803D"/>
         </w:rPr>
-        <w:t>`496.00 - 502.17 cents (Canh mua vùng hỗ trợ)`</w:t>
+        <w:t>`496.00 - 501.86 cents (Canh mua vùng hỗ trợ)`</w:t>
       </w:r>
       <w:r>
         <w:t xml:space="preserve"> | SL: </w:t>
@@ -13593,7 +13593,7 @@
         <w:rPr>
           <w:b/>
         </w:rPr>
-        <w:t>`492.00 cents (Dưới cản S2 + 1.5x ATR)`</w:t>
+        <w:t>`491.90 cents (Dưới cản S2 + 1.5x ATR)`</w:t>
       </w:r>
       <w:r>
         <w:t xml:space="preserve"> | TP: </w:t>
@@ -13664,7 +13664,7 @@
         <w:rPr>
           <w:b/>
         </w:rPr>
-        <w:t>`493.00 cents (Chống quét SL tuyệt đối)`</w:t>
+        <w:t>`492.93 cents (Chống quét SL tuyệt đối)`</w:t>
       </w:r>
       <w:r>
         <w:t xml:space="preserve"> | TP: </w:t>
@@ -13710,7 +13710,7 @@
         <w:rPr>
           <w:b/>
         </w:rPr>
-        <w:t>`502.25 cents`</w:t>
+        <w:t>`502.32 cents`</w:t>
       </w:r>
       <w:r>
         <w:t xml:space="preserve"> | TP: </w:t>
@@ -13759,7 +13759,7 @@
         <w:rPr>
           <w:b/>
         </w:rPr>
-        <w:t>`486.99 - 495.00 cents`</w:t>
+        <w:t>`486.73 - 495.00 cents`</w:t>
       </w:r>
     </w:p>
     <w:p>
@@ -14166,7 +14166,7 @@
             </w:pPr>
             <w:r/>
             <w:r>
-              <w:t>498.25</w:t>
+              <w:t>498.50</w:t>
             </w:r>
           </w:p>
         </w:tc>
@@ -14194,7 +14194,7 @@
             </w:pPr>
             <w:r/>
             <w:r>
-              <w:t>502.00</w:t>
+              <w:t>502.25</w:t>
             </w:r>
           </w:p>
         </w:tc>
@@ -14222,7 +14222,7 @@
             </w:pPr>
             <w:r/>
             <w:r>
-              <w:t>495.00</w:t>
+              <w:t>495.25</w:t>
             </w:r>
           </w:p>
         </w:tc>
@@ -14253,7 +14253,7 @@
               <w:rPr>
                 <w:b/>
               </w:rPr>
-              <w:t>498.50</w:t>
+              <w:t>498.75</w:t>
             </w:r>
           </w:p>
         </w:tc>
@@ -14401,7 +14401,7 @@
             </w:pPr>
             <w:r/>
             <w:r>
-              <w:t>498.50</w:t>
+              <w:t>498.75</w:t>
             </w:r>
           </w:p>
         </w:tc>
@@ -14429,7 +14429,7 @@
             </w:pPr>
             <w:r/>
             <w:r>
-              <w:t>501.25</w:t>
+              <w:t>501.50</w:t>
             </w:r>
           </w:p>
         </w:tc>
@@ -14457,7 +14457,7 @@
             </w:pPr>
             <w:r/>
             <w:r>
-              <w:t>494.75</w:t>
+              <w:t>495.00</w:t>
             </w:r>
           </w:p>
         </w:tc>
@@ -14488,7 +14488,7 @@
               <w:rPr>
                 <w:b/>
               </w:rPr>
-              <w:t>498.00</w:t>
+              <w:t>498.25</w:t>
             </w:r>
           </w:p>
         </w:tc>
@@ -14636,7 +14636,7 @@
             </w:pPr>
             <w:r/>
             <w:r>
-              <w:t>498.00</w:t>
+              <w:t>498.25</w:t>
             </w:r>
           </w:p>
         </w:tc>
@@ -14664,7 +14664,7 @@
             </w:pPr>
             <w:r/>
             <w:r>
-              <w:t>501.00</w:t>
+              <w:t>501.25</w:t>
             </w:r>
           </w:p>
         </w:tc>
@@ -14692,7 +14692,7 @@
             </w:pPr>
             <w:r/>
             <w:r>
-              <w:t>494.00</w:t>
+              <w:t>494.25</w:t>
             </w:r>
           </w:p>
         </w:tc>
@@ -14723,7 +14723,7 @@
               <w:rPr>
                 <w:b/>
               </w:rPr>
-              <w:t>498.75</w:t>
+              <w:t>499.00</w:t>
             </w:r>
           </w:p>
         </w:tc>
@@ -14871,7 +14871,7 @@
             </w:pPr>
             <w:r/>
             <w:r>
-              <w:t>498.75</w:t>
+              <w:t>499.00</w:t>
             </w:r>
           </w:p>
         </w:tc>
@@ -14899,7 +14899,7 @@
             </w:pPr>
             <w:r/>
             <w:r>
-              <w:t>503.25</w:t>
+              <w:t>503.50</w:t>
             </w:r>
           </w:p>
         </w:tc>
@@ -14927,7 +14927,7 @@
             </w:pPr>
             <w:r/>
             <w:r>
-              <w:t>493.75</w:t>
+              <w:t>494.00</w:t>
             </w:r>
           </w:p>
         </w:tc>
@@ -14958,7 +14958,7 @@
               <w:rPr>
                 <w:b/>
               </w:rPr>
-              <w:t>499.50</w:t>
+              <w:t>499.75</w:t>
             </w:r>
           </w:p>
         </w:tc>
@@ -15106,7 +15106,7 @@
             </w:pPr>
             <w:r/>
             <w:r>
-              <w:t>499.50</w:t>
+              <w:t>499.75</w:t>
             </w:r>
           </w:p>
         </w:tc>
@@ -15134,7 +15134,7 @@
             </w:pPr>
             <w:r/>
             <w:r>
-              <w:t>505.00</w:t>
+              <w:t>505.25</w:t>
             </w:r>
           </w:p>
         </w:tc>
@@ -15162,7 +15162,7 @@
             </w:pPr>
             <w:r/>
             <w:r>
-              <w:t>493.25</w:t>
+              <w:t>493.50</w:t>
             </w:r>
           </w:p>
         </w:tc>
@@ -15193,7 +15193,7 @@
               <w:rPr>
                 <w:b/>
               </w:rPr>
-              <w:t>501.75</w:t>
+              <w:t>502.00</w:t>
             </w:r>
           </w:p>
         </w:tc>
@@ -15341,7 +15341,7 @@
             </w:pPr>
             <w:r/>
             <w:r>
-              <w:t>501.75</w:t>
+              <w:t>502.00</w:t>
             </w:r>
           </w:p>
         </w:tc>
@@ -15369,7 +15369,7 @@
             </w:pPr>
             <w:r/>
             <w:r>
-              <w:t>504.75</w:t>
+              <w:t>505.00</w:t>
             </w:r>
           </w:p>
         </w:tc>
@@ -15397,7 +15397,7 @@
             </w:pPr>
             <w:r/>
             <w:r>
-              <w:t>497.50</w:t>
+              <w:t>497.75</w:t>
             </w:r>
           </w:p>
         </w:tc>
@@ -15428,7 +15428,7 @@
               <w:rPr>
                 <w:b/>
               </w:rPr>
-              <w:t>502.00</w:t>
+              <w:t>502.25</w:t>
             </w:r>
           </w:p>
         </w:tc>
@@ -15576,7 +15576,7 @@
             </w:pPr>
             <w:r/>
             <w:r>
-              <w:t>502.00</w:t>
+              <w:t>502.25</w:t>
             </w:r>
           </w:p>
         </w:tc>
@@ -15604,7 +15604,7 @@
             </w:pPr>
             <w:r/>
             <w:r>
-              <w:t>505.25</w:t>
+              <w:t>505.50</w:t>
             </w:r>
           </w:p>
         </w:tc>
@@ -15632,7 +15632,7 @@
             </w:pPr>
             <w:r/>
             <w:r>
-              <w:t>495.50</w:t>
+              <w:t>495.75</w:t>
             </w:r>
           </w:p>
         </w:tc>
@@ -15663,7 +15663,7 @@
               <w:rPr>
                 <w:b/>
               </w:rPr>
-              <w:t>502.75</w:t>
+              <w:t>503.00</w:t>
             </w:r>
           </w:p>
         </w:tc>
@@ -15811,7 +15811,7 @@
             </w:pPr>
             <w:r/>
             <w:r>
-              <w:t>502.75</w:t>
+              <w:t>503.00</w:t>
             </w:r>
           </w:p>
         </w:tc>
@@ -15839,7 +15839,7 @@
             </w:pPr>
             <w:r/>
             <w:r>
-              <w:t>505.75</w:t>
+              <w:t>506.00</w:t>
             </w:r>
           </w:p>
         </w:tc>
@@ -15867,7 +15867,7 @@
             </w:pPr>
             <w:r/>
             <w:r>
-              <w:t>498.25</w:t>
+              <w:t>498.50</w:t>
             </w:r>
           </w:p>
         </w:tc>
@@ -15898,7 +15898,7 @@
               <w:rPr>
                 <w:b/>
               </w:rPr>
-              <w:t>502.25</w:t>
+              <w:t>502.50</w:t>
             </w:r>
           </w:p>
         </w:tc>
@@ -16046,7 +16046,7 @@
             </w:pPr>
             <w:r/>
             <w:r>
-              <w:t>502.25</w:t>
+              <w:t>502.50</w:t>
             </w:r>
           </w:p>
         </w:tc>
@@ -16074,7 +16074,7 @@
             </w:pPr>
             <w:r/>
             <w:r>
-              <w:t>506.25</w:t>
+              <w:t>506.50</w:t>
             </w:r>
           </w:p>
         </w:tc>
@@ -16102,7 +16102,7 @@
             </w:pPr>
             <w:r/>
             <w:r>
-              <w:t>496.50</w:t>
+              <w:t>496.75</w:t>
             </w:r>
           </w:p>
         </w:tc>
@@ -16133,7 +16133,7 @@
               <w:rPr>
                 <w:b/>
               </w:rPr>
-              <w:t>502.75</w:t>
+              <w:t>503.00</w:t>
             </w:r>
           </w:p>
         </w:tc>
@@ -16281,7 +16281,7 @@
             </w:pPr>
             <w:r/>
             <w:r>
-              <w:t>502.75</w:t>
+              <w:t>503.00</w:t>
             </w:r>
           </w:p>
         </w:tc>
@@ -16309,7 +16309,7 @@
             </w:pPr>
             <w:r/>
             <w:r>
-              <w:t>505.25</w:t>
+              <w:t>505.50</w:t>
             </w:r>
           </w:p>
         </w:tc>
@@ -16337,7 +16337,7 @@
             </w:pPr>
             <w:r/>
             <w:r>
-              <w:t>499.50</w:t>
+              <w:t>499.75</w:t>
             </w:r>
           </w:p>
         </w:tc>
@@ -16368,7 +16368,7 @@
               <w:rPr>
                 <w:b/>
               </w:rPr>
-              <w:t>503.25</w:t>
+              <w:t>503.50</w:t>
             </w:r>
           </w:p>
         </w:tc>
@@ -16516,7 +16516,7 @@
             </w:pPr>
             <w:r/>
             <w:r>
-              <w:t>503.25</w:t>
+              <w:t>503.50</w:t>
             </w:r>
           </w:p>
         </w:tc>
@@ -16544,7 +16544,7 @@
             </w:pPr>
             <w:r/>
             <w:r>
-              <w:t>506.75</w:t>
+              <w:t>507.00</w:t>
             </w:r>
           </w:p>
         </w:tc>
@@ -16572,7 +16572,947 @@
             </w:pPr>
             <w:r/>
             <w:r>
-              <w:t>497.25</w:t>
+              <w:t>497.50</w:t>
+            </w:r>
+          </w:p>
+        </w:tc>
+        <w:tc>
+          <w:tcPr>
+            <w:tcW w:type="dxa" w:w="1728"/>
+            <w:shd w:fill="F8FAFC"/>
+            <w:tcMar>
+              <w:top w:w="100" w:type="dxa"/>
+              <w:bottom w:w="100" w:type="dxa"/>
+              <w:left w:w="120" w:type="dxa"/>
+              <w:right w:w="120" w:type="dxa"/>
+            </w:tcMar>
+            <w:tcBorders>
+              <w:top w:val="single" w:sz="4" w:space="0" w:color="CCCCCC"/>
+              <w:bottom w:val="single" w:sz="4" w:space="0" w:color="CCCCCC"/>
+              <w:left w:val="single" w:sz="4" w:space="0" w:color="CCCCCC"/>
+              <w:right w:val="single" w:sz="4" w:space="0" w:color="CCCCCC"/>
+            </w:tcBorders>
+          </w:tcPr>
+          <w:p>
+            <w:pPr>
+              <w:spacing w:before="60" w:after="60" w:line="252" w:lineRule="auto"/>
+              <w:jc w:val="left"/>
+            </w:pPr>
+            <w:r/>
+            <w:r>
+              <w:rPr>
+                <w:b/>
+              </w:rPr>
+              <w:t>504.50</w:t>
+            </w:r>
+          </w:p>
+        </w:tc>
+        <w:tc>
+          <w:tcPr>
+            <w:tcW w:type="dxa" w:w="3456"/>
+            <w:shd w:fill="F8FAFC"/>
+            <w:tcMar>
+              <w:top w:w="100" w:type="dxa"/>
+              <w:bottom w:w="100" w:type="dxa"/>
+              <w:left w:w="120" w:type="dxa"/>
+              <w:right w:w="120" w:type="dxa"/>
+            </w:tcMar>
+            <w:tcBorders>
+              <w:top w:val="single" w:sz="4" w:space="0" w:color="CCCCCC"/>
+              <w:bottom w:val="single" w:sz="4" w:space="0" w:color="CCCCCC"/>
+              <w:left w:val="single" w:sz="4" w:space="0" w:color="CCCCCC"/>
+              <w:right w:val="single" w:sz="4" w:space="0" w:color="CCCCCC"/>
+            </w:tcBorders>
+          </w:tcPr>
+          <w:p>
+            <w:pPr>
+              <w:spacing w:before="60" w:after="60" w:line="252" w:lineRule="auto"/>
+              <w:jc w:val="left"/>
+            </w:pPr>
+            <w:r/>
+            <w:r>
+              <w:rPr>
+                <w:b/>
+              </w:rPr>
+              <w:t>+1.00</w:t>
+            </w:r>
+          </w:p>
+        </w:tc>
+        <w:tc>
+          <w:tcPr>
+            <w:tcW w:type="dxa" w:w="1440"/>
+            <w:shd w:fill="F8FAFC"/>
+            <w:tcMar>
+              <w:top w:w="100" w:type="dxa"/>
+              <w:bottom w:w="100" w:type="dxa"/>
+              <w:left w:w="120" w:type="dxa"/>
+              <w:right w:w="120" w:type="dxa"/>
+            </w:tcMar>
+            <w:tcBorders>
+              <w:top w:val="single" w:sz="4" w:space="0" w:color="CCCCCC"/>
+              <w:bottom w:val="single" w:sz="4" w:space="0" w:color="CCCCCC"/>
+              <w:left w:val="single" w:sz="4" w:space="0" w:color="CCCCCC"/>
+              <w:right w:val="single" w:sz="4" w:space="0" w:color="CCCCCC"/>
+            </w:tcBorders>
+          </w:tcPr>
+          <w:p>
+            <w:pPr>
+              <w:spacing w:before="60" w:after="60" w:line="252" w:lineRule="auto"/>
+              <w:jc w:val="left"/>
+            </w:pPr>
+            <w:r/>
+            <w:r>
+              <w:t>BULL</w:t>
+            </w:r>
+          </w:p>
+        </w:tc>
+      </w:tr>
+      <w:tr>
+        <w:tc>
+          <w:tcPr>
+            <w:tcW w:type="dxa" w:w="1584"/>
+            <w:shd w:fill="FFFFFF"/>
+            <w:tcMar>
+              <w:top w:w="100" w:type="dxa"/>
+              <w:bottom w:w="100" w:type="dxa"/>
+              <w:left w:w="120" w:type="dxa"/>
+              <w:right w:w="120" w:type="dxa"/>
+            </w:tcMar>
+            <w:tcBorders>
+              <w:top w:val="single" w:sz="4" w:space="0" w:color="CCCCCC"/>
+              <w:bottom w:val="single" w:sz="4" w:space="0" w:color="CCCCCC"/>
+              <w:left w:val="single" w:sz="4" w:space="0" w:color="CCCCCC"/>
+              <w:right w:val="single" w:sz="4" w:space="0" w:color="CCCCCC"/>
+            </w:tcBorders>
+          </w:tcPr>
+          <w:p>
+            <w:pPr>
+              <w:spacing w:before="60" w:after="60" w:line="252" w:lineRule="auto"/>
+              <w:jc w:val="left"/>
+            </w:pPr>
+            <w:r/>
+            <w:r>
+              <w:rPr>
+                <w:b/>
+              </w:rPr>
+              <w:t>Tue 06/10</w:t>
+            </w:r>
+          </w:p>
+        </w:tc>
+        <w:tc>
+          <w:tcPr>
+            <w:tcW w:type="dxa" w:w="864"/>
+            <w:shd w:fill="FFFFFF"/>
+            <w:tcMar>
+              <w:top w:w="100" w:type="dxa"/>
+              <w:bottom w:w="100" w:type="dxa"/>
+              <w:left w:w="120" w:type="dxa"/>
+              <w:right w:w="120" w:type="dxa"/>
+            </w:tcMar>
+            <w:tcBorders>
+              <w:top w:val="single" w:sz="4" w:space="0" w:color="CCCCCC"/>
+              <w:bottom w:val="single" w:sz="4" w:space="0" w:color="CCCCCC"/>
+              <w:left w:val="single" w:sz="4" w:space="0" w:color="CCCCCC"/>
+              <w:right w:val="single" w:sz="4" w:space="0" w:color="CCCCCC"/>
+            </w:tcBorders>
+          </w:tcPr>
+          <w:p>
+            <w:pPr>
+              <w:spacing w:before="60" w:after="60" w:line="252" w:lineRule="auto"/>
+              <w:jc w:val="left"/>
+            </w:pPr>
+            <w:r/>
+            <w:r>
+              <w:t>NY Close 23-01</w:t>
+            </w:r>
+          </w:p>
+        </w:tc>
+        <w:tc>
+          <w:tcPr>
+            <w:tcW w:type="dxa" w:w="1440"/>
+            <w:shd w:fill="FFFFFF"/>
+            <w:tcMar>
+              <w:top w:w="100" w:type="dxa"/>
+              <w:bottom w:w="100" w:type="dxa"/>
+              <w:left w:w="120" w:type="dxa"/>
+              <w:right w:w="120" w:type="dxa"/>
+            </w:tcMar>
+            <w:tcBorders>
+              <w:top w:val="single" w:sz="4" w:space="0" w:color="CCCCCC"/>
+              <w:bottom w:val="single" w:sz="4" w:space="0" w:color="CCCCCC"/>
+              <w:left w:val="single" w:sz="4" w:space="0" w:color="CCCCCC"/>
+              <w:right w:val="single" w:sz="4" w:space="0" w:color="CCCCCC"/>
+            </w:tcBorders>
+          </w:tcPr>
+          <w:p>
+            <w:pPr>
+              <w:spacing w:before="60" w:after="60" w:line="252" w:lineRule="auto"/>
+              <w:jc w:val="left"/>
+            </w:pPr>
+            <w:r/>
+            <w:r>
+              <w:t>504.50</w:t>
+            </w:r>
+          </w:p>
+        </w:tc>
+        <w:tc>
+          <w:tcPr>
+            <w:tcW w:type="dxa" w:w="2016"/>
+            <w:shd w:fill="FFFFFF"/>
+            <w:tcMar>
+              <w:top w:w="100" w:type="dxa"/>
+              <w:bottom w:w="100" w:type="dxa"/>
+              <w:left w:w="120" w:type="dxa"/>
+              <w:right w:w="120" w:type="dxa"/>
+            </w:tcMar>
+            <w:tcBorders>
+              <w:top w:val="single" w:sz="4" w:space="0" w:color="CCCCCC"/>
+              <w:bottom w:val="single" w:sz="4" w:space="0" w:color="CCCCCC"/>
+              <w:left w:val="single" w:sz="4" w:space="0" w:color="CCCCCC"/>
+              <w:right w:val="single" w:sz="4" w:space="0" w:color="CCCCCC"/>
+            </w:tcBorders>
+          </w:tcPr>
+          <w:p>
+            <w:pPr>
+              <w:spacing w:before="60" w:after="60" w:line="252" w:lineRule="auto"/>
+              <w:jc w:val="left"/>
+            </w:pPr>
+            <w:r/>
+            <w:r>
+              <w:t>507.25</w:t>
+            </w:r>
+          </w:p>
+        </w:tc>
+        <w:tc>
+          <w:tcPr>
+            <w:tcW w:type="dxa" w:w="1152"/>
+            <w:shd w:fill="FFFFFF"/>
+            <w:tcMar>
+              <w:top w:w="100" w:type="dxa"/>
+              <w:bottom w:w="100" w:type="dxa"/>
+              <w:left w:w="120" w:type="dxa"/>
+              <w:right w:w="120" w:type="dxa"/>
+            </w:tcMar>
+            <w:tcBorders>
+              <w:top w:val="single" w:sz="4" w:space="0" w:color="CCCCCC"/>
+              <w:bottom w:val="single" w:sz="4" w:space="0" w:color="CCCCCC"/>
+              <w:left w:val="single" w:sz="4" w:space="0" w:color="CCCCCC"/>
+              <w:right w:val="single" w:sz="4" w:space="0" w:color="CCCCCC"/>
+            </w:tcBorders>
+          </w:tcPr>
+          <w:p>
+            <w:pPr>
+              <w:spacing w:before="60" w:after="60" w:line="252" w:lineRule="auto"/>
+              <w:jc w:val="left"/>
+            </w:pPr>
+            <w:r/>
+            <w:r>
+              <w:t>502.00</w:t>
+            </w:r>
+          </w:p>
+        </w:tc>
+        <w:tc>
+          <w:tcPr>
+            <w:tcW w:type="dxa" w:w="1728"/>
+            <w:shd w:fill="FFFFFF"/>
+            <w:tcMar>
+              <w:top w:w="100" w:type="dxa"/>
+              <w:bottom w:w="100" w:type="dxa"/>
+              <w:left w:w="120" w:type="dxa"/>
+              <w:right w:w="120" w:type="dxa"/>
+            </w:tcMar>
+            <w:tcBorders>
+              <w:top w:val="single" w:sz="4" w:space="0" w:color="CCCCCC"/>
+              <w:bottom w:val="single" w:sz="4" w:space="0" w:color="CCCCCC"/>
+              <w:left w:val="single" w:sz="4" w:space="0" w:color="CCCCCC"/>
+              <w:right w:val="single" w:sz="4" w:space="0" w:color="CCCCCC"/>
+            </w:tcBorders>
+          </w:tcPr>
+          <w:p>
+            <w:pPr>
+              <w:spacing w:before="60" w:after="60" w:line="252" w:lineRule="auto"/>
+              <w:jc w:val="left"/>
+            </w:pPr>
+            <w:r/>
+            <w:r>
+              <w:rPr>
+                <w:b/>
+              </w:rPr>
+              <w:t>504.50</w:t>
+            </w:r>
+          </w:p>
+        </w:tc>
+        <w:tc>
+          <w:tcPr>
+            <w:tcW w:type="dxa" w:w="3456"/>
+            <w:shd w:fill="FFFFFF"/>
+            <w:tcMar>
+              <w:top w:w="100" w:type="dxa"/>
+              <w:bottom w:w="100" w:type="dxa"/>
+              <w:left w:w="120" w:type="dxa"/>
+              <w:right w:w="120" w:type="dxa"/>
+            </w:tcMar>
+            <w:tcBorders>
+              <w:top w:val="single" w:sz="4" w:space="0" w:color="CCCCCC"/>
+              <w:bottom w:val="single" w:sz="4" w:space="0" w:color="CCCCCC"/>
+              <w:left w:val="single" w:sz="4" w:space="0" w:color="CCCCCC"/>
+              <w:right w:val="single" w:sz="4" w:space="0" w:color="CCCCCC"/>
+            </w:tcBorders>
+          </w:tcPr>
+          <w:p>
+            <w:pPr>
+              <w:spacing w:before="60" w:after="60" w:line="252" w:lineRule="auto"/>
+              <w:jc w:val="left"/>
+            </w:pPr>
+            <w:r/>
+            <w:r>
+              <w:rPr>
+                <w:b/>
+              </w:rPr>
+              <w:t>+0.00</w:t>
+            </w:r>
+          </w:p>
+        </w:tc>
+        <w:tc>
+          <w:tcPr>
+            <w:tcW w:type="dxa" w:w="1440"/>
+            <w:shd w:fill="FFFFFF"/>
+            <w:tcMar>
+              <w:top w:w="100" w:type="dxa"/>
+              <w:bottom w:w="100" w:type="dxa"/>
+              <w:left w:w="120" w:type="dxa"/>
+              <w:right w:w="120" w:type="dxa"/>
+            </w:tcMar>
+            <w:tcBorders>
+              <w:top w:val="single" w:sz="4" w:space="0" w:color="CCCCCC"/>
+              <w:bottom w:val="single" w:sz="4" w:space="0" w:color="CCCCCC"/>
+              <w:left w:val="single" w:sz="4" w:space="0" w:color="CCCCCC"/>
+              <w:right w:val="single" w:sz="4" w:space="0" w:color="CCCCCC"/>
+            </w:tcBorders>
+          </w:tcPr>
+          <w:p>
+            <w:pPr>
+              <w:spacing w:before="60" w:after="60" w:line="252" w:lineRule="auto"/>
+              <w:jc w:val="left"/>
+            </w:pPr>
+            <w:r/>
+            <w:r>
+              <w:t>BULL</w:t>
+            </w:r>
+          </w:p>
+        </w:tc>
+      </w:tr>
+      <w:tr>
+        <w:tc>
+          <w:tcPr>
+            <w:tcW w:type="dxa" w:w="1584"/>
+            <w:shd w:fill="F8FAFC"/>
+            <w:tcMar>
+              <w:top w:w="100" w:type="dxa"/>
+              <w:bottom w:w="100" w:type="dxa"/>
+              <w:left w:w="120" w:type="dxa"/>
+              <w:right w:w="120" w:type="dxa"/>
+            </w:tcMar>
+            <w:tcBorders>
+              <w:top w:val="single" w:sz="4" w:space="0" w:color="CCCCCC"/>
+              <w:bottom w:val="single" w:sz="4" w:space="0" w:color="CCCCCC"/>
+              <w:left w:val="single" w:sz="4" w:space="0" w:color="CCCCCC"/>
+              <w:right w:val="single" w:sz="4" w:space="0" w:color="CCCCCC"/>
+            </w:tcBorders>
+          </w:tcPr>
+          <w:p>
+            <w:pPr>
+              <w:spacing w:before="60" w:after="60" w:line="252" w:lineRule="auto"/>
+              <w:jc w:val="left"/>
+            </w:pPr>
+            <w:r/>
+            <w:r>
+              <w:rPr>
+                <w:b/>
+              </w:rPr>
+              <w:t>Wed 07/10</w:t>
+            </w:r>
+          </w:p>
+        </w:tc>
+        <w:tc>
+          <w:tcPr>
+            <w:tcW w:type="dxa" w:w="864"/>
+            <w:shd w:fill="F8FAFC"/>
+            <w:tcMar>
+              <w:top w:w="100" w:type="dxa"/>
+              <w:bottom w:w="100" w:type="dxa"/>
+              <w:left w:w="120" w:type="dxa"/>
+              <w:right w:w="120" w:type="dxa"/>
+            </w:tcMar>
+            <w:tcBorders>
+              <w:top w:val="single" w:sz="4" w:space="0" w:color="CCCCCC"/>
+              <w:bottom w:val="single" w:sz="4" w:space="0" w:color="CCCCCC"/>
+              <w:left w:val="single" w:sz="4" w:space="0" w:color="CCCCCC"/>
+              <w:right w:val="single" w:sz="4" w:space="0" w:color="CCCCCC"/>
+            </w:tcBorders>
+          </w:tcPr>
+          <w:p>
+            <w:pPr>
+              <w:spacing w:before="60" w:after="60" w:line="252" w:lineRule="auto"/>
+              <w:jc w:val="left"/>
+            </w:pPr>
+            <w:r/>
+            <w:r>
+              <w:t>Asia 07-11</w:t>
+            </w:r>
+          </w:p>
+        </w:tc>
+        <w:tc>
+          <w:tcPr>
+            <w:tcW w:type="dxa" w:w="1440"/>
+            <w:shd w:fill="F8FAFC"/>
+            <w:tcMar>
+              <w:top w:w="100" w:type="dxa"/>
+              <w:bottom w:w="100" w:type="dxa"/>
+              <w:left w:w="120" w:type="dxa"/>
+              <w:right w:w="120" w:type="dxa"/>
+            </w:tcMar>
+            <w:tcBorders>
+              <w:top w:val="single" w:sz="4" w:space="0" w:color="CCCCCC"/>
+              <w:bottom w:val="single" w:sz="4" w:space="0" w:color="CCCCCC"/>
+              <w:left w:val="single" w:sz="4" w:space="0" w:color="CCCCCC"/>
+              <w:right w:val="single" w:sz="4" w:space="0" w:color="CCCCCC"/>
+            </w:tcBorders>
+          </w:tcPr>
+          <w:p>
+            <w:pPr>
+              <w:spacing w:before="60" w:after="60" w:line="252" w:lineRule="auto"/>
+              <w:jc w:val="left"/>
+            </w:pPr>
+            <w:r/>
+            <w:r>
+              <w:t>504.50</w:t>
+            </w:r>
+          </w:p>
+        </w:tc>
+        <w:tc>
+          <w:tcPr>
+            <w:tcW w:type="dxa" w:w="2016"/>
+            <w:shd w:fill="F8FAFC"/>
+            <w:tcMar>
+              <w:top w:w="100" w:type="dxa"/>
+              <w:bottom w:w="100" w:type="dxa"/>
+              <w:left w:w="120" w:type="dxa"/>
+              <w:right w:w="120" w:type="dxa"/>
+            </w:tcMar>
+            <w:tcBorders>
+              <w:top w:val="single" w:sz="4" w:space="0" w:color="CCCCCC"/>
+              <w:bottom w:val="single" w:sz="4" w:space="0" w:color="CCCCCC"/>
+              <w:left w:val="single" w:sz="4" w:space="0" w:color="CCCCCC"/>
+              <w:right w:val="single" w:sz="4" w:space="0" w:color="CCCCCC"/>
+            </w:tcBorders>
+          </w:tcPr>
+          <w:p>
+            <w:pPr>
+              <w:spacing w:before="60" w:after="60" w:line="252" w:lineRule="auto"/>
+              <w:jc w:val="left"/>
+            </w:pPr>
+            <w:r/>
+            <w:r>
+              <w:t>507.25</w:t>
+            </w:r>
+          </w:p>
+        </w:tc>
+        <w:tc>
+          <w:tcPr>
+            <w:tcW w:type="dxa" w:w="1152"/>
+            <w:shd w:fill="F8FAFC"/>
+            <w:tcMar>
+              <w:top w:w="100" w:type="dxa"/>
+              <w:bottom w:w="100" w:type="dxa"/>
+              <w:left w:w="120" w:type="dxa"/>
+              <w:right w:w="120" w:type="dxa"/>
+            </w:tcMar>
+            <w:tcBorders>
+              <w:top w:val="single" w:sz="4" w:space="0" w:color="CCCCCC"/>
+              <w:bottom w:val="single" w:sz="4" w:space="0" w:color="CCCCCC"/>
+              <w:left w:val="single" w:sz="4" w:space="0" w:color="CCCCCC"/>
+              <w:right w:val="single" w:sz="4" w:space="0" w:color="CCCCCC"/>
+            </w:tcBorders>
+          </w:tcPr>
+          <w:p>
+            <w:pPr>
+              <w:spacing w:before="60" w:after="60" w:line="252" w:lineRule="auto"/>
+              <w:jc w:val="left"/>
+            </w:pPr>
+            <w:r/>
+            <w:r>
+              <w:t>502.00</w:t>
+            </w:r>
+          </w:p>
+        </w:tc>
+        <w:tc>
+          <w:tcPr>
+            <w:tcW w:type="dxa" w:w="1728"/>
+            <w:shd w:fill="F8FAFC"/>
+            <w:tcMar>
+              <w:top w:w="100" w:type="dxa"/>
+              <w:bottom w:w="100" w:type="dxa"/>
+              <w:left w:w="120" w:type="dxa"/>
+              <w:right w:w="120" w:type="dxa"/>
+            </w:tcMar>
+            <w:tcBorders>
+              <w:top w:val="single" w:sz="4" w:space="0" w:color="CCCCCC"/>
+              <w:bottom w:val="single" w:sz="4" w:space="0" w:color="CCCCCC"/>
+              <w:left w:val="single" w:sz="4" w:space="0" w:color="CCCCCC"/>
+              <w:right w:val="single" w:sz="4" w:space="0" w:color="CCCCCC"/>
+            </w:tcBorders>
+          </w:tcPr>
+          <w:p>
+            <w:pPr>
+              <w:spacing w:before="60" w:after="60" w:line="252" w:lineRule="auto"/>
+              <w:jc w:val="left"/>
+            </w:pPr>
+            <w:r/>
+            <w:r>
+              <w:rPr>
+                <w:b/>
+              </w:rPr>
+              <w:t>504.00</w:t>
+            </w:r>
+          </w:p>
+        </w:tc>
+        <w:tc>
+          <w:tcPr>
+            <w:tcW w:type="dxa" w:w="3456"/>
+            <w:shd w:fill="F8FAFC"/>
+            <w:tcMar>
+              <w:top w:w="100" w:type="dxa"/>
+              <w:bottom w:w="100" w:type="dxa"/>
+              <w:left w:w="120" w:type="dxa"/>
+              <w:right w:w="120" w:type="dxa"/>
+            </w:tcMar>
+            <w:tcBorders>
+              <w:top w:val="single" w:sz="4" w:space="0" w:color="CCCCCC"/>
+              <w:bottom w:val="single" w:sz="4" w:space="0" w:color="CCCCCC"/>
+              <w:left w:val="single" w:sz="4" w:space="0" w:color="CCCCCC"/>
+              <w:right w:val="single" w:sz="4" w:space="0" w:color="CCCCCC"/>
+            </w:tcBorders>
+          </w:tcPr>
+          <w:p>
+            <w:pPr>
+              <w:spacing w:before="60" w:after="60" w:line="252" w:lineRule="auto"/>
+              <w:jc w:val="left"/>
+            </w:pPr>
+            <w:r/>
+            <w:r>
+              <w:rPr>
+                <w:b/>
+              </w:rPr>
+              <w:t>-0.50</w:t>
+            </w:r>
+          </w:p>
+        </w:tc>
+        <w:tc>
+          <w:tcPr>
+            <w:tcW w:type="dxa" w:w="1440"/>
+            <w:shd w:fill="F8FAFC"/>
+            <w:tcMar>
+              <w:top w:w="100" w:type="dxa"/>
+              <w:bottom w:w="100" w:type="dxa"/>
+              <w:left w:w="120" w:type="dxa"/>
+              <w:right w:w="120" w:type="dxa"/>
+            </w:tcMar>
+            <w:tcBorders>
+              <w:top w:val="single" w:sz="4" w:space="0" w:color="CCCCCC"/>
+              <w:bottom w:val="single" w:sz="4" w:space="0" w:color="CCCCCC"/>
+              <w:left w:val="single" w:sz="4" w:space="0" w:color="CCCCCC"/>
+              <w:right w:val="single" w:sz="4" w:space="0" w:color="CCCCCC"/>
+            </w:tcBorders>
+          </w:tcPr>
+          <w:p>
+            <w:pPr>
+              <w:spacing w:before="60" w:after="60" w:line="252" w:lineRule="auto"/>
+              <w:jc w:val="left"/>
+            </w:pPr>
+            <w:r/>
+            <w:r>
+              <w:t>BEAR</w:t>
+            </w:r>
+          </w:p>
+        </w:tc>
+      </w:tr>
+      <w:tr>
+        <w:tc>
+          <w:tcPr>
+            <w:tcW w:type="dxa" w:w="1584"/>
+            <w:shd w:fill="FFFFFF"/>
+            <w:tcMar>
+              <w:top w:w="100" w:type="dxa"/>
+              <w:bottom w:w="100" w:type="dxa"/>
+              <w:left w:w="120" w:type="dxa"/>
+              <w:right w:w="120" w:type="dxa"/>
+            </w:tcMar>
+            <w:tcBorders>
+              <w:top w:val="single" w:sz="4" w:space="0" w:color="CCCCCC"/>
+              <w:bottom w:val="single" w:sz="4" w:space="0" w:color="CCCCCC"/>
+              <w:left w:val="single" w:sz="4" w:space="0" w:color="CCCCCC"/>
+              <w:right w:val="single" w:sz="4" w:space="0" w:color="CCCCCC"/>
+            </w:tcBorders>
+          </w:tcPr>
+          <w:p>
+            <w:pPr>
+              <w:spacing w:before="60" w:after="60" w:line="252" w:lineRule="auto"/>
+              <w:jc w:val="left"/>
+            </w:pPr>
+            <w:r/>
+            <w:r>
+              <w:rPr>
+                <w:b/>
+              </w:rPr>
+              <w:t>Wed 07/10</w:t>
+            </w:r>
+          </w:p>
+        </w:tc>
+        <w:tc>
+          <w:tcPr>
+            <w:tcW w:type="dxa" w:w="864"/>
+            <w:shd w:fill="FFFFFF"/>
+            <w:tcMar>
+              <w:top w:w="100" w:type="dxa"/>
+              <w:bottom w:w="100" w:type="dxa"/>
+              <w:left w:w="120" w:type="dxa"/>
+              <w:right w:w="120" w:type="dxa"/>
+            </w:tcMar>
+            <w:tcBorders>
+              <w:top w:val="single" w:sz="4" w:space="0" w:color="CCCCCC"/>
+              <w:bottom w:val="single" w:sz="4" w:space="0" w:color="CCCCCC"/>
+              <w:left w:val="single" w:sz="4" w:space="0" w:color="CCCCCC"/>
+              <w:right w:val="single" w:sz="4" w:space="0" w:color="CCCCCC"/>
+            </w:tcBorders>
+          </w:tcPr>
+          <w:p>
+            <w:pPr>
+              <w:spacing w:before="60" w:after="60" w:line="252" w:lineRule="auto"/>
+              <w:jc w:val="left"/>
+            </w:pPr>
+            <w:r/>
+            <w:r>
+              <w:t>Asia 11-15</w:t>
+            </w:r>
+          </w:p>
+        </w:tc>
+        <w:tc>
+          <w:tcPr>
+            <w:tcW w:type="dxa" w:w="1440"/>
+            <w:shd w:fill="FFFFFF"/>
+            <w:tcMar>
+              <w:top w:w="100" w:type="dxa"/>
+              <w:bottom w:w="100" w:type="dxa"/>
+              <w:left w:w="120" w:type="dxa"/>
+              <w:right w:w="120" w:type="dxa"/>
+            </w:tcMar>
+            <w:tcBorders>
+              <w:top w:val="single" w:sz="4" w:space="0" w:color="CCCCCC"/>
+              <w:bottom w:val="single" w:sz="4" w:space="0" w:color="CCCCCC"/>
+              <w:left w:val="single" w:sz="4" w:space="0" w:color="CCCCCC"/>
+              <w:right w:val="single" w:sz="4" w:space="0" w:color="CCCCCC"/>
+            </w:tcBorders>
+          </w:tcPr>
+          <w:p>
+            <w:pPr>
+              <w:spacing w:before="60" w:after="60" w:line="252" w:lineRule="auto"/>
+              <w:jc w:val="left"/>
+            </w:pPr>
+            <w:r/>
+            <w:r>
+              <w:t>504.00</w:t>
+            </w:r>
+          </w:p>
+        </w:tc>
+        <w:tc>
+          <w:tcPr>
+            <w:tcW w:type="dxa" w:w="2016"/>
+            <w:shd w:fill="FFFFFF"/>
+            <w:tcMar>
+              <w:top w:w="100" w:type="dxa"/>
+              <w:bottom w:w="100" w:type="dxa"/>
+              <w:left w:w="120" w:type="dxa"/>
+              <w:right w:w="120" w:type="dxa"/>
+            </w:tcMar>
+            <w:tcBorders>
+              <w:top w:val="single" w:sz="4" w:space="0" w:color="CCCCCC"/>
+              <w:bottom w:val="single" w:sz="4" w:space="0" w:color="CCCCCC"/>
+              <w:left w:val="single" w:sz="4" w:space="0" w:color="CCCCCC"/>
+              <w:right w:val="single" w:sz="4" w:space="0" w:color="CCCCCC"/>
+            </w:tcBorders>
+          </w:tcPr>
+          <w:p>
+            <w:pPr>
+              <w:spacing w:before="60" w:after="60" w:line="252" w:lineRule="auto"/>
+              <w:jc w:val="left"/>
+            </w:pPr>
+            <w:r/>
+            <w:r>
+              <w:t>507.00</w:t>
+            </w:r>
+          </w:p>
+        </w:tc>
+        <w:tc>
+          <w:tcPr>
+            <w:tcW w:type="dxa" w:w="1152"/>
+            <w:shd w:fill="FFFFFF"/>
+            <w:tcMar>
+              <w:top w:w="100" w:type="dxa"/>
+              <w:bottom w:w="100" w:type="dxa"/>
+              <w:left w:w="120" w:type="dxa"/>
+              <w:right w:w="120" w:type="dxa"/>
+            </w:tcMar>
+            <w:tcBorders>
+              <w:top w:val="single" w:sz="4" w:space="0" w:color="CCCCCC"/>
+              <w:bottom w:val="single" w:sz="4" w:space="0" w:color="CCCCCC"/>
+              <w:left w:val="single" w:sz="4" w:space="0" w:color="CCCCCC"/>
+              <w:right w:val="single" w:sz="4" w:space="0" w:color="CCCCCC"/>
+            </w:tcBorders>
+          </w:tcPr>
+          <w:p>
+            <w:pPr>
+              <w:spacing w:before="60" w:after="60" w:line="252" w:lineRule="auto"/>
+              <w:jc w:val="left"/>
+            </w:pPr>
+            <w:r/>
+            <w:r>
+              <w:t>500.75</w:t>
+            </w:r>
+          </w:p>
+        </w:tc>
+        <w:tc>
+          <w:tcPr>
+            <w:tcW w:type="dxa" w:w="1728"/>
+            <w:shd w:fill="FFFFFF"/>
+            <w:tcMar>
+              <w:top w:w="100" w:type="dxa"/>
+              <w:bottom w:w="100" w:type="dxa"/>
+              <w:left w:w="120" w:type="dxa"/>
+              <w:right w:w="120" w:type="dxa"/>
+            </w:tcMar>
+            <w:tcBorders>
+              <w:top w:val="single" w:sz="4" w:space="0" w:color="CCCCCC"/>
+              <w:bottom w:val="single" w:sz="4" w:space="0" w:color="CCCCCC"/>
+              <w:left w:val="single" w:sz="4" w:space="0" w:color="CCCCCC"/>
+              <w:right w:val="single" w:sz="4" w:space="0" w:color="CCCCCC"/>
+            </w:tcBorders>
+          </w:tcPr>
+          <w:p>
+            <w:pPr>
+              <w:spacing w:before="60" w:after="60" w:line="252" w:lineRule="auto"/>
+              <w:jc w:val="left"/>
+            </w:pPr>
+            <w:r/>
+            <w:r>
+              <w:rPr>
+                <w:b/>
+              </w:rPr>
+              <w:t>503.75</w:t>
+            </w:r>
+          </w:p>
+        </w:tc>
+        <w:tc>
+          <w:tcPr>
+            <w:tcW w:type="dxa" w:w="3456"/>
+            <w:shd w:fill="FFFFFF"/>
+            <w:tcMar>
+              <w:top w:w="100" w:type="dxa"/>
+              <w:bottom w:w="100" w:type="dxa"/>
+              <w:left w:w="120" w:type="dxa"/>
+              <w:right w:w="120" w:type="dxa"/>
+            </w:tcMar>
+            <w:tcBorders>
+              <w:top w:val="single" w:sz="4" w:space="0" w:color="CCCCCC"/>
+              <w:bottom w:val="single" w:sz="4" w:space="0" w:color="CCCCCC"/>
+              <w:left w:val="single" w:sz="4" w:space="0" w:color="CCCCCC"/>
+              <w:right w:val="single" w:sz="4" w:space="0" w:color="CCCCCC"/>
+            </w:tcBorders>
+          </w:tcPr>
+          <w:p>
+            <w:pPr>
+              <w:spacing w:before="60" w:after="60" w:line="252" w:lineRule="auto"/>
+              <w:jc w:val="left"/>
+            </w:pPr>
+            <w:r/>
+            <w:r>
+              <w:rPr>
+                <w:b/>
+              </w:rPr>
+              <w:t>-0.25</w:t>
+            </w:r>
+          </w:p>
+        </w:tc>
+        <w:tc>
+          <w:tcPr>
+            <w:tcW w:type="dxa" w:w="1440"/>
+            <w:shd w:fill="FFFFFF"/>
+            <w:tcMar>
+              <w:top w:w="100" w:type="dxa"/>
+              <w:bottom w:w="100" w:type="dxa"/>
+              <w:left w:w="120" w:type="dxa"/>
+              <w:right w:w="120" w:type="dxa"/>
+            </w:tcMar>
+            <w:tcBorders>
+              <w:top w:val="single" w:sz="4" w:space="0" w:color="CCCCCC"/>
+              <w:bottom w:val="single" w:sz="4" w:space="0" w:color="CCCCCC"/>
+              <w:left w:val="single" w:sz="4" w:space="0" w:color="CCCCCC"/>
+              <w:right w:val="single" w:sz="4" w:space="0" w:color="CCCCCC"/>
+            </w:tcBorders>
+          </w:tcPr>
+          <w:p>
+            <w:pPr>
+              <w:spacing w:before="60" w:after="60" w:line="252" w:lineRule="auto"/>
+              <w:jc w:val="left"/>
+            </w:pPr>
+            <w:r/>
+            <w:r>
+              <w:t>BEAR</w:t>
+            </w:r>
+          </w:p>
+        </w:tc>
+      </w:tr>
+      <w:tr>
+        <w:tc>
+          <w:tcPr>
+            <w:tcW w:type="dxa" w:w="1584"/>
+            <w:shd w:fill="F8FAFC"/>
+            <w:tcMar>
+              <w:top w:w="100" w:type="dxa"/>
+              <w:bottom w:w="100" w:type="dxa"/>
+              <w:left w:w="120" w:type="dxa"/>
+              <w:right w:w="120" w:type="dxa"/>
+            </w:tcMar>
+            <w:tcBorders>
+              <w:top w:val="single" w:sz="4" w:space="0" w:color="CCCCCC"/>
+              <w:bottom w:val="single" w:sz="4" w:space="0" w:color="CCCCCC"/>
+              <w:left w:val="single" w:sz="4" w:space="0" w:color="CCCCCC"/>
+              <w:right w:val="single" w:sz="4" w:space="0" w:color="CCCCCC"/>
+            </w:tcBorders>
+          </w:tcPr>
+          <w:p>
+            <w:pPr>
+              <w:spacing w:before="60" w:after="60" w:line="252" w:lineRule="auto"/>
+              <w:jc w:val="left"/>
+            </w:pPr>
+            <w:r/>
+            <w:r>
+              <w:rPr>
+                <w:b/>
+              </w:rPr>
+              <w:t>Wed 07/10</w:t>
+            </w:r>
+          </w:p>
+        </w:tc>
+        <w:tc>
+          <w:tcPr>
+            <w:tcW w:type="dxa" w:w="864"/>
+            <w:shd w:fill="F8FAFC"/>
+            <w:tcMar>
+              <w:top w:w="100" w:type="dxa"/>
+              <w:bottom w:w="100" w:type="dxa"/>
+              <w:left w:w="120" w:type="dxa"/>
+              <w:right w:w="120" w:type="dxa"/>
+            </w:tcMar>
+            <w:tcBorders>
+              <w:top w:val="single" w:sz="4" w:space="0" w:color="CCCCCC"/>
+              <w:bottom w:val="single" w:sz="4" w:space="0" w:color="CCCCCC"/>
+              <w:left w:val="single" w:sz="4" w:space="0" w:color="CCCCCC"/>
+              <w:right w:val="single" w:sz="4" w:space="0" w:color="CCCCCC"/>
+            </w:tcBorders>
+          </w:tcPr>
+          <w:p>
+            <w:pPr>
+              <w:spacing w:before="60" w:after="60" w:line="252" w:lineRule="auto"/>
+              <w:jc w:val="left"/>
+            </w:pPr>
+            <w:r/>
+            <w:r>
+              <w:t>London 15-19</w:t>
+            </w:r>
+          </w:p>
+        </w:tc>
+        <w:tc>
+          <w:tcPr>
+            <w:tcW w:type="dxa" w:w="1440"/>
+            <w:shd w:fill="F8FAFC"/>
+            <w:tcMar>
+              <w:top w:w="100" w:type="dxa"/>
+              <w:bottom w:w="100" w:type="dxa"/>
+              <w:left w:w="120" w:type="dxa"/>
+              <w:right w:w="120" w:type="dxa"/>
+            </w:tcMar>
+            <w:tcBorders>
+              <w:top w:val="single" w:sz="4" w:space="0" w:color="CCCCCC"/>
+              <w:bottom w:val="single" w:sz="4" w:space="0" w:color="CCCCCC"/>
+              <w:left w:val="single" w:sz="4" w:space="0" w:color="CCCCCC"/>
+              <w:right w:val="single" w:sz="4" w:space="0" w:color="CCCCCC"/>
+            </w:tcBorders>
+          </w:tcPr>
+          <w:p>
+            <w:pPr>
+              <w:spacing w:before="60" w:after="60" w:line="252" w:lineRule="auto"/>
+              <w:jc w:val="left"/>
+            </w:pPr>
+            <w:r/>
+            <w:r>
+              <w:t>503.75</w:t>
+            </w:r>
+          </w:p>
+        </w:tc>
+        <w:tc>
+          <w:tcPr>
+            <w:tcW w:type="dxa" w:w="2016"/>
+            <w:shd w:fill="F8FAFC"/>
+            <w:tcMar>
+              <w:top w:w="100" w:type="dxa"/>
+              <w:bottom w:w="100" w:type="dxa"/>
+              <w:left w:w="120" w:type="dxa"/>
+              <w:right w:w="120" w:type="dxa"/>
+            </w:tcMar>
+            <w:tcBorders>
+              <w:top w:val="single" w:sz="4" w:space="0" w:color="CCCCCC"/>
+              <w:bottom w:val="single" w:sz="4" w:space="0" w:color="CCCCCC"/>
+              <w:left w:val="single" w:sz="4" w:space="0" w:color="CCCCCC"/>
+              <w:right w:val="single" w:sz="4" w:space="0" w:color="CCCCCC"/>
+            </w:tcBorders>
+          </w:tcPr>
+          <w:p>
+            <w:pPr>
+              <w:spacing w:before="60" w:after="60" w:line="252" w:lineRule="auto"/>
+              <w:jc w:val="left"/>
+            </w:pPr>
+            <w:r/>
+            <w:r>
+              <w:t>507.75</w:t>
+            </w:r>
+          </w:p>
+        </w:tc>
+        <w:tc>
+          <w:tcPr>
+            <w:tcW w:type="dxa" w:w="1152"/>
+            <w:shd w:fill="F8FAFC"/>
+            <w:tcMar>
+              <w:top w:w="100" w:type="dxa"/>
+              <w:bottom w:w="100" w:type="dxa"/>
+              <w:left w:w="120" w:type="dxa"/>
+              <w:right w:w="120" w:type="dxa"/>
+            </w:tcMar>
+            <w:tcBorders>
+              <w:top w:val="single" w:sz="4" w:space="0" w:color="CCCCCC"/>
+              <w:bottom w:val="single" w:sz="4" w:space="0" w:color="CCCCCC"/>
+              <w:left w:val="single" w:sz="4" w:space="0" w:color="CCCCCC"/>
+              <w:right w:val="single" w:sz="4" w:space="0" w:color="CCCCCC"/>
+            </w:tcBorders>
+          </w:tcPr>
+          <w:p>
+            <w:pPr>
+              <w:spacing w:before="60" w:after="60" w:line="252" w:lineRule="auto"/>
+              <w:jc w:val="left"/>
+            </w:pPr>
+            <w:r/>
+            <w:r>
+              <w:t>498.50</w:t>
             </w:r>
           </w:p>
         </w:tc>
@@ -16634,7 +17574,7 @@
               <w:rPr>
                 <w:b/>
               </w:rPr>
-              <w:t>+1.00</w:t>
+              <w:t>+0.50</w:t>
             </w:r>
           </w:p>
         </w:tc>
@@ -16695,7 +17635,7 @@
               <w:rPr>
                 <w:b/>
               </w:rPr>
-              <w:t>Tue 06/10</w:t>
+              <w:t>Wed 07/10</w:t>
             </w:r>
           </w:p>
         </w:tc>
@@ -16723,7 +17663,7 @@
             </w:pPr>
             <w:r/>
             <w:r>
-              <w:t>NY Close 23-01</w:t>
+              <w:t>Pre-NY 19-21</w:t>
             </w:r>
           </w:p>
         </w:tc>
@@ -16779,7 +17719,7 @@
             </w:pPr>
             <w:r/>
             <w:r>
-              <w:t>507.00</w:t>
+              <w:t>509.00</w:t>
             </w:r>
           </w:p>
         </w:tc>
@@ -16807,7 +17747,7 @@
             </w:pPr>
             <w:r/>
             <w:r>
-              <w:t>501.75</w:t>
+              <w:t>497.25</w:t>
             </w:r>
           </w:p>
         </w:tc>
@@ -16838,7 +17778,1887 @@
               <w:rPr>
                 <w:b/>
               </w:rPr>
-              <w:t>504.25</w:t>
+              <w:t>506.25</w:t>
+            </w:r>
+          </w:p>
+        </w:tc>
+        <w:tc>
+          <w:tcPr>
+            <w:tcW w:type="dxa" w:w="3456"/>
+            <w:shd w:fill="FFFFFF"/>
+            <w:tcMar>
+              <w:top w:w="100" w:type="dxa"/>
+              <w:bottom w:w="100" w:type="dxa"/>
+              <w:left w:w="120" w:type="dxa"/>
+              <w:right w:w="120" w:type="dxa"/>
+            </w:tcMar>
+            <w:tcBorders>
+              <w:top w:val="single" w:sz="4" w:space="0" w:color="CCCCCC"/>
+              <w:bottom w:val="single" w:sz="4" w:space="0" w:color="CCCCCC"/>
+              <w:left w:val="single" w:sz="4" w:space="0" w:color="CCCCCC"/>
+              <w:right w:val="single" w:sz="4" w:space="0" w:color="CCCCCC"/>
+            </w:tcBorders>
+          </w:tcPr>
+          <w:p>
+            <w:pPr>
+              <w:spacing w:before="60" w:after="60" w:line="252" w:lineRule="auto"/>
+              <w:jc w:val="left"/>
+            </w:pPr>
+            <w:r/>
+            <w:r>
+              <w:rPr>
+                <w:b/>
+              </w:rPr>
+              <w:t>+2.00</w:t>
+            </w:r>
+          </w:p>
+        </w:tc>
+        <w:tc>
+          <w:tcPr>
+            <w:tcW w:type="dxa" w:w="1440"/>
+            <w:shd w:fill="FFFFFF"/>
+            <w:tcMar>
+              <w:top w:w="100" w:type="dxa"/>
+              <w:bottom w:w="100" w:type="dxa"/>
+              <w:left w:w="120" w:type="dxa"/>
+              <w:right w:w="120" w:type="dxa"/>
+            </w:tcMar>
+            <w:tcBorders>
+              <w:top w:val="single" w:sz="4" w:space="0" w:color="CCCCCC"/>
+              <w:bottom w:val="single" w:sz="4" w:space="0" w:color="CCCCCC"/>
+              <w:left w:val="single" w:sz="4" w:space="0" w:color="CCCCCC"/>
+              <w:right w:val="single" w:sz="4" w:space="0" w:color="CCCCCC"/>
+            </w:tcBorders>
+          </w:tcPr>
+          <w:p>
+            <w:pPr>
+              <w:spacing w:before="60" w:after="60" w:line="252" w:lineRule="auto"/>
+              <w:jc w:val="left"/>
+            </w:pPr>
+            <w:r/>
+            <w:r>
+              <w:t>BULL</w:t>
+            </w:r>
+          </w:p>
+        </w:tc>
+      </w:tr>
+      <w:tr>
+        <w:tc>
+          <w:tcPr>
+            <w:tcW w:type="dxa" w:w="1584"/>
+            <w:shd w:fill="F8FAFC"/>
+            <w:tcMar>
+              <w:top w:w="100" w:type="dxa"/>
+              <w:bottom w:w="100" w:type="dxa"/>
+              <w:left w:w="120" w:type="dxa"/>
+              <w:right w:w="120" w:type="dxa"/>
+            </w:tcMar>
+            <w:tcBorders>
+              <w:top w:val="single" w:sz="4" w:space="0" w:color="CCCCCC"/>
+              <w:bottom w:val="single" w:sz="4" w:space="0" w:color="CCCCCC"/>
+              <w:left w:val="single" w:sz="4" w:space="0" w:color="CCCCCC"/>
+              <w:right w:val="single" w:sz="4" w:space="0" w:color="CCCCCC"/>
+            </w:tcBorders>
+          </w:tcPr>
+          <w:p>
+            <w:pPr>
+              <w:spacing w:before="60" w:after="60" w:line="252" w:lineRule="auto"/>
+              <w:jc w:val="left"/>
+            </w:pPr>
+            <w:r/>
+            <w:r>
+              <w:rPr>
+                <w:b/>
+              </w:rPr>
+              <w:t>Wed 07/10</w:t>
+            </w:r>
+          </w:p>
+        </w:tc>
+        <w:tc>
+          <w:tcPr>
+            <w:tcW w:type="dxa" w:w="864"/>
+            <w:shd w:fill="F8FAFC"/>
+            <w:tcMar>
+              <w:top w:w="100" w:type="dxa"/>
+              <w:bottom w:w="100" w:type="dxa"/>
+              <w:left w:w="120" w:type="dxa"/>
+              <w:right w:w="120" w:type="dxa"/>
+            </w:tcMar>
+            <w:tcBorders>
+              <w:top w:val="single" w:sz="4" w:space="0" w:color="CCCCCC"/>
+              <w:bottom w:val="single" w:sz="4" w:space="0" w:color="CCCCCC"/>
+              <w:left w:val="single" w:sz="4" w:space="0" w:color="CCCCCC"/>
+              <w:right w:val="single" w:sz="4" w:space="0" w:color="CCCCCC"/>
+            </w:tcBorders>
+          </w:tcPr>
+          <w:p>
+            <w:pPr>
+              <w:spacing w:before="60" w:after="60" w:line="252" w:lineRule="auto"/>
+              <w:jc w:val="left"/>
+            </w:pPr>
+            <w:r/>
+            <w:r>
+              <w:t>NY Open 21-23</w:t>
+            </w:r>
+          </w:p>
+        </w:tc>
+        <w:tc>
+          <w:tcPr>
+            <w:tcW w:type="dxa" w:w="1440"/>
+            <w:shd w:fill="F8FAFC"/>
+            <w:tcMar>
+              <w:top w:w="100" w:type="dxa"/>
+              <w:bottom w:w="100" w:type="dxa"/>
+              <w:left w:w="120" w:type="dxa"/>
+              <w:right w:w="120" w:type="dxa"/>
+            </w:tcMar>
+            <w:tcBorders>
+              <w:top w:val="single" w:sz="4" w:space="0" w:color="CCCCCC"/>
+              <w:bottom w:val="single" w:sz="4" w:space="0" w:color="CCCCCC"/>
+              <w:left w:val="single" w:sz="4" w:space="0" w:color="CCCCCC"/>
+              <w:right w:val="single" w:sz="4" w:space="0" w:color="CCCCCC"/>
+            </w:tcBorders>
+          </w:tcPr>
+          <w:p>
+            <w:pPr>
+              <w:spacing w:before="60" w:after="60" w:line="252" w:lineRule="auto"/>
+              <w:jc w:val="left"/>
+            </w:pPr>
+            <w:r/>
+            <w:r>
+              <w:t>506.25</w:t>
+            </w:r>
+          </w:p>
+        </w:tc>
+        <w:tc>
+          <w:tcPr>
+            <w:tcW w:type="dxa" w:w="2016"/>
+            <w:shd w:fill="F8FAFC"/>
+            <w:tcMar>
+              <w:top w:w="100" w:type="dxa"/>
+              <w:bottom w:w="100" w:type="dxa"/>
+              <w:left w:w="120" w:type="dxa"/>
+              <w:right w:w="120" w:type="dxa"/>
+            </w:tcMar>
+            <w:tcBorders>
+              <w:top w:val="single" w:sz="4" w:space="0" w:color="CCCCCC"/>
+              <w:bottom w:val="single" w:sz="4" w:space="0" w:color="CCCCCC"/>
+              <w:left w:val="single" w:sz="4" w:space="0" w:color="CCCCCC"/>
+              <w:right w:val="single" w:sz="4" w:space="0" w:color="CCCCCC"/>
+            </w:tcBorders>
+          </w:tcPr>
+          <w:p>
+            <w:pPr>
+              <w:spacing w:before="60" w:after="60" w:line="252" w:lineRule="auto"/>
+              <w:jc w:val="left"/>
+            </w:pPr>
+            <w:r/>
+            <w:r>
+              <w:t>514.25</w:t>
+            </w:r>
+          </w:p>
+        </w:tc>
+        <w:tc>
+          <w:tcPr>
+            <w:tcW w:type="dxa" w:w="1152"/>
+            <w:shd w:fill="F8FAFC"/>
+            <w:tcMar>
+              <w:top w:w="100" w:type="dxa"/>
+              <w:bottom w:w="100" w:type="dxa"/>
+              <w:left w:w="120" w:type="dxa"/>
+              <w:right w:w="120" w:type="dxa"/>
+            </w:tcMar>
+            <w:tcBorders>
+              <w:top w:val="single" w:sz="4" w:space="0" w:color="CCCCCC"/>
+              <w:bottom w:val="single" w:sz="4" w:space="0" w:color="CCCCCC"/>
+              <w:left w:val="single" w:sz="4" w:space="0" w:color="CCCCCC"/>
+              <w:right w:val="single" w:sz="4" w:space="0" w:color="CCCCCC"/>
+            </w:tcBorders>
+          </w:tcPr>
+          <w:p>
+            <w:pPr>
+              <w:spacing w:before="60" w:after="60" w:line="252" w:lineRule="auto"/>
+              <w:jc w:val="left"/>
+            </w:pPr>
+            <w:r/>
+            <w:r>
+              <w:t>499.25</w:t>
+            </w:r>
+          </w:p>
+        </w:tc>
+        <w:tc>
+          <w:tcPr>
+            <w:tcW w:type="dxa" w:w="1728"/>
+            <w:shd w:fill="F8FAFC"/>
+            <w:tcMar>
+              <w:top w:w="100" w:type="dxa"/>
+              <w:bottom w:w="100" w:type="dxa"/>
+              <w:left w:w="120" w:type="dxa"/>
+              <w:right w:w="120" w:type="dxa"/>
+            </w:tcMar>
+            <w:tcBorders>
+              <w:top w:val="single" w:sz="4" w:space="0" w:color="CCCCCC"/>
+              <w:bottom w:val="single" w:sz="4" w:space="0" w:color="CCCCCC"/>
+              <w:left w:val="single" w:sz="4" w:space="0" w:color="CCCCCC"/>
+              <w:right w:val="single" w:sz="4" w:space="0" w:color="CCCCCC"/>
+            </w:tcBorders>
+          </w:tcPr>
+          <w:p>
+            <w:pPr>
+              <w:spacing w:before="60" w:after="60" w:line="252" w:lineRule="auto"/>
+              <w:jc w:val="left"/>
+            </w:pPr>
+            <w:r/>
+            <w:r>
+              <w:rPr>
+                <w:b/>
+              </w:rPr>
+              <w:t>507.75</w:t>
+            </w:r>
+          </w:p>
+        </w:tc>
+        <w:tc>
+          <w:tcPr>
+            <w:tcW w:type="dxa" w:w="3456"/>
+            <w:shd w:fill="F8FAFC"/>
+            <w:tcMar>
+              <w:top w:w="100" w:type="dxa"/>
+              <w:bottom w:w="100" w:type="dxa"/>
+              <w:left w:w="120" w:type="dxa"/>
+              <w:right w:w="120" w:type="dxa"/>
+            </w:tcMar>
+            <w:tcBorders>
+              <w:top w:val="single" w:sz="4" w:space="0" w:color="CCCCCC"/>
+              <w:bottom w:val="single" w:sz="4" w:space="0" w:color="CCCCCC"/>
+              <w:left w:val="single" w:sz="4" w:space="0" w:color="CCCCCC"/>
+              <w:right w:val="single" w:sz="4" w:space="0" w:color="CCCCCC"/>
+            </w:tcBorders>
+          </w:tcPr>
+          <w:p>
+            <w:pPr>
+              <w:spacing w:before="60" w:after="60" w:line="252" w:lineRule="auto"/>
+              <w:jc w:val="left"/>
+            </w:pPr>
+            <w:r/>
+            <w:r>
+              <w:rPr>
+                <w:b/>
+              </w:rPr>
+              <w:t>+1.50</w:t>
+            </w:r>
+          </w:p>
+        </w:tc>
+        <w:tc>
+          <w:tcPr>
+            <w:tcW w:type="dxa" w:w="1440"/>
+            <w:shd w:fill="F8FAFC"/>
+            <w:tcMar>
+              <w:top w:w="100" w:type="dxa"/>
+              <w:bottom w:w="100" w:type="dxa"/>
+              <w:left w:w="120" w:type="dxa"/>
+              <w:right w:w="120" w:type="dxa"/>
+            </w:tcMar>
+            <w:tcBorders>
+              <w:top w:val="single" w:sz="4" w:space="0" w:color="CCCCCC"/>
+              <w:bottom w:val="single" w:sz="4" w:space="0" w:color="CCCCCC"/>
+              <w:left w:val="single" w:sz="4" w:space="0" w:color="CCCCCC"/>
+              <w:right w:val="single" w:sz="4" w:space="0" w:color="CCCCCC"/>
+            </w:tcBorders>
+          </w:tcPr>
+          <w:p>
+            <w:pPr>
+              <w:spacing w:before="60" w:after="60" w:line="252" w:lineRule="auto"/>
+              <w:jc w:val="left"/>
+            </w:pPr>
+            <w:r/>
+            <w:r>
+              <w:t>BULL</w:t>
+            </w:r>
+          </w:p>
+        </w:tc>
+      </w:tr>
+      <w:tr>
+        <w:tc>
+          <w:tcPr>
+            <w:tcW w:type="dxa" w:w="1584"/>
+            <w:shd w:fill="FFFFFF"/>
+            <w:tcMar>
+              <w:top w:w="100" w:type="dxa"/>
+              <w:bottom w:w="100" w:type="dxa"/>
+              <w:left w:w="120" w:type="dxa"/>
+              <w:right w:w="120" w:type="dxa"/>
+            </w:tcMar>
+            <w:tcBorders>
+              <w:top w:val="single" w:sz="4" w:space="0" w:color="CCCCCC"/>
+              <w:bottom w:val="single" w:sz="4" w:space="0" w:color="CCCCCC"/>
+              <w:left w:val="single" w:sz="4" w:space="0" w:color="CCCCCC"/>
+              <w:right w:val="single" w:sz="4" w:space="0" w:color="CCCCCC"/>
+            </w:tcBorders>
+          </w:tcPr>
+          <w:p>
+            <w:pPr>
+              <w:spacing w:before="60" w:after="60" w:line="252" w:lineRule="auto"/>
+              <w:jc w:val="left"/>
+            </w:pPr>
+            <w:r/>
+            <w:r>
+              <w:rPr>
+                <w:b/>
+              </w:rPr>
+              <w:t>Wed 07/10</w:t>
+            </w:r>
+          </w:p>
+        </w:tc>
+        <w:tc>
+          <w:tcPr>
+            <w:tcW w:type="dxa" w:w="864"/>
+            <w:shd w:fill="FFFFFF"/>
+            <w:tcMar>
+              <w:top w:w="100" w:type="dxa"/>
+              <w:bottom w:w="100" w:type="dxa"/>
+              <w:left w:w="120" w:type="dxa"/>
+              <w:right w:w="120" w:type="dxa"/>
+            </w:tcMar>
+            <w:tcBorders>
+              <w:top w:val="single" w:sz="4" w:space="0" w:color="CCCCCC"/>
+              <w:bottom w:val="single" w:sz="4" w:space="0" w:color="CCCCCC"/>
+              <w:left w:val="single" w:sz="4" w:space="0" w:color="CCCCCC"/>
+              <w:right w:val="single" w:sz="4" w:space="0" w:color="CCCCCC"/>
+            </w:tcBorders>
+          </w:tcPr>
+          <w:p>
+            <w:pPr>
+              <w:spacing w:before="60" w:after="60" w:line="252" w:lineRule="auto"/>
+              <w:jc w:val="left"/>
+            </w:pPr>
+            <w:r/>
+            <w:r>
+              <w:t>NY Close 23-01</w:t>
+            </w:r>
+          </w:p>
+        </w:tc>
+        <w:tc>
+          <w:tcPr>
+            <w:tcW w:type="dxa" w:w="1440"/>
+            <w:shd w:fill="FFFFFF"/>
+            <w:tcMar>
+              <w:top w:w="100" w:type="dxa"/>
+              <w:bottom w:w="100" w:type="dxa"/>
+              <w:left w:w="120" w:type="dxa"/>
+              <w:right w:w="120" w:type="dxa"/>
+            </w:tcMar>
+            <w:tcBorders>
+              <w:top w:val="single" w:sz="4" w:space="0" w:color="CCCCCC"/>
+              <w:bottom w:val="single" w:sz="4" w:space="0" w:color="CCCCCC"/>
+              <w:left w:val="single" w:sz="4" w:space="0" w:color="CCCCCC"/>
+              <w:right w:val="single" w:sz="4" w:space="0" w:color="CCCCCC"/>
+            </w:tcBorders>
+          </w:tcPr>
+          <w:p>
+            <w:pPr>
+              <w:spacing w:before="60" w:after="60" w:line="252" w:lineRule="auto"/>
+              <w:jc w:val="left"/>
+            </w:pPr>
+            <w:r/>
+            <w:r>
+              <w:t>507.75</w:t>
+            </w:r>
+          </w:p>
+        </w:tc>
+        <w:tc>
+          <w:tcPr>
+            <w:tcW w:type="dxa" w:w="2016"/>
+            <w:shd w:fill="FFFFFF"/>
+            <w:tcMar>
+              <w:top w:w="100" w:type="dxa"/>
+              <w:bottom w:w="100" w:type="dxa"/>
+              <w:left w:w="120" w:type="dxa"/>
+              <w:right w:w="120" w:type="dxa"/>
+            </w:tcMar>
+            <w:tcBorders>
+              <w:top w:val="single" w:sz="4" w:space="0" w:color="CCCCCC"/>
+              <w:bottom w:val="single" w:sz="4" w:space="0" w:color="CCCCCC"/>
+              <w:left w:val="single" w:sz="4" w:space="0" w:color="CCCCCC"/>
+              <w:right w:val="single" w:sz="4" w:space="0" w:color="CCCCCC"/>
+            </w:tcBorders>
+          </w:tcPr>
+          <w:p>
+            <w:pPr>
+              <w:spacing w:before="60" w:after="60" w:line="252" w:lineRule="auto"/>
+              <w:jc w:val="left"/>
+            </w:pPr>
+            <w:r/>
+            <w:r>
+              <w:t>512.25</w:t>
+            </w:r>
+          </w:p>
+        </w:tc>
+        <w:tc>
+          <w:tcPr>
+            <w:tcW w:type="dxa" w:w="1152"/>
+            <w:shd w:fill="FFFFFF"/>
+            <w:tcMar>
+              <w:top w:w="100" w:type="dxa"/>
+              <w:bottom w:w="100" w:type="dxa"/>
+              <w:left w:w="120" w:type="dxa"/>
+              <w:right w:w="120" w:type="dxa"/>
+            </w:tcMar>
+            <w:tcBorders>
+              <w:top w:val="single" w:sz="4" w:space="0" w:color="CCCCCC"/>
+              <w:bottom w:val="single" w:sz="4" w:space="0" w:color="CCCCCC"/>
+              <w:left w:val="single" w:sz="4" w:space="0" w:color="CCCCCC"/>
+              <w:right w:val="single" w:sz="4" w:space="0" w:color="CCCCCC"/>
+            </w:tcBorders>
+          </w:tcPr>
+          <w:p>
+            <w:pPr>
+              <w:spacing w:before="60" w:after="60" w:line="252" w:lineRule="auto"/>
+              <w:jc w:val="left"/>
+            </w:pPr>
+            <w:r/>
+            <w:r>
+              <w:t>503.50</w:t>
+            </w:r>
+          </w:p>
+        </w:tc>
+        <w:tc>
+          <w:tcPr>
+            <w:tcW w:type="dxa" w:w="1728"/>
+            <w:shd w:fill="FFFFFF"/>
+            <w:tcMar>
+              <w:top w:w="100" w:type="dxa"/>
+              <w:bottom w:w="100" w:type="dxa"/>
+              <w:left w:w="120" w:type="dxa"/>
+              <w:right w:w="120" w:type="dxa"/>
+            </w:tcMar>
+            <w:tcBorders>
+              <w:top w:val="single" w:sz="4" w:space="0" w:color="CCCCCC"/>
+              <w:bottom w:val="single" w:sz="4" w:space="0" w:color="CCCCCC"/>
+              <w:left w:val="single" w:sz="4" w:space="0" w:color="CCCCCC"/>
+              <w:right w:val="single" w:sz="4" w:space="0" w:color="CCCCCC"/>
+            </w:tcBorders>
+          </w:tcPr>
+          <w:p>
+            <w:pPr>
+              <w:spacing w:before="60" w:after="60" w:line="252" w:lineRule="auto"/>
+              <w:jc w:val="left"/>
+            </w:pPr>
+            <w:r/>
+            <w:r>
+              <w:rPr>
+                <w:b/>
+              </w:rPr>
+              <w:t>507.25</w:t>
+            </w:r>
+          </w:p>
+        </w:tc>
+        <w:tc>
+          <w:tcPr>
+            <w:tcW w:type="dxa" w:w="3456"/>
+            <w:shd w:fill="FFFFFF"/>
+            <w:tcMar>
+              <w:top w:w="100" w:type="dxa"/>
+              <w:bottom w:w="100" w:type="dxa"/>
+              <w:left w:w="120" w:type="dxa"/>
+              <w:right w:w="120" w:type="dxa"/>
+            </w:tcMar>
+            <w:tcBorders>
+              <w:top w:val="single" w:sz="4" w:space="0" w:color="CCCCCC"/>
+              <w:bottom w:val="single" w:sz="4" w:space="0" w:color="CCCCCC"/>
+              <w:left w:val="single" w:sz="4" w:space="0" w:color="CCCCCC"/>
+              <w:right w:val="single" w:sz="4" w:space="0" w:color="CCCCCC"/>
+            </w:tcBorders>
+          </w:tcPr>
+          <w:p>
+            <w:pPr>
+              <w:spacing w:before="60" w:after="60" w:line="252" w:lineRule="auto"/>
+              <w:jc w:val="left"/>
+            </w:pPr>
+            <w:r/>
+            <w:r>
+              <w:rPr>
+                <w:b/>
+              </w:rPr>
+              <w:t>-0.50</w:t>
+            </w:r>
+          </w:p>
+        </w:tc>
+        <w:tc>
+          <w:tcPr>
+            <w:tcW w:type="dxa" w:w="1440"/>
+            <w:shd w:fill="FFFFFF"/>
+            <w:tcMar>
+              <w:top w:w="100" w:type="dxa"/>
+              <w:bottom w:w="100" w:type="dxa"/>
+              <w:left w:w="120" w:type="dxa"/>
+              <w:right w:w="120" w:type="dxa"/>
+            </w:tcMar>
+            <w:tcBorders>
+              <w:top w:val="single" w:sz="4" w:space="0" w:color="CCCCCC"/>
+              <w:bottom w:val="single" w:sz="4" w:space="0" w:color="CCCCCC"/>
+              <w:left w:val="single" w:sz="4" w:space="0" w:color="CCCCCC"/>
+              <w:right w:val="single" w:sz="4" w:space="0" w:color="CCCCCC"/>
+            </w:tcBorders>
+          </w:tcPr>
+          <w:p>
+            <w:pPr>
+              <w:spacing w:before="60" w:after="60" w:line="252" w:lineRule="auto"/>
+              <w:jc w:val="left"/>
+            </w:pPr>
+            <w:r/>
+            <w:r>
+              <w:t>BEAR</w:t>
+            </w:r>
+          </w:p>
+        </w:tc>
+      </w:tr>
+      <w:tr>
+        <w:tc>
+          <w:tcPr>
+            <w:tcW w:type="dxa" w:w="1584"/>
+            <w:shd w:fill="F8FAFC"/>
+            <w:tcMar>
+              <w:top w:w="100" w:type="dxa"/>
+              <w:bottom w:w="100" w:type="dxa"/>
+              <w:left w:w="120" w:type="dxa"/>
+              <w:right w:w="120" w:type="dxa"/>
+            </w:tcMar>
+            <w:tcBorders>
+              <w:top w:val="single" w:sz="4" w:space="0" w:color="CCCCCC"/>
+              <w:bottom w:val="single" w:sz="4" w:space="0" w:color="CCCCCC"/>
+              <w:left w:val="single" w:sz="4" w:space="0" w:color="CCCCCC"/>
+              <w:right w:val="single" w:sz="4" w:space="0" w:color="CCCCCC"/>
+            </w:tcBorders>
+          </w:tcPr>
+          <w:p>
+            <w:pPr>
+              <w:spacing w:before="60" w:after="60" w:line="252" w:lineRule="auto"/>
+              <w:jc w:val="left"/>
+            </w:pPr>
+            <w:r/>
+            <w:r>
+              <w:rPr>
+                <w:b/>
+              </w:rPr>
+              <w:t>Thu 08/10</w:t>
+            </w:r>
+          </w:p>
+        </w:tc>
+        <w:tc>
+          <w:tcPr>
+            <w:tcW w:type="dxa" w:w="864"/>
+            <w:shd w:fill="F8FAFC"/>
+            <w:tcMar>
+              <w:top w:w="100" w:type="dxa"/>
+              <w:bottom w:w="100" w:type="dxa"/>
+              <w:left w:w="120" w:type="dxa"/>
+              <w:right w:w="120" w:type="dxa"/>
+            </w:tcMar>
+            <w:tcBorders>
+              <w:top w:val="single" w:sz="4" w:space="0" w:color="CCCCCC"/>
+              <w:bottom w:val="single" w:sz="4" w:space="0" w:color="CCCCCC"/>
+              <w:left w:val="single" w:sz="4" w:space="0" w:color="CCCCCC"/>
+              <w:right w:val="single" w:sz="4" w:space="0" w:color="CCCCCC"/>
+            </w:tcBorders>
+          </w:tcPr>
+          <w:p>
+            <w:pPr>
+              <w:spacing w:before="60" w:after="60" w:line="252" w:lineRule="auto"/>
+              <w:jc w:val="left"/>
+            </w:pPr>
+            <w:r/>
+            <w:r>
+              <w:t>Asia 07-11</w:t>
+            </w:r>
+          </w:p>
+        </w:tc>
+        <w:tc>
+          <w:tcPr>
+            <w:tcW w:type="dxa" w:w="1440"/>
+            <w:shd w:fill="F8FAFC"/>
+            <w:tcMar>
+              <w:top w:w="100" w:type="dxa"/>
+              <w:bottom w:w="100" w:type="dxa"/>
+              <w:left w:w="120" w:type="dxa"/>
+              <w:right w:w="120" w:type="dxa"/>
+            </w:tcMar>
+            <w:tcBorders>
+              <w:top w:val="single" w:sz="4" w:space="0" w:color="CCCCCC"/>
+              <w:bottom w:val="single" w:sz="4" w:space="0" w:color="CCCCCC"/>
+              <w:left w:val="single" w:sz="4" w:space="0" w:color="CCCCCC"/>
+              <w:right w:val="single" w:sz="4" w:space="0" w:color="CCCCCC"/>
+            </w:tcBorders>
+          </w:tcPr>
+          <w:p>
+            <w:pPr>
+              <w:spacing w:before="60" w:after="60" w:line="252" w:lineRule="auto"/>
+              <w:jc w:val="left"/>
+            </w:pPr>
+            <w:r/>
+            <w:r>
+              <w:t>507.25</w:t>
+            </w:r>
+          </w:p>
+        </w:tc>
+        <w:tc>
+          <w:tcPr>
+            <w:tcW w:type="dxa" w:w="2016"/>
+            <w:shd w:fill="F8FAFC"/>
+            <w:tcMar>
+              <w:top w:w="100" w:type="dxa"/>
+              <w:bottom w:w="100" w:type="dxa"/>
+              <w:left w:w="120" w:type="dxa"/>
+              <w:right w:w="120" w:type="dxa"/>
+            </w:tcMar>
+            <w:tcBorders>
+              <w:top w:val="single" w:sz="4" w:space="0" w:color="CCCCCC"/>
+              <w:bottom w:val="single" w:sz="4" w:space="0" w:color="CCCCCC"/>
+              <w:left w:val="single" w:sz="4" w:space="0" w:color="CCCCCC"/>
+              <w:right w:val="single" w:sz="4" w:space="0" w:color="CCCCCC"/>
+            </w:tcBorders>
+          </w:tcPr>
+          <w:p>
+            <w:pPr>
+              <w:spacing w:before="60" w:after="60" w:line="252" w:lineRule="auto"/>
+              <w:jc w:val="left"/>
+            </w:pPr>
+            <w:r/>
+            <w:r>
+              <w:t>509.50</w:t>
+            </w:r>
+          </w:p>
+        </w:tc>
+        <w:tc>
+          <w:tcPr>
+            <w:tcW w:type="dxa" w:w="1152"/>
+            <w:shd w:fill="F8FAFC"/>
+            <w:tcMar>
+              <w:top w:w="100" w:type="dxa"/>
+              <w:bottom w:w="100" w:type="dxa"/>
+              <w:left w:w="120" w:type="dxa"/>
+              <w:right w:w="120" w:type="dxa"/>
+            </w:tcMar>
+            <w:tcBorders>
+              <w:top w:val="single" w:sz="4" w:space="0" w:color="CCCCCC"/>
+              <w:bottom w:val="single" w:sz="4" w:space="0" w:color="CCCCCC"/>
+              <w:left w:val="single" w:sz="4" w:space="0" w:color="CCCCCC"/>
+              <w:right w:val="single" w:sz="4" w:space="0" w:color="CCCCCC"/>
+            </w:tcBorders>
+          </w:tcPr>
+          <w:p>
+            <w:pPr>
+              <w:spacing w:before="60" w:after="60" w:line="252" w:lineRule="auto"/>
+              <w:jc w:val="left"/>
+            </w:pPr>
+            <w:r/>
+            <w:r>
+              <w:t>504.50</w:t>
+            </w:r>
+          </w:p>
+        </w:tc>
+        <w:tc>
+          <w:tcPr>
+            <w:tcW w:type="dxa" w:w="1728"/>
+            <w:shd w:fill="F8FAFC"/>
+            <w:tcMar>
+              <w:top w:w="100" w:type="dxa"/>
+              <w:bottom w:w="100" w:type="dxa"/>
+              <w:left w:w="120" w:type="dxa"/>
+              <w:right w:w="120" w:type="dxa"/>
+            </w:tcMar>
+            <w:tcBorders>
+              <w:top w:val="single" w:sz="4" w:space="0" w:color="CCCCCC"/>
+              <w:bottom w:val="single" w:sz="4" w:space="0" w:color="CCCCCC"/>
+              <w:left w:val="single" w:sz="4" w:space="0" w:color="CCCCCC"/>
+              <w:right w:val="single" w:sz="4" w:space="0" w:color="CCCCCC"/>
+            </w:tcBorders>
+          </w:tcPr>
+          <w:p>
+            <w:pPr>
+              <w:spacing w:before="60" w:after="60" w:line="252" w:lineRule="auto"/>
+              <w:jc w:val="left"/>
+            </w:pPr>
+            <w:r/>
+            <w:r>
+              <w:rPr>
+                <w:b/>
+              </w:rPr>
+              <w:t>507.00</w:t>
+            </w:r>
+          </w:p>
+        </w:tc>
+        <w:tc>
+          <w:tcPr>
+            <w:tcW w:type="dxa" w:w="3456"/>
+            <w:shd w:fill="F8FAFC"/>
+            <w:tcMar>
+              <w:top w:w="100" w:type="dxa"/>
+              <w:bottom w:w="100" w:type="dxa"/>
+              <w:left w:w="120" w:type="dxa"/>
+              <w:right w:w="120" w:type="dxa"/>
+            </w:tcMar>
+            <w:tcBorders>
+              <w:top w:val="single" w:sz="4" w:space="0" w:color="CCCCCC"/>
+              <w:bottom w:val="single" w:sz="4" w:space="0" w:color="CCCCCC"/>
+              <w:left w:val="single" w:sz="4" w:space="0" w:color="CCCCCC"/>
+              <w:right w:val="single" w:sz="4" w:space="0" w:color="CCCCCC"/>
+            </w:tcBorders>
+          </w:tcPr>
+          <w:p>
+            <w:pPr>
+              <w:spacing w:before="60" w:after="60" w:line="252" w:lineRule="auto"/>
+              <w:jc w:val="left"/>
+            </w:pPr>
+            <w:r/>
+            <w:r>
+              <w:rPr>
+                <w:b/>
+              </w:rPr>
+              <w:t>-0.25</w:t>
+            </w:r>
+          </w:p>
+        </w:tc>
+        <w:tc>
+          <w:tcPr>
+            <w:tcW w:type="dxa" w:w="1440"/>
+            <w:shd w:fill="F8FAFC"/>
+            <w:tcMar>
+              <w:top w:w="100" w:type="dxa"/>
+              <w:bottom w:w="100" w:type="dxa"/>
+              <w:left w:w="120" w:type="dxa"/>
+              <w:right w:w="120" w:type="dxa"/>
+            </w:tcMar>
+            <w:tcBorders>
+              <w:top w:val="single" w:sz="4" w:space="0" w:color="CCCCCC"/>
+              <w:bottom w:val="single" w:sz="4" w:space="0" w:color="CCCCCC"/>
+              <w:left w:val="single" w:sz="4" w:space="0" w:color="CCCCCC"/>
+              <w:right w:val="single" w:sz="4" w:space="0" w:color="CCCCCC"/>
+            </w:tcBorders>
+          </w:tcPr>
+          <w:p>
+            <w:pPr>
+              <w:spacing w:before="60" w:after="60" w:line="252" w:lineRule="auto"/>
+              <w:jc w:val="left"/>
+            </w:pPr>
+            <w:r/>
+            <w:r>
+              <w:t>BEAR</w:t>
+            </w:r>
+          </w:p>
+        </w:tc>
+      </w:tr>
+      <w:tr>
+        <w:tc>
+          <w:tcPr>
+            <w:tcW w:type="dxa" w:w="1584"/>
+            <w:shd w:fill="FFFFFF"/>
+            <w:tcMar>
+              <w:top w:w="100" w:type="dxa"/>
+              <w:bottom w:w="100" w:type="dxa"/>
+              <w:left w:w="120" w:type="dxa"/>
+              <w:right w:w="120" w:type="dxa"/>
+            </w:tcMar>
+            <w:tcBorders>
+              <w:top w:val="single" w:sz="4" w:space="0" w:color="CCCCCC"/>
+              <w:bottom w:val="single" w:sz="4" w:space="0" w:color="CCCCCC"/>
+              <w:left w:val="single" w:sz="4" w:space="0" w:color="CCCCCC"/>
+              <w:right w:val="single" w:sz="4" w:space="0" w:color="CCCCCC"/>
+            </w:tcBorders>
+          </w:tcPr>
+          <w:p>
+            <w:pPr>
+              <w:spacing w:before="60" w:after="60" w:line="252" w:lineRule="auto"/>
+              <w:jc w:val="left"/>
+            </w:pPr>
+            <w:r/>
+            <w:r>
+              <w:rPr>
+                <w:b/>
+              </w:rPr>
+              <w:t>Thu 08/10</w:t>
+            </w:r>
+          </w:p>
+        </w:tc>
+        <w:tc>
+          <w:tcPr>
+            <w:tcW w:type="dxa" w:w="864"/>
+            <w:shd w:fill="FFFFFF"/>
+            <w:tcMar>
+              <w:top w:w="100" w:type="dxa"/>
+              <w:bottom w:w="100" w:type="dxa"/>
+              <w:left w:w="120" w:type="dxa"/>
+              <w:right w:w="120" w:type="dxa"/>
+            </w:tcMar>
+            <w:tcBorders>
+              <w:top w:val="single" w:sz="4" w:space="0" w:color="CCCCCC"/>
+              <w:bottom w:val="single" w:sz="4" w:space="0" w:color="CCCCCC"/>
+              <w:left w:val="single" w:sz="4" w:space="0" w:color="CCCCCC"/>
+              <w:right w:val="single" w:sz="4" w:space="0" w:color="CCCCCC"/>
+            </w:tcBorders>
+          </w:tcPr>
+          <w:p>
+            <w:pPr>
+              <w:spacing w:before="60" w:after="60" w:line="252" w:lineRule="auto"/>
+              <w:jc w:val="left"/>
+            </w:pPr>
+            <w:r/>
+            <w:r>
+              <w:t>Asia 11-15</w:t>
+            </w:r>
+          </w:p>
+        </w:tc>
+        <w:tc>
+          <w:tcPr>
+            <w:tcW w:type="dxa" w:w="1440"/>
+            <w:shd w:fill="FFFFFF"/>
+            <w:tcMar>
+              <w:top w:w="100" w:type="dxa"/>
+              <w:bottom w:w="100" w:type="dxa"/>
+              <w:left w:w="120" w:type="dxa"/>
+              <w:right w:w="120" w:type="dxa"/>
+            </w:tcMar>
+            <w:tcBorders>
+              <w:top w:val="single" w:sz="4" w:space="0" w:color="CCCCCC"/>
+              <w:bottom w:val="single" w:sz="4" w:space="0" w:color="CCCCCC"/>
+              <w:left w:val="single" w:sz="4" w:space="0" w:color="CCCCCC"/>
+              <w:right w:val="single" w:sz="4" w:space="0" w:color="CCCCCC"/>
+            </w:tcBorders>
+          </w:tcPr>
+          <w:p>
+            <w:pPr>
+              <w:spacing w:before="60" w:after="60" w:line="252" w:lineRule="auto"/>
+              <w:jc w:val="left"/>
+            </w:pPr>
+            <w:r/>
+            <w:r>
+              <w:t>507.00</w:t>
+            </w:r>
+          </w:p>
+        </w:tc>
+        <w:tc>
+          <w:tcPr>
+            <w:tcW w:type="dxa" w:w="2016"/>
+            <w:shd w:fill="FFFFFF"/>
+            <w:tcMar>
+              <w:top w:w="100" w:type="dxa"/>
+              <w:bottom w:w="100" w:type="dxa"/>
+              <w:left w:w="120" w:type="dxa"/>
+              <w:right w:w="120" w:type="dxa"/>
+            </w:tcMar>
+            <w:tcBorders>
+              <w:top w:val="single" w:sz="4" w:space="0" w:color="CCCCCC"/>
+              <w:bottom w:val="single" w:sz="4" w:space="0" w:color="CCCCCC"/>
+              <w:left w:val="single" w:sz="4" w:space="0" w:color="CCCCCC"/>
+              <w:right w:val="single" w:sz="4" w:space="0" w:color="CCCCCC"/>
+            </w:tcBorders>
+          </w:tcPr>
+          <w:p>
+            <w:pPr>
+              <w:spacing w:before="60" w:after="60" w:line="252" w:lineRule="auto"/>
+              <w:jc w:val="left"/>
+            </w:pPr>
+            <w:r/>
+            <w:r>
+              <w:t>509.00</w:t>
+            </w:r>
+          </w:p>
+        </w:tc>
+        <w:tc>
+          <w:tcPr>
+            <w:tcW w:type="dxa" w:w="1152"/>
+            <w:shd w:fill="FFFFFF"/>
+            <w:tcMar>
+              <w:top w:w="100" w:type="dxa"/>
+              <w:bottom w:w="100" w:type="dxa"/>
+              <w:left w:w="120" w:type="dxa"/>
+              <w:right w:w="120" w:type="dxa"/>
+            </w:tcMar>
+            <w:tcBorders>
+              <w:top w:val="single" w:sz="4" w:space="0" w:color="CCCCCC"/>
+              <w:bottom w:val="single" w:sz="4" w:space="0" w:color="CCCCCC"/>
+              <w:left w:val="single" w:sz="4" w:space="0" w:color="CCCCCC"/>
+              <w:right w:val="single" w:sz="4" w:space="0" w:color="CCCCCC"/>
+            </w:tcBorders>
+          </w:tcPr>
+          <w:p>
+            <w:pPr>
+              <w:spacing w:before="60" w:after="60" w:line="252" w:lineRule="auto"/>
+              <w:jc w:val="left"/>
+            </w:pPr>
+            <w:r/>
+            <w:r>
+              <w:t>502.50</w:t>
+            </w:r>
+          </w:p>
+        </w:tc>
+        <w:tc>
+          <w:tcPr>
+            <w:tcW w:type="dxa" w:w="1728"/>
+            <w:shd w:fill="FFFFFF"/>
+            <w:tcMar>
+              <w:top w:w="100" w:type="dxa"/>
+              <w:bottom w:w="100" w:type="dxa"/>
+              <w:left w:w="120" w:type="dxa"/>
+              <w:right w:w="120" w:type="dxa"/>
+            </w:tcMar>
+            <w:tcBorders>
+              <w:top w:val="single" w:sz="4" w:space="0" w:color="CCCCCC"/>
+              <w:bottom w:val="single" w:sz="4" w:space="0" w:color="CCCCCC"/>
+              <w:left w:val="single" w:sz="4" w:space="0" w:color="CCCCCC"/>
+              <w:right w:val="single" w:sz="4" w:space="0" w:color="CCCCCC"/>
+            </w:tcBorders>
+          </w:tcPr>
+          <w:p>
+            <w:pPr>
+              <w:spacing w:before="60" w:after="60" w:line="252" w:lineRule="auto"/>
+              <w:jc w:val="left"/>
+            </w:pPr>
+            <w:r/>
+            <w:r>
+              <w:rPr>
+                <w:b/>
+              </w:rPr>
+              <w:t>507.25</w:t>
+            </w:r>
+          </w:p>
+        </w:tc>
+        <w:tc>
+          <w:tcPr>
+            <w:tcW w:type="dxa" w:w="3456"/>
+            <w:shd w:fill="FFFFFF"/>
+            <w:tcMar>
+              <w:top w:w="100" w:type="dxa"/>
+              <w:bottom w:w="100" w:type="dxa"/>
+              <w:left w:w="120" w:type="dxa"/>
+              <w:right w:w="120" w:type="dxa"/>
+            </w:tcMar>
+            <w:tcBorders>
+              <w:top w:val="single" w:sz="4" w:space="0" w:color="CCCCCC"/>
+              <w:bottom w:val="single" w:sz="4" w:space="0" w:color="CCCCCC"/>
+              <w:left w:val="single" w:sz="4" w:space="0" w:color="CCCCCC"/>
+              <w:right w:val="single" w:sz="4" w:space="0" w:color="CCCCCC"/>
+            </w:tcBorders>
+          </w:tcPr>
+          <w:p>
+            <w:pPr>
+              <w:spacing w:before="60" w:after="60" w:line="252" w:lineRule="auto"/>
+              <w:jc w:val="left"/>
+            </w:pPr>
+            <w:r/>
+            <w:r>
+              <w:rPr>
+                <w:b/>
+              </w:rPr>
+              <w:t>+0.25</w:t>
+            </w:r>
+          </w:p>
+        </w:tc>
+        <w:tc>
+          <w:tcPr>
+            <w:tcW w:type="dxa" w:w="1440"/>
+            <w:shd w:fill="FFFFFF"/>
+            <w:tcMar>
+              <w:top w:w="100" w:type="dxa"/>
+              <w:bottom w:w="100" w:type="dxa"/>
+              <w:left w:w="120" w:type="dxa"/>
+              <w:right w:w="120" w:type="dxa"/>
+            </w:tcMar>
+            <w:tcBorders>
+              <w:top w:val="single" w:sz="4" w:space="0" w:color="CCCCCC"/>
+              <w:bottom w:val="single" w:sz="4" w:space="0" w:color="CCCCCC"/>
+              <w:left w:val="single" w:sz="4" w:space="0" w:color="CCCCCC"/>
+              <w:right w:val="single" w:sz="4" w:space="0" w:color="CCCCCC"/>
+            </w:tcBorders>
+          </w:tcPr>
+          <w:p>
+            <w:pPr>
+              <w:spacing w:before="60" w:after="60" w:line="252" w:lineRule="auto"/>
+              <w:jc w:val="left"/>
+            </w:pPr>
+            <w:r/>
+            <w:r>
+              <w:t>BULL</w:t>
+            </w:r>
+          </w:p>
+        </w:tc>
+      </w:tr>
+      <w:tr>
+        <w:tc>
+          <w:tcPr>
+            <w:tcW w:type="dxa" w:w="1584"/>
+            <w:shd w:fill="F8FAFC"/>
+            <w:tcMar>
+              <w:top w:w="100" w:type="dxa"/>
+              <w:bottom w:w="100" w:type="dxa"/>
+              <w:left w:w="120" w:type="dxa"/>
+              <w:right w:w="120" w:type="dxa"/>
+            </w:tcMar>
+            <w:tcBorders>
+              <w:top w:val="single" w:sz="4" w:space="0" w:color="CCCCCC"/>
+              <w:bottom w:val="single" w:sz="4" w:space="0" w:color="CCCCCC"/>
+              <w:left w:val="single" w:sz="4" w:space="0" w:color="CCCCCC"/>
+              <w:right w:val="single" w:sz="4" w:space="0" w:color="CCCCCC"/>
+            </w:tcBorders>
+          </w:tcPr>
+          <w:p>
+            <w:pPr>
+              <w:spacing w:before="60" w:after="60" w:line="252" w:lineRule="auto"/>
+              <w:jc w:val="left"/>
+            </w:pPr>
+            <w:r/>
+            <w:r>
+              <w:rPr>
+                <w:b/>
+              </w:rPr>
+              <w:t>Thu 08/10</w:t>
+            </w:r>
+          </w:p>
+        </w:tc>
+        <w:tc>
+          <w:tcPr>
+            <w:tcW w:type="dxa" w:w="864"/>
+            <w:shd w:fill="F8FAFC"/>
+            <w:tcMar>
+              <w:top w:w="100" w:type="dxa"/>
+              <w:bottom w:w="100" w:type="dxa"/>
+              <w:left w:w="120" w:type="dxa"/>
+              <w:right w:w="120" w:type="dxa"/>
+            </w:tcMar>
+            <w:tcBorders>
+              <w:top w:val="single" w:sz="4" w:space="0" w:color="CCCCCC"/>
+              <w:bottom w:val="single" w:sz="4" w:space="0" w:color="CCCCCC"/>
+              <w:left w:val="single" w:sz="4" w:space="0" w:color="CCCCCC"/>
+              <w:right w:val="single" w:sz="4" w:space="0" w:color="CCCCCC"/>
+            </w:tcBorders>
+          </w:tcPr>
+          <w:p>
+            <w:pPr>
+              <w:spacing w:before="60" w:after="60" w:line="252" w:lineRule="auto"/>
+              <w:jc w:val="left"/>
+            </w:pPr>
+            <w:r/>
+            <w:r>
+              <w:t>London 15-19</w:t>
+            </w:r>
+          </w:p>
+        </w:tc>
+        <w:tc>
+          <w:tcPr>
+            <w:tcW w:type="dxa" w:w="1440"/>
+            <w:shd w:fill="F8FAFC"/>
+            <w:tcMar>
+              <w:top w:w="100" w:type="dxa"/>
+              <w:bottom w:w="100" w:type="dxa"/>
+              <w:left w:w="120" w:type="dxa"/>
+              <w:right w:w="120" w:type="dxa"/>
+            </w:tcMar>
+            <w:tcBorders>
+              <w:top w:val="single" w:sz="4" w:space="0" w:color="CCCCCC"/>
+              <w:bottom w:val="single" w:sz="4" w:space="0" w:color="CCCCCC"/>
+              <w:left w:val="single" w:sz="4" w:space="0" w:color="CCCCCC"/>
+              <w:right w:val="single" w:sz="4" w:space="0" w:color="CCCCCC"/>
+            </w:tcBorders>
+          </w:tcPr>
+          <w:p>
+            <w:pPr>
+              <w:spacing w:before="60" w:after="60" w:line="252" w:lineRule="auto"/>
+              <w:jc w:val="left"/>
+            </w:pPr>
+            <w:r/>
+            <w:r>
+              <w:t>507.25</w:t>
+            </w:r>
+          </w:p>
+        </w:tc>
+        <w:tc>
+          <w:tcPr>
+            <w:tcW w:type="dxa" w:w="2016"/>
+            <w:shd w:fill="F8FAFC"/>
+            <w:tcMar>
+              <w:top w:w="100" w:type="dxa"/>
+              <w:bottom w:w="100" w:type="dxa"/>
+              <w:left w:w="120" w:type="dxa"/>
+              <w:right w:w="120" w:type="dxa"/>
+            </w:tcMar>
+            <w:tcBorders>
+              <w:top w:val="single" w:sz="4" w:space="0" w:color="CCCCCC"/>
+              <w:bottom w:val="single" w:sz="4" w:space="0" w:color="CCCCCC"/>
+              <w:left w:val="single" w:sz="4" w:space="0" w:color="CCCCCC"/>
+              <w:right w:val="single" w:sz="4" w:space="0" w:color="CCCCCC"/>
+            </w:tcBorders>
+          </w:tcPr>
+          <w:p>
+            <w:pPr>
+              <w:spacing w:before="60" w:after="60" w:line="252" w:lineRule="auto"/>
+              <w:jc w:val="left"/>
+            </w:pPr>
+            <w:r/>
+            <w:r>
+              <w:t>511.00</w:t>
+            </w:r>
+          </w:p>
+        </w:tc>
+        <w:tc>
+          <w:tcPr>
+            <w:tcW w:type="dxa" w:w="1152"/>
+            <w:shd w:fill="F8FAFC"/>
+            <w:tcMar>
+              <w:top w:w="100" w:type="dxa"/>
+              <w:bottom w:w="100" w:type="dxa"/>
+              <w:left w:w="120" w:type="dxa"/>
+              <w:right w:w="120" w:type="dxa"/>
+            </w:tcMar>
+            <w:tcBorders>
+              <w:top w:val="single" w:sz="4" w:space="0" w:color="CCCCCC"/>
+              <w:bottom w:val="single" w:sz="4" w:space="0" w:color="CCCCCC"/>
+              <w:left w:val="single" w:sz="4" w:space="0" w:color="CCCCCC"/>
+              <w:right w:val="single" w:sz="4" w:space="0" w:color="CCCCCC"/>
+            </w:tcBorders>
+          </w:tcPr>
+          <w:p>
+            <w:pPr>
+              <w:spacing w:before="60" w:after="60" w:line="252" w:lineRule="auto"/>
+              <w:jc w:val="left"/>
+            </w:pPr>
+            <w:r/>
+            <w:r>
+              <w:t>504.50</w:t>
+            </w:r>
+          </w:p>
+        </w:tc>
+        <w:tc>
+          <w:tcPr>
+            <w:tcW w:type="dxa" w:w="1728"/>
+            <w:shd w:fill="F8FAFC"/>
+            <w:tcMar>
+              <w:top w:w="100" w:type="dxa"/>
+              <w:bottom w:w="100" w:type="dxa"/>
+              <w:left w:w="120" w:type="dxa"/>
+              <w:right w:w="120" w:type="dxa"/>
+            </w:tcMar>
+            <w:tcBorders>
+              <w:top w:val="single" w:sz="4" w:space="0" w:color="CCCCCC"/>
+              <w:bottom w:val="single" w:sz="4" w:space="0" w:color="CCCCCC"/>
+              <w:left w:val="single" w:sz="4" w:space="0" w:color="CCCCCC"/>
+              <w:right w:val="single" w:sz="4" w:space="0" w:color="CCCCCC"/>
+            </w:tcBorders>
+          </w:tcPr>
+          <w:p>
+            <w:pPr>
+              <w:spacing w:before="60" w:after="60" w:line="252" w:lineRule="auto"/>
+              <w:jc w:val="left"/>
+            </w:pPr>
+            <w:r/>
+            <w:r>
+              <w:rPr>
+                <w:b/>
+              </w:rPr>
+              <w:t>507.75</w:t>
+            </w:r>
+          </w:p>
+        </w:tc>
+        <w:tc>
+          <w:tcPr>
+            <w:tcW w:type="dxa" w:w="3456"/>
+            <w:shd w:fill="F8FAFC"/>
+            <w:tcMar>
+              <w:top w:w="100" w:type="dxa"/>
+              <w:bottom w:w="100" w:type="dxa"/>
+              <w:left w:w="120" w:type="dxa"/>
+              <w:right w:w="120" w:type="dxa"/>
+            </w:tcMar>
+            <w:tcBorders>
+              <w:top w:val="single" w:sz="4" w:space="0" w:color="CCCCCC"/>
+              <w:bottom w:val="single" w:sz="4" w:space="0" w:color="CCCCCC"/>
+              <w:left w:val="single" w:sz="4" w:space="0" w:color="CCCCCC"/>
+              <w:right w:val="single" w:sz="4" w:space="0" w:color="CCCCCC"/>
+            </w:tcBorders>
+          </w:tcPr>
+          <w:p>
+            <w:pPr>
+              <w:spacing w:before="60" w:after="60" w:line="252" w:lineRule="auto"/>
+              <w:jc w:val="left"/>
+            </w:pPr>
+            <w:r/>
+            <w:r>
+              <w:rPr>
+                <w:b/>
+              </w:rPr>
+              <w:t>+0.50</w:t>
+            </w:r>
+          </w:p>
+        </w:tc>
+        <w:tc>
+          <w:tcPr>
+            <w:tcW w:type="dxa" w:w="1440"/>
+            <w:shd w:fill="F8FAFC"/>
+            <w:tcMar>
+              <w:top w:w="100" w:type="dxa"/>
+              <w:bottom w:w="100" w:type="dxa"/>
+              <w:left w:w="120" w:type="dxa"/>
+              <w:right w:w="120" w:type="dxa"/>
+            </w:tcMar>
+            <w:tcBorders>
+              <w:top w:val="single" w:sz="4" w:space="0" w:color="CCCCCC"/>
+              <w:bottom w:val="single" w:sz="4" w:space="0" w:color="CCCCCC"/>
+              <w:left w:val="single" w:sz="4" w:space="0" w:color="CCCCCC"/>
+              <w:right w:val="single" w:sz="4" w:space="0" w:color="CCCCCC"/>
+            </w:tcBorders>
+          </w:tcPr>
+          <w:p>
+            <w:pPr>
+              <w:spacing w:before="60" w:after="60" w:line="252" w:lineRule="auto"/>
+              <w:jc w:val="left"/>
+            </w:pPr>
+            <w:r/>
+            <w:r>
+              <w:t>BULL</w:t>
+            </w:r>
+          </w:p>
+        </w:tc>
+      </w:tr>
+      <w:tr>
+        <w:tc>
+          <w:tcPr>
+            <w:tcW w:type="dxa" w:w="1584"/>
+            <w:shd w:fill="FFFFFF"/>
+            <w:tcMar>
+              <w:top w:w="100" w:type="dxa"/>
+              <w:bottom w:w="100" w:type="dxa"/>
+              <w:left w:w="120" w:type="dxa"/>
+              <w:right w:w="120" w:type="dxa"/>
+            </w:tcMar>
+            <w:tcBorders>
+              <w:top w:val="single" w:sz="4" w:space="0" w:color="CCCCCC"/>
+              <w:bottom w:val="single" w:sz="4" w:space="0" w:color="CCCCCC"/>
+              <w:left w:val="single" w:sz="4" w:space="0" w:color="CCCCCC"/>
+              <w:right w:val="single" w:sz="4" w:space="0" w:color="CCCCCC"/>
+            </w:tcBorders>
+          </w:tcPr>
+          <w:p>
+            <w:pPr>
+              <w:spacing w:before="60" w:after="60" w:line="252" w:lineRule="auto"/>
+              <w:jc w:val="left"/>
+            </w:pPr>
+            <w:r/>
+            <w:r>
+              <w:rPr>
+                <w:b/>
+              </w:rPr>
+              <w:t>Thu 08/10</w:t>
+            </w:r>
+          </w:p>
+        </w:tc>
+        <w:tc>
+          <w:tcPr>
+            <w:tcW w:type="dxa" w:w="864"/>
+            <w:shd w:fill="FFFFFF"/>
+            <w:tcMar>
+              <w:top w:w="100" w:type="dxa"/>
+              <w:bottom w:w="100" w:type="dxa"/>
+              <w:left w:w="120" w:type="dxa"/>
+              <w:right w:w="120" w:type="dxa"/>
+            </w:tcMar>
+            <w:tcBorders>
+              <w:top w:val="single" w:sz="4" w:space="0" w:color="CCCCCC"/>
+              <w:bottom w:val="single" w:sz="4" w:space="0" w:color="CCCCCC"/>
+              <w:left w:val="single" w:sz="4" w:space="0" w:color="CCCCCC"/>
+              <w:right w:val="single" w:sz="4" w:space="0" w:color="CCCCCC"/>
+            </w:tcBorders>
+          </w:tcPr>
+          <w:p>
+            <w:pPr>
+              <w:spacing w:before="60" w:after="60" w:line="252" w:lineRule="auto"/>
+              <w:jc w:val="left"/>
+            </w:pPr>
+            <w:r/>
+            <w:r>
+              <w:t>Pre-NY 19-21</w:t>
+            </w:r>
+          </w:p>
+        </w:tc>
+        <w:tc>
+          <w:tcPr>
+            <w:tcW w:type="dxa" w:w="1440"/>
+            <w:shd w:fill="FFFFFF"/>
+            <w:tcMar>
+              <w:top w:w="100" w:type="dxa"/>
+              <w:bottom w:w="100" w:type="dxa"/>
+              <w:left w:w="120" w:type="dxa"/>
+              <w:right w:w="120" w:type="dxa"/>
+            </w:tcMar>
+            <w:tcBorders>
+              <w:top w:val="single" w:sz="4" w:space="0" w:color="CCCCCC"/>
+              <w:bottom w:val="single" w:sz="4" w:space="0" w:color="CCCCCC"/>
+              <w:left w:val="single" w:sz="4" w:space="0" w:color="CCCCCC"/>
+              <w:right w:val="single" w:sz="4" w:space="0" w:color="CCCCCC"/>
+            </w:tcBorders>
+          </w:tcPr>
+          <w:p>
+            <w:pPr>
+              <w:spacing w:before="60" w:after="60" w:line="252" w:lineRule="auto"/>
+              <w:jc w:val="left"/>
+            </w:pPr>
+            <w:r/>
+            <w:r>
+              <w:t>507.75</w:t>
+            </w:r>
+          </w:p>
+        </w:tc>
+        <w:tc>
+          <w:tcPr>
+            <w:tcW w:type="dxa" w:w="2016"/>
+            <w:shd w:fill="FFFFFF"/>
+            <w:tcMar>
+              <w:top w:w="100" w:type="dxa"/>
+              <w:bottom w:w="100" w:type="dxa"/>
+              <w:left w:w="120" w:type="dxa"/>
+              <w:right w:w="120" w:type="dxa"/>
+            </w:tcMar>
+            <w:tcBorders>
+              <w:top w:val="single" w:sz="4" w:space="0" w:color="CCCCCC"/>
+              <w:bottom w:val="single" w:sz="4" w:space="0" w:color="CCCCCC"/>
+              <w:left w:val="single" w:sz="4" w:space="0" w:color="CCCCCC"/>
+              <w:right w:val="single" w:sz="4" w:space="0" w:color="CCCCCC"/>
+            </w:tcBorders>
+          </w:tcPr>
+          <w:p>
+            <w:pPr>
+              <w:spacing w:before="60" w:after="60" w:line="252" w:lineRule="auto"/>
+              <w:jc w:val="left"/>
+            </w:pPr>
+            <w:r/>
+            <w:r>
+              <w:t>510.75</w:t>
+            </w:r>
+          </w:p>
+        </w:tc>
+        <w:tc>
+          <w:tcPr>
+            <w:tcW w:type="dxa" w:w="1152"/>
+            <w:shd w:fill="FFFFFF"/>
+            <w:tcMar>
+              <w:top w:w="100" w:type="dxa"/>
+              <w:bottom w:w="100" w:type="dxa"/>
+              <w:left w:w="120" w:type="dxa"/>
+              <w:right w:w="120" w:type="dxa"/>
+            </w:tcMar>
+            <w:tcBorders>
+              <w:top w:val="single" w:sz="4" w:space="0" w:color="CCCCCC"/>
+              <w:bottom w:val="single" w:sz="4" w:space="0" w:color="CCCCCC"/>
+              <w:left w:val="single" w:sz="4" w:space="0" w:color="CCCCCC"/>
+              <w:right w:val="single" w:sz="4" w:space="0" w:color="CCCCCC"/>
+            </w:tcBorders>
+          </w:tcPr>
+          <w:p>
+            <w:pPr>
+              <w:spacing w:before="60" w:after="60" w:line="252" w:lineRule="auto"/>
+              <w:jc w:val="left"/>
+            </w:pPr>
+            <w:r/>
+            <w:r>
+              <w:t>503.25</w:t>
+            </w:r>
+          </w:p>
+        </w:tc>
+        <w:tc>
+          <w:tcPr>
+            <w:tcW w:type="dxa" w:w="1728"/>
+            <w:shd w:fill="FFFFFF"/>
+            <w:tcMar>
+              <w:top w:w="100" w:type="dxa"/>
+              <w:bottom w:w="100" w:type="dxa"/>
+              <w:left w:w="120" w:type="dxa"/>
+              <w:right w:w="120" w:type="dxa"/>
+            </w:tcMar>
+            <w:tcBorders>
+              <w:top w:val="single" w:sz="4" w:space="0" w:color="CCCCCC"/>
+              <w:bottom w:val="single" w:sz="4" w:space="0" w:color="CCCCCC"/>
+              <w:left w:val="single" w:sz="4" w:space="0" w:color="CCCCCC"/>
+              <w:right w:val="single" w:sz="4" w:space="0" w:color="CCCCCC"/>
+            </w:tcBorders>
+          </w:tcPr>
+          <w:p>
+            <w:pPr>
+              <w:spacing w:before="60" w:after="60" w:line="252" w:lineRule="auto"/>
+              <w:jc w:val="left"/>
+            </w:pPr>
+            <w:r/>
+            <w:r>
+              <w:rPr>
+                <w:b/>
+              </w:rPr>
+              <w:t>508.00</w:t>
+            </w:r>
+          </w:p>
+        </w:tc>
+        <w:tc>
+          <w:tcPr>
+            <w:tcW w:type="dxa" w:w="3456"/>
+            <w:shd w:fill="FFFFFF"/>
+            <w:tcMar>
+              <w:top w:w="100" w:type="dxa"/>
+              <w:bottom w:w="100" w:type="dxa"/>
+              <w:left w:w="120" w:type="dxa"/>
+              <w:right w:w="120" w:type="dxa"/>
+            </w:tcMar>
+            <w:tcBorders>
+              <w:top w:val="single" w:sz="4" w:space="0" w:color="CCCCCC"/>
+              <w:bottom w:val="single" w:sz="4" w:space="0" w:color="CCCCCC"/>
+              <w:left w:val="single" w:sz="4" w:space="0" w:color="CCCCCC"/>
+              <w:right w:val="single" w:sz="4" w:space="0" w:color="CCCCCC"/>
+            </w:tcBorders>
+          </w:tcPr>
+          <w:p>
+            <w:pPr>
+              <w:spacing w:before="60" w:after="60" w:line="252" w:lineRule="auto"/>
+              <w:jc w:val="left"/>
+            </w:pPr>
+            <w:r/>
+            <w:r>
+              <w:rPr>
+                <w:b/>
+              </w:rPr>
+              <w:t>+0.25</w:t>
+            </w:r>
+          </w:p>
+        </w:tc>
+        <w:tc>
+          <w:tcPr>
+            <w:tcW w:type="dxa" w:w="1440"/>
+            <w:shd w:fill="FFFFFF"/>
+            <w:tcMar>
+              <w:top w:w="100" w:type="dxa"/>
+              <w:bottom w:w="100" w:type="dxa"/>
+              <w:left w:w="120" w:type="dxa"/>
+              <w:right w:w="120" w:type="dxa"/>
+            </w:tcMar>
+            <w:tcBorders>
+              <w:top w:val="single" w:sz="4" w:space="0" w:color="CCCCCC"/>
+              <w:bottom w:val="single" w:sz="4" w:space="0" w:color="CCCCCC"/>
+              <w:left w:val="single" w:sz="4" w:space="0" w:color="CCCCCC"/>
+              <w:right w:val="single" w:sz="4" w:space="0" w:color="CCCCCC"/>
+            </w:tcBorders>
+          </w:tcPr>
+          <w:p>
+            <w:pPr>
+              <w:spacing w:before="60" w:after="60" w:line="252" w:lineRule="auto"/>
+              <w:jc w:val="left"/>
+            </w:pPr>
+            <w:r/>
+            <w:r>
+              <w:t>BULL</w:t>
+            </w:r>
+          </w:p>
+        </w:tc>
+      </w:tr>
+      <w:tr>
+        <w:tc>
+          <w:tcPr>
+            <w:tcW w:type="dxa" w:w="1584"/>
+            <w:shd w:fill="F8FAFC"/>
+            <w:tcMar>
+              <w:top w:w="100" w:type="dxa"/>
+              <w:bottom w:w="100" w:type="dxa"/>
+              <w:left w:w="120" w:type="dxa"/>
+              <w:right w:w="120" w:type="dxa"/>
+            </w:tcMar>
+            <w:tcBorders>
+              <w:top w:val="single" w:sz="4" w:space="0" w:color="CCCCCC"/>
+              <w:bottom w:val="single" w:sz="4" w:space="0" w:color="CCCCCC"/>
+              <w:left w:val="single" w:sz="4" w:space="0" w:color="CCCCCC"/>
+              <w:right w:val="single" w:sz="4" w:space="0" w:color="CCCCCC"/>
+            </w:tcBorders>
+          </w:tcPr>
+          <w:p>
+            <w:pPr>
+              <w:spacing w:before="60" w:after="60" w:line="252" w:lineRule="auto"/>
+              <w:jc w:val="left"/>
+            </w:pPr>
+            <w:r/>
+            <w:r>
+              <w:rPr>
+                <w:b/>
+              </w:rPr>
+              <w:t>Thu 08/10</w:t>
+            </w:r>
+          </w:p>
+        </w:tc>
+        <w:tc>
+          <w:tcPr>
+            <w:tcW w:type="dxa" w:w="864"/>
+            <w:shd w:fill="F8FAFC"/>
+            <w:tcMar>
+              <w:top w:w="100" w:type="dxa"/>
+              <w:bottom w:w="100" w:type="dxa"/>
+              <w:left w:w="120" w:type="dxa"/>
+              <w:right w:w="120" w:type="dxa"/>
+            </w:tcMar>
+            <w:tcBorders>
+              <w:top w:val="single" w:sz="4" w:space="0" w:color="CCCCCC"/>
+              <w:bottom w:val="single" w:sz="4" w:space="0" w:color="CCCCCC"/>
+              <w:left w:val="single" w:sz="4" w:space="0" w:color="CCCCCC"/>
+              <w:right w:val="single" w:sz="4" w:space="0" w:color="CCCCCC"/>
+            </w:tcBorders>
+          </w:tcPr>
+          <w:p>
+            <w:pPr>
+              <w:spacing w:before="60" w:after="60" w:line="252" w:lineRule="auto"/>
+              <w:jc w:val="left"/>
+            </w:pPr>
+            <w:r/>
+            <w:r>
+              <w:t>NY Open 21-23</w:t>
+            </w:r>
+          </w:p>
+        </w:tc>
+        <w:tc>
+          <w:tcPr>
+            <w:tcW w:type="dxa" w:w="1440"/>
+            <w:shd w:fill="F8FAFC"/>
+            <w:tcMar>
+              <w:top w:w="100" w:type="dxa"/>
+              <w:bottom w:w="100" w:type="dxa"/>
+              <w:left w:w="120" w:type="dxa"/>
+              <w:right w:w="120" w:type="dxa"/>
+            </w:tcMar>
+            <w:tcBorders>
+              <w:top w:val="single" w:sz="4" w:space="0" w:color="CCCCCC"/>
+              <w:bottom w:val="single" w:sz="4" w:space="0" w:color="CCCCCC"/>
+              <w:left w:val="single" w:sz="4" w:space="0" w:color="CCCCCC"/>
+              <w:right w:val="single" w:sz="4" w:space="0" w:color="CCCCCC"/>
+            </w:tcBorders>
+          </w:tcPr>
+          <w:p>
+            <w:pPr>
+              <w:spacing w:before="60" w:after="60" w:line="252" w:lineRule="auto"/>
+              <w:jc w:val="left"/>
+            </w:pPr>
+            <w:r/>
+            <w:r>
+              <w:t>508.00</w:t>
+            </w:r>
+          </w:p>
+        </w:tc>
+        <w:tc>
+          <w:tcPr>
+            <w:tcW w:type="dxa" w:w="2016"/>
+            <w:shd w:fill="F8FAFC"/>
+            <w:tcMar>
+              <w:top w:w="100" w:type="dxa"/>
+              <w:bottom w:w="100" w:type="dxa"/>
+              <w:left w:w="120" w:type="dxa"/>
+              <w:right w:w="120" w:type="dxa"/>
+            </w:tcMar>
+            <w:tcBorders>
+              <w:top w:val="single" w:sz="4" w:space="0" w:color="CCCCCC"/>
+              <w:bottom w:val="single" w:sz="4" w:space="0" w:color="CCCCCC"/>
+              <w:left w:val="single" w:sz="4" w:space="0" w:color="CCCCCC"/>
+              <w:right w:val="single" w:sz="4" w:space="0" w:color="CCCCCC"/>
+            </w:tcBorders>
+          </w:tcPr>
+          <w:p>
+            <w:pPr>
+              <w:spacing w:before="60" w:after="60" w:line="252" w:lineRule="auto"/>
+              <w:jc w:val="left"/>
+            </w:pPr>
+            <w:r/>
+            <w:r>
+              <w:t>512.25</w:t>
+            </w:r>
+          </w:p>
+        </w:tc>
+        <w:tc>
+          <w:tcPr>
+            <w:tcW w:type="dxa" w:w="1152"/>
+            <w:shd w:fill="F8FAFC"/>
+            <w:tcMar>
+              <w:top w:w="100" w:type="dxa"/>
+              <w:bottom w:w="100" w:type="dxa"/>
+              <w:left w:w="120" w:type="dxa"/>
+              <w:right w:w="120" w:type="dxa"/>
+            </w:tcMar>
+            <w:tcBorders>
+              <w:top w:val="single" w:sz="4" w:space="0" w:color="CCCCCC"/>
+              <w:bottom w:val="single" w:sz="4" w:space="0" w:color="CCCCCC"/>
+              <w:left w:val="single" w:sz="4" w:space="0" w:color="CCCCCC"/>
+              <w:right w:val="single" w:sz="4" w:space="0" w:color="CCCCCC"/>
+            </w:tcBorders>
+          </w:tcPr>
+          <w:p>
+            <w:pPr>
+              <w:spacing w:before="60" w:after="60" w:line="252" w:lineRule="auto"/>
+              <w:jc w:val="left"/>
+            </w:pPr>
+            <w:r/>
+            <w:r>
+              <w:t>504.75</w:t>
+            </w:r>
+          </w:p>
+        </w:tc>
+        <w:tc>
+          <w:tcPr>
+            <w:tcW w:type="dxa" w:w="1728"/>
+            <w:shd w:fill="F8FAFC"/>
+            <w:tcMar>
+              <w:top w:w="100" w:type="dxa"/>
+              <w:bottom w:w="100" w:type="dxa"/>
+              <w:left w:w="120" w:type="dxa"/>
+              <w:right w:w="120" w:type="dxa"/>
+            </w:tcMar>
+            <w:tcBorders>
+              <w:top w:val="single" w:sz="4" w:space="0" w:color="CCCCCC"/>
+              <w:bottom w:val="single" w:sz="4" w:space="0" w:color="CCCCCC"/>
+              <w:left w:val="single" w:sz="4" w:space="0" w:color="CCCCCC"/>
+              <w:right w:val="single" w:sz="4" w:space="0" w:color="CCCCCC"/>
+            </w:tcBorders>
+          </w:tcPr>
+          <w:p>
+            <w:pPr>
+              <w:spacing w:before="60" w:after="60" w:line="252" w:lineRule="auto"/>
+              <w:jc w:val="left"/>
+            </w:pPr>
+            <w:r/>
+            <w:r>
+              <w:rPr>
+                <w:b/>
+              </w:rPr>
+              <w:t>508.75</w:t>
+            </w:r>
+          </w:p>
+        </w:tc>
+        <w:tc>
+          <w:tcPr>
+            <w:tcW w:type="dxa" w:w="3456"/>
+            <w:shd w:fill="F8FAFC"/>
+            <w:tcMar>
+              <w:top w:w="100" w:type="dxa"/>
+              <w:bottom w:w="100" w:type="dxa"/>
+              <w:left w:w="120" w:type="dxa"/>
+              <w:right w:w="120" w:type="dxa"/>
+            </w:tcMar>
+            <w:tcBorders>
+              <w:top w:val="single" w:sz="4" w:space="0" w:color="CCCCCC"/>
+              <w:bottom w:val="single" w:sz="4" w:space="0" w:color="CCCCCC"/>
+              <w:left w:val="single" w:sz="4" w:space="0" w:color="CCCCCC"/>
+              <w:right w:val="single" w:sz="4" w:space="0" w:color="CCCCCC"/>
+            </w:tcBorders>
+          </w:tcPr>
+          <w:p>
+            <w:pPr>
+              <w:spacing w:before="60" w:after="60" w:line="252" w:lineRule="auto"/>
+              <w:jc w:val="left"/>
+            </w:pPr>
+            <w:r/>
+            <w:r>
+              <w:rPr>
+                <w:b/>
+              </w:rPr>
+              <w:t>+0.75</w:t>
+            </w:r>
+          </w:p>
+        </w:tc>
+        <w:tc>
+          <w:tcPr>
+            <w:tcW w:type="dxa" w:w="1440"/>
+            <w:shd w:fill="F8FAFC"/>
+            <w:tcMar>
+              <w:top w:w="100" w:type="dxa"/>
+              <w:bottom w:w="100" w:type="dxa"/>
+              <w:left w:w="120" w:type="dxa"/>
+              <w:right w:w="120" w:type="dxa"/>
+            </w:tcMar>
+            <w:tcBorders>
+              <w:top w:val="single" w:sz="4" w:space="0" w:color="CCCCCC"/>
+              <w:bottom w:val="single" w:sz="4" w:space="0" w:color="CCCCCC"/>
+              <w:left w:val="single" w:sz="4" w:space="0" w:color="CCCCCC"/>
+              <w:right w:val="single" w:sz="4" w:space="0" w:color="CCCCCC"/>
+            </w:tcBorders>
+          </w:tcPr>
+          <w:p>
+            <w:pPr>
+              <w:spacing w:before="60" w:after="60" w:line="252" w:lineRule="auto"/>
+              <w:jc w:val="left"/>
+            </w:pPr>
+            <w:r/>
+            <w:r>
+              <w:t>BULL</w:t>
+            </w:r>
+          </w:p>
+        </w:tc>
+      </w:tr>
+      <w:tr>
+        <w:tc>
+          <w:tcPr>
+            <w:tcW w:type="dxa" w:w="1584"/>
+            <w:shd w:fill="FFFFFF"/>
+            <w:tcMar>
+              <w:top w:w="100" w:type="dxa"/>
+              <w:bottom w:w="100" w:type="dxa"/>
+              <w:left w:w="120" w:type="dxa"/>
+              <w:right w:w="120" w:type="dxa"/>
+            </w:tcMar>
+            <w:tcBorders>
+              <w:top w:val="single" w:sz="4" w:space="0" w:color="CCCCCC"/>
+              <w:bottom w:val="single" w:sz="4" w:space="0" w:color="CCCCCC"/>
+              <w:left w:val="single" w:sz="4" w:space="0" w:color="CCCCCC"/>
+              <w:right w:val="single" w:sz="4" w:space="0" w:color="CCCCCC"/>
+            </w:tcBorders>
+          </w:tcPr>
+          <w:p>
+            <w:pPr>
+              <w:spacing w:before="60" w:after="60" w:line="252" w:lineRule="auto"/>
+              <w:jc w:val="left"/>
+            </w:pPr>
+            <w:r/>
+            <w:r>
+              <w:rPr>
+                <w:b/>
+              </w:rPr>
+              <w:t>Thu 08/10</w:t>
+            </w:r>
+          </w:p>
+        </w:tc>
+        <w:tc>
+          <w:tcPr>
+            <w:tcW w:type="dxa" w:w="864"/>
+            <w:shd w:fill="FFFFFF"/>
+            <w:tcMar>
+              <w:top w:w="100" w:type="dxa"/>
+              <w:bottom w:w="100" w:type="dxa"/>
+              <w:left w:w="120" w:type="dxa"/>
+              <w:right w:w="120" w:type="dxa"/>
+            </w:tcMar>
+            <w:tcBorders>
+              <w:top w:val="single" w:sz="4" w:space="0" w:color="CCCCCC"/>
+              <w:bottom w:val="single" w:sz="4" w:space="0" w:color="CCCCCC"/>
+              <w:left w:val="single" w:sz="4" w:space="0" w:color="CCCCCC"/>
+              <w:right w:val="single" w:sz="4" w:space="0" w:color="CCCCCC"/>
+            </w:tcBorders>
+          </w:tcPr>
+          <w:p>
+            <w:pPr>
+              <w:spacing w:before="60" w:after="60" w:line="252" w:lineRule="auto"/>
+              <w:jc w:val="left"/>
+            </w:pPr>
+            <w:r/>
+            <w:r>
+              <w:t>NY Close 23-01</w:t>
+            </w:r>
+          </w:p>
+        </w:tc>
+        <w:tc>
+          <w:tcPr>
+            <w:tcW w:type="dxa" w:w="1440"/>
+            <w:shd w:fill="FFFFFF"/>
+            <w:tcMar>
+              <w:top w:w="100" w:type="dxa"/>
+              <w:bottom w:w="100" w:type="dxa"/>
+              <w:left w:w="120" w:type="dxa"/>
+              <w:right w:w="120" w:type="dxa"/>
+            </w:tcMar>
+            <w:tcBorders>
+              <w:top w:val="single" w:sz="4" w:space="0" w:color="CCCCCC"/>
+              <w:bottom w:val="single" w:sz="4" w:space="0" w:color="CCCCCC"/>
+              <w:left w:val="single" w:sz="4" w:space="0" w:color="CCCCCC"/>
+              <w:right w:val="single" w:sz="4" w:space="0" w:color="CCCCCC"/>
+            </w:tcBorders>
+          </w:tcPr>
+          <w:p>
+            <w:pPr>
+              <w:spacing w:before="60" w:after="60" w:line="252" w:lineRule="auto"/>
+              <w:jc w:val="left"/>
+            </w:pPr>
+            <w:r/>
+            <w:r>
+              <w:t>508.75</w:t>
+            </w:r>
+          </w:p>
+        </w:tc>
+        <w:tc>
+          <w:tcPr>
+            <w:tcW w:type="dxa" w:w="2016"/>
+            <w:shd w:fill="FFFFFF"/>
+            <w:tcMar>
+              <w:top w:w="100" w:type="dxa"/>
+              <w:bottom w:w="100" w:type="dxa"/>
+              <w:left w:w="120" w:type="dxa"/>
+              <w:right w:w="120" w:type="dxa"/>
+            </w:tcMar>
+            <w:tcBorders>
+              <w:top w:val="single" w:sz="4" w:space="0" w:color="CCCCCC"/>
+              <w:bottom w:val="single" w:sz="4" w:space="0" w:color="CCCCCC"/>
+              <w:left w:val="single" w:sz="4" w:space="0" w:color="CCCCCC"/>
+              <w:right w:val="single" w:sz="4" w:space="0" w:color="CCCCCC"/>
+            </w:tcBorders>
+          </w:tcPr>
+          <w:p>
+            <w:pPr>
+              <w:spacing w:before="60" w:after="60" w:line="252" w:lineRule="auto"/>
+              <w:jc w:val="left"/>
+            </w:pPr>
+            <w:r/>
+            <w:r>
+              <w:t>512.25</w:t>
+            </w:r>
+          </w:p>
+        </w:tc>
+        <w:tc>
+          <w:tcPr>
+            <w:tcW w:type="dxa" w:w="1152"/>
+            <w:shd w:fill="FFFFFF"/>
+            <w:tcMar>
+              <w:top w:w="100" w:type="dxa"/>
+              <w:bottom w:w="100" w:type="dxa"/>
+              <w:left w:w="120" w:type="dxa"/>
+              <w:right w:w="120" w:type="dxa"/>
+            </w:tcMar>
+            <w:tcBorders>
+              <w:top w:val="single" w:sz="4" w:space="0" w:color="CCCCCC"/>
+              <w:bottom w:val="single" w:sz="4" w:space="0" w:color="CCCCCC"/>
+              <w:left w:val="single" w:sz="4" w:space="0" w:color="CCCCCC"/>
+              <w:right w:val="single" w:sz="4" w:space="0" w:color="CCCCCC"/>
+            </w:tcBorders>
+          </w:tcPr>
+          <w:p>
+            <w:pPr>
+              <w:spacing w:before="60" w:after="60" w:line="252" w:lineRule="auto"/>
+              <w:jc w:val="left"/>
+            </w:pPr>
+            <w:r/>
+            <w:r>
+              <w:t>506.50</w:t>
+            </w:r>
+          </w:p>
+        </w:tc>
+        <w:tc>
+          <w:tcPr>
+            <w:tcW w:type="dxa" w:w="1728"/>
+            <w:shd w:fill="FFFFFF"/>
+            <w:tcMar>
+              <w:top w:w="100" w:type="dxa"/>
+              <w:bottom w:w="100" w:type="dxa"/>
+              <w:left w:w="120" w:type="dxa"/>
+              <w:right w:w="120" w:type="dxa"/>
+            </w:tcMar>
+            <w:tcBorders>
+              <w:top w:val="single" w:sz="4" w:space="0" w:color="CCCCCC"/>
+              <w:bottom w:val="single" w:sz="4" w:space="0" w:color="CCCCCC"/>
+              <w:left w:val="single" w:sz="4" w:space="0" w:color="CCCCCC"/>
+              <w:right w:val="single" w:sz="4" w:space="0" w:color="CCCCCC"/>
+            </w:tcBorders>
+          </w:tcPr>
+          <w:p>
+            <w:pPr>
+              <w:spacing w:before="60" w:after="60" w:line="252" w:lineRule="auto"/>
+              <w:jc w:val="left"/>
+            </w:pPr>
+            <w:r/>
+            <w:r>
+              <w:rPr>
+                <w:b/>
+              </w:rPr>
+              <w:t>508.75</w:t>
             </w:r>
           </w:p>
         </w:tc>
@@ -16930,7 +19750,7 @@
               <w:rPr>
                 <w:b/>
               </w:rPr>
-              <w:t>Wed 07/10</w:t>
+              <w:t>Fri 09/10</w:t>
             </w:r>
           </w:p>
         </w:tc>
@@ -16986,7 +19806,7 @@
             </w:pPr>
             <w:r/>
             <w:r>
-              <w:t>504.25</w:t>
+              <w:t>508.75</w:t>
             </w:r>
           </w:p>
         </w:tc>
@@ -17014,7 +19834,7 @@
             </w:pPr>
             <w:r/>
             <w:r>
-              <w:t>507.00</w:t>
+              <w:t>512.50</w:t>
             </w:r>
           </w:p>
         </w:tc>
@@ -17042,7 +19862,7 @@
             </w:pPr>
             <w:r/>
             <w:r>
-              <w:t>501.75</w:t>
+              <w:t>505.25</w:t>
             </w:r>
           </w:p>
         </w:tc>
@@ -17073,7 +19893,7 @@
               <w:rPr>
                 <w:b/>
               </w:rPr>
-              <w:t>503.75</w:t>
+              <w:t>508.50</w:t>
             </w:r>
           </w:p>
         </w:tc>
@@ -17081,241 +19901,6 @@
           <w:tcPr>
             <w:tcW w:type="dxa" w:w="3456"/>
             <w:shd w:fill="F8FAFC"/>
-            <w:tcMar>
-              <w:top w:w="100" w:type="dxa"/>
-              <w:bottom w:w="100" w:type="dxa"/>
-              <w:left w:w="120" w:type="dxa"/>
-              <w:right w:w="120" w:type="dxa"/>
-            </w:tcMar>
-            <w:tcBorders>
-              <w:top w:val="single" w:sz="4" w:space="0" w:color="CCCCCC"/>
-              <w:bottom w:val="single" w:sz="4" w:space="0" w:color="CCCCCC"/>
-              <w:left w:val="single" w:sz="4" w:space="0" w:color="CCCCCC"/>
-              <w:right w:val="single" w:sz="4" w:space="0" w:color="CCCCCC"/>
-            </w:tcBorders>
-          </w:tcPr>
-          <w:p>
-            <w:pPr>
-              <w:spacing w:before="60" w:after="60" w:line="252" w:lineRule="auto"/>
-              <w:jc w:val="left"/>
-            </w:pPr>
-            <w:r/>
-            <w:r>
-              <w:rPr>
-                <w:b/>
-              </w:rPr>
-              <w:t>-0.50</w:t>
-            </w:r>
-          </w:p>
-        </w:tc>
-        <w:tc>
-          <w:tcPr>
-            <w:tcW w:type="dxa" w:w="1440"/>
-            <w:shd w:fill="F8FAFC"/>
-            <w:tcMar>
-              <w:top w:w="100" w:type="dxa"/>
-              <w:bottom w:w="100" w:type="dxa"/>
-              <w:left w:w="120" w:type="dxa"/>
-              <w:right w:w="120" w:type="dxa"/>
-            </w:tcMar>
-            <w:tcBorders>
-              <w:top w:val="single" w:sz="4" w:space="0" w:color="CCCCCC"/>
-              <w:bottom w:val="single" w:sz="4" w:space="0" w:color="CCCCCC"/>
-              <w:left w:val="single" w:sz="4" w:space="0" w:color="CCCCCC"/>
-              <w:right w:val="single" w:sz="4" w:space="0" w:color="CCCCCC"/>
-            </w:tcBorders>
-          </w:tcPr>
-          <w:p>
-            <w:pPr>
-              <w:spacing w:before="60" w:after="60" w:line="252" w:lineRule="auto"/>
-              <w:jc w:val="left"/>
-            </w:pPr>
-            <w:r/>
-            <w:r>
-              <w:t>BEAR</w:t>
-            </w:r>
-          </w:p>
-        </w:tc>
-      </w:tr>
-      <w:tr>
-        <w:tc>
-          <w:tcPr>
-            <w:tcW w:type="dxa" w:w="1584"/>
-            <w:shd w:fill="FFFFFF"/>
-            <w:tcMar>
-              <w:top w:w="100" w:type="dxa"/>
-              <w:bottom w:w="100" w:type="dxa"/>
-              <w:left w:w="120" w:type="dxa"/>
-              <w:right w:w="120" w:type="dxa"/>
-            </w:tcMar>
-            <w:tcBorders>
-              <w:top w:val="single" w:sz="4" w:space="0" w:color="CCCCCC"/>
-              <w:bottom w:val="single" w:sz="4" w:space="0" w:color="CCCCCC"/>
-              <w:left w:val="single" w:sz="4" w:space="0" w:color="CCCCCC"/>
-              <w:right w:val="single" w:sz="4" w:space="0" w:color="CCCCCC"/>
-            </w:tcBorders>
-          </w:tcPr>
-          <w:p>
-            <w:pPr>
-              <w:spacing w:before="60" w:after="60" w:line="252" w:lineRule="auto"/>
-              <w:jc w:val="left"/>
-            </w:pPr>
-            <w:r/>
-            <w:r>
-              <w:rPr>
-                <w:b/>
-              </w:rPr>
-              <w:t>Wed 07/10</w:t>
-            </w:r>
-          </w:p>
-        </w:tc>
-        <w:tc>
-          <w:tcPr>
-            <w:tcW w:type="dxa" w:w="864"/>
-            <w:shd w:fill="FFFFFF"/>
-            <w:tcMar>
-              <w:top w:w="100" w:type="dxa"/>
-              <w:bottom w:w="100" w:type="dxa"/>
-              <w:left w:w="120" w:type="dxa"/>
-              <w:right w:w="120" w:type="dxa"/>
-            </w:tcMar>
-            <w:tcBorders>
-              <w:top w:val="single" w:sz="4" w:space="0" w:color="CCCCCC"/>
-              <w:bottom w:val="single" w:sz="4" w:space="0" w:color="CCCCCC"/>
-              <w:left w:val="single" w:sz="4" w:space="0" w:color="CCCCCC"/>
-              <w:right w:val="single" w:sz="4" w:space="0" w:color="CCCCCC"/>
-            </w:tcBorders>
-          </w:tcPr>
-          <w:p>
-            <w:pPr>
-              <w:spacing w:before="60" w:after="60" w:line="252" w:lineRule="auto"/>
-              <w:jc w:val="left"/>
-            </w:pPr>
-            <w:r/>
-            <w:r>
-              <w:t>Asia 11-15</w:t>
-            </w:r>
-          </w:p>
-        </w:tc>
-        <w:tc>
-          <w:tcPr>
-            <w:tcW w:type="dxa" w:w="1440"/>
-            <w:shd w:fill="FFFFFF"/>
-            <w:tcMar>
-              <w:top w:w="100" w:type="dxa"/>
-              <w:bottom w:w="100" w:type="dxa"/>
-              <w:left w:w="120" w:type="dxa"/>
-              <w:right w:w="120" w:type="dxa"/>
-            </w:tcMar>
-            <w:tcBorders>
-              <w:top w:val="single" w:sz="4" w:space="0" w:color="CCCCCC"/>
-              <w:bottom w:val="single" w:sz="4" w:space="0" w:color="CCCCCC"/>
-              <w:left w:val="single" w:sz="4" w:space="0" w:color="CCCCCC"/>
-              <w:right w:val="single" w:sz="4" w:space="0" w:color="CCCCCC"/>
-            </w:tcBorders>
-          </w:tcPr>
-          <w:p>
-            <w:pPr>
-              <w:spacing w:before="60" w:after="60" w:line="252" w:lineRule="auto"/>
-              <w:jc w:val="left"/>
-            </w:pPr>
-            <w:r/>
-            <w:r>
-              <w:t>503.75</w:t>
-            </w:r>
-          </w:p>
-        </w:tc>
-        <w:tc>
-          <w:tcPr>
-            <w:tcW w:type="dxa" w:w="2016"/>
-            <w:shd w:fill="FFFFFF"/>
-            <w:tcMar>
-              <w:top w:w="100" w:type="dxa"/>
-              <w:bottom w:w="100" w:type="dxa"/>
-              <w:left w:w="120" w:type="dxa"/>
-              <w:right w:w="120" w:type="dxa"/>
-            </w:tcMar>
-            <w:tcBorders>
-              <w:top w:val="single" w:sz="4" w:space="0" w:color="CCCCCC"/>
-              <w:bottom w:val="single" w:sz="4" w:space="0" w:color="CCCCCC"/>
-              <w:left w:val="single" w:sz="4" w:space="0" w:color="CCCCCC"/>
-              <w:right w:val="single" w:sz="4" w:space="0" w:color="CCCCCC"/>
-            </w:tcBorders>
-          </w:tcPr>
-          <w:p>
-            <w:pPr>
-              <w:spacing w:before="60" w:after="60" w:line="252" w:lineRule="auto"/>
-              <w:jc w:val="left"/>
-            </w:pPr>
-            <w:r/>
-            <w:r>
-              <w:t>506.75</w:t>
-            </w:r>
-          </w:p>
-        </w:tc>
-        <w:tc>
-          <w:tcPr>
-            <w:tcW w:type="dxa" w:w="1152"/>
-            <w:shd w:fill="FFFFFF"/>
-            <w:tcMar>
-              <w:top w:w="100" w:type="dxa"/>
-              <w:bottom w:w="100" w:type="dxa"/>
-              <w:left w:w="120" w:type="dxa"/>
-              <w:right w:w="120" w:type="dxa"/>
-            </w:tcMar>
-            <w:tcBorders>
-              <w:top w:val="single" w:sz="4" w:space="0" w:color="CCCCCC"/>
-              <w:bottom w:val="single" w:sz="4" w:space="0" w:color="CCCCCC"/>
-              <w:left w:val="single" w:sz="4" w:space="0" w:color="CCCCCC"/>
-              <w:right w:val="single" w:sz="4" w:space="0" w:color="CCCCCC"/>
-            </w:tcBorders>
-          </w:tcPr>
-          <w:p>
-            <w:pPr>
-              <w:spacing w:before="60" w:after="60" w:line="252" w:lineRule="auto"/>
-              <w:jc w:val="left"/>
-            </w:pPr>
-            <w:r/>
-            <w:r>
-              <w:t>500.50</w:t>
-            </w:r>
-          </w:p>
-        </w:tc>
-        <w:tc>
-          <w:tcPr>
-            <w:tcW w:type="dxa" w:w="1728"/>
-            <w:shd w:fill="FFFFFF"/>
-            <w:tcMar>
-              <w:top w:w="100" w:type="dxa"/>
-              <w:bottom w:w="100" w:type="dxa"/>
-              <w:left w:w="120" w:type="dxa"/>
-              <w:right w:w="120" w:type="dxa"/>
-            </w:tcMar>
-            <w:tcBorders>
-              <w:top w:val="single" w:sz="4" w:space="0" w:color="CCCCCC"/>
-              <w:bottom w:val="single" w:sz="4" w:space="0" w:color="CCCCCC"/>
-              <w:left w:val="single" w:sz="4" w:space="0" w:color="CCCCCC"/>
-              <w:right w:val="single" w:sz="4" w:space="0" w:color="CCCCCC"/>
-            </w:tcBorders>
-          </w:tcPr>
-          <w:p>
-            <w:pPr>
-              <w:spacing w:before="60" w:after="60" w:line="252" w:lineRule="auto"/>
-              <w:jc w:val="left"/>
-            </w:pPr>
-            <w:r/>
-            <w:r>
-              <w:rPr>
-                <w:b/>
-              </w:rPr>
-              <w:t>503.50</w:t>
-            </w:r>
-          </w:p>
-        </w:tc>
-        <w:tc>
-          <w:tcPr>
-            <w:tcW w:type="dxa" w:w="3456"/>
-            <w:shd w:fill="FFFFFF"/>
             <w:tcMar>
               <w:top w:w="100" w:type="dxa"/>
               <w:bottom w:w="100" w:type="dxa"/>
@@ -17346,7 +19931,7 @@
         <w:tc>
           <w:tcPr>
             <w:tcW w:type="dxa" w:w="1440"/>
-            <w:shd w:fill="FFFFFF"/>
+            <w:shd w:fill="F8FAFC"/>
             <w:tcMar>
               <w:top w:w="100" w:type="dxa"/>
               <w:bottom w:w="100" w:type="dxa"/>
@@ -17376,7 +19961,7 @@
         <w:tc>
           <w:tcPr>
             <w:tcW w:type="dxa" w:w="1584"/>
-            <w:shd w:fill="F8FAFC"/>
+            <w:shd w:fill="FFFFFF"/>
             <w:tcMar>
               <w:top w:w="100" w:type="dxa"/>
               <w:bottom w:w="100" w:type="dxa"/>
@@ -17400,126 +19985,126 @@
               <w:rPr>
                 <w:b/>
               </w:rPr>
-              <w:t>Wed 07/10</w:t>
+              <w:t>Fri 09/10</w:t>
             </w:r>
           </w:p>
         </w:tc>
         <w:tc>
           <w:tcPr>
             <w:tcW w:type="dxa" w:w="864"/>
-            <w:shd w:fill="F8FAFC"/>
-            <w:tcMar>
-              <w:top w:w="100" w:type="dxa"/>
-              <w:bottom w:w="100" w:type="dxa"/>
-              <w:left w:w="120" w:type="dxa"/>
-              <w:right w:w="120" w:type="dxa"/>
-            </w:tcMar>
-            <w:tcBorders>
-              <w:top w:val="single" w:sz="4" w:space="0" w:color="CCCCCC"/>
-              <w:bottom w:val="single" w:sz="4" w:space="0" w:color="CCCCCC"/>
-              <w:left w:val="single" w:sz="4" w:space="0" w:color="CCCCCC"/>
-              <w:right w:val="single" w:sz="4" w:space="0" w:color="CCCCCC"/>
-            </w:tcBorders>
-          </w:tcPr>
-          <w:p>
-            <w:pPr>
-              <w:spacing w:before="60" w:after="60" w:line="252" w:lineRule="auto"/>
-              <w:jc w:val="left"/>
-            </w:pPr>
-            <w:r/>
-            <w:r>
-              <w:t>London 15-19</w:t>
+            <w:shd w:fill="FFFFFF"/>
+            <w:tcMar>
+              <w:top w:w="100" w:type="dxa"/>
+              <w:bottom w:w="100" w:type="dxa"/>
+              <w:left w:w="120" w:type="dxa"/>
+              <w:right w:w="120" w:type="dxa"/>
+            </w:tcMar>
+            <w:tcBorders>
+              <w:top w:val="single" w:sz="4" w:space="0" w:color="CCCCCC"/>
+              <w:bottom w:val="single" w:sz="4" w:space="0" w:color="CCCCCC"/>
+              <w:left w:val="single" w:sz="4" w:space="0" w:color="CCCCCC"/>
+              <w:right w:val="single" w:sz="4" w:space="0" w:color="CCCCCC"/>
+            </w:tcBorders>
+          </w:tcPr>
+          <w:p>
+            <w:pPr>
+              <w:spacing w:before="60" w:after="60" w:line="252" w:lineRule="auto"/>
+              <w:jc w:val="left"/>
+            </w:pPr>
+            <w:r/>
+            <w:r>
+              <w:t>Asia 11-15</w:t>
             </w:r>
           </w:p>
         </w:tc>
         <w:tc>
           <w:tcPr>
             <w:tcW w:type="dxa" w:w="1440"/>
-            <w:shd w:fill="F8FAFC"/>
-            <w:tcMar>
-              <w:top w:w="100" w:type="dxa"/>
-              <w:bottom w:w="100" w:type="dxa"/>
-              <w:left w:w="120" w:type="dxa"/>
-              <w:right w:w="120" w:type="dxa"/>
-            </w:tcMar>
-            <w:tcBorders>
-              <w:top w:val="single" w:sz="4" w:space="0" w:color="CCCCCC"/>
-              <w:bottom w:val="single" w:sz="4" w:space="0" w:color="CCCCCC"/>
-              <w:left w:val="single" w:sz="4" w:space="0" w:color="CCCCCC"/>
-              <w:right w:val="single" w:sz="4" w:space="0" w:color="CCCCCC"/>
-            </w:tcBorders>
-          </w:tcPr>
-          <w:p>
-            <w:pPr>
-              <w:spacing w:before="60" w:after="60" w:line="252" w:lineRule="auto"/>
-              <w:jc w:val="left"/>
-            </w:pPr>
-            <w:r/>
-            <w:r>
-              <w:t>503.50</w:t>
+            <w:shd w:fill="FFFFFF"/>
+            <w:tcMar>
+              <w:top w:w="100" w:type="dxa"/>
+              <w:bottom w:w="100" w:type="dxa"/>
+              <w:left w:w="120" w:type="dxa"/>
+              <w:right w:w="120" w:type="dxa"/>
+            </w:tcMar>
+            <w:tcBorders>
+              <w:top w:val="single" w:sz="4" w:space="0" w:color="CCCCCC"/>
+              <w:bottom w:val="single" w:sz="4" w:space="0" w:color="CCCCCC"/>
+              <w:left w:val="single" w:sz="4" w:space="0" w:color="CCCCCC"/>
+              <w:right w:val="single" w:sz="4" w:space="0" w:color="CCCCCC"/>
+            </w:tcBorders>
+          </w:tcPr>
+          <w:p>
+            <w:pPr>
+              <w:spacing w:before="60" w:after="60" w:line="252" w:lineRule="auto"/>
+              <w:jc w:val="left"/>
+            </w:pPr>
+            <w:r/>
+            <w:r>
+              <w:t>508.50</w:t>
             </w:r>
           </w:p>
         </w:tc>
         <w:tc>
           <w:tcPr>
             <w:tcW w:type="dxa" w:w="2016"/>
-            <w:shd w:fill="F8FAFC"/>
-            <w:tcMar>
-              <w:top w:w="100" w:type="dxa"/>
-              <w:bottom w:w="100" w:type="dxa"/>
-              <w:left w:w="120" w:type="dxa"/>
-              <w:right w:w="120" w:type="dxa"/>
-            </w:tcMar>
-            <w:tcBorders>
-              <w:top w:val="single" w:sz="4" w:space="0" w:color="CCCCCC"/>
-              <w:bottom w:val="single" w:sz="4" w:space="0" w:color="CCCCCC"/>
-              <w:left w:val="single" w:sz="4" w:space="0" w:color="CCCCCC"/>
-              <w:right w:val="single" w:sz="4" w:space="0" w:color="CCCCCC"/>
-            </w:tcBorders>
-          </w:tcPr>
-          <w:p>
-            <w:pPr>
-              <w:spacing w:before="60" w:after="60" w:line="252" w:lineRule="auto"/>
-              <w:jc w:val="left"/>
-            </w:pPr>
-            <w:r/>
-            <w:r>
-              <w:t>507.50</w:t>
+            <w:shd w:fill="FFFFFF"/>
+            <w:tcMar>
+              <w:top w:w="100" w:type="dxa"/>
+              <w:bottom w:w="100" w:type="dxa"/>
+              <w:left w:w="120" w:type="dxa"/>
+              <w:right w:w="120" w:type="dxa"/>
+            </w:tcMar>
+            <w:tcBorders>
+              <w:top w:val="single" w:sz="4" w:space="0" w:color="CCCCCC"/>
+              <w:bottom w:val="single" w:sz="4" w:space="0" w:color="CCCCCC"/>
+              <w:left w:val="single" w:sz="4" w:space="0" w:color="CCCCCC"/>
+              <w:right w:val="single" w:sz="4" w:space="0" w:color="CCCCCC"/>
+            </w:tcBorders>
+          </w:tcPr>
+          <w:p>
+            <w:pPr>
+              <w:spacing w:before="60" w:after="60" w:line="252" w:lineRule="auto"/>
+              <w:jc w:val="left"/>
+            </w:pPr>
+            <w:r/>
+            <w:r>
+              <w:t>512.00</w:t>
             </w:r>
           </w:p>
         </w:tc>
         <w:tc>
           <w:tcPr>
             <w:tcW w:type="dxa" w:w="1152"/>
-            <w:shd w:fill="F8FAFC"/>
-            <w:tcMar>
-              <w:top w:w="100" w:type="dxa"/>
-              <w:bottom w:w="100" w:type="dxa"/>
-              <w:left w:w="120" w:type="dxa"/>
-              <w:right w:w="120" w:type="dxa"/>
-            </w:tcMar>
-            <w:tcBorders>
-              <w:top w:val="single" w:sz="4" w:space="0" w:color="CCCCCC"/>
-              <w:bottom w:val="single" w:sz="4" w:space="0" w:color="CCCCCC"/>
-              <w:left w:val="single" w:sz="4" w:space="0" w:color="CCCCCC"/>
-              <w:right w:val="single" w:sz="4" w:space="0" w:color="CCCCCC"/>
-            </w:tcBorders>
-          </w:tcPr>
-          <w:p>
-            <w:pPr>
-              <w:spacing w:before="60" w:after="60" w:line="252" w:lineRule="auto"/>
-              <w:jc w:val="left"/>
-            </w:pPr>
-            <w:r/>
-            <w:r>
-              <w:t>498.25</w:t>
+            <w:shd w:fill="FFFFFF"/>
+            <w:tcMar>
+              <w:top w:w="100" w:type="dxa"/>
+              <w:bottom w:w="100" w:type="dxa"/>
+              <w:left w:w="120" w:type="dxa"/>
+              <w:right w:w="120" w:type="dxa"/>
+            </w:tcMar>
+            <w:tcBorders>
+              <w:top w:val="single" w:sz="4" w:space="0" w:color="CCCCCC"/>
+              <w:bottom w:val="single" w:sz="4" w:space="0" w:color="CCCCCC"/>
+              <w:left w:val="single" w:sz="4" w:space="0" w:color="CCCCCC"/>
+              <w:right w:val="single" w:sz="4" w:space="0" w:color="CCCCCC"/>
+            </w:tcBorders>
+          </w:tcPr>
+          <w:p>
+            <w:pPr>
+              <w:spacing w:before="60" w:after="60" w:line="252" w:lineRule="auto"/>
+              <w:jc w:val="left"/>
+            </w:pPr>
+            <w:r/>
+            <w:r>
+              <w:t>505.25</w:t>
             </w:r>
           </w:p>
         </w:tc>
         <w:tc>
           <w:tcPr>
             <w:tcW w:type="dxa" w:w="1728"/>
-            <w:shd w:fill="F8FAFC"/>
+            <w:shd w:fill="FFFFFF"/>
             <w:tcMar>
               <w:top w:w="100" w:type="dxa"/>
               <w:bottom w:w="100" w:type="dxa"/>
@@ -17543,7 +20128,712 @@
               <w:rPr>
                 <w:b/>
               </w:rPr>
-              <w:t>504.00</w:t>
+              <w:t>508.25</w:t>
+            </w:r>
+          </w:p>
+        </w:tc>
+        <w:tc>
+          <w:tcPr>
+            <w:tcW w:type="dxa" w:w="3456"/>
+            <w:shd w:fill="FFFFFF"/>
+            <w:tcMar>
+              <w:top w:w="100" w:type="dxa"/>
+              <w:bottom w:w="100" w:type="dxa"/>
+              <w:left w:w="120" w:type="dxa"/>
+              <w:right w:w="120" w:type="dxa"/>
+            </w:tcMar>
+            <w:tcBorders>
+              <w:top w:val="single" w:sz="4" w:space="0" w:color="CCCCCC"/>
+              <w:bottom w:val="single" w:sz="4" w:space="0" w:color="CCCCCC"/>
+              <w:left w:val="single" w:sz="4" w:space="0" w:color="CCCCCC"/>
+              <w:right w:val="single" w:sz="4" w:space="0" w:color="CCCCCC"/>
+            </w:tcBorders>
+          </w:tcPr>
+          <w:p>
+            <w:pPr>
+              <w:spacing w:before="60" w:after="60" w:line="252" w:lineRule="auto"/>
+              <w:jc w:val="left"/>
+            </w:pPr>
+            <w:r/>
+            <w:r>
+              <w:rPr>
+                <w:b/>
+              </w:rPr>
+              <w:t>-0.25</w:t>
+            </w:r>
+          </w:p>
+        </w:tc>
+        <w:tc>
+          <w:tcPr>
+            <w:tcW w:type="dxa" w:w="1440"/>
+            <w:shd w:fill="FFFFFF"/>
+            <w:tcMar>
+              <w:top w:w="100" w:type="dxa"/>
+              <w:bottom w:w="100" w:type="dxa"/>
+              <w:left w:w="120" w:type="dxa"/>
+              <w:right w:w="120" w:type="dxa"/>
+            </w:tcMar>
+            <w:tcBorders>
+              <w:top w:val="single" w:sz="4" w:space="0" w:color="CCCCCC"/>
+              <w:bottom w:val="single" w:sz="4" w:space="0" w:color="CCCCCC"/>
+              <w:left w:val="single" w:sz="4" w:space="0" w:color="CCCCCC"/>
+              <w:right w:val="single" w:sz="4" w:space="0" w:color="CCCCCC"/>
+            </w:tcBorders>
+          </w:tcPr>
+          <w:p>
+            <w:pPr>
+              <w:spacing w:before="60" w:after="60" w:line="252" w:lineRule="auto"/>
+              <w:jc w:val="left"/>
+            </w:pPr>
+            <w:r/>
+            <w:r>
+              <w:t>BEAR</w:t>
+            </w:r>
+          </w:p>
+        </w:tc>
+      </w:tr>
+      <w:tr>
+        <w:tc>
+          <w:tcPr>
+            <w:tcW w:type="dxa" w:w="1584"/>
+            <w:shd w:fill="F8FAFC"/>
+            <w:tcMar>
+              <w:top w:w="100" w:type="dxa"/>
+              <w:bottom w:w="100" w:type="dxa"/>
+              <w:left w:w="120" w:type="dxa"/>
+              <w:right w:w="120" w:type="dxa"/>
+            </w:tcMar>
+            <w:tcBorders>
+              <w:top w:val="single" w:sz="4" w:space="0" w:color="CCCCCC"/>
+              <w:bottom w:val="single" w:sz="4" w:space="0" w:color="CCCCCC"/>
+              <w:left w:val="single" w:sz="4" w:space="0" w:color="CCCCCC"/>
+              <w:right w:val="single" w:sz="4" w:space="0" w:color="CCCCCC"/>
+            </w:tcBorders>
+          </w:tcPr>
+          <w:p>
+            <w:pPr>
+              <w:spacing w:before="60" w:after="60" w:line="252" w:lineRule="auto"/>
+              <w:jc w:val="left"/>
+            </w:pPr>
+            <w:r/>
+            <w:r>
+              <w:rPr>
+                <w:b/>
+              </w:rPr>
+              <w:t>Fri 09/10</w:t>
+            </w:r>
+          </w:p>
+        </w:tc>
+        <w:tc>
+          <w:tcPr>
+            <w:tcW w:type="dxa" w:w="864"/>
+            <w:shd w:fill="F8FAFC"/>
+            <w:tcMar>
+              <w:top w:w="100" w:type="dxa"/>
+              <w:bottom w:w="100" w:type="dxa"/>
+              <w:left w:w="120" w:type="dxa"/>
+              <w:right w:w="120" w:type="dxa"/>
+            </w:tcMar>
+            <w:tcBorders>
+              <w:top w:val="single" w:sz="4" w:space="0" w:color="CCCCCC"/>
+              <w:bottom w:val="single" w:sz="4" w:space="0" w:color="CCCCCC"/>
+              <w:left w:val="single" w:sz="4" w:space="0" w:color="CCCCCC"/>
+              <w:right w:val="single" w:sz="4" w:space="0" w:color="CCCCCC"/>
+            </w:tcBorders>
+          </w:tcPr>
+          <w:p>
+            <w:pPr>
+              <w:spacing w:before="60" w:after="60" w:line="252" w:lineRule="auto"/>
+              <w:jc w:val="left"/>
+            </w:pPr>
+            <w:r/>
+            <w:r>
+              <w:t>London 15-19</w:t>
+            </w:r>
+          </w:p>
+        </w:tc>
+        <w:tc>
+          <w:tcPr>
+            <w:tcW w:type="dxa" w:w="1440"/>
+            <w:shd w:fill="F8FAFC"/>
+            <w:tcMar>
+              <w:top w:w="100" w:type="dxa"/>
+              <w:bottom w:w="100" w:type="dxa"/>
+              <w:left w:w="120" w:type="dxa"/>
+              <w:right w:w="120" w:type="dxa"/>
+            </w:tcMar>
+            <w:tcBorders>
+              <w:top w:val="single" w:sz="4" w:space="0" w:color="CCCCCC"/>
+              <w:bottom w:val="single" w:sz="4" w:space="0" w:color="CCCCCC"/>
+              <w:left w:val="single" w:sz="4" w:space="0" w:color="CCCCCC"/>
+              <w:right w:val="single" w:sz="4" w:space="0" w:color="CCCCCC"/>
+            </w:tcBorders>
+          </w:tcPr>
+          <w:p>
+            <w:pPr>
+              <w:spacing w:before="60" w:after="60" w:line="252" w:lineRule="auto"/>
+              <w:jc w:val="left"/>
+            </w:pPr>
+            <w:r/>
+            <w:r>
+              <w:t>508.25</w:t>
+            </w:r>
+          </w:p>
+        </w:tc>
+        <w:tc>
+          <w:tcPr>
+            <w:tcW w:type="dxa" w:w="2016"/>
+            <w:shd w:fill="F8FAFC"/>
+            <w:tcMar>
+              <w:top w:w="100" w:type="dxa"/>
+              <w:bottom w:w="100" w:type="dxa"/>
+              <w:left w:w="120" w:type="dxa"/>
+              <w:right w:w="120" w:type="dxa"/>
+            </w:tcMar>
+            <w:tcBorders>
+              <w:top w:val="single" w:sz="4" w:space="0" w:color="CCCCCC"/>
+              <w:bottom w:val="single" w:sz="4" w:space="0" w:color="CCCCCC"/>
+              <w:left w:val="single" w:sz="4" w:space="0" w:color="CCCCCC"/>
+              <w:right w:val="single" w:sz="4" w:space="0" w:color="CCCCCC"/>
+            </w:tcBorders>
+          </w:tcPr>
+          <w:p>
+            <w:pPr>
+              <w:spacing w:before="60" w:after="60" w:line="252" w:lineRule="auto"/>
+              <w:jc w:val="left"/>
+            </w:pPr>
+            <w:r/>
+            <w:r>
+              <w:t>511.25</w:t>
+            </w:r>
+          </w:p>
+        </w:tc>
+        <w:tc>
+          <w:tcPr>
+            <w:tcW w:type="dxa" w:w="1152"/>
+            <w:shd w:fill="F8FAFC"/>
+            <w:tcMar>
+              <w:top w:w="100" w:type="dxa"/>
+              <w:bottom w:w="100" w:type="dxa"/>
+              <w:left w:w="120" w:type="dxa"/>
+              <w:right w:w="120" w:type="dxa"/>
+            </w:tcMar>
+            <w:tcBorders>
+              <w:top w:val="single" w:sz="4" w:space="0" w:color="CCCCCC"/>
+              <w:bottom w:val="single" w:sz="4" w:space="0" w:color="CCCCCC"/>
+              <w:left w:val="single" w:sz="4" w:space="0" w:color="CCCCCC"/>
+              <w:right w:val="single" w:sz="4" w:space="0" w:color="CCCCCC"/>
+            </w:tcBorders>
+          </w:tcPr>
+          <w:p>
+            <w:pPr>
+              <w:spacing w:before="60" w:after="60" w:line="252" w:lineRule="auto"/>
+              <w:jc w:val="left"/>
+            </w:pPr>
+            <w:r/>
+            <w:r>
+              <w:t>505.50</w:t>
+            </w:r>
+          </w:p>
+        </w:tc>
+        <w:tc>
+          <w:tcPr>
+            <w:tcW w:type="dxa" w:w="1728"/>
+            <w:shd w:fill="F8FAFC"/>
+            <w:tcMar>
+              <w:top w:w="100" w:type="dxa"/>
+              <w:bottom w:w="100" w:type="dxa"/>
+              <w:left w:w="120" w:type="dxa"/>
+              <w:right w:w="120" w:type="dxa"/>
+            </w:tcMar>
+            <w:tcBorders>
+              <w:top w:val="single" w:sz="4" w:space="0" w:color="CCCCCC"/>
+              <w:bottom w:val="single" w:sz="4" w:space="0" w:color="CCCCCC"/>
+              <w:left w:val="single" w:sz="4" w:space="0" w:color="CCCCCC"/>
+              <w:right w:val="single" w:sz="4" w:space="0" w:color="CCCCCC"/>
+            </w:tcBorders>
+          </w:tcPr>
+          <w:p>
+            <w:pPr>
+              <w:spacing w:before="60" w:after="60" w:line="252" w:lineRule="auto"/>
+              <w:jc w:val="left"/>
+            </w:pPr>
+            <w:r/>
+            <w:r>
+              <w:rPr>
+                <w:b/>
+              </w:rPr>
+              <w:t>508.50</w:t>
+            </w:r>
+          </w:p>
+        </w:tc>
+        <w:tc>
+          <w:tcPr>
+            <w:tcW w:type="dxa" w:w="3456"/>
+            <w:shd w:fill="F8FAFC"/>
+            <w:tcMar>
+              <w:top w:w="100" w:type="dxa"/>
+              <w:bottom w:w="100" w:type="dxa"/>
+              <w:left w:w="120" w:type="dxa"/>
+              <w:right w:w="120" w:type="dxa"/>
+            </w:tcMar>
+            <w:tcBorders>
+              <w:top w:val="single" w:sz="4" w:space="0" w:color="CCCCCC"/>
+              <w:bottom w:val="single" w:sz="4" w:space="0" w:color="CCCCCC"/>
+              <w:left w:val="single" w:sz="4" w:space="0" w:color="CCCCCC"/>
+              <w:right w:val="single" w:sz="4" w:space="0" w:color="CCCCCC"/>
+            </w:tcBorders>
+          </w:tcPr>
+          <w:p>
+            <w:pPr>
+              <w:spacing w:before="60" w:after="60" w:line="252" w:lineRule="auto"/>
+              <w:jc w:val="left"/>
+            </w:pPr>
+            <w:r/>
+            <w:r>
+              <w:rPr>
+                <w:b/>
+              </w:rPr>
+              <w:t>+0.25</w:t>
+            </w:r>
+          </w:p>
+        </w:tc>
+        <w:tc>
+          <w:tcPr>
+            <w:tcW w:type="dxa" w:w="1440"/>
+            <w:shd w:fill="F8FAFC"/>
+            <w:tcMar>
+              <w:top w:w="100" w:type="dxa"/>
+              <w:bottom w:w="100" w:type="dxa"/>
+              <w:left w:w="120" w:type="dxa"/>
+              <w:right w:w="120" w:type="dxa"/>
+            </w:tcMar>
+            <w:tcBorders>
+              <w:top w:val="single" w:sz="4" w:space="0" w:color="CCCCCC"/>
+              <w:bottom w:val="single" w:sz="4" w:space="0" w:color="CCCCCC"/>
+              <w:left w:val="single" w:sz="4" w:space="0" w:color="CCCCCC"/>
+              <w:right w:val="single" w:sz="4" w:space="0" w:color="CCCCCC"/>
+            </w:tcBorders>
+          </w:tcPr>
+          <w:p>
+            <w:pPr>
+              <w:spacing w:before="60" w:after="60" w:line="252" w:lineRule="auto"/>
+              <w:jc w:val="left"/>
+            </w:pPr>
+            <w:r/>
+            <w:r>
+              <w:t>BULL</w:t>
+            </w:r>
+          </w:p>
+        </w:tc>
+      </w:tr>
+      <w:tr>
+        <w:tc>
+          <w:tcPr>
+            <w:tcW w:type="dxa" w:w="1584"/>
+            <w:shd w:fill="FFFFFF"/>
+            <w:tcMar>
+              <w:top w:w="100" w:type="dxa"/>
+              <w:bottom w:w="100" w:type="dxa"/>
+              <w:left w:w="120" w:type="dxa"/>
+              <w:right w:w="120" w:type="dxa"/>
+            </w:tcMar>
+            <w:tcBorders>
+              <w:top w:val="single" w:sz="4" w:space="0" w:color="CCCCCC"/>
+              <w:bottom w:val="single" w:sz="4" w:space="0" w:color="CCCCCC"/>
+              <w:left w:val="single" w:sz="4" w:space="0" w:color="CCCCCC"/>
+              <w:right w:val="single" w:sz="4" w:space="0" w:color="CCCCCC"/>
+            </w:tcBorders>
+          </w:tcPr>
+          <w:p>
+            <w:pPr>
+              <w:spacing w:before="60" w:after="60" w:line="252" w:lineRule="auto"/>
+              <w:jc w:val="left"/>
+            </w:pPr>
+            <w:r/>
+            <w:r>
+              <w:rPr>
+                <w:b/>
+              </w:rPr>
+              <w:t>Fri 09/10</w:t>
+            </w:r>
+          </w:p>
+        </w:tc>
+        <w:tc>
+          <w:tcPr>
+            <w:tcW w:type="dxa" w:w="864"/>
+            <w:shd w:fill="FFFFFF"/>
+            <w:tcMar>
+              <w:top w:w="100" w:type="dxa"/>
+              <w:bottom w:w="100" w:type="dxa"/>
+              <w:left w:w="120" w:type="dxa"/>
+              <w:right w:w="120" w:type="dxa"/>
+            </w:tcMar>
+            <w:tcBorders>
+              <w:top w:val="single" w:sz="4" w:space="0" w:color="CCCCCC"/>
+              <w:bottom w:val="single" w:sz="4" w:space="0" w:color="CCCCCC"/>
+              <w:left w:val="single" w:sz="4" w:space="0" w:color="CCCCCC"/>
+              <w:right w:val="single" w:sz="4" w:space="0" w:color="CCCCCC"/>
+            </w:tcBorders>
+          </w:tcPr>
+          <w:p>
+            <w:pPr>
+              <w:spacing w:before="60" w:after="60" w:line="252" w:lineRule="auto"/>
+              <w:jc w:val="left"/>
+            </w:pPr>
+            <w:r/>
+            <w:r>
+              <w:t>Pre-NY 19-21</w:t>
+            </w:r>
+          </w:p>
+        </w:tc>
+        <w:tc>
+          <w:tcPr>
+            <w:tcW w:type="dxa" w:w="1440"/>
+            <w:shd w:fill="FFFFFF"/>
+            <w:tcMar>
+              <w:top w:w="100" w:type="dxa"/>
+              <w:bottom w:w="100" w:type="dxa"/>
+              <w:left w:w="120" w:type="dxa"/>
+              <w:right w:w="120" w:type="dxa"/>
+            </w:tcMar>
+            <w:tcBorders>
+              <w:top w:val="single" w:sz="4" w:space="0" w:color="CCCCCC"/>
+              <w:bottom w:val="single" w:sz="4" w:space="0" w:color="CCCCCC"/>
+              <w:left w:val="single" w:sz="4" w:space="0" w:color="CCCCCC"/>
+              <w:right w:val="single" w:sz="4" w:space="0" w:color="CCCCCC"/>
+            </w:tcBorders>
+          </w:tcPr>
+          <w:p>
+            <w:pPr>
+              <w:spacing w:before="60" w:after="60" w:line="252" w:lineRule="auto"/>
+              <w:jc w:val="left"/>
+            </w:pPr>
+            <w:r/>
+            <w:r>
+              <w:t>508.50</w:t>
+            </w:r>
+          </w:p>
+        </w:tc>
+        <w:tc>
+          <w:tcPr>
+            <w:tcW w:type="dxa" w:w="2016"/>
+            <w:shd w:fill="FFFFFF"/>
+            <w:tcMar>
+              <w:top w:w="100" w:type="dxa"/>
+              <w:bottom w:w="100" w:type="dxa"/>
+              <w:left w:w="120" w:type="dxa"/>
+              <w:right w:w="120" w:type="dxa"/>
+            </w:tcMar>
+            <w:tcBorders>
+              <w:top w:val="single" w:sz="4" w:space="0" w:color="CCCCCC"/>
+              <w:bottom w:val="single" w:sz="4" w:space="0" w:color="CCCCCC"/>
+              <w:left w:val="single" w:sz="4" w:space="0" w:color="CCCCCC"/>
+              <w:right w:val="single" w:sz="4" w:space="0" w:color="CCCCCC"/>
+            </w:tcBorders>
+          </w:tcPr>
+          <w:p>
+            <w:pPr>
+              <w:spacing w:before="60" w:after="60" w:line="252" w:lineRule="auto"/>
+              <w:jc w:val="left"/>
+            </w:pPr>
+            <w:r/>
+            <w:r>
+              <w:t>511.50</w:t>
+            </w:r>
+          </w:p>
+        </w:tc>
+        <w:tc>
+          <w:tcPr>
+            <w:tcW w:type="dxa" w:w="1152"/>
+            <w:shd w:fill="FFFFFF"/>
+            <w:tcMar>
+              <w:top w:w="100" w:type="dxa"/>
+              <w:bottom w:w="100" w:type="dxa"/>
+              <w:left w:w="120" w:type="dxa"/>
+              <w:right w:w="120" w:type="dxa"/>
+            </w:tcMar>
+            <w:tcBorders>
+              <w:top w:val="single" w:sz="4" w:space="0" w:color="CCCCCC"/>
+              <w:bottom w:val="single" w:sz="4" w:space="0" w:color="CCCCCC"/>
+              <w:left w:val="single" w:sz="4" w:space="0" w:color="CCCCCC"/>
+              <w:right w:val="single" w:sz="4" w:space="0" w:color="CCCCCC"/>
+            </w:tcBorders>
+          </w:tcPr>
+          <w:p>
+            <w:pPr>
+              <w:spacing w:before="60" w:after="60" w:line="252" w:lineRule="auto"/>
+              <w:jc w:val="left"/>
+            </w:pPr>
+            <w:r/>
+            <w:r>
+              <w:t>505.75</w:t>
+            </w:r>
+          </w:p>
+        </w:tc>
+        <w:tc>
+          <w:tcPr>
+            <w:tcW w:type="dxa" w:w="1728"/>
+            <w:shd w:fill="FFFFFF"/>
+            <w:tcMar>
+              <w:top w:w="100" w:type="dxa"/>
+              <w:bottom w:w="100" w:type="dxa"/>
+              <w:left w:w="120" w:type="dxa"/>
+              <w:right w:w="120" w:type="dxa"/>
+            </w:tcMar>
+            <w:tcBorders>
+              <w:top w:val="single" w:sz="4" w:space="0" w:color="CCCCCC"/>
+              <w:bottom w:val="single" w:sz="4" w:space="0" w:color="CCCCCC"/>
+              <w:left w:val="single" w:sz="4" w:space="0" w:color="CCCCCC"/>
+              <w:right w:val="single" w:sz="4" w:space="0" w:color="CCCCCC"/>
+            </w:tcBorders>
+          </w:tcPr>
+          <w:p>
+            <w:pPr>
+              <w:spacing w:before="60" w:after="60" w:line="252" w:lineRule="auto"/>
+              <w:jc w:val="left"/>
+            </w:pPr>
+            <w:r/>
+            <w:r>
+              <w:rPr>
+                <w:b/>
+              </w:rPr>
+              <w:t>508.50</w:t>
+            </w:r>
+          </w:p>
+        </w:tc>
+        <w:tc>
+          <w:tcPr>
+            <w:tcW w:type="dxa" w:w="3456"/>
+            <w:shd w:fill="FFFFFF"/>
+            <w:tcMar>
+              <w:top w:w="100" w:type="dxa"/>
+              <w:bottom w:w="100" w:type="dxa"/>
+              <w:left w:w="120" w:type="dxa"/>
+              <w:right w:w="120" w:type="dxa"/>
+            </w:tcMar>
+            <w:tcBorders>
+              <w:top w:val="single" w:sz="4" w:space="0" w:color="CCCCCC"/>
+              <w:bottom w:val="single" w:sz="4" w:space="0" w:color="CCCCCC"/>
+              <w:left w:val="single" w:sz="4" w:space="0" w:color="CCCCCC"/>
+              <w:right w:val="single" w:sz="4" w:space="0" w:color="CCCCCC"/>
+            </w:tcBorders>
+          </w:tcPr>
+          <w:p>
+            <w:pPr>
+              <w:spacing w:before="60" w:after="60" w:line="252" w:lineRule="auto"/>
+              <w:jc w:val="left"/>
+            </w:pPr>
+            <w:r/>
+            <w:r>
+              <w:rPr>
+                <w:b/>
+              </w:rPr>
+              <w:t>+0.00</w:t>
+            </w:r>
+          </w:p>
+        </w:tc>
+        <w:tc>
+          <w:tcPr>
+            <w:tcW w:type="dxa" w:w="1440"/>
+            <w:shd w:fill="FFFFFF"/>
+            <w:tcMar>
+              <w:top w:w="100" w:type="dxa"/>
+              <w:bottom w:w="100" w:type="dxa"/>
+              <w:left w:w="120" w:type="dxa"/>
+              <w:right w:w="120" w:type="dxa"/>
+            </w:tcMar>
+            <w:tcBorders>
+              <w:top w:val="single" w:sz="4" w:space="0" w:color="CCCCCC"/>
+              <w:bottom w:val="single" w:sz="4" w:space="0" w:color="CCCCCC"/>
+              <w:left w:val="single" w:sz="4" w:space="0" w:color="CCCCCC"/>
+              <w:right w:val="single" w:sz="4" w:space="0" w:color="CCCCCC"/>
+            </w:tcBorders>
+          </w:tcPr>
+          <w:p>
+            <w:pPr>
+              <w:spacing w:before="60" w:after="60" w:line="252" w:lineRule="auto"/>
+              <w:jc w:val="left"/>
+            </w:pPr>
+            <w:r/>
+            <w:r>
+              <w:t>BEAR</w:t>
+            </w:r>
+          </w:p>
+        </w:tc>
+      </w:tr>
+      <w:tr>
+        <w:tc>
+          <w:tcPr>
+            <w:tcW w:type="dxa" w:w="1584"/>
+            <w:shd w:fill="F8FAFC"/>
+            <w:tcMar>
+              <w:top w:w="100" w:type="dxa"/>
+              <w:bottom w:w="100" w:type="dxa"/>
+              <w:left w:w="120" w:type="dxa"/>
+              <w:right w:w="120" w:type="dxa"/>
+            </w:tcMar>
+            <w:tcBorders>
+              <w:top w:val="single" w:sz="4" w:space="0" w:color="CCCCCC"/>
+              <w:bottom w:val="single" w:sz="4" w:space="0" w:color="CCCCCC"/>
+              <w:left w:val="single" w:sz="4" w:space="0" w:color="CCCCCC"/>
+              <w:right w:val="single" w:sz="4" w:space="0" w:color="CCCCCC"/>
+            </w:tcBorders>
+          </w:tcPr>
+          <w:p>
+            <w:pPr>
+              <w:spacing w:before="60" w:after="60" w:line="252" w:lineRule="auto"/>
+              <w:jc w:val="left"/>
+            </w:pPr>
+            <w:r/>
+            <w:r>
+              <w:rPr>
+                <w:b/>
+              </w:rPr>
+              <w:t>Fri 09/10</w:t>
+            </w:r>
+          </w:p>
+        </w:tc>
+        <w:tc>
+          <w:tcPr>
+            <w:tcW w:type="dxa" w:w="864"/>
+            <w:shd w:fill="F8FAFC"/>
+            <w:tcMar>
+              <w:top w:w="100" w:type="dxa"/>
+              <w:bottom w:w="100" w:type="dxa"/>
+              <w:left w:w="120" w:type="dxa"/>
+              <w:right w:w="120" w:type="dxa"/>
+            </w:tcMar>
+            <w:tcBorders>
+              <w:top w:val="single" w:sz="4" w:space="0" w:color="CCCCCC"/>
+              <w:bottom w:val="single" w:sz="4" w:space="0" w:color="CCCCCC"/>
+              <w:left w:val="single" w:sz="4" w:space="0" w:color="CCCCCC"/>
+              <w:right w:val="single" w:sz="4" w:space="0" w:color="CCCCCC"/>
+            </w:tcBorders>
+          </w:tcPr>
+          <w:p>
+            <w:pPr>
+              <w:spacing w:before="60" w:after="60" w:line="252" w:lineRule="auto"/>
+              <w:jc w:val="left"/>
+            </w:pPr>
+            <w:r/>
+            <w:r>
+              <w:t>NY Open 21-23</w:t>
+            </w:r>
+          </w:p>
+        </w:tc>
+        <w:tc>
+          <w:tcPr>
+            <w:tcW w:type="dxa" w:w="1440"/>
+            <w:shd w:fill="F8FAFC"/>
+            <w:tcMar>
+              <w:top w:w="100" w:type="dxa"/>
+              <w:bottom w:w="100" w:type="dxa"/>
+              <w:left w:w="120" w:type="dxa"/>
+              <w:right w:w="120" w:type="dxa"/>
+            </w:tcMar>
+            <w:tcBorders>
+              <w:top w:val="single" w:sz="4" w:space="0" w:color="CCCCCC"/>
+              <w:bottom w:val="single" w:sz="4" w:space="0" w:color="CCCCCC"/>
+              <w:left w:val="single" w:sz="4" w:space="0" w:color="CCCCCC"/>
+              <w:right w:val="single" w:sz="4" w:space="0" w:color="CCCCCC"/>
+            </w:tcBorders>
+          </w:tcPr>
+          <w:p>
+            <w:pPr>
+              <w:spacing w:before="60" w:after="60" w:line="252" w:lineRule="auto"/>
+              <w:jc w:val="left"/>
+            </w:pPr>
+            <w:r/>
+            <w:r>
+              <w:t>508.50</w:t>
+            </w:r>
+          </w:p>
+        </w:tc>
+        <w:tc>
+          <w:tcPr>
+            <w:tcW w:type="dxa" w:w="2016"/>
+            <w:shd w:fill="F8FAFC"/>
+            <w:tcMar>
+              <w:top w:w="100" w:type="dxa"/>
+              <w:bottom w:w="100" w:type="dxa"/>
+              <w:left w:w="120" w:type="dxa"/>
+              <w:right w:w="120" w:type="dxa"/>
+            </w:tcMar>
+            <w:tcBorders>
+              <w:top w:val="single" w:sz="4" w:space="0" w:color="CCCCCC"/>
+              <w:bottom w:val="single" w:sz="4" w:space="0" w:color="CCCCCC"/>
+              <w:left w:val="single" w:sz="4" w:space="0" w:color="CCCCCC"/>
+              <w:right w:val="single" w:sz="4" w:space="0" w:color="CCCCCC"/>
+            </w:tcBorders>
+          </w:tcPr>
+          <w:p>
+            <w:pPr>
+              <w:spacing w:before="60" w:after="60" w:line="252" w:lineRule="auto"/>
+              <w:jc w:val="left"/>
+            </w:pPr>
+            <w:r/>
+            <w:r>
+              <w:t>512.50</w:t>
+            </w:r>
+          </w:p>
+        </w:tc>
+        <w:tc>
+          <w:tcPr>
+            <w:tcW w:type="dxa" w:w="1152"/>
+            <w:shd w:fill="F8FAFC"/>
+            <w:tcMar>
+              <w:top w:w="100" w:type="dxa"/>
+              <w:bottom w:w="100" w:type="dxa"/>
+              <w:left w:w="120" w:type="dxa"/>
+              <w:right w:w="120" w:type="dxa"/>
+            </w:tcMar>
+            <w:tcBorders>
+              <w:top w:val="single" w:sz="4" w:space="0" w:color="CCCCCC"/>
+              <w:bottom w:val="single" w:sz="4" w:space="0" w:color="CCCCCC"/>
+              <w:left w:val="single" w:sz="4" w:space="0" w:color="CCCCCC"/>
+              <w:right w:val="single" w:sz="4" w:space="0" w:color="CCCCCC"/>
+            </w:tcBorders>
+          </w:tcPr>
+          <w:p>
+            <w:pPr>
+              <w:spacing w:before="60" w:after="60" w:line="252" w:lineRule="auto"/>
+              <w:jc w:val="left"/>
+            </w:pPr>
+            <w:r/>
+            <w:r>
+              <w:t>505.00</w:t>
+            </w:r>
+          </w:p>
+        </w:tc>
+        <w:tc>
+          <w:tcPr>
+            <w:tcW w:type="dxa" w:w="1728"/>
+            <w:shd w:fill="F8FAFC"/>
+            <w:tcMar>
+              <w:top w:w="100" w:type="dxa"/>
+              <w:bottom w:w="100" w:type="dxa"/>
+              <w:left w:w="120" w:type="dxa"/>
+              <w:right w:w="120" w:type="dxa"/>
+            </w:tcMar>
+            <w:tcBorders>
+              <w:top w:val="single" w:sz="4" w:space="0" w:color="CCCCCC"/>
+              <w:bottom w:val="single" w:sz="4" w:space="0" w:color="CCCCCC"/>
+              <w:left w:val="single" w:sz="4" w:space="0" w:color="CCCCCC"/>
+              <w:right w:val="single" w:sz="4" w:space="0" w:color="CCCCCC"/>
+            </w:tcBorders>
+          </w:tcPr>
+          <w:p>
+            <w:pPr>
+              <w:spacing w:before="60" w:after="60" w:line="252" w:lineRule="auto"/>
+              <w:jc w:val="left"/>
+            </w:pPr>
+            <w:r/>
+            <w:r>
+              <w:rPr>
+                <w:b/>
+              </w:rPr>
+              <w:t>509.00</w:t>
             </w:r>
           </w:p>
         </w:tc>
@@ -17635,7 +20925,7 @@
               <w:rPr>
                 <w:b/>
               </w:rPr>
-              <w:t>Wed 07/10</w:t>
+              <w:t>Fri 09/10</w:t>
             </w:r>
           </w:p>
         </w:tc>
@@ -17663,7 +20953,7 @@
             </w:pPr>
             <w:r/>
             <w:r>
-              <w:t>Pre-NY 19-21</w:t>
+              <w:t>NY Close 23-01</w:t>
             </w:r>
           </w:p>
         </w:tc>
@@ -17691,7 +20981,7 @@
             </w:pPr>
             <w:r/>
             <w:r>
-              <w:t>504.00</w:t>
+              <w:t>509.00</w:t>
             </w:r>
           </w:p>
         </w:tc>
@@ -17719,7 +21009,7 @@
             </w:pPr>
             <w:r/>
             <w:r>
-              <w:t>508.75</w:t>
+              <w:t>513.00</w:t>
             </w:r>
           </w:p>
         </w:tc>
@@ -17747,7 +21037,7 @@
             </w:pPr>
             <w:r/>
             <w:r>
-              <w:t>497.00</w:t>
+              <w:t>507.25</w:t>
             </w:r>
           </w:p>
         </w:tc>
@@ -17755,3061 +21045,6 @@
           <w:tcPr>
             <w:tcW w:type="dxa" w:w="1728"/>
             <w:shd w:fill="FFFFFF"/>
-            <w:tcMar>
-              <w:top w:w="100" w:type="dxa"/>
-              <w:bottom w:w="100" w:type="dxa"/>
-              <w:left w:w="120" w:type="dxa"/>
-              <w:right w:w="120" w:type="dxa"/>
-            </w:tcMar>
-            <w:tcBorders>
-              <w:top w:val="single" w:sz="4" w:space="0" w:color="CCCCCC"/>
-              <w:bottom w:val="single" w:sz="4" w:space="0" w:color="CCCCCC"/>
-              <w:left w:val="single" w:sz="4" w:space="0" w:color="CCCCCC"/>
-              <w:right w:val="single" w:sz="4" w:space="0" w:color="CCCCCC"/>
-            </w:tcBorders>
-          </w:tcPr>
-          <w:p>
-            <w:pPr>
-              <w:spacing w:before="60" w:after="60" w:line="252" w:lineRule="auto"/>
-              <w:jc w:val="left"/>
-            </w:pPr>
-            <w:r/>
-            <w:r>
-              <w:rPr>
-                <w:b/>
-              </w:rPr>
-              <w:t>506.00</w:t>
-            </w:r>
-          </w:p>
-        </w:tc>
-        <w:tc>
-          <w:tcPr>
-            <w:tcW w:type="dxa" w:w="3456"/>
-            <w:shd w:fill="FFFFFF"/>
-            <w:tcMar>
-              <w:top w:w="100" w:type="dxa"/>
-              <w:bottom w:w="100" w:type="dxa"/>
-              <w:left w:w="120" w:type="dxa"/>
-              <w:right w:w="120" w:type="dxa"/>
-            </w:tcMar>
-            <w:tcBorders>
-              <w:top w:val="single" w:sz="4" w:space="0" w:color="CCCCCC"/>
-              <w:bottom w:val="single" w:sz="4" w:space="0" w:color="CCCCCC"/>
-              <w:left w:val="single" w:sz="4" w:space="0" w:color="CCCCCC"/>
-              <w:right w:val="single" w:sz="4" w:space="0" w:color="CCCCCC"/>
-            </w:tcBorders>
-          </w:tcPr>
-          <w:p>
-            <w:pPr>
-              <w:spacing w:before="60" w:after="60" w:line="252" w:lineRule="auto"/>
-              <w:jc w:val="left"/>
-            </w:pPr>
-            <w:r/>
-            <w:r>
-              <w:rPr>
-                <w:b/>
-              </w:rPr>
-              <w:t>+2.00</w:t>
-            </w:r>
-          </w:p>
-        </w:tc>
-        <w:tc>
-          <w:tcPr>
-            <w:tcW w:type="dxa" w:w="1440"/>
-            <w:shd w:fill="FFFFFF"/>
-            <w:tcMar>
-              <w:top w:w="100" w:type="dxa"/>
-              <w:bottom w:w="100" w:type="dxa"/>
-              <w:left w:w="120" w:type="dxa"/>
-              <w:right w:w="120" w:type="dxa"/>
-            </w:tcMar>
-            <w:tcBorders>
-              <w:top w:val="single" w:sz="4" w:space="0" w:color="CCCCCC"/>
-              <w:bottom w:val="single" w:sz="4" w:space="0" w:color="CCCCCC"/>
-              <w:left w:val="single" w:sz="4" w:space="0" w:color="CCCCCC"/>
-              <w:right w:val="single" w:sz="4" w:space="0" w:color="CCCCCC"/>
-            </w:tcBorders>
-          </w:tcPr>
-          <w:p>
-            <w:pPr>
-              <w:spacing w:before="60" w:after="60" w:line="252" w:lineRule="auto"/>
-              <w:jc w:val="left"/>
-            </w:pPr>
-            <w:r/>
-            <w:r>
-              <w:t>BULL</w:t>
-            </w:r>
-          </w:p>
-        </w:tc>
-      </w:tr>
-      <w:tr>
-        <w:tc>
-          <w:tcPr>
-            <w:tcW w:type="dxa" w:w="1584"/>
-            <w:shd w:fill="F8FAFC"/>
-            <w:tcMar>
-              <w:top w:w="100" w:type="dxa"/>
-              <w:bottom w:w="100" w:type="dxa"/>
-              <w:left w:w="120" w:type="dxa"/>
-              <w:right w:w="120" w:type="dxa"/>
-            </w:tcMar>
-            <w:tcBorders>
-              <w:top w:val="single" w:sz="4" w:space="0" w:color="CCCCCC"/>
-              <w:bottom w:val="single" w:sz="4" w:space="0" w:color="CCCCCC"/>
-              <w:left w:val="single" w:sz="4" w:space="0" w:color="CCCCCC"/>
-              <w:right w:val="single" w:sz="4" w:space="0" w:color="CCCCCC"/>
-            </w:tcBorders>
-          </w:tcPr>
-          <w:p>
-            <w:pPr>
-              <w:spacing w:before="60" w:after="60" w:line="252" w:lineRule="auto"/>
-              <w:jc w:val="left"/>
-            </w:pPr>
-            <w:r/>
-            <w:r>
-              <w:rPr>
-                <w:b/>
-              </w:rPr>
-              <w:t>Wed 07/10</w:t>
-            </w:r>
-          </w:p>
-        </w:tc>
-        <w:tc>
-          <w:tcPr>
-            <w:tcW w:type="dxa" w:w="864"/>
-            <w:shd w:fill="F8FAFC"/>
-            <w:tcMar>
-              <w:top w:w="100" w:type="dxa"/>
-              <w:bottom w:w="100" w:type="dxa"/>
-              <w:left w:w="120" w:type="dxa"/>
-              <w:right w:w="120" w:type="dxa"/>
-            </w:tcMar>
-            <w:tcBorders>
-              <w:top w:val="single" w:sz="4" w:space="0" w:color="CCCCCC"/>
-              <w:bottom w:val="single" w:sz="4" w:space="0" w:color="CCCCCC"/>
-              <w:left w:val="single" w:sz="4" w:space="0" w:color="CCCCCC"/>
-              <w:right w:val="single" w:sz="4" w:space="0" w:color="CCCCCC"/>
-            </w:tcBorders>
-          </w:tcPr>
-          <w:p>
-            <w:pPr>
-              <w:spacing w:before="60" w:after="60" w:line="252" w:lineRule="auto"/>
-              <w:jc w:val="left"/>
-            </w:pPr>
-            <w:r/>
-            <w:r>
-              <w:t>NY Open 21-23</w:t>
-            </w:r>
-          </w:p>
-        </w:tc>
-        <w:tc>
-          <w:tcPr>
-            <w:tcW w:type="dxa" w:w="1440"/>
-            <w:shd w:fill="F8FAFC"/>
-            <w:tcMar>
-              <w:top w:w="100" w:type="dxa"/>
-              <w:bottom w:w="100" w:type="dxa"/>
-              <w:left w:w="120" w:type="dxa"/>
-              <w:right w:w="120" w:type="dxa"/>
-            </w:tcMar>
-            <w:tcBorders>
-              <w:top w:val="single" w:sz="4" w:space="0" w:color="CCCCCC"/>
-              <w:bottom w:val="single" w:sz="4" w:space="0" w:color="CCCCCC"/>
-              <w:left w:val="single" w:sz="4" w:space="0" w:color="CCCCCC"/>
-              <w:right w:val="single" w:sz="4" w:space="0" w:color="CCCCCC"/>
-            </w:tcBorders>
-          </w:tcPr>
-          <w:p>
-            <w:pPr>
-              <w:spacing w:before="60" w:after="60" w:line="252" w:lineRule="auto"/>
-              <w:jc w:val="left"/>
-            </w:pPr>
-            <w:r/>
-            <w:r>
-              <w:t>506.00</w:t>
-            </w:r>
-          </w:p>
-        </w:tc>
-        <w:tc>
-          <w:tcPr>
-            <w:tcW w:type="dxa" w:w="2016"/>
-            <w:shd w:fill="F8FAFC"/>
-            <w:tcMar>
-              <w:top w:w="100" w:type="dxa"/>
-              <w:bottom w:w="100" w:type="dxa"/>
-              <w:left w:w="120" w:type="dxa"/>
-              <w:right w:w="120" w:type="dxa"/>
-            </w:tcMar>
-            <w:tcBorders>
-              <w:top w:val="single" w:sz="4" w:space="0" w:color="CCCCCC"/>
-              <w:bottom w:val="single" w:sz="4" w:space="0" w:color="CCCCCC"/>
-              <w:left w:val="single" w:sz="4" w:space="0" w:color="CCCCCC"/>
-              <w:right w:val="single" w:sz="4" w:space="0" w:color="CCCCCC"/>
-            </w:tcBorders>
-          </w:tcPr>
-          <w:p>
-            <w:pPr>
-              <w:spacing w:before="60" w:after="60" w:line="252" w:lineRule="auto"/>
-              <w:jc w:val="left"/>
-            </w:pPr>
-            <w:r/>
-            <w:r>
-              <w:t>514.00</w:t>
-            </w:r>
-          </w:p>
-        </w:tc>
-        <w:tc>
-          <w:tcPr>
-            <w:tcW w:type="dxa" w:w="1152"/>
-            <w:shd w:fill="F8FAFC"/>
-            <w:tcMar>
-              <w:top w:w="100" w:type="dxa"/>
-              <w:bottom w:w="100" w:type="dxa"/>
-              <w:left w:w="120" w:type="dxa"/>
-              <w:right w:w="120" w:type="dxa"/>
-            </w:tcMar>
-            <w:tcBorders>
-              <w:top w:val="single" w:sz="4" w:space="0" w:color="CCCCCC"/>
-              <w:bottom w:val="single" w:sz="4" w:space="0" w:color="CCCCCC"/>
-              <w:left w:val="single" w:sz="4" w:space="0" w:color="CCCCCC"/>
-              <w:right w:val="single" w:sz="4" w:space="0" w:color="CCCCCC"/>
-            </w:tcBorders>
-          </w:tcPr>
-          <w:p>
-            <w:pPr>
-              <w:spacing w:before="60" w:after="60" w:line="252" w:lineRule="auto"/>
-              <w:jc w:val="left"/>
-            </w:pPr>
-            <w:r/>
-            <w:r>
-              <w:t>499.00</w:t>
-            </w:r>
-          </w:p>
-        </w:tc>
-        <w:tc>
-          <w:tcPr>
-            <w:tcW w:type="dxa" w:w="1728"/>
-            <w:shd w:fill="F8FAFC"/>
-            <w:tcMar>
-              <w:top w:w="100" w:type="dxa"/>
-              <w:bottom w:w="100" w:type="dxa"/>
-              <w:left w:w="120" w:type="dxa"/>
-              <w:right w:w="120" w:type="dxa"/>
-            </w:tcMar>
-            <w:tcBorders>
-              <w:top w:val="single" w:sz="4" w:space="0" w:color="CCCCCC"/>
-              <w:bottom w:val="single" w:sz="4" w:space="0" w:color="CCCCCC"/>
-              <w:left w:val="single" w:sz="4" w:space="0" w:color="CCCCCC"/>
-              <w:right w:val="single" w:sz="4" w:space="0" w:color="CCCCCC"/>
-            </w:tcBorders>
-          </w:tcPr>
-          <w:p>
-            <w:pPr>
-              <w:spacing w:before="60" w:after="60" w:line="252" w:lineRule="auto"/>
-              <w:jc w:val="left"/>
-            </w:pPr>
-            <w:r/>
-            <w:r>
-              <w:rPr>
-                <w:b/>
-              </w:rPr>
-              <w:t>507.50</w:t>
-            </w:r>
-          </w:p>
-        </w:tc>
-        <w:tc>
-          <w:tcPr>
-            <w:tcW w:type="dxa" w:w="3456"/>
-            <w:shd w:fill="F8FAFC"/>
-            <w:tcMar>
-              <w:top w:w="100" w:type="dxa"/>
-              <w:bottom w:w="100" w:type="dxa"/>
-              <w:left w:w="120" w:type="dxa"/>
-              <w:right w:w="120" w:type="dxa"/>
-            </w:tcMar>
-            <w:tcBorders>
-              <w:top w:val="single" w:sz="4" w:space="0" w:color="CCCCCC"/>
-              <w:bottom w:val="single" w:sz="4" w:space="0" w:color="CCCCCC"/>
-              <w:left w:val="single" w:sz="4" w:space="0" w:color="CCCCCC"/>
-              <w:right w:val="single" w:sz="4" w:space="0" w:color="CCCCCC"/>
-            </w:tcBorders>
-          </w:tcPr>
-          <w:p>
-            <w:pPr>
-              <w:spacing w:before="60" w:after="60" w:line="252" w:lineRule="auto"/>
-              <w:jc w:val="left"/>
-            </w:pPr>
-            <w:r/>
-            <w:r>
-              <w:rPr>
-                <w:b/>
-              </w:rPr>
-              <w:t>+1.50</w:t>
-            </w:r>
-          </w:p>
-        </w:tc>
-        <w:tc>
-          <w:tcPr>
-            <w:tcW w:type="dxa" w:w="1440"/>
-            <w:shd w:fill="F8FAFC"/>
-            <w:tcMar>
-              <w:top w:w="100" w:type="dxa"/>
-              <w:bottom w:w="100" w:type="dxa"/>
-              <w:left w:w="120" w:type="dxa"/>
-              <w:right w:w="120" w:type="dxa"/>
-            </w:tcMar>
-            <w:tcBorders>
-              <w:top w:val="single" w:sz="4" w:space="0" w:color="CCCCCC"/>
-              <w:bottom w:val="single" w:sz="4" w:space="0" w:color="CCCCCC"/>
-              <w:left w:val="single" w:sz="4" w:space="0" w:color="CCCCCC"/>
-              <w:right w:val="single" w:sz="4" w:space="0" w:color="CCCCCC"/>
-            </w:tcBorders>
-          </w:tcPr>
-          <w:p>
-            <w:pPr>
-              <w:spacing w:before="60" w:after="60" w:line="252" w:lineRule="auto"/>
-              <w:jc w:val="left"/>
-            </w:pPr>
-            <w:r/>
-            <w:r>
-              <w:t>BULL</w:t>
-            </w:r>
-          </w:p>
-        </w:tc>
-      </w:tr>
-      <w:tr>
-        <w:tc>
-          <w:tcPr>
-            <w:tcW w:type="dxa" w:w="1584"/>
-            <w:shd w:fill="FFFFFF"/>
-            <w:tcMar>
-              <w:top w:w="100" w:type="dxa"/>
-              <w:bottom w:w="100" w:type="dxa"/>
-              <w:left w:w="120" w:type="dxa"/>
-              <w:right w:w="120" w:type="dxa"/>
-            </w:tcMar>
-            <w:tcBorders>
-              <w:top w:val="single" w:sz="4" w:space="0" w:color="CCCCCC"/>
-              <w:bottom w:val="single" w:sz="4" w:space="0" w:color="CCCCCC"/>
-              <w:left w:val="single" w:sz="4" w:space="0" w:color="CCCCCC"/>
-              <w:right w:val="single" w:sz="4" w:space="0" w:color="CCCCCC"/>
-            </w:tcBorders>
-          </w:tcPr>
-          <w:p>
-            <w:pPr>
-              <w:spacing w:before="60" w:after="60" w:line="252" w:lineRule="auto"/>
-              <w:jc w:val="left"/>
-            </w:pPr>
-            <w:r/>
-            <w:r>
-              <w:rPr>
-                <w:b/>
-              </w:rPr>
-              <w:t>Wed 07/10</w:t>
-            </w:r>
-          </w:p>
-        </w:tc>
-        <w:tc>
-          <w:tcPr>
-            <w:tcW w:type="dxa" w:w="864"/>
-            <w:shd w:fill="FFFFFF"/>
-            <w:tcMar>
-              <w:top w:w="100" w:type="dxa"/>
-              <w:bottom w:w="100" w:type="dxa"/>
-              <w:left w:w="120" w:type="dxa"/>
-              <w:right w:w="120" w:type="dxa"/>
-            </w:tcMar>
-            <w:tcBorders>
-              <w:top w:val="single" w:sz="4" w:space="0" w:color="CCCCCC"/>
-              <w:bottom w:val="single" w:sz="4" w:space="0" w:color="CCCCCC"/>
-              <w:left w:val="single" w:sz="4" w:space="0" w:color="CCCCCC"/>
-              <w:right w:val="single" w:sz="4" w:space="0" w:color="CCCCCC"/>
-            </w:tcBorders>
-          </w:tcPr>
-          <w:p>
-            <w:pPr>
-              <w:spacing w:before="60" w:after="60" w:line="252" w:lineRule="auto"/>
-              <w:jc w:val="left"/>
-            </w:pPr>
-            <w:r/>
-            <w:r>
-              <w:t>NY Close 23-01</w:t>
-            </w:r>
-          </w:p>
-        </w:tc>
-        <w:tc>
-          <w:tcPr>
-            <w:tcW w:type="dxa" w:w="1440"/>
-            <w:shd w:fill="FFFFFF"/>
-            <w:tcMar>
-              <w:top w:w="100" w:type="dxa"/>
-              <w:bottom w:w="100" w:type="dxa"/>
-              <w:left w:w="120" w:type="dxa"/>
-              <w:right w:w="120" w:type="dxa"/>
-            </w:tcMar>
-            <w:tcBorders>
-              <w:top w:val="single" w:sz="4" w:space="0" w:color="CCCCCC"/>
-              <w:bottom w:val="single" w:sz="4" w:space="0" w:color="CCCCCC"/>
-              <w:left w:val="single" w:sz="4" w:space="0" w:color="CCCCCC"/>
-              <w:right w:val="single" w:sz="4" w:space="0" w:color="CCCCCC"/>
-            </w:tcBorders>
-          </w:tcPr>
-          <w:p>
-            <w:pPr>
-              <w:spacing w:before="60" w:after="60" w:line="252" w:lineRule="auto"/>
-              <w:jc w:val="left"/>
-            </w:pPr>
-            <w:r/>
-            <w:r>
-              <w:t>507.50</w:t>
-            </w:r>
-          </w:p>
-        </w:tc>
-        <w:tc>
-          <w:tcPr>
-            <w:tcW w:type="dxa" w:w="2016"/>
-            <w:shd w:fill="FFFFFF"/>
-            <w:tcMar>
-              <w:top w:w="100" w:type="dxa"/>
-              <w:bottom w:w="100" w:type="dxa"/>
-              <w:left w:w="120" w:type="dxa"/>
-              <w:right w:w="120" w:type="dxa"/>
-            </w:tcMar>
-            <w:tcBorders>
-              <w:top w:val="single" w:sz="4" w:space="0" w:color="CCCCCC"/>
-              <w:bottom w:val="single" w:sz="4" w:space="0" w:color="CCCCCC"/>
-              <w:left w:val="single" w:sz="4" w:space="0" w:color="CCCCCC"/>
-              <w:right w:val="single" w:sz="4" w:space="0" w:color="CCCCCC"/>
-            </w:tcBorders>
-          </w:tcPr>
-          <w:p>
-            <w:pPr>
-              <w:spacing w:before="60" w:after="60" w:line="252" w:lineRule="auto"/>
-              <w:jc w:val="left"/>
-            </w:pPr>
-            <w:r/>
-            <w:r>
-              <w:t>512.00</w:t>
-            </w:r>
-          </w:p>
-        </w:tc>
-        <w:tc>
-          <w:tcPr>
-            <w:tcW w:type="dxa" w:w="1152"/>
-            <w:shd w:fill="FFFFFF"/>
-            <w:tcMar>
-              <w:top w:w="100" w:type="dxa"/>
-              <w:bottom w:w="100" w:type="dxa"/>
-              <w:left w:w="120" w:type="dxa"/>
-              <w:right w:w="120" w:type="dxa"/>
-            </w:tcMar>
-            <w:tcBorders>
-              <w:top w:val="single" w:sz="4" w:space="0" w:color="CCCCCC"/>
-              <w:bottom w:val="single" w:sz="4" w:space="0" w:color="CCCCCC"/>
-              <w:left w:val="single" w:sz="4" w:space="0" w:color="CCCCCC"/>
-              <w:right w:val="single" w:sz="4" w:space="0" w:color="CCCCCC"/>
-            </w:tcBorders>
-          </w:tcPr>
-          <w:p>
-            <w:pPr>
-              <w:spacing w:before="60" w:after="60" w:line="252" w:lineRule="auto"/>
-              <w:jc w:val="left"/>
-            </w:pPr>
-            <w:r/>
-            <w:r>
-              <w:t>503.25</w:t>
-            </w:r>
-          </w:p>
-        </w:tc>
-        <w:tc>
-          <w:tcPr>
-            <w:tcW w:type="dxa" w:w="1728"/>
-            <w:shd w:fill="FFFFFF"/>
-            <w:tcMar>
-              <w:top w:w="100" w:type="dxa"/>
-              <w:bottom w:w="100" w:type="dxa"/>
-              <w:left w:w="120" w:type="dxa"/>
-              <w:right w:w="120" w:type="dxa"/>
-            </w:tcMar>
-            <w:tcBorders>
-              <w:top w:val="single" w:sz="4" w:space="0" w:color="CCCCCC"/>
-              <w:bottom w:val="single" w:sz="4" w:space="0" w:color="CCCCCC"/>
-              <w:left w:val="single" w:sz="4" w:space="0" w:color="CCCCCC"/>
-              <w:right w:val="single" w:sz="4" w:space="0" w:color="CCCCCC"/>
-            </w:tcBorders>
-          </w:tcPr>
-          <w:p>
-            <w:pPr>
-              <w:spacing w:before="60" w:after="60" w:line="252" w:lineRule="auto"/>
-              <w:jc w:val="left"/>
-            </w:pPr>
-            <w:r/>
-            <w:r>
-              <w:rPr>
-                <w:b/>
-              </w:rPr>
-              <w:t>507.00</w:t>
-            </w:r>
-          </w:p>
-        </w:tc>
-        <w:tc>
-          <w:tcPr>
-            <w:tcW w:type="dxa" w:w="3456"/>
-            <w:shd w:fill="FFFFFF"/>
-            <w:tcMar>
-              <w:top w:w="100" w:type="dxa"/>
-              <w:bottom w:w="100" w:type="dxa"/>
-              <w:left w:w="120" w:type="dxa"/>
-              <w:right w:w="120" w:type="dxa"/>
-            </w:tcMar>
-            <w:tcBorders>
-              <w:top w:val="single" w:sz="4" w:space="0" w:color="CCCCCC"/>
-              <w:bottom w:val="single" w:sz="4" w:space="0" w:color="CCCCCC"/>
-              <w:left w:val="single" w:sz="4" w:space="0" w:color="CCCCCC"/>
-              <w:right w:val="single" w:sz="4" w:space="0" w:color="CCCCCC"/>
-            </w:tcBorders>
-          </w:tcPr>
-          <w:p>
-            <w:pPr>
-              <w:spacing w:before="60" w:after="60" w:line="252" w:lineRule="auto"/>
-              <w:jc w:val="left"/>
-            </w:pPr>
-            <w:r/>
-            <w:r>
-              <w:rPr>
-                <w:b/>
-              </w:rPr>
-              <w:t>-0.50</w:t>
-            </w:r>
-          </w:p>
-        </w:tc>
-        <w:tc>
-          <w:tcPr>
-            <w:tcW w:type="dxa" w:w="1440"/>
-            <w:shd w:fill="FFFFFF"/>
-            <w:tcMar>
-              <w:top w:w="100" w:type="dxa"/>
-              <w:bottom w:w="100" w:type="dxa"/>
-              <w:left w:w="120" w:type="dxa"/>
-              <w:right w:w="120" w:type="dxa"/>
-            </w:tcMar>
-            <w:tcBorders>
-              <w:top w:val="single" w:sz="4" w:space="0" w:color="CCCCCC"/>
-              <w:bottom w:val="single" w:sz="4" w:space="0" w:color="CCCCCC"/>
-              <w:left w:val="single" w:sz="4" w:space="0" w:color="CCCCCC"/>
-              <w:right w:val="single" w:sz="4" w:space="0" w:color="CCCCCC"/>
-            </w:tcBorders>
-          </w:tcPr>
-          <w:p>
-            <w:pPr>
-              <w:spacing w:before="60" w:after="60" w:line="252" w:lineRule="auto"/>
-              <w:jc w:val="left"/>
-            </w:pPr>
-            <w:r/>
-            <w:r>
-              <w:t>BEAR</w:t>
-            </w:r>
-          </w:p>
-        </w:tc>
-      </w:tr>
-      <w:tr>
-        <w:tc>
-          <w:tcPr>
-            <w:tcW w:type="dxa" w:w="1584"/>
-            <w:shd w:fill="F8FAFC"/>
-            <w:tcMar>
-              <w:top w:w="100" w:type="dxa"/>
-              <w:bottom w:w="100" w:type="dxa"/>
-              <w:left w:w="120" w:type="dxa"/>
-              <w:right w:w="120" w:type="dxa"/>
-            </w:tcMar>
-            <w:tcBorders>
-              <w:top w:val="single" w:sz="4" w:space="0" w:color="CCCCCC"/>
-              <w:bottom w:val="single" w:sz="4" w:space="0" w:color="CCCCCC"/>
-              <w:left w:val="single" w:sz="4" w:space="0" w:color="CCCCCC"/>
-              <w:right w:val="single" w:sz="4" w:space="0" w:color="CCCCCC"/>
-            </w:tcBorders>
-          </w:tcPr>
-          <w:p>
-            <w:pPr>
-              <w:spacing w:before="60" w:after="60" w:line="252" w:lineRule="auto"/>
-              <w:jc w:val="left"/>
-            </w:pPr>
-            <w:r/>
-            <w:r>
-              <w:rPr>
-                <w:b/>
-              </w:rPr>
-              <w:t>Thu 08/10</w:t>
-            </w:r>
-          </w:p>
-        </w:tc>
-        <w:tc>
-          <w:tcPr>
-            <w:tcW w:type="dxa" w:w="864"/>
-            <w:shd w:fill="F8FAFC"/>
-            <w:tcMar>
-              <w:top w:w="100" w:type="dxa"/>
-              <w:bottom w:w="100" w:type="dxa"/>
-              <w:left w:w="120" w:type="dxa"/>
-              <w:right w:w="120" w:type="dxa"/>
-            </w:tcMar>
-            <w:tcBorders>
-              <w:top w:val="single" w:sz="4" w:space="0" w:color="CCCCCC"/>
-              <w:bottom w:val="single" w:sz="4" w:space="0" w:color="CCCCCC"/>
-              <w:left w:val="single" w:sz="4" w:space="0" w:color="CCCCCC"/>
-              <w:right w:val="single" w:sz="4" w:space="0" w:color="CCCCCC"/>
-            </w:tcBorders>
-          </w:tcPr>
-          <w:p>
-            <w:pPr>
-              <w:spacing w:before="60" w:after="60" w:line="252" w:lineRule="auto"/>
-              <w:jc w:val="left"/>
-            </w:pPr>
-            <w:r/>
-            <w:r>
-              <w:t>Asia 07-11</w:t>
-            </w:r>
-          </w:p>
-        </w:tc>
-        <w:tc>
-          <w:tcPr>
-            <w:tcW w:type="dxa" w:w="1440"/>
-            <w:shd w:fill="F8FAFC"/>
-            <w:tcMar>
-              <w:top w:w="100" w:type="dxa"/>
-              <w:bottom w:w="100" w:type="dxa"/>
-              <w:left w:w="120" w:type="dxa"/>
-              <w:right w:w="120" w:type="dxa"/>
-            </w:tcMar>
-            <w:tcBorders>
-              <w:top w:val="single" w:sz="4" w:space="0" w:color="CCCCCC"/>
-              <w:bottom w:val="single" w:sz="4" w:space="0" w:color="CCCCCC"/>
-              <w:left w:val="single" w:sz="4" w:space="0" w:color="CCCCCC"/>
-              <w:right w:val="single" w:sz="4" w:space="0" w:color="CCCCCC"/>
-            </w:tcBorders>
-          </w:tcPr>
-          <w:p>
-            <w:pPr>
-              <w:spacing w:before="60" w:after="60" w:line="252" w:lineRule="auto"/>
-              <w:jc w:val="left"/>
-            </w:pPr>
-            <w:r/>
-            <w:r>
-              <w:t>507.00</w:t>
-            </w:r>
-          </w:p>
-        </w:tc>
-        <w:tc>
-          <w:tcPr>
-            <w:tcW w:type="dxa" w:w="2016"/>
-            <w:shd w:fill="F8FAFC"/>
-            <w:tcMar>
-              <w:top w:w="100" w:type="dxa"/>
-              <w:bottom w:w="100" w:type="dxa"/>
-              <w:left w:w="120" w:type="dxa"/>
-              <w:right w:w="120" w:type="dxa"/>
-            </w:tcMar>
-            <w:tcBorders>
-              <w:top w:val="single" w:sz="4" w:space="0" w:color="CCCCCC"/>
-              <w:bottom w:val="single" w:sz="4" w:space="0" w:color="CCCCCC"/>
-              <w:left w:val="single" w:sz="4" w:space="0" w:color="CCCCCC"/>
-              <w:right w:val="single" w:sz="4" w:space="0" w:color="CCCCCC"/>
-            </w:tcBorders>
-          </w:tcPr>
-          <w:p>
-            <w:pPr>
-              <w:spacing w:before="60" w:after="60" w:line="252" w:lineRule="auto"/>
-              <w:jc w:val="left"/>
-            </w:pPr>
-            <w:r/>
-            <w:r>
-              <w:t>509.25</w:t>
-            </w:r>
-          </w:p>
-        </w:tc>
-        <w:tc>
-          <w:tcPr>
-            <w:tcW w:type="dxa" w:w="1152"/>
-            <w:shd w:fill="F8FAFC"/>
-            <w:tcMar>
-              <w:top w:w="100" w:type="dxa"/>
-              <w:bottom w:w="100" w:type="dxa"/>
-              <w:left w:w="120" w:type="dxa"/>
-              <w:right w:w="120" w:type="dxa"/>
-            </w:tcMar>
-            <w:tcBorders>
-              <w:top w:val="single" w:sz="4" w:space="0" w:color="CCCCCC"/>
-              <w:bottom w:val="single" w:sz="4" w:space="0" w:color="CCCCCC"/>
-              <w:left w:val="single" w:sz="4" w:space="0" w:color="CCCCCC"/>
-              <w:right w:val="single" w:sz="4" w:space="0" w:color="CCCCCC"/>
-            </w:tcBorders>
-          </w:tcPr>
-          <w:p>
-            <w:pPr>
-              <w:spacing w:before="60" w:after="60" w:line="252" w:lineRule="auto"/>
-              <w:jc w:val="left"/>
-            </w:pPr>
-            <w:r/>
-            <w:r>
-              <w:t>504.25</w:t>
-            </w:r>
-          </w:p>
-        </w:tc>
-        <w:tc>
-          <w:tcPr>
-            <w:tcW w:type="dxa" w:w="1728"/>
-            <w:shd w:fill="F8FAFC"/>
-            <w:tcMar>
-              <w:top w:w="100" w:type="dxa"/>
-              <w:bottom w:w="100" w:type="dxa"/>
-              <w:left w:w="120" w:type="dxa"/>
-              <w:right w:w="120" w:type="dxa"/>
-            </w:tcMar>
-            <w:tcBorders>
-              <w:top w:val="single" w:sz="4" w:space="0" w:color="CCCCCC"/>
-              <w:bottom w:val="single" w:sz="4" w:space="0" w:color="CCCCCC"/>
-              <w:left w:val="single" w:sz="4" w:space="0" w:color="CCCCCC"/>
-              <w:right w:val="single" w:sz="4" w:space="0" w:color="CCCCCC"/>
-            </w:tcBorders>
-          </w:tcPr>
-          <w:p>
-            <w:pPr>
-              <w:spacing w:before="60" w:after="60" w:line="252" w:lineRule="auto"/>
-              <w:jc w:val="left"/>
-            </w:pPr>
-            <w:r/>
-            <w:r>
-              <w:rPr>
-                <w:b/>
-              </w:rPr>
-              <w:t>506.75</w:t>
-            </w:r>
-          </w:p>
-        </w:tc>
-        <w:tc>
-          <w:tcPr>
-            <w:tcW w:type="dxa" w:w="3456"/>
-            <w:shd w:fill="F8FAFC"/>
-            <w:tcMar>
-              <w:top w:w="100" w:type="dxa"/>
-              <w:bottom w:w="100" w:type="dxa"/>
-              <w:left w:w="120" w:type="dxa"/>
-              <w:right w:w="120" w:type="dxa"/>
-            </w:tcMar>
-            <w:tcBorders>
-              <w:top w:val="single" w:sz="4" w:space="0" w:color="CCCCCC"/>
-              <w:bottom w:val="single" w:sz="4" w:space="0" w:color="CCCCCC"/>
-              <w:left w:val="single" w:sz="4" w:space="0" w:color="CCCCCC"/>
-              <w:right w:val="single" w:sz="4" w:space="0" w:color="CCCCCC"/>
-            </w:tcBorders>
-          </w:tcPr>
-          <w:p>
-            <w:pPr>
-              <w:spacing w:before="60" w:after="60" w:line="252" w:lineRule="auto"/>
-              <w:jc w:val="left"/>
-            </w:pPr>
-            <w:r/>
-            <w:r>
-              <w:rPr>
-                <w:b/>
-              </w:rPr>
-              <w:t>-0.25</w:t>
-            </w:r>
-          </w:p>
-        </w:tc>
-        <w:tc>
-          <w:tcPr>
-            <w:tcW w:type="dxa" w:w="1440"/>
-            <w:shd w:fill="F8FAFC"/>
-            <w:tcMar>
-              <w:top w:w="100" w:type="dxa"/>
-              <w:bottom w:w="100" w:type="dxa"/>
-              <w:left w:w="120" w:type="dxa"/>
-              <w:right w:w="120" w:type="dxa"/>
-            </w:tcMar>
-            <w:tcBorders>
-              <w:top w:val="single" w:sz="4" w:space="0" w:color="CCCCCC"/>
-              <w:bottom w:val="single" w:sz="4" w:space="0" w:color="CCCCCC"/>
-              <w:left w:val="single" w:sz="4" w:space="0" w:color="CCCCCC"/>
-              <w:right w:val="single" w:sz="4" w:space="0" w:color="CCCCCC"/>
-            </w:tcBorders>
-          </w:tcPr>
-          <w:p>
-            <w:pPr>
-              <w:spacing w:before="60" w:after="60" w:line="252" w:lineRule="auto"/>
-              <w:jc w:val="left"/>
-            </w:pPr>
-            <w:r/>
-            <w:r>
-              <w:t>BEAR</w:t>
-            </w:r>
-          </w:p>
-        </w:tc>
-      </w:tr>
-      <w:tr>
-        <w:tc>
-          <w:tcPr>
-            <w:tcW w:type="dxa" w:w="1584"/>
-            <w:shd w:fill="FFFFFF"/>
-            <w:tcMar>
-              <w:top w:w="100" w:type="dxa"/>
-              <w:bottom w:w="100" w:type="dxa"/>
-              <w:left w:w="120" w:type="dxa"/>
-              <w:right w:w="120" w:type="dxa"/>
-            </w:tcMar>
-            <w:tcBorders>
-              <w:top w:val="single" w:sz="4" w:space="0" w:color="CCCCCC"/>
-              <w:bottom w:val="single" w:sz="4" w:space="0" w:color="CCCCCC"/>
-              <w:left w:val="single" w:sz="4" w:space="0" w:color="CCCCCC"/>
-              <w:right w:val="single" w:sz="4" w:space="0" w:color="CCCCCC"/>
-            </w:tcBorders>
-          </w:tcPr>
-          <w:p>
-            <w:pPr>
-              <w:spacing w:before="60" w:after="60" w:line="252" w:lineRule="auto"/>
-              <w:jc w:val="left"/>
-            </w:pPr>
-            <w:r/>
-            <w:r>
-              <w:rPr>
-                <w:b/>
-              </w:rPr>
-              <w:t>Thu 08/10</w:t>
-            </w:r>
-          </w:p>
-        </w:tc>
-        <w:tc>
-          <w:tcPr>
-            <w:tcW w:type="dxa" w:w="864"/>
-            <w:shd w:fill="FFFFFF"/>
-            <w:tcMar>
-              <w:top w:w="100" w:type="dxa"/>
-              <w:bottom w:w="100" w:type="dxa"/>
-              <w:left w:w="120" w:type="dxa"/>
-              <w:right w:w="120" w:type="dxa"/>
-            </w:tcMar>
-            <w:tcBorders>
-              <w:top w:val="single" w:sz="4" w:space="0" w:color="CCCCCC"/>
-              <w:bottom w:val="single" w:sz="4" w:space="0" w:color="CCCCCC"/>
-              <w:left w:val="single" w:sz="4" w:space="0" w:color="CCCCCC"/>
-              <w:right w:val="single" w:sz="4" w:space="0" w:color="CCCCCC"/>
-            </w:tcBorders>
-          </w:tcPr>
-          <w:p>
-            <w:pPr>
-              <w:spacing w:before="60" w:after="60" w:line="252" w:lineRule="auto"/>
-              <w:jc w:val="left"/>
-            </w:pPr>
-            <w:r/>
-            <w:r>
-              <w:t>Asia 11-15</w:t>
-            </w:r>
-          </w:p>
-        </w:tc>
-        <w:tc>
-          <w:tcPr>
-            <w:tcW w:type="dxa" w:w="1440"/>
-            <w:shd w:fill="FFFFFF"/>
-            <w:tcMar>
-              <w:top w:w="100" w:type="dxa"/>
-              <w:bottom w:w="100" w:type="dxa"/>
-              <w:left w:w="120" w:type="dxa"/>
-              <w:right w:w="120" w:type="dxa"/>
-            </w:tcMar>
-            <w:tcBorders>
-              <w:top w:val="single" w:sz="4" w:space="0" w:color="CCCCCC"/>
-              <w:bottom w:val="single" w:sz="4" w:space="0" w:color="CCCCCC"/>
-              <w:left w:val="single" w:sz="4" w:space="0" w:color="CCCCCC"/>
-              <w:right w:val="single" w:sz="4" w:space="0" w:color="CCCCCC"/>
-            </w:tcBorders>
-          </w:tcPr>
-          <w:p>
-            <w:pPr>
-              <w:spacing w:before="60" w:after="60" w:line="252" w:lineRule="auto"/>
-              <w:jc w:val="left"/>
-            </w:pPr>
-            <w:r/>
-            <w:r>
-              <w:t>506.75</w:t>
-            </w:r>
-          </w:p>
-        </w:tc>
-        <w:tc>
-          <w:tcPr>
-            <w:tcW w:type="dxa" w:w="2016"/>
-            <w:shd w:fill="FFFFFF"/>
-            <w:tcMar>
-              <w:top w:w="100" w:type="dxa"/>
-              <w:bottom w:w="100" w:type="dxa"/>
-              <w:left w:w="120" w:type="dxa"/>
-              <w:right w:w="120" w:type="dxa"/>
-            </w:tcMar>
-            <w:tcBorders>
-              <w:top w:val="single" w:sz="4" w:space="0" w:color="CCCCCC"/>
-              <w:bottom w:val="single" w:sz="4" w:space="0" w:color="CCCCCC"/>
-              <w:left w:val="single" w:sz="4" w:space="0" w:color="CCCCCC"/>
-              <w:right w:val="single" w:sz="4" w:space="0" w:color="CCCCCC"/>
-            </w:tcBorders>
-          </w:tcPr>
-          <w:p>
-            <w:pPr>
-              <w:spacing w:before="60" w:after="60" w:line="252" w:lineRule="auto"/>
-              <w:jc w:val="left"/>
-            </w:pPr>
-            <w:r/>
-            <w:r>
-              <w:t>508.75</w:t>
-            </w:r>
-          </w:p>
-        </w:tc>
-        <w:tc>
-          <w:tcPr>
-            <w:tcW w:type="dxa" w:w="1152"/>
-            <w:shd w:fill="FFFFFF"/>
-            <w:tcMar>
-              <w:top w:w="100" w:type="dxa"/>
-              <w:bottom w:w="100" w:type="dxa"/>
-              <w:left w:w="120" w:type="dxa"/>
-              <w:right w:w="120" w:type="dxa"/>
-            </w:tcMar>
-            <w:tcBorders>
-              <w:top w:val="single" w:sz="4" w:space="0" w:color="CCCCCC"/>
-              <w:bottom w:val="single" w:sz="4" w:space="0" w:color="CCCCCC"/>
-              <w:left w:val="single" w:sz="4" w:space="0" w:color="CCCCCC"/>
-              <w:right w:val="single" w:sz="4" w:space="0" w:color="CCCCCC"/>
-            </w:tcBorders>
-          </w:tcPr>
-          <w:p>
-            <w:pPr>
-              <w:spacing w:before="60" w:after="60" w:line="252" w:lineRule="auto"/>
-              <w:jc w:val="left"/>
-            </w:pPr>
-            <w:r/>
-            <w:r>
-              <w:t>502.25</w:t>
-            </w:r>
-          </w:p>
-        </w:tc>
-        <w:tc>
-          <w:tcPr>
-            <w:tcW w:type="dxa" w:w="1728"/>
-            <w:shd w:fill="FFFFFF"/>
-            <w:tcMar>
-              <w:top w:w="100" w:type="dxa"/>
-              <w:bottom w:w="100" w:type="dxa"/>
-              <w:left w:w="120" w:type="dxa"/>
-              <w:right w:w="120" w:type="dxa"/>
-            </w:tcMar>
-            <w:tcBorders>
-              <w:top w:val="single" w:sz="4" w:space="0" w:color="CCCCCC"/>
-              <w:bottom w:val="single" w:sz="4" w:space="0" w:color="CCCCCC"/>
-              <w:left w:val="single" w:sz="4" w:space="0" w:color="CCCCCC"/>
-              <w:right w:val="single" w:sz="4" w:space="0" w:color="CCCCCC"/>
-            </w:tcBorders>
-          </w:tcPr>
-          <w:p>
-            <w:pPr>
-              <w:spacing w:before="60" w:after="60" w:line="252" w:lineRule="auto"/>
-              <w:jc w:val="left"/>
-            </w:pPr>
-            <w:r/>
-            <w:r>
-              <w:rPr>
-                <w:b/>
-              </w:rPr>
-              <w:t>507.00</w:t>
-            </w:r>
-          </w:p>
-        </w:tc>
-        <w:tc>
-          <w:tcPr>
-            <w:tcW w:type="dxa" w:w="3456"/>
-            <w:shd w:fill="FFFFFF"/>
-            <w:tcMar>
-              <w:top w:w="100" w:type="dxa"/>
-              <w:bottom w:w="100" w:type="dxa"/>
-              <w:left w:w="120" w:type="dxa"/>
-              <w:right w:w="120" w:type="dxa"/>
-            </w:tcMar>
-            <w:tcBorders>
-              <w:top w:val="single" w:sz="4" w:space="0" w:color="CCCCCC"/>
-              <w:bottom w:val="single" w:sz="4" w:space="0" w:color="CCCCCC"/>
-              <w:left w:val="single" w:sz="4" w:space="0" w:color="CCCCCC"/>
-              <w:right w:val="single" w:sz="4" w:space="0" w:color="CCCCCC"/>
-            </w:tcBorders>
-          </w:tcPr>
-          <w:p>
-            <w:pPr>
-              <w:spacing w:before="60" w:after="60" w:line="252" w:lineRule="auto"/>
-              <w:jc w:val="left"/>
-            </w:pPr>
-            <w:r/>
-            <w:r>
-              <w:rPr>
-                <w:b/>
-              </w:rPr>
-              <w:t>+0.25</w:t>
-            </w:r>
-          </w:p>
-        </w:tc>
-        <w:tc>
-          <w:tcPr>
-            <w:tcW w:type="dxa" w:w="1440"/>
-            <w:shd w:fill="FFFFFF"/>
-            <w:tcMar>
-              <w:top w:w="100" w:type="dxa"/>
-              <w:bottom w:w="100" w:type="dxa"/>
-              <w:left w:w="120" w:type="dxa"/>
-              <w:right w:w="120" w:type="dxa"/>
-            </w:tcMar>
-            <w:tcBorders>
-              <w:top w:val="single" w:sz="4" w:space="0" w:color="CCCCCC"/>
-              <w:bottom w:val="single" w:sz="4" w:space="0" w:color="CCCCCC"/>
-              <w:left w:val="single" w:sz="4" w:space="0" w:color="CCCCCC"/>
-              <w:right w:val="single" w:sz="4" w:space="0" w:color="CCCCCC"/>
-            </w:tcBorders>
-          </w:tcPr>
-          <w:p>
-            <w:pPr>
-              <w:spacing w:before="60" w:after="60" w:line="252" w:lineRule="auto"/>
-              <w:jc w:val="left"/>
-            </w:pPr>
-            <w:r/>
-            <w:r>
-              <w:t>BULL</w:t>
-            </w:r>
-          </w:p>
-        </w:tc>
-      </w:tr>
-      <w:tr>
-        <w:tc>
-          <w:tcPr>
-            <w:tcW w:type="dxa" w:w="1584"/>
-            <w:shd w:fill="F8FAFC"/>
-            <w:tcMar>
-              <w:top w:w="100" w:type="dxa"/>
-              <w:bottom w:w="100" w:type="dxa"/>
-              <w:left w:w="120" w:type="dxa"/>
-              <w:right w:w="120" w:type="dxa"/>
-            </w:tcMar>
-            <w:tcBorders>
-              <w:top w:val="single" w:sz="4" w:space="0" w:color="CCCCCC"/>
-              <w:bottom w:val="single" w:sz="4" w:space="0" w:color="CCCCCC"/>
-              <w:left w:val="single" w:sz="4" w:space="0" w:color="CCCCCC"/>
-              <w:right w:val="single" w:sz="4" w:space="0" w:color="CCCCCC"/>
-            </w:tcBorders>
-          </w:tcPr>
-          <w:p>
-            <w:pPr>
-              <w:spacing w:before="60" w:after="60" w:line="252" w:lineRule="auto"/>
-              <w:jc w:val="left"/>
-            </w:pPr>
-            <w:r/>
-            <w:r>
-              <w:rPr>
-                <w:b/>
-              </w:rPr>
-              <w:t>Thu 08/10</w:t>
-            </w:r>
-          </w:p>
-        </w:tc>
-        <w:tc>
-          <w:tcPr>
-            <w:tcW w:type="dxa" w:w="864"/>
-            <w:shd w:fill="F8FAFC"/>
-            <w:tcMar>
-              <w:top w:w="100" w:type="dxa"/>
-              <w:bottom w:w="100" w:type="dxa"/>
-              <w:left w:w="120" w:type="dxa"/>
-              <w:right w:w="120" w:type="dxa"/>
-            </w:tcMar>
-            <w:tcBorders>
-              <w:top w:val="single" w:sz="4" w:space="0" w:color="CCCCCC"/>
-              <w:bottom w:val="single" w:sz="4" w:space="0" w:color="CCCCCC"/>
-              <w:left w:val="single" w:sz="4" w:space="0" w:color="CCCCCC"/>
-              <w:right w:val="single" w:sz="4" w:space="0" w:color="CCCCCC"/>
-            </w:tcBorders>
-          </w:tcPr>
-          <w:p>
-            <w:pPr>
-              <w:spacing w:before="60" w:after="60" w:line="252" w:lineRule="auto"/>
-              <w:jc w:val="left"/>
-            </w:pPr>
-            <w:r/>
-            <w:r>
-              <w:t>London 15-19</w:t>
-            </w:r>
-          </w:p>
-        </w:tc>
-        <w:tc>
-          <w:tcPr>
-            <w:tcW w:type="dxa" w:w="1440"/>
-            <w:shd w:fill="F8FAFC"/>
-            <w:tcMar>
-              <w:top w:w="100" w:type="dxa"/>
-              <w:bottom w:w="100" w:type="dxa"/>
-              <w:left w:w="120" w:type="dxa"/>
-              <w:right w:w="120" w:type="dxa"/>
-            </w:tcMar>
-            <w:tcBorders>
-              <w:top w:val="single" w:sz="4" w:space="0" w:color="CCCCCC"/>
-              <w:bottom w:val="single" w:sz="4" w:space="0" w:color="CCCCCC"/>
-              <w:left w:val="single" w:sz="4" w:space="0" w:color="CCCCCC"/>
-              <w:right w:val="single" w:sz="4" w:space="0" w:color="CCCCCC"/>
-            </w:tcBorders>
-          </w:tcPr>
-          <w:p>
-            <w:pPr>
-              <w:spacing w:before="60" w:after="60" w:line="252" w:lineRule="auto"/>
-              <w:jc w:val="left"/>
-            </w:pPr>
-            <w:r/>
-            <w:r>
-              <w:t>507.00</w:t>
-            </w:r>
-          </w:p>
-        </w:tc>
-        <w:tc>
-          <w:tcPr>
-            <w:tcW w:type="dxa" w:w="2016"/>
-            <w:shd w:fill="F8FAFC"/>
-            <w:tcMar>
-              <w:top w:w="100" w:type="dxa"/>
-              <w:bottom w:w="100" w:type="dxa"/>
-              <w:left w:w="120" w:type="dxa"/>
-              <w:right w:w="120" w:type="dxa"/>
-            </w:tcMar>
-            <w:tcBorders>
-              <w:top w:val="single" w:sz="4" w:space="0" w:color="CCCCCC"/>
-              <w:bottom w:val="single" w:sz="4" w:space="0" w:color="CCCCCC"/>
-              <w:left w:val="single" w:sz="4" w:space="0" w:color="CCCCCC"/>
-              <w:right w:val="single" w:sz="4" w:space="0" w:color="CCCCCC"/>
-            </w:tcBorders>
-          </w:tcPr>
-          <w:p>
-            <w:pPr>
-              <w:spacing w:before="60" w:after="60" w:line="252" w:lineRule="auto"/>
-              <w:jc w:val="left"/>
-            </w:pPr>
-            <w:r/>
-            <w:r>
-              <w:t>510.75</w:t>
-            </w:r>
-          </w:p>
-        </w:tc>
-        <w:tc>
-          <w:tcPr>
-            <w:tcW w:type="dxa" w:w="1152"/>
-            <w:shd w:fill="F8FAFC"/>
-            <w:tcMar>
-              <w:top w:w="100" w:type="dxa"/>
-              <w:bottom w:w="100" w:type="dxa"/>
-              <w:left w:w="120" w:type="dxa"/>
-              <w:right w:w="120" w:type="dxa"/>
-            </w:tcMar>
-            <w:tcBorders>
-              <w:top w:val="single" w:sz="4" w:space="0" w:color="CCCCCC"/>
-              <w:bottom w:val="single" w:sz="4" w:space="0" w:color="CCCCCC"/>
-              <w:left w:val="single" w:sz="4" w:space="0" w:color="CCCCCC"/>
-              <w:right w:val="single" w:sz="4" w:space="0" w:color="CCCCCC"/>
-            </w:tcBorders>
-          </w:tcPr>
-          <w:p>
-            <w:pPr>
-              <w:spacing w:before="60" w:after="60" w:line="252" w:lineRule="auto"/>
-              <w:jc w:val="left"/>
-            </w:pPr>
-            <w:r/>
-            <w:r>
-              <w:t>504.25</w:t>
-            </w:r>
-          </w:p>
-        </w:tc>
-        <w:tc>
-          <w:tcPr>
-            <w:tcW w:type="dxa" w:w="1728"/>
-            <w:shd w:fill="F8FAFC"/>
-            <w:tcMar>
-              <w:top w:w="100" w:type="dxa"/>
-              <w:bottom w:w="100" w:type="dxa"/>
-              <w:left w:w="120" w:type="dxa"/>
-              <w:right w:w="120" w:type="dxa"/>
-            </w:tcMar>
-            <w:tcBorders>
-              <w:top w:val="single" w:sz="4" w:space="0" w:color="CCCCCC"/>
-              <w:bottom w:val="single" w:sz="4" w:space="0" w:color="CCCCCC"/>
-              <w:left w:val="single" w:sz="4" w:space="0" w:color="CCCCCC"/>
-              <w:right w:val="single" w:sz="4" w:space="0" w:color="CCCCCC"/>
-            </w:tcBorders>
-          </w:tcPr>
-          <w:p>
-            <w:pPr>
-              <w:spacing w:before="60" w:after="60" w:line="252" w:lineRule="auto"/>
-              <w:jc w:val="left"/>
-            </w:pPr>
-            <w:r/>
-            <w:r>
-              <w:rPr>
-                <w:b/>
-              </w:rPr>
-              <w:t>507.50</w:t>
-            </w:r>
-          </w:p>
-        </w:tc>
-        <w:tc>
-          <w:tcPr>
-            <w:tcW w:type="dxa" w:w="3456"/>
-            <w:shd w:fill="F8FAFC"/>
-            <w:tcMar>
-              <w:top w:w="100" w:type="dxa"/>
-              <w:bottom w:w="100" w:type="dxa"/>
-              <w:left w:w="120" w:type="dxa"/>
-              <w:right w:w="120" w:type="dxa"/>
-            </w:tcMar>
-            <w:tcBorders>
-              <w:top w:val="single" w:sz="4" w:space="0" w:color="CCCCCC"/>
-              <w:bottom w:val="single" w:sz="4" w:space="0" w:color="CCCCCC"/>
-              <w:left w:val="single" w:sz="4" w:space="0" w:color="CCCCCC"/>
-              <w:right w:val="single" w:sz="4" w:space="0" w:color="CCCCCC"/>
-            </w:tcBorders>
-          </w:tcPr>
-          <w:p>
-            <w:pPr>
-              <w:spacing w:before="60" w:after="60" w:line="252" w:lineRule="auto"/>
-              <w:jc w:val="left"/>
-            </w:pPr>
-            <w:r/>
-            <w:r>
-              <w:rPr>
-                <w:b/>
-              </w:rPr>
-              <w:t>+0.50</w:t>
-            </w:r>
-          </w:p>
-        </w:tc>
-        <w:tc>
-          <w:tcPr>
-            <w:tcW w:type="dxa" w:w="1440"/>
-            <w:shd w:fill="F8FAFC"/>
-            <w:tcMar>
-              <w:top w:w="100" w:type="dxa"/>
-              <w:bottom w:w="100" w:type="dxa"/>
-              <w:left w:w="120" w:type="dxa"/>
-              <w:right w:w="120" w:type="dxa"/>
-            </w:tcMar>
-            <w:tcBorders>
-              <w:top w:val="single" w:sz="4" w:space="0" w:color="CCCCCC"/>
-              <w:bottom w:val="single" w:sz="4" w:space="0" w:color="CCCCCC"/>
-              <w:left w:val="single" w:sz="4" w:space="0" w:color="CCCCCC"/>
-              <w:right w:val="single" w:sz="4" w:space="0" w:color="CCCCCC"/>
-            </w:tcBorders>
-          </w:tcPr>
-          <w:p>
-            <w:pPr>
-              <w:spacing w:before="60" w:after="60" w:line="252" w:lineRule="auto"/>
-              <w:jc w:val="left"/>
-            </w:pPr>
-            <w:r/>
-            <w:r>
-              <w:t>BULL</w:t>
-            </w:r>
-          </w:p>
-        </w:tc>
-      </w:tr>
-      <w:tr>
-        <w:tc>
-          <w:tcPr>
-            <w:tcW w:type="dxa" w:w="1584"/>
-            <w:shd w:fill="FFFFFF"/>
-            <w:tcMar>
-              <w:top w:w="100" w:type="dxa"/>
-              <w:bottom w:w="100" w:type="dxa"/>
-              <w:left w:w="120" w:type="dxa"/>
-              <w:right w:w="120" w:type="dxa"/>
-            </w:tcMar>
-            <w:tcBorders>
-              <w:top w:val="single" w:sz="4" w:space="0" w:color="CCCCCC"/>
-              <w:bottom w:val="single" w:sz="4" w:space="0" w:color="CCCCCC"/>
-              <w:left w:val="single" w:sz="4" w:space="0" w:color="CCCCCC"/>
-              <w:right w:val="single" w:sz="4" w:space="0" w:color="CCCCCC"/>
-            </w:tcBorders>
-          </w:tcPr>
-          <w:p>
-            <w:pPr>
-              <w:spacing w:before="60" w:after="60" w:line="252" w:lineRule="auto"/>
-              <w:jc w:val="left"/>
-            </w:pPr>
-            <w:r/>
-            <w:r>
-              <w:rPr>
-                <w:b/>
-              </w:rPr>
-              <w:t>Thu 08/10</w:t>
-            </w:r>
-          </w:p>
-        </w:tc>
-        <w:tc>
-          <w:tcPr>
-            <w:tcW w:type="dxa" w:w="864"/>
-            <w:shd w:fill="FFFFFF"/>
-            <w:tcMar>
-              <w:top w:w="100" w:type="dxa"/>
-              <w:bottom w:w="100" w:type="dxa"/>
-              <w:left w:w="120" w:type="dxa"/>
-              <w:right w:w="120" w:type="dxa"/>
-            </w:tcMar>
-            <w:tcBorders>
-              <w:top w:val="single" w:sz="4" w:space="0" w:color="CCCCCC"/>
-              <w:bottom w:val="single" w:sz="4" w:space="0" w:color="CCCCCC"/>
-              <w:left w:val="single" w:sz="4" w:space="0" w:color="CCCCCC"/>
-              <w:right w:val="single" w:sz="4" w:space="0" w:color="CCCCCC"/>
-            </w:tcBorders>
-          </w:tcPr>
-          <w:p>
-            <w:pPr>
-              <w:spacing w:before="60" w:after="60" w:line="252" w:lineRule="auto"/>
-              <w:jc w:val="left"/>
-            </w:pPr>
-            <w:r/>
-            <w:r>
-              <w:t>Pre-NY 19-21</w:t>
-            </w:r>
-          </w:p>
-        </w:tc>
-        <w:tc>
-          <w:tcPr>
-            <w:tcW w:type="dxa" w:w="1440"/>
-            <w:shd w:fill="FFFFFF"/>
-            <w:tcMar>
-              <w:top w:w="100" w:type="dxa"/>
-              <w:bottom w:w="100" w:type="dxa"/>
-              <w:left w:w="120" w:type="dxa"/>
-              <w:right w:w="120" w:type="dxa"/>
-            </w:tcMar>
-            <w:tcBorders>
-              <w:top w:val="single" w:sz="4" w:space="0" w:color="CCCCCC"/>
-              <w:bottom w:val="single" w:sz="4" w:space="0" w:color="CCCCCC"/>
-              <w:left w:val="single" w:sz="4" w:space="0" w:color="CCCCCC"/>
-              <w:right w:val="single" w:sz="4" w:space="0" w:color="CCCCCC"/>
-            </w:tcBorders>
-          </w:tcPr>
-          <w:p>
-            <w:pPr>
-              <w:spacing w:before="60" w:after="60" w:line="252" w:lineRule="auto"/>
-              <w:jc w:val="left"/>
-            </w:pPr>
-            <w:r/>
-            <w:r>
-              <w:t>507.50</w:t>
-            </w:r>
-          </w:p>
-        </w:tc>
-        <w:tc>
-          <w:tcPr>
-            <w:tcW w:type="dxa" w:w="2016"/>
-            <w:shd w:fill="FFFFFF"/>
-            <w:tcMar>
-              <w:top w:w="100" w:type="dxa"/>
-              <w:bottom w:w="100" w:type="dxa"/>
-              <w:left w:w="120" w:type="dxa"/>
-              <w:right w:w="120" w:type="dxa"/>
-            </w:tcMar>
-            <w:tcBorders>
-              <w:top w:val="single" w:sz="4" w:space="0" w:color="CCCCCC"/>
-              <w:bottom w:val="single" w:sz="4" w:space="0" w:color="CCCCCC"/>
-              <w:left w:val="single" w:sz="4" w:space="0" w:color="CCCCCC"/>
-              <w:right w:val="single" w:sz="4" w:space="0" w:color="CCCCCC"/>
-            </w:tcBorders>
-          </w:tcPr>
-          <w:p>
-            <w:pPr>
-              <w:spacing w:before="60" w:after="60" w:line="252" w:lineRule="auto"/>
-              <w:jc w:val="left"/>
-            </w:pPr>
-            <w:r/>
-            <w:r>
-              <w:t>510.50</w:t>
-            </w:r>
-          </w:p>
-        </w:tc>
-        <w:tc>
-          <w:tcPr>
-            <w:tcW w:type="dxa" w:w="1152"/>
-            <w:shd w:fill="FFFFFF"/>
-            <w:tcMar>
-              <w:top w:w="100" w:type="dxa"/>
-              <w:bottom w:w="100" w:type="dxa"/>
-              <w:left w:w="120" w:type="dxa"/>
-              <w:right w:w="120" w:type="dxa"/>
-            </w:tcMar>
-            <w:tcBorders>
-              <w:top w:val="single" w:sz="4" w:space="0" w:color="CCCCCC"/>
-              <w:bottom w:val="single" w:sz="4" w:space="0" w:color="CCCCCC"/>
-              <w:left w:val="single" w:sz="4" w:space="0" w:color="CCCCCC"/>
-              <w:right w:val="single" w:sz="4" w:space="0" w:color="CCCCCC"/>
-            </w:tcBorders>
-          </w:tcPr>
-          <w:p>
-            <w:pPr>
-              <w:spacing w:before="60" w:after="60" w:line="252" w:lineRule="auto"/>
-              <w:jc w:val="left"/>
-            </w:pPr>
-            <w:r/>
-            <w:r>
-              <w:t>503.00</w:t>
-            </w:r>
-          </w:p>
-        </w:tc>
-        <w:tc>
-          <w:tcPr>
-            <w:tcW w:type="dxa" w:w="1728"/>
-            <w:shd w:fill="FFFFFF"/>
-            <w:tcMar>
-              <w:top w:w="100" w:type="dxa"/>
-              <w:bottom w:w="100" w:type="dxa"/>
-              <w:left w:w="120" w:type="dxa"/>
-              <w:right w:w="120" w:type="dxa"/>
-            </w:tcMar>
-            <w:tcBorders>
-              <w:top w:val="single" w:sz="4" w:space="0" w:color="CCCCCC"/>
-              <w:bottom w:val="single" w:sz="4" w:space="0" w:color="CCCCCC"/>
-              <w:left w:val="single" w:sz="4" w:space="0" w:color="CCCCCC"/>
-              <w:right w:val="single" w:sz="4" w:space="0" w:color="CCCCCC"/>
-            </w:tcBorders>
-          </w:tcPr>
-          <w:p>
-            <w:pPr>
-              <w:spacing w:before="60" w:after="60" w:line="252" w:lineRule="auto"/>
-              <w:jc w:val="left"/>
-            </w:pPr>
-            <w:r/>
-            <w:r>
-              <w:rPr>
-                <w:b/>
-              </w:rPr>
-              <w:t>507.75</w:t>
-            </w:r>
-          </w:p>
-        </w:tc>
-        <w:tc>
-          <w:tcPr>
-            <w:tcW w:type="dxa" w:w="3456"/>
-            <w:shd w:fill="FFFFFF"/>
-            <w:tcMar>
-              <w:top w:w="100" w:type="dxa"/>
-              <w:bottom w:w="100" w:type="dxa"/>
-              <w:left w:w="120" w:type="dxa"/>
-              <w:right w:w="120" w:type="dxa"/>
-            </w:tcMar>
-            <w:tcBorders>
-              <w:top w:val="single" w:sz="4" w:space="0" w:color="CCCCCC"/>
-              <w:bottom w:val="single" w:sz="4" w:space="0" w:color="CCCCCC"/>
-              <w:left w:val="single" w:sz="4" w:space="0" w:color="CCCCCC"/>
-              <w:right w:val="single" w:sz="4" w:space="0" w:color="CCCCCC"/>
-            </w:tcBorders>
-          </w:tcPr>
-          <w:p>
-            <w:pPr>
-              <w:spacing w:before="60" w:after="60" w:line="252" w:lineRule="auto"/>
-              <w:jc w:val="left"/>
-            </w:pPr>
-            <w:r/>
-            <w:r>
-              <w:rPr>
-                <w:b/>
-              </w:rPr>
-              <w:t>+0.25</w:t>
-            </w:r>
-          </w:p>
-        </w:tc>
-        <w:tc>
-          <w:tcPr>
-            <w:tcW w:type="dxa" w:w="1440"/>
-            <w:shd w:fill="FFFFFF"/>
-            <w:tcMar>
-              <w:top w:w="100" w:type="dxa"/>
-              <w:bottom w:w="100" w:type="dxa"/>
-              <w:left w:w="120" w:type="dxa"/>
-              <w:right w:w="120" w:type="dxa"/>
-            </w:tcMar>
-            <w:tcBorders>
-              <w:top w:val="single" w:sz="4" w:space="0" w:color="CCCCCC"/>
-              <w:bottom w:val="single" w:sz="4" w:space="0" w:color="CCCCCC"/>
-              <w:left w:val="single" w:sz="4" w:space="0" w:color="CCCCCC"/>
-              <w:right w:val="single" w:sz="4" w:space="0" w:color="CCCCCC"/>
-            </w:tcBorders>
-          </w:tcPr>
-          <w:p>
-            <w:pPr>
-              <w:spacing w:before="60" w:after="60" w:line="252" w:lineRule="auto"/>
-              <w:jc w:val="left"/>
-            </w:pPr>
-            <w:r/>
-            <w:r>
-              <w:t>BULL</w:t>
-            </w:r>
-          </w:p>
-        </w:tc>
-      </w:tr>
-      <w:tr>
-        <w:tc>
-          <w:tcPr>
-            <w:tcW w:type="dxa" w:w="1584"/>
-            <w:shd w:fill="F8FAFC"/>
-            <w:tcMar>
-              <w:top w:w="100" w:type="dxa"/>
-              <w:bottom w:w="100" w:type="dxa"/>
-              <w:left w:w="120" w:type="dxa"/>
-              <w:right w:w="120" w:type="dxa"/>
-            </w:tcMar>
-            <w:tcBorders>
-              <w:top w:val="single" w:sz="4" w:space="0" w:color="CCCCCC"/>
-              <w:bottom w:val="single" w:sz="4" w:space="0" w:color="CCCCCC"/>
-              <w:left w:val="single" w:sz="4" w:space="0" w:color="CCCCCC"/>
-              <w:right w:val="single" w:sz="4" w:space="0" w:color="CCCCCC"/>
-            </w:tcBorders>
-          </w:tcPr>
-          <w:p>
-            <w:pPr>
-              <w:spacing w:before="60" w:after="60" w:line="252" w:lineRule="auto"/>
-              <w:jc w:val="left"/>
-            </w:pPr>
-            <w:r/>
-            <w:r>
-              <w:rPr>
-                <w:b/>
-              </w:rPr>
-              <w:t>Thu 08/10</w:t>
-            </w:r>
-          </w:p>
-        </w:tc>
-        <w:tc>
-          <w:tcPr>
-            <w:tcW w:type="dxa" w:w="864"/>
-            <w:shd w:fill="F8FAFC"/>
-            <w:tcMar>
-              <w:top w:w="100" w:type="dxa"/>
-              <w:bottom w:w="100" w:type="dxa"/>
-              <w:left w:w="120" w:type="dxa"/>
-              <w:right w:w="120" w:type="dxa"/>
-            </w:tcMar>
-            <w:tcBorders>
-              <w:top w:val="single" w:sz="4" w:space="0" w:color="CCCCCC"/>
-              <w:bottom w:val="single" w:sz="4" w:space="0" w:color="CCCCCC"/>
-              <w:left w:val="single" w:sz="4" w:space="0" w:color="CCCCCC"/>
-              <w:right w:val="single" w:sz="4" w:space="0" w:color="CCCCCC"/>
-            </w:tcBorders>
-          </w:tcPr>
-          <w:p>
-            <w:pPr>
-              <w:spacing w:before="60" w:after="60" w:line="252" w:lineRule="auto"/>
-              <w:jc w:val="left"/>
-            </w:pPr>
-            <w:r/>
-            <w:r>
-              <w:t>NY Open 21-23</w:t>
-            </w:r>
-          </w:p>
-        </w:tc>
-        <w:tc>
-          <w:tcPr>
-            <w:tcW w:type="dxa" w:w="1440"/>
-            <w:shd w:fill="F8FAFC"/>
-            <w:tcMar>
-              <w:top w:w="100" w:type="dxa"/>
-              <w:bottom w:w="100" w:type="dxa"/>
-              <w:left w:w="120" w:type="dxa"/>
-              <w:right w:w="120" w:type="dxa"/>
-            </w:tcMar>
-            <w:tcBorders>
-              <w:top w:val="single" w:sz="4" w:space="0" w:color="CCCCCC"/>
-              <w:bottom w:val="single" w:sz="4" w:space="0" w:color="CCCCCC"/>
-              <w:left w:val="single" w:sz="4" w:space="0" w:color="CCCCCC"/>
-              <w:right w:val="single" w:sz="4" w:space="0" w:color="CCCCCC"/>
-            </w:tcBorders>
-          </w:tcPr>
-          <w:p>
-            <w:pPr>
-              <w:spacing w:before="60" w:after="60" w:line="252" w:lineRule="auto"/>
-              <w:jc w:val="left"/>
-            </w:pPr>
-            <w:r/>
-            <w:r>
-              <w:t>507.75</w:t>
-            </w:r>
-          </w:p>
-        </w:tc>
-        <w:tc>
-          <w:tcPr>
-            <w:tcW w:type="dxa" w:w="2016"/>
-            <w:shd w:fill="F8FAFC"/>
-            <w:tcMar>
-              <w:top w:w="100" w:type="dxa"/>
-              <w:bottom w:w="100" w:type="dxa"/>
-              <w:left w:w="120" w:type="dxa"/>
-              <w:right w:w="120" w:type="dxa"/>
-            </w:tcMar>
-            <w:tcBorders>
-              <w:top w:val="single" w:sz="4" w:space="0" w:color="CCCCCC"/>
-              <w:bottom w:val="single" w:sz="4" w:space="0" w:color="CCCCCC"/>
-              <w:left w:val="single" w:sz="4" w:space="0" w:color="CCCCCC"/>
-              <w:right w:val="single" w:sz="4" w:space="0" w:color="CCCCCC"/>
-            </w:tcBorders>
-          </w:tcPr>
-          <w:p>
-            <w:pPr>
-              <w:spacing w:before="60" w:after="60" w:line="252" w:lineRule="auto"/>
-              <w:jc w:val="left"/>
-            </w:pPr>
-            <w:r/>
-            <w:r>
-              <w:t>512.00</w:t>
-            </w:r>
-          </w:p>
-        </w:tc>
-        <w:tc>
-          <w:tcPr>
-            <w:tcW w:type="dxa" w:w="1152"/>
-            <w:shd w:fill="F8FAFC"/>
-            <w:tcMar>
-              <w:top w:w="100" w:type="dxa"/>
-              <w:bottom w:w="100" w:type="dxa"/>
-              <w:left w:w="120" w:type="dxa"/>
-              <w:right w:w="120" w:type="dxa"/>
-            </w:tcMar>
-            <w:tcBorders>
-              <w:top w:val="single" w:sz="4" w:space="0" w:color="CCCCCC"/>
-              <w:bottom w:val="single" w:sz="4" w:space="0" w:color="CCCCCC"/>
-              <w:left w:val="single" w:sz="4" w:space="0" w:color="CCCCCC"/>
-              <w:right w:val="single" w:sz="4" w:space="0" w:color="CCCCCC"/>
-            </w:tcBorders>
-          </w:tcPr>
-          <w:p>
-            <w:pPr>
-              <w:spacing w:before="60" w:after="60" w:line="252" w:lineRule="auto"/>
-              <w:jc w:val="left"/>
-            </w:pPr>
-            <w:r/>
-            <w:r>
-              <w:t>504.50</w:t>
-            </w:r>
-          </w:p>
-        </w:tc>
-        <w:tc>
-          <w:tcPr>
-            <w:tcW w:type="dxa" w:w="1728"/>
-            <w:shd w:fill="F8FAFC"/>
-            <w:tcMar>
-              <w:top w:w="100" w:type="dxa"/>
-              <w:bottom w:w="100" w:type="dxa"/>
-              <w:left w:w="120" w:type="dxa"/>
-              <w:right w:w="120" w:type="dxa"/>
-            </w:tcMar>
-            <w:tcBorders>
-              <w:top w:val="single" w:sz="4" w:space="0" w:color="CCCCCC"/>
-              <w:bottom w:val="single" w:sz="4" w:space="0" w:color="CCCCCC"/>
-              <w:left w:val="single" w:sz="4" w:space="0" w:color="CCCCCC"/>
-              <w:right w:val="single" w:sz="4" w:space="0" w:color="CCCCCC"/>
-            </w:tcBorders>
-          </w:tcPr>
-          <w:p>
-            <w:pPr>
-              <w:spacing w:before="60" w:after="60" w:line="252" w:lineRule="auto"/>
-              <w:jc w:val="left"/>
-            </w:pPr>
-            <w:r/>
-            <w:r>
-              <w:rPr>
-                <w:b/>
-              </w:rPr>
-              <w:t>508.50</w:t>
-            </w:r>
-          </w:p>
-        </w:tc>
-        <w:tc>
-          <w:tcPr>
-            <w:tcW w:type="dxa" w:w="3456"/>
-            <w:shd w:fill="F8FAFC"/>
-            <w:tcMar>
-              <w:top w:w="100" w:type="dxa"/>
-              <w:bottom w:w="100" w:type="dxa"/>
-              <w:left w:w="120" w:type="dxa"/>
-              <w:right w:w="120" w:type="dxa"/>
-            </w:tcMar>
-            <w:tcBorders>
-              <w:top w:val="single" w:sz="4" w:space="0" w:color="CCCCCC"/>
-              <w:bottom w:val="single" w:sz="4" w:space="0" w:color="CCCCCC"/>
-              <w:left w:val="single" w:sz="4" w:space="0" w:color="CCCCCC"/>
-              <w:right w:val="single" w:sz="4" w:space="0" w:color="CCCCCC"/>
-            </w:tcBorders>
-          </w:tcPr>
-          <w:p>
-            <w:pPr>
-              <w:spacing w:before="60" w:after="60" w:line="252" w:lineRule="auto"/>
-              <w:jc w:val="left"/>
-            </w:pPr>
-            <w:r/>
-            <w:r>
-              <w:rPr>
-                <w:b/>
-              </w:rPr>
-              <w:t>+0.75</w:t>
-            </w:r>
-          </w:p>
-        </w:tc>
-        <w:tc>
-          <w:tcPr>
-            <w:tcW w:type="dxa" w:w="1440"/>
-            <w:shd w:fill="F8FAFC"/>
-            <w:tcMar>
-              <w:top w:w="100" w:type="dxa"/>
-              <w:bottom w:w="100" w:type="dxa"/>
-              <w:left w:w="120" w:type="dxa"/>
-              <w:right w:w="120" w:type="dxa"/>
-            </w:tcMar>
-            <w:tcBorders>
-              <w:top w:val="single" w:sz="4" w:space="0" w:color="CCCCCC"/>
-              <w:bottom w:val="single" w:sz="4" w:space="0" w:color="CCCCCC"/>
-              <w:left w:val="single" w:sz="4" w:space="0" w:color="CCCCCC"/>
-              <w:right w:val="single" w:sz="4" w:space="0" w:color="CCCCCC"/>
-            </w:tcBorders>
-          </w:tcPr>
-          <w:p>
-            <w:pPr>
-              <w:spacing w:before="60" w:after="60" w:line="252" w:lineRule="auto"/>
-              <w:jc w:val="left"/>
-            </w:pPr>
-            <w:r/>
-            <w:r>
-              <w:t>BULL</w:t>
-            </w:r>
-          </w:p>
-        </w:tc>
-      </w:tr>
-      <w:tr>
-        <w:tc>
-          <w:tcPr>
-            <w:tcW w:type="dxa" w:w="1584"/>
-            <w:shd w:fill="FFFFFF"/>
-            <w:tcMar>
-              <w:top w:w="100" w:type="dxa"/>
-              <w:bottom w:w="100" w:type="dxa"/>
-              <w:left w:w="120" w:type="dxa"/>
-              <w:right w:w="120" w:type="dxa"/>
-            </w:tcMar>
-            <w:tcBorders>
-              <w:top w:val="single" w:sz="4" w:space="0" w:color="CCCCCC"/>
-              <w:bottom w:val="single" w:sz="4" w:space="0" w:color="CCCCCC"/>
-              <w:left w:val="single" w:sz="4" w:space="0" w:color="CCCCCC"/>
-              <w:right w:val="single" w:sz="4" w:space="0" w:color="CCCCCC"/>
-            </w:tcBorders>
-          </w:tcPr>
-          <w:p>
-            <w:pPr>
-              <w:spacing w:before="60" w:after="60" w:line="252" w:lineRule="auto"/>
-              <w:jc w:val="left"/>
-            </w:pPr>
-            <w:r/>
-            <w:r>
-              <w:rPr>
-                <w:b/>
-              </w:rPr>
-              <w:t>Thu 08/10</w:t>
-            </w:r>
-          </w:p>
-        </w:tc>
-        <w:tc>
-          <w:tcPr>
-            <w:tcW w:type="dxa" w:w="864"/>
-            <w:shd w:fill="FFFFFF"/>
-            <w:tcMar>
-              <w:top w:w="100" w:type="dxa"/>
-              <w:bottom w:w="100" w:type="dxa"/>
-              <w:left w:w="120" w:type="dxa"/>
-              <w:right w:w="120" w:type="dxa"/>
-            </w:tcMar>
-            <w:tcBorders>
-              <w:top w:val="single" w:sz="4" w:space="0" w:color="CCCCCC"/>
-              <w:bottom w:val="single" w:sz="4" w:space="0" w:color="CCCCCC"/>
-              <w:left w:val="single" w:sz="4" w:space="0" w:color="CCCCCC"/>
-              <w:right w:val="single" w:sz="4" w:space="0" w:color="CCCCCC"/>
-            </w:tcBorders>
-          </w:tcPr>
-          <w:p>
-            <w:pPr>
-              <w:spacing w:before="60" w:after="60" w:line="252" w:lineRule="auto"/>
-              <w:jc w:val="left"/>
-            </w:pPr>
-            <w:r/>
-            <w:r>
-              <w:t>NY Close 23-01</w:t>
-            </w:r>
-          </w:p>
-        </w:tc>
-        <w:tc>
-          <w:tcPr>
-            <w:tcW w:type="dxa" w:w="1440"/>
-            <w:shd w:fill="FFFFFF"/>
-            <w:tcMar>
-              <w:top w:w="100" w:type="dxa"/>
-              <w:bottom w:w="100" w:type="dxa"/>
-              <w:left w:w="120" w:type="dxa"/>
-              <w:right w:w="120" w:type="dxa"/>
-            </w:tcMar>
-            <w:tcBorders>
-              <w:top w:val="single" w:sz="4" w:space="0" w:color="CCCCCC"/>
-              <w:bottom w:val="single" w:sz="4" w:space="0" w:color="CCCCCC"/>
-              <w:left w:val="single" w:sz="4" w:space="0" w:color="CCCCCC"/>
-              <w:right w:val="single" w:sz="4" w:space="0" w:color="CCCCCC"/>
-            </w:tcBorders>
-          </w:tcPr>
-          <w:p>
-            <w:pPr>
-              <w:spacing w:before="60" w:after="60" w:line="252" w:lineRule="auto"/>
-              <w:jc w:val="left"/>
-            </w:pPr>
-            <w:r/>
-            <w:r>
-              <w:t>508.50</w:t>
-            </w:r>
-          </w:p>
-        </w:tc>
-        <w:tc>
-          <w:tcPr>
-            <w:tcW w:type="dxa" w:w="2016"/>
-            <w:shd w:fill="FFFFFF"/>
-            <w:tcMar>
-              <w:top w:w="100" w:type="dxa"/>
-              <w:bottom w:w="100" w:type="dxa"/>
-              <w:left w:w="120" w:type="dxa"/>
-              <w:right w:w="120" w:type="dxa"/>
-            </w:tcMar>
-            <w:tcBorders>
-              <w:top w:val="single" w:sz="4" w:space="0" w:color="CCCCCC"/>
-              <w:bottom w:val="single" w:sz="4" w:space="0" w:color="CCCCCC"/>
-              <w:left w:val="single" w:sz="4" w:space="0" w:color="CCCCCC"/>
-              <w:right w:val="single" w:sz="4" w:space="0" w:color="CCCCCC"/>
-            </w:tcBorders>
-          </w:tcPr>
-          <w:p>
-            <w:pPr>
-              <w:spacing w:before="60" w:after="60" w:line="252" w:lineRule="auto"/>
-              <w:jc w:val="left"/>
-            </w:pPr>
-            <w:r/>
-            <w:r>
-              <w:t>512.00</w:t>
-            </w:r>
-          </w:p>
-        </w:tc>
-        <w:tc>
-          <w:tcPr>
-            <w:tcW w:type="dxa" w:w="1152"/>
-            <w:shd w:fill="FFFFFF"/>
-            <w:tcMar>
-              <w:top w:w="100" w:type="dxa"/>
-              <w:bottom w:w="100" w:type="dxa"/>
-              <w:left w:w="120" w:type="dxa"/>
-              <w:right w:w="120" w:type="dxa"/>
-            </w:tcMar>
-            <w:tcBorders>
-              <w:top w:val="single" w:sz="4" w:space="0" w:color="CCCCCC"/>
-              <w:bottom w:val="single" w:sz="4" w:space="0" w:color="CCCCCC"/>
-              <w:left w:val="single" w:sz="4" w:space="0" w:color="CCCCCC"/>
-              <w:right w:val="single" w:sz="4" w:space="0" w:color="CCCCCC"/>
-            </w:tcBorders>
-          </w:tcPr>
-          <w:p>
-            <w:pPr>
-              <w:spacing w:before="60" w:after="60" w:line="252" w:lineRule="auto"/>
-              <w:jc w:val="left"/>
-            </w:pPr>
-            <w:r/>
-            <w:r>
-              <w:t>506.25</w:t>
-            </w:r>
-          </w:p>
-        </w:tc>
-        <w:tc>
-          <w:tcPr>
-            <w:tcW w:type="dxa" w:w="1728"/>
-            <w:shd w:fill="FFFFFF"/>
-            <w:tcMar>
-              <w:top w:w="100" w:type="dxa"/>
-              <w:bottom w:w="100" w:type="dxa"/>
-              <w:left w:w="120" w:type="dxa"/>
-              <w:right w:w="120" w:type="dxa"/>
-            </w:tcMar>
-            <w:tcBorders>
-              <w:top w:val="single" w:sz="4" w:space="0" w:color="CCCCCC"/>
-              <w:bottom w:val="single" w:sz="4" w:space="0" w:color="CCCCCC"/>
-              <w:left w:val="single" w:sz="4" w:space="0" w:color="CCCCCC"/>
-              <w:right w:val="single" w:sz="4" w:space="0" w:color="CCCCCC"/>
-            </w:tcBorders>
-          </w:tcPr>
-          <w:p>
-            <w:pPr>
-              <w:spacing w:before="60" w:after="60" w:line="252" w:lineRule="auto"/>
-              <w:jc w:val="left"/>
-            </w:pPr>
-            <w:r/>
-            <w:r>
-              <w:rPr>
-                <w:b/>
-              </w:rPr>
-              <w:t>508.50</w:t>
-            </w:r>
-          </w:p>
-        </w:tc>
-        <w:tc>
-          <w:tcPr>
-            <w:tcW w:type="dxa" w:w="3456"/>
-            <w:shd w:fill="FFFFFF"/>
-            <w:tcMar>
-              <w:top w:w="100" w:type="dxa"/>
-              <w:bottom w:w="100" w:type="dxa"/>
-              <w:left w:w="120" w:type="dxa"/>
-              <w:right w:w="120" w:type="dxa"/>
-            </w:tcMar>
-            <w:tcBorders>
-              <w:top w:val="single" w:sz="4" w:space="0" w:color="CCCCCC"/>
-              <w:bottom w:val="single" w:sz="4" w:space="0" w:color="CCCCCC"/>
-              <w:left w:val="single" w:sz="4" w:space="0" w:color="CCCCCC"/>
-              <w:right w:val="single" w:sz="4" w:space="0" w:color="CCCCCC"/>
-            </w:tcBorders>
-          </w:tcPr>
-          <w:p>
-            <w:pPr>
-              <w:spacing w:before="60" w:after="60" w:line="252" w:lineRule="auto"/>
-              <w:jc w:val="left"/>
-            </w:pPr>
-            <w:r/>
-            <w:r>
-              <w:rPr>
-                <w:b/>
-              </w:rPr>
-              <w:t>+0.00</w:t>
-            </w:r>
-          </w:p>
-        </w:tc>
-        <w:tc>
-          <w:tcPr>
-            <w:tcW w:type="dxa" w:w="1440"/>
-            <w:shd w:fill="FFFFFF"/>
-            <w:tcMar>
-              <w:top w:w="100" w:type="dxa"/>
-              <w:bottom w:w="100" w:type="dxa"/>
-              <w:left w:w="120" w:type="dxa"/>
-              <w:right w:w="120" w:type="dxa"/>
-            </w:tcMar>
-            <w:tcBorders>
-              <w:top w:val="single" w:sz="4" w:space="0" w:color="CCCCCC"/>
-              <w:bottom w:val="single" w:sz="4" w:space="0" w:color="CCCCCC"/>
-              <w:left w:val="single" w:sz="4" w:space="0" w:color="CCCCCC"/>
-              <w:right w:val="single" w:sz="4" w:space="0" w:color="CCCCCC"/>
-            </w:tcBorders>
-          </w:tcPr>
-          <w:p>
-            <w:pPr>
-              <w:spacing w:before="60" w:after="60" w:line="252" w:lineRule="auto"/>
-              <w:jc w:val="left"/>
-            </w:pPr>
-            <w:r/>
-            <w:r>
-              <w:t>BULL</w:t>
-            </w:r>
-          </w:p>
-        </w:tc>
-      </w:tr>
-      <w:tr>
-        <w:tc>
-          <w:tcPr>
-            <w:tcW w:type="dxa" w:w="1584"/>
-            <w:shd w:fill="F8FAFC"/>
-            <w:tcMar>
-              <w:top w:w="100" w:type="dxa"/>
-              <w:bottom w:w="100" w:type="dxa"/>
-              <w:left w:w="120" w:type="dxa"/>
-              <w:right w:w="120" w:type="dxa"/>
-            </w:tcMar>
-            <w:tcBorders>
-              <w:top w:val="single" w:sz="4" w:space="0" w:color="CCCCCC"/>
-              <w:bottom w:val="single" w:sz="4" w:space="0" w:color="CCCCCC"/>
-              <w:left w:val="single" w:sz="4" w:space="0" w:color="CCCCCC"/>
-              <w:right w:val="single" w:sz="4" w:space="0" w:color="CCCCCC"/>
-            </w:tcBorders>
-          </w:tcPr>
-          <w:p>
-            <w:pPr>
-              <w:spacing w:before="60" w:after="60" w:line="252" w:lineRule="auto"/>
-              <w:jc w:val="left"/>
-            </w:pPr>
-            <w:r/>
-            <w:r>
-              <w:rPr>
-                <w:b/>
-              </w:rPr>
-              <w:t>Fri 09/10</w:t>
-            </w:r>
-          </w:p>
-        </w:tc>
-        <w:tc>
-          <w:tcPr>
-            <w:tcW w:type="dxa" w:w="864"/>
-            <w:shd w:fill="F8FAFC"/>
-            <w:tcMar>
-              <w:top w:w="100" w:type="dxa"/>
-              <w:bottom w:w="100" w:type="dxa"/>
-              <w:left w:w="120" w:type="dxa"/>
-              <w:right w:w="120" w:type="dxa"/>
-            </w:tcMar>
-            <w:tcBorders>
-              <w:top w:val="single" w:sz="4" w:space="0" w:color="CCCCCC"/>
-              <w:bottom w:val="single" w:sz="4" w:space="0" w:color="CCCCCC"/>
-              <w:left w:val="single" w:sz="4" w:space="0" w:color="CCCCCC"/>
-              <w:right w:val="single" w:sz="4" w:space="0" w:color="CCCCCC"/>
-            </w:tcBorders>
-          </w:tcPr>
-          <w:p>
-            <w:pPr>
-              <w:spacing w:before="60" w:after="60" w:line="252" w:lineRule="auto"/>
-              <w:jc w:val="left"/>
-            </w:pPr>
-            <w:r/>
-            <w:r>
-              <w:t>Asia 07-11</w:t>
-            </w:r>
-          </w:p>
-        </w:tc>
-        <w:tc>
-          <w:tcPr>
-            <w:tcW w:type="dxa" w:w="1440"/>
-            <w:shd w:fill="F8FAFC"/>
-            <w:tcMar>
-              <w:top w:w="100" w:type="dxa"/>
-              <w:bottom w:w="100" w:type="dxa"/>
-              <w:left w:w="120" w:type="dxa"/>
-              <w:right w:w="120" w:type="dxa"/>
-            </w:tcMar>
-            <w:tcBorders>
-              <w:top w:val="single" w:sz="4" w:space="0" w:color="CCCCCC"/>
-              <w:bottom w:val="single" w:sz="4" w:space="0" w:color="CCCCCC"/>
-              <w:left w:val="single" w:sz="4" w:space="0" w:color="CCCCCC"/>
-              <w:right w:val="single" w:sz="4" w:space="0" w:color="CCCCCC"/>
-            </w:tcBorders>
-          </w:tcPr>
-          <w:p>
-            <w:pPr>
-              <w:spacing w:before="60" w:after="60" w:line="252" w:lineRule="auto"/>
-              <w:jc w:val="left"/>
-            </w:pPr>
-            <w:r/>
-            <w:r>
-              <w:t>508.50</w:t>
-            </w:r>
-          </w:p>
-        </w:tc>
-        <w:tc>
-          <w:tcPr>
-            <w:tcW w:type="dxa" w:w="2016"/>
-            <w:shd w:fill="F8FAFC"/>
-            <w:tcMar>
-              <w:top w:w="100" w:type="dxa"/>
-              <w:bottom w:w="100" w:type="dxa"/>
-              <w:left w:w="120" w:type="dxa"/>
-              <w:right w:w="120" w:type="dxa"/>
-            </w:tcMar>
-            <w:tcBorders>
-              <w:top w:val="single" w:sz="4" w:space="0" w:color="CCCCCC"/>
-              <w:bottom w:val="single" w:sz="4" w:space="0" w:color="CCCCCC"/>
-              <w:left w:val="single" w:sz="4" w:space="0" w:color="CCCCCC"/>
-              <w:right w:val="single" w:sz="4" w:space="0" w:color="CCCCCC"/>
-            </w:tcBorders>
-          </w:tcPr>
-          <w:p>
-            <w:pPr>
-              <w:spacing w:before="60" w:after="60" w:line="252" w:lineRule="auto"/>
-              <w:jc w:val="left"/>
-            </w:pPr>
-            <w:r/>
-            <w:r>
-              <w:t>512.25</w:t>
-            </w:r>
-          </w:p>
-        </w:tc>
-        <w:tc>
-          <w:tcPr>
-            <w:tcW w:type="dxa" w:w="1152"/>
-            <w:shd w:fill="F8FAFC"/>
-            <w:tcMar>
-              <w:top w:w="100" w:type="dxa"/>
-              <w:bottom w:w="100" w:type="dxa"/>
-              <w:left w:w="120" w:type="dxa"/>
-              <w:right w:w="120" w:type="dxa"/>
-            </w:tcMar>
-            <w:tcBorders>
-              <w:top w:val="single" w:sz="4" w:space="0" w:color="CCCCCC"/>
-              <w:bottom w:val="single" w:sz="4" w:space="0" w:color="CCCCCC"/>
-              <w:left w:val="single" w:sz="4" w:space="0" w:color="CCCCCC"/>
-              <w:right w:val="single" w:sz="4" w:space="0" w:color="CCCCCC"/>
-            </w:tcBorders>
-          </w:tcPr>
-          <w:p>
-            <w:pPr>
-              <w:spacing w:before="60" w:after="60" w:line="252" w:lineRule="auto"/>
-              <w:jc w:val="left"/>
-            </w:pPr>
-            <w:r/>
-            <w:r>
-              <w:t>505.00</w:t>
-            </w:r>
-          </w:p>
-        </w:tc>
-        <w:tc>
-          <w:tcPr>
-            <w:tcW w:type="dxa" w:w="1728"/>
-            <w:shd w:fill="F8FAFC"/>
-            <w:tcMar>
-              <w:top w:w="100" w:type="dxa"/>
-              <w:bottom w:w="100" w:type="dxa"/>
-              <w:left w:w="120" w:type="dxa"/>
-              <w:right w:w="120" w:type="dxa"/>
-            </w:tcMar>
-            <w:tcBorders>
-              <w:top w:val="single" w:sz="4" w:space="0" w:color="CCCCCC"/>
-              <w:bottom w:val="single" w:sz="4" w:space="0" w:color="CCCCCC"/>
-              <w:left w:val="single" w:sz="4" w:space="0" w:color="CCCCCC"/>
-              <w:right w:val="single" w:sz="4" w:space="0" w:color="CCCCCC"/>
-            </w:tcBorders>
-          </w:tcPr>
-          <w:p>
-            <w:pPr>
-              <w:spacing w:before="60" w:after="60" w:line="252" w:lineRule="auto"/>
-              <w:jc w:val="left"/>
-            </w:pPr>
-            <w:r/>
-            <w:r>
-              <w:rPr>
-                <w:b/>
-              </w:rPr>
-              <w:t>508.25</w:t>
-            </w:r>
-          </w:p>
-        </w:tc>
-        <w:tc>
-          <w:tcPr>
-            <w:tcW w:type="dxa" w:w="3456"/>
-            <w:shd w:fill="F8FAFC"/>
-            <w:tcMar>
-              <w:top w:w="100" w:type="dxa"/>
-              <w:bottom w:w="100" w:type="dxa"/>
-              <w:left w:w="120" w:type="dxa"/>
-              <w:right w:w="120" w:type="dxa"/>
-            </w:tcMar>
-            <w:tcBorders>
-              <w:top w:val="single" w:sz="4" w:space="0" w:color="CCCCCC"/>
-              <w:bottom w:val="single" w:sz="4" w:space="0" w:color="CCCCCC"/>
-              <w:left w:val="single" w:sz="4" w:space="0" w:color="CCCCCC"/>
-              <w:right w:val="single" w:sz="4" w:space="0" w:color="CCCCCC"/>
-            </w:tcBorders>
-          </w:tcPr>
-          <w:p>
-            <w:pPr>
-              <w:spacing w:before="60" w:after="60" w:line="252" w:lineRule="auto"/>
-              <w:jc w:val="left"/>
-            </w:pPr>
-            <w:r/>
-            <w:r>
-              <w:rPr>
-                <w:b/>
-              </w:rPr>
-              <w:t>-0.25</w:t>
-            </w:r>
-          </w:p>
-        </w:tc>
-        <w:tc>
-          <w:tcPr>
-            <w:tcW w:type="dxa" w:w="1440"/>
-            <w:shd w:fill="F8FAFC"/>
-            <w:tcMar>
-              <w:top w:w="100" w:type="dxa"/>
-              <w:bottom w:w="100" w:type="dxa"/>
-              <w:left w:w="120" w:type="dxa"/>
-              <w:right w:w="120" w:type="dxa"/>
-            </w:tcMar>
-            <w:tcBorders>
-              <w:top w:val="single" w:sz="4" w:space="0" w:color="CCCCCC"/>
-              <w:bottom w:val="single" w:sz="4" w:space="0" w:color="CCCCCC"/>
-              <w:left w:val="single" w:sz="4" w:space="0" w:color="CCCCCC"/>
-              <w:right w:val="single" w:sz="4" w:space="0" w:color="CCCCCC"/>
-            </w:tcBorders>
-          </w:tcPr>
-          <w:p>
-            <w:pPr>
-              <w:spacing w:before="60" w:after="60" w:line="252" w:lineRule="auto"/>
-              <w:jc w:val="left"/>
-            </w:pPr>
-            <w:r/>
-            <w:r>
-              <w:t>BEAR</w:t>
-            </w:r>
-          </w:p>
-        </w:tc>
-      </w:tr>
-      <w:tr>
-        <w:tc>
-          <w:tcPr>
-            <w:tcW w:type="dxa" w:w="1584"/>
-            <w:shd w:fill="FFFFFF"/>
-            <w:tcMar>
-              <w:top w:w="100" w:type="dxa"/>
-              <w:bottom w:w="100" w:type="dxa"/>
-              <w:left w:w="120" w:type="dxa"/>
-              <w:right w:w="120" w:type="dxa"/>
-            </w:tcMar>
-            <w:tcBorders>
-              <w:top w:val="single" w:sz="4" w:space="0" w:color="CCCCCC"/>
-              <w:bottom w:val="single" w:sz="4" w:space="0" w:color="CCCCCC"/>
-              <w:left w:val="single" w:sz="4" w:space="0" w:color="CCCCCC"/>
-              <w:right w:val="single" w:sz="4" w:space="0" w:color="CCCCCC"/>
-            </w:tcBorders>
-          </w:tcPr>
-          <w:p>
-            <w:pPr>
-              <w:spacing w:before="60" w:after="60" w:line="252" w:lineRule="auto"/>
-              <w:jc w:val="left"/>
-            </w:pPr>
-            <w:r/>
-            <w:r>
-              <w:rPr>
-                <w:b/>
-              </w:rPr>
-              <w:t>Fri 09/10</w:t>
-            </w:r>
-          </w:p>
-        </w:tc>
-        <w:tc>
-          <w:tcPr>
-            <w:tcW w:type="dxa" w:w="864"/>
-            <w:shd w:fill="FFFFFF"/>
-            <w:tcMar>
-              <w:top w:w="100" w:type="dxa"/>
-              <w:bottom w:w="100" w:type="dxa"/>
-              <w:left w:w="120" w:type="dxa"/>
-              <w:right w:w="120" w:type="dxa"/>
-            </w:tcMar>
-            <w:tcBorders>
-              <w:top w:val="single" w:sz="4" w:space="0" w:color="CCCCCC"/>
-              <w:bottom w:val="single" w:sz="4" w:space="0" w:color="CCCCCC"/>
-              <w:left w:val="single" w:sz="4" w:space="0" w:color="CCCCCC"/>
-              <w:right w:val="single" w:sz="4" w:space="0" w:color="CCCCCC"/>
-            </w:tcBorders>
-          </w:tcPr>
-          <w:p>
-            <w:pPr>
-              <w:spacing w:before="60" w:after="60" w:line="252" w:lineRule="auto"/>
-              <w:jc w:val="left"/>
-            </w:pPr>
-            <w:r/>
-            <w:r>
-              <w:t>Asia 11-15</w:t>
-            </w:r>
-          </w:p>
-        </w:tc>
-        <w:tc>
-          <w:tcPr>
-            <w:tcW w:type="dxa" w:w="1440"/>
-            <w:shd w:fill="FFFFFF"/>
-            <w:tcMar>
-              <w:top w:w="100" w:type="dxa"/>
-              <w:bottom w:w="100" w:type="dxa"/>
-              <w:left w:w="120" w:type="dxa"/>
-              <w:right w:w="120" w:type="dxa"/>
-            </w:tcMar>
-            <w:tcBorders>
-              <w:top w:val="single" w:sz="4" w:space="0" w:color="CCCCCC"/>
-              <w:bottom w:val="single" w:sz="4" w:space="0" w:color="CCCCCC"/>
-              <w:left w:val="single" w:sz="4" w:space="0" w:color="CCCCCC"/>
-              <w:right w:val="single" w:sz="4" w:space="0" w:color="CCCCCC"/>
-            </w:tcBorders>
-          </w:tcPr>
-          <w:p>
-            <w:pPr>
-              <w:spacing w:before="60" w:after="60" w:line="252" w:lineRule="auto"/>
-              <w:jc w:val="left"/>
-            </w:pPr>
-            <w:r/>
-            <w:r>
-              <w:t>508.25</w:t>
-            </w:r>
-          </w:p>
-        </w:tc>
-        <w:tc>
-          <w:tcPr>
-            <w:tcW w:type="dxa" w:w="2016"/>
-            <w:shd w:fill="FFFFFF"/>
-            <w:tcMar>
-              <w:top w:w="100" w:type="dxa"/>
-              <w:bottom w:w="100" w:type="dxa"/>
-              <w:left w:w="120" w:type="dxa"/>
-              <w:right w:w="120" w:type="dxa"/>
-            </w:tcMar>
-            <w:tcBorders>
-              <w:top w:val="single" w:sz="4" w:space="0" w:color="CCCCCC"/>
-              <w:bottom w:val="single" w:sz="4" w:space="0" w:color="CCCCCC"/>
-              <w:left w:val="single" w:sz="4" w:space="0" w:color="CCCCCC"/>
-              <w:right w:val="single" w:sz="4" w:space="0" w:color="CCCCCC"/>
-            </w:tcBorders>
-          </w:tcPr>
-          <w:p>
-            <w:pPr>
-              <w:spacing w:before="60" w:after="60" w:line="252" w:lineRule="auto"/>
-              <w:jc w:val="left"/>
-            </w:pPr>
-            <w:r/>
-            <w:r>
-              <w:t>511.75</w:t>
-            </w:r>
-          </w:p>
-        </w:tc>
-        <w:tc>
-          <w:tcPr>
-            <w:tcW w:type="dxa" w:w="1152"/>
-            <w:shd w:fill="FFFFFF"/>
-            <w:tcMar>
-              <w:top w:w="100" w:type="dxa"/>
-              <w:bottom w:w="100" w:type="dxa"/>
-              <w:left w:w="120" w:type="dxa"/>
-              <w:right w:w="120" w:type="dxa"/>
-            </w:tcMar>
-            <w:tcBorders>
-              <w:top w:val="single" w:sz="4" w:space="0" w:color="CCCCCC"/>
-              <w:bottom w:val="single" w:sz="4" w:space="0" w:color="CCCCCC"/>
-              <w:left w:val="single" w:sz="4" w:space="0" w:color="CCCCCC"/>
-              <w:right w:val="single" w:sz="4" w:space="0" w:color="CCCCCC"/>
-            </w:tcBorders>
-          </w:tcPr>
-          <w:p>
-            <w:pPr>
-              <w:spacing w:before="60" w:after="60" w:line="252" w:lineRule="auto"/>
-              <w:jc w:val="left"/>
-            </w:pPr>
-            <w:r/>
-            <w:r>
-              <w:t>505.00</w:t>
-            </w:r>
-          </w:p>
-        </w:tc>
-        <w:tc>
-          <w:tcPr>
-            <w:tcW w:type="dxa" w:w="1728"/>
-            <w:shd w:fill="FFFFFF"/>
-            <w:tcMar>
-              <w:top w:w="100" w:type="dxa"/>
-              <w:bottom w:w="100" w:type="dxa"/>
-              <w:left w:w="120" w:type="dxa"/>
-              <w:right w:w="120" w:type="dxa"/>
-            </w:tcMar>
-            <w:tcBorders>
-              <w:top w:val="single" w:sz="4" w:space="0" w:color="CCCCCC"/>
-              <w:bottom w:val="single" w:sz="4" w:space="0" w:color="CCCCCC"/>
-              <w:left w:val="single" w:sz="4" w:space="0" w:color="CCCCCC"/>
-              <w:right w:val="single" w:sz="4" w:space="0" w:color="CCCCCC"/>
-            </w:tcBorders>
-          </w:tcPr>
-          <w:p>
-            <w:pPr>
-              <w:spacing w:before="60" w:after="60" w:line="252" w:lineRule="auto"/>
-              <w:jc w:val="left"/>
-            </w:pPr>
-            <w:r/>
-            <w:r>
-              <w:rPr>
-                <w:b/>
-              </w:rPr>
-              <w:t>508.00</w:t>
-            </w:r>
-          </w:p>
-        </w:tc>
-        <w:tc>
-          <w:tcPr>
-            <w:tcW w:type="dxa" w:w="3456"/>
-            <w:shd w:fill="FFFFFF"/>
-            <w:tcMar>
-              <w:top w:w="100" w:type="dxa"/>
-              <w:bottom w:w="100" w:type="dxa"/>
-              <w:left w:w="120" w:type="dxa"/>
-              <w:right w:w="120" w:type="dxa"/>
-            </w:tcMar>
-            <w:tcBorders>
-              <w:top w:val="single" w:sz="4" w:space="0" w:color="CCCCCC"/>
-              <w:bottom w:val="single" w:sz="4" w:space="0" w:color="CCCCCC"/>
-              <w:left w:val="single" w:sz="4" w:space="0" w:color="CCCCCC"/>
-              <w:right w:val="single" w:sz="4" w:space="0" w:color="CCCCCC"/>
-            </w:tcBorders>
-          </w:tcPr>
-          <w:p>
-            <w:pPr>
-              <w:spacing w:before="60" w:after="60" w:line="252" w:lineRule="auto"/>
-              <w:jc w:val="left"/>
-            </w:pPr>
-            <w:r/>
-            <w:r>
-              <w:rPr>
-                <w:b/>
-              </w:rPr>
-              <w:t>-0.25</w:t>
-            </w:r>
-          </w:p>
-        </w:tc>
-        <w:tc>
-          <w:tcPr>
-            <w:tcW w:type="dxa" w:w="1440"/>
-            <w:shd w:fill="FFFFFF"/>
-            <w:tcMar>
-              <w:top w:w="100" w:type="dxa"/>
-              <w:bottom w:w="100" w:type="dxa"/>
-              <w:left w:w="120" w:type="dxa"/>
-              <w:right w:w="120" w:type="dxa"/>
-            </w:tcMar>
-            <w:tcBorders>
-              <w:top w:val="single" w:sz="4" w:space="0" w:color="CCCCCC"/>
-              <w:bottom w:val="single" w:sz="4" w:space="0" w:color="CCCCCC"/>
-              <w:left w:val="single" w:sz="4" w:space="0" w:color="CCCCCC"/>
-              <w:right w:val="single" w:sz="4" w:space="0" w:color="CCCCCC"/>
-            </w:tcBorders>
-          </w:tcPr>
-          <w:p>
-            <w:pPr>
-              <w:spacing w:before="60" w:after="60" w:line="252" w:lineRule="auto"/>
-              <w:jc w:val="left"/>
-            </w:pPr>
-            <w:r/>
-            <w:r>
-              <w:t>BEAR</w:t>
-            </w:r>
-          </w:p>
-        </w:tc>
-      </w:tr>
-      <w:tr>
-        <w:tc>
-          <w:tcPr>
-            <w:tcW w:type="dxa" w:w="1584"/>
-            <w:shd w:fill="F8FAFC"/>
-            <w:tcMar>
-              <w:top w:w="100" w:type="dxa"/>
-              <w:bottom w:w="100" w:type="dxa"/>
-              <w:left w:w="120" w:type="dxa"/>
-              <w:right w:w="120" w:type="dxa"/>
-            </w:tcMar>
-            <w:tcBorders>
-              <w:top w:val="single" w:sz="4" w:space="0" w:color="CCCCCC"/>
-              <w:bottom w:val="single" w:sz="4" w:space="0" w:color="CCCCCC"/>
-              <w:left w:val="single" w:sz="4" w:space="0" w:color="CCCCCC"/>
-              <w:right w:val="single" w:sz="4" w:space="0" w:color="CCCCCC"/>
-            </w:tcBorders>
-          </w:tcPr>
-          <w:p>
-            <w:pPr>
-              <w:spacing w:before="60" w:after="60" w:line="252" w:lineRule="auto"/>
-              <w:jc w:val="left"/>
-            </w:pPr>
-            <w:r/>
-            <w:r>
-              <w:rPr>
-                <w:b/>
-              </w:rPr>
-              <w:t>Fri 09/10</w:t>
-            </w:r>
-          </w:p>
-        </w:tc>
-        <w:tc>
-          <w:tcPr>
-            <w:tcW w:type="dxa" w:w="864"/>
-            <w:shd w:fill="F8FAFC"/>
-            <w:tcMar>
-              <w:top w:w="100" w:type="dxa"/>
-              <w:bottom w:w="100" w:type="dxa"/>
-              <w:left w:w="120" w:type="dxa"/>
-              <w:right w:w="120" w:type="dxa"/>
-            </w:tcMar>
-            <w:tcBorders>
-              <w:top w:val="single" w:sz="4" w:space="0" w:color="CCCCCC"/>
-              <w:bottom w:val="single" w:sz="4" w:space="0" w:color="CCCCCC"/>
-              <w:left w:val="single" w:sz="4" w:space="0" w:color="CCCCCC"/>
-              <w:right w:val="single" w:sz="4" w:space="0" w:color="CCCCCC"/>
-            </w:tcBorders>
-          </w:tcPr>
-          <w:p>
-            <w:pPr>
-              <w:spacing w:before="60" w:after="60" w:line="252" w:lineRule="auto"/>
-              <w:jc w:val="left"/>
-            </w:pPr>
-            <w:r/>
-            <w:r>
-              <w:t>London 15-19</w:t>
-            </w:r>
-          </w:p>
-        </w:tc>
-        <w:tc>
-          <w:tcPr>
-            <w:tcW w:type="dxa" w:w="1440"/>
-            <w:shd w:fill="F8FAFC"/>
-            <w:tcMar>
-              <w:top w:w="100" w:type="dxa"/>
-              <w:bottom w:w="100" w:type="dxa"/>
-              <w:left w:w="120" w:type="dxa"/>
-              <w:right w:w="120" w:type="dxa"/>
-            </w:tcMar>
-            <w:tcBorders>
-              <w:top w:val="single" w:sz="4" w:space="0" w:color="CCCCCC"/>
-              <w:bottom w:val="single" w:sz="4" w:space="0" w:color="CCCCCC"/>
-              <w:left w:val="single" w:sz="4" w:space="0" w:color="CCCCCC"/>
-              <w:right w:val="single" w:sz="4" w:space="0" w:color="CCCCCC"/>
-            </w:tcBorders>
-          </w:tcPr>
-          <w:p>
-            <w:pPr>
-              <w:spacing w:before="60" w:after="60" w:line="252" w:lineRule="auto"/>
-              <w:jc w:val="left"/>
-            </w:pPr>
-            <w:r/>
-            <w:r>
-              <w:t>508.00</w:t>
-            </w:r>
-          </w:p>
-        </w:tc>
-        <w:tc>
-          <w:tcPr>
-            <w:tcW w:type="dxa" w:w="2016"/>
-            <w:shd w:fill="F8FAFC"/>
-            <w:tcMar>
-              <w:top w:w="100" w:type="dxa"/>
-              <w:bottom w:w="100" w:type="dxa"/>
-              <w:left w:w="120" w:type="dxa"/>
-              <w:right w:w="120" w:type="dxa"/>
-            </w:tcMar>
-            <w:tcBorders>
-              <w:top w:val="single" w:sz="4" w:space="0" w:color="CCCCCC"/>
-              <w:bottom w:val="single" w:sz="4" w:space="0" w:color="CCCCCC"/>
-              <w:left w:val="single" w:sz="4" w:space="0" w:color="CCCCCC"/>
-              <w:right w:val="single" w:sz="4" w:space="0" w:color="CCCCCC"/>
-            </w:tcBorders>
-          </w:tcPr>
-          <w:p>
-            <w:pPr>
-              <w:spacing w:before="60" w:after="60" w:line="252" w:lineRule="auto"/>
-              <w:jc w:val="left"/>
-            </w:pPr>
-            <w:r/>
-            <w:r>
-              <w:t>511.00</w:t>
-            </w:r>
-          </w:p>
-        </w:tc>
-        <w:tc>
-          <w:tcPr>
-            <w:tcW w:type="dxa" w:w="1152"/>
-            <w:shd w:fill="F8FAFC"/>
-            <w:tcMar>
-              <w:top w:w="100" w:type="dxa"/>
-              <w:bottom w:w="100" w:type="dxa"/>
-              <w:left w:w="120" w:type="dxa"/>
-              <w:right w:w="120" w:type="dxa"/>
-            </w:tcMar>
-            <w:tcBorders>
-              <w:top w:val="single" w:sz="4" w:space="0" w:color="CCCCCC"/>
-              <w:bottom w:val="single" w:sz="4" w:space="0" w:color="CCCCCC"/>
-              <w:left w:val="single" w:sz="4" w:space="0" w:color="CCCCCC"/>
-              <w:right w:val="single" w:sz="4" w:space="0" w:color="CCCCCC"/>
-            </w:tcBorders>
-          </w:tcPr>
-          <w:p>
-            <w:pPr>
-              <w:spacing w:before="60" w:after="60" w:line="252" w:lineRule="auto"/>
-              <w:jc w:val="left"/>
-            </w:pPr>
-            <w:r/>
-            <w:r>
-              <w:t>505.25</w:t>
-            </w:r>
-          </w:p>
-        </w:tc>
-        <w:tc>
-          <w:tcPr>
-            <w:tcW w:type="dxa" w:w="1728"/>
-            <w:shd w:fill="F8FAFC"/>
-            <w:tcMar>
-              <w:top w:w="100" w:type="dxa"/>
-              <w:bottom w:w="100" w:type="dxa"/>
-              <w:left w:w="120" w:type="dxa"/>
-              <w:right w:w="120" w:type="dxa"/>
-            </w:tcMar>
-            <w:tcBorders>
-              <w:top w:val="single" w:sz="4" w:space="0" w:color="CCCCCC"/>
-              <w:bottom w:val="single" w:sz="4" w:space="0" w:color="CCCCCC"/>
-              <w:left w:val="single" w:sz="4" w:space="0" w:color="CCCCCC"/>
-              <w:right w:val="single" w:sz="4" w:space="0" w:color="CCCCCC"/>
-            </w:tcBorders>
-          </w:tcPr>
-          <w:p>
-            <w:pPr>
-              <w:spacing w:before="60" w:after="60" w:line="252" w:lineRule="auto"/>
-              <w:jc w:val="left"/>
-            </w:pPr>
-            <w:r/>
-            <w:r>
-              <w:rPr>
-                <w:b/>
-              </w:rPr>
-              <w:t>508.25</w:t>
-            </w:r>
-          </w:p>
-        </w:tc>
-        <w:tc>
-          <w:tcPr>
-            <w:tcW w:type="dxa" w:w="3456"/>
-            <w:shd w:fill="F8FAFC"/>
-            <w:tcMar>
-              <w:top w:w="100" w:type="dxa"/>
-              <w:bottom w:w="100" w:type="dxa"/>
-              <w:left w:w="120" w:type="dxa"/>
-              <w:right w:w="120" w:type="dxa"/>
-            </w:tcMar>
-            <w:tcBorders>
-              <w:top w:val="single" w:sz="4" w:space="0" w:color="CCCCCC"/>
-              <w:bottom w:val="single" w:sz="4" w:space="0" w:color="CCCCCC"/>
-              <w:left w:val="single" w:sz="4" w:space="0" w:color="CCCCCC"/>
-              <w:right w:val="single" w:sz="4" w:space="0" w:color="CCCCCC"/>
-            </w:tcBorders>
-          </w:tcPr>
-          <w:p>
-            <w:pPr>
-              <w:spacing w:before="60" w:after="60" w:line="252" w:lineRule="auto"/>
-              <w:jc w:val="left"/>
-            </w:pPr>
-            <w:r/>
-            <w:r>
-              <w:rPr>
-                <w:b/>
-              </w:rPr>
-              <w:t>+0.25</w:t>
-            </w:r>
-          </w:p>
-        </w:tc>
-        <w:tc>
-          <w:tcPr>
-            <w:tcW w:type="dxa" w:w="1440"/>
-            <w:shd w:fill="F8FAFC"/>
-            <w:tcMar>
-              <w:top w:w="100" w:type="dxa"/>
-              <w:bottom w:w="100" w:type="dxa"/>
-              <w:left w:w="120" w:type="dxa"/>
-              <w:right w:w="120" w:type="dxa"/>
-            </w:tcMar>
-            <w:tcBorders>
-              <w:top w:val="single" w:sz="4" w:space="0" w:color="CCCCCC"/>
-              <w:bottom w:val="single" w:sz="4" w:space="0" w:color="CCCCCC"/>
-              <w:left w:val="single" w:sz="4" w:space="0" w:color="CCCCCC"/>
-              <w:right w:val="single" w:sz="4" w:space="0" w:color="CCCCCC"/>
-            </w:tcBorders>
-          </w:tcPr>
-          <w:p>
-            <w:pPr>
-              <w:spacing w:before="60" w:after="60" w:line="252" w:lineRule="auto"/>
-              <w:jc w:val="left"/>
-            </w:pPr>
-            <w:r/>
-            <w:r>
-              <w:t>BULL</w:t>
-            </w:r>
-          </w:p>
-        </w:tc>
-      </w:tr>
-      <w:tr>
-        <w:tc>
-          <w:tcPr>
-            <w:tcW w:type="dxa" w:w="1584"/>
-            <w:shd w:fill="FFFFFF"/>
-            <w:tcMar>
-              <w:top w:w="100" w:type="dxa"/>
-              <w:bottom w:w="100" w:type="dxa"/>
-              <w:left w:w="120" w:type="dxa"/>
-              <w:right w:w="120" w:type="dxa"/>
-            </w:tcMar>
-            <w:tcBorders>
-              <w:top w:val="single" w:sz="4" w:space="0" w:color="CCCCCC"/>
-              <w:bottom w:val="single" w:sz="4" w:space="0" w:color="CCCCCC"/>
-              <w:left w:val="single" w:sz="4" w:space="0" w:color="CCCCCC"/>
-              <w:right w:val="single" w:sz="4" w:space="0" w:color="CCCCCC"/>
-            </w:tcBorders>
-          </w:tcPr>
-          <w:p>
-            <w:pPr>
-              <w:spacing w:before="60" w:after="60" w:line="252" w:lineRule="auto"/>
-              <w:jc w:val="left"/>
-            </w:pPr>
-            <w:r/>
-            <w:r>
-              <w:rPr>
-                <w:b/>
-              </w:rPr>
-              <w:t>Fri 09/10</w:t>
-            </w:r>
-          </w:p>
-        </w:tc>
-        <w:tc>
-          <w:tcPr>
-            <w:tcW w:type="dxa" w:w="864"/>
-            <w:shd w:fill="FFFFFF"/>
-            <w:tcMar>
-              <w:top w:w="100" w:type="dxa"/>
-              <w:bottom w:w="100" w:type="dxa"/>
-              <w:left w:w="120" w:type="dxa"/>
-              <w:right w:w="120" w:type="dxa"/>
-            </w:tcMar>
-            <w:tcBorders>
-              <w:top w:val="single" w:sz="4" w:space="0" w:color="CCCCCC"/>
-              <w:bottom w:val="single" w:sz="4" w:space="0" w:color="CCCCCC"/>
-              <w:left w:val="single" w:sz="4" w:space="0" w:color="CCCCCC"/>
-              <w:right w:val="single" w:sz="4" w:space="0" w:color="CCCCCC"/>
-            </w:tcBorders>
-          </w:tcPr>
-          <w:p>
-            <w:pPr>
-              <w:spacing w:before="60" w:after="60" w:line="252" w:lineRule="auto"/>
-              <w:jc w:val="left"/>
-            </w:pPr>
-            <w:r/>
-            <w:r>
-              <w:t>Pre-NY 19-21</w:t>
-            </w:r>
-          </w:p>
-        </w:tc>
-        <w:tc>
-          <w:tcPr>
-            <w:tcW w:type="dxa" w:w="1440"/>
-            <w:shd w:fill="FFFFFF"/>
-            <w:tcMar>
-              <w:top w:w="100" w:type="dxa"/>
-              <w:bottom w:w="100" w:type="dxa"/>
-              <w:left w:w="120" w:type="dxa"/>
-              <w:right w:w="120" w:type="dxa"/>
-            </w:tcMar>
-            <w:tcBorders>
-              <w:top w:val="single" w:sz="4" w:space="0" w:color="CCCCCC"/>
-              <w:bottom w:val="single" w:sz="4" w:space="0" w:color="CCCCCC"/>
-              <w:left w:val="single" w:sz="4" w:space="0" w:color="CCCCCC"/>
-              <w:right w:val="single" w:sz="4" w:space="0" w:color="CCCCCC"/>
-            </w:tcBorders>
-          </w:tcPr>
-          <w:p>
-            <w:pPr>
-              <w:spacing w:before="60" w:after="60" w:line="252" w:lineRule="auto"/>
-              <w:jc w:val="left"/>
-            </w:pPr>
-            <w:r/>
-            <w:r>
-              <w:t>508.25</w:t>
-            </w:r>
-          </w:p>
-        </w:tc>
-        <w:tc>
-          <w:tcPr>
-            <w:tcW w:type="dxa" w:w="2016"/>
-            <w:shd w:fill="FFFFFF"/>
-            <w:tcMar>
-              <w:top w:w="100" w:type="dxa"/>
-              <w:bottom w:w="100" w:type="dxa"/>
-              <w:left w:w="120" w:type="dxa"/>
-              <w:right w:w="120" w:type="dxa"/>
-            </w:tcMar>
-            <w:tcBorders>
-              <w:top w:val="single" w:sz="4" w:space="0" w:color="CCCCCC"/>
-              <w:bottom w:val="single" w:sz="4" w:space="0" w:color="CCCCCC"/>
-              <w:left w:val="single" w:sz="4" w:space="0" w:color="CCCCCC"/>
-              <w:right w:val="single" w:sz="4" w:space="0" w:color="CCCCCC"/>
-            </w:tcBorders>
-          </w:tcPr>
-          <w:p>
-            <w:pPr>
-              <w:spacing w:before="60" w:after="60" w:line="252" w:lineRule="auto"/>
-              <w:jc w:val="left"/>
-            </w:pPr>
-            <w:r/>
-            <w:r>
-              <w:t>511.25</w:t>
-            </w:r>
-          </w:p>
-        </w:tc>
-        <w:tc>
-          <w:tcPr>
-            <w:tcW w:type="dxa" w:w="1152"/>
-            <w:shd w:fill="FFFFFF"/>
-            <w:tcMar>
-              <w:top w:w="100" w:type="dxa"/>
-              <w:bottom w:w="100" w:type="dxa"/>
-              <w:left w:w="120" w:type="dxa"/>
-              <w:right w:w="120" w:type="dxa"/>
-            </w:tcMar>
-            <w:tcBorders>
-              <w:top w:val="single" w:sz="4" w:space="0" w:color="CCCCCC"/>
-              <w:bottom w:val="single" w:sz="4" w:space="0" w:color="CCCCCC"/>
-              <w:left w:val="single" w:sz="4" w:space="0" w:color="CCCCCC"/>
-              <w:right w:val="single" w:sz="4" w:space="0" w:color="CCCCCC"/>
-            </w:tcBorders>
-          </w:tcPr>
-          <w:p>
-            <w:pPr>
-              <w:spacing w:before="60" w:after="60" w:line="252" w:lineRule="auto"/>
-              <w:jc w:val="left"/>
-            </w:pPr>
-            <w:r/>
-            <w:r>
-              <w:t>505.50</w:t>
-            </w:r>
-          </w:p>
-        </w:tc>
-        <w:tc>
-          <w:tcPr>
-            <w:tcW w:type="dxa" w:w="1728"/>
-            <w:shd w:fill="FFFFFF"/>
-            <w:tcMar>
-              <w:top w:w="100" w:type="dxa"/>
-              <w:bottom w:w="100" w:type="dxa"/>
-              <w:left w:w="120" w:type="dxa"/>
-              <w:right w:w="120" w:type="dxa"/>
-            </w:tcMar>
-            <w:tcBorders>
-              <w:top w:val="single" w:sz="4" w:space="0" w:color="CCCCCC"/>
-              <w:bottom w:val="single" w:sz="4" w:space="0" w:color="CCCCCC"/>
-              <w:left w:val="single" w:sz="4" w:space="0" w:color="CCCCCC"/>
-              <w:right w:val="single" w:sz="4" w:space="0" w:color="CCCCCC"/>
-            </w:tcBorders>
-          </w:tcPr>
-          <w:p>
-            <w:pPr>
-              <w:spacing w:before="60" w:after="60" w:line="252" w:lineRule="auto"/>
-              <w:jc w:val="left"/>
-            </w:pPr>
-            <w:r/>
-            <w:r>
-              <w:rPr>
-                <w:b/>
-              </w:rPr>
-              <w:t>508.25</w:t>
-            </w:r>
-          </w:p>
-        </w:tc>
-        <w:tc>
-          <w:tcPr>
-            <w:tcW w:type="dxa" w:w="3456"/>
-            <w:shd w:fill="FFFFFF"/>
-            <w:tcMar>
-              <w:top w:w="100" w:type="dxa"/>
-              <w:bottom w:w="100" w:type="dxa"/>
-              <w:left w:w="120" w:type="dxa"/>
-              <w:right w:w="120" w:type="dxa"/>
-            </w:tcMar>
-            <w:tcBorders>
-              <w:top w:val="single" w:sz="4" w:space="0" w:color="CCCCCC"/>
-              <w:bottom w:val="single" w:sz="4" w:space="0" w:color="CCCCCC"/>
-              <w:left w:val="single" w:sz="4" w:space="0" w:color="CCCCCC"/>
-              <w:right w:val="single" w:sz="4" w:space="0" w:color="CCCCCC"/>
-            </w:tcBorders>
-          </w:tcPr>
-          <w:p>
-            <w:pPr>
-              <w:spacing w:before="60" w:after="60" w:line="252" w:lineRule="auto"/>
-              <w:jc w:val="left"/>
-            </w:pPr>
-            <w:r/>
-            <w:r>
-              <w:rPr>
-                <w:b/>
-              </w:rPr>
-              <w:t>+0.00</w:t>
-            </w:r>
-          </w:p>
-        </w:tc>
-        <w:tc>
-          <w:tcPr>
-            <w:tcW w:type="dxa" w:w="1440"/>
-            <w:shd w:fill="FFFFFF"/>
-            <w:tcMar>
-              <w:top w:w="100" w:type="dxa"/>
-              <w:bottom w:w="100" w:type="dxa"/>
-              <w:left w:w="120" w:type="dxa"/>
-              <w:right w:w="120" w:type="dxa"/>
-            </w:tcMar>
-            <w:tcBorders>
-              <w:top w:val="single" w:sz="4" w:space="0" w:color="CCCCCC"/>
-              <w:bottom w:val="single" w:sz="4" w:space="0" w:color="CCCCCC"/>
-              <w:left w:val="single" w:sz="4" w:space="0" w:color="CCCCCC"/>
-              <w:right w:val="single" w:sz="4" w:space="0" w:color="CCCCCC"/>
-            </w:tcBorders>
-          </w:tcPr>
-          <w:p>
-            <w:pPr>
-              <w:spacing w:before="60" w:after="60" w:line="252" w:lineRule="auto"/>
-              <w:jc w:val="left"/>
-            </w:pPr>
-            <w:r/>
-            <w:r>
-              <w:t>BEAR</w:t>
-            </w:r>
-          </w:p>
-        </w:tc>
-      </w:tr>
-      <w:tr>
-        <w:tc>
-          <w:tcPr>
-            <w:tcW w:type="dxa" w:w="1584"/>
-            <w:shd w:fill="F8FAFC"/>
-            <w:tcMar>
-              <w:top w:w="100" w:type="dxa"/>
-              <w:bottom w:w="100" w:type="dxa"/>
-              <w:left w:w="120" w:type="dxa"/>
-              <w:right w:w="120" w:type="dxa"/>
-            </w:tcMar>
-            <w:tcBorders>
-              <w:top w:val="single" w:sz="4" w:space="0" w:color="CCCCCC"/>
-              <w:bottom w:val="single" w:sz="4" w:space="0" w:color="CCCCCC"/>
-              <w:left w:val="single" w:sz="4" w:space="0" w:color="CCCCCC"/>
-              <w:right w:val="single" w:sz="4" w:space="0" w:color="CCCCCC"/>
-            </w:tcBorders>
-          </w:tcPr>
-          <w:p>
-            <w:pPr>
-              <w:spacing w:before="60" w:after="60" w:line="252" w:lineRule="auto"/>
-              <w:jc w:val="left"/>
-            </w:pPr>
-            <w:r/>
-            <w:r>
-              <w:rPr>
-                <w:b/>
-              </w:rPr>
-              <w:t>Fri 09/10</w:t>
-            </w:r>
-          </w:p>
-        </w:tc>
-        <w:tc>
-          <w:tcPr>
-            <w:tcW w:type="dxa" w:w="864"/>
-            <w:shd w:fill="F8FAFC"/>
-            <w:tcMar>
-              <w:top w:w="100" w:type="dxa"/>
-              <w:bottom w:w="100" w:type="dxa"/>
-              <w:left w:w="120" w:type="dxa"/>
-              <w:right w:w="120" w:type="dxa"/>
-            </w:tcMar>
-            <w:tcBorders>
-              <w:top w:val="single" w:sz="4" w:space="0" w:color="CCCCCC"/>
-              <w:bottom w:val="single" w:sz="4" w:space="0" w:color="CCCCCC"/>
-              <w:left w:val="single" w:sz="4" w:space="0" w:color="CCCCCC"/>
-              <w:right w:val="single" w:sz="4" w:space="0" w:color="CCCCCC"/>
-            </w:tcBorders>
-          </w:tcPr>
-          <w:p>
-            <w:pPr>
-              <w:spacing w:before="60" w:after="60" w:line="252" w:lineRule="auto"/>
-              <w:jc w:val="left"/>
-            </w:pPr>
-            <w:r/>
-            <w:r>
-              <w:t>NY Open 21-23</w:t>
-            </w:r>
-          </w:p>
-        </w:tc>
-        <w:tc>
-          <w:tcPr>
-            <w:tcW w:type="dxa" w:w="1440"/>
-            <w:shd w:fill="F8FAFC"/>
-            <w:tcMar>
-              <w:top w:w="100" w:type="dxa"/>
-              <w:bottom w:w="100" w:type="dxa"/>
-              <w:left w:w="120" w:type="dxa"/>
-              <w:right w:w="120" w:type="dxa"/>
-            </w:tcMar>
-            <w:tcBorders>
-              <w:top w:val="single" w:sz="4" w:space="0" w:color="CCCCCC"/>
-              <w:bottom w:val="single" w:sz="4" w:space="0" w:color="CCCCCC"/>
-              <w:left w:val="single" w:sz="4" w:space="0" w:color="CCCCCC"/>
-              <w:right w:val="single" w:sz="4" w:space="0" w:color="CCCCCC"/>
-            </w:tcBorders>
-          </w:tcPr>
-          <w:p>
-            <w:pPr>
-              <w:spacing w:before="60" w:after="60" w:line="252" w:lineRule="auto"/>
-              <w:jc w:val="left"/>
-            </w:pPr>
-            <w:r/>
-            <w:r>
-              <w:t>508.25</w:t>
-            </w:r>
-          </w:p>
-        </w:tc>
-        <w:tc>
-          <w:tcPr>
-            <w:tcW w:type="dxa" w:w="2016"/>
-            <w:shd w:fill="F8FAFC"/>
-            <w:tcMar>
-              <w:top w:w="100" w:type="dxa"/>
-              <w:bottom w:w="100" w:type="dxa"/>
-              <w:left w:w="120" w:type="dxa"/>
-              <w:right w:w="120" w:type="dxa"/>
-            </w:tcMar>
-            <w:tcBorders>
-              <w:top w:val="single" w:sz="4" w:space="0" w:color="CCCCCC"/>
-              <w:bottom w:val="single" w:sz="4" w:space="0" w:color="CCCCCC"/>
-              <w:left w:val="single" w:sz="4" w:space="0" w:color="CCCCCC"/>
-              <w:right w:val="single" w:sz="4" w:space="0" w:color="CCCCCC"/>
-            </w:tcBorders>
-          </w:tcPr>
-          <w:p>
-            <w:pPr>
-              <w:spacing w:before="60" w:after="60" w:line="252" w:lineRule="auto"/>
-              <w:jc w:val="left"/>
-            </w:pPr>
-            <w:r/>
-            <w:r>
-              <w:t>512.25</w:t>
-            </w:r>
-          </w:p>
-        </w:tc>
-        <w:tc>
-          <w:tcPr>
-            <w:tcW w:type="dxa" w:w="1152"/>
-            <w:shd w:fill="F8FAFC"/>
-            <w:tcMar>
-              <w:top w:w="100" w:type="dxa"/>
-              <w:bottom w:w="100" w:type="dxa"/>
-              <w:left w:w="120" w:type="dxa"/>
-              <w:right w:w="120" w:type="dxa"/>
-            </w:tcMar>
-            <w:tcBorders>
-              <w:top w:val="single" w:sz="4" w:space="0" w:color="CCCCCC"/>
-              <w:bottom w:val="single" w:sz="4" w:space="0" w:color="CCCCCC"/>
-              <w:left w:val="single" w:sz="4" w:space="0" w:color="CCCCCC"/>
-              <w:right w:val="single" w:sz="4" w:space="0" w:color="CCCCCC"/>
-            </w:tcBorders>
-          </w:tcPr>
-          <w:p>
-            <w:pPr>
-              <w:spacing w:before="60" w:after="60" w:line="252" w:lineRule="auto"/>
-              <w:jc w:val="left"/>
-            </w:pPr>
-            <w:r/>
-            <w:r>
-              <w:t>504.75</w:t>
-            </w:r>
-          </w:p>
-        </w:tc>
-        <w:tc>
-          <w:tcPr>
-            <w:tcW w:type="dxa" w:w="1728"/>
-            <w:shd w:fill="F8FAFC"/>
             <w:tcMar>
               <w:top w:w="100" w:type="dxa"/>
               <w:bottom w:w="100" w:type="dxa"/>
@@ -20834,241 +21069,6 @@
                 <w:b/>
               </w:rPr>
               <w:t>508.75</w:t>
-            </w:r>
-          </w:p>
-        </w:tc>
-        <w:tc>
-          <w:tcPr>
-            <w:tcW w:type="dxa" w:w="3456"/>
-            <w:shd w:fill="F8FAFC"/>
-            <w:tcMar>
-              <w:top w:w="100" w:type="dxa"/>
-              <w:bottom w:w="100" w:type="dxa"/>
-              <w:left w:w="120" w:type="dxa"/>
-              <w:right w:w="120" w:type="dxa"/>
-            </w:tcMar>
-            <w:tcBorders>
-              <w:top w:val="single" w:sz="4" w:space="0" w:color="CCCCCC"/>
-              <w:bottom w:val="single" w:sz="4" w:space="0" w:color="CCCCCC"/>
-              <w:left w:val="single" w:sz="4" w:space="0" w:color="CCCCCC"/>
-              <w:right w:val="single" w:sz="4" w:space="0" w:color="CCCCCC"/>
-            </w:tcBorders>
-          </w:tcPr>
-          <w:p>
-            <w:pPr>
-              <w:spacing w:before="60" w:after="60" w:line="252" w:lineRule="auto"/>
-              <w:jc w:val="left"/>
-            </w:pPr>
-            <w:r/>
-            <w:r>
-              <w:rPr>
-                <w:b/>
-              </w:rPr>
-              <w:t>+0.50</w:t>
-            </w:r>
-          </w:p>
-        </w:tc>
-        <w:tc>
-          <w:tcPr>
-            <w:tcW w:type="dxa" w:w="1440"/>
-            <w:shd w:fill="F8FAFC"/>
-            <w:tcMar>
-              <w:top w:w="100" w:type="dxa"/>
-              <w:bottom w:w="100" w:type="dxa"/>
-              <w:left w:w="120" w:type="dxa"/>
-              <w:right w:w="120" w:type="dxa"/>
-            </w:tcMar>
-            <w:tcBorders>
-              <w:top w:val="single" w:sz="4" w:space="0" w:color="CCCCCC"/>
-              <w:bottom w:val="single" w:sz="4" w:space="0" w:color="CCCCCC"/>
-              <w:left w:val="single" w:sz="4" w:space="0" w:color="CCCCCC"/>
-              <w:right w:val="single" w:sz="4" w:space="0" w:color="CCCCCC"/>
-            </w:tcBorders>
-          </w:tcPr>
-          <w:p>
-            <w:pPr>
-              <w:spacing w:before="60" w:after="60" w:line="252" w:lineRule="auto"/>
-              <w:jc w:val="left"/>
-            </w:pPr>
-            <w:r/>
-            <w:r>
-              <w:t>BULL</w:t>
-            </w:r>
-          </w:p>
-        </w:tc>
-      </w:tr>
-      <w:tr>
-        <w:tc>
-          <w:tcPr>
-            <w:tcW w:type="dxa" w:w="1584"/>
-            <w:shd w:fill="FFFFFF"/>
-            <w:tcMar>
-              <w:top w:w="100" w:type="dxa"/>
-              <w:bottom w:w="100" w:type="dxa"/>
-              <w:left w:w="120" w:type="dxa"/>
-              <w:right w:w="120" w:type="dxa"/>
-            </w:tcMar>
-            <w:tcBorders>
-              <w:top w:val="single" w:sz="4" w:space="0" w:color="CCCCCC"/>
-              <w:bottom w:val="single" w:sz="4" w:space="0" w:color="CCCCCC"/>
-              <w:left w:val="single" w:sz="4" w:space="0" w:color="CCCCCC"/>
-              <w:right w:val="single" w:sz="4" w:space="0" w:color="CCCCCC"/>
-            </w:tcBorders>
-          </w:tcPr>
-          <w:p>
-            <w:pPr>
-              <w:spacing w:before="60" w:after="60" w:line="252" w:lineRule="auto"/>
-              <w:jc w:val="left"/>
-            </w:pPr>
-            <w:r/>
-            <w:r>
-              <w:rPr>
-                <w:b/>
-              </w:rPr>
-              <w:t>Fri 09/10</w:t>
-            </w:r>
-          </w:p>
-        </w:tc>
-        <w:tc>
-          <w:tcPr>
-            <w:tcW w:type="dxa" w:w="864"/>
-            <w:shd w:fill="FFFFFF"/>
-            <w:tcMar>
-              <w:top w:w="100" w:type="dxa"/>
-              <w:bottom w:w="100" w:type="dxa"/>
-              <w:left w:w="120" w:type="dxa"/>
-              <w:right w:w="120" w:type="dxa"/>
-            </w:tcMar>
-            <w:tcBorders>
-              <w:top w:val="single" w:sz="4" w:space="0" w:color="CCCCCC"/>
-              <w:bottom w:val="single" w:sz="4" w:space="0" w:color="CCCCCC"/>
-              <w:left w:val="single" w:sz="4" w:space="0" w:color="CCCCCC"/>
-              <w:right w:val="single" w:sz="4" w:space="0" w:color="CCCCCC"/>
-            </w:tcBorders>
-          </w:tcPr>
-          <w:p>
-            <w:pPr>
-              <w:spacing w:before="60" w:after="60" w:line="252" w:lineRule="auto"/>
-              <w:jc w:val="left"/>
-            </w:pPr>
-            <w:r/>
-            <w:r>
-              <w:t>NY Close 23-01</w:t>
-            </w:r>
-          </w:p>
-        </w:tc>
-        <w:tc>
-          <w:tcPr>
-            <w:tcW w:type="dxa" w:w="1440"/>
-            <w:shd w:fill="FFFFFF"/>
-            <w:tcMar>
-              <w:top w:w="100" w:type="dxa"/>
-              <w:bottom w:w="100" w:type="dxa"/>
-              <w:left w:w="120" w:type="dxa"/>
-              <w:right w:w="120" w:type="dxa"/>
-            </w:tcMar>
-            <w:tcBorders>
-              <w:top w:val="single" w:sz="4" w:space="0" w:color="CCCCCC"/>
-              <w:bottom w:val="single" w:sz="4" w:space="0" w:color="CCCCCC"/>
-              <w:left w:val="single" w:sz="4" w:space="0" w:color="CCCCCC"/>
-              <w:right w:val="single" w:sz="4" w:space="0" w:color="CCCCCC"/>
-            </w:tcBorders>
-          </w:tcPr>
-          <w:p>
-            <w:pPr>
-              <w:spacing w:before="60" w:after="60" w:line="252" w:lineRule="auto"/>
-              <w:jc w:val="left"/>
-            </w:pPr>
-            <w:r/>
-            <w:r>
-              <w:t>508.75</w:t>
-            </w:r>
-          </w:p>
-        </w:tc>
-        <w:tc>
-          <w:tcPr>
-            <w:tcW w:type="dxa" w:w="2016"/>
-            <w:shd w:fill="FFFFFF"/>
-            <w:tcMar>
-              <w:top w:w="100" w:type="dxa"/>
-              <w:bottom w:w="100" w:type="dxa"/>
-              <w:left w:w="120" w:type="dxa"/>
-              <w:right w:w="120" w:type="dxa"/>
-            </w:tcMar>
-            <w:tcBorders>
-              <w:top w:val="single" w:sz="4" w:space="0" w:color="CCCCCC"/>
-              <w:bottom w:val="single" w:sz="4" w:space="0" w:color="CCCCCC"/>
-              <w:left w:val="single" w:sz="4" w:space="0" w:color="CCCCCC"/>
-              <w:right w:val="single" w:sz="4" w:space="0" w:color="CCCCCC"/>
-            </w:tcBorders>
-          </w:tcPr>
-          <w:p>
-            <w:pPr>
-              <w:spacing w:before="60" w:after="60" w:line="252" w:lineRule="auto"/>
-              <w:jc w:val="left"/>
-            </w:pPr>
-            <w:r/>
-            <w:r>
-              <w:t>512.75</w:t>
-            </w:r>
-          </w:p>
-        </w:tc>
-        <w:tc>
-          <w:tcPr>
-            <w:tcW w:type="dxa" w:w="1152"/>
-            <w:shd w:fill="FFFFFF"/>
-            <w:tcMar>
-              <w:top w:w="100" w:type="dxa"/>
-              <w:bottom w:w="100" w:type="dxa"/>
-              <w:left w:w="120" w:type="dxa"/>
-              <w:right w:w="120" w:type="dxa"/>
-            </w:tcMar>
-            <w:tcBorders>
-              <w:top w:val="single" w:sz="4" w:space="0" w:color="CCCCCC"/>
-              <w:bottom w:val="single" w:sz="4" w:space="0" w:color="CCCCCC"/>
-              <w:left w:val="single" w:sz="4" w:space="0" w:color="CCCCCC"/>
-              <w:right w:val="single" w:sz="4" w:space="0" w:color="CCCCCC"/>
-            </w:tcBorders>
-          </w:tcPr>
-          <w:p>
-            <w:pPr>
-              <w:spacing w:before="60" w:after="60" w:line="252" w:lineRule="auto"/>
-              <w:jc w:val="left"/>
-            </w:pPr>
-            <w:r/>
-            <w:r>
-              <w:t>507.00</w:t>
-            </w:r>
-          </w:p>
-        </w:tc>
-        <w:tc>
-          <w:tcPr>
-            <w:tcW w:type="dxa" w:w="1728"/>
-            <w:shd w:fill="FFFFFF"/>
-            <w:tcMar>
-              <w:top w:w="100" w:type="dxa"/>
-              <w:bottom w:w="100" w:type="dxa"/>
-              <w:left w:w="120" w:type="dxa"/>
-              <w:right w:w="120" w:type="dxa"/>
-            </w:tcMar>
-            <w:tcBorders>
-              <w:top w:val="single" w:sz="4" w:space="0" w:color="CCCCCC"/>
-              <w:bottom w:val="single" w:sz="4" w:space="0" w:color="CCCCCC"/>
-              <w:left w:val="single" w:sz="4" w:space="0" w:color="CCCCCC"/>
-              <w:right w:val="single" w:sz="4" w:space="0" w:color="CCCCCC"/>
-            </w:tcBorders>
-          </w:tcPr>
-          <w:p>
-            <w:pPr>
-              <w:spacing w:before="60" w:after="60" w:line="252" w:lineRule="auto"/>
-              <w:jc w:val="left"/>
-            </w:pPr>
-            <w:r/>
-            <w:r>
-              <w:rPr>
-                <w:b/>
-              </w:rPr>
-              <w:t>508.50</w:t>
             </w:r>
           </w:p>
         </w:tc>
@@ -21791,7 +21791,7 @@
         <w:t>Giá Chốt Phiên (Close):</w:t>
       </w:r>
       <w:r>
-        <w:t xml:space="preserve"> 688.00 cents | </w:t>
+        <w:t xml:space="preserve"> 690.00 cents | </w:t>
       </w:r>
       <w:r>
         <w:rPr>
@@ -21806,10 +21806,10 @@
         <w:rPr>
           <w:b/>
         </w:rPr>
-        <w:t>`688.80 cents`</w:t>
+        <w:t>`690.98 cents`</w:t>
       </w:r>
       <w:r>
-        <w:t xml:space="preserve"> (+0.80).</w:t>
+        <w:t xml:space="preserve"> (+0.98).</w:t>
       </w:r>
     </w:p>
     <w:p>
@@ -21830,7 +21830,7 @@
         <w:rPr>
           <w:b/>
         </w:rPr>
-        <w:t>`16,896`</w:t>
+        <w:t>`30,487`</w:t>
       </w:r>
       <w:r>
         <w:t xml:space="preserve"> (Chênh lệch: </w:t>
@@ -21839,7 +21839,7 @@
         <w:rPr>
           <w:b/>
         </w:rPr>
-        <w:t>`-47,448`</w:t>
+        <w:t>`-33,857`</w:t>
       </w:r>
       <w:r>
         <w:t xml:space="preserve">) | OI: </w:t>
@@ -21848,7 +21848,7 @@
         <w:rPr>
           <w:b/>
         </w:rPr>
-        <w:t>`254,586`</w:t>
+        <w:t>`254,554`</w:t>
       </w:r>
       <w:r>
         <w:t xml:space="preserve"> (Chênh lệch: </w:t>
@@ -21857,7 +21857,7 @@
         <w:rPr>
           <w:b/>
         </w:rPr>
-        <w:t>`+0`</w:t>
+        <w:t>`-32`</w:t>
       </w:r>
       <w:r>
         <w:t>)</w:t>
@@ -21881,7 +21881,7 @@
         <w:rPr>
           <w:b/>
         </w:rPr>
-        <w:t>`Doji (Nến lưỡng lự thế trận)`</w:t>
+        <w:t>`Không phát hiện mô hình nến đặc biệt`</w:t>
       </w:r>
     </w:p>
     <w:p>
@@ -22173,7 +22173,7 @@
               <w:rPr>
                 <w:b/>
               </w:rPr>
-              <w:t>104.57</w:t>
+              <w:t>105.30</w:t>
             </w:r>
           </w:p>
         </w:tc>
@@ -22204,7 +22204,7 @@
               <w:rPr>
                 <w:b/>
               </w:rPr>
-              <w:t>+4.36%</w:t>
+              <w:t>+5.09%</w:t>
             </w:r>
           </w:p>
         </w:tc>
@@ -22296,7 +22296,7 @@
               <w:rPr>
                 <w:b/>
               </w:rPr>
-              <w:t>102.26</w:t>
+              <w:t>102.13</w:t>
             </w:r>
           </w:p>
         </w:tc>
@@ -22327,7 +22327,7 @@
               <w:rPr>
                 <w:b/>
               </w:rPr>
-              <w:t>+0.02%</w:t>
+              <w:t>-0.10%</w:t>
             </w:r>
           </w:p>
         </w:tc>
@@ -22355,7 +22355,7 @@
             </w:pPr>
             <w:r/>
             <w:r>
-              <w:t>DXY Tăng khiến lúa mì Mỹ đắt đỏ hơn đối với các khách hàng truyền thống như Ai Cập/Châu Á.</w:t>
+              <w:t>DXY Giảm kích thích nhu cầu nhập khẩu lúa mì Mỹ trên thị trường quốc tế.</w:t>
             </w:r>
           </w:p>
         </w:tc>
@@ -22931,7 +22931,7 @@
         <w:t xml:space="preserve"> EMA_21 </w:t>
       </w:r>
       <w:r>
-        <w:t xml:space="preserve"> (688.79) &lt; </w:t>
+        <w:t xml:space="preserve"> (688.92) &lt; </w:t>
       </w:r>
       <w:r>
         <w:rPr>
@@ -22942,7 +22942,7 @@
         <w:t xml:space="preserve"> EMA_50 </w:t>
       </w:r>
       <w:r>
-        <w:t xml:space="preserve"> (691.05).</w:t>
+        <w:t xml:space="preserve"> (691.02).</w:t>
       </w:r>
     </w:p>
     <w:p>
@@ -22963,7 +22963,7 @@
         <w:rPr>
           <w:b/>
         </w:rPr>
-        <w:t>`45.25`</w:t>
+        <w:t>`50.95`</w:t>
       </w:r>
       <w:r>
         <w:t xml:space="preserve"> | ATR (14) = </w:t>
@@ -22972,7 +22972,7 @@
         <w:rPr>
           <w:b/>
         </w:rPr>
-        <w:t>`3.17`</w:t>
+        <w:t>`3.38`</w:t>
       </w:r>
       <w:r>
         <w:t xml:space="preserve"> cents | Volatility = </w:t>
@@ -22981,7 +22981,7 @@
         <w:rPr>
           <w:b/>
         </w:rPr>
-        <w:t>`5.00 cents`</w:t>
+        <w:t>`4.75 cents`</w:t>
       </w:r>
       <w:r>
         <w:t>.</w:t>
@@ -23005,7 +23005,7 @@
         <w:rPr>
           <w:b/>
         </w:rPr>
-        <w:t>`686.00`</w:t>
+        <w:t>`686.50`</w:t>
       </w:r>
       <w:r>
         <w:t xml:space="preserve"> | S2: </w:t>
@@ -23023,7 +23023,7 @@
         <w:rPr>
           <w:b/>
         </w:rPr>
-        <w:t>`689.75`</w:t>
+        <w:t>`693.50`</w:t>
       </w:r>
       <w:r>
         <w:t xml:space="preserve"> | R2: </w:t>
@@ -23756,7 +23756,7 @@
           <w:b/>
           <w:color w:val="B91C1C"/>
         </w:rPr>
-        <w:t>`688.79 - 691.05 cents (Canh bán hồi kỹ thuật H1)`</w:t>
+        <w:t>`688.92 - 691.02 cents (Canh bán hồi kỹ thuật H1)`</w:t>
       </w:r>
       <w:r>
         <w:t xml:space="preserve"> | SL: </w:t>
@@ -23765,7 +23765,7 @@
         <w:rPr>
           <w:b/>
         </w:rPr>
-        <w:t>`779.51 cents (Trên kháng cự R2 + 1.5x ATR)`</w:t>
+        <w:t>`779.82 cents (Trên kháng cự R2 + 1.5x ATR)`</w:t>
       </w:r>
       <w:r>
         <w:t xml:space="preserve"> | TP: </w:t>
@@ -23776,7 +23776,7 @@
           <w:color w:val="D97706"/>
           <w:sz w:val="19"/>
         </w:rPr>
-        <w:t xml:space="preserve"> 686.00 cents </w:t>
+        <w:t xml:space="preserve"> 686.50 cents </w:t>
       </w:r>
       <w:r>
         <w:t xml:space="preserve"> / </w:t>
@@ -23827,7 +23827,7 @@
         <w:rPr>
           <w:b/>
         </w:rPr>
-        <w:t>`684.00 - 686.00 cents`</w:t>
+        <w:t>`684.50 - 686.50 cents`</w:t>
       </w:r>
       <w:r>
         <w:t xml:space="preserve"> | SL: </w:t>
@@ -23836,7 +23836,7 @@
         <w:rPr>
           <w:b/>
         </w:rPr>
-        <w:t>`667.58 cents`</w:t>
+        <w:t>`667.37 cents`</w:t>
       </w:r>
       <w:r>
         <w:t xml:space="preserve"> | TP: </w:t>
@@ -23845,7 +23845,7 @@
         <w:rPr>
           <w:b/>
         </w:rPr>
-        <w:t>`689.75 cents (Đón sóng hồi trung hạn ~14.5 giá)`</w:t>
+        <w:t>`693.50 cents (Đón sóng hồi trung hạn ~14.5 giá)`</w:t>
       </w:r>
       <w:r>
         <w:t>.</w:t>
@@ -23873,7 +23873,7 @@
         <w:rPr>
           <w:b/>
         </w:rPr>
-        <w:t>`689.75 - 691.75 cents`</w:t>
+        <w:t>`693.50 - 695.50 cents`</w:t>
       </w:r>
       <w:r>
         <w:t xml:space="preserve"> | SL: </w:t>
@@ -23882,7 +23882,7 @@
         <w:rPr>
           <w:b/>
         </w:rPr>
-        <w:t>`692.92 cents`</w:t>
+        <w:t>`696.88 cents`</w:t>
       </w:r>
       <w:r>
         <w:t xml:space="preserve"> | TP: </w:t>
@@ -23931,7 +23931,7 @@
         <w:rPr>
           <w:b/>
         </w:rPr>
-        <w:t>`658.07 - 670.75 cents`</w:t>
+        <w:t>`657.22 - 670.75 cents`</w:t>
       </w:r>
     </w:p>
     <w:p>
@@ -24338,7 +24338,7 @@
             </w:pPr>
             <w:r/>
             <w:r>
-              <w:t>688.00</w:t>
+              <w:t>690.00</w:t>
             </w:r>
           </w:p>
         </w:tc>
@@ -24366,7 +24366,7 @@
             </w:pPr>
             <w:r/>
             <w:r>
-              <w:t>699.25</w:t>
+              <w:t>701.25</w:t>
             </w:r>
           </w:p>
         </w:tc>
@@ -24394,7 +24394,7 @@
             </w:pPr>
             <w:r/>
             <w:r>
-              <w:t>682.50</w:t>
+              <w:t>684.50</w:t>
             </w:r>
           </w:p>
         </w:tc>
@@ -24425,7 +24425,7 @@
               <w:rPr>
                 <w:b/>
               </w:rPr>
-              <w:t>687.25</w:t>
+              <w:t>689.25</w:t>
             </w:r>
           </w:p>
         </w:tc>
@@ -24573,7 +24573,7 @@
             </w:pPr>
             <w:r/>
             <w:r>
-              <w:t>687.25</w:t>
+              <w:t>689.25</w:t>
             </w:r>
           </w:p>
         </w:tc>
@@ -24601,7 +24601,7 @@
             </w:pPr>
             <w:r/>
             <w:r>
-              <w:t>694.75</w:t>
+              <w:t>696.75</w:t>
             </w:r>
           </w:p>
         </w:tc>
@@ -24629,7 +24629,7 @@
             </w:pPr>
             <w:r/>
             <w:r>
-              <w:t>681.25</w:t>
+              <w:t>683.25</w:t>
             </w:r>
           </w:p>
         </w:tc>
@@ -24660,7 +24660,7 @@
               <w:rPr>
                 <w:b/>
               </w:rPr>
-              <w:t>686.75</w:t>
+              <w:t>688.75</w:t>
             </w:r>
           </w:p>
         </w:tc>
@@ -24808,7 +24808,7 @@
             </w:pPr>
             <w:r/>
             <w:r>
-              <w:t>686.75</w:t>
+              <w:t>688.75</w:t>
             </w:r>
           </w:p>
         </w:tc>
@@ -24836,7 +24836,7 @@
             </w:pPr>
             <w:r/>
             <w:r>
-              <w:t>700.50</w:t>
+              <w:t>702.50</w:t>
             </w:r>
           </w:p>
         </w:tc>
@@ -24864,7 +24864,7 @@
             </w:pPr>
             <w:r/>
             <w:r>
-              <w:t>672.00</w:t>
+              <w:t>674.00</w:t>
             </w:r>
           </w:p>
         </w:tc>
@@ -24895,7 +24895,7 @@
               <w:rPr>
                 <w:b/>
               </w:rPr>
-              <w:t>688.75</w:t>
+              <w:t>690.75</w:t>
             </w:r>
           </w:p>
         </w:tc>
@@ -25043,7 +25043,7 @@
             </w:pPr>
             <w:r/>
             <w:r>
-              <w:t>688.75</w:t>
+              <w:t>690.75</w:t>
             </w:r>
           </w:p>
         </w:tc>
@@ -25071,7 +25071,7 @@
             </w:pPr>
             <w:r/>
             <w:r>
-              <w:t>702.00</w:t>
+              <w:t>704.00</w:t>
             </w:r>
           </w:p>
         </w:tc>
@@ -25099,7 +25099,7 @@
             </w:pPr>
             <w:r/>
             <w:r>
-              <w:t>680.50</w:t>
+              <w:t>682.50</w:t>
             </w:r>
           </w:p>
         </w:tc>
@@ -25130,7 +25130,7 @@
               <w:rPr>
                 <w:b/>
               </w:rPr>
-              <w:t>690.00</w:t>
+              <w:t>692.00</w:t>
             </w:r>
           </w:p>
         </w:tc>
@@ -25278,7 +25278,7 @@
             </w:pPr>
             <w:r/>
             <w:r>
-              <w:t>690.00</w:t>
+              <w:t>692.00</w:t>
             </w:r>
           </w:p>
         </w:tc>
@@ -25306,7 +25306,7 @@
             </w:pPr>
             <w:r/>
             <w:r>
-              <w:t>706.50</w:t>
+              <w:t>708.50</w:t>
             </w:r>
           </w:p>
         </w:tc>
@@ -25334,7 +25334,7 @@
             </w:pPr>
             <w:r/>
             <w:r>
-              <w:t>679.50</w:t>
+              <w:t>681.50</w:t>
             </w:r>
           </w:p>
         </w:tc>
@@ -25365,7 +25365,7 @@
               <w:rPr>
                 <w:b/>
               </w:rPr>
-              <w:t>694.50</w:t>
+              <w:t>696.50</w:t>
             </w:r>
           </w:p>
         </w:tc>
@@ -25513,7 +25513,7 @@
             </w:pPr>
             <w:r/>
             <w:r>
-              <w:t>694.50</w:t>
+              <w:t>696.50</w:t>
             </w:r>
           </w:p>
         </w:tc>
@@ -25541,7 +25541,7 @@
             </w:pPr>
             <w:r/>
             <w:r>
-              <w:t>702.25</w:t>
+              <w:t>704.25</w:t>
             </w:r>
           </w:p>
         </w:tc>
@@ -25569,7 +25569,7 @@
             </w:pPr>
             <w:r/>
             <w:r>
-              <w:t>683.50</w:t>
+              <w:t>685.50</w:t>
             </w:r>
           </w:p>
         </w:tc>
@@ -25600,7 +25600,7 @@
               <w:rPr>
                 <w:b/>
               </w:rPr>
-              <w:t>695.75</w:t>
+              <w:t>697.75</w:t>
             </w:r>
           </w:p>
         </w:tc>
@@ -25748,7 +25748,7 @@
             </w:pPr>
             <w:r/>
             <w:r>
-              <w:t>695.75</w:t>
+              <w:t>697.75</w:t>
             </w:r>
           </w:p>
         </w:tc>
@@ -25776,7 +25776,7 @@
             </w:pPr>
             <w:r/>
             <w:r>
-              <w:t>704.00</w:t>
+              <w:t>706.00</w:t>
             </w:r>
           </w:p>
         </w:tc>
@@ -25804,7 +25804,7 @@
             </w:pPr>
             <w:r/>
             <w:r>
-              <w:t>685.25</w:t>
+              <w:t>687.25</w:t>
             </w:r>
           </w:p>
         </w:tc>
@@ -25835,7 +25835,7 @@
               <w:rPr>
                 <w:b/>
               </w:rPr>
-              <w:t>697.50</w:t>
+              <w:t>699.50</w:t>
             </w:r>
           </w:p>
         </w:tc>
@@ -25983,7 +25983,7 @@
             </w:pPr>
             <w:r/>
             <w:r>
-              <w:t>697.50</w:t>
+              <w:t>699.50</w:t>
             </w:r>
           </w:p>
         </w:tc>
@@ -26011,7 +26011,7 @@
             </w:pPr>
             <w:r/>
             <w:r>
-              <w:t>709.75</w:t>
+              <w:t>711.75</w:t>
             </w:r>
           </w:p>
         </w:tc>
@@ -26039,7 +26039,7 @@
             </w:pPr>
             <w:r/>
             <w:r>
-              <w:t>687.75</w:t>
+              <w:t>689.75</w:t>
             </w:r>
           </w:p>
         </w:tc>
@@ -26070,7 +26070,7 @@
               <w:rPr>
                 <w:b/>
               </w:rPr>
-              <w:t>696.50</w:t>
+              <w:t>698.50</w:t>
             </w:r>
           </w:p>
         </w:tc>
@@ -26218,7 +26218,7 @@
             </w:pPr>
             <w:r/>
             <w:r>
-              <w:t>696.50</w:t>
+              <w:t>698.50</w:t>
             </w:r>
           </w:p>
         </w:tc>
@@ -26246,7 +26246,7 @@
             </w:pPr>
             <w:r/>
             <w:r>
-              <w:t>707.00</w:t>
+              <w:t>709.00</w:t>
             </w:r>
           </w:p>
         </w:tc>
@@ -26274,7 +26274,7 @@
             </w:pPr>
             <w:r/>
             <w:r>
-              <w:t>681.75</w:t>
+              <w:t>683.75</w:t>
             </w:r>
           </w:p>
         </w:tc>
@@ -26305,7 +26305,7 @@
               <w:rPr>
                 <w:b/>
               </w:rPr>
-              <w:t>698.75</w:t>
+              <w:t>700.75</w:t>
             </w:r>
           </w:p>
         </w:tc>
@@ -26453,7 +26453,7 @@
             </w:pPr>
             <w:r/>
             <w:r>
-              <w:t>698.75</w:t>
+              <w:t>700.75</w:t>
             </w:r>
           </w:p>
         </w:tc>
@@ -26481,7 +26481,7 @@
             </w:pPr>
             <w:r/>
             <w:r>
-              <w:t>709.25</w:t>
+              <w:t>711.25</w:t>
             </w:r>
           </w:p>
         </w:tc>
@@ -26509,7 +26509,7 @@
             </w:pPr>
             <w:r/>
             <w:r>
-              <w:t>692.50</w:t>
+              <w:t>694.50</w:t>
             </w:r>
           </w:p>
         </w:tc>
@@ -26540,7 +26540,7 @@
               <w:rPr>
                 <w:b/>
               </w:rPr>
-              <w:t>699.50</w:t>
+              <w:t>701.50</w:t>
             </w:r>
           </w:p>
         </w:tc>
@@ -26688,7 +26688,7 @@
             </w:pPr>
             <w:r/>
             <w:r>
-              <w:t>699.50</w:t>
+              <w:t>701.50</w:t>
             </w:r>
           </w:p>
         </w:tc>
@@ -26716,7 +26716,7 @@
             </w:pPr>
             <w:r/>
             <w:r>
-              <w:t>713.75</w:t>
+              <w:t>715.75</w:t>
             </w:r>
           </w:p>
         </w:tc>
@@ -26744,7 +26744,7 @@
             </w:pPr>
             <w:r/>
             <w:r>
-              <w:t>684.75</w:t>
+              <w:t>686.75</w:t>
             </w:r>
           </w:p>
         </w:tc>
@@ -26775,7 +26775,7 @@
               <w:rPr>
                 <w:b/>
               </w:rPr>
-              <w:t>701.50</w:t>
+              <w:t>703.50</w:t>
             </w:r>
           </w:p>
         </w:tc>
@@ -26923,7 +26923,7 @@
             </w:pPr>
             <w:r/>
             <w:r>
-              <w:t>701.50</w:t>
+              <w:t>703.50</w:t>
             </w:r>
           </w:p>
         </w:tc>
@@ -26951,7 +26951,7 @@
             </w:pPr>
             <w:r/>
             <w:r>
-              <w:t>708.00</w:t>
+              <w:t>710.00</w:t>
             </w:r>
           </w:p>
         </w:tc>
@@ -26979,7 +26979,7 @@
             </w:pPr>
             <w:r/>
             <w:r>
-              <w:t>694.75</w:t>
+              <w:t>696.75</w:t>
             </w:r>
           </w:p>
         </w:tc>
@@ -27010,7 +27010,7 @@
               <w:rPr>
                 <w:b/>
               </w:rPr>
-              <w:t>701.75</w:t>
+              <w:t>703.75</w:t>
             </w:r>
           </w:p>
         </w:tc>
@@ -27158,7 +27158,7 @@
             </w:pPr>
             <w:r/>
             <w:r>
-              <w:t>701.75</w:t>
+              <w:t>703.75</w:t>
             </w:r>
           </w:p>
         </w:tc>
@@ -27186,7 +27186,7 @@
             </w:pPr>
             <w:r/>
             <w:r>
-              <w:t>712.00</w:t>
+              <w:t>714.00</w:t>
             </w:r>
           </w:p>
         </w:tc>
@@ -27214,7 +27214,7 @@
             </w:pPr>
             <w:r/>
             <w:r>
-              <w:t>693.75</w:t>
+              <w:t>695.75</w:t>
             </w:r>
           </w:p>
         </w:tc>
@@ -27245,7 +27245,7 @@
               <w:rPr>
                 <w:b/>
               </w:rPr>
-              <w:t>702.25</w:t>
+              <w:t>704.25</w:t>
             </w:r>
           </w:p>
         </w:tc>
@@ -27393,7 +27393,7 @@
             </w:pPr>
             <w:r/>
             <w:r>
-              <w:t>702.25</w:t>
+              <w:t>704.25</w:t>
             </w:r>
           </w:p>
         </w:tc>
@@ -27421,7 +27421,7 @@
             </w:pPr>
             <w:r/>
             <w:r>
-              <w:t>709.25</w:t>
+              <w:t>711.25</w:t>
             </w:r>
           </w:p>
         </w:tc>
@@ -27449,7 +27449,7 @@
             </w:pPr>
             <w:r/>
             <w:r>
-              <w:t>696.25</w:t>
+              <w:t>698.25</w:t>
             </w:r>
           </w:p>
         </w:tc>
@@ -27480,7 +27480,7 @@
               <w:rPr>
                 <w:b/>
               </w:rPr>
-              <w:t>701.50</w:t>
+              <w:t>703.50</w:t>
             </w:r>
           </w:p>
         </w:tc>
@@ -27628,7 +27628,7 @@
             </w:pPr>
             <w:r/>
             <w:r>
-              <w:t>701.50</w:t>
+              <w:t>703.50</w:t>
             </w:r>
           </w:p>
         </w:tc>
@@ -27656,7 +27656,7 @@
             </w:pPr>
             <w:r/>
             <w:r>
-              <w:t>715.00</w:t>
+              <w:t>717.00</w:t>
             </w:r>
           </w:p>
         </w:tc>
@@ -27684,7 +27684,7 @@
             </w:pPr>
             <w:r/>
             <w:r>
-              <w:t>688.50</w:t>
+              <w:t>690.50</w:t>
             </w:r>
           </w:p>
         </w:tc>
@@ -27715,7 +27715,7 @@
               <w:rPr>
                 <w:b/>
               </w:rPr>
-              <w:t>703.25</w:t>
+              <w:t>705.25</w:t>
             </w:r>
           </w:p>
         </w:tc>
@@ -27863,7 +27863,7 @@
             </w:pPr>
             <w:r/>
             <w:r>
-              <w:t>703.25</w:t>
+              <w:t>705.25</w:t>
             </w:r>
           </w:p>
         </w:tc>
@@ -27891,7 +27891,7 @@
             </w:pPr>
             <w:r/>
             <w:r>
-              <w:t>712.50</w:t>
+              <w:t>714.50</w:t>
             </w:r>
           </w:p>
         </w:tc>
@@ -27919,7 +27919,7 @@
             </w:pPr>
             <w:r/>
             <w:r>
-              <w:t>692.50</w:t>
+              <w:t>694.50</w:t>
             </w:r>
           </w:p>
         </w:tc>
@@ -27950,7 +27950,7 @@
               <w:rPr>
                 <w:b/>
               </w:rPr>
-              <w:t>703.75</w:t>
+              <w:t>705.75</w:t>
             </w:r>
           </w:p>
         </w:tc>
@@ -28098,7 +28098,7 @@
             </w:pPr>
             <w:r/>
             <w:r>
-              <w:t>703.75</w:t>
+              <w:t>705.75</w:t>
             </w:r>
           </w:p>
         </w:tc>
@@ -28126,7 +28126,7 @@
             </w:pPr>
             <w:r/>
             <w:r>
-              <w:t>716.00</w:t>
+              <w:t>718.00</w:t>
             </w:r>
           </w:p>
         </w:tc>
@@ -28154,7 +28154,7 @@
             </w:pPr>
             <w:r/>
             <w:r>
-              <w:t>689.50</w:t>
+              <w:t>691.50</w:t>
             </w:r>
           </w:p>
         </w:tc>
@@ -28185,7 +28185,7 @@
               <w:rPr>
                 <w:b/>
               </w:rPr>
-              <w:t>702.25</w:t>
+              <w:t>704.25</w:t>
             </w:r>
           </w:p>
         </w:tc>
@@ -28333,7 +28333,7 @@
             </w:pPr>
             <w:r/>
             <w:r>
-              <w:t>702.25</w:t>
+              <w:t>704.25</w:t>
             </w:r>
           </w:p>
         </w:tc>
@@ -28361,7 +28361,7 @@
             </w:pPr>
             <w:r/>
             <w:r>
-              <w:t>709.25</w:t>
+              <w:t>711.25</w:t>
             </w:r>
           </w:p>
         </w:tc>
@@ -28389,7 +28389,7 @@
             </w:pPr>
             <w:r/>
             <w:r>
-              <w:t>692.75</w:t>
+              <w:t>694.75</w:t>
             </w:r>
           </w:p>
         </w:tc>
@@ -28420,7 +28420,7 @@
               <w:rPr>
                 <w:b/>
               </w:rPr>
-              <w:t>702.75</w:t>
+              <w:t>704.75</w:t>
             </w:r>
           </w:p>
         </w:tc>
@@ -28568,7 +28568,7 @@
             </w:pPr>
             <w:r/>
             <w:r>
-              <w:t>702.75</w:t>
+              <w:t>704.75</w:t>
             </w:r>
           </w:p>
         </w:tc>
@@ -28596,7 +28596,7 @@
             </w:pPr>
             <w:r/>
             <w:r>
-              <w:t>713.25</w:t>
+              <w:t>715.25</w:t>
             </w:r>
           </w:p>
         </w:tc>
@@ -28624,7 +28624,7 @@
             </w:pPr>
             <w:r/>
             <w:r>
-              <w:t>695.50</w:t>
+              <w:t>697.50</w:t>
             </w:r>
           </w:p>
         </w:tc>
@@ -28655,7 +28655,7 @@
               <w:rPr>
                 <w:b/>
               </w:rPr>
-              <w:t>702.50</w:t>
+              <w:t>704.50</w:t>
             </w:r>
           </w:p>
         </w:tc>
@@ -28803,7 +28803,7 @@
             </w:pPr>
             <w:r/>
             <w:r>
-              <w:t>702.50</w:t>
+              <w:t>704.50</w:t>
             </w:r>
           </w:p>
         </w:tc>
@@ -28831,7 +28831,7 @@
             </w:pPr>
             <w:r/>
             <w:r>
-              <w:t>712.25</w:t>
+              <w:t>714.25</w:t>
             </w:r>
           </w:p>
         </w:tc>
@@ -28859,7 +28859,7 @@
             </w:pPr>
             <w:r/>
             <w:r>
-              <w:t>692.75</w:t>
+              <w:t>694.75</w:t>
             </w:r>
           </w:p>
         </w:tc>
@@ -28890,7 +28890,7 @@
               <w:rPr>
                 <w:b/>
               </w:rPr>
-              <w:t>703.00</w:t>
+              <w:t>705.00</w:t>
             </w:r>
           </w:p>
         </w:tc>
@@ -29038,7 +29038,7 @@
             </w:pPr>
             <w:r/>
             <w:r>
-              <w:t>703.00</w:t>
+              <w:t>705.00</w:t>
             </w:r>
           </w:p>
         </w:tc>
@@ -29066,7 +29066,7 @@
             </w:pPr>
             <w:r/>
             <w:r>
-              <w:t>713.75</w:t>
+              <w:t>715.75</w:t>
             </w:r>
           </w:p>
         </w:tc>
@@ -29094,7 +29094,7 @@
             </w:pPr>
             <w:r/>
             <w:r>
-              <w:t>695.75</w:t>
+              <w:t>697.75</w:t>
             </w:r>
           </w:p>
         </w:tc>
@@ -29125,7 +29125,7 @@
               <w:rPr>
                 <w:b/>
               </w:rPr>
-              <w:t>703.75</w:t>
+              <w:t>705.75</w:t>
             </w:r>
           </w:p>
         </w:tc>
@@ -29273,7 +29273,7 @@
             </w:pPr>
             <w:r/>
             <w:r>
-              <w:t>703.75</w:t>
+              <w:t>705.75</w:t>
             </w:r>
           </w:p>
         </w:tc>
@@ -29301,7 +29301,7 @@
             </w:pPr>
             <w:r/>
             <w:r>
-              <w:t>710.25</w:t>
+              <w:t>712.25</w:t>
             </w:r>
           </w:p>
         </w:tc>
@@ -29329,7 +29329,7 @@
             </w:pPr>
             <w:r/>
             <w:r>
-              <w:t>695.25</w:t>
+              <w:t>697.25</w:t>
             </w:r>
           </w:p>
         </w:tc>
@@ -29360,7 +29360,7 @@
               <w:rPr>
                 <w:b/>
               </w:rPr>
-              <w:t>704.25</w:t>
+              <w:t>706.25</w:t>
             </w:r>
           </w:p>
         </w:tc>
@@ -29508,7 +29508,7 @@
             </w:pPr>
             <w:r/>
             <w:r>
-              <w:t>704.25</w:t>
+              <w:t>706.25</w:t>
             </w:r>
           </w:p>
         </w:tc>
@@ -29536,7 +29536,7 @@
             </w:pPr>
             <w:r/>
             <w:r>
-              <w:t>715.25</w:t>
+              <w:t>717.25</w:t>
             </w:r>
           </w:p>
         </w:tc>
@@ -29564,7 +29564,7 @@
             </w:pPr>
             <w:r/>
             <w:r>
-              <w:t>692.50</w:t>
+              <w:t>694.50</w:t>
             </w:r>
           </w:p>
         </w:tc>
@@ -29595,7 +29595,7 @@
               <w:rPr>
                 <w:b/>
               </w:rPr>
-              <w:t>707.75</w:t>
+              <w:t>709.75</w:t>
             </w:r>
           </w:p>
         </w:tc>
@@ -29743,7 +29743,7 @@
             </w:pPr>
             <w:r/>
             <w:r>
-              <w:t>707.75</w:t>
+              <w:t>709.75</w:t>
             </w:r>
           </w:p>
         </w:tc>
@@ -29771,7 +29771,7 @@
             </w:pPr>
             <w:r/>
             <w:r>
-              <w:t>713.25</w:t>
+              <w:t>715.25</w:t>
             </w:r>
           </w:p>
         </w:tc>
@@ -29799,7 +29799,7 @@
             </w:pPr>
             <w:r/>
             <w:r>
-              <w:t>700.00</w:t>
+              <w:t>702.00</w:t>
             </w:r>
           </w:p>
         </w:tc>
@@ -29830,7 +29830,7 @@
               <w:rPr>
                 <w:b/>
               </w:rPr>
-              <w:t>708.50</w:t>
+              <w:t>710.50</w:t>
             </w:r>
           </w:p>
         </w:tc>
@@ -29978,7 +29978,7 @@
             </w:pPr>
             <w:r/>
             <w:r>
-              <w:t>708.50</w:t>
+              <w:t>710.50</w:t>
             </w:r>
           </w:p>
         </w:tc>
@@ -30006,7 +30006,7 @@
             </w:pPr>
             <w:r/>
             <w:r>
-              <w:t>717.75</w:t>
+              <w:t>719.75</w:t>
             </w:r>
           </w:p>
         </w:tc>
@@ -30034,7 +30034,7 @@
             </w:pPr>
             <w:r/>
             <w:r>
-              <w:t>702.00</w:t>
+              <w:t>704.00</w:t>
             </w:r>
           </w:p>
         </w:tc>
@@ -30065,7 +30065,7 @@
               <w:rPr>
                 <w:b/>
               </w:rPr>
-              <w:t>707.75</w:t>
+              <w:t>709.75</w:t>
             </w:r>
           </w:p>
         </w:tc>
@@ -30213,7 +30213,7 @@
             </w:pPr>
             <w:r/>
             <w:r>
-              <w:t>707.75</w:t>
+              <w:t>709.75</w:t>
             </w:r>
           </w:p>
         </w:tc>
@@ -30241,7 +30241,7 @@
             </w:pPr>
             <w:r/>
             <w:r>
-              <w:t>715.25</w:t>
+              <w:t>717.25</w:t>
             </w:r>
           </w:p>
         </w:tc>
@@ -30269,7 +30269,7 @@
             </w:pPr>
             <w:r/>
             <w:r>
-              <w:t>701.75</w:t>
+              <w:t>703.75</w:t>
             </w:r>
           </w:p>
         </w:tc>
@@ -30300,7 +30300,7 @@
               <w:rPr>
                 <w:b/>
               </w:rPr>
-              <w:t>706.75</w:t>
+              <w:t>708.75</w:t>
             </w:r>
           </w:p>
         </w:tc>
@@ -30448,7 +30448,7 @@
             </w:pPr>
             <w:r/>
             <w:r>
-              <w:t>706.75</w:t>
+              <w:t>708.75</w:t>
             </w:r>
           </w:p>
         </w:tc>
@@ -30476,7 +30476,7 @@
             </w:pPr>
             <w:r/>
             <w:r>
-              <w:t>713.75</w:t>
+              <w:t>715.75</w:t>
             </w:r>
           </w:p>
         </w:tc>
@@ -30504,7 +30504,7 @@
             </w:pPr>
             <w:r/>
             <w:r>
-              <w:t>693.25</w:t>
+              <w:t>695.25</w:t>
             </w:r>
           </w:p>
         </w:tc>
@@ -30535,7 +30535,7 @@
               <w:rPr>
                 <w:b/>
               </w:rPr>
-              <w:t>707.50</w:t>
+              <w:t>709.50</w:t>
             </w:r>
           </w:p>
         </w:tc>
@@ -30683,7 +30683,7 @@
             </w:pPr>
             <w:r/>
             <w:r>
-              <w:t>707.50</w:t>
+              <w:t>709.50</w:t>
             </w:r>
           </w:p>
         </w:tc>
@@ -30711,7 +30711,7 @@
             </w:pPr>
             <w:r/>
             <w:r>
-              <w:t>716.75</w:t>
+              <w:t>718.75</w:t>
             </w:r>
           </w:p>
         </w:tc>
@@ -30739,7 +30739,7 @@
             </w:pPr>
             <w:r/>
             <w:r>
-              <w:t>700.25</w:t>
+              <w:t>702.25</w:t>
             </w:r>
           </w:p>
         </w:tc>
@@ -30770,7 +30770,7 @@
               <w:rPr>
                 <w:b/>
               </w:rPr>
-              <w:t>707.25</w:t>
+              <w:t>709.25</w:t>
             </w:r>
           </w:p>
         </w:tc>
@@ -30918,7 +30918,7 @@
             </w:pPr>
             <w:r/>
             <w:r>
-              <w:t>707.25</w:t>
+              <w:t>709.25</w:t>
             </w:r>
           </w:p>
         </w:tc>
@@ -30946,7 +30946,7 @@
             </w:pPr>
             <w:r/>
             <w:r>
-              <w:t>715.75</w:t>
+              <w:t>717.75</w:t>
             </w:r>
           </w:p>
         </w:tc>
@@ -30974,7 +30974,7 @@
             </w:pPr>
             <w:r/>
             <w:r>
-              <w:t>693.25</w:t>
+              <w:t>695.25</w:t>
             </w:r>
           </w:p>
         </w:tc>
@@ -31005,7 +31005,7 @@
               <w:rPr>
                 <w:b/>
               </w:rPr>
-              <w:t>709.00</w:t>
+              <w:t>711.00</w:t>
             </w:r>
           </w:p>
         </w:tc>
@@ -31153,7 +31153,7 @@
             </w:pPr>
             <w:r/>
             <w:r>
-              <w:t>709.00</w:t>
+              <w:t>711.00</w:t>
             </w:r>
           </w:p>
         </w:tc>
@@ -31181,7 +31181,7 @@
             </w:pPr>
             <w:r/>
             <w:r>
-              <w:t>715.25</w:t>
+              <w:t>717.25</w:t>
             </w:r>
           </w:p>
         </w:tc>
@@ -31209,7 +31209,7 @@
             </w:pPr>
             <w:r/>
             <w:r>
-              <w:t>702.50</w:t>
+              <w:t>704.50</w:t>
             </w:r>
           </w:p>
         </w:tc>
@@ -31240,7 +31240,7 @@
               <w:rPr>
                 <w:b/>
               </w:rPr>
-              <w:t>708.25</w:t>
+              <w:t>710.25</w:t>
             </w:r>
           </w:p>
         </w:tc>
